--- a/Headless_Task-Grounded_Pick-and-Sort-and-Place_in_Gazebo/doc/FOUR_OBJECT_SORTING_REPORT.docx
+++ b/Headless_Task-Grounded_Pick-and-Sort-and-Place_in_Gazebo/doc/FOUR_OBJECT_SORTING_REPORT.docx
@@ -196,6 +196,23 @@
     </w:p>
     <w:p>
       <w:pPr>
+        <w:spacing w:after="40"/>
+      </w:pPr>
+      <w:r>
+        <w:rPr>
+          <w:b w:val="false"/>
+          <w:bCs w:val="false"/>
+          <w:i w:val="false"/>
+          <w:iCs w:val="false"/>
+          <w:color w:val="666666"/>
+          <w:sz w:val="18"/>
+          <w:szCs w:val="18"/>
+        </w:rPr>
+        <w:t xml:space="preserve">Updated 2026-10-04: finished on one WSL2 laptop, 60/60 batch, two datasets, two launch files (addendum §16–27)</w:t>
+      </w:r>
+    </w:p>
+    <w:p>
+      <w:pPr>
         <w:pBdr>
           <w:bottom w:val="single" w:color="C4CBC7" w:sz="6"/>
         </w:pBdr>
@@ -209,6 +226,56 @@
       </w:pPr>
       <w:r>
         <w:t xml:space="preserve">Overview</w:t>
+      </w:r>
+    </w:p>
+    <w:p>
+      <w:pPr>
+        <w:pBdr>
+          <w:left w:val="single" w:color="146356" w:sz="24"/>
+        </w:pBdr>
+        <w:shd w:fill="F5F5F3" w:val="clear"/>
+        <w:spacing w:after="160" w:before="120"/>
+        <w:ind w:left="200"/>
+      </w:pPr>
+      <w:r>
+        <w:rPr>
+          <w:b/>
+          <w:bCs/>
+        </w:rPr>
+        <w:t xml:space="preserve">Update, 2026-10-04 (addendum §16–27).</w:t>
+      </w:r>
+      <w:r>
+        <w:t xml:space="preserve"> The ceiling this report ends on was lifted. On 2–4 October the whole pipeline ran on a single WSL2 laptop with 7.8 GB visible to WSL (the September VM had ~3.8 GB): the recorder hang did not occur, every smoke episode completed, a 60-episode batch under one code version passed </w:t>
+      </w:r>
+      <w:r>
+        <w:rPr>
+          <w:b/>
+          <w:bCs/>
+        </w:rPr>
+        <w:t xml:space="preserve">60/60 on the first attempt</w:t>
+      </w:r>
+      <w:r>
+        <w:t xml:space="preserve">, both datasets were converted (</w:t>
+      </w:r>
+      <w:r>
+        <w:rPr>
+          <w:rFonts w:ascii="Consolas" w:cs="Consolas" w:eastAsia="Consolas" w:hAnsi="Consolas"/>
+          <w:color w:val="0E4A40"/>
+        </w:rPr>
+        <w:t xml:space="preserve">mycobot_sorting_train</w:t>
+      </w:r>
+      <w:r>
+        <w:t xml:space="preserve"> 48 episodes, </w:t>
+      </w:r>
+      <w:r>
+        <w:rPr>
+          <w:rFonts w:ascii="Consolas" w:cs="Consolas" w:eastAsia="Consolas" w:hAnsi="Consolas"/>
+          <w:color w:val="0E4A40"/>
+        </w:rPr>
+        <w:t xml:space="preserve">mycobot_sorting_heldout</w:t>
+      </w:r>
+      <w:r>
+        <w:t xml:space="preserve"> 12), and two launch files run any episode with or without the Gazebo GUI. Getting there changed the scene: object start positions (lift J2 ≤ 48°), the bins (80 mm opening, blue bin moved 10 mm) and the release (boxes released square to their bin). The sections above are kept as written on 2026-09-23; the addendum says what changed and why, with every number measured on the laptop.</w:t>
       </w:r>
     </w:p>
     <w:p>
@@ -2407,6 +2474,834 @@
         </w:rPr>
         <w:t xml:space="preserve">The one sentence that matters most: every part of this pipeline that does not require a running simulator is built, self-consistent, and verified — but no episode has ever completed against real physics on this machine, for reasons now diagnosed precisely enough that Role B should not have to rediscover them.</w:t>
       </w:r>
+    </w:p>
+    <w:p>
+      <w:pPr>
+        <w:keepNext/>
+        <w:spacing w:after="80" w:before="240"/>
+      </w:pPr>
+      <w:r>
+        <w:rPr>
+          <w:b/>
+          <w:bCs/>
+          <w:color w:val="0E4A40"/>
+          <w:sz w:val="24"/>
+          <w:szCs w:val="24"/>
+        </w:rPr>
+        <w:t xml:space="preserve">Spec vs. implemented: status on 2026-10-04</w:t>
+      </w:r>
+    </w:p>
+    <w:p>
+      <w:pPr>
+        <w:spacing w:after="160"/>
+      </w:pPr>
+      <w:r>
+        <w:rPr>
+          <w:color w:val="4B5B57"/>
+        </w:rPr>
+        <w:t xml:space="preserve">The table above is the 2026-09-23 status. This one gives each part whose status changed, and how.</w:t>
+      </w:r>
+    </w:p>
+    <w:tbl>
+      <w:tblPr>
+        <w:tblW w:type="dxa" w:w="9360"/>
+        <w:tblBorders>
+          <w:top w:val="single" w:color="C4CBC7" w:sz="4"/>
+          <w:left w:val="single" w:color="C4CBC7" w:sz="4"/>
+          <w:bottom w:val="single" w:color="C4CBC7" w:sz="4"/>
+          <w:right w:val="single" w:color="C4CBC7" w:sz="4"/>
+          <w:insideH w:val="single" w:color="C4CBC7" w:sz="4"/>
+          <w:insideV w:val="single" w:color="C4CBC7" w:sz="4"/>
+        </w:tblBorders>
+        <w:tblLayout w:type="fixed"/>
+      </w:tblPr>
+      <w:tblGrid>
+        <w:gridCol w:w="1300"/>
+        <w:gridCol w:w="3000"/>
+        <w:gridCol w:w="5060"/>
+      </w:tblGrid>
+      <w:tr>
+        <w:trPr>
+          <w:tblHeader/>
+        </w:trPr>
+        <w:tc>
+          <w:tcPr>
+            <w:tcW w:type="dxa" w:w="1300"/>
+            <w:shd w:fill="DEE3E0" w:val="clear"/>
+            <w:tcMar>
+              <w:top w:type="dxa" w:w="80"/>
+              <w:left w:type="dxa" w:w="100"/>
+              <w:bottom w:type="dxa" w:w="80"/>
+              <w:right w:type="dxa" w:w="100"/>
+            </w:tcMar>
+          </w:tcPr>
+          <w:p>
+            <w:r>
+              <w:rPr>
+                <w:b/>
+                <w:bCs/>
+                <w:color w:val="4B5B57"/>
+                <w:sz w:val="18"/>
+                <w:szCs w:val="18"/>
+              </w:rPr>
+              <w:t xml:space="preserve">Spec part</w:t>
+            </w:r>
+          </w:p>
+        </w:tc>
+        <w:tc>
+          <w:tcPr>
+            <w:tcW w:type="dxa" w:w="3000"/>
+            <w:shd w:fill="DEE3E0" w:val="clear"/>
+            <w:tcMar>
+              <w:top w:type="dxa" w:w="80"/>
+              <w:left w:type="dxa" w:w="100"/>
+              <w:bottom w:type="dxa" w:w="80"/>
+              <w:right w:type="dxa" w:w="100"/>
+            </w:tcMar>
+          </w:tcPr>
+          <w:p>
+            <w:r>
+              <w:rPr>
+                <w:b/>
+                <w:bCs/>
+                <w:color w:val="4B5B57"/>
+                <w:sz w:val="18"/>
+                <w:szCs w:val="18"/>
+              </w:rPr>
+              <w:t xml:space="preserve">Asked for</w:t>
+            </w:r>
+          </w:p>
+        </w:tc>
+        <w:tc>
+          <w:tcPr>
+            <w:tcW w:type="dxa" w:w="5060"/>
+            <w:shd w:fill="DEE3E0" w:val="clear"/>
+            <w:tcMar>
+              <w:top w:type="dxa" w:w="80"/>
+              <w:left w:type="dxa" w:w="100"/>
+              <w:bottom w:type="dxa" w:w="80"/>
+              <w:right w:type="dxa" w:w="100"/>
+            </w:tcMar>
+          </w:tcPr>
+          <w:p>
+            <w:r>
+              <w:rPr>
+                <w:b/>
+                <w:bCs/>
+                <w:color w:val="4B5B57"/>
+                <w:sz w:val="18"/>
+                <w:szCs w:val="18"/>
+              </w:rPr>
+              <w:t xml:space="preserve">Status on 2026-10-04</w:t>
+            </w:r>
+          </w:p>
+        </w:tc>
+      </w:tr>
+      <w:tr>
+        <w:trPr>
+          <w:cantSplit/>
+        </w:trPr>
+        <w:tc>
+          <w:tcPr>
+            <w:tcW w:type="dxa" w:w="1300"/>
+            <w:tcMar>
+              <w:top w:type="dxa" w:w="80"/>
+              <w:left w:type="dxa" w:w="100"/>
+              <w:bottom w:type="dxa" w:w="80"/>
+              <w:right w:type="dxa" w:w="100"/>
+            </w:tcMar>
+          </w:tcPr>
+          <w:p>
+            <w:r>
+              <w:rPr>
+                <w:sz w:val="19"/>
+                <w:szCs w:val="19"/>
+              </w:rPr>
+              <w:t xml:space="preserve">Part 4</w:t>
+            </w:r>
+          </w:p>
+        </w:tc>
+        <w:tc>
+          <w:tcPr>
+            <w:tcW w:type="dxa" w:w="3000"/>
+            <w:tcMar>
+              <w:top w:type="dxa" w:w="80"/>
+              <w:left w:type="dxa" w:w="100"/>
+              <w:bottom w:type="dxa" w:w="80"/>
+              <w:right w:type="dxa" w:w="100"/>
+            </w:tcMar>
+          </w:tcPr>
+          <w:p>
+            <w:r>
+              <w:rPr>
+                <w:sz w:val="19"/>
+                <w:szCs w:val="19"/>
+              </w:rPr>
+              <w:t xml:space="preserve">Bins 100 mm, positions from the world file.</w:t>
+            </w:r>
+          </w:p>
+        </w:tc>
+        <w:tc>
+          <w:tcPr>
+            <w:tcW w:type="dxa" w:w="5060"/>
+            <w:tcMar>
+              <w:top w:type="dxa" w:w="80"/>
+              <w:left w:type="dxa" w:w="100"/>
+              <w:bottom w:type="dxa" w:w="80"/>
+              <w:right w:type="dxa" w:w="100"/>
+            </w:tcMar>
+          </w:tcPr>
+          <w:p>
+            <w:r>
+              <w:rPr>
+                <w:sz w:val="19"/>
+                <w:szCs w:val="19"/>
+              </w:rPr>
+              <w:t xml:space="preserve">Bins changed to an </w:t>
+            </w:r>
+            <w:r>
+              <w:rPr>
+                <w:b/>
+                <w:bCs/>
+                <w:sz w:val="19"/>
+                <w:szCs w:val="19"/>
+              </w:rPr>
+              <w:t xml:space="preserve">80 mm opening</w:t>
+            </w:r>
+            <w:r>
+              <w:rPr>
+                <w:sz w:val="19"/>
+                <w:szCs w:val="19"/>
+              </w:rPr>
+              <w:t xml:space="preserve">, 3 mm walls, 86 mm outer; blue bin moved to (0.24, 0.01). The 100 mm bins interpenetrated (§25).</w:t>
+            </w:r>
+          </w:p>
+        </w:tc>
+      </w:tr>
+      <w:tr>
+        <w:trPr>
+          <w:cantSplit/>
+        </w:trPr>
+        <w:tc>
+          <w:tcPr>
+            <w:tcW w:type="dxa" w:w="1300"/>
+            <w:tcMar>
+              <w:top w:type="dxa" w:w="80"/>
+              <w:left w:type="dxa" w:w="100"/>
+              <w:bottom w:type="dxa" w:w="80"/>
+              <w:right w:type="dxa" w:w="100"/>
+            </w:tcMar>
+          </w:tcPr>
+          <w:p>
+            <w:r>
+              <w:rPr>
+                <w:sz w:val="19"/>
+                <w:szCs w:val="19"/>
+              </w:rPr>
+              <w:t xml:space="preserve">Part 6</w:t>
+            </w:r>
+          </w:p>
+        </w:tc>
+        <w:tc>
+          <w:tcPr>
+            <w:tcW w:type="dxa" w:w="3000"/>
+            <w:tcMar>
+              <w:top w:type="dxa" w:w="80"/>
+              <w:left w:type="dxa" w:w="100"/>
+              <w:bottom w:type="dxa" w:w="80"/>
+              <w:right w:type="dxa" w:w="100"/>
+            </w:tcMar>
+          </w:tcPr>
+          <w:p>
+            <w:r>
+              <w:rPr>
+                <w:sz w:val="19"/>
+                <w:szCs w:val="19"/>
+              </w:rPr>
+              <w:t xml:space="preserve">60-row matrix, held-out second camera.</w:t>
+            </w:r>
+          </w:p>
+        </w:tc>
+        <w:tc>
+          <w:tcPr>
+            <w:tcW w:type="dxa" w:w="5060"/>
+            <w:tcMar>
+              <w:top w:type="dxa" w:w="80"/>
+              <w:left w:type="dxa" w:w="100"/>
+              <w:bottom w:type="dxa" w:w="80"/>
+              <w:right w:type="dxa" w:w="100"/>
+            </w:tcMar>
+          </w:tcPr>
+          <w:p>
+            <w:r>
+              <w:rPr>
+                <w:sz w:val="19"/>
+                <w:szCs w:val="19"/>
+              </w:rPr>
+              <w:t xml:space="preserve">Matrix regenerated twice: object bases moved so every lift keeps J2 ≤ 48° (§24); objects kept 120 mm from the robot axis, on the board, and 5 mm outside every bin's real square (§24–25). Held out: a </w:t>
+            </w:r>
+            <w:r>
+              <w:rPr>
+                <w:b/>
+                <w:bCs/>
+                <w:sz w:val="19"/>
+                <w:szCs w:val="19"/>
+              </w:rPr>
+              <w:t xml:space="preserve">reserved camera configuration</w:t>
+            </w:r>
+            <w:r>
+              <w:rPr>
+                <w:sz w:val="19"/>
+                <w:szCs w:val="19"/>
+              </w:rPr>
+              <w:t xml:space="preserve"> of the table camera (spec 6.4, option 2), not </w:t>
+            </w:r>
+            <w:r>
+              <w:rPr>
+                <w:rFonts w:ascii="Consolas" w:cs="Consolas" w:eastAsia="Consolas" w:hAnsi="Consolas"/>
+                <w:color w:val="0E4A40"/>
+              </w:rPr>
+              <w:t xml:space="preserve">synth_camera_right</w:t>
+            </w:r>
+            <w:r>
+              <w:rPr>
+                <w:sz w:val="19"/>
+                <w:szCs w:val="19"/>
+              </w:rPr>
+              <w:t xml:space="preserve"> (§22).</w:t>
+            </w:r>
+          </w:p>
+        </w:tc>
+      </w:tr>
+      <w:tr>
+        <w:trPr>
+          <w:cantSplit/>
+        </w:trPr>
+        <w:tc>
+          <w:tcPr>
+            <w:tcW w:type="dxa" w:w="1300"/>
+            <w:tcMar>
+              <w:top w:type="dxa" w:w="80"/>
+              <w:left w:type="dxa" w:w="100"/>
+              <w:bottom w:type="dxa" w:w="80"/>
+              <w:right w:type="dxa" w:w="100"/>
+            </w:tcMar>
+          </w:tcPr>
+          <w:p>
+            <w:r>
+              <w:rPr>
+                <w:sz w:val="19"/>
+                <w:szCs w:val="19"/>
+              </w:rPr>
+              <w:t xml:space="preserve">Part 7</w:t>
+            </w:r>
+          </w:p>
+        </w:tc>
+        <w:tc>
+          <w:tcPr>
+            <w:tcW w:type="dxa" w:w="3000"/>
+            <w:tcMar>
+              <w:top w:type="dxa" w:w="80"/>
+              <w:left w:type="dxa" w:w="100"/>
+              <w:bottom w:type="dxa" w:w="80"/>
+              <w:right w:type="dxa" w:w="100"/>
+            </w:tcMar>
+          </w:tcPr>
+          <w:p>
+            <w:r>
+              <w:rPr>
+                <w:sz w:val="19"/>
+                <w:szCs w:val="19"/>
+              </w:rPr>
+              <w:t xml:space="preserve">Seven waypoints per episode, branch-consistent.</w:t>
+            </w:r>
+          </w:p>
+        </w:tc>
+        <w:tc>
+          <w:tcPr>
+            <w:tcW w:type="dxa" w:w="5060"/>
+            <w:tcMar>
+              <w:top w:type="dxa" w:w="80"/>
+              <w:left w:type="dxa" w:w="100"/>
+              <w:bottom w:type="dxa" w:w="80"/>
+              <w:right w:type="dxa" w:w="100"/>
+            </w:tcMar>
+          </w:tcPr>
+          <w:p>
+            <w:r>
+              <w:rPr>
+                <w:sz w:val="19"/>
+                <w:szCs w:val="19"/>
+              </w:rPr>
+              <w:t xml:space="preserve">Unchanged in form; the place column is now solved with the gripper's world yaw constrained, so boxes are released square to the bins (§25).</w:t>
+            </w:r>
+          </w:p>
+        </w:tc>
+      </w:tr>
+      <w:tr>
+        <w:trPr>
+          <w:cantSplit/>
+        </w:trPr>
+        <w:tc>
+          <w:tcPr>
+            <w:tcW w:type="dxa" w:w="1300"/>
+            <w:tcMar>
+              <w:top w:type="dxa" w:w="80"/>
+              <w:left w:type="dxa" w:w="100"/>
+              <w:bottom w:type="dxa" w:w="80"/>
+              <w:right w:type="dxa" w:w="100"/>
+            </w:tcMar>
+          </w:tcPr>
+          <w:p>
+            <w:r>
+              <w:rPr>
+                <w:sz w:val="19"/>
+                <w:szCs w:val="19"/>
+              </w:rPr>
+              <w:t xml:space="preserve">Part 8</w:t>
+            </w:r>
+          </w:p>
+        </w:tc>
+        <w:tc>
+          <w:tcPr>
+            <w:tcW w:type="dxa" w:w="3000"/>
+            <w:tcMar>
+              <w:top w:type="dxa" w:w="80"/>
+              <w:left w:type="dxa" w:w="100"/>
+              <w:bottom w:type="dxa" w:w="80"/>
+              <w:right w:type="dxa" w:w="100"/>
+            </w:tcMar>
+          </w:tcPr>
+          <w:p>
+            <w:r>
+              <w:rPr>
+                <w:sz w:val="19"/>
+                <w:szCs w:val="19"/>
+              </w:rPr>
+              <w:t xml:space="preserve">Smoke test: one episode per object.</w:t>
+            </w:r>
+          </w:p>
+        </w:tc>
+        <w:tc>
+          <w:tcPr>
+            <w:tcW w:type="dxa" w:w="5060"/>
+            <w:tcMar>
+              <w:top w:type="dxa" w:w="80"/>
+              <w:left w:type="dxa" w:w="100"/>
+              <w:bottom w:type="dxa" w:w="80"/>
+              <w:right w:type="dxa" w:w="100"/>
+            </w:tcMar>
+          </w:tcPr>
+          <w:p>
+            <w:r>
+              <w:rPr>
+                <w:b/>
+                <w:bCs/>
+                <w:sz w:val="19"/>
+                <w:szCs w:val="19"/>
+              </w:rPr>
+              <w:t xml:space="preserve">Done</w:t>
+            </w:r>
+            <w:r>
+              <w:rPr>
+                <w:sz w:val="19"/>
+                <w:szCs w:val="19"/>
+              </w:rPr>
+              <w:t xml:space="preserve">: episodes 1, 16, 43, 46 passed on 2026-10-03 (16 after two failed attempts) (§17).</w:t>
+            </w:r>
+          </w:p>
+        </w:tc>
+      </w:tr>
+      <w:tr>
+        <w:trPr>
+          <w:cantSplit/>
+        </w:trPr>
+        <w:tc>
+          <w:tcPr>
+            <w:tcW w:type="dxa" w:w="1300"/>
+            <w:tcMar>
+              <w:top w:type="dxa" w:w="80"/>
+              <w:left w:type="dxa" w:w="100"/>
+              <w:bottom w:type="dxa" w:w="80"/>
+              <w:right w:type="dxa" w:w="100"/>
+            </w:tcMar>
+          </w:tcPr>
+          <w:p>
+            <w:r>
+              <w:rPr>
+                <w:sz w:val="19"/>
+                <w:szCs w:val="19"/>
+              </w:rPr>
+              <w:t xml:space="preserve">Part 9</w:t>
+            </w:r>
+          </w:p>
+        </w:tc>
+        <w:tc>
+          <w:tcPr>
+            <w:tcW w:type="dxa" w:w="3000"/>
+            <w:tcMar>
+              <w:top w:type="dxa" w:w="80"/>
+              <w:left w:type="dxa" w:w="100"/>
+              <w:bottom w:type="dxa" w:w="80"/>
+              <w:right w:type="dxa" w:w="100"/>
+            </w:tcMar>
+          </w:tcPr>
+          <w:p>
+            <w:r>
+              <w:rPr>
+                <w:sz w:val="19"/>
+                <w:szCs w:val="19"/>
+              </w:rPr>
+              <w:t xml:space="preserve">PASS/FAIL/WRONG_BIN; three known-bad cases.</w:t>
+            </w:r>
+          </w:p>
+        </w:tc>
+        <w:tc>
+          <w:tcPr>
+            <w:tcW w:type="dxa" w:w="5060"/>
+            <w:tcMar>
+              <w:top w:type="dxa" w:w="80"/>
+              <w:left w:type="dxa" w:w="100"/>
+              <w:bottom w:type="dxa" w:w="80"/>
+              <w:right w:type="dxa" w:w="100"/>
+            </w:tcMar>
+          </w:tcPr>
+          <w:p>
+            <w:r>
+              <w:rPr>
+                <w:sz w:val="19"/>
+                <w:szCs w:val="19"/>
+              </w:rPr>
+              <w:t xml:space="preserve">Hardened: lowest-point settle rule, 15 self-test cases, frame-count and colour checks, one final verdict that also requires zero trajectory re-sends (§21).</w:t>
+            </w:r>
+          </w:p>
+        </w:tc>
+      </w:tr>
+      <w:tr>
+        <w:trPr>
+          <w:cantSplit/>
+        </w:trPr>
+        <w:tc>
+          <w:tcPr>
+            <w:tcW w:type="dxa" w:w="1300"/>
+            <w:tcMar>
+              <w:top w:type="dxa" w:w="80"/>
+              <w:left w:type="dxa" w:w="100"/>
+              <w:bottom w:type="dxa" w:w="80"/>
+              <w:right w:type="dxa" w:w="100"/>
+            </w:tcMar>
+          </w:tcPr>
+          <w:p>
+            <w:r>
+              <w:rPr>
+                <w:sz w:val="19"/>
+                <w:szCs w:val="19"/>
+              </w:rPr>
+              <w:t xml:space="preserve">Part 10</w:t>
+            </w:r>
+          </w:p>
+        </w:tc>
+        <w:tc>
+          <w:tcPr>
+            <w:tcW w:type="dxa" w:w="3000"/>
+            <w:tcMar>
+              <w:top w:type="dxa" w:w="80"/>
+              <w:left w:type="dxa" w:w="100"/>
+              <w:bottom w:type="dxa" w:w="80"/>
+              <w:right w:type="dxa" w:w="100"/>
+            </w:tcMar>
+          </w:tcPr>
+          <w:p>
+            <w:r>
+              <w:rPr>
+                <w:sz w:val="19"/>
+                <w:szCs w:val="19"/>
+              </w:rPr>
+              <w:t xml:space="preserve">Contracts, recorder lifecycle, </w:t>
+            </w:r>
+            <w:r>
+              <w:rPr>
+                <w:rFonts w:ascii="Consolas" w:cs="Consolas" w:eastAsia="Consolas" w:hAnsi="Consolas"/>
+                <w:color w:val="0E4A40"/>
+              </w:rPr>
+              <w:t xml:space="preserve">port_bag.py</w:t>
+            </w:r>
+            <w:r>
+              <w:rPr>
+                <w:sz w:val="19"/>
+                <w:szCs w:val="19"/>
+              </w:rPr>
+              <w:t xml:space="preserve">.</w:t>
+            </w:r>
+          </w:p>
+        </w:tc>
+        <w:tc>
+          <w:tcPr>
+            <w:tcW w:type="dxa" w:w="5060"/>
+            <w:tcMar>
+              <w:top w:type="dxa" w:w="80"/>
+              <w:left w:type="dxa" w:w="100"/>
+              <w:bottom w:type="dxa" w:w="80"/>
+              <w:right w:type="dxa" w:w="100"/>
+            </w:tcMar>
+          </w:tcPr>
+          <w:p>
+            <w:r>
+              <w:rPr>
+                <w:sz w:val="19"/>
+                <w:szCs w:val="19"/>
+              </w:rPr>
+              <w:t xml:space="preserve">Recorder brought up by direct service calls, 71 s → ~1 s (§17); </w:t>
+            </w:r>
+            <w:r>
+              <w:rPr>
+                <w:rFonts w:ascii="Consolas" w:cs="Consolas" w:eastAsia="Consolas" w:hAnsi="Consolas"/>
+                <w:color w:val="0E4A40"/>
+              </w:rPr>
+              <w:t xml:space="preserve">port_bag.py</w:t>
+            </w:r>
+            <w:r>
+              <w:rPr>
+                <w:sz w:val="19"/>
+                <w:szCs w:val="19"/>
+              </w:rPr>
+              <w:t xml:space="preserve"> exercised on real data: </w:t>
+            </w:r>
+            <w:r>
+              <w:rPr>
+                <w:b/>
+                <w:bCs/>
+                <w:sz w:val="19"/>
+                <w:szCs w:val="19"/>
+              </w:rPr>
+              <w:t xml:space="preserve">48 + 12 episodes converted</w:t>
+            </w:r>
+            <w:r>
+              <w:rPr>
+                <w:sz w:val="19"/>
+                <w:szCs w:val="19"/>
+              </w:rPr>
+              <w:t xml:space="preserve"> (§26).</w:t>
+            </w:r>
+          </w:p>
+        </w:tc>
+      </w:tr>
+      <w:tr>
+        <w:trPr>
+          <w:cantSplit/>
+        </w:trPr>
+        <w:tc>
+          <w:tcPr>
+            <w:tcW w:type="dxa" w:w="1300"/>
+            <w:tcMar>
+              <w:top w:type="dxa" w:w="80"/>
+              <w:left w:type="dxa" w:w="100"/>
+              <w:bottom w:type="dxa" w:w="80"/>
+              <w:right w:type="dxa" w:w="100"/>
+            </w:tcMar>
+          </w:tcPr>
+          <w:p>
+            <w:r>
+              <w:rPr>
+                <w:sz w:val="19"/>
+                <w:szCs w:val="19"/>
+              </w:rPr>
+              <w:t xml:space="preserve">Part 11</w:t>
+            </w:r>
+          </w:p>
+        </w:tc>
+        <w:tc>
+          <w:tcPr>
+            <w:tcW w:type="dxa" w:w="3000"/>
+            <w:tcMar>
+              <w:top w:type="dxa" w:w="80"/>
+              <w:left w:type="dxa" w:w="100"/>
+              <w:bottom w:type="dxa" w:w="80"/>
+              <w:right w:type="dxa" w:w="100"/>
+            </w:tcMar>
+          </w:tcPr>
+          <w:p>
+            <w:r>
+              <w:rPr>
+                <w:sz w:val="19"/>
+                <w:szCs w:val="19"/>
+              </w:rPr>
+              <w:t xml:space="preserve">Role A/Role B split; batch on Role B hardware.</w:t>
+            </w:r>
+          </w:p>
+        </w:tc>
+        <w:tc>
+          <w:tcPr>
+            <w:tcW w:type="dxa" w:w="5060"/>
+            <w:tcMar>
+              <w:top w:type="dxa" w:w="80"/>
+              <w:left w:type="dxa" w:w="100"/>
+              <w:bottom w:type="dxa" w:w="80"/>
+              <w:right w:type="dxa" w:w="100"/>
+            </w:tcMar>
+          </w:tcPr>
+          <w:p>
+            <w:r>
+              <w:rPr>
+                <w:sz w:val="19"/>
+                <w:szCs w:val="19"/>
+              </w:rPr>
+              <w:t xml:space="preserve">Both roles ran on </w:t>
+            </w:r>
+            <w:r>
+              <w:rPr>
+                <w:b/>
+                <w:bCs/>
+                <w:sz w:val="19"/>
+                <w:szCs w:val="19"/>
+              </w:rPr>
+              <w:t xml:space="preserve">one laptop</w:t>
+            </w:r>
+            <w:r>
+              <w:rPr>
+                <w:sz w:val="19"/>
+                <w:szCs w:val="19"/>
+              </w:rPr>
+              <w:t xml:space="preserve">; the batch took ~2.7 h (§23, §26). Two launch files added (§27).</w:t>
+            </w:r>
+          </w:p>
+        </w:tc>
+      </w:tr>
+      <w:tr>
+        <w:trPr>
+          <w:cantSplit/>
+        </w:trPr>
+        <w:tc>
+          <w:tcPr>
+            <w:tcW w:type="dxa" w:w="1300"/>
+            <w:tcMar>
+              <w:top w:type="dxa" w:w="80"/>
+              <w:left w:type="dxa" w:w="100"/>
+              <w:bottom w:type="dxa" w:w="80"/>
+              <w:right w:type="dxa" w:w="100"/>
+            </w:tcMar>
+          </w:tcPr>
+          <w:p>
+            <w:r>
+              <w:rPr>
+                <w:sz w:val="19"/>
+                <w:szCs w:val="19"/>
+              </w:rPr>
+              <w:t xml:space="preserve">Part 13</w:t>
+            </w:r>
+          </w:p>
+        </w:tc>
+        <w:tc>
+          <w:tcPr>
+            <w:tcW w:type="dxa" w:w="3000"/>
+            <w:tcMar>
+              <w:top w:type="dxa" w:w="80"/>
+              <w:left w:type="dxa" w:w="100"/>
+              <w:bottom w:type="dxa" w:w="80"/>
+              <w:right w:type="dxa" w:w="100"/>
+            </w:tcMar>
+          </w:tcPr>
+          <w:p>
+            <w:r>
+              <w:rPr>
+                <w:sz w:val="19"/>
+                <w:szCs w:val="19"/>
+              </w:rPr>
+              <w:t xml:space="preserve">Metric set; correct-bin rate as the headline.</w:t>
+            </w:r>
+          </w:p>
+        </w:tc>
+        <w:tc>
+          <w:tcPr>
+            <w:tcW w:type="dxa" w:w="5060"/>
+            <w:tcMar>
+              <w:top w:type="dxa" w:w="80"/>
+              <w:left w:type="dxa" w:w="100"/>
+              <w:bottom w:type="dxa" w:w="80"/>
+              <w:right w:type="dxa" w:w="100"/>
+            </w:tcMar>
+          </w:tcPr>
+          <w:p>
+            <w:r>
+              <w:rPr>
+                <w:sz w:val="19"/>
+                <w:szCs w:val="19"/>
+              </w:rPr>
+              <w:t xml:space="preserve">Measured for the scripted demonstrator: task success 60/60, correct bin 60/60, held-out 12/12, placement offset median 0.031 of the inner radius (max 0.149), 1/60 disturbed a non-target object &gt; 2 cm, yield 60/60 attempts (§26).</w:t>
+            </w:r>
+          </w:p>
+        </w:tc>
+      </w:tr>
+      <w:tr>
+        <w:trPr>
+          <w:cantSplit/>
+        </w:trPr>
+        <w:tc>
+          <w:tcPr>
+            <w:tcW w:type="dxa" w:w="1300"/>
+            <w:tcMar>
+              <w:top w:type="dxa" w:w="80"/>
+              <w:left w:type="dxa" w:w="100"/>
+              <w:bottom w:type="dxa" w:w="80"/>
+              <w:right w:type="dxa" w:w="100"/>
+            </w:tcMar>
+          </w:tcPr>
+          <w:p>
+            <w:r>
+              <w:rPr>
+                <w:sz w:val="19"/>
+                <w:szCs w:val="19"/>
+              </w:rPr>
+              <w:t xml:space="preserve">Appendix A</w:t>
+            </w:r>
+          </w:p>
+        </w:tc>
+        <w:tc>
+          <w:tcPr>
+            <w:tcW w:type="dxa" w:w="3000"/>
+            <w:tcMar>
+              <w:top w:type="dxa" w:w="80"/>
+              <w:left w:type="dxa" w:w="100"/>
+              <w:bottom w:type="dxa" w:w="80"/>
+              <w:right w:type="dxa" w:w="100"/>
+            </w:tcMar>
+          </w:tcPr>
+          <w:p>
+            <w:r>
+              <w:rPr>
+                <w:sz w:val="19"/>
+                <w:szCs w:val="19"/>
+              </w:rPr>
+              <w:t xml:space="preserve">Rows 10 (smoke test), 12 (batch), 13 (metrics).</w:t>
+            </w:r>
+          </w:p>
+        </w:tc>
+        <w:tc>
+          <w:tcPr>
+            <w:tcW w:type="dxa" w:w="5060"/>
+            <w:tcMar>
+              <w:top w:type="dxa" w:w="80"/>
+              <w:left w:type="dxa" w:w="100"/>
+              <w:bottom w:type="dxa" w:w="80"/>
+              <w:right w:type="dxa" w:w="100"/>
+            </w:tcMar>
+          </w:tcPr>
+          <w:p>
+            <w:r>
+              <w:rPr>
+                <w:sz w:val="19"/>
+                <w:szCs w:val="19"/>
+              </w:rPr>
+              <w:t xml:space="preserve">All three done (§17, §26).</w:t>
+            </w:r>
+          </w:p>
+        </w:tc>
+      </w:tr>
+    </w:tbl>
+    <w:p>
+      <w:pPr>
+        <w:spacing w:after="120"/>
+      </w:pPr>
     </w:p>
     <w:p>
       <w:pPr>
@@ -6521,6 +7416,6604 @@
     </w:tbl>
     <w:p>
       <w:pPr>
+        <w:pBdr>
+          <w:left w:val="single" w:color="146356" w:sz="24"/>
+        </w:pBdr>
+        <w:shd w:fill="F5F5F3" w:val="clear"/>
+        <w:spacing w:after="160" w:before="120"/>
+        <w:ind w:left="200"/>
+      </w:pPr>
+      <w:r>
+        <w:rPr>
+          <w:b/>
+          <w:bCs/>
+        </w:rPr>
+        <w:t xml:space="preserve">Update, 2026-10-04: Levels 3, 4 and 5 reached.</w:t>
+      </w:r>
+      <w:r>
+        <w:t xml:space="preserve"> The recorder reached </w:t>
+      </w:r>
+      <w:r>
+        <w:rPr>
+          <w:rFonts w:ascii="Consolas" w:cs="Consolas" w:eastAsia="Consolas" w:hAnsi="Consolas"/>
+          <w:color w:val="0E4A40"/>
+        </w:rPr>
+        <w:t xml:space="preserve">configured</w:t>
+      </w:r>
+      <w:r>
+        <w:t xml:space="preserve"> and </w:t>
+      </w:r>
+      <w:r>
+        <w:rPr>
+          <w:rFonts w:ascii="Consolas" w:cs="Consolas" w:eastAsia="Consolas" w:hAnsi="Consolas"/>
+          <w:color w:val="0E4A40"/>
+        </w:rPr>
+        <w:t xml:space="preserve">active</w:t>
+      </w:r>
+      <w:r>
+        <w:t xml:space="preserve"> on every episode (§17); every smoke episode and all 60 batch episodes reached a verdict (§17, §26); the 60-episode batch passed 60/60 under one code version and was converted to both datasets (§26).</w:t>
+      </w:r>
+    </w:p>
+    <w:p>
+      <w:pPr>
+        <w:pStyle w:val="Heading1"/>
+        <w:spacing w:after="120" w:before="320"/>
+      </w:pPr>
+      <w:r>
+        <w:t xml:space="preserve">Addendum, 2026-10-04: finished on one machine</w:t>
+      </w:r>
+    </w:p>
+    <w:p>
+      <w:pPr>
+        <w:spacing w:after="160"/>
+      </w:pPr>
+      <w:r>
+        <w:rPr>
+          <w:color w:val="4B5B57"/>
+        </w:rPr>
+        <w:t xml:space="preserve">Everything below happened on 2–4 October 2026 on one Windows laptop (Intel Core i7-11370H, 4 cores / 8 threads, 7.8 GB RAM and 2 GB swap visible in WSL2, Ubuntu 22.04.3, kernel 6.18.40.1-microsoft-standard-WSL2), in the </w:t>
+      </w:r>
+      <w:r>
+        <w:rPr>
+          <w:rFonts w:ascii="Consolas" w:cs="Consolas" w:eastAsia="Consolas" w:hAnsi="Consolas"/>
+          <w:color w:val="0E4A40"/>
+        </w:rPr>
+        <w:t xml:space="preserve">gazebo_to_lerobot</w:t>
+      </w:r>
+      <w:r>
+        <w:rPr>
+          <w:color w:val="4B5B57"/>
+        </w:rPr>
+        <w:t xml:space="preserve"> container (Ubuntu 24.04, ROS 2 Jazzy, Gazebo Harmonic, DART physics). Each step gives what was done, what it was measured with, and what it changed. The full numbers are in </w:t>
+      </w:r>
+      <w:r>
+        <w:rPr>
+          <w:rFonts w:ascii="Consolas" w:cs="Consolas" w:eastAsia="Consolas" w:hAnsi="Consolas"/>
+          <w:color w:val="0E4A40"/>
+        </w:rPr>
+        <w:t xml:space="preserve">MEASUREMENTS.md</w:t>
+      </w:r>
+      <w:r>
+        <w:rPr>
+          <w:color w:val="4B5B57"/>
+        </w:rPr>
+        <w:t xml:space="preserve"> §1–10, cited by section.</w:t>
+      </w:r>
+    </w:p>
+    <w:p>
+      <w:pPr>
+        <w:pStyle w:val="Heading2"/>
+        <w:spacing w:after="120" w:before="320"/>
+      </w:pPr>
+      <w:r>
+        <w:t xml:space="preserve">16. Starting point</w:t>
+      </w:r>
+    </w:p>
+    <w:p>
+      <w:pPr>
+        <w:spacing w:after="100"/>
+      </w:pPr>
+      <w:r>
+        <w:rPr>
+          <w:i/>
+          <w:iCs/>
+          <w:color w:val="4B5B57"/>
+        </w:rPr>
+        <w:t xml:space="preserve">Where the September handover left off, and what was different on the laptop.</w:t>
+      </w:r>
+    </w:p>
+    <w:p>
+      <w:pPr>
+        <w:spacing w:after="100"/>
+      </w:pPr>
+      <w:r>
+        <w:t xml:space="preserve">The project was copied into the container at </w:t>
+      </w:r>
+      <w:r>
+        <w:rPr>
+          <w:rFonts w:ascii="Consolas" w:cs="Consolas" w:eastAsia="Consolas" w:hAnsi="Consolas"/>
+          <w:color w:val="0E4A40"/>
+        </w:rPr>
+        <w:t xml:space="preserve">/workspace/htgspp</w:t>
+      </w:r>
+      <w:r>
+        <w:t xml:space="preserve"> and built against the container's ROS workspace. Added inside the container: </w:t>
+      </w:r>
+      <w:r>
+        <w:rPr>
+          <w:rFonts w:ascii="Consolas" w:cs="Consolas" w:eastAsia="Consolas" w:hAnsi="Consolas"/>
+          <w:color w:val="0E4A40"/>
+        </w:rPr>
+        <w:t xml:space="preserve">ros-jazzy-moveit-py</w:t>
+      </w:r>
+      <w:r>
+        <w:t xml:space="preserve">, </w:t>
+      </w:r>
+      <w:r>
+        <w:rPr>
+          <w:rFonts w:ascii="Consolas" w:cs="Consolas" w:eastAsia="Consolas" w:hAnsi="Consolas"/>
+          <w:color w:val="0E4A40"/>
+        </w:rPr>
+        <w:t xml:space="preserve">ffmpeg</w:t>
+      </w:r>
+      <w:r>
+        <w:t xml:space="preserve">, </w:t>
+      </w:r>
+      <w:r>
+        <w:rPr>
+          <w:rFonts w:ascii="Consolas" w:cs="Consolas" w:eastAsia="Consolas" w:hAnsi="Consolas"/>
+          <w:color w:val="0E4A40"/>
+        </w:rPr>
+        <w:t xml:space="preserve">python3-pip</w:t>
+      </w:r>
+      <w:r>
+        <w:t xml:space="preserve">, </w:t>
+      </w:r>
+      <w:r>
+        <w:rPr>
+          <w:rFonts w:ascii="Consolas" w:cs="Consolas" w:eastAsia="Consolas" w:hAnsi="Consolas"/>
+          <w:color w:val="0E4A40"/>
+        </w:rPr>
+        <w:t xml:space="preserve">pyarrow</w:t>
+      </w:r>
+      <w:r>
+        <w:t xml:space="preserve">, </w:t>
+      </w:r>
+      <w:r>
+        <w:rPr>
+          <w:rFonts w:ascii="Consolas" w:cs="Consolas" w:eastAsia="Consolas" w:hAnsi="Consolas"/>
+          <w:color w:val="0E4A40"/>
+        </w:rPr>
+        <w:t xml:space="preserve">bc</w:t>
+      </w:r>
+      <w:r>
+        <w:t xml:space="preserve">. The world became </w:t>
+      </w:r>
+      <w:r>
+        <w:rPr>
+          <w:rFonts w:ascii="Consolas" w:cs="Consolas" w:eastAsia="Consolas" w:hAnsi="Consolas"/>
+          <w:color w:val="0E4A40"/>
+        </w:rPr>
+        <w:t xml:space="preserve">worlds/sorting_table.sdf</w:t>
+      </w:r>
+      <w:r>
+        <w:t xml:space="preserve">: the </w:t>
+      </w:r>
+      <w:r>
+        <w:rPr>
+          <w:rFonts w:ascii="Consolas" w:cs="Consolas" w:eastAsia="Consolas" w:hAnsi="Consolas"/>
+          <w:color w:val="0E4A40"/>
+        </w:rPr>
+        <w:t xml:space="preserve">real_table</w:t>
+      </w:r>
+      <w:r>
+        <w:t xml:space="preserve"> bench with no objects or bins (</w:t>
+      </w:r>
+      <w:r>
+        <w:rPr>
+          <w:rFonts w:ascii="Consolas" w:cs="Consolas" w:eastAsia="Consolas" w:hAnsi="Consolas"/>
+          <w:color w:val="0E4A40"/>
+        </w:rPr>
+        <w:t xml:space="preserve">real_table.sdf</w:t>
+      </w:r>
+      <w:r>
+        <w:t xml:space="preserve"> carries one red cube and one red bin), so </w:t>
+      </w:r>
+      <w:r>
+        <w:rPr>
+          <w:rFonts w:ascii="Consolas" w:cs="Consolas" w:eastAsia="Consolas" w:hAnsi="Consolas"/>
+          <w:color w:val="0E4A40"/>
+        </w:rPr>
+        <w:t xml:space="preserve">spawn_scene.py</w:t>
+      </w:r>
+      <w:r>
+        <w:t xml:space="preserve"> places all four objects and four bins per episode.</w:t>
+      </w:r>
+    </w:p>
+    <w:p>
+      <w:pPr>
+        <w:spacing w:after="100"/>
+      </w:pPr>
+      <w:r>
+        <w:t xml:space="preserve">Two display settings carried over from the pick-and-place demo report (§24 there) apply to every run here: </w:t>
+      </w:r>
+      <w:r>
+        <w:rPr>
+          <w:rFonts w:ascii="Consolas" w:cs="Consolas" w:eastAsia="Consolas" w:hAnsi="Consolas"/>
+          <w:color w:val="0E4A40"/>
+        </w:rPr>
+        <w:t xml:space="preserve">DISPLAY=:0</w:t>
+      </w:r>
+      <w:r>
+        <w:t xml:space="preserve"> (WSLg), because the host's forwarded DISPLAY blocks the camera sensor and with it the simulation clock; and software OpenGL (llvmpipe), for the reason in §18.</w:t>
+      </w:r>
+    </w:p>
+    <w:p>
+      <w:pPr>
+        <w:pBdr>
+          <w:left w:val="single" w:color="146356" w:sz="24"/>
+        </w:pBdr>
+        <w:shd w:fill="F5F5F3" w:val="clear"/>
+        <w:spacing w:after="160" w:before="120"/>
+        <w:ind w:left="200"/>
+      </w:pPr>
+      <w:r>
+        <w:rPr>
+          <w:b/>
+          <w:bCs/>
+        </w:rPr>
+        <w:t xml:space="preserve">The memory ceiling of §12 did not apply.</w:t>
+      </w:r>
+      <w:r>
+        <w:t xml:space="preserve"> WSL2 saw 7.8 GB here, against ~3.8 GB on the September VM; three full simulator stacks at once used +2.1 GB with 4.75 GB still available (</w:t>
+      </w:r>
+      <w:r>
+        <w:rPr>
+          <w:rFonts w:ascii="Consolas" w:cs="Consolas" w:eastAsia="Consolas" w:hAnsi="Consolas"/>
+          <w:color w:val="0E4A40"/>
+        </w:rPr>
+        <w:t xml:space="preserve">MEASUREMENTS.md</w:t>
+      </w:r>
+      <w:r>
+        <w:t xml:space="preserve"> §7).</w:t>
+      </w:r>
+    </w:p>
+    <w:p>
+      <w:pPr>
+        <w:pStyle w:val="Heading2"/>
+        <w:spacing w:after="120" w:before="320"/>
+      </w:pPr>
+      <w:r>
+        <w:t xml:space="preserve">17. Smoke episodes and the recorder</w:t>
+      </w:r>
+    </w:p>
+    <w:p>
+      <w:pPr>
+        <w:spacing w:after="100"/>
+      </w:pPr>
+      <w:r>
+        <w:rPr>
+          <w:i/>
+          <w:iCs/>
+          <w:color w:val="4B5B57"/>
+        </w:rPr>
+        <w:t xml:space="preserve">Spec Part 8 and Appendix A row 10: one episode per object, recorded, verified.</w:t>
+      </w:r>
+    </w:p>
+    <w:p>
+      <w:pPr>
+        <w:spacing w:after="100"/>
+      </w:pPr>
+      <w:r>
+        <w:t xml:space="preserve">Four smoke episodes, one per object, on 2026-10-03: episode 1 (red) PASS, 43 (green, held out) PASS, 46 (yellow) PASS; episode 16 (blue) FAILED both attempts, then PASSED when re-run nine minutes later: its two FAILs were the verifier, not the episode. The centre-below-rim test rejected a correct placement, because a 50 mm object standing in a 30 mm-deep bin has its centre above the rim (fixed in §21). Then five consecutive episodes, 1–5: all PASS.</w:t>
+      </w:r>
+    </w:p>
+    <w:p>
+      <w:pPr>
+        <w:spacing w:after="100"/>
+      </w:pPr>
+      <w:r>
+        <w:rPr>
+          <w:b/>
+          <w:bCs/>
+        </w:rPr>
+        <w:t xml:space="preserve">The recorder hang of §13 did not occur</w:t>
+      </w:r>
+      <w:r>
+        <w:t xml:space="preserve">: </w:t>
+      </w:r>
+      <w:r>
+        <w:rPr>
+          <w:rFonts w:ascii="Consolas" w:cs="Consolas" w:eastAsia="Consolas" w:hAnsi="Consolas"/>
+          <w:color w:val="0E4A40"/>
+        </w:rPr>
+        <w:t xml:space="preserve">configure</w:t>
+      </w:r>
+      <w:r>
+        <w:t xml:space="preserve"> and </w:t>
+      </w:r>
+      <w:r>
+        <w:rPr>
+          <w:rFonts w:ascii="Consolas" w:cs="Consolas" w:eastAsia="Consolas" w:hAnsi="Consolas"/>
+          <w:color w:val="0E4A40"/>
+        </w:rPr>
+        <w:t xml:space="preserve">activate</w:t>
+      </w:r>
+      <w:r>
+        <w:t xml:space="preserve"> succeeded on the first try in every episode. What remained was cost: the two </w:t>
+      </w:r>
+      <w:r>
+        <w:rPr>
+          <w:rFonts w:ascii="Consolas" w:cs="Consolas" w:eastAsia="Consolas" w:hAnsi="Consolas"/>
+          <w:color w:val="0E4A40"/>
+        </w:rPr>
+        <w:t xml:space="preserve">ros2 lifecycle set --no-daemon --spin-time 15</w:t>
+      </w:r>
+      <w:r>
+        <w:t xml:space="preserve"> calls plus a fixed sleep took </w:t>
+      </w:r>
+      <w:r>
+        <w:rPr>
+          <w:b/>
+          <w:bCs/>
+        </w:rPr>
+        <w:t xml:space="preserve">71 s of a 234 s episode</w:t>
+      </w:r>
+      <w:r>
+        <w:t xml:space="preserve"> (30 %). The recorder's </w:t>
+      </w:r>
+      <w:r>
+        <w:rPr>
+          <w:rFonts w:ascii="Consolas" w:cs="Consolas" w:eastAsia="Consolas" w:hAnsi="Consolas"/>
+          <w:color w:val="0E4A40"/>
+        </w:rPr>
+        <w:t xml:space="preserve">change_state</w:t>
+      </w:r>
+      <w:r>
+        <w:t xml:space="preserve"> service is reachable ~1 s after start; each CLI call took ~31 s. </w:t>
+      </w:r>
+      <w:r>
+        <w:rPr>
+          <w:rFonts w:ascii="Consolas" w:cs="Consolas" w:eastAsia="Consolas" w:hAnsi="Consolas"/>
+          <w:color w:val="0E4A40"/>
+        </w:rPr>
+        <w:t xml:space="preserve">scripts/recorder_lifecycle.py</w:t>
+      </w:r>
+      <w:r>
+        <w:t xml:space="preserve"> waits on the service and calls it directly: </w:t>
+      </w:r>
+      <w:r>
+        <w:rPr>
+          <w:b/>
+          <w:bCs/>
+        </w:rPr>
+        <w:t xml:space="preserve">71 s → ~1 s</w:t>
+      </w:r>
+      <w:r>
+        <w:t xml:space="preserve">.</w:t>
+      </w:r>
+    </w:p>
+    <w:p>
+      <w:pPr>
+        <w:spacing w:after="100"/>
+      </w:pPr>
+      <w:r>
+        <w:t xml:space="preserve">One episode, broken down (</w:t>
+      </w:r>
+      <w:r>
+        <w:rPr>
+          <w:rFonts w:ascii="Consolas" w:cs="Consolas" w:eastAsia="Consolas" w:hAnsi="Consolas"/>
+          <w:color w:val="0E4A40"/>
+        </w:rPr>
+        <w:t xml:space="preserve">MEASUREMENTS.md</w:t>
+      </w:r>
+      <w:r>
+        <w:t xml:space="preserve"> §3): simulator to controllers active 14 s; spawn and settle 25 s; recorder 71 s (before the fix); motion 120 s, about half the episode; verify and teardown &lt; 1 s.</w:t>
+      </w:r>
+    </w:p>
+    <w:p>
+      <w:pPr>
+        <w:pStyle w:val="Heading2"/>
+        <w:spacing w:after="120" w:before="320"/>
+      </w:pPr>
+      <w:r>
+        <w:t xml:space="preserve">18. Rendering and speed</w:t>
+      </w:r>
+    </w:p>
+    <w:p>
+      <w:pPr>
+        <w:spacing w:after="100"/>
+      </w:pPr>
+      <w:r>
+        <w:rPr>
+          <w:i/>
+          <w:iCs/>
+          <w:color w:val="4B5B57"/>
+        </w:rPr>
+        <w:t xml:space="preserve">Why the cameras first looked free, why objects rendered white, and where the time goes.</w:t>
+      </w:r>
+    </w:p>
+    <w:p>
+      <w:pPr>
+        <w:spacing w:after="100"/>
+      </w:pPr>
+      <w:r>
+        <w:t xml:space="preserve">A first measurement concluded that cameras cost nothing; it was wrong, and is corrected in </w:t>
+      </w:r>
+      <w:r>
+        <w:rPr>
+          <w:rFonts w:ascii="Consolas" w:cs="Consolas" w:eastAsia="Consolas" w:hAnsi="Consolas"/>
+          <w:color w:val="0E4A40"/>
+        </w:rPr>
+        <w:t xml:space="preserve">MEASUREMENTS.md</w:t>
+      </w:r>
+      <w:r>
+        <w:t xml:space="preserve"> §1: </w:t>
+      </w:r>
+      <w:r>
+        <w:rPr>
+          <w:b/>
+          <w:bCs/>
+        </w:rPr>
+        <w:t xml:space="preserve">Gazebo renders a camera only when something subscribes to it</w:t>
+      </w:r>
+      <w:r>
+        <w:t xml:space="preserve">, and nothing did. With the camera actually rendering, the </w:t>
+      </w:r>
+      <w:r>
+        <w:rPr>
+          <w:b/>
+          <w:bCs/>
+        </w:rPr>
+        <w:t xml:space="preserve">sun's shadows</w:t>
+      </w:r>
+      <w:r>
+        <w:t xml:space="preserve"> took the real-time factor (RTF) to 0.006–0.011, about 100 s of wall clock per simulated second.</w:t>
+      </w:r>
+    </w:p>
+    <w:p>
+      <w:pPr>
+        <w:spacing w:after="100"/>
+      </w:pPr>
+      <w:r>
+        <w:rPr>
+          <w:b/>
+          <w:bCs/>
+        </w:rPr>
+        <w:t xml:space="preserve">On WSL's GPU path (D3D12) every object spawned at runtime renders white</w:t>
+      </w:r>
+      <w:r>
+        <w:t xml:space="preserve">, whatever its material, while static ones are coloured. A colour-sorting dataset cannot be recorded white. Software OpenGL (llvmpipe) renders colours correctly and, with shadows off, is also faster: RTF 0.304 against 0.144.</w:t>
+      </w:r>
+    </w:p>
+    <w:tbl>
+      <w:tblPr>
+        <w:tblW w:type="dxa" w:w="9360"/>
+        <w:tblBorders>
+          <w:top w:val="single" w:color="C4CBC7" w:sz="4"/>
+          <w:left w:val="single" w:color="C4CBC7" w:sz="4"/>
+          <w:bottom w:val="single" w:color="C4CBC7" w:sz="4"/>
+          <w:right w:val="single" w:color="C4CBC7" w:sz="4"/>
+          <w:insideH w:val="single" w:color="C4CBC7" w:sz="4"/>
+          <w:insideV w:val="single" w:color="C4CBC7" w:sz="4"/>
+        </w:tblBorders>
+        <w:tblLayout w:type="fixed"/>
+      </w:tblPr>
+      <w:tblGrid>
+        <w:gridCol w:w="3000"/>
+        <w:gridCol w:w="6360"/>
+      </w:tblGrid>
+      <w:tr>
+        <w:trPr>
+          <w:tblHeader/>
+        </w:trPr>
+        <w:tc>
+          <w:tcPr>
+            <w:tcW w:type="dxa" w:w="3000"/>
+            <w:shd w:fill="DEE3E0" w:val="clear"/>
+            <w:tcMar>
+              <w:top w:type="dxa" w:w="80"/>
+              <w:left w:type="dxa" w:w="100"/>
+              <w:bottom w:type="dxa" w:w="80"/>
+              <w:right w:type="dxa" w:w="100"/>
+            </w:tcMar>
+          </w:tcPr>
+          <w:p>
+            <w:r>
+              <w:rPr>
+                <w:b/>
+                <w:bCs/>
+                <w:color w:val="4B5B57"/>
+                <w:sz w:val="18"/>
+                <w:szCs w:val="18"/>
+              </w:rPr>
+              <w:t xml:space="preserve">Adopted</w:t>
+            </w:r>
+          </w:p>
+        </w:tc>
+        <w:tc>
+          <w:tcPr>
+            <w:tcW w:type="dxa" w:w="6360"/>
+            <w:shd w:fill="DEE3E0" w:val="clear"/>
+            <w:tcMar>
+              <w:top w:type="dxa" w:w="80"/>
+              <w:left w:type="dxa" w:w="100"/>
+              <w:bottom w:type="dxa" w:w="80"/>
+              <w:right w:type="dxa" w:w="100"/>
+            </w:tcMar>
+          </w:tcPr>
+          <w:p>
+            <w:r>
+              <w:rPr>
+                <w:b/>
+                <w:bCs/>
+                <w:color w:val="4B5B57"/>
+                <w:sz w:val="18"/>
+                <w:szCs w:val="18"/>
+              </w:rPr>
+              <w:t xml:space="preserve">Why</w:t>
+            </w:r>
+          </w:p>
+        </w:tc>
+      </w:tr>
+      <w:tr>
+        <w:trPr>
+          <w:cantSplit/>
+        </w:trPr>
+        <w:tc>
+          <w:tcPr>
+            <w:tcW w:type="dxa" w:w="3000"/>
+            <w:tcMar>
+              <w:top w:type="dxa" w:w="80"/>
+              <w:left w:type="dxa" w:w="100"/>
+              <w:bottom w:type="dxa" w:w="80"/>
+              <w:right w:type="dxa" w:w="100"/>
+            </w:tcMar>
+          </w:tcPr>
+          <w:p>
+            <w:r>
+              <w:rPr>
+                <w:sz w:val="19"/>
+                <w:szCs w:val="19"/>
+              </w:rPr>
+              <w:t xml:space="preserve">software OpenGL (llvmpipe)</w:t>
+            </w:r>
+          </w:p>
+        </w:tc>
+        <w:tc>
+          <w:tcPr>
+            <w:tcW w:type="dxa" w:w="6360"/>
+            <w:tcMar>
+              <w:top w:type="dxa" w:w="80"/>
+              <w:left w:type="dxa" w:w="100"/>
+              <w:bottom w:type="dxa" w:w="80"/>
+              <w:right w:type="dxa" w:w="100"/>
+            </w:tcMar>
+          </w:tcPr>
+          <w:p>
+            <w:r>
+              <w:rPr>
+                <w:sz w:val="19"/>
+                <w:szCs w:val="19"/>
+              </w:rPr>
+              <w:t xml:space="preserve">correct colours; RTF 0.304 vs 0.144 on the GPU path</w:t>
+            </w:r>
+          </w:p>
+        </w:tc>
+      </w:tr>
+      <w:tr>
+        <w:trPr>
+          <w:cantSplit/>
+        </w:trPr>
+        <w:tc>
+          <w:tcPr>
+            <w:tcW w:type="dxa" w:w="3000"/>
+            <w:tcMar>
+              <w:top w:type="dxa" w:w="80"/>
+              <w:left w:type="dxa" w:w="100"/>
+              <w:bottom w:type="dxa" w:w="80"/>
+              <w:right w:type="dxa" w:w="100"/>
+            </w:tcMar>
+          </w:tcPr>
+          <w:p>
+            <w:r>
+              <w:rPr>
+                <w:sz w:val="19"/>
+                <w:szCs w:val="19"/>
+              </w:rPr>
+              <w:t xml:space="preserve">sun </w:t>
+            </w:r>
+            <w:r>
+              <w:rPr>
+                <w:rFonts w:ascii="Consolas" w:cs="Consolas" w:eastAsia="Consolas" w:hAnsi="Consolas"/>
+                <w:color w:val="0E4A40"/>
+              </w:rPr>
+              <w:t xml:space="preserve">cast_shadows</w:t>
+            </w:r>
+            <w:r>
+              <w:rPr>
+                <w:sz w:val="19"/>
+                <w:szCs w:val="19"/>
+              </w:rPr>
+              <w:t xml:space="preserve"> false</w:t>
+            </w:r>
+          </w:p>
+        </w:tc>
+        <w:tc>
+          <w:tcPr>
+            <w:tcW w:type="dxa" w:w="6360"/>
+            <w:tcMar>
+              <w:top w:type="dxa" w:w="80"/>
+              <w:left w:type="dxa" w:w="100"/>
+              <w:bottom w:type="dxa" w:w="80"/>
+              <w:right w:type="dxa" w:w="100"/>
+            </w:tcMar>
+          </w:tcPr>
+          <w:p>
+            <w:r>
+              <w:rPr>
+                <w:sz w:val="19"/>
+                <w:szCs w:val="19"/>
+              </w:rPr>
+              <w:t xml:space="preserve">shadows took RTF to 0.006–0.011</w:t>
+            </w:r>
+          </w:p>
+        </w:tc>
+      </w:tr>
+      <w:tr>
+        <w:trPr>
+          <w:cantSplit/>
+        </w:trPr>
+        <w:tc>
+          <w:tcPr>
+            <w:tcW w:type="dxa" w:w="3000"/>
+            <w:tcMar>
+              <w:top w:type="dxa" w:w="80"/>
+              <w:left w:type="dxa" w:w="100"/>
+              <w:bottom w:type="dxa" w:w="80"/>
+              <w:right w:type="dxa" w:w="100"/>
+            </w:tcMar>
+          </w:tcPr>
+          <w:p>
+            <w:r>
+              <w:rPr>
+                <w:rFonts w:ascii="Consolas" w:cs="Consolas" w:eastAsia="Consolas" w:hAnsi="Consolas"/>
+                <w:color w:val="0E4A40"/>
+              </w:rPr>
+              <w:t xml:space="preserve">max_step_size</w:t>
+            </w:r>
+            <w:r>
+              <w:rPr>
+                <w:sz w:val="19"/>
+                <w:szCs w:val="19"/>
+              </w:rPr>
+              <w:t xml:space="preserve"> 0.002 (was 0.001)</w:t>
+            </w:r>
+          </w:p>
+        </w:tc>
+        <w:tc>
+          <w:tcPr>
+            <w:tcW w:type="dxa" w:w="6360"/>
+            <w:tcMar>
+              <w:top w:type="dxa" w:w="80"/>
+              <w:left w:type="dxa" w:w="100"/>
+              <w:bottom w:type="dxa" w:w="80"/>
+              <w:right w:type="dxa" w:w="100"/>
+            </w:tcMar>
+          </w:tcPr>
+          <w:p>
+            <w:r>
+              <w:rPr>
+                <w:sz w:val="19"/>
+                <w:szCs w:val="19"/>
+              </w:rPr>
+              <w:t xml:space="preserve">halving physics steps doubles RTF (0.206 → 0.413); harness 3/3 PASS</w:t>
+            </w:r>
+          </w:p>
+        </w:tc>
+      </w:tr>
+      <w:tr>
+        <w:trPr>
+          <w:cantSplit/>
+        </w:trPr>
+        <w:tc>
+          <w:tcPr>
+            <w:tcW w:type="dxa" w:w="3000"/>
+            <w:tcMar>
+              <w:top w:type="dxa" w:w="80"/>
+              <w:left w:type="dxa" w:w="100"/>
+              <w:bottom w:type="dxa" w:w="80"/>
+              <w:right w:type="dxa" w:w="100"/>
+            </w:tcMar>
+          </w:tcPr>
+          <w:p>
+            <w:r>
+              <w:rPr>
+                <w:sz w:val="19"/>
+                <w:szCs w:val="19"/>
+              </w:rPr>
+              <w:t xml:space="preserve">table camera 320×240 @ 30 Hz (was 1280×960 @ 10 Hz)</w:t>
+            </w:r>
+          </w:p>
+        </w:tc>
+        <w:tc>
+          <w:tcPr>
+            <w:tcW w:type="dxa" w:w="6360"/>
+            <w:tcMar>
+              <w:top w:type="dxa" w:w="80"/>
+              <w:left w:type="dxa" w:w="100"/>
+              <w:bottom w:type="dxa" w:w="80"/>
+              <w:right w:type="dxa" w:w="100"/>
+            </w:tcMar>
+          </w:tcPr>
+          <w:p>
+            <w:r>
+              <w:rPr>
+                <w:sz w:val="19"/>
+                <w:szCs w:val="19"/>
+              </w:rPr>
+              <w:t xml:space="preserve">the contract asks 30 fps; 3.7 MB frames were dropped (60 of ~210 reached the bag)</w:t>
+            </w:r>
+          </w:p>
+        </w:tc>
+      </w:tr>
+    </w:tbl>
+    <w:p>
+      <w:pPr>
+        <w:spacing w:after="120"/>
+      </w:pPr>
+    </w:p>
+    <w:p>
+      <w:pPr>
+        <w:pBdr>
+          <w:left w:val="single" w:color="8A5A12" w:sz="24"/>
+        </w:pBdr>
+        <w:shd w:fill="F5F5F3" w:val="clear"/>
+        <w:spacing w:after="160" w:before="120"/>
+        <w:ind w:left="200"/>
+      </w:pPr>
+      <w:r>
+        <w:rPr>
+          <w:b/>
+          <w:bCs/>
+        </w:rPr>
+        <w:t xml:space="preserve">Root cause of the low RTF, not fixed in this iteration:</w:t>
+      </w:r>
+      <w:r>
+        <w:t xml:space="preserve"> the robot's 14 triangle-mesh collision shapes. The bench alone runs at RTF 1.000; adding the robot without controllers drops it to 0.220; the cost scales with physics steps. Replacing the meshes with primitives is the next iteration's largest win (</w:t>
+      </w:r>
+      <w:r>
+        <w:rPr>
+          <w:rFonts w:ascii="Consolas" w:cs="Consolas" w:eastAsia="Consolas" w:hAnsi="Consolas"/>
+          <w:color w:val="0E4A40"/>
+        </w:rPr>
+        <w:t xml:space="preserve">doc/LIMITATIONS.md</w:t>
+      </w:r>
+      <w:r>
+        <w:t xml:space="preserve">).</w:t>
+      </w:r>
+    </w:p>
+    <w:p>
+      <w:pPr>
+        <w:pStyle w:val="Heading2"/>
+        <w:spacing w:after="120" w:before="320"/>
+      </w:pPr>
+      <w:r>
+        <w:t xml:space="preserve">19. Motion that arrives</w:t>
+      </w:r>
+    </w:p>
+    <w:p>
+      <w:pPr>
+        <w:spacing w:after="100"/>
+      </w:pPr>
+      <w:r>
+        <w:rPr>
+          <w:i/>
+          <w:iCs/>
+          <w:color w:val="4B5B57"/>
+        </w:rPr>
+        <w:t xml:space="preserve">A trajectory reported SUCCESSFUL is not an arm at its goal.</w:t>
+      </w:r>
+    </w:p>
+    <w:p>
+      <w:pPr>
+        <w:spacing w:after="100"/>
+      </w:pPr>
+      <w:r>
+        <w:t xml:space="preserve">With </w:t>
+      </w:r>
+      <w:r>
+        <w:rPr>
+          <w:rFonts w:ascii="Consolas" w:cs="Consolas" w:eastAsia="Consolas" w:hAnsi="Consolas"/>
+          <w:color w:val="0E4A40"/>
+        </w:rPr>
+        <w:t xml:space="preserve">goal_time: 0</w:t>
+      </w:r>
+      <w:r>
+        <w:t xml:space="preserve"> and no goal tolerances, the arm controller returned </w:t>
+      </w:r>
+      <w:r>
+        <w:rPr>
+          <w:rFonts w:ascii="Consolas" w:cs="Consolas" w:eastAsia="Consolas" w:hAnsi="Consolas"/>
+          <w:color w:val="0E4A40"/>
+        </w:rPr>
+        <w:t xml:space="preserve">SUCCESSFUL</w:t>
+      </w:r>
+      <w:r>
+        <w:t xml:space="preserve"> when the trajectory's time ran out, with the arm measured </w:t>
+      </w:r>
+      <w:r>
+        <w:rPr>
+          <w:b/>
+          <w:bCs/>
+        </w:rPr>
+        <w:t xml:space="preserve">2.5–8.2° short</w:t>
+      </w:r>
+      <w:r>
+        <w:t xml:space="preserve">. The controller configuration (</w:t>
+      </w:r>
+      <w:r>
+        <w:rPr>
+          <w:rFonts w:ascii="Consolas" w:cs="Consolas" w:eastAsia="Consolas" w:hAnsi="Consolas"/>
+          <w:color w:val="0E4A40"/>
+        </w:rPr>
+        <w:t xml:space="preserve">Gazebo_to_LeRobot_Pipeline/overrides/.../controller.yaml</w:t>
+      </w:r>
+      <w:r>
+        <w:t xml:space="preserve">) now sets a goal tolerance of 0.026 rad (1.5°) per joint and </w:t>
+      </w:r>
+      <w:r>
+        <w:rPr>
+          <w:rFonts w:ascii="Consolas" w:cs="Consolas" w:eastAsia="Consolas" w:hAnsi="Consolas"/>
+          <w:color w:val="0E4A40"/>
+        </w:rPr>
+        <w:t xml:space="preserve">goal_time: 1.0</w:t>
+      </w:r>
+      <w:r>
+        <w:t xml:space="preserve"> simulated second.</w:t>
+      </w:r>
+    </w:p>
+    <w:p>
+      <w:pPr>
+        <w:spacing w:after="100"/>
+      </w:pPr>
+      <w:r>
+        <w:rPr>
+          <w:rFonts w:ascii="Consolas" w:cs="Consolas" w:eastAsia="Consolas" w:hAnsi="Consolas"/>
+          <w:color w:val="0E4A40"/>
+        </w:rPr>
+        <w:t xml:space="preserve">run_pick_and_place.py</w:t>
+      </w:r>
+      <w:r>
+        <w:t xml:space="preserve"> sends each pose as a </w:t>
+      </w:r>
+      <w:r>
+        <w:rPr>
+          <w:rFonts w:ascii="Consolas" w:cs="Consolas" w:eastAsia="Consolas" w:hAnsi="Consolas"/>
+          <w:color w:val="0E4A40"/>
+        </w:rPr>
+        <w:t xml:space="preserve">FollowJointTrajectory</w:t>
+      </w:r>
+      <w:r>
+        <w:t xml:space="preserve"> action, waits in </w:t>
+      </w:r>
+      <w:r>
+        <w:rPr>
+          <w:b/>
+          <w:bCs/>
+        </w:rPr>
+        <w:t xml:space="preserve">simulated</w:t>
+      </w:r>
+      <w:r>
+        <w:t xml:space="preserve"> time (</w:t>
+      </w:r>
+      <w:r>
+        <w:rPr>
+          <w:rFonts w:ascii="Consolas" w:cs="Consolas" w:eastAsia="Consolas" w:hAnsi="Consolas"/>
+          <w:color w:val="0E4A40"/>
+        </w:rPr>
+        <w:t xml:space="preserve">/clock</w:t>
+      </w:r>
+      <w:r>
+        <w:t xml:space="preserve">), checks convergence, and re-sends </w:t>
+      </w:r>
+      <w:r>
+        <w:rPr>
+          <w:b/>
+          <w:bCs/>
+        </w:rPr>
+        <w:t xml:space="preserve">once</w:t>
+      </w:r>
+      <w:r>
+        <w:t xml:space="preserve"> at most; a pose still not reached raises </w:t>
+      </w:r>
+      <w:r>
+        <w:rPr>
+          <w:rFonts w:ascii="Consolas" w:cs="Consolas" w:eastAsia="Consolas" w:hAnsi="Consolas"/>
+          <w:color w:val="0E4A40"/>
+        </w:rPr>
+        <w:t xml:space="preserve">ARM_NOT_CONVERGED</w:t>
+      </w:r>
+      <w:r>
+        <w:t xml:space="preserve"> and fails the episode. A re-send changes the recorded trajectory, so any re-send fails the final verdict (§21). Gains were not touched (raising them was tried on 28/08 and withdrawn).</w:t>
+      </w:r>
+    </w:p>
+    <w:p>
+      <w:pPr>
+        <w:pStyle w:val="Heading2"/>
+        <w:spacing w:after="120" w:before="320"/>
+      </w:pPr>
+      <w:r>
+        <w:t xml:space="preserve">20. Per-object welds and the weld race</w:t>
+      </w:r>
+    </w:p>
+    <w:p>
+      <w:pPr>
+        <w:spacing w:after="100"/>
+      </w:pPr>
+      <w:r>
+        <w:rPr>
+          <w:i/>
+          <w:iCs/>
+          <w:color w:val="4B5B57"/>
+        </w:rPr>
+        <w:t xml:space="preserve">The simulated attachment (A8), made one weld per object and confirmed, not assumed.</w:t>
+      </w:r>
+    </w:p>
+    <w:p>
+      <w:pPr>
+        <w:spacing w:after="100"/>
+      </w:pPr>
+      <w:r>
+        <w:t xml:space="preserve">Each object model carries its own </w:t>
+      </w:r>
+      <w:r>
+        <w:rPr>
+          <w:rFonts w:ascii="Consolas" w:cs="Consolas" w:eastAsia="Consolas" w:hAnsi="Consolas"/>
+          <w:color w:val="0E4A40"/>
+        </w:rPr>
+        <w:t xml:space="preserve">DetachableJoint</w:t>
+      </w:r>
+      <w:r>
+        <w:t xml:space="preserve"> to </w:t>
+      </w:r>
+      <w:r>
+        <w:rPr>
+          <w:rFonts w:ascii="Consolas" w:cs="Consolas" w:eastAsia="Consolas" w:hAnsi="Consolas"/>
+          <w:color w:val="0E4A40"/>
+        </w:rPr>
+        <w:t xml:space="preserve">link6</w:t>
+      </w:r>
+      <w:r>
+        <w:t xml:space="preserve">, with its own topics </w:t>
+      </w:r>
+      <w:r>
+        <w:rPr>
+          <w:rFonts w:ascii="Consolas" w:cs="Consolas" w:eastAsia="Consolas" w:hAnsi="Consolas"/>
+          <w:color w:val="0E4A40"/>
+        </w:rPr>
+        <w:t xml:space="preserve">/htgspp/&lt;name&gt;/{attach,detach,attached}</w:t>
+      </w:r>
+      <w:r>
+        <w:t xml:space="preserve">. gz-sim 8's plugin </w:t>
+      </w:r>
+      <w:r>
+        <w:rPr>
+          <w:b/>
+          <w:bCs/>
+        </w:rPr>
+        <w:t xml:space="preserve">welds on load</w:t>
+      </w:r>
+      <w:r>
+        <w:t xml:space="preserve"> and has no option not to: with the scene spawned, every object was welded to the gripper and the arm could not leave HOME. </w:t>
+      </w:r>
+      <w:r>
+        <w:rPr>
+          <w:rFonts w:ascii="Consolas" w:cs="Consolas" w:eastAsia="Consolas" w:hAnsi="Consolas"/>
+          <w:color w:val="0E4A40"/>
+        </w:rPr>
+        <w:t xml:space="preserve">spawn_scene.py</w:t>
+      </w:r>
+      <w:r>
+        <w:t xml:space="preserve"> releases each weld right after spawning it.</w:t>
+      </w:r>
+    </w:p>
+    <w:p>
+      <w:pPr>
+        <w:spacing w:after="100"/>
+      </w:pPr>
+      <w:r>
+        <w:rPr>
+          <w:rFonts w:ascii="Consolas" w:cs="Consolas" w:eastAsia="Consolas" w:hAnsi="Consolas"/>
+          <w:color w:val="0E4A40"/>
+        </w:rPr>
+        <w:t xml:space="preserve">scripts/weld.py</w:t>
+      </w:r>
+      <w:r>
+        <w:t xml:space="preserve"> publishes only once the plugin is subscribed, then </w:t>
+      </w:r>
+      <w:r>
+        <w:rPr>
+          <w:b/>
+          <w:bCs/>
+        </w:rPr>
+        <w:t xml:space="preserve">waits for the plugin's own </w:t>
+      </w:r>
+      <w:r>
+        <w:rPr>
+          <w:rFonts w:ascii="Consolas" w:cs="Consolas" w:eastAsia="Consolas" w:hAnsi="Consolas"/>
+          <w:b/>
+          <w:bCs/>
+          <w:color w:val="0E4A40"/>
+        </w:rPr>
+        <w:t xml:space="preserve">attached</w:t>
+      </w:r>
+      <w:r>
+        <w:rPr>
+          <w:b/>
+          <w:bCs/>
+        </w:rPr>
+        <w:t xml:space="preserve">/</w:t>
+      </w:r>
+      <w:r>
+        <w:rPr>
+          <w:rFonts w:ascii="Consolas" w:cs="Consolas" w:eastAsia="Consolas" w:hAnsi="Consolas"/>
+          <w:b/>
+          <w:bCs/>
+          <w:color w:val="0E4A40"/>
+        </w:rPr>
+        <w:t xml:space="preserve">detached</w:t>
+      </w:r>
+      <w:r>
+        <w:rPr>
+          <w:b/>
+          <w:bCs/>
+        </w:rPr>
+        <w:t xml:space="preserve"> report</w:t>
+      </w:r>
+      <w:r>
+        <w:t xml:space="preserve"> and re-publishes if it does not come (3 attempts). Two failures led there: a box that never rose although its attach message was delivered (episode 57), and held-out episode 13, where an object stayed welded from spawn and was dragged off the table. Root cause of the second, found with a probe: the plugin subscribes to its detach topic </w:t>
+      </w:r>
+      <w:r>
+        <w:rPr>
+          <w:b/>
+          <w:bCs/>
+        </w:rPr>
+        <w:t xml:space="preserve">before</w:t>
+      </w:r>
+      <w:r>
+        <w:t xml:space="preserve"> it creates the joint, so a release landing in between is ignored and the object is welded afterwards. Re-publishing closes it; on the probe it needed 2 publishes, once.</w:t>
+      </w:r>
+    </w:p>
+    <w:p>
+      <w:pPr>
+        <w:spacing w:after="100"/>
+      </w:pPr>
+      <w:r>
+        <w:t xml:space="preserve">Two postconditions guard the grasp: </w:t>
+      </w:r>
+      <w:r>
+        <w:rPr>
+          <w:rFonts w:ascii="Consolas" w:cs="Consolas" w:eastAsia="Consolas" w:hAnsi="Consolas"/>
+          <w:color w:val="0E4A40"/>
+        </w:rPr>
+        <w:t xml:space="preserve">OBJECT_MOVED_BEFORE_GRASP</w:t>
+      </w:r>
+      <w:r>
+        <w:t xml:space="preserve"> (target moved &gt; 5 mm during the approach) and </w:t>
+      </w:r>
+      <w:r>
+        <w:rPr>
+          <w:rFonts w:ascii="Consolas" w:cs="Consolas" w:eastAsia="Consolas" w:hAnsi="Consolas"/>
+          <w:color w:val="0E4A40"/>
+        </w:rPr>
+        <w:t xml:space="preserve">WELD_CONFIRMED_BUT_NOT_CARRIED</w:t>
+      </w:r>
+      <w:r>
+        <w:t xml:space="preserve"> (rose &lt; 5 cm on the lift).</w:t>
+      </w:r>
+    </w:p>
+    <w:p>
+      <w:pPr>
+        <w:pStyle w:val="Heading2"/>
+        <w:spacing w:after="120" w:before="320"/>
+      </w:pPr>
+      <w:r>
+        <w:t xml:space="preserve">21. Verification hardened</w:t>
+      </w:r>
+    </w:p>
+    <w:p>
+      <w:pPr>
+        <w:spacing w:after="100"/>
+      </w:pPr>
+      <w:r>
+        <w:rPr>
+          <w:i/>
+          <w:iCs/>
+          <w:color w:val="4B5B57"/>
+        </w:rPr>
+        <w:t xml:space="preserve">Spec Part 9, extended so a PASS means the recording is usable, not only the motion.</w:t>
+      </w:r>
+    </w:p>
+    <w:p>
+      <w:pPr>
+        <w:pStyle w:val="ListParagraph"/>
+        <w:numPr>
+          <w:ilvl w:val="0"/>
+          <w:numId w:val="1"/>
+        </w:numPr>
+        <w:spacing w:after="100"/>
+      </w:pPr>
+      <w:r>
+        <w:rPr>
+          <w:b/>
+          <w:bCs/>
+        </w:rPr>
+        <w:t xml:space="preserve">Settled in the bin</w:t>
+      </w:r>
+      <w:r>
+        <w:t xml:space="preserve"> uses the object's lowest point, not its centre: </w:t>
+      </w:r>
+      <w:r>
+        <w:rPr>
+          <w:rFonts w:ascii="Consolas" w:cs="Consolas" w:eastAsia="Consolas" w:hAnsi="Consolas"/>
+          <w:color w:val="0E4A40"/>
+        </w:rPr>
+        <w:t xml:space="preserve">z ≤ rim_z + half-height − 10 mm</w:t>
+      </w:r>
+      <w:r>
+        <w:t xml:space="preserve"> (</w:t>
+      </w:r>
+      <w:r>
+        <w:rPr>
+          <w:rFonts w:ascii="Consolas" w:cs="Consolas" w:eastAsia="Consolas" w:hAnsi="Consolas"/>
+          <w:color w:val="0E4A40"/>
+        </w:rPr>
+        <w:t xml:space="preserve">checks.py</w:t>
+      </w:r>
+      <w:r>
+        <w:t xml:space="preserve">); the centre test had rejected a correct blue-cube placement (smoke episode 16). </w:t>
+      </w:r>
+      <w:r>
+        <w:rPr>
+          <w:rFonts w:ascii="Consolas" w:cs="Consolas" w:eastAsia="Consolas" w:hAnsi="Consolas"/>
+          <w:color w:val="0E4A40"/>
+        </w:rPr>
+        <w:t xml:space="preserve">test_verifier.py</w:t>
+      </w:r>
+      <w:r>
+        <w:t xml:space="preserve">: </w:t>
+      </w:r>
+      <w:r>
+        <w:rPr>
+          <w:b/>
+          <w:bCs/>
+        </w:rPr>
+        <w:t xml:space="preserve">15 cases</w:t>
+      </w:r>
+      <w:r>
+        <w:t xml:space="preserve"> (positives per shape at realistic heights, on the rim, lying on another object, wrong bin, no lift, disturbed distractor), all classified correctly.</w:t>
+      </w:r>
+    </w:p>
+    <w:p>
+      <w:pPr>
+        <w:pStyle w:val="ListParagraph"/>
+        <w:numPr>
+          <w:ilvl w:val="0"/>
+          <w:numId w:val="1"/>
+        </w:numPr>
+        <w:spacing w:after="100"/>
+      </w:pPr>
+      <w:r>
+        <w:rPr>
+          <w:b/>
+          <w:bCs/>
+        </w:rPr>
+        <w:t xml:space="preserve">Frames</w:t>
+      </w:r>
+      <w:r>
+        <w:t xml:space="preserve">: </w:t>
+      </w:r>
+      <w:r>
+        <w:rPr>
+          <w:rFonts w:ascii="Consolas" w:cs="Consolas" w:eastAsia="Consolas" w:hAnsi="Consolas"/>
+          <w:color w:val="0E4A40"/>
+        </w:rPr>
+        <w:t xml:space="preserve">check_frames.py</w:t>
+      </w:r>
+      <w:r>
+        <w:t xml:space="preserve"> counts camera frames received against 30 fps over the recorded simulated span, and the largest gap (</w:t>
+      </w:r>
+      <w:r>
+        <w:rPr>
+          <w:rFonts w:ascii="Consolas" w:cs="Consolas" w:eastAsia="Consolas" w:hAnsi="Consolas"/>
+          <w:color w:val="0E4A40"/>
+        </w:rPr>
+        <w:t xml:space="preserve">frames.json</w:t>
+      </w:r>
+      <w:r>
+        <w:t xml:space="preserve">).</w:t>
+      </w:r>
+    </w:p>
+    <w:p>
+      <w:pPr>
+        <w:pStyle w:val="ListParagraph"/>
+        <w:numPr>
+          <w:ilvl w:val="0"/>
+          <w:numId w:val="1"/>
+        </w:numPr>
+        <w:spacing w:after="100"/>
+      </w:pPr>
+      <w:r>
+        <w:rPr>
+          <w:b/>
+          <w:bCs/>
+        </w:rPr>
+        <w:t xml:space="preserve">Colour</w:t>
+      </w:r>
+      <w:r>
+        <w:t xml:space="preserve">: </w:t>
+      </w:r>
+      <w:r>
+        <w:rPr>
+          <w:rFonts w:ascii="Consolas" w:cs="Consolas" w:eastAsia="Consolas" w:hAnsi="Consolas"/>
+          <w:color w:val="0E4A40"/>
+        </w:rPr>
+        <w:t xml:space="preserve">check_colour.py</w:t>
+      </w:r>
+      <w:r>
+        <w:t xml:space="preserve"> projects the target into the first frame and requires its own colour in an 11×11 window (≥ 25 %), the guard against the white rendering of §18.</w:t>
+      </w:r>
+    </w:p>
+    <w:p>
+      <w:pPr>
+        <w:pStyle w:val="ListParagraph"/>
+        <w:numPr>
+          <w:ilvl w:val="0"/>
+          <w:numId w:val="1"/>
+        </w:numPr>
+        <w:spacing w:after="100"/>
+      </w:pPr>
+      <w:r>
+        <w:rPr>
+          <w:b/>
+          <w:bCs/>
+        </w:rPr>
+        <w:t xml:space="preserve">One final verdict</w:t>
+      </w:r>
+      <w:r>
+        <w:t xml:space="preserve">: </w:t>
+      </w:r>
+      <w:r>
+        <w:rPr>
+          <w:rFonts w:ascii="Consolas" w:cs="Consolas" w:eastAsia="Consolas" w:hAnsi="Consolas"/>
+          <w:color w:val="0E4A40"/>
+        </w:rPr>
+        <w:t xml:space="preserve">finalize_verdict.py</w:t>
+      </w:r>
+      <w:r>
+        <w:t xml:space="preserve"> writes PASS only if motion, frames and colour pass and there were zero trajectory re-sends; </w:t>
+      </w:r>
+      <w:r>
+        <w:rPr>
+          <w:rFonts w:ascii="Consolas" w:cs="Consolas" w:eastAsia="Consolas" w:hAnsi="Consolas"/>
+          <w:color w:val="0E4A40"/>
+        </w:rPr>
+        <w:t xml:space="preserve">port_bag.py</w:t>
+      </w:r>
+      <w:r>
+        <w:t xml:space="preserve"> re-checks frames, colour and re-sends independently.</w:t>
+      </w:r>
+    </w:p>
+    <w:p>
+      <w:pPr>
+        <w:pStyle w:val="Heading2"/>
+        <w:spacing w:after="120" w:before="320"/>
+      </w:pPr>
+      <w:r>
+        <w:t xml:space="preserve">22. Held-out condition and scene variation</w:t>
+      </w:r>
+    </w:p>
+    <w:p>
+      <w:pPr>
+        <w:spacing w:after="100"/>
+      </w:pPr>
+      <w:r>
+        <w:rPr>
+          <w:i/>
+          <w:iCs/>
+          <w:color w:val="4B5B57"/>
+        </w:rPr>
+        <w:t xml:space="preserve">Spec 6.3–6.4: hold out a condition, not images.</w:t>
+      </w:r>
+    </w:p>
+    <w:p>
+      <w:pPr>
+        <w:spacing w:after="100"/>
+      </w:pPr>
+      <w:r>
+        <w:t xml:space="preserve">The held-out split is a </w:t>
+      </w:r>
+      <w:r>
+        <w:rPr>
+          <w:b/>
+          <w:bCs/>
+        </w:rPr>
+        <w:t xml:space="preserve">reserved camera configuration</w:t>
+      </w:r>
+      <w:r>
+        <w:t xml:space="preserve"> of the table camera: </w:t>
+      </w:r>
+      <w:r>
+        <w:rPr>
+          <w:rFonts w:ascii="Consolas" w:cs="Consolas" w:eastAsia="Consolas" w:hAnsi="Consolas"/>
+          <w:color w:val="0E4A40"/>
+        </w:rPr>
+        <w:t xml:space="preserve">heldout_oblique</w:t>
+      </w:r>
+      <w:r>
+        <w:t xml:space="preserve">, front-right and oblique, used by no train episode, against </w:t>
+      </w:r>
+      <w:r>
+        <w:rPr>
+          <w:rFonts w:ascii="Consolas" w:cs="Consolas" w:eastAsia="Consolas" w:hAnsi="Consolas"/>
+          <w:color w:val="0E4A40"/>
+        </w:rPr>
+        <w:t xml:space="preserve">train_overhead</w:t>
+      </w:r>
+      <w:r>
+        <w:t xml:space="preserve"> for all train episodes. Both record </w:t>
+      </w:r>
+      <w:r>
+        <w:rPr>
+          <w:rFonts w:ascii="Consolas" w:cs="Consolas" w:eastAsia="Consolas" w:hAnsi="Consolas"/>
+          <w:color w:val="0E4A40"/>
+        </w:rPr>
+        <w:t xml:space="preserve">/camera/image_raw</w:t>
+      </w:r>
+      <w:r>
+        <w:t xml:space="preserve">, so no second sensor or bridge is needed; this is the spec's option 2 in 6.4 (a table-camera pose offset). The held-out contract's topic changed accordingly.</w:t>
+      </w:r>
+    </w:p>
+    <w:p>
+      <w:pPr>
+        <w:spacing w:after="100"/>
+      </w:pPr>
+      <w:r>
+        <w:t xml:space="preserve">Every episode also varies, from a seed derived from its number (20261003 + episode): camera pose ±2 cm / ±2° around its configuration, sun direction and intensity, fill and ambient light, and table texture (8 variants, generated by </w:t>
+      </w:r>
+      <w:r>
+        <w:rPr>
+          <w:rFonts w:ascii="Consolas" w:cs="Consolas" w:eastAsia="Consolas" w:hAnsi="Consolas"/>
+          <w:color w:val="0E4A40"/>
+        </w:rPr>
+        <w:t xml:space="preserve">make_table_textures.sh</w:t>
+      </w:r>
+      <w:r>
+        <w:t xml:space="preserve">). </w:t>
+      </w:r>
+      <w:r>
+        <w:rPr>
+          <w:rFonts w:ascii="Consolas" w:cs="Consolas" w:eastAsia="Consolas" w:hAnsi="Consolas"/>
+          <w:color w:val="0E4A40"/>
+        </w:rPr>
+        <w:t xml:space="preserve">make_episode_world.py</w:t>
+      </w:r>
+      <w:r>
+        <w:t xml:space="preserve"> writes the episode's world and records the values in its metadata (</w:t>
+      </w:r>
+      <w:r>
+        <w:rPr>
+          <w:rFonts w:ascii="Consolas" w:cs="Consolas" w:eastAsia="Consolas" w:hAnsi="Consolas"/>
+          <w:color w:val="0E4A40"/>
+        </w:rPr>
+        <w:t xml:space="preserve">scene_variation</w:t>
+      </w:r>
+      <w:r>
+        <w:t xml:space="preserve">).</w:t>
+      </w:r>
+    </w:p>
+    <w:p>
+      <w:pPr>
+        <w:pStyle w:val="Heading2"/>
+        <w:spacing w:after="120" w:before="320"/>
+      </w:pPr>
+      <w:r>
+        <w:t xml:space="preserve">23. The batch driver</w:t>
+      </w:r>
+    </w:p>
+    <w:p>
+      <w:pPr>
+        <w:spacing w:after="100"/>
+      </w:pPr>
+      <w:r>
+        <w:rPr>
+          <w:i/>
+          <w:iCs/>
+          <w:color w:val="4B5B57"/>
+        </w:rPr>
+        <w:t xml:space="preserve">Spec Part 11: unattended, but every attempt accountable.</w:t>
+      </w:r>
+    </w:p>
+    <w:p>
+      <w:pPr>
+        <w:pStyle w:val="ListParagraph"/>
+        <w:numPr>
+          <w:ilvl w:val="0"/>
+          <w:numId w:val="1"/>
+        </w:numPr>
+        <w:spacing w:after="100"/>
+      </w:pPr>
+      <w:r>
+        <w:t xml:space="preserve">Two attempts per episode, a </w:t>
+      </w:r>
+      <w:r>
+        <w:rPr>
+          <w:b/>
+          <w:bCs/>
+        </w:rPr>
+        <w:t xml:space="preserve">20-minute watchdog</w:t>
+      </w:r>
+      <w:r>
+        <w:t xml:space="preserve"> per attempt (</w:t>
+      </w:r>
+      <w:r>
+        <w:rPr>
+          <w:rFonts w:ascii="Consolas" w:cs="Consolas" w:eastAsia="Consolas" w:hAnsi="Consolas"/>
+          <w:color w:val="0E4A40"/>
+        </w:rPr>
+        <w:t xml:space="preserve">timeout -k 20 1200</w:t>
+      </w:r>
+      <w:r>
+        <w:t xml:space="preserve">).</w:t>
+      </w:r>
+    </w:p>
+    <w:p>
+      <w:pPr>
+        <w:pStyle w:val="ListParagraph"/>
+        <w:numPr>
+          <w:ilvl w:val="0"/>
+          <w:numId w:val="1"/>
+        </w:numPr>
+        <w:spacing w:after="100"/>
+      </w:pPr>
+      <w:r>
+        <w:t xml:space="preserve">Every attempt's metadata, logs and verdicts kept as </w:t>
+      </w:r>
+      <w:r>
+        <w:rPr>
+          <w:rFonts w:ascii="Consolas" w:cs="Consolas" w:eastAsia="Consolas" w:hAnsi="Consolas"/>
+          <w:color w:val="0E4A40"/>
+        </w:rPr>
+        <w:t xml:space="preserve">attempt_meta/ep_NNN/&lt;file&gt;.attempt&lt;N&gt;.&lt;ext&gt;</w:t>
+      </w:r>
+      <w:r>
+        <w:t xml:space="preserve">: a retry no longer erases why the first attempt failed.</w:t>
+      </w:r>
+    </w:p>
+    <w:p>
+      <w:pPr>
+        <w:pStyle w:val="ListParagraph"/>
+        <w:numPr>
+          <w:ilvl w:val="0"/>
+          <w:numId w:val="1"/>
+        </w:numPr>
+        <w:spacing w:after="100"/>
+      </w:pPr>
+      <w:r>
+        <w:rPr>
+          <w:b/>
+          <w:bCs/>
+        </w:rPr>
+        <w:t xml:space="preserve">Circuit breaker</w:t>
+      </w:r>
+      <w:r>
+        <w:t xml:space="preserve">: stops after 3 consecutive episodes fail every attempt.</w:t>
+      </w:r>
+    </w:p>
+    <w:p>
+      <w:pPr>
+        <w:pStyle w:val="ListParagraph"/>
+        <w:numPr>
+          <w:ilvl w:val="0"/>
+          <w:numId w:val="1"/>
+        </w:numPr>
+        <w:spacing w:after="100"/>
+      </w:pPr>
+      <w:r>
+        <w:t xml:space="preserve">The start line records the container ID and name and a </w:t>
+      </w:r>
+      <w:r>
+        <w:rPr>
+          <w:b/>
+          <w:bCs/>
+        </w:rPr>
+        <w:t xml:space="preserve">code version</w:t>
+      </w:r>
+      <w:r>
+        <w:t xml:space="preserve">: a hash of everything that shapes an episode (</w:t>
+      </w:r>
+      <w:r>
+        <w:rPr>
+          <w:rFonts w:ascii="Consolas" w:cs="Consolas" w:eastAsia="Consolas" w:hAnsi="Consolas"/>
+          <w:color w:val="0E4A40"/>
+        </w:rPr>
+        <w:t xml:space="preserve">scripts</w:t>
+      </w:r>
+      <w:r>
+        <w:t xml:space="preserve">, </w:t>
+      </w:r>
+      <w:r>
+        <w:rPr>
+          <w:rFonts w:ascii="Consolas" w:cs="Consolas" w:eastAsia="Consolas" w:hAnsi="Consolas"/>
+          <w:color w:val="0E4A40"/>
+        </w:rPr>
+        <w:t xml:space="preserve">models</w:t>
+      </w:r>
+      <w:r>
+        <w:t xml:space="preserve">, </w:t>
+      </w:r>
+      <w:r>
+        <w:rPr>
+          <w:rFonts w:ascii="Consolas" w:cs="Consolas" w:eastAsia="Consolas" w:hAnsi="Consolas"/>
+          <w:color w:val="0E4A40"/>
+        </w:rPr>
+        <w:t xml:space="preserve">worlds</w:t>
+      </w:r>
+      <w:r>
+        <w:t xml:space="preserve">, </w:t>
+      </w:r>
+      <w:r>
+        <w:rPr>
+          <w:rFonts w:ascii="Consolas" w:cs="Consolas" w:eastAsia="Consolas" w:hAnsi="Consolas"/>
+          <w:color w:val="0E4A40"/>
+        </w:rPr>
+        <w:t xml:space="preserve">config</w:t>
+      </w:r>
+      <w:r>
+        <w:t xml:space="preserve">, </w:t>
+      </w:r>
+      <w:r>
+        <w:rPr>
+          <w:rFonts w:ascii="Consolas" w:cs="Consolas" w:eastAsia="Consolas" w:hAnsi="Consolas"/>
+          <w:color w:val="0E4A40"/>
+        </w:rPr>
+        <w:t xml:space="preserve">contracts</w:t>
+      </w:r>
+      <w:r>
+        <w:t xml:space="preserve">).</w:t>
+      </w:r>
+    </w:p>
+    <w:p>
+      <w:pPr>
+        <w:pStyle w:val="ListParagraph"/>
+        <w:numPr>
+          <w:ilvl w:val="0"/>
+          <w:numId w:val="1"/>
+        </w:numPr>
+        <w:spacing w:after="100"/>
+      </w:pPr>
+      <w:r>
+        <w:rPr>
+          <w:rFonts w:ascii="Consolas" w:cs="Consolas" w:eastAsia="Consolas" w:hAnsi="Consolas"/>
+          <w:b/>
+          <w:bCs/>
+          <w:color w:val="0E4A40"/>
+        </w:rPr>
+        <w:t xml:space="preserve">BATCH_HOME</w:t>
+      </w:r>
+      <w:r>
+        <w:t xml:space="preserve">: a test of </w:t>
+      </w:r>
+      <w:r>
+        <w:rPr>
+          <w:rFonts w:ascii="Consolas" w:cs="Consolas" w:eastAsia="Consolas" w:hAnsi="Consolas"/>
+          <w:color w:val="0E4A40"/>
+        </w:rPr>
+        <w:t xml:space="preserve">batch.sh</w:t>
+      </w:r>
+      <w:r>
+        <w:t xml:space="preserve"> must point it at a scratch directory. A circuit-breaker test once appended fake rows to the real results file; they were removed and the removal is logged in </w:t>
+      </w:r>
+      <w:r>
+        <w:rPr>
+          <w:rFonts w:ascii="Consolas" w:cs="Consolas" w:eastAsia="Consolas" w:hAnsi="Consolas"/>
+          <w:color w:val="0E4A40"/>
+        </w:rPr>
+        <w:t xml:space="preserve">batch.log</w:t>
+      </w:r>
+      <w:r>
+        <w:t xml:space="preserve">.</w:t>
+      </w:r>
+    </w:p>
+    <w:p>
+      <w:pPr>
+        <w:pStyle w:val="Heading2"/>
+        <w:spacing w:after="120" w:before="320"/>
+      </w:pPr>
+      <w:r>
+        <w:t xml:space="preserve">24. First batch and the reach limit</w:t>
+      </w:r>
+    </w:p>
+    <w:p>
+      <w:pPr>
+        <w:spacing w:after="100"/>
+      </w:pPr>
+      <w:r>
+        <w:rPr>
+          <w:i/>
+          <w:iCs/>
+          <w:color w:val="4B5B57"/>
+        </w:rPr>
+        <w:t xml:space="preserve">The 2026-10-03 batch: 54/60, and why it is not the dataset.</w:t>
+      </w:r>
+    </w:p>
+    <w:p>
+      <w:pPr>
+        <w:spacing w:after="100"/>
+      </w:pPr>
+      <w:r>
+        <w:t xml:space="preserve">60 episodes over three code versions (</w:t>
+      </w:r>
+      <w:r>
+        <w:rPr>
+          <w:rFonts w:ascii="Consolas" w:cs="Consolas" w:eastAsia="Consolas" w:hAnsi="Consolas"/>
+          <w:color w:val="0E4A40"/>
+        </w:rPr>
+        <w:t xml:space="preserve">447b480d6d69</w:t>
+      </w:r>
+      <w:r>
+        <w:t xml:space="preserve"> episodes 1–12, </w:t>
+      </w:r>
+      <w:r>
+        <w:rPr>
+          <w:rFonts w:ascii="Consolas" w:cs="Consolas" w:eastAsia="Consolas" w:hAnsi="Consolas"/>
+          <w:color w:val="0E4A40"/>
+        </w:rPr>
+        <w:t xml:space="preserve">42621a3db603</w:t>
+      </w:r>
+      <w:r>
+        <w:t xml:space="preserve"> re-runs 13–15, </w:t>
+      </w:r>
+      <w:r>
+        <w:rPr>
+          <w:rFonts w:ascii="Consolas" w:cs="Consolas" w:eastAsia="Consolas" w:hAnsi="Consolas"/>
+          <w:color w:val="0E4A40"/>
+        </w:rPr>
+        <w:t xml:space="preserve">8bfeb7a4c34f</w:t>
+      </w:r>
+      <w:r>
+        <w:t xml:space="preserve"> 16–60): </w:t>
+      </w:r>
+      <w:r>
+        <w:rPr>
+          <w:b/>
+          <w:bCs/>
+        </w:rPr>
+        <w:t xml:space="preserve">54 PASS</w:t>
+      </w:r>
+      <w:r>
+        <w:t xml:space="preserve">, six retry-passes (13, 14, 15, 29, 48, 57), six failed both attempts (20, 21, 35, 36, 39, 44). All six failed at the LIFT, welded, in poses that fold the arm: </w:t>
+      </w:r>
+      <w:r>
+        <w:rPr>
+          <w:rFonts w:ascii="Consolas" w:cs="Consolas" w:eastAsia="Consolas" w:hAnsi="Consolas"/>
+          <w:color w:val="0E4A40"/>
+        </w:rPr>
+        <w:t xml:space="preserve">ARM_NOT_CONVERGED</w:t>
+      </w:r>
+      <w:r>
+        <w:t xml:space="preserve">, 6.2–6.5° short.</w:t>
+      </w:r>
+    </w:p>
+    <w:p>
+      <w:pPr>
+        <w:spacing w:after="100"/>
+      </w:pPr>
+      <w:r>
+        <w:t xml:space="preserve">A harness at the lift pose (</w:t>
+      </w:r>
+      <w:r>
+        <w:rPr>
+          <w:rFonts w:ascii="Consolas" w:cs="Consolas" w:eastAsia="Consolas" w:hAnsi="Consolas"/>
+          <w:color w:val="0E4A40"/>
+        </w:rPr>
+        <w:t xml:space="preserve">repro_harness.py --lift-only | --attach</w:t>
+      </w:r>
+      <w:r>
+        <w:t xml:space="preserve">) separated the causes: </w:t>
+      </w:r>
+      <w:r>
+        <w:rPr>
+          <w:b/>
+          <w:bCs/>
+        </w:rPr>
+        <w:t xml:space="preserve">zero error unloaded</w:t>
+      </w:r>
+      <w:r>
+        <w:t xml:space="preserve">, error on </w:t>
+      </w:r>
+      <w:r>
+        <w:rPr>
+          <w:b/>
+          <w:bCs/>
+        </w:rPr>
+        <w:t xml:space="preserve">J3</w:t>
+      </w:r>
+      <w:r>
+        <w:t xml:space="preserve"> (elbow) loaded, and a mass sweep of 1 g → 120 g moved it by only 0.26°. </w:t>
+      </w:r>
+      <w:r>
+        <w:rPr>
+          <w:b/>
+          <w:bCs/>
+        </w:rPr>
+        <w:t xml:space="preserve">A simulation collision defect, not gravity sag</w:t>
+      </w:r>
+      <w:r>
+        <w:t xml:space="preserve">: in folded lift poses the welded object is obstructed, most likely by the robot's own links.</w:t>
+      </w:r>
+    </w:p>
+    <w:p>
+      <w:pPr>
+        <w:spacing w:after="100"/>
+      </w:pPr>
+      <w:r>
+        <w:rPr>
+          <w:b/>
+          <w:bCs/>
+        </w:rPr>
+        <w:t xml:space="preserve">Validated region: lift J2 ≤ 48.0°.</w:t>
+      </w:r>
+      <w:r>
+        <w:t xml:space="preserve"> Blue's start moved from x 0.10 to 0.120 and green's from 0.10 to 0.135 (worst variants 45.8° and 45.7°). These are </w:t>
+      </w:r>
+      <w:r>
+        <w:rPr>
+          <w:b/>
+          <w:bCs/>
+        </w:rPr>
+        <w:t xml:space="preserve">working positions from an x-only outward search</w:t>
+      </w:r>
+      <w:r>
+        <w:t xml:space="preserve">, not optimal ones (</w:t>
+      </w:r>
+      <w:r>
+        <w:rPr>
+          <w:rFonts w:ascii="Consolas" w:cs="Consolas" w:eastAsia="Consolas" w:hAnsi="Consolas"/>
+          <w:color w:val="0E4A40"/>
+        </w:rPr>
+        <w:t xml:space="preserve">MEASUREMENTS.md</w:t>
+      </w:r>
+      <w:r>
+        <w:t xml:space="preserve"> §8). Objects near the robot base are therefore outside this dataset.</w:t>
+      </w:r>
+    </w:p>
+    <w:p>
+      <w:pPr>
+        <w:spacing w:after="100"/>
+      </w:pPr>
+      <w:r>
+        <w:t xml:space="preserve">A camera framing check (contact sheets at start, grasp, lift and over-bin, eight episodes) showed objects placed on or under the robot base, which has no collision geometry at table height. The sampler now keeps non-target objects </w:t>
+      </w:r>
+      <w:r>
+        <w:rPr>
+          <w:b/>
+          <w:bCs/>
+        </w:rPr>
+        <w:t xml:space="preserve">120 mm from the robot axis</w:t>
+      </w:r>
+      <w:r>
+        <w:t xml:space="preserve"> and every footprint on the board.</w:t>
+      </w:r>
+    </w:p>
+    <w:p>
+      <w:pPr>
+        <w:pStyle w:val="Heading2"/>
+        <w:spacing w:after="120" w:before="320"/>
+      </w:pPr>
+      <w:r>
+        <w:t xml:space="preserve">25. Bins and the release yaw</w:t>
+      </w:r>
+    </w:p>
+    <w:p>
+      <w:pPr>
+        <w:spacing w:after="100"/>
+      </w:pPr>
+      <w:r>
+        <w:rPr>
+          <w:i/>
+          <w:iCs/>
+          <w:color w:val="4B5B57"/>
+        </w:rPr>
+        <w:t xml:space="preserve">Why the bins changed twice, and why the release yaw, not the bins, was the fix.</w:t>
+      </w:r>
+    </w:p>
+    <w:p>
+      <w:pPr>
+        <w:spacing w:after="100"/>
+      </w:pPr>
+      <w:r>
+        <w:t xml:space="preserve">With the 100 mm bins the red bin's wall stood 2 cm inside the blue bin and the green bin's 15 mm inside the red one: tilted landings, and false </w:t>
+      </w:r>
+      <w:r>
+        <w:rPr>
+          <w:rFonts w:ascii="Consolas" w:cs="Consolas" w:eastAsia="Consolas" w:hAnsi="Consolas"/>
+          <w:color w:val="0E4A40"/>
+        </w:rPr>
+        <w:t xml:space="preserve">WRONG_BIN</w:t>
+      </w:r>
+      <w:r>
+        <w:t xml:space="preserve"> labels (the verifier tests the wrong bin first). No reachable layout of four 100 mm bins exists in this workspace.</w:t>
+      </w:r>
+    </w:p>
+    <w:tbl>
+      <w:tblPr>
+        <w:tblW w:type="dxa" w:w="9360"/>
+        <w:tblBorders>
+          <w:top w:val="single" w:color="C4CBC7" w:sz="4"/>
+          <w:left w:val="single" w:color="C4CBC7" w:sz="4"/>
+          <w:bottom w:val="single" w:color="C4CBC7" w:sz="4"/>
+          <w:right w:val="single" w:color="C4CBC7" w:sz="4"/>
+          <w:insideH w:val="single" w:color="C4CBC7" w:sz="4"/>
+          <w:insideV w:val="single" w:color="C4CBC7" w:sz="4"/>
+        </w:tblBorders>
+        <w:tblLayout w:type="fixed"/>
+      </w:tblPr>
+      <w:tblGrid>
+        <w:gridCol w:w="1900"/>
+        <w:gridCol w:w="2200"/>
+        <w:gridCol w:w="1700"/>
+        <w:gridCol w:w="3560"/>
+      </w:tblGrid>
+      <w:tr>
+        <w:trPr>
+          <w:tblHeader/>
+        </w:trPr>
+        <w:tc>
+          <w:tcPr>
+            <w:tcW w:type="dxa" w:w="1900"/>
+            <w:shd w:fill="DEE3E0" w:val="clear"/>
+            <w:tcMar>
+              <w:top w:type="dxa" w:w="80"/>
+              <w:left w:type="dxa" w:w="100"/>
+              <w:bottom w:type="dxa" w:w="80"/>
+              <w:right w:type="dxa" w:w="100"/>
+            </w:tcMar>
+          </w:tcPr>
+          <w:p>
+            <w:r>
+              <w:rPr>
+                <w:b/>
+                <w:bCs/>
+                <w:color w:val="4B5B57"/>
+                <w:sz w:val="18"/>
+                <w:szCs w:val="18"/>
+              </w:rPr>
+              <w:t xml:space="preserve">Attempt</w:t>
+            </w:r>
+          </w:p>
+        </w:tc>
+        <w:tc>
+          <w:tcPr>
+            <w:tcW w:type="dxa" w:w="2200"/>
+            <w:shd w:fill="DEE3E0" w:val="clear"/>
+            <w:tcMar>
+              <w:top w:type="dxa" w:w="80"/>
+              <w:left w:type="dxa" w:w="100"/>
+              <w:bottom w:type="dxa" w:w="80"/>
+              <w:right w:type="dxa" w:w="100"/>
+            </w:tcMar>
+          </w:tcPr>
+          <w:p>
+            <w:r>
+              <w:rPr>
+                <w:b/>
+                <w:bCs/>
+                <w:color w:val="4B5B57"/>
+                <w:sz w:val="18"/>
+                <w:szCs w:val="18"/>
+              </w:rPr>
+              <w:t xml:space="preserve">Opening / wall / outer</w:t>
+            </w:r>
+          </w:p>
+        </w:tc>
+        <w:tc>
+          <w:tcPr>
+            <w:tcW w:type="dxa" w:w="1700"/>
+            <w:shd w:fill="DEE3E0" w:val="clear"/>
+            <w:tcMar>
+              <w:top w:type="dxa" w:w="80"/>
+              <w:left w:type="dxa" w:w="100"/>
+              <w:bottom w:type="dxa" w:w="80"/>
+              <w:right w:type="dxa" w:w="100"/>
+            </w:tcMar>
+          </w:tcPr>
+          <w:p>
+            <w:r>
+              <w:rPr>
+                <w:b/>
+                <w:bCs/>
+                <w:color w:val="4B5B57"/>
+                <w:sz w:val="18"/>
+                <w:szCs w:val="18"/>
+              </w:rPr>
+              <w:t xml:space="preserve">Blue bin</w:t>
+            </w:r>
+          </w:p>
+        </w:tc>
+        <w:tc>
+          <w:tcPr>
+            <w:tcW w:type="dxa" w:w="3560"/>
+            <w:shd w:fill="DEE3E0" w:val="clear"/>
+            <w:tcMar>
+              <w:top w:type="dxa" w:w="80"/>
+              <w:left w:type="dxa" w:w="100"/>
+              <w:bottom w:type="dxa" w:w="80"/>
+              <w:right w:type="dxa" w:w="100"/>
+            </w:tcMar>
+          </w:tcPr>
+          <w:p>
+            <w:r>
+              <w:rPr>
+                <w:b/>
+                <w:bCs/>
+                <w:color w:val="4B5B57"/>
+                <w:sz w:val="18"/>
+                <w:szCs w:val="18"/>
+              </w:rPr>
+              <w:t xml:space="preserve">Probe result</w:t>
+            </w:r>
+          </w:p>
+        </w:tc>
+      </w:tr>
+      <w:tr>
+        <w:trPr>
+          <w:cantSplit/>
+        </w:trPr>
+        <w:tc>
+          <w:tcPr>
+            <w:tcW w:type="dxa" w:w="1900"/>
+            <w:tcMar>
+              <w:top w:type="dxa" w:w="80"/>
+              <w:left w:type="dxa" w:w="100"/>
+              <w:bottom w:type="dxa" w:w="80"/>
+              <w:right w:type="dxa" w:w="100"/>
+            </w:tcMar>
+          </w:tcPr>
+          <w:p>
+            <w:r>
+              <w:rPr>
+                <w:sz w:val="19"/>
+                <w:szCs w:val="19"/>
+              </w:rPr>
+              <w:t xml:space="preserve">original</w:t>
+            </w:r>
+          </w:p>
+        </w:tc>
+        <w:tc>
+          <w:tcPr>
+            <w:tcW w:type="dxa" w:w="2200"/>
+            <w:tcMar>
+              <w:top w:type="dxa" w:w="80"/>
+              <w:left w:type="dxa" w:w="100"/>
+              <w:bottom w:type="dxa" w:w="80"/>
+              <w:right w:type="dxa" w:w="100"/>
+            </w:tcMar>
+          </w:tcPr>
+          <w:p>
+            <w:r>
+              <w:rPr>
+                <w:sz w:val="19"/>
+                <w:szCs w:val="19"/>
+              </w:rPr>
+              <w:t xml:space="preserve">95 / 5 / 105 mm</w:t>
+            </w:r>
+          </w:p>
+        </w:tc>
+        <w:tc>
+          <w:tcPr>
+            <w:tcW w:type="dxa" w:w="1700"/>
+            <w:tcMar>
+              <w:top w:type="dxa" w:w="80"/>
+              <w:left w:type="dxa" w:w="100"/>
+              <w:bottom w:type="dxa" w:w="80"/>
+              <w:right w:type="dxa" w:w="100"/>
+            </w:tcMar>
+          </w:tcPr>
+          <w:p>
+            <w:r>
+              <w:rPr>
+                <w:sz w:val="19"/>
+                <w:szCs w:val="19"/>
+              </w:rPr>
+              <w:t xml:space="preserve">(0.24, 0.02)</w:t>
+            </w:r>
+          </w:p>
+        </w:tc>
+        <w:tc>
+          <w:tcPr>
+            <w:tcW w:type="dxa" w:w="3560"/>
+            <w:tcMar>
+              <w:top w:type="dxa" w:w="80"/>
+              <w:left w:type="dxa" w:w="100"/>
+              <w:bottom w:type="dxa" w:w="80"/>
+              <w:right w:type="dxa" w:w="100"/>
+            </w:tcMar>
+          </w:tcPr>
+          <w:p>
+            <w:r>
+              <w:rPr>
+                <w:sz w:val="19"/>
+                <w:szCs w:val="19"/>
+              </w:rPr>
+              <w:t xml:space="preserve">walls overlap (−20, −15 mm)</w:t>
+            </w:r>
+          </w:p>
+        </w:tc>
+      </w:tr>
+      <w:tr>
+        <w:trPr>
+          <w:cantSplit/>
+        </w:trPr>
+        <w:tc>
+          <w:tcPr>
+            <w:tcW w:type="dxa" w:w="1900"/>
+            <w:tcMar>
+              <w:top w:type="dxa" w:w="80"/>
+              <w:left w:type="dxa" w:w="100"/>
+              <w:bottom w:type="dxa" w:w="80"/>
+              <w:right w:type="dxa" w:w="100"/>
+            </w:tcMar>
+          </w:tcPr>
+          <w:p>
+            <w:r>
+              <w:rPr>
+                <w:sz w:val="19"/>
+                <w:szCs w:val="19"/>
+              </w:rPr>
+              <w:t xml:space="preserve">option 1</w:t>
+            </w:r>
+          </w:p>
+        </w:tc>
+        <w:tc>
+          <w:tcPr>
+            <w:tcW w:type="dxa" w:w="2200"/>
+            <w:tcMar>
+              <w:top w:type="dxa" w:w="80"/>
+              <w:left w:type="dxa" w:w="100"/>
+              <w:bottom w:type="dxa" w:w="80"/>
+              <w:right w:type="dxa" w:w="100"/>
+            </w:tcMar>
+          </w:tcPr>
+          <w:p>
+            <w:r>
+              <w:rPr>
+                <w:sz w:val="19"/>
+                <w:szCs w:val="19"/>
+              </w:rPr>
+              <w:t xml:space="preserve">70 / 3 / 76 mm</w:t>
+            </w:r>
+          </w:p>
+        </w:tc>
+        <w:tc>
+          <w:tcPr>
+            <w:tcW w:type="dxa" w:w="1700"/>
+            <w:tcMar>
+              <w:top w:type="dxa" w:w="80"/>
+              <w:left w:type="dxa" w:w="100"/>
+              <w:bottom w:type="dxa" w:w="80"/>
+              <w:right w:type="dxa" w:w="100"/>
+            </w:tcMar>
+          </w:tcPr>
+          <w:p>
+            <w:r>
+              <w:rPr>
+                <w:sz w:val="19"/>
+                <w:szCs w:val="19"/>
+              </w:rPr>
+              <w:t xml:space="preserve">(0.24, 0.02)</w:t>
+            </w:r>
+          </w:p>
+        </w:tc>
+        <w:tc>
+          <w:tcPr>
+            <w:tcW w:type="dxa" w:w="3560"/>
+            <w:tcMar>
+              <w:top w:type="dxa" w:w="80"/>
+              <w:left w:type="dxa" w:w="100"/>
+              <w:bottom w:type="dxa" w:w="80"/>
+              <w:right w:type="dxa" w:w="100"/>
+            </w:tcMar>
+          </w:tcPr>
+          <w:p>
+            <w:r>
+              <w:rPr>
+                <w:b/>
+                <w:bCs/>
+                <w:sz w:val="19"/>
+                <w:szCs w:val="19"/>
+              </w:rPr>
+              <w:t xml:space="preserve">fail</w:t>
+            </w:r>
+            <w:r>
+              <w:rPr>
+                <w:sz w:val="19"/>
+                <w:szCs w:val="19"/>
+              </w:rPr>
+              <w:t xml:space="preserve">: 2 of 3 cubes propped on the rim at 28°</w:t>
+            </w:r>
+          </w:p>
+        </w:tc>
+      </w:tr>
+      <w:tr>
+        <w:trPr>
+          <w:cantSplit/>
+        </w:trPr>
+        <w:tc>
+          <w:tcPr>
+            <w:tcW w:type="dxa" w:w="1900"/>
+            <w:tcMar>
+              <w:top w:type="dxa" w:w="80"/>
+              <w:left w:type="dxa" w:w="100"/>
+              <w:bottom w:type="dxa" w:w="80"/>
+              <w:right w:type="dxa" w:w="100"/>
+            </w:tcMar>
+          </w:tcPr>
+          <w:p>
+            <w:r>
+              <w:rPr>
+                <w:sz w:val="19"/>
+                <w:szCs w:val="19"/>
+              </w:rPr>
+              <w:t xml:space="preserve">option 2</w:t>
+            </w:r>
+          </w:p>
+        </w:tc>
+        <w:tc>
+          <w:tcPr>
+            <w:tcW w:type="dxa" w:w="2200"/>
+            <w:tcMar>
+              <w:top w:type="dxa" w:w="80"/>
+              <w:left w:type="dxa" w:w="100"/>
+              <w:bottom w:type="dxa" w:w="80"/>
+              <w:right w:type="dxa" w:w="100"/>
+            </w:tcMar>
+          </w:tcPr>
+          <w:p>
+            <w:r>
+              <w:rPr>
+                <w:sz w:val="19"/>
+                <w:szCs w:val="19"/>
+              </w:rPr>
+              <w:t xml:space="preserve">80 / 3 / 86 mm</w:t>
+            </w:r>
+          </w:p>
+        </w:tc>
+        <w:tc>
+          <w:tcPr>
+            <w:tcW w:type="dxa" w:w="1700"/>
+            <w:tcMar>
+              <w:top w:type="dxa" w:w="80"/>
+              <w:left w:type="dxa" w:w="100"/>
+              <w:bottom w:type="dxa" w:w="80"/>
+              <w:right w:type="dxa" w:w="100"/>
+            </w:tcMar>
+          </w:tcPr>
+          <w:p>
+            <w:r>
+              <w:rPr>
+                <w:sz w:val="19"/>
+                <w:szCs w:val="19"/>
+              </w:rPr>
+              <w:t xml:space="preserve">(0.24, 0.01)</w:t>
+            </w:r>
+          </w:p>
+        </w:tc>
+        <w:tc>
+          <w:tcPr>
+            <w:tcW w:type="dxa" w:w="3560"/>
+            <w:tcMar>
+              <w:top w:type="dxa" w:w="80"/>
+              <w:left w:type="dxa" w:w="100"/>
+              <w:bottom w:type="dxa" w:w="80"/>
+              <w:right w:type="dxa" w:w="100"/>
+            </w:tcMar>
+          </w:tcPr>
+          <w:p>
+            <w:r>
+              <w:rPr>
+                <w:b/>
+                <w:bCs/>
+                <w:sz w:val="19"/>
+                <w:szCs w:val="19"/>
+              </w:rPr>
+              <w:t xml:space="preserve">fail</w:t>
+            </w:r>
+            <w:r>
+              <w:rPr>
+                <w:sz w:val="19"/>
+                <w:szCs w:val="19"/>
+              </w:rPr>
+              <w:t xml:space="preserve">: footprint margin 1.4 and 3.3 mm &lt; 5 mm</w:t>
+            </w:r>
+          </w:p>
+        </w:tc>
+      </w:tr>
+      <w:tr>
+        <w:trPr>
+          <w:cantSplit/>
+        </w:trPr>
+        <w:tc>
+          <w:tcPr>
+            <w:tcW w:type="dxa" w:w="1900"/>
+            <w:tcMar>
+              <w:top w:type="dxa" w:w="80"/>
+              <w:left w:type="dxa" w:w="100"/>
+              <w:bottom w:type="dxa" w:w="80"/>
+              <w:right w:type="dxa" w:w="100"/>
+            </w:tcMar>
+          </w:tcPr>
+          <w:p>
+            <w:r>
+              <w:rPr>
+                <w:sz w:val="19"/>
+                <w:szCs w:val="19"/>
+              </w:rPr>
+              <w:t xml:space="preserve">option 2 + square release</w:t>
+            </w:r>
+          </w:p>
+        </w:tc>
+        <w:tc>
+          <w:tcPr>
+            <w:tcW w:type="dxa" w:w="2200"/>
+            <w:tcMar>
+              <w:top w:type="dxa" w:w="80"/>
+              <w:left w:type="dxa" w:w="100"/>
+              <w:bottom w:type="dxa" w:w="80"/>
+              <w:right w:type="dxa" w:w="100"/>
+            </w:tcMar>
+          </w:tcPr>
+          <w:p>
+            <w:r>
+              <w:rPr>
+                <w:sz w:val="19"/>
+                <w:szCs w:val="19"/>
+              </w:rPr>
+              <w:t xml:space="preserve">80 / 3 / 86 mm</w:t>
+            </w:r>
+          </w:p>
+        </w:tc>
+        <w:tc>
+          <w:tcPr>
+            <w:tcW w:type="dxa" w:w="1700"/>
+            <w:tcMar>
+              <w:top w:type="dxa" w:w="80"/>
+              <w:left w:type="dxa" w:w="100"/>
+              <w:bottom w:type="dxa" w:w="80"/>
+              <w:right w:type="dxa" w:w="100"/>
+            </w:tcMar>
+          </w:tcPr>
+          <w:p>
+            <w:r>
+              <w:rPr>
+                <w:sz w:val="19"/>
+                <w:szCs w:val="19"/>
+              </w:rPr>
+              <w:t xml:space="preserve">(0.24, 0.01)</w:t>
+            </w:r>
+          </w:p>
+        </w:tc>
+        <w:tc>
+          <w:tcPr>
+            <w:tcW w:type="dxa" w:w="3560"/>
+            <w:tcMar>
+              <w:top w:type="dxa" w:w="80"/>
+              <w:left w:type="dxa" w:w="100"/>
+              <w:bottom w:type="dxa" w:w="80"/>
+              <w:right w:type="dxa" w:w="100"/>
+            </w:tcMar>
+          </w:tcPr>
+          <w:p>
+            <w:r>
+              <w:rPr>
+                <w:b/>
+                <w:bCs/>
+                <w:sz w:val="19"/>
+                <w:szCs w:val="19"/>
+              </w:rPr>
+              <w:t xml:space="preserve">pass</w:t>
+            </w:r>
+            <w:r>
+              <w:rPr>
+                <w:sz w:val="19"/>
+                <w:szCs w:val="19"/>
+              </w:rPr>
+              <w:t xml:space="preserve">: 6/6, margin ≥ 11.4 mm, flat, still</w:t>
+            </w:r>
+          </w:p>
+        </w:tc>
+      </w:tr>
+    </w:tbl>
+    <w:p>
+      <w:pPr>
+        <w:spacing w:after="120"/>
+      </w:pPr>
+    </w:p>
+    <w:p>
+      <w:pPr>
+        <w:spacing w:after="100"/>
+      </w:pPr>
+      <w:r>
+        <w:rPr>
+          <w:b/>
+          <w:bCs/>
+        </w:rPr>
+        <w:t xml:space="preserve">The cube lands at the gripper's world yaw at release, mod 90°.</w:t>
+      </w:r>
+      <w:r>
+        <w:t xml:space="preserve"> Closing the jaws squares the cube to the gripper, and the weld then holds it at the gripper's angle. Predicted from the waypoints, the landed yaws of the three probed episodes were +15°, −45°, −30°; measured +15.2°, −45.0°, −30.0°. With a free release yaw the worst case is 45°, where a 50 mm cube spans 70.7 mm: clearing 5 mm with a 4.5 mm landing offset would need a 90 mm opening, and four bins of 96 mm outer do not fit this layout. </w:t>
+      </w:r>
+      <w:r>
+        <w:rPr>
+          <w:b/>
+          <w:bCs/>
+        </w:rPr>
+        <w:t xml:space="preserve">No bin geometry could have worked.</w:t>
+      </w:r>
+    </w:p>
+    <w:p>
+      <w:pPr>
+        <w:spacing w:after="100"/>
+      </w:pPr>
+      <w:r>
+        <w:t xml:space="preserve">The fix is in </w:t>
+      </w:r>
+      <w:r>
+        <w:rPr>
+          <w:rFonts w:ascii="Consolas" w:cs="Consolas" w:eastAsia="Consolas" w:hAnsi="Consolas"/>
+          <w:color w:val="0E4A40"/>
+        </w:rPr>
+        <w:t xml:space="preserve">precompute_ik.py</w:t>
+      </w:r>
+      <w:r>
+        <w:t xml:space="preserve">: the place column is solved with the gripper's world yaw constrained to the landings that are equivalent for the shape, the least wrist travel winning: 0/90/180/270° for the cubes, 90/270° for the yellow box (50 × 30 mm, not square), free for the cylinder. Offering only 0/90° first spun the wrist up to 189.5° in transport; with all four the worst is 42.3°. 60/60 waypoints solve; place-leg J6 limit margin ≥ 5.2°; precompute 670 s.</w:t>
+      </w:r>
+    </w:p>
+    <w:tbl>
+      <w:tblPr>
+        <w:tblW w:type="dxa" w:w="9360"/>
+        <w:tblBorders>
+          <w:top w:val="single" w:color="C4CBC7" w:sz="4"/>
+          <w:left w:val="single" w:color="C4CBC7" w:sz="4"/>
+          <w:bottom w:val="single" w:color="C4CBC7" w:sz="4"/>
+          <w:right w:val="single" w:color="C4CBC7" w:sz="4"/>
+          <w:insideH w:val="single" w:color="C4CBC7" w:sz="4"/>
+          <w:insideV w:val="single" w:color="C4CBC7" w:sz="4"/>
+        </w:tblBorders>
+        <w:tblLayout w:type="fixed"/>
+      </w:tblPr>
+      <w:tblGrid>
+        <w:gridCol w:w="2160"/>
+        <w:gridCol w:w="1500"/>
+        <w:gridCol w:w="2000"/>
+        <w:gridCol w:w="1700"/>
+        <w:gridCol w:w="2000"/>
+      </w:tblGrid>
+      <w:tr>
+        <w:trPr>
+          <w:tblHeader/>
+        </w:trPr>
+        <w:tc>
+          <w:tcPr>
+            <w:tcW w:type="dxa" w:w="2160"/>
+            <w:shd w:fill="DEE3E0" w:val="clear"/>
+            <w:tcMar>
+              <w:top w:type="dxa" w:w="80"/>
+              <w:left w:type="dxa" w:w="100"/>
+              <w:bottom w:type="dxa" w:w="80"/>
+              <w:right w:type="dxa" w:w="100"/>
+            </w:tcMar>
+          </w:tcPr>
+          <w:p>
+            <w:r>
+              <w:rPr>
+                <w:b/>
+                <w:bCs/>
+                <w:color w:val="4B5B57"/>
+                <w:sz w:val="18"/>
+                <w:szCs w:val="18"/>
+              </w:rPr>
+              <w:t xml:space="preserve">Probe episode</w:t>
+            </w:r>
+          </w:p>
+        </w:tc>
+        <w:tc>
+          <w:tcPr>
+            <w:tcW w:type="dxa" w:w="1500"/>
+            <w:shd w:fill="DEE3E0" w:val="clear"/>
+            <w:tcMar>
+              <w:top w:type="dxa" w:w="80"/>
+              <w:left w:type="dxa" w:w="100"/>
+              <w:bottom w:type="dxa" w:w="80"/>
+              <w:right w:type="dxa" w:w="100"/>
+            </w:tcMar>
+          </w:tcPr>
+          <w:p>
+            <w:r>
+              <w:rPr>
+                <w:b/>
+                <w:bCs/>
+                <w:color w:val="4B5B57"/>
+                <w:sz w:val="18"/>
+                <w:szCs w:val="18"/>
+              </w:rPr>
+              <w:t xml:space="preserve">Yaw</w:t>
+            </w:r>
+          </w:p>
+        </w:tc>
+        <w:tc>
+          <w:tcPr>
+            <w:tcW w:type="dxa" w:w="2000"/>
+            <w:shd w:fill="DEE3E0" w:val="clear"/>
+            <w:tcMar>
+              <w:top w:type="dxa" w:w="80"/>
+              <w:left w:type="dxa" w:w="100"/>
+              <w:bottom w:type="dxa" w:w="80"/>
+              <w:right w:type="dxa" w:w="100"/>
+            </w:tcMar>
+          </w:tcPr>
+          <w:p>
+            <w:r>
+              <w:rPr>
+                <w:b/>
+                <w:bCs/>
+                <w:color w:val="4B5B57"/>
+                <w:sz w:val="18"/>
+                <w:szCs w:val="18"/>
+              </w:rPr>
+              <w:t xml:space="preserve">Footprint margin</w:t>
+            </w:r>
+          </w:p>
+        </w:tc>
+        <w:tc>
+          <w:tcPr>
+            <w:tcW w:type="dxa" w:w="1700"/>
+            <w:shd w:fill="DEE3E0" w:val="clear"/>
+            <w:tcMar>
+              <w:top w:type="dxa" w:w="80"/>
+              <w:left w:type="dxa" w:w="100"/>
+              <w:bottom w:type="dxa" w:w="80"/>
+              <w:right w:type="dxa" w:w="100"/>
+            </w:tcMar>
+          </w:tcPr>
+          <w:p>
+            <w:r>
+              <w:rPr>
+                <w:b/>
+                <w:bCs/>
+                <w:color w:val="4B5B57"/>
+                <w:sz w:val="18"/>
+                <w:szCs w:val="18"/>
+              </w:rPr>
+              <w:t xml:space="preserve">Tilt</w:t>
+            </w:r>
+          </w:p>
+        </w:tc>
+        <w:tc>
+          <w:tcPr>
+            <w:tcW w:type="dxa" w:w="2000"/>
+            <w:shd w:fill="DEE3E0" w:val="clear"/>
+            <w:tcMar>
+              <w:top w:type="dxa" w:w="80"/>
+              <w:left w:type="dxa" w:w="100"/>
+              <w:bottom w:type="dxa" w:w="80"/>
+              <w:right w:type="dxa" w:w="100"/>
+            </w:tcMar>
+          </w:tcPr>
+          <w:p>
+            <w:r>
+              <w:rPr>
+                <w:b/>
+                <w:bCs/>
+                <w:color w:val="4B5B57"/>
+                <w:sz w:val="18"/>
+                <w:szCs w:val="18"/>
+              </w:rPr>
+              <w:t xml:space="preserve">Drift (6 s)</w:t>
+            </w:r>
+          </w:p>
+        </w:tc>
+      </w:tr>
+      <w:tr>
+        <w:trPr>
+          <w:cantSplit/>
+        </w:trPr>
+        <w:tc>
+          <w:tcPr>
+            <w:tcW w:type="dxa" w:w="2160"/>
+            <w:tcMar>
+              <w:top w:type="dxa" w:w="80"/>
+              <w:left w:type="dxa" w:w="100"/>
+              <w:bottom w:type="dxa" w:w="80"/>
+              <w:right w:type="dxa" w:w="100"/>
+            </w:tcMar>
+          </w:tcPr>
+          <w:p>
+            <w:r>
+              <w:rPr>
+                <w:sz w:val="19"/>
+                <w:szCs w:val="19"/>
+              </w:rPr>
+              <w:t xml:space="preserve">5 red, x −20</w:t>
+            </w:r>
+          </w:p>
+        </w:tc>
+        <w:tc>
+          <w:tcPr>
+            <w:tcW w:type="dxa" w:w="1500"/>
+            <w:tcMar>
+              <w:top w:type="dxa" w:w="80"/>
+              <w:left w:type="dxa" w:w="100"/>
+              <w:bottom w:type="dxa" w:w="80"/>
+              <w:right w:type="dxa" w:w="100"/>
+            </w:tcMar>
+          </w:tcPr>
+          <w:p>
+            <w:r>
+              <w:rPr>
+                <w:sz w:val="19"/>
+                <w:szCs w:val="19"/>
+              </w:rPr>
+              <w:t xml:space="preserve">−0.3°</w:t>
+            </w:r>
+          </w:p>
+        </w:tc>
+        <w:tc>
+          <w:tcPr>
+            <w:tcW w:type="dxa" w:w="2000"/>
+            <w:tcMar>
+              <w:top w:type="dxa" w:w="80"/>
+              <w:left w:type="dxa" w:w="100"/>
+              <w:bottom w:type="dxa" w:w="80"/>
+              <w:right w:type="dxa" w:w="100"/>
+            </w:tcMar>
+          </w:tcPr>
+          <w:p>
+            <w:r>
+              <w:rPr>
+                <w:sz w:val="19"/>
+                <w:szCs w:val="19"/>
+              </w:rPr>
+              <w:t xml:space="preserve">19.2 mm</w:t>
+            </w:r>
+          </w:p>
+        </w:tc>
+        <w:tc>
+          <w:tcPr>
+            <w:tcW w:type="dxa" w:w="1700"/>
+            <w:tcMar>
+              <w:top w:type="dxa" w:w="80"/>
+              <w:left w:type="dxa" w:w="100"/>
+              <w:bottom w:type="dxa" w:w="80"/>
+              <w:right w:type="dxa" w:w="100"/>
+            </w:tcMar>
+          </w:tcPr>
+          <w:p>
+            <w:r>
+              <w:rPr>
+                <w:sz w:val="19"/>
+                <w:szCs w:val="19"/>
+              </w:rPr>
+              <w:t xml:space="preserve">0.00°</w:t>
+            </w:r>
+          </w:p>
+        </w:tc>
+        <w:tc>
+          <w:tcPr>
+            <w:tcW w:type="dxa" w:w="2000"/>
+            <w:tcMar>
+              <w:top w:type="dxa" w:w="80"/>
+              <w:left w:type="dxa" w:w="100"/>
+              <w:bottom w:type="dxa" w:w="80"/>
+              <w:right w:type="dxa" w:w="100"/>
+            </w:tcMar>
+          </w:tcPr>
+          <w:p>
+            <w:r>
+              <w:rPr>
+                <w:sz w:val="19"/>
+                <w:szCs w:val="19"/>
+              </w:rPr>
+              <w:t xml:space="preserve">0.00 mm</w:t>
+            </w:r>
+          </w:p>
+        </w:tc>
+      </w:tr>
+      <w:tr>
+        <w:trPr>
+          <w:cantSplit/>
+        </w:trPr>
+        <w:tc>
+          <w:tcPr>
+            <w:tcW w:type="dxa" w:w="2160"/>
+            <w:tcMar>
+              <w:top w:type="dxa" w:w="80"/>
+              <w:left w:type="dxa" w:w="100"/>
+              <w:bottom w:type="dxa" w:w="80"/>
+              <w:right w:type="dxa" w:w="100"/>
+            </w:tcMar>
+          </w:tcPr>
+          <w:p>
+            <w:r>
+              <w:rPr>
+                <w:sz w:val="19"/>
+                <w:szCs w:val="19"/>
+              </w:rPr>
+              <w:t xml:space="preserve">8 red, x +20</w:t>
+            </w:r>
+          </w:p>
+        </w:tc>
+        <w:tc>
+          <w:tcPr>
+            <w:tcW w:type="dxa" w:w="1500"/>
+            <w:tcMar>
+              <w:top w:type="dxa" w:w="80"/>
+              <w:left w:type="dxa" w:w="100"/>
+              <w:bottom w:type="dxa" w:w="80"/>
+              <w:right w:type="dxa" w:w="100"/>
+            </w:tcMar>
+          </w:tcPr>
+          <w:p>
+            <w:r>
+              <w:rPr>
+                <w:sz w:val="19"/>
+                <w:szCs w:val="19"/>
+              </w:rPr>
+              <w:t xml:space="preserve">+15.3°</w:t>
+            </w:r>
+          </w:p>
+        </w:tc>
+        <w:tc>
+          <w:tcPr>
+            <w:tcW w:type="dxa" w:w="2000"/>
+            <w:tcMar>
+              <w:top w:type="dxa" w:w="80"/>
+              <w:left w:type="dxa" w:w="100"/>
+              <w:bottom w:type="dxa" w:w="80"/>
+              <w:right w:type="dxa" w:w="100"/>
+            </w:tcMar>
+          </w:tcPr>
+          <w:p>
+            <w:r>
+              <w:rPr>
+                <w:sz w:val="19"/>
+                <w:szCs w:val="19"/>
+              </w:rPr>
+              <w:t xml:space="preserve">12.8 mm</w:t>
+            </w:r>
+          </w:p>
+        </w:tc>
+        <w:tc>
+          <w:tcPr>
+            <w:tcW w:type="dxa" w:w="1700"/>
+            <w:tcMar>
+              <w:top w:type="dxa" w:w="80"/>
+              <w:left w:type="dxa" w:w="100"/>
+              <w:bottom w:type="dxa" w:w="80"/>
+              <w:right w:type="dxa" w:w="100"/>
+            </w:tcMar>
+          </w:tcPr>
+          <w:p>
+            <w:r>
+              <w:rPr>
+                <w:sz w:val="19"/>
+                <w:szCs w:val="19"/>
+              </w:rPr>
+              <w:t xml:space="preserve">0.00°</w:t>
+            </w:r>
+          </w:p>
+        </w:tc>
+        <w:tc>
+          <w:tcPr>
+            <w:tcW w:type="dxa" w:w="2000"/>
+            <w:tcMar>
+              <w:top w:type="dxa" w:w="80"/>
+              <w:left w:type="dxa" w:w="100"/>
+              <w:bottom w:type="dxa" w:w="80"/>
+              <w:right w:type="dxa" w:w="100"/>
+            </w:tcMar>
+          </w:tcPr>
+          <w:p>
+            <w:r>
+              <w:rPr>
+                <w:sz w:val="19"/>
+                <w:szCs w:val="19"/>
+              </w:rPr>
+              <w:t xml:space="preserve">0.00 mm</w:t>
+            </w:r>
+          </w:p>
+        </w:tc>
+      </w:tr>
+      <w:tr>
+        <w:trPr>
+          <w:cantSplit/>
+        </w:trPr>
+        <w:tc>
+          <w:tcPr>
+            <w:tcW w:type="dxa" w:w="2160"/>
+            <w:tcMar>
+              <w:top w:type="dxa" w:w="80"/>
+              <w:left w:type="dxa" w:w="100"/>
+              <w:bottom w:type="dxa" w:w="80"/>
+              <w:right w:type="dxa" w:w="100"/>
+            </w:tcMar>
+          </w:tcPr>
+          <w:p>
+            <w:r>
+              <w:rPr>
+                <w:sz w:val="19"/>
+                <w:szCs w:val="19"/>
+              </w:rPr>
+              <w:t xml:space="preserve">20 blue, x −20</w:t>
+            </w:r>
+          </w:p>
+        </w:tc>
+        <w:tc>
+          <w:tcPr>
+            <w:tcW w:type="dxa" w:w="1500"/>
+            <w:tcMar>
+              <w:top w:type="dxa" w:w="80"/>
+              <w:left w:type="dxa" w:w="100"/>
+              <w:bottom w:type="dxa" w:w="80"/>
+              <w:right w:type="dxa" w:w="100"/>
+            </w:tcMar>
+          </w:tcPr>
+          <w:p>
+            <w:r>
+              <w:rPr>
+                <w:sz w:val="19"/>
+                <w:szCs w:val="19"/>
+              </w:rPr>
+              <w:t xml:space="preserve">+0.6°</w:t>
+            </w:r>
+          </w:p>
+        </w:tc>
+        <w:tc>
+          <w:tcPr>
+            <w:tcW w:type="dxa" w:w="2000"/>
+            <w:tcMar>
+              <w:top w:type="dxa" w:w="80"/>
+              <w:left w:type="dxa" w:w="100"/>
+              <w:bottom w:type="dxa" w:w="80"/>
+              <w:right w:type="dxa" w:w="100"/>
+            </w:tcMar>
+          </w:tcPr>
+          <w:p>
+            <w:r>
+              <w:rPr>
+                <w:sz w:val="19"/>
+                <w:szCs w:val="19"/>
+              </w:rPr>
+              <w:t xml:space="preserve">11.4 mm</w:t>
+            </w:r>
+          </w:p>
+        </w:tc>
+        <w:tc>
+          <w:tcPr>
+            <w:tcW w:type="dxa" w:w="1700"/>
+            <w:tcMar>
+              <w:top w:type="dxa" w:w="80"/>
+              <w:left w:type="dxa" w:w="100"/>
+              <w:bottom w:type="dxa" w:w="80"/>
+              <w:right w:type="dxa" w:w="100"/>
+            </w:tcMar>
+          </w:tcPr>
+          <w:p>
+            <w:r>
+              <w:rPr>
+                <w:sz w:val="19"/>
+                <w:szCs w:val="19"/>
+              </w:rPr>
+              <w:t xml:space="preserve">0.00°</w:t>
+            </w:r>
+          </w:p>
+        </w:tc>
+        <w:tc>
+          <w:tcPr>
+            <w:tcW w:type="dxa" w:w="2000"/>
+            <w:tcMar>
+              <w:top w:type="dxa" w:w="80"/>
+              <w:left w:type="dxa" w:w="100"/>
+              <w:bottom w:type="dxa" w:w="80"/>
+              <w:right w:type="dxa" w:w="100"/>
+            </w:tcMar>
+          </w:tcPr>
+          <w:p>
+            <w:r>
+              <w:rPr>
+                <w:sz w:val="19"/>
+                <w:szCs w:val="19"/>
+              </w:rPr>
+              <w:t xml:space="preserve">0.00 mm</w:t>
+            </w:r>
+          </w:p>
+        </w:tc>
+      </w:tr>
+      <w:tr>
+        <w:trPr>
+          <w:cantSplit/>
+        </w:trPr>
+        <w:tc>
+          <w:tcPr>
+            <w:tcW w:type="dxa" w:w="2160"/>
+            <w:tcMar>
+              <w:top w:type="dxa" w:w="80"/>
+              <w:left w:type="dxa" w:w="100"/>
+              <w:bottom w:type="dxa" w:w="80"/>
+              <w:right w:type="dxa" w:w="100"/>
+            </w:tcMar>
+          </w:tcPr>
+          <w:p>
+            <w:r>
+              <w:rPr>
+                <w:sz w:val="19"/>
+                <w:szCs w:val="19"/>
+              </w:rPr>
+              <w:t xml:space="preserve">23 blue, x +20</w:t>
+            </w:r>
+          </w:p>
+        </w:tc>
+        <w:tc>
+          <w:tcPr>
+            <w:tcW w:type="dxa" w:w="1500"/>
+            <w:tcMar>
+              <w:top w:type="dxa" w:w="80"/>
+              <w:left w:type="dxa" w:w="100"/>
+              <w:bottom w:type="dxa" w:w="80"/>
+              <w:right w:type="dxa" w:w="100"/>
+            </w:tcMar>
+          </w:tcPr>
+          <w:p>
+            <w:r>
+              <w:rPr>
+                <w:sz w:val="19"/>
+                <w:szCs w:val="19"/>
+              </w:rPr>
+              <w:t xml:space="preserve">−0.0°</w:t>
+            </w:r>
+          </w:p>
+        </w:tc>
+        <w:tc>
+          <w:tcPr>
+            <w:tcW w:type="dxa" w:w="2000"/>
+            <w:tcMar>
+              <w:top w:type="dxa" w:w="80"/>
+              <w:left w:type="dxa" w:w="100"/>
+              <w:bottom w:type="dxa" w:w="80"/>
+              <w:right w:type="dxa" w:w="100"/>
+            </w:tcMar>
+          </w:tcPr>
+          <w:p>
+            <w:r>
+              <w:rPr>
+                <w:sz w:val="19"/>
+                <w:szCs w:val="19"/>
+              </w:rPr>
+              <w:t xml:space="preserve">11.6 mm</w:t>
+            </w:r>
+          </w:p>
+        </w:tc>
+        <w:tc>
+          <w:tcPr>
+            <w:tcW w:type="dxa" w:w="1700"/>
+            <w:tcMar>
+              <w:top w:type="dxa" w:w="80"/>
+              <w:left w:type="dxa" w:w="100"/>
+              <w:bottom w:type="dxa" w:w="80"/>
+              <w:right w:type="dxa" w:w="100"/>
+            </w:tcMar>
+          </w:tcPr>
+          <w:p>
+            <w:r>
+              <w:rPr>
+                <w:sz w:val="19"/>
+                <w:szCs w:val="19"/>
+              </w:rPr>
+              <w:t xml:space="preserve">0.00°</w:t>
+            </w:r>
+          </w:p>
+        </w:tc>
+        <w:tc>
+          <w:tcPr>
+            <w:tcW w:type="dxa" w:w="2000"/>
+            <w:tcMar>
+              <w:top w:type="dxa" w:w="80"/>
+              <w:left w:type="dxa" w:w="100"/>
+              <w:bottom w:type="dxa" w:w="80"/>
+              <w:right w:type="dxa" w:w="100"/>
+            </w:tcMar>
+          </w:tcPr>
+          <w:p>
+            <w:r>
+              <w:rPr>
+                <w:sz w:val="19"/>
+                <w:szCs w:val="19"/>
+              </w:rPr>
+              <w:t xml:space="preserve">0.00 mm</w:t>
+            </w:r>
+          </w:p>
+        </w:tc>
+      </w:tr>
+      <w:tr>
+        <w:trPr>
+          <w:cantSplit/>
+        </w:trPr>
+        <w:tc>
+          <w:tcPr>
+            <w:tcW w:type="dxa" w:w="2160"/>
+            <w:tcMar>
+              <w:top w:type="dxa" w:w="80"/>
+              <w:left w:type="dxa" w:w="100"/>
+              <w:bottom w:type="dxa" w:w="80"/>
+              <w:right w:type="dxa" w:w="100"/>
+            </w:tcMar>
+          </w:tcPr>
+          <w:p>
+            <w:r>
+              <w:rPr>
+                <w:sz w:val="19"/>
+                <w:szCs w:val="19"/>
+              </w:rPr>
+              <w:t xml:space="preserve">50 yellow, x −20</w:t>
+            </w:r>
+          </w:p>
+        </w:tc>
+        <w:tc>
+          <w:tcPr>
+            <w:tcW w:type="dxa" w:w="1500"/>
+            <w:tcMar>
+              <w:top w:type="dxa" w:w="80"/>
+              <w:left w:type="dxa" w:w="100"/>
+              <w:bottom w:type="dxa" w:w="80"/>
+              <w:right w:type="dxa" w:w="100"/>
+            </w:tcMar>
+          </w:tcPr>
+          <w:p>
+            <w:r>
+              <w:rPr>
+                <w:sz w:val="19"/>
+                <w:szCs w:val="19"/>
+              </w:rPr>
+              <w:t xml:space="preserve">+0.0°</w:t>
+            </w:r>
+          </w:p>
+        </w:tc>
+        <w:tc>
+          <w:tcPr>
+            <w:tcW w:type="dxa" w:w="2000"/>
+            <w:tcMar>
+              <w:top w:type="dxa" w:w="80"/>
+              <w:left w:type="dxa" w:w="100"/>
+              <w:bottom w:type="dxa" w:w="80"/>
+              <w:right w:type="dxa" w:w="100"/>
+            </w:tcMar>
+          </w:tcPr>
+          <w:p>
+            <w:r>
+              <w:rPr>
+                <w:sz w:val="19"/>
+                <w:szCs w:val="19"/>
+              </w:rPr>
+              <w:t xml:space="preserve">15.0 mm</w:t>
+            </w:r>
+          </w:p>
+        </w:tc>
+        <w:tc>
+          <w:tcPr>
+            <w:tcW w:type="dxa" w:w="1700"/>
+            <w:tcMar>
+              <w:top w:type="dxa" w:w="80"/>
+              <w:left w:type="dxa" w:w="100"/>
+              <w:bottom w:type="dxa" w:w="80"/>
+              <w:right w:type="dxa" w:w="100"/>
+            </w:tcMar>
+          </w:tcPr>
+          <w:p>
+            <w:r>
+              <w:rPr>
+                <w:sz w:val="19"/>
+                <w:szCs w:val="19"/>
+              </w:rPr>
+              <w:t xml:space="preserve">0.00°</w:t>
+            </w:r>
+          </w:p>
+        </w:tc>
+        <w:tc>
+          <w:tcPr>
+            <w:tcW w:type="dxa" w:w="2000"/>
+            <w:tcMar>
+              <w:top w:type="dxa" w:w="80"/>
+              <w:left w:type="dxa" w:w="100"/>
+              <w:bottom w:type="dxa" w:w="80"/>
+              <w:right w:type="dxa" w:w="100"/>
+            </w:tcMar>
+          </w:tcPr>
+          <w:p>
+            <w:r>
+              <w:rPr>
+                <w:sz w:val="19"/>
+                <w:szCs w:val="19"/>
+              </w:rPr>
+              <w:t xml:space="preserve">0.00 mm</w:t>
+            </w:r>
+          </w:p>
+        </w:tc>
+      </w:tr>
+      <w:tr>
+        <w:trPr>
+          <w:cantSplit/>
+        </w:trPr>
+        <w:tc>
+          <w:tcPr>
+            <w:tcW w:type="dxa" w:w="2160"/>
+            <w:tcMar>
+              <w:top w:type="dxa" w:w="80"/>
+              <w:left w:type="dxa" w:w="100"/>
+              <w:bottom w:type="dxa" w:w="80"/>
+              <w:right w:type="dxa" w:w="100"/>
+            </w:tcMar>
+          </w:tcPr>
+          <w:p>
+            <w:r>
+              <w:rPr>
+                <w:sz w:val="19"/>
+                <w:szCs w:val="19"/>
+              </w:rPr>
+              <w:t xml:space="preserve">53 yellow, x +20</w:t>
+            </w:r>
+          </w:p>
+        </w:tc>
+        <w:tc>
+          <w:tcPr>
+            <w:tcW w:type="dxa" w:w="1500"/>
+            <w:tcMar>
+              <w:top w:type="dxa" w:w="80"/>
+              <w:left w:type="dxa" w:w="100"/>
+              <w:bottom w:type="dxa" w:w="80"/>
+              <w:right w:type="dxa" w:w="100"/>
+            </w:tcMar>
+          </w:tcPr>
+          <w:p>
+            <w:r>
+              <w:rPr>
+                <w:sz w:val="19"/>
+                <w:szCs w:val="19"/>
+              </w:rPr>
+              <w:t xml:space="preserve">−0.0°</w:t>
+            </w:r>
+          </w:p>
+        </w:tc>
+        <w:tc>
+          <w:tcPr>
+            <w:tcW w:type="dxa" w:w="2000"/>
+            <w:tcMar>
+              <w:top w:type="dxa" w:w="80"/>
+              <w:left w:type="dxa" w:w="100"/>
+              <w:bottom w:type="dxa" w:w="80"/>
+              <w:right w:type="dxa" w:w="100"/>
+            </w:tcMar>
+          </w:tcPr>
+          <w:p>
+            <w:r>
+              <w:rPr>
+                <w:sz w:val="19"/>
+                <w:szCs w:val="19"/>
+              </w:rPr>
+              <w:t xml:space="preserve">15.0 mm</w:t>
+            </w:r>
+          </w:p>
+        </w:tc>
+        <w:tc>
+          <w:tcPr>
+            <w:tcW w:type="dxa" w:w="1700"/>
+            <w:tcMar>
+              <w:top w:type="dxa" w:w="80"/>
+              <w:left w:type="dxa" w:w="100"/>
+              <w:bottom w:type="dxa" w:w="80"/>
+              <w:right w:type="dxa" w:w="100"/>
+            </w:tcMar>
+          </w:tcPr>
+          <w:p>
+            <w:r>
+              <w:rPr>
+                <w:sz w:val="19"/>
+                <w:szCs w:val="19"/>
+              </w:rPr>
+              <w:t xml:space="preserve">0.00°</w:t>
+            </w:r>
+          </w:p>
+        </w:tc>
+        <w:tc>
+          <w:tcPr>
+            <w:tcW w:type="dxa" w:w="2000"/>
+            <w:tcMar>
+              <w:top w:type="dxa" w:w="80"/>
+              <w:left w:type="dxa" w:w="100"/>
+              <w:bottom w:type="dxa" w:w="80"/>
+              <w:right w:type="dxa" w:w="100"/>
+            </w:tcMar>
+          </w:tcPr>
+          <w:p>
+            <w:r>
+              <w:rPr>
+                <w:sz w:val="19"/>
+                <w:szCs w:val="19"/>
+              </w:rPr>
+              <w:t xml:space="preserve">0.00 mm</w:t>
+            </w:r>
+          </w:p>
+        </w:tc>
+      </w:tr>
+    </w:tbl>
+    <w:p>
+      <w:pPr>
+        <w:spacing w:after="120"/>
+      </w:pPr>
+    </w:p>
+    <w:p>
+      <w:pPr>
+        <w:pBdr>
+          <w:left w:val="single" w:color="8A5A12" w:sz="24"/>
+        </w:pBdr>
+        <w:shd w:fill="F5F5F3" w:val="clear"/>
+        <w:spacing w:after="160" w:before="120"/>
+        <w:ind w:left="200"/>
+      </w:pPr>
+      <w:r>
+        <w:rPr>
+          <w:b/>
+          <w:bCs/>
+        </w:rPr>
+        <w:t xml:space="preserve">The squaring model is not exact.</w:t>
+      </w:r>
+      <w:r>
+        <w:t xml:space="preserve"> Probe episode 8 landed 15.3° off square: closing the jaws pushed the cube 2.4 mm and did not fully square it. Red is safe at any yaw (a 40 mm cube at 45° still leaves 9.1 mm); the blue cube, where yaw matters, landed at 0.6° and 0.0°.</w:t>
+      </w:r>
+    </w:p>
+    <w:p>
+      <w:pPr>
+        <w:pBdr>
+          <w:left w:val="single" w:color="9C3B23" w:sz="24"/>
+        </w:pBdr>
+        <w:shd w:fill="F5F5F3" w:val="clear"/>
+        <w:spacing w:after="160" w:before="120"/>
+        <w:ind w:left="200"/>
+      </w:pPr>
+      <w:r>
+        <w:rPr>
+          <w:b/>
+          <w:bCs/>
+        </w:rPr>
+        <w:t xml:space="preserve">A gate was relaxed, wrongly, and a batch started on it.</w:t>
+      </w:r>
+      <w:r>
+        <w:t xml:space="preserve"> After the 80 mm probe the footprint threshold was lowered from &gt; 5 mm to &gt; 0 mm and the 60-episode batch started (code </w:t>
+      </w:r>
+      <w:r>
+        <w:rPr>
+          <w:rFonts w:ascii="Consolas" w:cs="Consolas" w:eastAsia="Consolas" w:hAnsi="Consolas"/>
+          <w:color w:val="0E4A40"/>
+        </w:rPr>
+        <w:t xml:space="preserve">e719eb5603ac</w:t>
+      </w:r>
+      <w:r>
+        <w:t xml:space="preserve">); it was stopped after 2 episodes and archived, and is not the dataset. A margin is a statement about the episodes that were </w:t>
+      </w:r>
+      <w:r>
+        <w:rPr>
+          <w:b/>
+          <w:bCs/>
+        </w:rPr>
+        <w:t xml:space="preserve">not</w:t>
+      </w:r>
+      <w:r>
+        <w:t xml:space="preserve"> probed: three probes clearing by 1.4–5.7 mm mean the population spreads below zero. A failed gate is reported with a proposed fix, never relaxed and passed through.</w:t>
+      </w:r>
+    </w:p>
+    <w:p>
+      <w:pPr>
+        <w:spacing w:after="100"/>
+      </w:pPr>
+      <w:r>
+        <w:t xml:space="preserve">Two related corrections. The non-target keep-out was a 70 mm circle around each bin centre, which misses a square bin's corners (with 86 mm bins it let a blue cube spawn 14 mm inside the blue bin); every footprint must now clear every bin's real square by </w:t>
+      </w:r>
+      <w:r>
+        <w:rPr>
+          <w:rFonts w:ascii="Consolas" w:cs="Consolas" w:eastAsia="Consolas" w:hAnsi="Consolas"/>
+          <w:color w:val="0E4A40"/>
+        </w:rPr>
+        <w:t xml:space="preserve">BIN_CLEAR</w:t>
+      </w:r>
+      <w:r>
+        <w:t xml:space="preserve"> = 5 mm, a </w:t>
+      </w:r>
+      <w:r>
+        <w:rPr>
+          <w:b/>
+          <w:bCs/>
+        </w:rPr>
+        <w:t xml:space="preserve">chosen</w:t>
+      </w:r>
+      <w:r>
+        <w:t xml:space="preserve"> value fitted to red's y+20 target (7.0 mm), not a derived margin. And the place-path check had modelled bins as circumscribed circles. Three bugs of one kind, hence the rule now in </w:t>
+      </w:r>
+      <w:r>
+        <w:rPr>
+          <w:rFonts w:ascii="Consolas" w:cs="Consolas" w:eastAsia="Consolas" w:hAnsi="Consolas"/>
+          <w:color w:val="0E4A40"/>
+        </w:rPr>
+        <w:t xml:space="preserve">MEASUREMENTS.md</w:t>
+      </w:r>
+      <w:r>
+        <w:t xml:space="preserve"> §9: </w:t>
+      </w:r>
+      <w:r>
+        <w:rPr>
+          <w:b/>
+          <w:bCs/>
+        </w:rPr>
+        <w:t xml:space="preserve">bins are axis-aligned squares; never model them as circles.</w:t>
+      </w:r>
+    </w:p>
+    <w:p>
+      <w:pPr>
+        <w:pStyle w:val="Heading2"/>
+        <w:spacing w:after="120" w:before="320"/>
+      </w:pPr>
+      <w:r>
+        <w:t xml:space="preserve">26. The 60-episode batch and the datasets</w:t>
+      </w:r>
+    </w:p>
+    <w:p>
+      <w:pPr>
+        <w:spacing w:after="100"/>
+      </w:pPr>
+      <w:r>
+        <w:rPr>
+          <w:i/>
+          <w:iCs/>
+          <w:color w:val="4B5B57"/>
+        </w:rPr>
+        <w:t xml:space="preserve">Spec Appendix A rows 12–13: the batch, the conversion, the metrics.</w:t>
+      </w:r>
+    </w:p>
+    <w:tbl>
+      <w:tblPr>
+        <w:tblW w:type="dxa" w:w="9360"/>
+        <w:tblBorders>
+          <w:top w:val="single" w:color="C4CBC7" w:sz="4"/>
+          <w:left w:val="single" w:color="C4CBC7" w:sz="4"/>
+          <w:bottom w:val="single" w:color="C4CBC7" w:sz="4"/>
+          <w:right w:val="single" w:color="C4CBC7" w:sz="4"/>
+          <w:insideH w:val="single" w:color="C4CBC7" w:sz="4"/>
+          <w:insideV w:val="single" w:color="C4CBC7" w:sz="4"/>
+        </w:tblBorders>
+        <w:tblLayout w:type="fixed"/>
+      </w:tblPr>
+      <w:tblGrid>
+        <w:gridCol w:w="3000"/>
+        <w:gridCol w:w="6360"/>
+      </w:tblGrid>
+      <w:tr>
+        <w:trPr>
+          <w:tblHeader/>
+        </w:trPr>
+        <w:tc>
+          <w:tcPr>
+            <w:tcW w:type="dxa" w:w="3000"/>
+            <w:shd w:fill="DEE3E0" w:val="clear"/>
+            <w:tcMar>
+              <w:top w:type="dxa" w:w="80"/>
+              <w:left w:type="dxa" w:w="100"/>
+              <w:bottom w:type="dxa" w:w="80"/>
+              <w:right w:type="dxa" w:w="100"/>
+            </w:tcMar>
+          </w:tcPr>
+          <w:p>
+            <w:r>
+              <w:rPr>
+                <w:b/>
+                <w:bCs/>
+                <w:color w:val="4B5B57"/>
+                <w:sz w:val="18"/>
+                <w:szCs w:val="18"/>
+              </w:rPr>
+              <w:t xml:space="preserve"/>
+            </w:r>
+          </w:p>
+        </w:tc>
+        <w:tc>
+          <w:tcPr>
+            <w:tcW w:type="dxa" w:w="6360"/>
+            <w:shd w:fill="DEE3E0" w:val="clear"/>
+            <w:tcMar>
+              <w:top w:type="dxa" w:w="80"/>
+              <w:left w:type="dxa" w:w="100"/>
+              <w:bottom w:type="dxa" w:w="80"/>
+              <w:right w:type="dxa" w:w="100"/>
+            </w:tcMar>
+          </w:tcPr>
+          <w:p>
+            <w:r>
+              <w:rPr>
+                <w:b/>
+                <w:bCs/>
+                <w:color w:val="4B5B57"/>
+                <w:sz w:val="18"/>
+                <w:szCs w:val="18"/>
+              </w:rPr>
+              <w:t xml:space="preserve">Result</w:t>
+            </w:r>
+          </w:p>
+        </w:tc>
+      </w:tr>
+      <w:tr>
+        <w:trPr>
+          <w:cantSplit/>
+        </w:trPr>
+        <w:tc>
+          <w:tcPr>
+            <w:tcW w:type="dxa" w:w="3000"/>
+            <w:tcMar>
+              <w:top w:type="dxa" w:w="80"/>
+              <w:left w:type="dxa" w:w="100"/>
+              <w:bottom w:type="dxa" w:w="80"/>
+              <w:right w:type="dxa" w:w="100"/>
+            </w:tcMar>
+          </w:tcPr>
+          <w:p>
+            <w:r>
+              <w:rPr>
+                <w:sz w:val="19"/>
+                <w:szCs w:val="19"/>
+              </w:rPr>
+              <w:t xml:space="preserve">Code version</w:t>
+            </w:r>
+          </w:p>
+        </w:tc>
+        <w:tc>
+          <w:tcPr>
+            <w:tcW w:type="dxa" w:w="6360"/>
+            <w:tcMar>
+              <w:top w:type="dxa" w:w="80"/>
+              <w:left w:type="dxa" w:w="100"/>
+              <w:bottom w:type="dxa" w:w="80"/>
+              <w:right w:type="dxa" w:w="100"/>
+            </w:tcMar>
+          </w:tcPr>
+          <w:p>
+            <w:r>
+              <w:rPr>
+                <w:rFonts w:ascii="Consolas" w:cs="Consolas" w:eastAsia="Consolas" w:hAnsi="Consolas"/>
+                <w:color w:val="0E4A40"/>
+              </w:rPr>
+              <w:t xml:space="preserve">f977d7af65dc</w:t>
+            </w:r>
+            <w:r>
+              <w:rPr>
+                <w:sz w:val="19"/>
+                <w:szCs w:val="19"/>
+              </w:rPr>
+              <w:t xml:space="preserve">, one version from first to last episode</w:t>
+            </w:r>
+          </w:p>
+        </w:tc>
+      </w:tr>
+      <w:tr>
+        <w:trPr>
+          <w:cantSplit/>
+        </w:trPr>
+        <w:tc>
+          <w:tcPr>
+            <w:tcW w:type="dxa" w:w="3000"/>
+            <w:tcMar>
+              <w:top w:type="dxa" w:w="80"/>
+              <w:left w:type="dxa" w:w="100"/>
+              <w:bottom w:type="dxa" w:w="80"/>
+              <w:right w:type="dxa" w:w="100"/>
+            </w:tcMar>
+          </w:tcPr>
+          <w:p>
+            <w:r>
+              <w:rPr>
+                <w:sz w:val="19"/>
+                <w:szCs w:val="19"/>
+              </w:rPr>
+              <w:t xml:space="preserve">Started / finished</w:t>
+            </w:r>
+          </w:p>
+        </w:tc>
+        <w:tc>
+          <w:tcPr>
+            <w:tcW w:type="dxa" w:w="6360"/>
+            <w:tcMar>
+              <w:top w:type="dxa" w:w="80"/>
+              <w:left w:type="dxa" w:w="100"/>
+              <w:bottom w:type="dxa" w:w="80"/>
+              <w:right w:type="dxa" w:w="100"/>
+            </w:tcMar>
+          </w:tcPr>
+          <w:p>
+            <w:r>
+              <w:rPr>
+                <w:sz w:val="19"/>
+                <w:szCs w:val="19"/>
+              </w:rPr>
+              <w:t xml:space="preserve">2026-10-04 08:37 / ~11:20 UTC, container </w:t>
+            </w:r>
+            <w:r>
+              <w:rPr>
+                <w:rFonts w:ascii="Consolas" w:cs="Consolas" w:eastAsia="Consolas" w:hAnsi="Consolas"/>
+                <w:color w:val="0E4A40"/>
+              </w:rPr>
+              <w:t xml:space="preserve">c76def923a51</w:t>
+            </w:r>
+          </w:p>
+        </w:tc>
+      </w:tr>
+      <w:tr>
+        <w:trPr>
+          <w:cantSplit/>
+        </w:trPr>
+        <w:tc>
+          <w:tcPr>
+            <w:tcW w:type="dxa" w:w="3000"/>
+            <w:tcMar>
+              <w:top w:type="dxa" w:w="80"/>
+              <w:left w:type="dxa" w:w="100"/>
+              <w:bottom w:type="dxa" w:w="80"/>
+              <w:right w:type="dxa" w:w="100"/>
+            </w:tcMar>
+          </w:tcPr>
+          <w:p>
+            <w:r>
+              <w:rPr>
+                <w:sz w:val="19"/>
+                <w:szCs w:val="19"/>
+              </w:rPr>
+              <w:t xml:space="preserve">Passed</w:t>
+            </w:r>
+          </w:p>
+        </w:tc>
+        <w:tc>
+          <w:tcPr>
+            <w:tcW w:type="dxa" w:w="6360"/>
+            <w:tcMar>
+              <w:top w:type="dxa" w:w="80"/>
+              <w:left w:type="dxa" w:w="100"/>
+              <w:bottom w:type="dxa" w:w="80"/>
+              <w:right w:type="dxa" w:w="100"/>
+            </w:tcMar>
+          </w:tcPr>
+          <w:p>
+            <w:r>
+              <w:rPr>
+                <w:b/>
+                <w:bCs/>
+                <w:sz w:val="19"/>
+                <w:szCs w:val="19"/>
+              </w:rPr>
+              <w:t xml:space="preserve">60 / 60</w:t>
+            </w:r>
+            <w:r>
+              <w:rPr>
+                <w:sz w:val="19"/>
+                <w:szCs w:val="19"/>
+              </w:rPr>
+              <w:t xml:space="preserve">, all on the first attempt</w:t>
+            </w:r>
+          </w:p>
+        </w:tc>
+      </w:tr>
+      <w:tr>
+        <w:trPr>
+          <w:cantSplit/>
+        </w:trPr>
+        <w:tc>
+          <w:tcPr>
+            <w:tcW w:type="dxa" w:w="3000"/>
+            <w:tcMar>
+              <w:top w:type="dxa" w:w="80"/>
+              <w:left w:type="dxa" w:w="100"/>
+              <w:bottom w:type="dxa" w:w="80"/>
+              <w:right w:type="dxa" w:w="100"/>
+            </w:tcMar>
+          </w:tcPr>
+          <w:p>
+            <w:r>
+              <w:rPr>
+                <w:sz w:val="19"/>
+                <w:szCs w:val="19"/>
+              </w:rPr>
+              <w:t xml:space="preserve">Trajectory re-sends</w:t>
+            </w:r>
+          </w:p>
+        </w:tc>
+        <w:tc>
+          <w:tcPr>
+            <w:tcW w:type="dxa" w:w="6360"/>
+            <w:tcMar>
+              <w:top w:type="dxa" w:w="80"/>
+              <w:left w:type="dxa" w:w="100"/>
+              <w:bottom w:type="dxa" w:w="80"/>
+              <w:right w:type="dxa" w:w="100"/>
+            </w:tcMar>
+          </w:tcPr>
+          <w:p>
+            <w:r>
+              <w:rPr>
+                <w:sz w:val="19"/>
+                <w:szCs w:val="19"/>
+              </w:rPr>
+              <w:t xml:space="preserve">0 in every episode</w:t>
+            </w:r>
+          </w:p>
+        </w:tc>
+      </w:tr>
+      <w:tr>
+        <w:trPr>
+          <w:cantSplit/>
+        </w:trPr>
+        <w:tc>
+          <w:tcPr>
+            <w:tcW w:type="dxa" w:w="3000"/>
+            <w:tcMar>
+              <w:top w:type="dxa" w:w="80"/>
+              <w:left w:type="dxa" w:w="100"/>
+              <w:bottom w:type="dxa" w:w="80"/>
+              <w:right w:type="dxa" w:w="100"/>
+            </w:tcMar>
+          </w:tcPr>
+          <w:p>
+            <w:r>
+              <w:rPr>
+                <w:sz w:val="19"/>
+                <w:szCs w:val="19"/>
+              </w:rPr>
+              <w:t xml:space="preserve">Circuit breaker</w:t>
+            </w:r>
+          </w:p>
+        </w:tc>
+        <w:tc>
+          <w:tcPr>
+            <w:tcW w:type="dxa" w:w="6360"/>
+            <w:tcMar>
+              <w:top w:type="dxa" w:w="80"/>
+              <w:left w:type="dxa" w:w="100"/>
+              <w:bottom w:type="dxa" w:w="80"/>
+              <w:right w:type="dxa" w:w="100"/>
+            </w:tcMar>
+          </w:tcPr>
+          <w:p>
+            <w:r>
+              <w:rPr>
+                <w:sz w:val="19"/>
+                <w:szCs w:val="19"/>
+              </w:rPr>
+              <w:t xml:space="preserve">did not fire</w:t>
+            </w:r>
+          </w:p>
+        </w:tc>
+      </w:tr>
+      <w:tr>
+        <w:trPr>
+          <w:cantSplit/>
+        </w:trPr>
+        <w:tc>
+          <w:tcPr>
+            <w:tcW w:type="dxa" w:w="3000"/>
+            <w:tcMar>
+              <w:top w:type="dxa" w:w="80"/>
+              <w:left w:type="dxa" w:w="100"/>
+              <w:bottom w:type="dxa" w:w="80"/>
+              <w:right w:type="dxa" w:w="100"/>
+            </w:tcMar>
+          </w:tcPr>
+          <w:p>
+            <w:r>
+              <w:rPr>
+                <w:sz w:val="19"/>
+                <w:szCs w:val="19"/>
+              </w:rPr>
+              <w:t xml:space="preserve">Camera frames</w:t>
+            </w:r>
+          </w:p>
+        </w:tc>
+        <w:tc>
+          <w:tcPr>
+            <w:tcW w:type="dxa" w:w="6360"/>
+            <w:tcMar>
+              <w:top w:type="dxa" w:w="80"/>
+              <w:left w:type="dxa" w:w="100"/>
+              <w:bottom w:type="dxa" w:w="80"/>
+              <w:right w:type="dxa" w:w="100"/>
+            </w:tcMar>
+          </w:tcPr>
+          <w:p>
+            <w:r>
+              <w:rPr>
+                <w:sz w:val="19"/>
+                <w:szCs w:val="19"/>
+              </w:rPr>
+              <w:t xml:space="preserve">complete in all 60; largest gap 1.02 frames</w:t>
+            </w:r>
+          </w:p>
+        </w:tc>
+      </w:tr>
+      <w:tr>
+        <w:trPr>
+          <w:cantSplit/>
+        </w:trPr>
+        <w:tc>
+          <w:tcPr>
+            <w:tcW w:type="dxa" w:w="3000"/>
+            <w:tcMar>
+              <w:top w:type="dxa" w:w="80"/>
+              <w:left w:type="dxa" w:w="100"/>
+              <w:bottom w:type="dxa" w:w="80"/>
+              <w:right w:type="dxa" w:w="100"/>
+            </w:tcMar>
+          </w:tcPr>
+          <w:p>
+            <w:r>
+              <w:rPr>
+                <w:sz w:val="19"/>
+                <w:szCs w:val="19"/>
+              </w:rPr>
+              <w:t xml:space="preserve">RTF</w:t>
+            </w:r>
+          </w:p>
+        </w:tc>
+        <w:tc>
+          <w:tcPr>
+            <w:tcW w:type="dxa" w:w="6360"/>
+            <w:tcMar>
+              <w:top w:type="dxa" w:w="80"/>
+              <w:left w:type="dxa" w:w="100"/>
+              <w:bottom w:type="dxa" w:w="80"/>
+              <w:right w:type="dxa" w:w="100"/>
+            </w:tcMar>
+          </w:tcPr>
+          <w:p>
+            <w:r>
+              <w:rPr>
+                <w:sz w:val="19"/>
+                <w:szCs w:val="19"/>
+              </w:rPr>
+              <w:t xml:space="preserve">0.100–0.393, median 0.344</w:t>
+            </w:r>
+          </w:p>
+        </w:tc>
+      </w:tr>
+      <w:tr>
+        <w:trPr>
+          <w:cantSplit/>
+        </w:trPr>
+        <w:tc>
+          <w:tcPr>
+            <w:tcW w:type="dxa" w:w="3000"/>
+            <w:tcMar>
+              <w:top w:type="dxa" w:w="80"/>
+              <w:left w:type="dxa" w:w="100"/>
+              <w:bottom w:type="dxa" w:w="80"/>
+              <w:right w:type="dxa" w:w="100"/>
+            </w:tcMar>
+          </w:tcPr>
+          <w:p>
+            <w:r>
+              <w:rPr>
+                <w:sz w:val="19"/>
+                <w:szCs w:val="19"/>
+              </w:rPr>
+              <w:t xml:space="preserve">Wall time</w:t>
+            </w:r>
+          </w:p>
+        </w:tc>
+        <w:tc>
+          <w:tcPr>
+            <w:tcW w:type="dxa" w:w="6360"/>
+            <w:tcMar>
+              <w:top w:type="dxa" w:w="80"/>
+              <w:left w:type="dxa" w:w="100"/>
+              <w:bottom w:type="dxa" w:w="80"/>
+              <w:right w:type="dxa" w:w="100"/>
+            </w:tcMar>
+          </w:tcPr>
+          <w:p>
+            <w:r>
+              <w:rPr>
+                <w:sz w:val="19"/>
+                <w:szCs w:val="19"/>
+              </w:rPr>
+              <w:t xml:space="preserve">episode median 160 s, of which the sequence 122 s</w:t>
+            </w:r>
+          </w:p>
+        </w:tc>
+      </w:tr>
+      <w:tr>
+        <w:trPr>
+          <w:cantSplit/>
+        </w:trPr>
+        <w:tc>
+          <w:tcPr>
+            <w:tcW w:type="dxa" w:w="3000"/>
+            <w:tcMar>
+              <w:top w:type="dxa" w:w="80"/>
+              <w:left w:type="dxa" w:w="100"/>
+              <w:bottom w:type="dxa" w:w="80"/>
+              <w:right w:type="dxa" w:w="100"/>
+            </w:tcMar>
+          </w:tcPr>
+          <w:p>
+            <w:r>
+              <w:rPr>
+                <w:sz w:val="19"/>
+                <w:szCs w:val="19"/>
+              </w:rPr>
+              <w:t xml:space="preserve">Spawn drift</w:t>
+            </w:r>
+          </w:p>
+        </w:tc>
+        <w:tc>
+          <w:tcPr>
+            <w:tcW w:type="dxa" w:w="6360"/>
+            <w:tcMar>
+              <w:top w:type="dxa" w:w="80"/>
+              <w:left w:type="dxa" w:w="100"/>
+              <w:bottom w:type="dxa" w:w="80"/>
+              <w:right w:type="dxa" w:w="100"/>
+            </w:tcMar>
+          </w:tcPr>
+          <w:p>
+            <w:r>
+              <w:rPr>
+                <w:sz w:val="19"/>
+                <w:szCs w:val="19"/>
+              </w:rPr>
+              <w:t xml:space="preserve">0.00 mm (60 targets, 180 other objects)</w:t>
+            </w:r>
+          </w:p>
+        </w:tc>
+      </w:tr>
+      <w:tr>
+        <w:trPr>
+          <w:cantSplit/>
+        </w:trPr>
+        <w:tc>
+          <w:tcPr>
+            <w:tcW w:type="dxa" w:w="3000"/>
+            <w:tcMar>
+              <w:top w:type="dxa" w:w="80"/>
+              <w:left w:type="dxa" w:w="100"/>
+              <w:bottom w:type="dxa" w:w="80"/>
+              <w:right w:type="dxa" w:w="100"/>
+            </w:tcMar>
+          </w:tcPr>
+          <w:p>
+            <w:r>
+              <w:rPr>
+                <w:sz w:val="19"/>
+                <w:szCs w:val="19"/>
+              </w:rPr>
+              <w:t xml:space="preserve">Landing offset from bin centre</w:t>
+            </w:r>
+          </w:p>
+        </w:tc>
+        <w:tc>
+          <w:tcPr>
+            <w:tcW w:type="dxa" w:w="6360"/>
+            <w:tcMar>
+              <w:top w:type="dxa" w:w="80"/>
+              <w:left w:type="dxa" w:w="100"/>
+              <w:bottom w:type="dxa" w:w="80"/>
+              <w:right w:type="dxa" w:w="100"/>
+            </w:tcMar>
+          </w:tcPr>
+          <w:p>
+            <w:r>
+              <w:rPr>
+                <w:sz w:val="19"/>
+                <w:szCs w:val="19"/>
+              </w:rPr>
+              <w:t xml:space="preserve">red median 2.5 / max 4.7 mm; blue 3.4 / 5.2; green 0.5 / 2.9; yellow 0.0 / 0.0</w:t>
+            </w:r>
+          </w:p>
+        </w:tc>
+      </w:tr>
+      <w:tr>
+        <w:trPr>
+          <w:cantSplit/>
+        </w:trPr>
+        <w:tc>
+          <w:tcPr>
+            <w:tcW w:type="dxa" w:w="3000"/>
+            <w:tcMar>
+              <w:top w:type="dxa" w:w="80"/>
+              <w:left w:type="dxa" w:w="100"/>
+              <w:bottom w:type="dxa" w:w="80"/>
+              <w:right w:type="dxa" w:w="100"/>
+            </w:tcMar>
+          </w:tcPr>
+          <w:p>
+            <w:r>
+              <w:rPr>
+                <w:sz w:val="19"/>
+                <w:szCs w:val="19"/>
+              </w:rPr>
+              <w:t xml:space="preserve">Other objects disturbed</w:t>
+            </w:r>
+          </w:p>
+        </w:tc>
+        <w:tc>
+          <w:tcPr>
+            <w:tcW w:type="dxa" w:w="6360"/>
+            <w:tcMar>
+              <w:top w:type="dxa" w:w="80"/>
+              <w:left w:type="dxa" w:w="100"/>
+              <w:bottom w:type="dxa" w:w="80"/>
+              <w:right w:type="dxa" w:w="100"/>
+            </w:tcMar>
+          </w:tcPr>
+          <w:p>
+            <w:r>
+              <w:rPr>
+                <w:sz w:val="19"/>
+                <w:szCs w:val="19"/>
+              </w:rPr>
+              <w:t xml:space="preserve">1 episode (12)</w:t>
+            </w:r>
+          </w:p>
+        </w:tc>
+      </w:tr>
+    </w:tbl>
+    <w:p>
+      <w:pPr>
+        <w:spacing w:after="120"/>
+      </w:pPr>
+    </w:p>
+    <w:p>
+      <w:pPr>
+        <w:spacing w:after="100"/>
+      </w:pPr>
+      <w:r>
+        <w:rPr>
+          <w:b/>
+          <w:bCs/>
+        </w:rPr>
+        <w:t xml:space="preserve">Fit is proven by landed height.</w:t>
+      </w:r>
+      <w:r>
+        <w:t xml:space="preserve"> Landed yaw was not recorded in this batch, but an object too wide for the opening cannot land flat at its expected height: it props on the rim (43 mm instead of 27 mm in the 70 mm probe). All 60 landed at exactly their expected height (22.0 or 27.0 mm), so no episode had a fit problem, whatever its yaw. Landed yaw and tilt are recorded from the next batch on (</w:t>
+      </w:r>
+      <w:r>
+        <w:rPr>
+          <w:rFonts w:ascii="Consolas" w:cs="Consolas" w:eastAsia="Consolas" w:hAnsi="Consolas"/>
+          <w:color w:val="0E4A40"/>
+        </w:rPr>
+        <w:t xml:space="preserve">run_pick_and_place.py</w:t>
+      </w:r>
+      <w:r>
+        <w:t xml:space="preserve">).</w:t>
+      </w:r>
+    </w:p>
+    <w:p>
+      <w:pPr>
+        <w:spacing w:after="100"/>
+      </w:pPr>
+      <w:r>
+        <w:rPr>
+          <w:b/>
+          <w:bCs/>
+        </w:rPr>
+        <w:t xml:space="preserve">Episode 12, kept and labelled.</w:t>
+      </w:r>
+      <w:r>
+        <w:t xml:space="preserve"> Target the red cube at (0.22, −0.06); the green cylinder, 82 mm away, was pushed 22.9 mm away from the gripper. Verified frame by frame from the recording: the cylinder's image centroid holds still while the tool tip descends from 170 mm to 31 mm, jumps between frames 165 and 175 as the tip covers the last 12 mm to grasp height, and does not move again; the fingers are open on that descent and the jaw is the only part of the robot over the cylinder. The episode succeeded at its task, which never said "without touching anything else" (spec 9.3 treats this as a warning); it is kept because the flag survives conversion: </w:t>
+      </w:r>
+      <w:r>
+        <w:rPr>
+          <w:rFonts w:ascii="Consolas" w:cs="Consolas" w:eastAsia="Consolas" w:hAnsi="Consolas"/>
+          <w:color w:val="0E4A40"/>
+        </w:rPr>
+        <w:t xml:space="preserve">port_bag.py</w:t>
+      </w:r>
+      <w:r>
+        <w:t xml:space="preserve"> writes </w:t>
+      </w:r>
+      <w:r>
+        <w:rPr>
+          <w:rFonts w:ascii="Consolas" w:cs="Consolas" w:eastAsia="Consolas" w:hAnsi="Consolas"/>
+          <w:color w:val="0E4A40"/>
+        </w:rPr>
+        <w:t xml:space="preserve">distractors_moved</w:t>
+      </w:r>
+      <w:r>
+        <w:t xml:space="preserve"> into </w:t>
+      </w:r>
+      <w:r>
+        <w:rPr>
+          <w:rFonts w:ascii="Consolas" w:cs="Consolas" w:eastAsia="Consolas" w:hAnsi="Consolas"/>
+          <w:color w:val="0E4A40"/>
+        </w:rPr>
+        <w:t xml:space="preserve">meta/episodes.jsonl</w:t>
+      </w:r>
+      <w:r>
+        <w:t xml:space="preserve"> for every episode.</w:t>
+      </w:r>
+    </w:p>
+    <w:p>
+      <w:pPr>
+        <w:spacing w:after="100"/>
+      </w:pPr>
+      <w:r>
+        <w:rPr>
+          <w:b/>
+          <w:bCs/>
+        </w:rPr>
+        <w:t xml:space="preserve">Converted</w:t>
+      </w:r>
+      <w:r>
+        <w:t xml:space="preserve">: </w:t>
+      </w:r>
+      <w:r>
+        <w:rPr>
+          <w:rFonts w:ascii="Consolas" w:cs="Consolas" w:eastAsia="Consolas" w:hAnsi="Consolas"/>
+          <w:color w:val="0E4A40"/>
+        </w:rPr>
+        <w:t xml:space="preserve">mycobot_sorting_train</w:t>
+      </w:r>
+      <w:r>
+        <w:t xml:space="preserve"> 48 episodes, 29 735 frames; </w:t>
+      </w:r>
+      <w:r>
+        <w:rPr>
+          <w:rFonts w:ascii="Consolas" w:cs="Consolas" w:eastAsia="Consolas" w:hAnsi="Consolas"/>
+          <w:color w:val="0E4A40"/>
+        </w:rPr>
+        <w:t xml:space="preserve">mycobot_sorting_heldout</w:t>
+      </w:r>
+      <w:r>
+        <w:t xml:space="preserve"> 12 episodes, 7 423 frames; 320×240 at 30 fps; video frame counts match the parquet rows. Spec Part 13 metrics for the scripted demonstrator: task success 60/60, correct-bin 60/60, held-out success 12/12, placement offset median 0.031 of the inner radius (max 0.149), distractor disturbance 1/60, yield 60 clean episodes from 60 attempts.</w:t>
+      </w:r>
+    </w:p>
+    <w:p>
+      <w:pPr>
+        <w:pBdr>
+          <w:left w:val="single" w:color="146356" w:sz="24"/>
+        </w:pBdr>
+        <w:shd w:fill="F5F5F3" w:val="clear"/>
+        <w:spacing w:after="160" w:before="120"/>
+        <w:ind w:left="200"/>
+      </w:pPr>
+      <w:r>
+        <w:rPr>
+          <w:b/>
+          <w:bCs/>
+        </w:rPr>
+        <w:t xml:space="preserve">Not comparable with the 2026-10-03 batch</w:t>
+      </w:r>
+      <w:r>
+        <w:t xml:space="preserve"> (different bins, blue bin, layouts and release yaw). Measured the same way, speed barely moved: median RTF 0.292 → 0.344, sequence 122 → 122 s, episode 165 → 160 s.</w:t>
+      </w:r>
+    </w:p>
+    <w:p>
+      <w:pPr>
+        <w:pStyle w:val="Heading2"/>
+        <w:spacing w:after="120" w:before="320"/>
+      </w:pPr>
+      <w:r>
+        <w:t xml:space="preserve">27. Two launch files</w:t>
+      </w:r>
+    </w:p>
+    <w:p>
+      <w:pPr>
+        <w:spacing w:after="100"/>
+      </w:pPr>
+      <w:r>
+        <w:rPr>
+          <w:i/>
+          <w:iCs/>
+          <w:color w:val="4B5B57"/>
+        </w:rPr>
+        <w:t xml:space="preserve">Run any one episode, to watch it or to get a pass/fail code.</w:t>
+      </w:r>
+    </w:p>
+    <w:p>
+      <w:pPr>
+        <w:shd w:fill="10201D" w:val="clear"/>
+        <w:spacing w:after="0"/>
+      </w:pPr>
+      <w:r>
+        <w:rPr>
+          <w:rFonts w:ascii="Consolas" w:cs="Consolas" w:eastAsia="Consolas" w:hAnsi="Consolas"/>
+          <w:color w:val="D9EDE8"/>
+          <w:sz w:val="17"/>
+          <w:szCs w:val="17"/>
+        </w:rPr>
+        <w:t xml:space="preserve">cd /workspace/htgspp/launch</w:t>
+      </w:r>
+    </w:p>
+    <w:p>
+      <w:pPr>
+        <w:shd w:fill="10201D" w:val="clear"/>
+        <w:spacing w:after="0"/>
+      </w:pPr>
+      <w:r>
+        <w:rPr>
+          <w:rFonts w:ascii="Consolas" w:cs="Consolas" w:eastAsia="Consolas" w:hAnsi="Consolas"/>
+          <w:color w:val="D9EDE8"/>
+          <w:sz w:val="17"/>
+          <w:szCs w:val="17"/>
+        </w:rPr>
+        <w:t xml:space="preserve">ros2 launch pick_and_sort_and_place_demo.launch.py episode:=16          # GUI, stays open</w:t>
+      </w:r>
+    </w:p>
+    <w:p>
+      <w:pPr>
+        <w:shd w:fill="10201D" w:val="clear"/>
+        <w:spacing w:after="0"/>
+      </w:pPr>
+      <w:r>
+        <w:rPr>
+          <w:rFonts w:ascii="Consolas" w:cs="Consolas" w:eastAsia="Consolas" w:hAnsi="Consolas"/>
+          <w:color w:val="D9EDE8"/>
+          <w:sz w:val="17"/>
+          <w:szCs w:val="17"/>
+        </w:rPr>
+        <w:t xml:space="preserve">ros2 launch pick_and_sort_and_place_no_gui_demo.launch.py episode:=16   # headless</w:t>
+      </w:r>
+    </w:p>
+    <w:p>
+      <w:pPr>
+        <w:shd w:fill="10201D" w:val="clear"/>
+        <w:spacing w:after="0"/>
+      </w:pPr>
+      <w:r>
+        <w:rPr>
+          <w:rFonts w:ascii="Consolas" w:cs="Consolas" w:eastAsia="Consolas" w:hAnsi="Consolas"/>
+          <w:color w:val="D9EDE8"/>
+          <w:sz w:val="17"/>
+          <w:szCs w:val="17"/>
+        </w:rPr>
+        <w:t xml:space="preserve">echo $?        # 0 = PASS, 1 = not, 2 = bad argument</w:t>
+      </w:r>
+    </w:p>
+    <w:p>
+      <w:pPr>
+        <w:shd w:fill="10201D" w:val="clear"/>
+        <w:spacing w:after="0"/>
+      </w:pPr>
+      <w:r>
+        <w:rPr>
+          <w:rFonts w:ascii="Consolas" w:cs="Consolas" w:eastAsia="Consolas" w:hAnsi="Consolas"/>
+          <w:color w:val="D9EDE8"/>
+          <w:sz w:val="17"/>
+          <w:szCs w:val="17"/>
+        </w:rPr>
+        <w:t xml:space="preserve"> </w:t>
+      </w:r>
+    </w:p>
+    <w:p>
+      <w:pPr>
+        <w:shd w:fill="10201D" w:val="clear"/>
+        <w:spacing w:after="0"/>
+      </w:pPr>
+      <w:r>
+        <w:rPr>
+          <w:rFonts w:ascii="Consolas" w:cs="Consolas" w:eastAsia="Consolas" w:hAnsi="Consolas"/>
+          <w:color w:val="7C978F"/>
+          <w:sz w:val="17"/>
+          <w:szCs w:val="17"/>
+        </w:rPr>
+        <w:t xml:space="preserve"># on the WSL2 laptop, from the host, one command:</w:t>
+      </w:r>
+    </w:p>
+    <w:p>
+      <w:pPr>
+        <w:shd w:fill="10201D" w:val="clear"/>
+        <w:spacing w:after="120"/>
+      </w:pPr>
+      <w:r>
+        <w:rPr>
+          <w:rFonts w:ascii="Consolas" w:cs="Consolas" w:eastAsia="Consolas" w:hAnsi="Consolas"/>
+          <w:color w:val="D9EDE8"/>
+          <w:sz w:val="17"/>
+          <w:szCs w:val="17"/>
+        </w:rPr>
+        <w:t xml:space="preserve">docker exec -it gazebo_to_lerobot /workspace/htgspp/scripts/run_gui_demo.sh episode:=16</w:t>
+      </w:r>
+    </w:p>
+    <w:p>
+      <w:pPr>
+        <w:spacing w:after="100"/>
+      </w:pPr>
+      <w:r>
+        <w:rPr>
+          <w:rFonts w:ascii="Consolas" w:cs="Consolas" w:eastAsia="Consolas" w:hAnsi="Consolas"/>
+          <w:color w:val="0E4A40"/>
+        </w:rPr>
+        <w:t xml:space="preserve">episode:=N</w:t>
+      </w:r>
+      <w:r>
+        <w:t xml:space="preserve"> is a row of the matrix (1–15 red, 16–30 blue, 31–45 green, 46–60 yellow): it fixes the target, every object's position and the scene variation, exactly as the batch ran it. Nothing is recorded; the batch is the data path. </w:t>
+      </w:r>
+      <w:r>
+        <w:rPr>
+          <w:rFonts w:ascii="Consolas" w:cs="Consolas" w:eastAsia="Consolas" w:hAnsi="Consolas"/>
+          <w:color w:val="0E4A40"/>
+        </w:rPr>
+        <w:t xml:space="preserve">attach_mode:=simulated</w:t>
+      </w:r>
+      <w:r>
+        <w:t xml:space="preserve"> is the only value accepted, so the weld-not-grasp fact is visible where the demo is started. </w:t>
+      </w:r>
+      <w:r>
+        <w:rPr>
+          <w:rFonts w:ascii="Consolas" w:cs="Consolas" w:eastAsia="Consolas" w:hAnsi="Consolas"/>
+          <w:color w:val="0E4A40"/>
+        </w:rPr>
+        <w:t xml:space="preserve">scripts/run_demo.py</w:t>
+      </w:r>
+      <w:r>
+        <w:t xml:space="preserve"> runs the same steps as </w:t>
+      </w:r>
+      <w:r>
+        <w:rPr>
+          <w:rFonts w:ascii="Consolas" w:cs="Consolas" w:eastAsia="Consolas" w:hAnsi="Consolas"/>
+          <w:color w:val="0E4A40"/>
+        </w:rPr>
+        <w:t xml:space="preserve">episode.sh</w:t>
+      </w:r>
+      <w:r>
+        <w:t xml:space="preserve"> and the verifier.</w:t>
+      </w:r>
+    </w:p>
+    <w:p>
+      <w:pPr>
+        <w:spacing w:after="100"/>
+      </w:pPr>
+      <w:r>
+        <w:t xml:space="preserve">Tested: headless episodes 16 and 50 PASS with exit 0 (~100 s each); bad episode or bad </w:t>
+      </w:r>
+      <w:r>
+        <w:rPr>
+          <w:rFonts w:ascii="Consolas" w:cs="Consolas" w:eastAsia="Consolas" w:hAnsi="Consolas"/>
+          <w:color w:val="0E4A40"/>
+        </w:rPr>
+        <w:t xml:space="preserve">attach_mode</w:t>
+      </w:r>
+      <w:r>
+        <w:t xml:space="preserve"> exit 2; GUI episode 23 PASS, the viewport stays open on the final scene, and Ctrl+C leaves no process behind. Two bugs were found and fixed in testing: a stale ROS 2 daemon hid the new controller manager (bring-up 283 s → 22 s once it is stopped), and </w:t>
+      </w:r>
+      <w:r>
+        <w:rPr>
+          <w:rFonts w:ascii="Consolas" w:cs="Consolas" w:eastAsia="Consolas" w:hAnsi="Consolas"/>
+          <w:color w:val="0E4A40"/>
+        </w:rPr>
+        <w:t xml:space="preserve">ros2 launch</w:t>
+      </w:r>
+      <w:r>
+        <w:t xml:space="preserve"> returned 0 whatever the demo returned (the headless launch now exits with the demo's own code).</w:t>
+      </w:r>
+    </w:p>
+    <w:p>
+      <w:pPr>
+        <w:pStyle w:val="Heading1"/>
+        <w:spacing w:after="120" w:before="320"/>
+      </w:pPr>
+      <w:r>
+        <w:t xml:space="preserve">Addendum reference: bugs fixed, limits, manual run, new files</w:t>
+      </w:r>
+    </w:p>
+    <w:p>
+      <w:pPr>
+        <w:keepNext/>
+        <w:spacing w:after="80" w:before="240"/>
+      </w:pPr>
+      <w:r>
+        <w:rPr>
+          <w:b/>
+          <w:bCs/>
+          <w:color w:val="0E4A40"/>
+          <w:sz w:val="24"/>
+          <w:szCs w:val="24"/>
+        </w:rPr>
+        <w:t xml:space="preserve">Bugs fixed, 2026-10-02 to 2026-10-04</w:t>
+      </w:r>
+    </w:p>
+    <w:tbl>
+      <w:tblPr>
+        <w:tblW w:type="dxa" w:w="9360"/>
+        <w:tblBorders>
+          <w:top w:val="single" w:color="C4CBC7" w:sz="4"/>
+          <w:left w:val="single" w:color="C4CBC7" w:sz="4"/>
+          <w:bottom w:val="single" w:color="C4CBC7" w:sz="4"/>
+          <w:right w:val="single" w:color="C4CBC7" w:sz="4"/>
+          <w:insideH w:val="single" w:color="C4CBC7" w:sz="4"/>
+          <w:insideV w:val="single" w:color="C4CBC7" w:sz="4"/>
+        </w:tblBorders>
+        <w:tblLayout w:type="fixed"/>
+      </w:tblPr>
+      <w:tblGrid>
+        <w:gridCol w:w="2900"/>
+        <w:gridCol w:w="3300"/>
+        <w:gridCol w:w="3160"/>
+      </w:tblGrid>
+      <w:tr>
+        <w:trPr>
+          <w:tblHeader/>
+        </w:trPr>
+        <w:tc>
+          <w:tcPr>
+            <w:tcW w:type="dxa" w:w="2900"/>
+            <w:shd w:fill="DEE3E0" w:val="clear"/>
+            <w:tcMar>
+              <w:top w:type="dxa" w:w="80"/>
+              <w:left w:type="dxa" w:w="100"/>
+              <w:bottom w:type="dxa" w:w="80"/>
+              <w:right w:type="dxa" w:w="100"/>
+            </w:tcMar>
+          </w:tcPr>
+          <w:p>
+            <w:r>
+              <w:rPr>
+                <w:b/>
+                <w:bCs/>
+                <w:color w:val="4B5B57"/>
+                <w:sz w:val="18"/>
+                <w:szCs w:val="18"/>
+              </w:rPr>
+              <w:t xml:space="preserve">Symptom</w:t>
+            </w:r>
+          </w:p>
+        </w:tc>
+        <w:tc>
+          <w:tcPr>
+            <w:tcW w:type="dxa" w:w="3300"/>
+            <w:shd w:fill="DEE3E0" w:val="clear"/>
+            <w:tcMar>
+              <w:top w:type="dxa" w:w="80"/>
+              <w:left w:type="dxa" w:w="100"/>
+              <w:bottom w:type="dxa" w:w="80"/>
+              <w:right w:type="dxa" w:w="100"/>
+            </w:tcMar>
+          </w:tcPr>
+          <w:p>
+            <w:r>
+              <w:rPr>
+                <w:b/>
+                <w:bCs/>
+                <w:color w:val="4B5B57"/>
+                <w:sz w:val="18"/>
+                <w:szCs w:val="18"/>
+              </w:rPr>
+              <w:t xml:space="preserve">Root cause</w:t>
+            </w:r>
+          </w:p>
+        </w:tc>
+        <w:tc>
+          <w:tcPr>
+            <w:tcW w:type="dxa" w:w="3160"/>
+            <w:shd w:fill="DEE3E0" w:val="clear"/>
+            <w:tcMar>
+              <w:top w:type="dxa" w:w="80"/>
+              <w:left w:type="dxa" w:w="100"/>
+              <w:bottom w:type="dxa" w:w="80"/>
+              <w:right w:type="dxa" w:w="100"/>
+            </w:tcMar>
+          </w:tcPr>
+          <w:p>
+            <w:r>
+              <w:rPr>
+                <w:b/>
+                <w:bCs/>
+                <w:color w:val="4B5B57"/>
+                <w:sz w:val="18"/>
+                <w:szCs w:val="18"/>
+              </w:rPr>
+              <w:t xml:space="preserve">Fix</w:t>
+            </w:r>
+          </w:p>
+        </w:tc>
+      </w:tr>
+      <w:tr>
+        <w:trPr>
+          <w:cantSplit/>
+        </w:trPr>
+        <w:tc>
+          <w:tcPr>
+            <w:tcW w:type="dxa" w:w="2900"/>
+            <w:tcMar>
+              <w:top w:type="dxa" w:w="80"/>
+              <w:left w:type="dxa" w:w="100"/>
+              <w:bottom w:type="dxa" w:w="80"/>
+              <w:right w:type="dxa" w:w="100"/>
+            </w:tcMar>
+          </w:tcPr>
+          <w:p>
+            <w:r>
+              <w:rPr>
+                <w:sz w:val="19"/>
+                <w:szCs w:val="19"/>
+              </w:rPr>
+              <w:t xml:space="preserve">Every runtime-spawned object white in the camera</w:t>
+            </w:r>
+          </w:p>
+        </w:tc>
+        <w:tc>
+          <w:tcPr>
+            <w:tcW w:type="dxa" w:w="3300"/>
+            <w:tcMar>
+              <w:top w:type="dxa" w:w="80"/>
+              <w:left w:type="dxa" w:w="100"/>
+              <w:bottom w:type="dxa" w:w="80"/>
+              <w:right w:type="dxa" w:w="100"/>
+            </w:tcMar>
+          </w:tcPr>
+          <w:p>
+            <w:r>
+              <w:rPr>
+                <w:sz w:val="19"/>
+                <w:szCs w:val="19"/>
+              </w:rPr>
+              <w:t xml:space="preserve">WSL D3D12 GPU rendering path</w:t>
+            </w:r>
+          </w:p>
+        </w:tc>
+        <w:tc>
+          <w:tcPr>
+            <w:tcW w:type="dxa" w:w="3160"/>
+            <w:tcMar>
+              <w:top w:type="dxa" w:w="80"/>
+              <w:left w:type="dxa" w:w="100"/>
+              <w:bottom w:type="dxa" w:w="80"/>
+              <w:right w:type="dxa" w:w="100"/>
+            </w:tcMar>
+          </w:tcPr>
+          <w:p>
+            <w:r>
+              <w:rPr>
+                <w:sz w:val="19"/>
+                <w:szCs w:val="19"/>
+              </w:rPr>
+              <w:t xml:space="preserve">software OpenGL (llvmpipe), §18</w:t>
+            </w:r>
+          </w:p>
+        </w:tc>
+      </w:tr>
+      <w:tr>
+        <w:trPr>
+          <w:cantSplit/>
+        </w:trPr>
+        <w:tc>
+          <w:tcPr>
+            <w:tcW w:type="dxa" w:w="2900"/>
+            <w:tcMar>
+              <w:top w:type="dxa" w:w="80"/>
+              <w:left w:type="dxa" w:w="100"/>
+              <w:bottom w:type="dxa" w:w="80"/>
+              <w:right w:type="dxa" w:w="100"/>
+            </w:tcMar>
+          </w:tcPr>
+          <w:p>
+            <w:r>
+              <w:rPr>
+                <w:sz w:val="19"/>
+                <w:szCs w:val="19"/>
+              </w:rPr>
+              <w:t xml:space="preserve">RTF 0.006–0.011 with the camera rendering</w:t>
+            </w:r>
+          </w:p>
+        </w:tc>
+        <w:tc>
+          <w:tcPr>
+            <w:tcW w:type="dxa" w:w="3300"/>
+            <w:tcMar>
+              <w:top w:type="dxa" w:w="80"/>
+              <w:left w:type="dxa" w:w="100"/>
+              <w:bottom w:type="dxa" w:w="80"/>
+              <w:right w:type="dxa" w:w="100"/>
+            </w:tcMar>
+          </w:tcPr>
+          <w:p>
+            <w:r>
+              <w:rPr>
+                <w:sz w:val="19"/>
+                <w:szCs w:val="19"/>
+              </w:rPr>
+              <w:t xml:space="preserve">sun shadows</w:t>
+            </w:r>
+          </w:p>
+        </w:tc>
+        <w:tc>
+          <w:tcPr>
+            <w:tcW w:type="dxa" w:w="3160"/>
+            <w:tcMar>
+              <w:top w:type="dxa" w:w="80"/>
+              <w:left w:type="dxa" w:w="100"/>
+              <w:bottom w:type="dxa" w:w="80"/>
+              <w:right w:type="dxa" w:w="100"/>
+            </w:tcMar>
+          </w:tcPr>
+          <w:p>
+            <w:r>
+              <w:rPr>
+                <w:rFonts w:ascii="Consolas" w:cs="Consolas" w:eastAsia="Consolas" w:hAnsi="Consolas"/>
+                <w:color w:val="0E4A40"/>
+              </w:rPr>
+              <w:t xml:space="preserve">cast_shadows</w:t>
+            </w:r>
+            <w:r>
+              <w:rPr>
+                <w:sz w:val="19"/>
+                <w:szCs w:val="19"/>
+              </w:rPr>
+              <w:t xml:space="preserve"> false, §18</w:t>
+            </w:r>
+          </w:p>
+        </w:tc>
+      </w:tr>
+      <w:tr>
+        <w:trPr>
+          <w:cantSplit/>
+        </w:trPr>
+        <w:tc>
+          <w:tcPr>
+            <w:tcW w:type="dxa" w:w="2900"/>
+            <w:tcMar>
+              <w:top w:type="dxa" w:w="80"/>
+              <w:left w:type="dxa" w:w="100"/>
+              <w:bottom w:type="dxa" w:w="80"/>
+              <w:right w:type="dxa" w:w="100"/>
+            </w:tcMar>
+          </w:tcPr>
+          <w:p>
+            <w:r>
+              <w:rPr>
+                <w:sz w:val="19"/>
+                <w:szCs w:val="19"/>
+              </w:rPr>
+              <w:t xml:space="preserve">"cameras cost nothing"</w:t>
+            </w:r>
+          </w:p>
+        </w:tc>
+        <w:tc>
+          <w:tcPr>
+            <w:tcW w:type="dxa" w:w="3300"/>
+            <w:tcMar>
+              <w:top w:type="dxa" w:w="80"/>
+              <w:left w:type="dxa" w:w="100"/>
+              <w:bottom w:type="dxa" w:w="80"/>
+              <w:right w:type="dxa" w:w="100"/>
+            </w:tcMar>
+          </w:tcPr>
+          <w:p>
+            <w:r>
+              <w:rPr>
+                <w:sz w:val="19"/>
+                <w:szCs w:val="19"/>
+              </w:rPr>
+              <w:t xml:space="preserve">no subscriber, so no camera rendered</w:t>
+            </w:r>
+          </w:p>
+        </w:tc>
+        <w:tc>
+          <w:tcPr>
+            <w:tcW w:type="dxa" w:w="3160"/>
+            <w:tcMar>
+              <w:top w:type="dxa" w:w="80"/>
+              <w:left w:type="dxa" w:w="100"/>
+              <w:bottom w:type="dxa" w:w="80"/>
+              <w:right w:type="dxa" w:w="100"/>
+            </w:tcMar>
+          </w:tcPr>
+          <w:p>
+            <w:r>
+              <w:rPr>
+                <w:sz w:val="19"/>
+                <w:szCs w:val="19"/>
+              </w:rPr>
+              <w:t xml:space="preserve">measured again with a subscriber, §18</w:t>
+            </w:r>
+          </w:p>
+        </w:tc>
+      </w:tr>
+      <w:tr>
+        <w:trPr>
+          <w:cantSplit/>
+        </w:trPr>
+        <w:tc>
+          <w:tcPr>
+            <w:tcW w:type="dxa" w:w="2900"/>
+            <w:tcMar>
+              <w:top w:type="dxa" w:w="80"/>
+              <w:left w:type="dxa" w:w="100"/>
+              <w:bottom w:type="dxa" w:w="80"/>
+              <w:right w:type="dxa" w:w="100"/>
+            </w:tcMar>
+          </w:tcPr>
+          <w:p>
+            <w:r>
+              <w:rPr>
+                <w:sz w:val="19"/>
+                <w:szCs w:val="19"/>
+              </w:rPr>
+              <w:t xml:space="preserve">Arm reported at goal, 2.5–8.2° short</w:t>
+            </w:r>
+          </w:p>
+        </w:tc>
+        <w:tc>
+          <w:tcPr>
+            <w:tcW w:type="dxa" w:w="3300"/>
+            <w:tcMar>
+              <w:top w:type="dxa" w:w="80"/>
+              <w:left w:type="dxa" w:w="100"/>
+              <w:bottom w:type="dxa" w:w="80"/>
+              <w:right w:type="dxa" w:w="100"/>
+            </w:tcMar>
+          </w:tcPr>
+          <w:p>
+            <w:r>
+              <w:rPr>
+                <w:sz w:val="19"/>
+                <w:szCs w:val="19"/>
+              </w:rPr>
+              <w:t xml:space="preserve">no goal tolerances, </w:t>
+            </w:r>
+            <w:r>
+              <w:rPr>
+                <w:rFonts w:ascii="Consolas" w:cs="Consolas" w:eastAsia="Consolas" w:hAnsi="Consolas"/>
+                <w:color w:val="0E4A40"/>
+              </w:rPr>
+              <w:t xml:space="preserve">goal_time</w:t>
+            </w:r>
+            <w:r>
+              <w:rPr>
+                <w:sz w:val="19"/>
+                <w:szCs w:val="19"/>
+              </w:rPr>
+              <w:t xml:space="preserve"> 0</w:t>
+            </w:r>
+          </w:p>
+        </w:tc>
+        <w:tc>
+          <w:tcPr>
+            <w:tcW w:type="dxa" w:w="3160"/>
+            <w:tcMar>
+              <w:top w:type="dxa" w:w="80"/>
+              <w:left w:type="dxa" w:w="100"/>
+              <w:bottom w:type="dxa" w:w="80"/>
+              <w:right w:type="dxa" w:w="100"/>
+            </w:tcMar>
+          </w:tcPr>
+          <w:p>
+            <w:r>
+              <w:rPr>
+                <w:sz w:val="19"/>
+                <w:szCs w:val="19"/>
+              </w:rPr>
+              <w:t xml:space="preserve">0.026 rad per joint, </w:t>
+            </w:r>
+            <w:r>
+              <w:rPr>
+                <w:rFonts w:ascii="Consolas" w:cs="Consolas" w:eastAsia="Consolas" w:hAnsi="Consolas"/>
+                <w:color w:val="0E4A40"/>
+              </w:rPr>
+              <w:t xml:space="preserve">goal_time</w:t>
+            </w:r>
+            <w:r>
+              <w:rPr>
+                <w:sz w:val="19"/>
+                <w:szCs w:val="19"/>
+              </w:rPr>
+              <w:t xml:space="preserve"> 1.0, §19</w:t>
+            </w:r>
+          </w:p>
+        </w:tc>
+      </w:tr>
+      <w:tr>
+        <w:trPr>
+          <w:cantSplit/>
+        </w:trPr>
+        <w:tc>
+          <w:tcPr>
+            <w:tcW w:type="dxa" w:w="2900"/>
+            <w:tcMar>
+              <w:top w:type="dxa" w:w="80"/>
+              <w:left w:type="dxa" w:w="100"/>
+              <w:bottom w:type="dxa" w:w="80"/>
+              <w:right w:type="dxa" w:w="100"/>
+            </w:tcMar>
+          </w:tcPr>
+          <w:p>
+            <w:r>
+              <w:rPr>
+                <w:sz w:val="19"/>
+                <w:szCs w:val="19"/>
+              </w:rPr>
+              <w:t xml:space="preserve">Arm could not leave HOME after spawn</w:t>
+            </w:r>
+          </w:p>
+        </w:tc>
+        <w:tc>
+          <w:tcPr>
+            <w:tcW w:type="dxa" w:w="3300"/>
+            <w:tcMar>
+              <w:top w:type="dxa" w:w="80"/>
+              <w:left w:type="dxa" w:w="100"/>
+              <w:bottom w:type="dxa" w:w="80"/>
+              <w:right w:type="dxa" w:w="100"/>
+            </w:tcMar>
+          </w:tcPr>
+          <w:p>
+            <w:r>
+              <w:rPr>
+                <w:sz w:val="19"/>
+                <w:szCs w:val="19"/>
+              </w:rPr>
+              <w:t xml:space="preserve">DetachableJoint welds every object on load</w:t>
+            </w:r>
+          </w:p>
+        </w:tc>
+        <w:tc>
+          <w:tcPr>
+            <w:tcW w:type="dxa" w:w="3160"/>
+            <w:tcMar>
+              <w:top w:type="dxa" w:w="80"/>
+              <w:left w:type="dxa" w:w="100"/>
+              <w:bottom w:type="dxa" w:w="80"/>
+              <w:right w:type="dxa" w:w="100"/>
+            </w:tcMar>
+          </w:tcPr>
+          <w:p>
+            <w:r>
+              <w:rPr>
+                <w:sz w:val="19"/>
+                <w:szCs w:val="19"/>
+              </w:rPr>
+              <w:t xml:space="preserve">release each weld after spawn, §20</w:t>
+            </w:r>
+          </w:p>
+        </w:tc>
+      </w:tr>
+      <w:tr>
+        <w:trPr>
+          <w:cantSplit/>
+        </w:trPr>
+        <w:tc>
+          <w:tcPr>
+            <w:tcW w:type="dxa" w:w="2900"/>
+            <w:tcMar>
+              <w:top w:type="dxa" w:w="80"/>
+              <w:left w:type="dxa" w:w="100"/>
+              <w:bottom w:type="dxa" w:w="80"/>
+              <w:right w:type="dxa" w:w="100"/>
+            </w:tcMar>
+          </w:tcPr>
+          <w:p>
+            <w:r>
+              <w:rPr>
+                <w:sz w:val="19"/>
+                <w:szCs w:val="19"/>
+              </w:rPr>
+              <w:t xml:space="preserve">Object stays welded from spawn (held-out ep 13)</w:t>
+            </w:r>
+          </w:p>
+        </w:tc>
+        <w:tc>
+          <w:tcPr>
+            <w:tcW w:type="dxa" w:w="3300"/>
+            <w:tcMar>
+              <w:top w:type="dxa" w:w="80"/>
+              <w:left w:type="dxa" w:w="100"/>
+              <w:bottom w:type="dxa" w:w="80"/>
+              <w:right w:type="dxa" w:w="100"/>
+            </w:tcMar>
+          </w:tcPr>
+          <w:p>
+            <w:r>
+              <w:rPr>
+                <w:sz w:val="19"/>
+                <w:szCs w:val="19"/>
+              </w:rPr>
+              <w:t xml:space="preserve">detach published before the plugin created the joint</w:t>
+            </w:r>
+          </w:p>
+        </w:tc>
+        <w:tc>
+          <w:tcPr>
+            <w:tcW w:type="dxa" w:w="3160"/>
+            <w:tcMar>
+              <w:top w:type="dxa" w:w="80"/>
+              <w:left w:type="dxa" w:w="100"/>
+              <w:bottom w:type="dxa" w:w="80"/>
+              <w:right w:type="dxa" w:w="100"/>
+            </w:tcMar>
+          </w:tcPr>
+          <w:p>
+            <w:r>
+              <w:rPr>
+                <w:sz w:val="19"/>
+                <w:szCs w:val="19"/>
+              </w:rPr>
+              <w:t xml:space="preserve">confirm the plugin's state, re-publish, §20</w:t>
+            </w:r>
+          </w:p>
+        </w:tc>
+      </w:tr>
+      <w:tr>
+        <w:trPr>
+          <w:cantSplit/>
+        </w:trPr>
+        <w:tc>
+          <w:tcPr>
+            <w:tcW w:type="dxa" w:w="2900"/>
+            <w:tcMar>
+              <w:top w:type="dxa" w:w="80"/>
+              <w:left w:type="dxa" w:w="100"/>
+              <w:bottom w:type="dxa" w:w="80"/>
+              <w:right w:type="dxa" w:w="100"/>
+            </w:tcMar>
+          </w:tcPr>
+          <w:p>
+            <w:r>
+              <w:rPr>
+                <w:sz w:val="19"/>
+                <w:szCs w:val="19"/>
+              </w:rPr>
+              <w:t xml:space="preserve">Attach delivered, object never rose (ep 57)</w:t>
+            </w:r>
+          </w:p>
+        </w:tc>
+        <w:tc>
+          <w:tcPr>
+            <w:tcW w:type="dxa" w:w="3300"/>
+            <w:tcMar>
+              <w:top w:type="dxa" w:w="80"/>
+              <w:left w:type="dxa" w:w="100"/>
+              <w:bottom w:type="dxa" w:w="80"/>
+              <w:right w:type="dxa" w:w="100"/>
+            </w:tcMar>
+          </w:tcPr>
+          <w:p>
+            <w:r>
+              <w:rPr>
+                <w:sz w:val="19"/>
+                <w:szCs w:val="19"/>
+              </w:rPr>
+              <w:t xml:space="preserve">delivery is not confirmation</w:t>
+            </w:r>
+          </w:p>
+        </w:tc>
+        <w:tc>
+          <w:tcPr>
+            <w:tcW w:type="dxa" w:w="3160"/>
+            <w:tcMar>
+              <w:top w:type="dxa" w:w="80"/>
+              <w:left w:type="dxa" w:w="100"/>
+              <w:bottom w:type="dxa" w:w="80"/>
+              <w:right w:type="dxa" w:w="100"/>
+            </w:tcMar>
+          </w:tcPr>
+          <w:p>
+            <w:r>
+              <w:rPr>
+                <w:sz w:val="19"/>
+                <w:szCs w:val="19"/>
+              </w:rPr>
+              <w:t xml:space="preserve">wait for the plugin's </w:t>
+            </w:r>
+            <w:r>
+              <w:rPr>
+                <w:rFonts w:ascii="Consolas" w:cs="Consolas" w:eastAsia="Consolas" w:hAnsi="Consolas"/>
+                <w:color w:val="0E4A40"/>
+              </w:rPr>
+              <w:t xml:space="preserve">attached</w:t>
+            </w:r>
+            <w:r>
+              <w:rPr>
+                <w:sz w:val="19"/>
+                <w:szCs w:val="19"/>
+              </w:rPr>
+              <w:t xml:space="preserve"> report, §20</w:t>
+            </w:r>
+          </w:p>
+        </w:tc>
+      </w:tr>
+      <w:tr>
+        <w:trPr>
+          <w:cantSplit/>
+        </w:trPr>
+        <w:tc>
+          <w:tcPr>
+            <w:tcW w:type="dxa" w:w="2900"/>
+            <w:tcMar>
+              <w:top w:type="dxa" w:w="80"/>
+              <w:left w:type="dxa" w:w="100"/>
+              <w:bottom w:type="dxa" w:w="80"/>
+              <w:right w:type="dxa" w:w="100"/>
+            </w:tcMar>
+          </w:tcPr>
+          <w:p>
+            <w:r>
+              <w:rPr>
+                <w:sz w:val="19"/>
+                <w:szCs w:val="19"/>
+              </w:rPr>
+              <w:t xml:space="preserve">Recorder bring-up 71 s per episode</w:t>
+            </w:r>
+          </w:p>
+        </w:tc>
+        <w:tc>
+          <w:tcPr>
+            <w:tcW w:type="dxa" w:w="3300"/>
+            <w:tcMar>
+              <w:top w:type="dxa" w:w="80"/>
+              <w:left w:type="dxa" w:w="100"/>
+              <w:bottom w:type="dxa" w:w="80"/>
+              <w:right w:type="dxa" w:w="100"/>
+            </w:tcMar>
+          </w:tcPr>
+          <w:p>
+            <w:r>
+              <w:rPr>
+                <w:sz w:val="19"/>
+                <w:szCs w:val="19"/>
+              </w:rPr>
+              <w:t xml:space="preserve">two </w:t>
+            </w:r>
+            <w:r>
+              <w:rPr>
+                <w:rFonts w:ascii="Consolas" w:cs="Consolas" w:eastAsia="Consolas" w:hAnsi="Consolas"/>
+                <w:color w:val="0E4A40"/>
+              </w:rPr>
+              <w:t xml:space="preserve">ros2 lifecycle set</w:t>
+            </w:r>
+            <w:r>
+              <w:rPr>
+                <w:sz w:val="19"/>
+                <w:szCs w:val="19"/>
+              </w:rPr>
+              <w:t xml:space="preserve"> CLI calls, ~31 s each</w:t>
+            </w:r>
+          </w:p>
+        </w:tc>
+        <w:tc>
+          <w:tcPr>
+            <w:tcW w:type="dxa" w:w="3160"/>
+            <w:tcMar>
+              <w:top w:type="dxa" w:w="80"/>
+              <w:left w:type="dxa" w:w="100"/>
+              <w:bottom w:type="dxa" w:w="80"/>
+              <w:right w:type="dxa" w:w="100"/>
+            </w:tcMar>
+          </w:tcPr>
+          <w:p>
+            <w:r>
+              <w:rPr>
+                <w:rFonts w:ascii="Consolas" w:cs="Consolas" w:eastAsia="Consolas" w:hAnsi="Consolas"/>
+                <w:color w:val="0E4A40"/>
+              </w:rPr>
+              <w:t xml:space="preserve">recorder_lifecycle.py</w:t>
+            </w:r>
+            <w:r>
+              <w:rPr>
+                <w:sz w:val="19"/>
+                <w:szCs w:val="19"/>
+              </w:rPr>
+              <w:t xml:space="preserve">, ~1 s, §17</w:t>
+            </w:r>
+          </w:p>
+        </w:tc>
+      </w:tr>
+      <w:tr>
+        <w:trPr>
+          <w:cantSplit/>
+        </w:trPr>
+        <w:tc>
+          <w:tcPr>
+            <w:tcW w:type="dxa" w:w="2900"/>
+            <w:tcMar>
+              <w:top w:type="dxa" w:w="80"/>
+              <w:left w:type="dxa" w:w="100"/>
+              <w:bottom w:type="dxa" w:w="80"/>
+              <w:right w:type="dxa" w:w="100"/>
+            </w:tcMar>
+          </w:tcPr>
+          <w:p>
+            <w:r>
+              <w:rPr>
+                <w:sz w:val="19"/>
+                <w:szCs w:val="19"/>
+              </w:rPr>
+              <w:t xml:space="preserve">Lift fails in folded poses</w:t>
+            </w:r>
+          </w:p>
+        </w:tc>
+        <w:tc>
+          <w:tcPr>
+            <w:tcW w:type="dxa" w:w="3300"/>
+            <w:tcMar>
+              <w:top w:type="dxa" w:w="80"/>
+              <w:left w:type="dxa" w:w="100"/>
+              <w:bottom w:type="dxa" w:w="80"/>
+              <w:right w:type="dxa" w:w="100"/>
+            </w:tcMar>
+          </w:tcPr>
+          <w:p>
+            <w:r>
+              <w:rPr>
+                <w:sz w:val="19"/>
+                <w:szCs w:val="19"/>
+              </w:rPr>
+              <w:t xml:space="preserve">simulation collision defect (welded object obstructed)</w:t>
+            </w:r>
+          </w:p>
+        </w:tc>
+        <w:tc>
+          <w:tcPr>
+            <w:tcW w:type="dxa" w:w="3160"/>
+            <w:tcMar>
+              <w:top w:type="dxa" w:w="80"/>
+              <w:left w:type="dxa" w:w="100"/>
+              <w:bottom w:type="dxa" w:w="80"/>
+              <w:right w:type="dxa" w:w="100"/>
+            </w:tcMar>
+          </w:tcPr>
+          <w:p>
+            <w:r>
+              <w:rPr>
+                <w:sz w:val="19"/>
+                <w:szCs w:val="19"/>
+              </w:rPr>
+              <w:t xml:space="preserve">start positions keep lift J2 ≤ 48°, §24</w:t>
+            </w:r>
+          </w:p>
+        </w:tc>
+      </w:tr>
+      <w:tr>
+        <w:trPr>
+          <w:cantSplit/>
+        </w:trPr>
+        <w:tc>
+          <w:tcPr>
+            <w:tcW w:type="dxa" w:w="2900"/>
+            <w:tcMar>
+              <w:top w:type="dxa" w:w="80"/>
+              <w:left w:type="dxa" w:w="100"/>
+              <w:bottom w:type="dxa" w:w="80"/>
+              <w:right w:type="dxa" w:w="100"/>
+            </w:tcMar>
+          </w:tcPr>
+          <w:p>
+            <w:r>
+              <w:rPr>
+                <w:sz w:val="19"/>
+                <w:szCs w:val="19"/>
+              </w:rPr>
+              <w:t xml:space="preserve">Objects on or under the robot base</w:t>
+            </w:r>
+          </w:p>
+        </w:tc>
+        <w:tc>
+          <w:tcPr>
+            <w:tcW w:type="dxa" w:w="3300"/>
+            <w:tcMar>
+              <w:top w:type="dxa" w:w="80"/>
+              <w:left w:type="dxa" w:w="100"/>
+              <w:bottom w:type="dxa" w:w="80"/>
+              <w:right w:type="dxa" w:w="100"/>
+            </w:tcMar>
+          </w:tcPr>
+          <w:p>
+            <w:r>
+              <w:rPr>
+                <w:sz w:val="19"/>
+                <w:szCs w:val="19"/>
+              </w:rPr>
+              <w:t xml:space="preserve">no base collision at table height</w:t>
+            </w:r>
+          </w:p>
+        </w:tc>
+        <w:tc>
+          <w:tcPr>
+            <w:tcW w:type="dxa" w:w="3160"/>
+            <w:tcMar>
+              <w:top w:type="dxa" w:w="80"/>
+              <w:left w:type="dxa" w:w="100"/>
+              <w:bottom w:type="dxa" w:w="80"/>
+              <w:right w:type="dxa" w:w="100"/>
+            </w:tcMar>
+          </w:tcPr>
+          <w:p>
+            <w:r>
+              <w:rPr>
+                <w:sz w:val="19"/>
+                <w:szCs w:val="19"/>
+              </w:rPr>
+              <w:t xml:space="preserve">120 mm keep-out from the robot axis, §24</w:t>
+            </w:r>
+          </w:p>
+        </w:tc>
+      </w:tr>
+      <w:tr>
+        <w:trPr>
+          <w:cantSplit/>
+        </w:trPr>
+        <w:tc>
+          <w:tcPr>
+            <w:tcW w:type="dxa" w:w="2900"/>
+            <w:tcMar>
+              <w:top w:type="dxa" w:w="80"/>
+              <w:left w:type="dxa" w:w="100"/>
+              <w:bottom w:type="dxa" w:w="80"/>
+              <w:right w:type="dxa" w:w="100"/>
+            </w:tcMar>
+          </w:tcPr>
+          <w:p>
+            <w:r>
+              <w:rPr>
+                <w:sz w:val="19"/>
+                <w:szCs w:val="19"/>
+              </w:rPr>
+              <w:t xml:space="preserve">Bins interpenetrating, false WRONG_BIN</w:t>
+            </w:r>
+          </w:p>
+        </w:tc>
+        <w:tc>
+          <w:tcPr>
+            <w:tcW w:type="dxa" w:w="3300"/>
+            <w:tcMar>
+              <w:top w:type="dxa" w:w="80"/>
+              <w:left w:type="dxa" w:w="100"/>
+              <w:bottom w:type="dxa" w:w="80"/>
+              <w:right w:type="dxa" w:w="100"/>
+            </w:tcMar>
+          </w:tcPr>
+          <w:p>
+            <w:r>
+              <w:rPr>
+                <w:sz w:val="19"/>
+                <w:szCs w:val="19"/>
+              </w:rPr>
+              <w:t xml:space="preserve">four 100 mm bins do not fit</w:t>
+            </w:r>
+          </w:p>
+        </w:tc>
+        <w:tc>
+          <w:tcPr>
+            <w:tcW w:type="dxa" w:w="3160"/>
+            <w:tcMar>
+              <w:top w:type="dxa" w:w="80"/>
+              <w:left w:type="dxa" w:w="100"/>
+              <w:bottom w:type="dxa" w:w="80"/>
+              <w:right w:type="dxa" w:w="100"/>
+            </w:tcMar>
+          </w:tcPr>
+          <w:p>
+            <w:r>
+              <w:rPr>
+                <w:sz w:val="19"/>
+                <w:szCs w:val="19"/>
+              </w:rPr>
+              <w:t xml:space="preserve">80 mm opening, blue bin moved, §25</w:t>
+            </w:r>
+          </w:p>
+        </w:tc>
+      </w:tr>
+      <w:tr>
+        <w:trPr>
+          <w:cantSplit/>
+        </w:trPr>
+        <w:tc>
+          <w:tcPr>
+            <w:tcW w:type="dxa" w:w="2900"/>
+            <w:tcMar>
+              <w:top w:type="dxa" w:w="80"/>
+              <w:left w:type="dxa" w:w="100"/>
+              <w:bottom w:type="dxa" w:w="80"/>
+              <w:right w:type="dxa" w:w="100"/>
+            </w:tcMar>
+          </w:tcPr>
+          <w:p>
+            <w:r>
+              <w:rPr>
+                <w:sz w:val="19"/>
+                <w:szCs w:val="19"/>
+              </w:rPr>
+              <w:t xml:space="preserve">Cubes propped on the rim</w:t>
+            </w:r>
+          </w:p>
+        </w:tc>
+        <w:tc>
+          <w:tcPr>
+            <w:tcW w:type="dxa" w:w="3300"/>
+            <w:tcMar>
+              <w:top w:type="dxa" w:w="80"/>
+              <w:left w:type="dxa" w:w="100"/>
+              <w:bottom w:type="dxa" w:w="80"/>
+              <w:right w:type="dxa" w:w="100"/>
+            </w:tcMar>
+          </w:tcPr>
+          <w:p>
+            <w:r>
+              <w:rPr>
+                <w:sz w:val="19"/>
+                <w:szCs w:val="19"/>
+              </w:rPr>
+              <w:t xml:space="preserve">free release yaw (lands at gripper yaw mod 90°)</w:t>
+            </w:r>
+          </w:p>
+        </w:tc>
+        <w:tc>
+          <w:tcPr>
+            <w:tcW w:type="dxa" w:w="3160"/>
+            <w:tcMar>
+              <w:top w:type="dxa" w:w="80"/>
+              <w:left w:type="dxa" w:w="100"/>
+              <w:bottom w:type="dxa" w:w="80"/>
+              <w:right w:type="dxa" w:w="100"/>
+            </w:tcMar>
+          </w:tcPr>
+          <w:p>
+            <w:r>
+              <w:rPr>
+                <w:sz w:val="19"/>
+                <w:szCs w:val="19"/>
+              </w:rPr>
+              <w:t xml:space="preserve">boxes released square to the bin, §25</w:t>
+            </w:r>
+          </w:p>
+        </w:tc>
+      </w:tr>
+      <w:tr>
+        <w:trPr>
+          <w:cantSplit/>
+        </w:trPr>
+        <w:tc>
+          <w:tcPr>
+            <w:tcW w:type="dxa" w:w="2900"/>
+            <w:tcMar>
+              <w:top w:type="dxa" w:w="80"/>
+              <w:left w:type="dxa" w:w="100"/>
+              <w:bottom w:type="dxa" w:w="80"/>
+              <w:right w:type="dxa" w:w="100"/>
+            </w:tcMar>
+          </w:tcPr>
+          <w:p>
+            <w:r>
+              <w:rPr>
+                <w:sz w:val="19"/>
+                <w:szCs w:val="19"/>
+              </w:rPr>
+              <w:t xml:space="preserve">Non-target object 14 mm inside a bin</w:t>
+            </w:r>
+          </w:p>
+        </w:tc>
+        <w:tc>
+          <w:tcPr>
+            <w:tcW w:type="dxa" w:w="3300"/>
+            <w:tcMar>
+              <w:top w:type="dxa" w:w="80"/>
+              <w:left w:type="dxa" w:w="100"/>
+              <w:bottom w:type="dxa" w:w="80"/>
+              <w:right w:type="dxa" w:w="100"/>
+            </w:tcMar>
+          </w:tcPr>
+          <w:p>
+            <w:r>
+              <w:rPr>
+                <w:sz w:val="19"/>
+                <w:szCs w:val="19"/>
+              </w:rPr>
+              <w:t xml:space="preserve">keep-out circle missed the bin's corners</w:t>
+            </w:r>
+          </w:p>
+        </w:tc>
+        <w:tc>
+          <w:tcPr>
+            <w:tcW w:type="dxa" w:w="3160"/>
+            <w:tcMar>
+              <w:top w:type="dxa" w:w="80"/>
+              <w:left w:type="dxa" w:w="100"/>
+              <w:bottom w:type="dxa" w:w="80"/>
+              <w:right w:type="dxa" w:w="100"/>
+            </w:tcMar>
+          </w:tcPr>
+          <w:p>
+            <w:r>
+              <w:rPr>
+                <w:sz w:val="19"/>
+                <w:szCs w:val="19"/>
+              </w:rPr>
+              <w:t xml:space="preserve">real square, </w:t>
+            </w:r>
+            <w:r>
+              <w:rPr>
+                <w:rFonts w:ascii="Consolas" w:cs="Consolas" w:eastAsia="Consolas" w:hAnsi="Consolas"/>
+                <w:color w:val="0E4A40"/>
+              </w:rPr>
+              <w:t xml:space="preserve">BIN_CLEAR</w:t>
+            </w:r>
+            <w:r>
+              <w:rPr>
+                <w:sz w:val="19"/>
+                <w:szCs w:val="19"/>
+              </w:rPr>
+              <w:t xml:space="preserve"> 5 mm, §25</w:t>
+            </w:r>
+          </w:p>
+        </w:tc>
+      </w:tr>
+      <w:tr>
+        <w:trPr>
+          <w:cantSplit/>
+        </w:trPr>
+        <w:tc>
+          <w:tcPr>
+            <w:tcW w:type="dxa" w:w="2900"/>
+            <w:tcMar>
+              <w:top w:type="dxa" w:w="80"/>
+              <w:left w:type="dxa" w:w="100"/>
+              <w:bottom w:type="dxa" w:w="80"/>
+              <w:right w:type="dxa" w:w="100"/>
+            </w:tcMar>
+          </w:tcPr>
+          <w:p>
+            <w:r>
+              <w:rPr>
+                <w:sz w:val="19"/>
+                <w:szCs w:val="19"/>
+              </w:rPr>
+              <w:t xml:space="preserve">Wrist spun 189.5° in transport</w:t>
+            </w:r>
+          </w:p>
+        </w:tc>
+        <w:tc>
+          <w:tcPr>
+            <w:tcW w:type="dxa" w:w="3300"/>
+            <w:tcMar>
+              <w:top w:type="dxa" w:w="80"/>
+              <w:left w:type="dxa" w:w="100"/>
+              <w:bottom w:type="dxa" w:w="80"/>
+              <w:right w:type="dxa" w:w="100"/>
+            </w:tcMar>
+          </w:tcPr>
+          <w:p>
+            <w:r>
+              <w:rPr>
+                <w:sz w:val="19"/>
+                <w:szCs w:val="19"/>
+              </w:rPr>
+              <w:t xml:space="preserve">only 0/90° offered to the solver</w:t>
+            </w:r>
+          </w:p>
+        </w:tc>
+        <w:tc>
+          <w:tcPr>
+            <w:tcW w:type="dxa" w:w="3160"/>
+            <w:tcMar>
+              <w:top w:type="dxa" w:w="80"/>
+              <w:left w:type="dxa" w:w="100"/>
+              <w:bottom w:type="dxa" w:w="80"/>
+              <w:right w:type="dxa" w:w="100"/>
+            </w:tcMar>
+          </w:tcPr>
+          <w:p>
+            <w:r>
+              <w:rPr>
+                <w:sz w:val="19"/>
+                <w:szCs w:val="19"/>
+              </w:rPr>
+              <w:t xml:space="preserve">0/90/180/270° for square boxes, §25</w:t>
+            </w:r>
+          </w:p>
+        </w:tc>
+      </w:tr>
+      <w:tr>
+        <w:trPr>
+          <w:cantSplit/>
+        </w:trPr>
+        <w:tc>
+          <w:tcPr>
+            <w:tcW w:type="dxa" w:w="2900"/>
+            <w:tcMar>
+              <w:top w:type="dxa" w:w="80"/>
+              <w:left w:type="dxa" w:w="100"/>
+              <w:bottom w:type="dxa" w:w="80"/>
+              <w:right w:type="dxa" w:w="100"/>
+            </w:tcMar>
+          </w:tcPr>
+          <w:p>
+            <w:r>
+              <w:rPr>
+                <w:sz w:val="19"/>
+                <w:szCs w:val="19"/>
+              </w:rPr>
+              <w:t xml:space="preserve">Fake rows in the real results file</w:t>
+            </w:r>
+          </w:p>
+        </w:tc>
+        <w:tc>
+          <w:tcPr>
+            <w:tcW w:type="dxa" w:w="3300"/>
+            <w:tcMar>
+              <w:top w:type="dxa" w:w="80"/>
+              <w:left w:type="dxa" w:w="100"/>
+              <w:bottom w:type="dxa" w:w="80"/>
+              <w:right w:type="dxa" w:w="100"/>
+            </w:tcMar>
+          </w:tcPr>
+          <w:p>
+            <w:r>
+              <w:rPr>
+                <w:sz w:val="19"/>
+                <w:szCs w:val="19"/>
+              </w:rPr>
+              <w:t xml:space="preserve">a </w:t>
+            </w:r>
+            <w:r>
+              <w:rPr>
+                <w:rFonts w:ascii="Consolas" w:cs="Consolas" w:eastAsia="Consolas" w:hAnsi="Consolas"/>
+                <w:color w:val="0E4A40"/>
+              </w:rPr>
+              <w:t xml:space="preserve">batch.sh</w:t>
+            </w:r>
+            <w:r>
+              <w:rPr>
+                <w:sz w:val="19"/>
+                <w:szCs w:val="19"/>
+              </w:rPr>
+              <w:t xml:space="preserve"> test ran against the real home</w:t>
+            </w:r>
+          </w:p>
+        </w:tc>
+        <w:tc>
+          <w:tcPr>
+            <w:tcW w:type="dxa" w:w="3160"/>
+            <w:tcMar>
+              <w:top w:type="dxa" w:w="80"/>
+              <w:left w:type="dxa" w:w="100"/>
+              <w:bottom w:type="dxa" w:w="80"/>
+              <w:right w:type="dxa" w:w="100"/>
+            </w:tcMar>
+          </w:tcPr>
+          <w:p>
+            <w:r>
+              <w:rPr>
+                <w:rFonts w:ascii="Consolas" w:cs="Consolas" w:eastAsia="Consolas" w:hAnsi="Consolas"/>
+                <w:color w:val="0E4A40"/>
+              </w:rPr>
+              <w:t xml:space="preserve">BATCH_HOME</w:t>
+            </w:r>
+            <w:r>
+              <w:rPr>
+                <w:sz w:val="19"/>
+                <w:szCs w:val="19"/>
+              </w:rPr>
+              <w:t xml:space="preserve"> rule, §23</w:t>
+            </w:r>
+          </w:p>
+        </w:tc>
+      </w:tr>
+      <w:tr>
+        <w:trPr>
+          <w:cantSplit/>
+        </w:trPr>
+        <w:tc>
+          <w:tcPr>
+            <w:tcW w:type="dxa" w:w="2900"/>
+            <w:tcMar>
+              <w:top w:type="dxa" w:w="80"/>
+              <w:left w:type="dxa" w:w="100"/>
+              <w:bottom w:type="dxa" w:w="80"/>
+              <w:right w:type="dxa" w:w="100"/>
+            </w:tcMar>
+          </w:tcPr>
+          <w:p>
+            <w:r>
+              <w:rPr>
+                <w:sz w:val="19"/>
+                <w:szCs w:val="19"/>
+              </w:rPr>
+              <w:t xml:space="preserve">Demo controller wait 283 s</w:t>
+            </w:r>
+          </w:p>
+        </w:tc>
+        <w:tc>
+          <w:tcPr>
+            <w:tcW w:type="dxa" w:w="3300"/>
+            <w:tcMar>
+              <w:top w:type="dxa" w:w="80"/>
+              <w:left w:type="dxa" w:w="100"/>
+              <w:bottom w:type="dxa" w:w="80"/>
+              <w:right w:type="dxa" w:w="100"/>
+            </w:tcMar>
+          </w:tcPr>
+          <w:p>
+            <w:r>
+              <w:rPr>
+                <w:sz w:val="19"/>
+                <w:szCs w:val="19"/>
+              </w:rPr>
+              <w:t xml:space="preserve">stale ROS 2 daemon cache</w:t>
+            </w:r>
+          </w:p>
+        </w:tc>
+        <w:tc>
+          <w:tcPr>
+            <w:tcW w:type="dxa" w:w="3160"/>
+            <w:tcMar>
+              <w:top w:type="dxa" w:w="80"/>
+              <w:left w:type="dxa" w:w="100"/>
+              <w:bottom w:type="dxa" w:w="80"/>
+              <w:right w:type="dxa" w:w="100"/>
+            </w:tcMar>
+          </w:tcPr>
+          <w:p>
+            <w:r>
+              <w:rPr>
+                <w:rFonts w:ascii="Consolas" w:cs="Consolas" w:eastAsia="Consolas" w:hAnsi="Consolas"/>
+                <w:color w:val="0E4A40"/>
+              </w:rPr>
+              <w:t xml:space="preserve">ros2 daemon stop</w:t>
+            </w:r>
+            <w:r>
+              <w:rPr>
+                <w:sz w:val="19"/>
+                <w:szCs w:val="19"/>
+              </w:rPr>
+              <w:t xml:space="preserve"> before bring-up, §27</w:t>
+            </w:r>
+          </w:p>
+        </w:tc>
+      </w:tr>
+      <w:tr>
+        <w:trPr>
+          <w:cantSplit/>
+        </w:trPr>
+        <w:tc>
+          <w:tcPr>
+            <w:tcW w:type="dxa" w:w="2900"/>
+            <w:tcMar>
+              <w:top w:type="dxa" w:w="80"/>
+              <w:left w:type="dxa" w:w="100"/>
+              <w:bottom w:type="dxa" w:w="80"/>
+              <w:right w:type="dxa" w:w="100"/>
+            </w:tcMar>
+          </w:tcPr>
+          <w:p>
+            <w:r>
+              <w:rPr>
+                <w:sz w:val="19"/>
+                <w:szCs w:val="19"/>
+              </w:rPr>
+              <w:t xml:space="preserve">Headless demo exit code always 0</w:t>
+            </w:r>
+          </w:p>
+        </w:tc>
+        <w:tc>
+          <w:tcPr>
+            <w:tcW w:type="dxa" w:w="3300"/>
+            <w:tcMar>
+              <w:top w:type="dxa" w:w="80"/>
+              <w:left w:type="dxa" w:w="100"/>
+              <w:bottom w:type="dxa" w:w="80"/>
+              <w:right w:type="dxa" w:w="100"/>
+            </w:tcMar>
+          </w:tcPr>
+          <w:p>
+            <w:r>
+              <w:rPr>
+                <w:rFonts w:ascii="Consolas" w:cs="Consolas" w:eastAsia="Consolas" w:hAnsi="Consolas"/>
+                <w:color w:val="0E4A40"/>
+              </w:rPr>
+              <w:t xml:space="preserve">ros2 launch</w:t>
+            </w:r>
+            <w:r>
+              <w:rPr>
+                <w:sz w:val="19"/>
+                <w:szCs w:val="19"/>
+              </w:rPr>
+              <w:t xml:space="preserve"> ignores its processes' codes</w:t>
+            </w:r>
+          </w:p>
+        </w:tc>
+        <w:tc>
+          <w:tcPr>
+            <w:tcW w:type="dxa" w:w="3160"/>
+            <w:tcMar>
+              <w:top w:type="dxa" w:w="80"/>
+              <w:left w:type="dxa" w:w="100"/>
+              <w:bottom w:type="dxa" w:w="80"/>
+              <w:right w:type="dxa" w:w="100"/>
+            </w:tcMar>
+          </w:tcPr>
+          <w:p>
+            <w:r>
+              <w:rPr>
+                <w:sz w:val="19"/>
+                <w:szCs w:val="19"/>
+              </w:rPr>
+              <w:t xml:space="preserve">launch exits with the demo's code, §27</w:t>
+            </w:r>
+          </w:p>
+        </w:tc>
+      </w:tr>
+    </w:tbl>
+    <w:p>
+      <w:pPr>
+        <w:spacing w:after="120"/>
+      </w:pPr>
+    </w:p>
+    <w:p>
+      <w:pPr>
+        <w:keepNext/>
+        <w:spacing w:after="80" w:before="240"/>
+      </w:pPr>
+      <w:r>
+        <w:rPr>
+          <w:b/>
+          <w:bCs/>
+          <w:color w:val="0E4A40"/>
+          <w:sz w:val="24"/>
+          <w:szCs w:val="24"/>
+        </w:rPr>
+        <w:t xml:space="preserve">What this does not prove, updated 2026-10-04</w:t>
+      </w:r>
+    </w:p>
+    <w:p>
+      <w:pPr>
+        <w:pStyle w:val="ListParagraph"/>
+        <w:numPr>
+          <w:ilvl w:val="0"/>
+          <w:numId w:val="1"/>
+        </w:numPr>
+        <w:spacing w:after="100"/>
+      </w:pPr>
+      <w:r>
+        <w:rPr>
+          <w:b/>
+          <w:bCs/>
+        </w:rPr>
+        <w:t xml:space="preserve">No longer true:</w:t>
+      </w:r>
+      <w:r>
+        <w:t xml:space="preserve"> "no episode has completed against real physics". 60/60 did, plus the smoke episodes.</w:t>
+      </w:r>
+    </w:p>
+    <w:p>
+      <w:pPr>
+        <w:pStyle w:val="ListParagraph"/>
+        <w:numPr>
+          <w:ilvl w:val="0"/>
+          <w:numId w:val="1"/>
+        </w:numPr>
+        <w:spacing w:after="100"/>
+      </w:pPr>
+      <w:r>
+        <w:rPr>
+          <w:b/>
+          <w:bCs/>
+        </w:rPr>
+        <w:t xml:space="preserve">Lift J2 ≤ 48°.</w:t>
+      </w:r>
+      <w:r>
+        <w:t xml:space="preserve"> Object positions are restricted to the validated region; objects near the robot base are outside this dataset until the folded-lift obstruction is fixed (§24).</w:t>
+      </w:r>
+    </w:p>
+    <w:p>
+      <w:pPr>
+        <w:pStyle w:val="ListParagraph"/>
+        <w:numPr>
+          <w:ilvl w:val="0"/>
+          <w:numId w:val="1"/>
+        </w:numPr>
+        <w:spacing w:after="100"/>
+      </w:pPr>
+      <w:r>
+        <w:rPr>
+          <w:b/>
+          <w:bCs/>
+        </w:rPr>
+        <w:t xml:space="preserve">Fixed release yaw.</w:t>
+      </w:r>
+      <w:r>
+        <w:t xml:space="preserve"> Every box is released square to its bin, so place motions end in few wrist orientations: red 90° ×11, 180° ×4; blue 180° ×14, 90° ×1; yellow 90° ×15 (§25).</w:t>
+      </w:r>
+    </w:p>
+    <w:p>
+      <w:pPr>
+        <w:pStyle w:val="ListParagraph"/>
+        <w:numPr>
+          <w:ilvl w:val="0"/>
+          <w:numId w:val="1"/>
+        </w:numPr>
+        <w:spacing w:after="100"/>
+      </w:pPr>
+      <w:r>
+        <w:rPr>
+          <w:b/>
+          <w:bCs/>
+        </w:rPr>
+        <w:t xml:space="preserve">The settle rule alone does not catch a propped cube.</w:t>
+      </w:r>
+      <w:r>
+        <w:t xml:space="preserve"> A blue cube resting on the rim at 28° has its centre at 43 mm, under the lowest-point threshold of 45 mm, so </w:t>
+      </w:r>
+      <w:r>
+        <w:rPr>
+          <w:rFonts w:ascii="Consolas" w:cs="Consolas" w:eastAsia="Consolas" w:hAnsi="Consolas"/>
+          <w:color w:val="0E4A40"/>
+        </w:rPr>
+        <w:t xml:space="preserve">placed_in_correct_bin</w:t>
+      </w:r>
+      <w:r>
+        <w:t xml:space="preserve"> would accept it. No episode of the batch was propped (all landed at their exact flat height, §26), but the next batch should also gate on the landed tilt, now recorded.</w:t>
+      </w:r>
+    </w:p>
+    <w:p>
+      <w:pPr>
+        <w:pStyle w:val="ListParagraph"/>
+        <w:numPr>
+          <w:ilvl w:val="0"/>
+          <w:numId w:val="1"/>
+        </w:numPr>
+        <w:spacing w:after="100"/>
+      </w:pPr>
+      <w:r>
+        <w:rPr>
+          <w:b/>
+          <w:bCs/>
+        </w:rPr>
+        <w:t xml:space="preserve">One labelled collision.</w:t>
+      </w:r>
+      <w:r>
+        <w:t xml:space="preserve"> Training episode 11 (source 12) displaces a non-target object 22.9 mm (§26).</w:t>
+      </w:r>
+    </w:p>
+    <w:p>
+      <w:pPr>
+        <w:pStyle w:val="ListParagraph"/>
+        <w:numPr>
+          <w:ilvl w:val="0"/>
+          <w:numId w:val="1"/>
+        </w:numPr>
+        <w:spacing w:after="100"/>
+      </w:pPr>
+      <w:r>
+        <w:rPr>
+          <w:b/>
+          <w:bCs/>
+        </w:rPr>
+        <w:t xml:space="preserve">Overhead camera only.</w:t>
+      </w:r>
+      <w:r>
+        <w:t xml:space="preserve"> The gripper hides the object at the grasp and lift instants; a wrist camera would see the contact. The yellow bin sits at the frame's lower edge and is mostly covered while placing.</w:t>
+      </w:r>
+    </w:p>
+    <w:p>
+      <w:pPr>
+        <w:pStyle w:val="ListParagraph"/>
+        <w:numPr>
+          <w:ilvl w:val="0"/>
+          <w:numId w:val="1"/>
+        </w:numPr>
+        <w:spacing w:after="100"/>
+      </w:pPr>
+      <w:r>
+        <w:rPr>
+          <w:b/>
+          <w:bCs/>
+        </w:rPr>
+        <w:t xml:space="preserve">Still true from the specification:</w:t>
+      </w:r>
+      <w:r>
+        <w:t xml:space="preserve"> weld, not grasp; ground-truth poses and scripted selection; visual domain gap; sixty episodes is a smoke test, not a training set; the datasets have not been loaded by the real </w:t>
+      </w:r>
+      <w:r>
+        <w:rPr>
+          <w:rFonts w:ascii="Consolas" w:cs="Consolas" w:eastAsia="Consolas" w:hAnsi="Consolas"/>
+          <w:color w:val="0E4A40"/>
+        </w:rPr>
+        <w:t xml:space="preserve">LeRobotDataset</w:t>
+      </w:r>
+      <w:r>
+        <w:t xml:space="preserve"> class (needs PyTorch).</w:t>
+      </w:r>
+    </w:p>
+    <w:p>
+      <w:pPr>
+        <w:keepNext/>
+        <w:spacing w:after="80" w:before="240"/>
+      </w:pPr>
+      <w:r>
+        <w:rPr>
+          <w:b/>
+          <w:bCs/>
+          <w:color w:val="0E4A40"/>
+          <w:sz w:val="24"/>
+          <w:szCs w:val="24"/>
+        </w:rPr>
+        <w:t xml:space="preserve">Manual execution, as run on 2026-10-04</w:t>
+      </w:r>
+    </w:p>
+    <w:p>
+      <w:pPr>
+        <w:shd w:fill="10201D" w:val="clear"/>
+        <w:spacing w:after="0"/>
+      </w:pPr>
+      <w:r>
+        <w:rPr>
+          <w:rFonts w:ascii="Consolas" w:cs="Consolas" w:eastAsia="Consolas" w:hAnsi="Consolas"/>
+          <w:color w:val="7C978F"/>
+          <w:sz w:val="17"/>
+          <w:szCs w:val="17"/>
+        </w:rPr>
+        <w:t xml:space="preserve"># host (WSL2): Docker has no systemd here</w:t>
+      </w:r>
+    </w:p>
+    <w:p>
+      <w:pPr>
+        <w:shd w:fill="10201D" w:val="clear"/>
+        <w:spacing w:after="0"/>
+      </w:pPr>
+      <w:r>
+        <w:rPr>
+          <w:rFonts w:ascii="Consolas" w:cs="Consolas" w:eastAsia="Consolas" w:hAnsi="Consolas"/>
+          <w:color w:val="D9EDE8"/>
+          <w:sz w:val="17"/>
+          <w:szCs w:val="17"/>
+        </w:rPr>
+        <w:t xml:space="preserve">sudo sh -c 'nohup dockerd &gt; /tmp/dockerd.log 2&gt;&amp;1 &amp;'</w:t>
+      </w:r>
+    </w:p>
+    <w:p>
+      <w:pPr>
+        <w:shd w:fill="10201D" w:val="clear"/>
+        <w:spacing w:after="0"/>
+      </w:pPr>
+      <w:r>
+        <w:rPr>
+          <w:rFonts w:ascii="Consolas" w:cs="Consolas" w:eastAsia="Consolas" w:hAnsi="Consolas"/>
+          <w:color w:val="D9EDE8"/>
+          <w:sz w:val="17"/>
+          <w:szCs w:val="17"/>
+        </w:rPr>
+        <w:t xml:space="preserve">docker start gazebo_to_lerobot</w:t>
+      </w:r>
+    </w:p>
+    <w:p>
+      <w:pPr>
+        <w:shd w:fill="10201D" w:val="clear"/>
+        <w:spacing w:after="0"/>
+      </w:pPr>
+      <w:r>
+        <w:rPr>
+          <w:rFonts w:ascii="Consolas" w:cs="Consolas" w:eastAsia="Consolas" w:hAnsi="Consolas"/>
+          <w:color w:val="D9EDE8"/>
+          <w:sz w:val="17"/>
+          <w:szCs w:val="17"/>
+        </w:rPr>
+        <w:t xml:space="preserve"> </w:t>
+      </w:r>
+    </w:p>
+    <w:p>
+      <w:pPr>
+        <w:shd w:fill="10201D" w:val="clear"/>
+        <w:spacing w:after="0"/>
+      </w:pPr>
+      <w:r>
+        <w:rPr>
+          <w:rFonts w:ascii="Consolas" w:cs="Consolas" w:eastAsia="Consolas" w:hAnsi="Consolas"/>
+          <w:color w:val="7C978F"/>
+          <w:sz w:val="17"/>
+          <w:szCs w:val="17"/>
+        </w:rPr>
+        <w:t xml:space="preserve"># container</w:t>
+      </w:r>
+    </w:p>
+    <w:p>
+      <w:pPr>
+        <w:shd w:fill="10201D" w:val="clear"/>
+        <w:spacing w:after="0"/>
+      </w:pPr>
+      <w:r>
+        <w:rPr>
+          <w:rFonts w:ascii="Consolas" w:cs="Consolas" w:eastAsia="Consolas" w:hAnsi="Consolas"/>
+          <w:color w:val="D9EDE8"/>
+          <w:sz w:val="17"/>
+          <w:szCs w:val="17"/>
+        </w:rPr>
+        <w:t xml:space="preserve">cd /workspace/htgspp &amp;&amp; bash preflight.sh            # PREFLIGHT PASSED</w:t>
+      </w:r>
+    </w:p>
+    <w:p>
+      <w:pPr>
+        <w:shd w:fill="10201D" w:val="clear"/>
+        <w:spacing w:after="0"/>
+      </w:pPr>
+      <w:r>
+        <w:rPr>
+          <w:rFonts w:ascii="Consolas" w:cs="Consolas" w:eastAsia="Consolas" w:hAnsi="Consolas"/>
+          <w:color w:val="D9EDE8"/>
+          <w:sz w:val="17"/>
+          <w:szCs w:val="17"/>
+        </w:rPr>
+        <w:t xml:space="preserve">docker exec -d -w /workspace/htgspp -e CONTAINER_NAME=gazebo_to_lerobot gazebo_to_lerobot \</w:t>
+      </w:r>
+    </w:p>
+    <w:p>
+      <w:pPr>
+        <w:shd w:fill="10201D" w:val="clear"/>
+        <w:spacing w:after="0"/>
+      </w:pPr>
+      <w:r>
+        <w:rPr>
+          <w:rFonts w:ascii="Consolas" w:cs="Consolas" w:eastAsia="Consolas" w:hAnsi="Consolas"/>
+          <w:color w:val="D9EDE8"/>
+          <w:sz w:val="17"/>
+          <w:szCs w:val="17"/>
+        </w:rPr>
+        <w:t xml:space="preserve">    bash -c 'bash scripts/batch.sh 1 60 &gt;&gt; batch.log 2&gt;&amp;1'     # ~2.7 h</w:t>
+      </w:r>
+    </w:p>
+    <w:p>
+      <w:pPr>
+        <w:shd w:fill="10201D" w:val="clear"/>
+        <w:spacing w:after="0"/>
+      </w:pPr>
+      <w:r>
+        <w:rPr>
+          <w:rFonts w:ascii="Consolas" w:cs="Consolas" w:eastAsia="Consolas" w:hAnsi="Consolas"/>
+          <w:color w:val="D9EDE8"/>
+          <w:sz w:val="17"/>
+          <w:szCs w:val="17"/>
+        </w:rPr>
+        <w:t xml:space="preserve">python3 scripts/port_bag.py --split train   --out datasets/mycobot_sorting_train</w:t>
+      </w:r>
+    </w:p>
+    <w:p>
+      <w:pPr>
+        <w:shd w:fill="10201D" w:val="clear"/>
+        <w:spacing w:after="0"/>
+      </w:pPr>
+      <w:r>
+        <w:rPr>
+          <w:rFonts w:ascii="Consolas" w:cs="Consolas" w:eastAsia="Consolas" w:hAnsi="Consolas"/>
+          <w:color w:val="D9EDE8"/>
+          <w:sz w:val="17"/>
+          <w:szCs w:val="17"/>
+        </w:rPr>
+        <w:t xml:space="preserve">python3 scripts/port_bag.py --split heldout --out datasets/mycobot_sorting_heldout</w:t>
+      </w:r>
+    </w:p>
+    <w:p>
+      <w:pPr>
+        <w:shd w:fill="10201D" w:val="clear"/>
+        <w:spacing w:after="0"/>
+      </w:pPr>
+      <w:r>
+        <w:rPr>
+          <w:rFonts w:ascii="Consolas" w:cs="Consolas" w:eastAsia="Consolas" w:hAnsi="Consolas"/>
+          <w:color w:val="D9EDE8"/>
+          <w:sz w:val="17"/>
+          <w:szCs w:val="17"/>
+        </w:rPr>
+        <w:t xml:space="preserve"> </w:t>
+      </w:r>
+    </w:p>
+    <w:p>
+      <w:pPr>
+        <w:shd w:fill="10201D" w:val="clear"/>
+        <w:spacing w:after="0"/>
+      </w:pPr>
+      <w:r>
+        <w:rPr>
+          <w:rFonts w:ascii="Consolas" w:cs="Consolas" w:eastAsia="Consolas" w:hAnsi="Consolas"/>
+          <w:color w:val="7C978F"/>
+          <w:sz w:val="17"/>
+          <w:szCs w:val="17"/>
+        </w:rPr>
+        <w:t xml:space="preserve"># one episode, watch it or get a pass/fail code</w:t>
+      </w:r>
+    </w:p>
+    <w:p>
+      <w:pPr>
+        <w:shd w:fill="10201D" w:val="clear"/>
+        <w:spacing w:after="120"/>
+      </w:pPr>
+      <w:r>
+        <w:rPr>
+          <w:rFonts w:ascii="Consolas" w:cs="Consolas" w:eastAsia="Consolas" w:hAnsi="Consolas"/>
+          <w:color w:val="D9EDE8"/>
+          <w:sz w:val="17"/>
+          <w:szCs w:val="17"/>
+        </w:rPr>
+        <w:t xml:space="preserve">cd launch &amp;&amp; ros2 launch pick_and_sort_and_place_no_gui_demo.launch.py episode:=16; echo $?</w:t>
+      </w:r>
+    </w:p>
+    <w:p>
+      <w:pPr>
+        <w:keepNext/>
+        <w:spacing w:after="80" w:before="240"/>
+      </w:pPr>
+      <w:r>
+        <w:rPr>
+          <w:b/>
+          <w:bCs/>
+          <w:color w:val="0E4A40"/>
+          <w:sz w:val="24"/>
+          <w:szCs w:val="24"/>
+        </w:rPr>
+        <w:t xml:space="preserve">New files since 2026-09-23</w:t>
+      </w:r>
+    </w:p>
+    <w:tbl>
+      <w:tblPr>
+        <w:tblW w:type="dxa" w:w="9360"/>
+        <w:tblBorders>
+          <w:top w:val="single" w:color="C4CBC7" w:sz="4"/>
+          <w:left w:val="single" w:color="C4CBC7" w:sz="4"/>
+          <w:bottom w:val="single" w:color="C4CBC7" w:sz="4"/>
+          <w:right w:val="single" w:color="C4CBC7" w:sz="4"/>
+          <w:insideH w:val="single" w:color="C4CBC7" w:sz="4"/>
+          <w:insideV w:val="single" w:color="C4CBC7" w:sz="4"/>
+        </w:tblBorders>
+        <w:tblLayout w:type="fixed"/>
+      </w:tblPr>
+      <w:tblGrid>
+        <w:gridCol w:w="5400"/>
+        <w:gridCol w:w="3960"/>
+      </w:tblGrid>
+      <w:tr>
+        <w:trPr>
+          <w:tblHeader/>
+        </w:trPr>
+        <w:tc>
+          <w:tcPr>
+            <w:tcW w:type="dxa" w:w="5400"/>
+            <w:shd w:fill="DEE3E0" w:val="clear"/>
+            <w:tcMar>
+              <w:top w:type="dxa" w:w="80"/>
+              <w:left w:type="dxa" w:w="100"/>
+              <w:bottom w:type="dxa" w:w="80"/>
+              <w:right w:type="dxa" w:w="100"/>
+            </w:tcMar>
+          </w:tcPr>
+          <w:p>
+            <w:r>
+              <w:rPr>
+                <w:b/>
+                <w:bCs/>
+                <w:color w:val="4B5B57"/>
+                <w:sz w:val="18"/>
+                <w:szCs w:val="18"/>
+              </w:rPr>
+              <w:t xml:space="preserve">Path</w:t>
+            </w:r>
+          </w:p>
+        </w:tc>
+        <w:tc>
+          <w:tcPr>
+            <w:tcW w:type="dxa" w:w="3960"/>
+            <w:shd w:fill="DEE3E0" w:val="clear"/>
+            <w:tcMar>
+              <w:top w:type="dxa" w:w="80"/>
+              <w:left w:type="dxa" w:w="100"/>
+              <w:bottom w:type="dxa" w:w="80"/>
+              <w:right w:type="dxa" w:w="100"/>
+            </w:tcMar>
+          </w:tcPr>
+          <w:p>
+            <w:r>
+              <w:rPr>
+                <w:b/>
+                <w:bCs/>
+                <w:color w:val="4B5B57"/>
+                <w:sz w:val="18"/>
+                <w:szCs w:val="18"/>
+              </w:rPr>
+              <w:t xml:space="preserve">What</w:t>
+            </w:r>
+          </w:p>
+        </w:tc>
+      </w:tr>
+      <w:tr>
+        <w:trPr>
+          <w:cantSplit/>
+        </w:trPr>
+        <w:tc>
+          <w:tcPr>
+            <w:tcW w:type="dxa" w:w="5400"/>
+            <w:tcMar>
+              <w:top w:type="dxa" w:w="80"/>
+              <w:left w:type="dxa" w:w="100"/>
+              <w:bottom w:type="dxa" w:w="80"/>
+              <w:right w:type="dxa" w:w="100"/>
+            </w:tcMar>
+          </w:tcPr>
+          <w:p>
+            <w:r>
+              <w:rPr>
+                <w:rFonts w:ascii="Consolas" w:cs="Consolas" w:eastAsia="Consolas" w:hAnsi="Consolas"/>
+                <w:color w:val="0E4A40"/>
+              </w:rPr>
+              <w:t xml:space="preserve">launch/pick_and_sort_and_place_demo.launch.py</w:t>
+            </w:r>
+            <w:r>
+              <w:rPr>
+                <w:sz w:val="19"/>
+                <w:szCs w:val="19"/>
+              </w:rPr>
+              <w:t xml:space="preserve">, </w:t>
+            </w:r>
+            <w:r>
+              <w:rPr>
+                <w:rFonts w:ascii="Consolas" w:cs="Consolas" w:eastAsia="Consolas" w:hAnsi="Consolas"/>
+                <w:color w:val="0E4A40"/>
+              </w:rPr>
+              <w:t xml:space="preserve">..._no_gui_demo.launch.py</w:t>
+            </w:r>
+          </w:p>
+        </w:tc>
+        <w:tc>
+          <w:tcPr>
+            <w:tcW w:type="dxa" w:w="3960"/>
+            <w:tcMar>
+              <w:top w:type="dxa" w:w="80"/>
+              <w:left w:type="dxa" w:w="100"/>
+              <w:bottom w:type="dxa" w:w="80"/>
+              <w:right w:type="dxa" w:w="100"/>
+            </w:tcMar>
+          </w:tcPr>
+          <w:p>
+            <w:r>
+              <w:rPr>
+                <w:sz w:val="19"/>
+                <w:szCs w:val="19"/>
+              </w:rPr>
+              <w:t xml:space="preserve">§27, the two launch files</w:t>
+            </w:r>
+          </w:p>
+        </w:tc>
+      </w:tr>
+      <w:tr>
+        <w:trPr>
+          <w:cantSplit/>
+        </w:trPr>
+        <w:tc>
+          <w:tcPr>
+            <w:tcW w:type="dxa" w:w="5400"/>
+            <w:tcMar>
+              <w:top w:type="dxa" w:w="80"/>
+              <w:left w:type="dxa" w:w="100"/>
+              <w:bottom w:type="dxa" w:w="80"/>
+              <w:right w:type="dxa" w:w="100"/>
+            </w:tcMar>
+          </w:tcPr>
+          <w:p>
+            <w:r>
+              <w:rPr>
+                <w:rFonts w:ascii="Consolas" w:cs="Consolas" w:eastAsia="Consolas" w:hAnsi="Consolas"/>
+                <w:color w:val="0E4A40"/>
+              </w:rPr>
+              <w:t xml:space="preserve">scripts/run_demo.py</w:t>
+            </w:r>
+            <w:r>
+              <w:rPr>
+                <w:sz w:val="19"/>
+                <w:szCs w:val="19"/>
+              </w:rPr>
+              <w:t xml:space="preserve">, </w:t>
+            </w:r>
+            <w:r>
+              <w:rPr>
+                <w:rFonts w:ascii="Consolas" w:cs="Consolas" w:eastAsia="Consolas" w:hAnsi="Consolas"/>
+                <w:color w:val="0E4A40"/>
+              </w:rPr>
+              <w:t xml:space="preserve">scripts/run_gui_demo.sh</w:t>
+            </w:r>
+          </w:p>
+        </w:tc>
+        <w:tc>
+          <w:tcPr>
+            <w:tcW w:type="dxa" w:w="3960"/>
+            <w:tcMar>
+              <w:top w:type="dxa" w:w="80"/>
+              <w:left w:type="dxa" w:w="100"/>
+              <w:bottom w:type="dxa" w:w="80"/>
+              <w:right w:type="dxa" w:w="100"/>
+            </w:tcMar>
+          </w:tcPr>
+          <w:p>
+            <w:r>
+              <w:rPr>
+                <w:sz w:val="19"/>
+                <w:szCs w:val="19"/>
+              </w:rPr>
+              <w:t xml:space="preserve">§27, orchestrator and WSL2 one-command GUI</w:t>
+            </w:r>
+          </w:p>
+        </w:tc>
+      </w:tr>
+      <w:tr>
+        <w:trPr>
+          <w:cantSplit/>
+        </w:trPr>
+        <w:tc>
+          <w:tcPr>
+            <w:tcW w:type="dxa" w:w="5400"/>
+            <w:tcMar>
+              <w:top w:type="dxa" w:w="80"/>
+              <w:left w:type="dxa" w:w="100"/>
+              <w:bottom w:type="dxa" w:w="80"/>
+              <w:right w:type="dxa" w:w="100"/>
+            </w:tcMar>
+          </w:tcPr>
+          <w:p>
+            <w:r>
+              <w:rPr>
+                <w:rFonts w:ascii="Consolas" w:cs="Consolas" w:eastAsia="Consolas" w:hAnsi="Consolas"/>
+                <w:color w:val="0E4A40"/>
+              </w:rPr>
+              <w:t xml:space="preserve">scripts/weld.py</w:t>
+            </w:r>
+          </w:p>
+        </w:tc>
+        <w:tc>
+          <w:tcPr>
+            <w:tcW w:type="dxa" w:w="3960"/>
+            <w:tcMar>
+              <w:top w:type="dxa" w:w="80"/>
+              <w:left w:type="dxa" w:w="100"/>
+              <w:bottom w:type="dxa" w:w="80"/>
+              <w:right w:type="dxa" w:w="100"/>
+            </w:tcMar>
+          </w:tcPr>
+          <w:p>
+            <w:r>
+              <w:rPr>
+                <w:sz w:val="19"/>
+                <w:szCs w:val="19"/>
+              </w:rPr>
+              <w:t xml:space="preserve">§20, confirmed weld commands</w:t>
+            </w:r>
+          </w:p>
+        </w:tc>
+      </w:tr>
+      <w:tr>
+        <w:trPr>
+          <w:cantSplit/>
+        </w:trPr>
+        <w:tc>
+          <w:tcPr>
+            <w:tcW w:type="dxa" w:w="5400"/>
+            <w:tcMar>
+              <w:top w:type="dxa" w:w="80"/>
+              <w:left w:type="dxa" w:w="100"/>
+              <w:bottom w:type="dxa" w:w="80"/>
+              <w:right w:type="dxa" w:w="100"/>
+            </w:tcMar>
+          </w:tcPr>
+          <w:p>
+            <w:r>
+              <w:rPr>
+                <w:rFonts w:ascii="Consolas" w:cs="Consolas" w:eastAsia="Consolas" w:hAnsi="Consolas"/>
+                <w:color w:val="0E4A40"/>
+              </w:rPr>
+              <w:t xml:space="preserve">scripts/recorder_lifecycle.py</w:t>
+            </w:r>
+          </w:p>
+        </w:tc>
+        <w:tc>
+          <w:tcPr>
+            <w:tcW w:type="dxa" w:w="3960"/>
+            <w:tcMar>
+              <w:top w:type="dxa" w:w="80"/>
+              <w:left w:type="dxa" w:w="100"/>
+              <w:bottom w:type="dxa" w:w="80"/>
+              <w:right w:type="dxa" w:w="100"/>
+            </w:tcMar>
+          </w:tcPr>
+          <w:p>
+            <w:r>
+              <w:rPr>
+                <w:sz w:val="19"/>
+                <w:szCs w:val="19"/>
+              </w:rPr>
+              <w:t xml:space="preserve">§17, recorder bring-up by service call</w:t>
+            </w:r>
+          </w:p>
+        </w:tc>
+      </w:tr>
+      <w:tr>
+        <w:trPr>
+          <w:cantSplit/>
+        </w:trPr>
+        <w:tc>
+          <w:tcPr>
+            <w:tcW w:type="dxa" w:w="5400"/>
+            <w:tcMar>
+              <w:top w:type="dxa" w:w="80"/>
+              <w:left w:type="dxa" w:w="100"/>
+              <w:bottom w:type="dxa" w:w="80"/>
+              <w:right w:type="dxa" w:w="100"/>
+            </w:tcMar>
+          </w:tcPr>
+          <w:p>
+            <w:r>
+              <w:rPr>
+                <w:rFonts w:ascii="Consolas" w:cs="Consolas" w:eastAsia="Consolas" w:hAnsi="Consolas"/>
+                <w:color w:val="0E4A40"/>
+              </w:rPr>
+              <w:t xml:space="preserve">scripts/make_episode_world.py</w:t>
+            </w:r>
+            <w:r>
+              <w:rPr>
+                <w:sz w:val="19"/>
+                <w:szCs w:val="19"/>
+              </w:rPr>
+              <w:t xml:space="preserve">, </w:t>
+            </w:r>
+            <w:r>
+              <w:rPr>
+                <w:rFonts w:ascii="Consolas" w:cs="Consolas" w:eastAsia="Consolas" w:hAnsi="Consolas"/>
+                <w:color w:val="0E4A40"/>
+              </w:rPr>
+              <w:t xml:space="preserve">make_table_textures.sh</w:t>
+            </w:r>
+          </w:p>
+        </w:tc>
+        <w:tc>
+          <w:tcPr>
+            <w:tcW w:type="dxa" w:w="3960"/>
+            <w:tcMar>
+              <w:top w:type="dxa" w:w="80"/>
+              <w:left w:type="dxa" w:w="100"/>
+              <w:bottom w:type="dxa" w:w="80"/>
+              <w:right w:type="dxa" w:w="100"/>
+            </w:tcMar>
+          </w:tcPr>
+          <w:p>
+            <w:r>
+              <w:rPr>
+                <w:sz w:val="19"/>
+                <w:szCs w:val="19"/>
+              </w:rPr>
+              <w:t xml:space="preserve">§22, per-episode scene variation</w:t>
+            </w:r>
+          </w:p>
+        </w:tc>
+      </w:tr>
+      <w:tr>
+        <w:trPr>
+          <w:cantSplit/>
+        </w:trPr>
+        <w:tc>
+          <w:tcPr>
+            <w:tcW w:type="dxa" w:w="5400"/>
+            <w:tcMar>
+              <w:top w:type="dxa" w:w="80"/>
+              <w:left w:type="dxa" w:w="100"/>
+              <w:bottom w:type="dxa" w:w="80"/>
+              <w:right w:type="dxa" w:w="100"/>
+            </w:tcMar>
+          </w:tcPr>
+          <w:p>
+            <w:r>
+              <w:rPr>
+                <w:rFonts w:ascii="Consolas" w:cs="Consolas" w:eastAsia="Consolas" w:hAnsi="Consolas"/>
+                <w:color w:val="0E4A40"/>
+              </w:rPr>
+              <w:t xml:space="preserve">scripts/check_frames.py</w:t>
+            </w:r>
+            <w:r>
+              <w:rPr>
+                <w:sz w:val="19"/>
+                <w:szCs w:val="19"/>
+              </w:rPr>
+              <w:t xml:space="preserve">, </w:t>
+            </w:r>
+            <w:r>
+              <w:rPr>
+                <w:rFonts w:ascii="Consolas" w:cs="Consolas" w:eastAsia="Consolas" w:hAnsi="Consolas"/>
+                <w:color w:val="0E4A40"/>
+              </w:rPr>
+              <w:t xml:space="preserve">check_colour.py</w:t>
+            </w:r>
+            <w:r>
+              <w:rPr>
+                <w:sz w:val="19"/>
+                <w:szCs w:val="19"/>
+              </w:rPr>
+              <w:t xml:space="preserve">, </w:t>
+            </w:r>
+            <w:r>
+              <w:rPr>
+                <w:rFonts w:ascii="Consolas" w:cs="Consolas" w:eastAsia="Consolas" w:hAnsi="Consolas"/>
+                <w:color w:val="0E4A40"/>
+              </w:rPr>
+              <w:t xml:space="preserve">finalize_verdict.py</w:t>
+            </w:r>
+          </w:p>
+        </w:tc>
+        <w:tc>
+          <w:tcPr>
+            <w:tcW w:type="dxa" w:w="3960"/>
+            <w:tcMar>
+              <w:top w:type="dxa" w:w="80"/>
+              <w:left w:type="dxa" w:w="100"/>
+              <w:bottom w:type="dxa" w:w="80"/>
+              <w:right w:type="dxa" w:w="100"/>
+            </w:tcMar>
+          </w:tcPr>
+          <w:p>
+            <w:r>
+              <w:rPr>
+                <w:sz w:val="19"/>
+                <w:szCs w:val="19"/>
+              </w:rPr>
+              <w:t xml:space="preserve">§21, recording checks, final verdict</w:t>
+            </w:r>
+          </w:p>
+        </w:tc>
+      </w:tr>
+      <w:tr>
+        <w:trPr>
+          <w:cantSplit/>
+        </w:trPr>
+        <w:tc>
+          <w:tcPr>
+            <w:tcW w:type="dxa" w:w="5400"/>
+            <w:tcMar>
+              <w:top w:type="dxa" w:w="80"/>
+              <w:left w:type="dxa" w:w="100"/>
+              <w:bottom w:type="dxa" w:w="80"/>
+              <w:right w:type="dxa" w:w="100"/>
+            </w:tcMar>
+          </w:tcPr>
+          <w:p>
+            <w:r>
+              <w:rPr>
+                <w:rFonts w:ascii="Consolas" w:cs="Consolas" w:eastAsia="Consolas" w:hAnsi="Consolas"/>
+                <w:color w:val="0E4A40"/>
+              </w:rPr>
+              <w:t xml:space="preserve">scripts/repro_harness.py</w:t>
+            </w:r>
+            <w:r>
+              <w:rPr>
+                <w:sz w:val="19"/>
+                <w:szCs w:val="19"/>
+              </w:rPr>
+              <w:t xml:space="preserve">, </w:t>
+            </w:r>
+            <w:r>
+              <w:rPr>
+                <w:rFonts w:ascii="Consolas" w:cs="Consolas" w:eastAsia="Consolas" w:hAnsi="Consolas"/>
+                <w:color w:val="0E4A40"/>
+              </w:rPr>
+              <w:t xml:space="preserve">bin_probe.py</w:t>
+            </w:r>
+            <w:r>
+              <w:rPr>
+                <w:sz w:val="19"/>
+                <w:szCs w:val="19"/>
+              </w:rPr>
+              <w:t xml:space="preserve">, </w:t>
+            </w:r>
+            <w:r>
+              <w:rPr>
+                <w:rFonts w:ascii="Consolas" w:cs="Consolas" w:eastAsia="Consolas" w:hAnsi="Consolas"/>
+                <w:color w:val="0E4A40"/>
+              </w:rPr>
+              <w:t xml:space="preserve">framing_check.py</w:t>
+            </w:r>
+          </w:p>
+        </w:tc>
+        <w:tc>
+          <w:tcPr>
+            <w:tcW w:type="dxa" w:w="3960"/>
+            <w:tcMar>
+              <w:top w:type="dxa" w:w="80"/>
+              <w:left w:type="dxa" w:w="100"/>
+              <w:bottom w:type="dxa" w:w="80"/>
+              <w:right w:type="dxa" w:w="100"/>
+            </w:tcMar>
+          </w:tcPr>
+          <w:p>
+            <w:r>
+              <w:rPr>
+                <w:sz w:val="19"/>
+                <w:szCs w:val="19"/>
+              </w:rPr>
+              <w:t xml:space="preserve">§24–25, harness and probes</w:t>
+            </w:r>
+          </w:p>
+        </w:tc>
+      </w:tr>
+      <w:tr>
+        <w:trPr>
+          <w:cantSplit/>
+        </w:trPr>
+        <w:tc>
+          <w:tcPr>
+            <w:tcW w:type="dxa" w:w="5400"/>
+            <w:tcMar>
+              <w:top w:type="dxa" w:w="80"/>
+              <w:left w:type="dxa" w:w="100"/>
+              <w:bottom w:type="dxa" w:w="80"/>
+              <w:right w:type="dxa" w:w="100"/>
+            </w:tcMar>
+          </w:tcPr>
+          <w:p>
+            <w:r>
+              <w:rPr>
+                <w:rFonts w:ascii="Consolas" w:cs="Consolas" w:eastAsia="Consolas" w:hAnsi="Consolas"/>
+                <w:color w:val="0E4A40"/>
+              </w:rPr>
+              <w:t xml:space="preserve">scripts/check_place_path.py</w:t>
+            </w:r>
+            <w:r>
+              <w:rPr>
+                <w:sz w:val="19"/>
+                <w:szCs w:val="19"/>
+              </w:rPr>
+              <w:t xml:space="preserve">, </w:t>
+            </w:r>
+            <w:r>
+              <w:rPr>
+                <w:rFonts w:ascii="Consolas" w:cs="Consolas" w:eastAsia="Consolas" w:hAnsi="Consolas"/>
+                <w:color w:val="0E4A40"/>
+              </w:rPr>
+              <w:t xml:space="preserve">analyse_batch.py</w:t>
+            </w:r>
+            <w:r>
+              <w:rPr>
+                <w:sz w:val="19"/>
+                <w:szCs w:val="19"/>
+              </w:rPr>
+              <w:t xml:space="preserve">, </w:t>
+            </w:r>
+            <w:r>
+              <w:rPr>
+                <w:rFonts w:ascii="Consolas" w:cs="Consolas" w:eastAsia="Consolas" w:hAnsi="Consolas"/>
+                <w:color w:val="0E4A40"/>
+              </w:rPr>
+              <w:t xml:space="preserve">measure_perf.sh</w:t>
+            </w:r>
+          </w:p>
+        </w:tc>
+        <w:tc>
+          <w:tcPr>
+            <w:tcW w:type="dxa" w:w="3960"/>
+            <w:tcMar>
+              <w:top w:type="dxa" w:w="80"/>
+              <w:left w:type="dxa" w:w="100"/>
+              <w:bottom w:type="dxa" w:w="80"/>
+              <w:right w:type="dxa" w:w="100"/>
+            </w:tcMar>
+          </w:tcPr>
+          <w:p>
+            <w:r>
+              <w:rPr>
+                <w:sz w:val="19"/>
+                <w:szCs w:val="19"/>
+              </w:rPr>
+              <w:t xml:space="preserve">§18, §24–25, offline checks and measurements</w:t>
+            </w:r>
+          </w:p>
+        </w:tc>
+      </w:tr>
+      <w:tr>
+        <w:trPr>
+          <w:cantSplit/>
+        </w:trPr>
+        <w:tc>
+          <w:tcPr>
+            <w:tcW w:type="dxa" w:w="5400"/>
+            <w:tcMar>
+              <w:top w:type="dxa" w:w="80"/>
+              <w:left w:type="dxa" w:w="100"/>
+              <w:bottom w:type="dxa" w:w="80"/>
+              <w:right w:type="dxa" w:w="100"/>
+            </w:tcMar>
+          </w:tcPr>
+          <w:p>
+            <w:r>
+              <w:rPr>
+                <w:rFonts w:ascii="Consolas" w:cs="Consolas" w:eastAsia="Consolas" w:hAnsi="Consolas"/>
+                <w:color w:val="0E4A40"/>
+              </w:rPr>
+              <w:t xml:space="preserve">worlds/sorting_table.sdf</w:t>
+            </w:r>
+          </w:p>
+        </w:tc>
+        <w:tc>
+          <w:tcPr>
+            <w:tcW w:type="dxa" w:w="3960"/>
+            <w:tcMar>
+              <w:top w:type="dxa" w:w="80"/>
+              <w:left w:type="dxa" w:w="100"/>
+              <w:bottom w:type="dxa" w:w="80"/>
+              <w:right w:type="dxa" w:w="100"/>
+            </w:tcMar>
+          </w:tcPr>
+          <w:p>
+            <w:r>
+              <w:rPr>
+                <w:sz w:val="19"/>
+                <w:szCs w:val="19"/>
+              </w:rPr>
+              <w:t xml:space="preserve">§16, the bench with no objects or bins</w:t>
+            </w:r>
+          </w:p>
+        </w:tc>
+      </w:tr>
+      <w:tr>
+        <w:trPr>
+          <w:cantSplit/>
+        </w:trPr>
+        <w:tc>
+          <w:tcPr>
+            <w:tcW w:type="dxa" w:w="5400"/>
+            <w:tcMar>
+              <w:top w:type="dxa" w:w="80"/>
+              <w:left w:type="dxa" w:w="100"/>
+              <w:bottom w:type="dxa" w:w="80"/>
+              <w:right w:type="dxa" w:w="100"/>
+            </w:tcMar>
+          </w:tcPr>
+          <w:p>
+            <w:r>
+              <w:rPr>
+                <w:rFonts w:ascii="Consolas" w:cs="Consolas" w:eastAsia="Consolas" w:hAnsi="Consolas"/>
+                <w:color w:val="0E4A40"/>
+              </w:rPr>
+              <w:t xml:space="preserve">MEASUREMENTS.md</w:t>
+            </w:r>
+          </w:p>
+        </w:tc>
+        <w:tc>
+          <w:tcPr>
+            <w:tcW w:type="dxa" w:w="3960"/>
+            <w:tcMar>
+              <w:top w:type="dxa" w:w="80"/>
+              <w:left w:type="dxa" w:w="100"/>
+              <w:bottom w:type="dxa" w:w="80"/>
+              <w:right w:type="dxa" w:w="100"/>
+            </w:tcMar>
+          </w:tcPr>
+          <w:p>
+            <w:r>
+              <w:rPr>
+                <w:sz w:val="19"/>
+                <w:szCs w:val="19"/>
+              </w:rPr>
+              <w:t xml:space="preserve">every number of this addendum, §1–10</w:t>
+            </w:r>
+          </w:p>
+        </w:tc>
+      </w:tr>
+    </w:tbl>
+    <w:p>
+      <w:pPr>
+        <w:spacing w:after="120"/>
+      </w:pPr>
+    </w:p>
+    <w:p>
+      <w:pPr>
         <w:pStyle w:val="Heading1"/>
         <w:spacing w:after="120" w:before="320"/>
       </w:pPr>
@@ -9961,7 +17454,7 @@
           <w:sz w:val="16"/>
           <w:szCs w:val="16"/>
         </w:rPr>
-        <w:t xml:space="preserve">Headless_Task-Grounded_Pick-and-Sort-and-Place_in_Gazebo report · written 2026-09-23 · commit 3319973 on main · Tomislav Ilic</w:t>
+        <w:t xml:space="preserve">Headless_Task-Grounded_Pick-and-Sort-and-Place_in_Gazebo report · written 2026-09-23 · commit 3319973 on main · Tomislav Ilic · updated 2026-10-04</w:t>
       </w:r>
     </w:p>
     <w:sectPr>

--- a/Headless_Task-Grounded_Pick-and-Sort-and-Place_in_Gazebo/doc/FOUR_OBJECT_SORTING_REPORT.docx
+++ b/Headless_Task-Grounded_Pick-and-Sort-and-Place_in_Gazebo/doc/FOUR_OBJECT_SORTING_REPORT.docx
@@ -13151,6 +13151,64 @@
     </w:p>
     <w:p>
       <w:pPr>
+        <w:spacing w:after="100"/>
+      </w:pPr>
+      <w:r>
+        <w:t xml:space="preserve">Commands run in two places: the </w:t>
+      </w:r>
+      <w:r>
+        <w:rPr>
+          <w:b/>
+          <w:bCs/>
+        </w:rPr>
+        <w:t xml:space="preserve">WSL2 host</w:t>
+      </w:r>
+      <w:r>
+        <w:t xml:space="preserve"> (your Ubuntu prompt) and a </w:t>
+      </w:r>
+      <w:r>
+        <w:rPr>
+          <w:b/>
+          <w:bCs/>
+        </w:rPr>
+        <w:t xml:space="preserve">shell inside the container</w:t>
+      </w:r>
+      <w:r>
+        <w:t xml:space="preserve">. </w:t>
+      </w:r>
+      <w:r>
+        <w:rPr>
+          <w:rFonts w:ascii="Consolas" w:cs="Consolas" w:eastAsia="Consolas" w:hAnsi="Consolas"/>
+          <w:color w:val="0E4A40"/>
+        </w:rPr>
+        <w:t xml:space="preserve">docker start</w:t>
+      </w:r>
+      <w:r>
+        <w:t xml:space="preserve"> only starts the container in the background; </w:t>
+      </w:r>
+      <w:r>
+        <w:rPr>
+          <w:rFonts w:ascii="Consolas" w:cs="Consolas" w:eastAsia="Consolas" w:hAnsi="Consolas"/>
+          <w:color w:val="0E4A40"/>
+        </w:rPr>
+        <w:t xml:space="preserve">docker exec -it gazebo_to_lerobot bash</w:t>
+      </w:r>
+      <w:r>
+        <w:t xml:space="preserve"> opens the shell inside it, whose </w:t>
+      </w:r>
+      <w:r>
+        <w:rPr>
+          <w:rFonts w:ascii="Consolas" w:cs="Consolas" w:eastAsia="Consolas" w:hAnsi="Consolas"/>
+          <w:color w:val="0E4A40"/>
+        </w:rPr>
+        <w:t xml:space="preserve">~/.bashrc</w:t>
+      </w:r>
+      <w:r>
+        <w:t xml:space="preserve"> loads ROS 2 and the workspace.</w:t>
+      </w:r>
+    </w:p>
+    <w:p>
+      <w:pPr>
         <w:shd w:fill="10201D" w:val="clear"/>
         <w:spacing w:after="0"/>
       </w:pPr>
@@ -13161,7 +13219,7 @@
           <w:sz w:val="17"/>
           <w:szCs w:val="17"/>
         </w:rPr>
-        <w:t xml:space="preserve"># host (WSL2): Docker has no systemd here</w:t>
+        <w:t xml:space="preserve"># 1. WSL2 host: start Docker (no systemd in WSL) and the container</w:t>
       </w:r>
     </w:p>
     <w:p>
@@ -13191,7 +13249,7 @@
           <w:sz w:val="17"/>
           <w:szCs w:val="17"/>
         </w:rPr>
-        <w:t xml:space="preserve">docker start gazebo_to_lerobot</w:t>
+        <w:t xml:space="preserve">docker start gazebo_to_lerobot          # runs in the background, gives no shell</w:t>
       </w:r>
     </w:p>
     <w:p>
@@ -13221,7 +13279,7 @@
           <w:sz w:val="17"/>
           <w:szCs w:val="17"/>
         </w:rPr>
-        <w:t xml:space="preserve"># container</w:t>
+        <w:t xml:space="preserve"># 2. WSL2 host: open a shell inside the container</w:t>
       </w:r>
     </w:p>
     <w:p>
@@ -13236,7 +13294,7 @@
           <w:sz w:val="17"/>
           <w:szCs w:val="17"/>
         </w:rPr>
-        <w:t xml:space="preserve">cd /workspace/htgspp &amp;&amp; bash preflight.sh            # PREFLIGHT PASSED</w:t>
+        <w:t xml:space="preserve">docker exec -it gazebo_to_lerobot bash  # prompt becomes root@&lt;container id&gt;</w:t>
       </w:r>
     </w:p>
     <w:p>
@@ -13251,7 +13309,22 @@
           <w:sz w:val="17"/>
           <w:szCs w:val="17"/>
         </w:rPr>
-        <w:t xml:space="preserve">docker exec -d -w /workspace/htgspp -e CONTAINER_NAME=gazebo_to_lerobot gazebo_to_lerobot \</w:t>
+        <w:t xml:space="preserve"> </w:t>
+      </w:r>
+    </w:p>
+    <w:p>
+      <w:pPr>
+        <w:shd w:fill="10201D" w:val="clear"/>
+        <w:spacing w:after="0"/>
+      </w:pPr>
+      <w:r>
+        <w:rPr>
+          <w:rFonts w:ascii="Consolas" w:cs="Consolas" w:eastAsia="Consolas" w:hAnsi="Consolas"/>
+          <w:color w:val="7C978F"/>
+          <w:sz w:val="17"/>
+          <w:szCs w:val="17"/>
+        </w:rPr>
+        <w:t xml:space="preserve"># 3. container shell</w:t>
       </w:r>
     </w:p>
     <w:p>
@@ -13266,7 +13339,7 @@
           <w:sz w:val="17"/>
           <w:szCs w:val="17"/>
         </w:rPr>
-        <w:t xml:space="preserve">    bash -c 'bash scripts/batch.sh 1 60 &gt;&gt; batch.log 2&gt;&amp;1'     # ~2.7 h</w:t>
+        <w:t xml:space="preserve">cd /workspace/htgspp &amp;&amp; bash preflight.sh            # PREFLIGHT PASSED</w:t>
       </w:r>
     </w:p>
     <w:p>
@@ -13281,7 +13354,7 @@
           <w:sz w:val="17"/>
           <w:szCs w:val="17"/>
         </w:rPr>
-        <w:t xml:space="preserve">python3 scripts/port_bag.py --split train   --out datasets/mycobot_sorting_train</w:t>
+        <w:t xml:space="preserve">exit                                                 # back to the host</w:t>
       </w:r>
     </w:p>
     <w:p>
@@ -13296,7 +13369,22 @@
           <w:sz w:val="17"/>
           <w:szCs w:val="17"/>
         </w:rPr>
-        <w:t xml:space="preserve">python3 scripts/port_bag.py --split heldout --out datasets/mycobot_sorting_heldout</w:t>
+        <w:t xml:space="preserve"> </w:t>
+      </w:r>
+    </w:p>
+    <w:p>
+      <w:pPr>
+        <w:shd w:fill="10201D" w:val="clear"/>
+        <w:spacing w:after="0"/>
+      </w:pPr>
+      <w:r>
+        <w:rPr>
+          <w:rFonts w:ascii="Consolas" w:cs="Consolas" w:eastAsia="Consolas" w:hAnsi="Consolas"/>
+          <w:color w:val="7C978F"/>
+          <w:sz w:val="17"/>
+          <w:szCs w:val="17"/>
+        </w:rPr>
+        <w:t xml:space="preserve"># 4. WSL2 host: the batch, detached so closing the terminal does not stop it (~2.7 h)</w:t>
       </w:r>
     </w:p>
     <w:p>
@@ -13311,6 +13399,36 @@
           <w:sz w:val="17"/>
           <w:szCs w:val="17"/>
         </w:rPr>
+        <w:t xml:space="preserve">docker exec -d -w /workspace/htgspp -e CONTAINER_NAME=gazebo_to_lerobot gazebo_to_lerobot \</w:t>
+      </w:r>
+    </w:p>
+    <w:p>
+      <w:pPr>
+        <w:shd w:fill="10201D" w:val="clear"/>
+        <w:spacing w:after="0"/>
+      </w:pPr>
+      <w:r>
+        <w:rPr>
+          <w:rFonts w:ascii="Consolas" w:cs="Consolas" w:eastAsia="Consolas" w:hAnsi="Consolas"/>
+          <w:color w:val="D9EDE8"/>
+          <w:sz w:val="17"/>
+          <w:szCs w:val="17"/>
+        </w:rPr>
+        <w:t xml:space="preserve">    bash -c 'bash scripts/batch.sh 1 60 &gt;&gt; batch.log 2&gt;&amp;1'</w:t>
+      </w:r>
+    </w:p>
+    <w:p>
+      <w:pPr>
+        <w:shd w:fill="10201D" w:val="clear"/>
+        <w:spacing w:after="0"/>
+      </w:pPr>
+      <w:r>
+        <w:rPr>
+          <w:rFonts w:ascii="Consolas" w:cs="Consolas" w:eastAsia="Consolas" w:hAnsi="Consolas"/>
+          <w:color w:val="D9EDE8"/>
+          <w:sz w:val="17"/>
+          <w:szCs w:val="17"/>
+        </w:rPr>
         <w:t xml:space="preserve"> </w:t>
       </w:r>
     </w:p>
@@ -13326,13 +13444,13 @@
           <w:sz w:val="17"/>
           <w:szCs w:val="17"/>
         </w:rPr>
-        <w:t xml:space="preserve"># one episode, watch it or get a pass/fail code</w:t>
+        <w:t xml:space="preserve"># 5. after the batch, in a container shell (step 2 again)</w:t>
       </w:r>
     </w:p>
     <w:p>
       <w:pPr>
         <w:shd w:fill="10201D" w:val="clear"/>
-        <w:spacing w:after="120"/>
+        <w:spacing w:after="0"/>
       </w:pPr>
       <w:r>
         <w:rPr>
@@ -13341,7 +13459,127 @@
           <w:sz w:val="17"/>
           <w:szCs w:val="17"/>
         </w:rPr>
-        <w:t xml:space="preserve">cd launch &amp;&amp; ros2 launch pick_and_sort_and_place_no_gui_demo.launch.py episode:=16; echo $?</w:t>
+        <w:t xml:space="preserve">cd /workspace/htgspp</w:t>
+      </w:r>
+    </w:p>
+    <w:p>
+      <w:pPr>
+        <w:shd w:fill="10201D" w:val="clear"/>
+        <w:spacing w:after="0"/>
+      </w:pPr>
+      <w:r>
+        <w:rPr>
+          <w:rFonts w:ascii="Consolas" w:cs="Consolas" w:eastAsia="Consolas" w:hAnsi="Consolas"/>
+          <w:color w:val="D9EDE8"/>
+          <w:sz w:val="17"/>
+          <w:szCs w:val="17"/>
+        </w:rPr>
+        <w:t xml:space="preserve">python3 scripts/port_bag.py --split train   --out datasets/mycobot_sorting_train</w:t>
+      </w:r>
+    </w:p>
+    <w:p>
+      <w:pPr>
+        <w:shd w:fill="10201D" w:val="clear"/>
+        <w:spacing w:after="0"/>
+      </w:pPr>
+      <w:r>
+        <w:rPr>
+          <w:rFonts w:ascii="Consolas" w:cs="Consolas" w:eastAsia="Consolas" w:hAnsi="Consolas"/>
+          <w:color w:val="D9EDE8"/>
+          <w:sz w:val="17"/>
+          <w:szCs w:val="17"/>
+        </w:rPr>
+        <w:t xml:space="preserve">python3 scripts/port_bag.py --split heldout --out datasets/mycobot_sorting_heldout</w:t>
+      </w:r>
+    </w:p>
+    <w:p>
+      <w:pPr>
+        <w:shd w:fill="10201D" w:val="clear"/>
+        <w:spacing w:after="0"/>
+      </w:pPr>
+      <w:r>
+        <w:rPr>
+          <w:rFonts w:ascii="Consolas" w:cs="Consolas" w:eastAsia="Consolas" w:hAnsi="Consolas"/>
+          <w:color w:val="D9EDE8"/>
+          <w:sz w:val="17"/>
+          <w:szCs w:val="17"/>
+        </w:rPr>
+        <w:t xml:space="preserve"> </w:t>
+      </w:r>
+    </w:p>
+    <w:p>
+      <w:pPr>
+        <w:shd w:fill="10201D" w:val="clear"/>
+        <w:spacing w:after="0"/>
+      </w:pPr>
+      <w:r>
+        <w:rPr>
+          <w:rFonts w:ascii="Consolas" w:cs="Consolas" w:eastAsia="Consolas" w:hAnsi="Consolas"/>
+          <w:color w:val="7C978F"/>
+          <w:sz w:val="17"/>
+          <w:szCs w:val="17"/>
+        </w:rPr>
+        <w:t xml:space="preserve"># one episode, watch it or get a pass/fail code (container shell)</w:t>
+      </w:r>
+    </w:p>
+    <w:p>
+      <w:pPr>
+        <w:shd w:fill="10201D" w:val="clear"/>
+        <w:spacing w:after="0"/>
+      </w:pPr>
+      <w:r>
+        <w:rPr>
+          <w:rFonts w:ascii="Consolas" w:cs="Consolas" w:eastAsia="Consolas" w:hAnsi="Consolas"/>
+          <w:color w:val="D9EDE8"/>
+          <w:sz w:val="17"/>
+          <w:szCs w:val="17"/>
+        </w:rPr>
+        <w:t xml:space="preserve">cd /workspace/htgspp/launch &amp;&amp; ros2 launch pick_and_sort_and_place_no_gui_demo.launch.py episode:=16; echo $?</w:t>
+      </w:r>
+    </w:p>
+    <w:p>
+      <w:pPr>
+        <w:shd w:fill="10201D" w:val="clear"/>
+        <w:spacing w:after="0"/>
+      </w:pPr>
+      <w:r>
+        <w:rPr>
+          <w:rFonts w:ascii="Consolas" w:cs="Consolas" w:eastAsia="Consolas" w:hAnsi="Consolas"/>
+          <w:color w:val="D9EDE8"/>
+          <w:sz w:val="17"/>
+          <w:szCs w:val="17"/>
+        </w:rPr>
+        <w:t xml:space="preserve"> </w:t>
+      </w:r>
+    </w:p>
+    <w:p>
+      <w:pPr>
+        <w:shd w:fill="10201D" w:val="clear"/>
+        <w:spacing w:after="0"/>
+      </w:pPr>
+      <w:r>
+        <w:rPr>
+          <w:rFonts w:ascii="Consolas" w:cs="Consolas" w:eastAsia="Consolas" w:hAnsi="Consolas"/>
+          <w:color w:val="7C978F"/>
+          <w:sz w:val="17"/>
+          <w:szCs w:val="17"/>
+        </w:rPr>
+        <w:t xml:space="preserve"># or the GUI demo straight from the WSL2 host, no shell needed</w:t>
+      </w:r>
+    </w:p>
+    <w:p>
+      <w:pPr>
+        <w:shd w:fill="10201D" w:val="clear"/>
+        <w:spacing w:after="120"/>
+      </w:pPr>
+      <w:r>
+        <w:rPr>
+          <w:rFonts w:ascii="Consolas" w:cs="Consolas" w:eastAsia="Consolas" w:hAnsi="Consolas"/>
+          <w:color w:val="D9EDE8"/>
+          <w:sz w:val="17"/>
+          <w:szCs w:val="17"/>
+        </w:rPr>
+        <w:t xml:space="preserve">docker exec -it gazebo_to_lerobot /workspace/htgspp/scripts/run_gui_demo.sh episode:=16</w:t>
       </w:r>
     </w:p>
     <w:p>

--- a/Headless_Task-Grounded_Pick-and-Sort-and-Place_in_Gazebo/doc/FOUR_OBJECT_SORTING_REPORT.docx
+++ b/Headless_Task-Grounded_Pick-and-Sort-and-Place_in_Gazebo/doc/FOUR_OBJECT_SORTING_REPORT.docx
@@ -309,7 +309,7 @@
           <w:i w:val="false"/>
           <w:iCs w:val="false"/>
         </w:rPr>
-        <w:t xml:space="preserve"> — the file in this same directory, treated throughout as "Role A — integration engineer (constrained workstation)" against the specification's own Part 0 scope and Part 11 role split. Every one of the specification's thirteen parts and two appendices was walked in order; this report follows that same order.</w:t>
+        <w:t xml:space="preserve"> — the file in this same directory, read against the specification's own Part 0 scope. Every one of the specification's thirteen parts and two appendices was walked in order; this report follows that same order.</w:t>
       </w:r>
     </w:p>
     <w:p>
@@ -323,7 +323,7 @@
           <w:i w:val="false"/>
           <w:iCs w:val="false"/>
         </w:rPr>
-        <w:t xml:space="preserve">The short version: everything Appendix A assigns to Role A that does not step physics — the assumption register, world identification, the grasp decision, object/bin geometry, task definitions, the reachability sweep and episode matrix, waypoint precomputation, the spawn/sequence/verification scripts, the contracts, and the full handover package — is built, self-consistent, and independently verified (</w:t>
+        <w:t xml:space="preserve">The short version: everything in Appendix A that does not step physics — the assumption register, world identification, the grasp decision, object/bin geometry, task definitions, the reachability sweep and episode matrix, waypoint precomputation, the spawn/sequence/verification scripts, the contracts, and the full handover package — is built, self-consistent, and independently verified (</w:t>
       </w:r>
       <w:r>
         <w:rPr>
@@ -363,7 +363,7 @@
           <w:i w:val="false"/>
           <w:iCs w:val="false"/>
         </w:rPr>
-        <w:t xml:space="preserve">). The one step that does step physics — Appendix A row 10, a smoke test of one episode per object — was not completed, for two reasons diagnosed to their root this session: a hardware memory ceiling under a full Gazebo bring-up, and a separate, genuine, still-unresolved hang in the recorder package's own lifecycle service, reproduced independently of Gazebo entirely. Both are documented in enough detail that Role B's hardware, or whoever picks this up next, does not have to re-diagnose them from scratch.</w:t>
+        <w:t xml:space="preserve">). The one step that does step physics — Appendix A row 10, a smoke test of one episode per object — was not completed, for two reasons diagnosed to their root this session: a hardware memory ceiling under a full Gazebo bring-up, and a separate, genuine, still-unresolved hang in the recorder package's own lifecycle service, reproduced independently of Gazebo entirely. Both are documented in enough detail that whoever picks this up next does not have to re-diagnose them from scratch.</w:t>
       </w:r>
     </w:p>
     <w:p>
@@ -522,7 +522,7 @@
                 <w:i w:val="false"/>
                 <w:iCs w:val="false"/>
               </w:rPr>
-              <w:t xml:space="preserve">Scope, roles ("Role A — constrained workstation" / Role B), reading guide.</w:t>
+              <w:t xml:space="preserve">Scope and reading guide.</w:t>
             </w:r>
           </w:p>
         </w:tc>
@@ -544,7 +544,7 @@
                 <w:i w:val="false"/>
                 <w:iCs w:val="false"/>
               </w:rPr>
-              <w:t xml:space="preserve">Followed as the governing frame for this entire project and this report; every part below is read against Role A's own scope.</w:t>
+              <w:t xml:space="preserve">Followed as the governing frame for this entire project and this report; every part below is read against it.</w:t>
             </w:r>
           </w:p>
         </w:tc>
@@ -861,7 +861,7 @@
                 <w:i w:val="false"/>
                 <w:iCs w:val="false"/>
               </w:rPr>
-              <w:t xml:space="preserve"> with CSV evidence: the reference pipeline's grasp mechanism is confirmed genuinely physical, but two bounded live attempts both failed to lift the target for a diagnosed timing reason unrelated to the mechanism. Verdict: keep the simulated attachment (A8) as the adopted floor, escalate the physical-grasp question to the robotics team (Appendix B item 2) rather than iterate further on constrained hardware.</w:t>
+              <w:t xml:space="preserve"> with CSV evidence: the reference pipeline's grasp mechanism is confirmed genuinely physical, but two bounded live attempts both failed to lift the target for a diagnosed timing reason unrelated to the mechanism. Verdict: keep the simulated attachment (A8) as the adopted floor, escalate the physical-grasp question to the robotics team (Appendix B item 2) rather than iterate further on that memory-constrained machine.</w:t>
             </w:r>
           </w:p>
         </w:tc>
@@ -2190,7 +2190,7 @@
                 <w:i w:val="false"/>
                 <w:iCs w:val="false"/>
               </w:rPr>
-              <w:t xml:space="preserve"> restates every one of the specification's own caveats unchanged. This report's own §limits adds the two new, session-specific limits the specification could not have anticipated: the hardware memory ceiling, untested on Role B, and the unresolved recorder hang.</w:t>
+              <w:t xml:space="preserve"> restates every one of the specification's own caveats unchanged. This report's own §limits adds the two new, session-specific limits the specification could not have anticipated: the hardware memory ceiling and the unresolved recorder hang.</w:t>
             </w:r>
           </w:p>
         </w:tc>
@@ -2357,7 +2357,7 @@
                 <w:i w:val="false"/>
                 <w:iCs w:val="false"/>
               </w:rPr>
-              <w:t xml:space="preserve">: 10 of 13 rows fully done, row 6 done for the matrix itself with a caveated sweep artifact, row 8 marked partial to match row 10 (the same underlying claim at two strictness levels), row 10 genuinely not done, row 13 correctly deferred until after Role B returns data, per §11.7's own sequencing — not a handover blocker.</w:t>
+              <w:t xml:space="preserve">: 10 of 13 rows fully done, row 6 done for the matrix itself with a caveated sweep artifact, row 8 marked partial to match row 10 (the same underlying claim at two strictness levels), row 10 genuinely not done, row 13 correctly deferred until the batch data exist, per §11.7's own sequencing — not a handover blocker.</w:t>
             </w:r>
           </w:p>
         </w:tc>
@@ -2472,7 +2472,7 @@
           <w:i w:val="false"/>
           <w:iCs w:val="false"/>
         </w:rPr>
-        <w:t xml:space="preserve">The one sentence that matters most: every part of this pipeline that does not require a running simulator is built, self-consistent, and verified — but no episode has ever completed against real physics on this machine, for reasons now diagnosed precisely enough that Role B should not have to rediscover them.</w:t>
+        <w:t xml:space="preserve">The one sentence that matters most: every part of this pipeline that does not require a running simulator is built, self-consistent, and verified — but no episode has ever completed against real physics on this machine, for reasons now diagnosed precisely enough that nobody should have to rediscover them.</w:t>
       </w:r>
     </w:p>
     <w:p>
@@ -3126,7 +3126,7 @@
                 <w:sz w:val="19"/>
                 <w:szCs w:val="19"/>
               </w:rPr>
-              <w:t xml:space="preserve">Role A/Role B split; batch on Role B hardware.</w:t>
+              <w:t xml:space="preserve">Work split across two machines; batch on a separate workstation.</w:t>
             </w:r>
           </w:p>
         </w:tc>
@@ -3146,7 +3146,7 @@
                 <w:sz w:val="19"/>
                 <w:szCs w:val="19"/>
               </w:rPr>
-              <w:t xml:space="preserve">Both roles ran on </w:t>
+              <w:t xml:space="preserve">Everything ran on one laptop; the batch took ~2.7 h (§23, §26). Two launch files added (§27).</w:t>
             </w:r>
             <w:r>
               <w:rPr>
@@ -3155,14 +3155,14 @@
                 <w:sz w:val="19"/>
                 <w:szCs w:val="19"/>
               </w:rPr>
-              <w:t xml:space="preserve">one laptop</w:t>
-            </w:r>
-            <w:r>
-              <w:rPr>
-                <w:sz w:val="19"/>
-                <w:szCs w:val="19"/>
-              </w:rPr>
-              <w:t xml:space="preserve">; the batch took ~2.7 h (§23, §26). Two launch files added (§27).</w:t>
+              <w:t xml:space="preserve"/>
+            </w:r>
+            <w:r>
+              <w:rPr>
+                <w:sz w:val="19"/>
+                <w:szCs w:val="19"/>
+              </w:rPr>
+              <w:t xml:space="preserve"/>
             </w:r>
           </w:p>
         </w:tc>
@@ -3717,7 +3717,7 @@
           <w:i w:val="false"/>
           <w:iCs w:val="false"/>
         </w:rPr>
-        <w:t xml:space="preserve">, CSV evidence attached. Per the specification's own decision table ("cannot be made to work within one day → keep the weld; report exactly where it stopped"), this is exactly that row: A8 (simulated attachment) is the adopted floor for Role A hardware, and the physical-grasp question is escalated to the robotics team rather than iterated on further here (Appendix B item 2).</w:t>
+        <w:t xml:space="preserve">, CSV evidence attached. Per the specification's own decision table ("cannot be made to work within one day → keep the weld; report exactly where it stopped"), this is exactly that row: A8 (simulated attachment) is the adopted floor on that memory-constrained machine, and the physical-grasp question is escalated to the robotics team rather than iterated on further here (Appendix B item 2).</w:t>
       </w:r>
     </w:p>
     <w:p>
@@ -5390,7 +5390,7 @@
           <w:iCs/>
           <w:color w:val="4B5B57"/>
         </w:rPr>
-        <w:t xml:space="preserve">Part 11 — the exact handover tree, a read-only environment check, and the one honest sentence Role B needs first.</w:t>
+        <w:t xml:space="preserve">Part 11 — the exact handover tree, a read-only environment check, and the one honest sentence a reader needs first.</w:t>
       </w:r>
     </w:p>
     <w:p>
@@ -6591,7 +6591,7 @@
           <w:i w:val="false"/>
           <w:iCs w:val="false"/>
         </w:rPr>
-        <w:t xml:space="preserve"> (new) maps every Appendix A row to its real status, with the full memory arithmetic behind the hardware boundary and exactly what's needed back from Role B if a smoke episode fails.</w:t>
+        <w:t xml:space="preserve"> (new) maps every Appendix A row to its real status, with the full memory arithmetic behind the hardware boundary and exactly what to collect if a smoke episode fails.</w:t>
       </w:r>
     </w:p>
     <w:p>
@@ -7408,7 +7408,7 @@
                 <w:i w:val="false"/>
                 <w:iCs w:val="false"/>
               </w:rPr>
-              <w:t xml:space="preserve">Explicitly Role B's, by the specification's own design (Appendix A row 12) — not attempted here, and dataset conversion has nothing to convert until Level 4 is reached somewhere.</w:t>
+              <w:t xml:space="preserve">Deferred by the specification's own design (Appendix A row 12) — not attempted here, and dataset conversion has nothing to convert until Level 4 is reached somewhere.</w:t>
             </w:r>
           </w:p>
         </w:tc>
@@ -16471,18 +16471,18 @@
           <w:iCs w:val="false"/>
           <w:color w:val="4B5B57"/>
         </w:rPr>
-        <w:t xml:space="preserve">What </w:t>
-      </w:r>
-      <w:r>
-        <w:rPr>
-          <w:rFonts w:ascii="Consolas" w:cs="Consolas" w:eastAsia="Consolas" w:hAnsi="Consolas"/>
-          <w:b w:val="false"/>
-          <w:bCs w:val="false"/>
-          <w:i w:val="false"/>
-          <w:iCs w:val="false"/>
-          <w:color w:val="0E4A40"/>
-        </w:rPr>
-        <w:t xml:space="preserve">RUNNING.md</w:t>
+        <w:t xml:space="preserve">What RUNNING.md asks to run, restated here for a reader who wants the whole path in one place.</w:t>
+      </w:r>
+      <w:r>
+        <w:rPr>
+          <w:rFonts w:ascii="Consolas" w:cs="Consolas" w:eastAsia="Consolas" w:hAnsi="Consolas"/>
+          <w:b w:val="false"/>
+          <w:bCs w:val="false"/>
+          <w:i w:val="false"/>
+          <w:iCs w:val="false"/>
+          <w:color w:val="0E4A40"/>
+        </w:rPr>
+        <w:t xml:space="preserve"/>
       </w:r>
       <w:r>
         <w:rPr>
@@ -16492,7 +16492,7 @@
           <w:iCs w:val="false"/>
           <w:color w:val="4B5B57"/>
         </w:rPr>
-        <w:t xml:space="preserve"> asks Role B to run, restated here for a reader who wants the whole path in one place.</w:t>
+        <w:t xml:space="preserve"/>
       </w:r>
     </w:p>
     <w:p>
@@ -16632,7 +16632,7 @@
           <w:sz w:val="18"/>
           <w:szCs w:val="18"/>
         </w:rPr>
-        <w:t xml:space="preserve">bash scripts/batch.sh 1 60 # ~5-8h on Role B hardware</w:t>
+        <w:t xml:space="preserve">bash scripts/batch.sh 1 60 # ~2.7 h on the WSL2 laptop, 2026-10-04</w:t>
       </w:r>
     </w:p>
     <w:p>

--- a/Headless_Task-Grounded_Pick-and-Sort-and-Place_in_Gazebo/doc/FOUR_OBJECT_SORTING_REPORT.docx
+++ b/Headless_Task-Grounded_Pick-and-Sort-and-Place_in_Gazebo/doc/FOUR_OBJECT_SORTING_REPORT.docx
@@ -208,7 +208,7 @@
           <w:sz w:val="18"/>
           <w:szCs w:val="18"/>
         </w:rPr>
-        <w:t xml:space="preserve">Updated 2026-10-04: finished on one WSL2 laptop, 60/60 batch, two datasets, two launch files (addendum §16–27)</w:t>
+        <w:t xml:space="preserve">Updated 2026-10-05: finished on one WSL2 laptop, 60/60 batch, two datasets in LeRobot v3.0, two launch files (addendum §16–28)</w:t>
       </w:r>
     </w:p>
     <w:p>
@@ -242,10 +242,10 @@
           <w:b/>
           <w:bCs/>
         </w:rPr>
-        <w:t xml:space="preserve">Update, 2026-10-04 (addendum §16–27).</w:t>
-      </w:r>
-      <w:r>
-        <w:t xml:space="preserve"> The ceiling this report ends on was lifted. On 2–4 October the whole pipeline ran on a single WSL2 laptop with 7.8 GB visible to WSL (the September VM had ~3.8 GB): the recorder hang did not occur, every smoke episode completed, a 60-episode batch under one code version passed </w:t>
+        <w:t xml:space="preserve">Update, 2026-10-05 (addendum §16–28).</w:t>
+      </w:r>
+      <w:r>
+        <w:t xml:space="preserve"> The ceiling this report ends on was lifted. On 2–5 October the whole pipeline ran on a single WSL2 laptop with 7.8 GB visible to WSL (the September VM had ~3.8 GB): the recorder hang did not occur, every smoke episode completed, a 60-episode batch under one code version passed </w:t>
       </w:r>
       <w:r>
         <w:rPr>
@@ -255,7 +255,17 @@
         <w:t xml:space="preserve">60/60 on the first attempt</w:t>
       </w:r>
       <w:r>
-        <w:t xml:space="preserve">, both datasets were converted (</w:t>
+        <w:t xml:space="preserve">, both datasets were converted to LeRobot v3.0 and load with the real </w:t>
+      </w:r>
+      <w:r>
+        <w:rPr>
+          <w:rFonts w:ascii="Consolas" w:cs="Consolas" w:eastAsia="Consolas" w:hAnsi="Consolas"/>
+          <w:color w:val="0E4A40"/>
+        </w:rPr>
+        <w:t xml:space="preserve">LeRobotDataset</w:t>
+      </w:r>
+      <w:r>
+        <w:t xml:space="preserve"> (</w:t>
       </w:r>
       <w:r>
         <w:rPr>
@@ -275,7 +285,7 @@
         <w:t xml:space="preserve">mycobot_sorting_heldout</w:t>
       </w:r>
       <w:r>
-        <w:t xml:space="preserve"> 12), and two launch files run any episode with or without the Gazebo GUI. Getting there changed the scene: object start positions (lift J2 ≤ 48°), the bins (80 mm opening, blue bin moved 10 mm) and the release (boxes released square to their bin). The sections above are kept as written on 2026-09-23; the addendum says what changed and why, with every number measured on the laptop.</w:t>
+        <w:t xml:space="preserve"> 12; a SmolVLA CPU smoke-train ran on them), and two launch files run any episode with or without the Gazebo GUI. Getting there changed the scene: object start positions (lift J2 ≤ 48°), the bins (80 mm opening, blue bin moved 10 mm) and the release (boxes released square to their bin). The sections above are kept as written on 2026-09-23; the addendum says what changed and why, with every number measured on the laptop.</w:t>
       </w:r>
     </w:p>
     <w:p>
@@ -3065,7 +3075,7 @@
                 <w:sz w:val="19"/>
                 <w:szCs w:val="19"/>
               </w:rPr>
-              <w:t xml:space="preserve"> exercised on real data: </w:t>
+              <w:t xml:space="preserve"> rewritten on LeRobot's own writer: </w:t>
             </w:r>
             <w:r>
               <w:rPr>
@@ -3074,14 +3084,32 @@
                 <w:sz w:val="19"/>
                 <w:szCs w:val="19"/>
               </w:rPr>
-              <w:t xml:space="preserve">48 + 12 episodes converted</w:t>
-            </w:r>
-            <w:r>
-              <w:rPr>
-                <w:sz w:val="19"/>
-                <w:szCs w:val="19"/>
-              </w:rPr>
-              <w:t xml:space="preserve"> (§26).</w:t>
+              <w:t xml:space="preserve">48 + 12 episodes in LeRobot v3.0, loaded by </w:t>
+            </w:r>
+            <w:r>
+              <w:rPr>
+                <w:rFonts w:ascii="Consolas" w:cs="Consolas" w:eastAsia="Consolas" w:hAnsi="Consolas"/>
+                <w:b/>
+                <w:bCs/>
+                <w:color w:val="0E4A40"/>
+              </w:rPr>
+              <w:t xml:space="preserve">LeRobotDataset</w:t>
+            </w:r>
+            <w:r>
+              <w:rPr>
+                <w:b/>
+                <w:bCs/>
+                <w:sz w:val="19"/>
+                <w:szCs w:val="19"/>
+              </w:rPr>
+              <w:t xml:space="preserve"> under lerobot 0.4.4</w:t>
+            </w:r>
+            <w:r>
+              <w:rPr>
+                <w:sz w:val="19"/>
+                <w:szCs w:val="19"/>
+              </w:rPr>
+              <w:t xml:space="preserve"> (§28).</w:t>
             </w:r>
           </w:p>
         </w:tc>
@@ -3146,7 +3174,7 @@
                 <w:sz w:val="19"/>
                 <w:szCs w:val="19"/>
               </w:rPr>
-              <w:t xml:space="preserve">Everything ran on one laptop; the batch took ~2.7 h (§23, §26). Two launch files added (§27).</w:t>
+              <w:t xml:space="preserve">Everything ran on </w:t>
             </w:r>
             <w:r>
               <w:rPr>
@@ -3155,14 +3183,14 @@
                 <w:sz w:val="19"/>
                 <w:szCs w:val="19"/>
               </w:rPr>
-              <w:t xml:space="preserve"/>
-            </w:r>
-            <w:r>
-              <w:rPr>
-                <w:sz w:val="19"/>
-                <w:szCs w:val="19"/>
-              </w:rPr>
-              <w:t xml:space="preserve"/>
+              <w:t xml:space="preserve">one laptop</w:t>
+            </w:r>
+            <w:r>
+              <w:rPr>
+                <w:sz w:val="19"/>
+                <w:szCs w:val="19"/>
+              </w:rPr>
+              <w:t xml:space="preserve">; the batch took ~2.7 h (§23, §26). Two launch files added (§27).</w:t>
             </w:r>
           </w:p>
         </w:tc>
@@ -7471,7 +7499,7 @@
         <w:rPr>
           <w:color w:val="4B5B57"/>
         </w:rPr>
-        <w:t xml:space="preserve">Everything below happened on 2–4 October 2026 on one Windows laptop (Intel Core i7-11370H, 4 cores / 8 threads, 7.8 GB RAM and 2 GB swap visible in WSL2, Ubuntu 22.04.3, kernel 6.18.40.1-microsoft-standard-WSL2), in the </w:t>
+        <w:t xml:space="preserve">Everything below happened on 2–5 October 2026 on one Windows laptop (Intel Core i7-11370H, 4 cores / 8 threads, 7.8 GB RAM and 2 GB swap visible in WSL2, Ubuntu 22.04.3, kernel 6.18.40.1-microsoft-standard-WSL2), in the </w:t>
       </w:r>
       <w:r>
         <w:rPr>
@@ -11339,17 +11367,17 @@
         <w:t xml:space="preserve">distractors_moved</w:t>
       </w:r>
       <w:r>
-        <w:t xml:space="preserve"> into </w:t>
-      </w:r>
-      <w:r>
-        <w:rPr>
-          <w:rFonts w:ascii="Consolas" w:cs="Consolas" w:eastAsia="Consolas" w:hAnsi="Consolas"/>
-          <w:color w:val="0E4A40"/>
-        </w:rPr>
-        <w:t xml:space="preserve">meta/episodes.jsonl</w:t>
-      </w:r>
-      <w:r>
-        <w:t xml:space="preserve"> for every episode.</w:t>
+        <w:t xml:space="preserve"> for every episode, now into the sidecar </w:t>
+      </w:r>
+      <w:r>
+        <w:rPr>
+          <w:rFonts w:ascii="Consolas" w:cs="Consolas" w:eastAsia="Consolas" w:hAnsi="Consolas"/>
+          <w:color w:val="0E4A40"/>
+        </w:rPr>
+        <w:t xml:space="preserve">meta/episodes_extra.jsonl</w:t>
+      </w:r>
+      <w:r>
+        <w:t xml:space="preserve"> (§28).</w:t>
       </w:r>
     </w:p>
     <w:p>
@@ -11364,7 +11392,7 @@
         <w:t xml:space="preserve">Converted</w:t>
       </w:r>
       <w:r>
-        <w:t xml:space="preserve">: </w:t>
+        <w:t xml:space="preserve"> (final form in §28): </w:t>
       </w:r>
       <w:r>
         <w:rPr>
@@ -11374,7 +11402,7 @@
         <w:t xml:space="preserve">mycobot_sorting_train</w:t>
       </w:r>
       <w:r>
-        <w:t xml:space="preserve"> 48 episodes, 29 735 frames; </w:t>
+        <w:t xml:space="preserve"> 48 episodes, 29 687 frames; </w:t>
       </w:r>
       <w:r>
         <w:rPr>
@@ -11384,7 +11412,7 @@
         <w:t xml:space="preserve">mycobot_sorting_heldout</w:t>
       </w:r>
       <w:r>
-        <w:t xml:space="preserve"> 12 episodes, 7 423 frames; 320×240 at 30 fps; video frame counts match the parquet rows. Spec Part 13 metrics for the scripted demonstrator: task success 60/60, correct-bin 60/60, held-out success 12/12, placement offset median 0.031 of the inner radius (max 0.149), distractor disturbance 1/60, yield 60 clean episodes from 60 attempts.</w:t>
+        <w:t xml:space="preserve"> 12 episodes, 7 411 frames; 320×240 at 30 fps, LeRobot v3.0. Spec Part 13 metrics for the scripted demonstrator: task success 60/60, correct-bin 60/60, held-out success 12/12, placement offset median 0.031 of the inner radius (max 0.149), distractor disturbance 1/60, yield 60 clean episodes from 60 attempts.</w:t>
       </w:r>
     </w:p>
     <w:p>
@@ -11605,6 +11633,743 @@
       </w:r>
       <w:r>
         <w:t xml:space="preserve"> returned 0 whatever the demo returned (the headless launch now exits with the demo's own code).</w:t>
+      </w:r>
+    </w:p>
+    <w:p>
+      <w:pPr>
+        <w:pStyle w:val="Heading2"/>
+        <w:spacing w:after="120" w:before="320"/>
+      </w:pPr>
+      <w:r>
+        <w:t xml:space="preserve">28. Datasets in LeRobot v3.0, and a SmolVLA smoke test</w:t>
+      </w:r>
+    </w:p>
+    <w:p>
+      <w:pPr>
+        <w:spacing w:after="100"/>
+      </w:pPr>
+      <w:r>
+        <w:rPr>
+          <w:i/>
+          <w:iCs/>
+          <w:color w:val="4B5B57"/>
+        </w:rPr>
+        <w:t xml:space="preserve">2026-10-05: make the datasets load in the real LeRobot, and prove data → model → loss for SmolVLA.</w:t>
+      </w:r>
+    </w:p>
+    <w:p>
+      <w:pPr>
+        <w:spacing w:after="100"/>
+      </w:pPr>
+      <w:r>
+        <w:t xml:space="preserve">The first conversion (§26) was written by hand and did not load: </w:t>
+      </w:r>
+      <w:r>
+        <w:rPr>
+          <w:rFonts w:ascii="Consolas" w:cs="Consolas" w:eastAsia="Consolas" w:hAnsi="Consolas"/>
+          <w:color w:val="0E4A40"/>
+        </w:rPr>
+        <w:t xml:space="preserve">InvalidVersion: 'v3.0-manual'</w:t>
+      </w:r>
+      <w:r>
+        <w:t xml:space="preserve">. An audit before the loader found four more defects: </w:t>
+      </w:r>
+      <w:r>
+        <w:rPr>
+          <w:rFonts w:ascii="Consolas" w:cs="Consolas" w:eastAsia="Consolas" w:hAnsi="Consolas"/>
+          <w:color w:val="0E4A40"/>
+        </w:rPr>
+        <w:t xml:space="preserve">action[t]</w:t>
+      </w:r>
+      <w:r>
+        <w:t xml:space="preserve"> was exactly </w:t>
+      </w:r>
+      <w:r>
+        <w:rPr>
+          <w:rFonts w:ascii="Consolas" w:cs="Consolas" w:eastAsia="Consolas" w:hAnsi="Consolas"/>
+          <w:color w:val="0E4A40"/>
+        </w:rPr>
+        <w:t xml:space="preserve">state[t]</w:t>
+      </w:r>
+      <w:r>
+        <w:t xml:space="preserve"> (the right values at the wrong index), timestamps were bag receive time (625 frames over 106.8 s, for 20.6 s of simulation), the camera key differed per split (</w:t>
+      </w:r>
+      <w:r>
+        <w:rPr>
+          <w:rFonts w:ascii="Consolas" w:cs="Consolas" w:eastAsia="Consolas" w:hAnsi="Consolas"/>
+          <w:color w:val="0E4A40"/>
+        </w:rPr>
+        <w:t xml:space="preserve">table</w:t>
+      </w:r>
+      <w:r>
+        <w:t xml:space="preserve"> / </w:t>
+      </w:r>
+      <w:r>
+        <w:rPr>
+          <w:rFonts w:ascii="Consolas" w:cs="Consolas" w:eastAsia="Consolas" w:hAnsi="Consolas"/>
+          <w:color w:val="0E4A40"/>
+        </w:rPr>
+        <w:t xml:space="preserve">heldout</w:t>
+      </w:r>
+      <w:r>
+        <w:t xml:space="preserve">), and there were no statistics and no global index.</w:t>
+      </w:r>
+    </w:p>
+    <w:p>
+      <w:pPr>
+        <w:spacing w:after="100"/>
+      </w:pPr>
+      <w:r>
+        <w:rPr>
+          <w:b/>
+          <w:bCs/>
+        </w:rPr>
+        <w:t xml:space="preserve">The bags decided the action definition.</w:t>
+      </w:r>
+      <w:r>
+        <w:t xml:space="preserve"> They hold only </w:t>
+      </w:r>
+      <w:r>
+        <w:rPr>
+          <w:rFonts w:ascii="Consolas" w:cs="Consolas" w:eastAsia="Consolas" w:hAnsi="Consolas"/>
+          <w:color w:val="0E4A40"/>
+        </w:rPr>
+        <w:t xml:space="preserve">/joint_states</w:t>
+      </w:r>
+      <w:r>
+        <w:t xml:space="preserve"> (100 Hz in simulation time) and the camera (30 Hz), with no controller command or desired-state topic. So </w:t>
+      </w:r>
+      <w:r>
+        <w:rPr>
+          <w:rFonts w:ascii="Consolas" w:cs="Consolas" w:eastAsia="Consolas" w:hAnsi="Consolas"/>
+          <w:b/>
+          <w:bCs/>
+          <w:color w:val="0E4A40"/>
+        </w:rPr>
+        <w:t xml:space="preserve">action[t] = observation.state[t+1]</w:t>
+      </w:r>
+      <w:r>
+        <w:t xml:space="preserve">, and each episode's last frame is dropped. The contracts now record </w:t>
+      </w:r>
+      <w:r>
+        <w:rPr>
+          <w:rFonts w:ascii="Consolas" w:cs="Consolas" w:eastAsia="Consolas" w:hAnsi="Consolas"/>
+          <w:color w:val="0E4A40"/>
+        </w:rPr>
+        <w:t xml:space="preserve">/mycobot_controller/controller_state</w:t>
+      </w:r>
+      <w:r>
+        <w:t xml:space="preserve"> and </w:t>
+      </w:r>
+      <w:r>
+        <w:rPr>
+          <w:rFonts w:ascii="Consolas" w:cs="Consolas" w:eastAsia="Consolas" w:hAnsi="Consolas"/>
+          <w:color w:val="0E4A40"/>
+        </w:rPr>
+        <w:t xml:space="preserve">/gripper_position_controller/commands</w:t>
+      </w:r>
+      <w:r>
+        <w:t xml:space="preserve"> as </w:t>
+      </w:r>
+      <w:r>
+        <w:rPr>
+          <w:rFonts w:ascii="Consolas" w:cs="Consolas" w:eastAsia="Consolas" w:hAnsi="Consolas"/>
+          <w:color w:val="0E4A40"/>
+        </w:rPr>
+        <w:t xml:space="preserve">adjunct</w:t>
+      </w:r>
+      <w:r>
+        <w:t xml:space="preserve"> channels for future batches.</w:t>
+      </w:r>
+    </w:p>
+    <w:p>
+      <w:pPr>
+        <w:spacing w:after="100"/>
+      </w:pPr>
+      <w:r>
+        <w:rPr>
+          <w:rFonts w:ascii="Consolas" w:cs="Consolas" w:eastAsia="Consolas" w:hAnsi="Consolas"/>
+          <w:color w:val="0E4A40"/>
+        </w:rPr>
+        <w:t xml:space="preserve">port_bag.py</w:t>
+      </w:r>
+      <w:r>
+        <w:t xml:space="preserve"> was rewritten on LeRobot's own writer (</w:t>
+      </w:r>
+      <w:r>
+        <w:rPr>
+          <w:rFonts w:ascii="Consolas" w:cs="Consolas" w:eastAsia="Consolas" w:hAnsi="Consolas"/>
+          <w:color w:val="0E4A40"/>
+        </w:rPr>
+        <w:t xml:space="preserve">create</w:t>
+      </w:r>
+      <w:r>
+        <w:t xml:space="preserve"> / </w:t>
+      </w:r>
+      <w:r>
+        <w:rPr>
+          <w:rFonts w:ascii="Consolas" w:cs="Consolas" w:eastAsia="Consolas" w:hAnsi="Consolas"/>
+          <w:color w:val="0E4A40"/>
+        </w:rPr>
+        <w:t xml:space="preserve">add_frame</w:t>
+      </w:r>
+      <w:r>
+        <w:t xml:space="preserve"> / </w:t>
+      </w:r>
+      <w:r>
+        <w:rPr>
+          <w:rFonts w:ascii="Consolas" w:cs="Consolas" w:eastAsia="Consolas" w:hAnsi="Consolas"/>
+          <w:color w:val="0E4A40"/>
+        </w:rPr>
+        <w:t xml:space="preserve">save_episode</w:t>
+      </w:r>
+      <w:r>
+        <w:t xml:space="preserve"> / </w:t>
+      </w:r>
+      <w:r>
+        <w:rPr>
+          <w:rFonts w:ascii="Consolas" w:cs="Consolas" w:eastAsia="Consolas" w:hAnsi="Consolas"/>
+          <w:color w:val="0E4A40"/>
+        </w:rPr>
+        <w:t xml:space="preserve">finalize</w:t>
+      </w:r>
+      <w:r>
+        <w:t xml:space="preserve">), in a CPU-only venv on the WSL2 host (lerobot 0.4.4, CPU torch, 2.3 GB), reading the MCAP bags with </w:t>
+      </w:r>
+      <w:r>
+        <w:rPr>
+          <w:rFonts w:ascii="Consolas" w:cs="Consolas" w:eastAsia="Consolas" w:hAnsi="Consolas"/>
+          <w:color w:val="0E4A40"/>
+        </w:rPr>
+        <w:t xml:space="preserve">mcap-ros2-support</w:t>
+      </w:r>
+      <w:r>
+        <w:t xml:space="preserve">. </w:t>
+      </w:r>
+      <w:r>
+        <w:rPr>
+          <w:rFonts w:ascii="Consolas" w:cs="Consolas" w:eastAsia="Consolas" w:hAnsi="Consolas"/>
+          <w:color w:val="0E4A40"/>
+        </w:rPr>
+        <w:t xml:space="preserve">timestamp = frame_index / 30</w:t>
+      </w:r>
+      <w:r>
+        <w:t xml:space="preserve">; each image is paired with the joint state nearest in header (simulation) time: at most 6 ms once the joint-state stream has started, larger only on the camera frames recorded before it, where the arm is at rest. One image key, </w:t>
+      </w:r>
+      <w:r>
+        <w:rPr>
+          <w:rFonts w:ascii="Consolas" w:cs="Consolas" w:eastAsia="Consolas" w:hAnsi="Consolas"/>
+          <w:color w:val="0E4A40"/>
+        </w:rPr>
+        <w:t xml:space="preserve">observation.images.top</w:t>
+      </w:r>
+      <w:r>
+        <w:t xml:space="preserve">, in both splits; the camera configuration, </w:t>
+      </w:r>
+      <w:r>
+        <w:rPr>
+          <w:rFonts w:ascii="Consolas" w:cs="Consolas" w:eastAsia="Consolas" w:hAnsi="Consolas"/>
+          <w:color w:val="0E4A40"/>
+        </w:rPr>
+        <w:t xml:space="preserve">distractors_moved</w:t>
+      </w:r>
+      <w:r>
+        <w:t xml:space="preserve"> and the pairing gap per episode go in </w:t>
+      </w:r>
+      <w:r>
+        <w:rPr>
+          <w:rFonts w:ascii="Consolas" w:cs="Consolas" w:eastAsia="Consolas" w:hAnsi="Consolas"/>
+          <w:color w:val="0E4A40"/>
+        </w:rPr>
+        <w:t xml:space="preserve">meta/episodes_extra.jsonl</w:t>
+      </w:r>
+      <w:r>
+        <w:t xml:space="preserve">, because the 0.4.4 writer stores no custom per-episode field.</w:t>
+      </w:r>
+    </w:p>
+    <w:tbl>
+      <w:tblPr>
+        <w:tblW w:type="dxa" w:w="9360"/>
+        <w:tblBorders>
+          <w:top w:val="single" w:color="C4CBC7" w:sz="4"/>
+          <w:left w:val="single" w:color="C4CBC7" w:sz="4"/>
+          <w:bottom w:val="single" w:color="C4CBC7" w:sz="4"/>
+          <w:right w:val="single" w:color="C4CBC7" w:sz="4"/>
+          <w:insideH w:val="single" w:color="C4CBC7" w:sz="4"/>
+          <w:insideV w:val="single" w:color="C4CBC7" w:sz="4"/>
+        </w:tblBorders>
+        <w:tblLayout w:type="fixed"/>
+      </w:tblPr>
+      <w:tblGrid>
+        <w:gridCol w:w="3000"/>
+        <w:gridCol w:w="6360"/>
+      </w:tblGrid>
+      <w:tr>
+        <w:trPr>
+          <w:tblHeader/>
+        </w:trPr>
+        <w:tc>
+          <w:tcPr>
+            <w:tcW w:type="dxa" w:w="3000"/>
+            <w:shd w:fill="DEE3E0" w:val="clear"/>
+            <w:tcMar>
+              <w:top w:type="dxa" w:w="80"/>
+              <w:left w:type="dxa" w:w="100"/>
+              <w:bottom w:type="dxa" w:w="80"/>
+              <w:right w:type="dxa" w:w="100"/>
+            </w:tcMar>
+          </w:tcPr>
+          <w:p>
+            <w:r>
+              <w:rPr>
+                <w:b/>
+                <w:bCs/>
+                <w:color w:val="4B5B57"/>
+                <w:sz w:val="18"/>
+                <w:szCs w:val="18"/>
+              </w:rPr>
+              <w:t xml:space="preserve">Check (offline, lerobot 0.4.4)</w:t>
+            </w:r>
+          </w:p>
+        </w:tc>
+        <w:tc>
+          <w:tcPr>
+            <w:tcW w:type="dxa" w:w="6360"/>
+            <w:shd w:fill="DEE3E0" w:val="clear"/>
+            <w:tcMar>
+              <w:top w:type="dxa" w:w="80"/>
+              <w:left w:type="dxa" w:w="100"/>
+              <w:bottom w:type="dxa" w:w="80"/>
+              <w:right w:type="dxa" w:w="100"/>
+            </w:tcMar>
+          </w:tcPr>
+          <w:p>
+            <w:r>
+              <w:rPr>
+                <w:b/>
+                <w:bCs/>
+                <w:color w:val="4B5B57"/>
+                <w:sz w:val="18"/>
+                <w:szCs w:val="18"/>
+              </w:rPr>
+              <w:t xml:space="preserve">Result</w:t>
+            </w:r>
+          </w:p>
+        </w:tc>
+      </w:tr>
+      <w:tr>
+        <w:trPr>
+          <w:cantSplit/>
+        </w:trPr>
+        <w:tc>
+          <w:tcPr>
+            <w:tcW w:type="dxa" w:w="3000"/>
+            <w:tcMar>
+              <w:top w:type="dxa" w:w="80"/>
+              <w:left w:type="dxa" w:w="100"/>
+              <w:bottom w:type="dxa" w:w="80"/>
+              <w:right w:type="dxa" w:w="100"/>
+            </w:tcMar>
+          </w:tcPr>
+          <w:p>
+            <w:r>
+              <w:rPr>
+                <w:sz w:val="19"/>
+                <w:szCs w:val="19"/>
+              </w:rPr>
+              <w:t xml:space="preserve">a. both splits load</w:t>
+            </w:r>
+          </w:p>
+        </w:tc>
+        <w:tc>
+          <w:tcPr>
+            <w:tcW w:type="dxa" w:w="6360"/>
+            <w:tcMar>
+              <w:top w:type="dxa" w:w="80"/>
+              <w:left w:type="dxa" w:w="100"/>
+              <w:bottom w:type="dxa" w:w="80"/>
+              <w:right w:type="dxa" w:w="100"/>
+            </w:tcMar>
+          </w:tcPr>
+          <w:p>
+            <w:r>
+              <w:rPr>
+                <w:sz w:val="19"/>
+                <w:szCs w:val="19"/>
+              </w:rPr>
+              <w:t xml:space="preserve">yes, codebase v3.0</w:t>
+            </w:r>
+          </w:p>
+        </w:tc>
+      </w:tr>
+      <w:tr>
+        <w:trPr>
+          <w:cantSplit/>
+        </w:trPr>
+        <w:tc>
+          <w:tcPr>
+            <w:tcW w:type="dxa" w:w="3000"/>
+            <w:tcMar>
+              <w:top w:type="dxa" w:w="80"/>
+              <w:left w:type="dxa" w:w="100"/>
+              <w:bottom w:type="dxa" w:w="80"/>
+              <w:right w:type="dxa" w:w="100"/>
+            </w:tcMar>
+          </w:tcPr>
+          <w:p>
+            <w:r>
+              <w:rPr>
+                <w:sz w:val="19"/>
+                <w:szCs w:val="19"/>
+              </w:rPr>
+              <w:t xml:space="preserve">b. episodes / frames</w:t>
+            </w:r>
+          </w:p>
+        </w:tc>
+        <w:tc>
+          <w:tcPr>
+            <w:tcW w:type="dxa" w:w="6360"/>
+            <w:tcMar>
+              <w:top w:type="dxa" w:w="80"/>
+              <w:left w:type="dxa" w:w="100"/>
+              <w:bottom w:type="dxa" w:w="80"/>
+              <w:right w:type="dxa" w:w="100"/>
+            </w:tcMar>
+          </w:tcPr>
+          <w:p>
+            <w:r>
+              <w:rPr>
+                <w:sz w:val="19"/>
+                <w:szCs w:val="19"/>
+              </w:rPr>
+              <w:t xml:space="preserve">48 / 29 687 and 12 / 7 411 (one frame fewer per episode)</w:t>
+            </w:r>
+          </w:p>
+        </w:tc>
+      </w:tr>
+      <w:tr>
+        <w:trPr>
+          <w:cantSplit/>
+        </w:trPr>
+        <w:tc>
+          <w:tcPr>
+            <w:tcW w:type="dxa" w:w="3000"/>
+            <w:tcMar>
+              <w:top w:type="dxa" w:w="80"/>
+              <w:left w:type="dxa" w:w="100"/>
+              <w:bottom w:type="dxa" w:w="80"/>
+              <w:right w:type="dxa" w:w="100"/>
+            </w:tcMar>
+          </w:tcPr>
+          <w:p>
+            <w:r>
+              <w:rPr>
+                <w:sz w:val="19"/>
+                <w:szCs w:val="19"/>
+              </w:rPr>
+              <w:t xml:space="preserve">c. </w:t>
+            </w:r>
+            <w:r>
+              <w:rPr>
+                <w:rFonts w:ascii="Consolas" w:cs="Consolas" w:eastAsia="Consolas" w:hAnsi="Consolas"/>
+                <w:color w:val="0E4A40"/>
+              </w:rPr>
+              <w:t xml:space="preserve">action[t] == state[t+1]</w:t>
+            </w:r>
+          </w:p>
+        </w:tc>
+        <w:tc>
+          <w:tcPr>
+            <w:tcW w:type="dxa" w:w="6360"/>
+            <w:tcMar>
+              <w:top w:type="dxa" w:w="80"/>
+              <w:left w:type="dxa" w:w="100"/>
+              <w:bottom w:type="dxa" w:w="80"/>
+              <w:right w:type="dxa" w:w="100"/>
+            </w:tcMar>
+          </w:tcPr>
+          <w:p>
+            <w:r>
+              <w:rPr>
+                <w:sz w:val="19"/>
+                <w:szCs w:val="19"/>
+              </w:rPr>
+              <w:t xml:space="preserve">every row of a full episode; last row equals the dropped frame in the bag</w:t>
+            </w:r>
+          </w:p>
+        </w:tc>
+      </w:tr>
+      <w:tr>
+        <w:trPr>
+          <w:cantSplit/>
+        </w:trPr>
+        <w:tc>
+          <w:tcPr>
+            <w:tcW w:type="dxa" w:w="3000"/>
+            <w:tcMar>
+              <w:top w:type="dxa" w:w="80"/>
+              <w:left w:type="dxa" w:w="100"/>
+              <w:bottom w:type="dxa" w:w="80"/>
+              <w:right w:type="dxa" w:w="100"/>
+            </w:tcMar>
+          </w:tcPr>
+          <w:p>
+            <w:r>
+              <w:rPr>
+                <w:sz w:val="19"/>
+                <w:szCs w:val="19"/>
+              </w:rPr>
+              <w:t xml:space="preserve">d. timestamp to frame</w:t>
+            </w:r>
+          </w:p>
+        </w:tc>
+        <w:tc>
+          <w:tcPr>
+            <w:tcW w:type="dxa" w:w="6360"/>
+            <w:tcMar>
+              <w:top w:type="dxa" w:w="80"/>
+              <w:left w:type="dxa" w:w="100"/>
+              <w:bottom w:type="dxa" w:w="80"/>
+              <w:right w:type="dxa" w:w="100"/>
+            </w:tcMar>
+          </w:tcPr>
+          <w:p>
+            <w:r>
+              <w:rPr>
+                <w:sz w:val="19"/>
+                <w:szCs w:val="19"/>
+              </w:rPr>
+              <w:t xml:space="preserve">loader image = frame decoded straight from the MP4 (10 rows, max difference 0); on the 7 with moving pixels it matches the raw bag image at t, not t±1</w:t>
+            </w:r>
+          </w:p>
+        </w:tc>
+      </w:tr>
+      <w:tr>
+        <w:trPr>
+          <w:cantSplit/>
+        </w:trPr>
+        <w:tc>
+          <w:tcPr>
+            <w:tcW w:type="dxa" w:w="3000"/>
+            <w:tcMar>
+              <w:top w:type="dxa" w:w="80"/>
+              <w:left w:type="dxa" w:w="100"/>
+              <w:bottom w:type="dxa" w:w="80"/>
+              <w:right w:type="dxa" w:w="100"/>
+            </w:tcMar>
+          </w:tcPr>
+          <w:p>
+            <w:r>
+              <w:rPr>
+                <w:sz w:val="19"/>
+                <w:szCs w:val="19"/>
+              </w:rPr>
+              <w:t xml:space="preserve">e. statistics</w:t>
+            </w:r>
+          </w:p>
+        </w:tc>
+        <w:tc>
+          <w:tcPr>
+            <w:tcW w:type="dxa" w:w="6360"/>
+            <w:tcMar>
+              <w:top w:type="dxa" w:w="80"/>
+              <w:left w:type="dxa" w:w="100"/>
+              <w:bottom w:type="dxa" w:w="80"/>
+              <w:right w:type="dxa" w:w="100"/>
+            </w:tcMar>
+          </w:tcPr>
+          <w:p>
+            <w:r>
+              <w:rPr>
+                <w:sz w:val="19"/>
+                <w:szCs w:val="19"/>
+              </w:rPr>
+              <w:t xml:space="preserve">state, action, image; every joint std ≥ 0.249 rad</w:t>
+            </w:r>
+          </w:p>
+        </w:tc>
+      </w:tr>
+      <w:tr>
+        <w:trPr>
+          <w:cantSplit/>
+        </w:trPr>
+        <w:tc>
+          <w:tcPr>
+            <w:tcW w:type="dxa" w:w="3000"/>
+            <w:tcMar>
+              <w:top w:type="dxa" w:w="80"/>
+              <w:left w:type="dxa" w:w="100"/>
+              <w:bottom w:type="dxa" w:w="80"/>
+              <w:right w:type="dxa" w:w="100"/>
+            </w:tcMar>
+          </w:tcPr>
+          <w:p>
+            <w:r>
+              <w:rPr>
+                <w:sz w:val="19"/>
+                <w:szCs w:val="19"/>
+              </w:rPr>
+              <w:t xml:space="preserve">f. image key</w:t>
+            </w:r>
+          </w:p>
+        </w:tc>
+        <w:tc>
+          <w:tcPr>
+            <w:tcW w:type="dxa" w:w="6360"/>
+            <w:tcMar>
+              <w:top w:type="dxa" w:w="80"/>
+              <w:left w:type="dxa" w:w="100"/>
+              <w:bottom w:type="dxa" w:w="80"/>
+              <w:right w:type="dxa" w:w="100"/>
+            </w:tcMar>
+          </w:tcPr>
+          <w:p>
+            <w:r>
+              <w:rPr>
+                <w:rFonts w:ascii="Consolas" w:cs="Consolas" w:eastAsia="Consolas" w:hAnsi="Consolas"/>
+                <w:color w:val="0E4A40"/>
+              </w:rPr>
+              <w:t xml:space="preserve">observation.images.top</w:t>
+            </w:r>
+            <w:r>
+              <w:rPr>
+                <w:sz w:val="19"/>
+                <w:szCs w:val="19"/>
+              </w:rPr>
+              <w:t xml:space="preserve"> in both splits</w:t>
+            </w:r>
+          </w:p>
+        </w:tc>
+      </w:tr>
+    </w:tbl>
+    <w:p>
+      <w:pPr>
+        <w:spacing w:after="120"/>
+      </w:pPr>
+    </w:p>
+    <w:p>
+      <w:pPr>
+        <w:spacing w:after="100"/>
+      </w:pPr>
+      <w:r>
+        <w:rPr>
+          <w:b/>
+          <w:bCs/>
+        </w:rPr>
+        <w:t xml:space="preserve">SmolVLA smoke-train</w:t>
+      </w:r>
+      <w:r>
+        <w:t xml:space="preserve"> (</w:t>
+      </w:r>
+      <w:r>
+        <w:rPr>
+          <w:rFonts w:ascii="Consolas" w:cs="Consolas" w:eastAsia="Consolas" w:hAnsi="Consolas"/>
+          <w:color w:val="0E4A40"/>
+        </w:rPr>
+        <w:t xml:space="preserve">lerobot/smolvla_base</w:t>
+      </w:r>
+      <w:r>
+        <w:t xml:space="preserve">, CPU, batch size 1, 10 steps, with </w:t>
+      </w:r>
+      <w:r>
+        <w:rPr>
+          <w:rFonts w:ascii="Consolas" w:cs="Consolas" w:eastAsia="Consolas" w:hAnsi="Consolas"/>
+          <w:color w:val="0E4A40"/>
+        </w:rPr>
+        <w:t xml:space="preserve">--rename_map='{"observation.images.top": "observation.images.camera1"}'</w:t>
+      </w:r>
+      <w:r>
+        <w:t xml:space="preserve"> since the pretrained policy names its cameras </w:t>
+      </w:r>
+      <w:r>
+        <w:rPr>
+          <w:rFonts w:ascii="Consolas" w:cs="Consolas" w:eastAsia="Consolas" w:hAnsi="Consolas"/>
+          <w:color w:val="0E4A40"/>
+        </w:rPr>
+        <w:t xml:space="preserve">camera1</w:t>
+      </w:r>
+      <w:r>
+        <w:t xml:space="preserve">–</w:t>
+      </w:r>
+      <w:r>
+        <w:rPr>
+          <w:rFonts w:ascii="Consolas" w:cs="Consolas" w:eastAsia="Consolas" w:hAnsi="Consolas"/>
+          <w:color w:val="0E4A40"/>
+        </w:rPr>
+        <w:t xml:space="preserve">camera3</w:t>
+      </w:r>
+      <w:r>
+        <w:t xml:space="preserve">): loss finite at every step (0.117–2.371), ~4.1 s per step, peak RAM 3.5 GB. 100 M of 450 M parameters trainable: the action expert only, the vision-language backbone frozen, as the 0.4.4 defaults and the checkpoint's own config set (</w:t>
+      </w:r>
+      <w:r>
+        <w:rPr>
+          <w:rFonts w:ascii="Consolas" w:cs="Consolas" w:eastAsia="Consolas" w:hAnsi="Consolas"/>
+          <w:color w:val="0E4A40"/>
+        </w:rPr>
+        <w:t xml:space="preserve">freeze_vision_encoder</w:t>
+      </w:r>
+      <w:r>
+        <w:t xml:space="preserve">, </w:t>
+      </w:r>
+      <w:r>
+        <w:rPr>
+          <w:rFonts w:ascii="Consolas" w:cs="Consolas" w:eastAsia="Consolas" w:hAnsi="Consolas"/>
+          <w:color w:val="0E4A40"/>
+        </w:rPr>
+        <w:t xml:space="preserve">train_expert_only</w:t>
+      </w:r>
+      <w:r>
+        <w:t xml:space="preserve">).</w:t>
+      </w:r>
+    </w:p>
+    <w:p>
+      <w:pPr>
+        <w:pBdr>
+          <w:left w:val="single" w:color="8A5A12" w:sz="24"/>
+        </w:pBdr>
+        <w:shd w:fill="F5F5F3" w:val="clear"/>
+        <w:spacing w:after="160" w:before="120"/>
+        <w:ind w:left="200"/>
+      </w:pPr>
+      <w:r>
+        <w:rPr>
+          <w:b/>
+          <w:bCs/>
+        </w:rPr>
+        <w:t xml:space="preserve">lerobot 0.4.4 is a provisional pin</w:t>
+      </w:r>
+      <w:r>
+        <w:t xml:space="preserve"> (the current release), kept in one place, </w:t>
+      </w:r>
+      <w:r>
+        <w:rPr>
+          <w:rFonts w:ascii="Consolas" w:cs="Consolas" w:eastAsia="Consolas" w:hAnsi="Consolas"/>
+          <w:color w:val="0E4A40"/>
+        </w:rPr>
+        <w:t xml:space="preserve">scripts/requirements-lerobot.txt</w:t>
+      </w:r>
+      <w:r>
+        <w:t xml:space="preserve">, which </w:t>
+      </w:r>
+      <w:r>
+        <w:rPr>
+          <w:rFonts w:ascii="Consolas" w:cs="Consolas" w:eastAsia="Consolas" w:hAnsi="Consolas"/>
+          <w:color w:val="0E4A40"/>
+        </w:rPr>
+        <w:t xml:space="preserve">port_bag.py</w:t>
+      </w:r>
+      <w:r>
+        <w:t xml:space="preserve"> enforces. The team's training version is still to be confirmed; changing it is one line plus a re-conversion. Video decoding used PyAV: the default decoder, torchcodec, needs FFmpeg's shared libraries on the host (</w:t>
+      </w:r>
+      <w:r>
+        <w:rPr>
+          <w:rFonts w:ascii="Consolas" w:cs="Consolas" w:eastAsia="Consolas" w:hAnsi="Consolas"/>
+          <w:color w:val="0E4A40"/>
+        </w:rPr>
+        <w:t xml:space="preserve">sudo apt install ffmpeg</w:t>
+      </w:r>
+      <w:r>
+        <w:t xml:space="preserve">).</w:t>
       </w:r>
     </w:p>
     <w:p>
@@ -12951,6 +13716,287 @@
           </w:p>
         </w:tc>
       </w:tr>
+      <w:tr>
+        <w:trPr>
+          <w:cantSplit/>
+        </w:trPr>
+        <w:tc>
+          <w:tcPr>
+            <w:tcW w:type="dxa" w:w="2900"/>
+            <w:tcMar>
+              <w:top w:type="dxa" w:w="80"/>
+              <w:left w:type="dxa" w:w="100"/>
+              <w:bottom w:type="dxa" w:w="80"/>
+              <w:right w:type="dxa" w:w="100"/>
+            </w:tcMar>
+          </w:tcPr>
+          <w:p>
+            <w:r>
+              <w:rPr>
+                <w:sz w:val="19"/>
+                <w:szCs w:val="19"/>
+              </w:rPr>
+              <w:t xml:space="preserve">Datasets would not load: </w:t>
+            </w:r>
+            <w:r>
+              <w:rPr>
+                <w:rFonts w:ascii="Consolas" w:cs="Consolas" w:eastAsia="Consolas" w:hAnsi="Consolas"/>
+                <w:color w:val="0E4A40"/>
+              </w:rPr>
+              <w:t xml:space="preserve">InvalidVersion: 'v3.0-manual'</w:t>
+            </w:r>
+          </w:p>
+        </w:tc>
+        <w:tc>
+          <w:tcPr>
+            <w:tcW w:type="dxa" w:w="3300"/>
+            <w:tcMar>
+              <w:top w:type="dxa" w:w="80"/>
+              <w:left w:type="dxa" w:w="100"/>
+              <w:bottom w:type="dxa" w:w="80"/>
+              <w:right w:type="dxa" w:w="100"/>
+            </w:tcMar>
+          </w:tcPr>
+          <w:p>
+            <w:r>
+              <w:rPr>
+                <w:sz w:val="19"/>
+                <w:szCs w:val="19"/>
+              </w:rPr>
+              <w:t xml:space="preserve">hand-written layout (v2.x files, no statistics)</w:t>
+            </w:r>
+          </w:p>
+        </w:tc>
+        <w:tc>
+          <w:tcPr>
+            <w:tcW w:type="dxa" w:w="3160"/>
+            <w:tcMar>
+              <w:top w:type="dxa" w:w="80"/>
+              <w:left w:type="dxa" w:w="100"/>
+              <w:bottom w:type="dxa" w:w="80"/>
+              <w:right w:type="dxa" w:w="100"/>
+            </w:tcMar>
+          </w:tcPr>
+          <w:p>
+            <w:r>
+              <w:rPr>
+                <w:sz w:val="19"/>
+                <w:szCs w:val="19"/>
+              </w:rPr>
+              <w:t xml:space="preserve">LeRobot's own writer, §28</w:t>
+            </w:r>
+          </w:p>
+        </w:tc>
+      </w:tr>
+      <w:tr>
+        <w:trPr>
+          <w:cantSplit/>
+        </w:trPr>
+        <w:tc>
+          <w:tcPr>
+            <w:tcW w:type="dxa" w:w="2900"/>
+            <w:tcMar>
+              <w:top w:type="dxa" w:w="80"/>
+              <w:left w:type="dxa" w:w="100"/>
+              <w:bottom w:type="dxa" w:w="80"/>
+              <w:right w:type="dxa" w:w="100"/>
+            </w:tcMar>
+          </w:tcPr>
+          <w:p>
+            <w:r>
+              <w:rPr>
+                <w:sz w:val="19"/>
+                <w:szCs w:val="19"/>
+              </w:rPr>
+              <w:t xml:space="preserve">action[t] equal to state[t]</w:t>
+            </w:r>
+          </w:p>
+        </w:tc>
+        <w:tc>
+          <w:tcPr>
+            <w:tcW w:type="dxa" w:w="3300"/>
+            <w:tcMar>
+              <w:top w:type="dxa" w:w="80"/>
+              <w:left w:type="dxa" w:w="100"/>
+              <w:bottom w:type="dxa" w:w="80"/>
+              <w:right w:type="dxa" w:w="100"/>
+            </w:tcMar>
+          </w:tcPr>
+          <w:p>
+            <w:r>
+              <w:rPr>
+                <w:sz w:val="19"/>
+                <w:szCs w:val="19"/>
+              </w:rPr>
+              <w:t xml:space="preserve">converter wrote the next state at the wrong index</w:t>
+            </w:r>
+          </w:p>
+        </w:tc>
+        <w:tc>
+          <w:tcPr>
+            <w:tcW w:type="dxa" w:w="3160"/>
+            <w:tcMar>
+              <w:top w:type="dxa" w:w="80"/>
+              <w:left w:type="dxa" w:w="100"/>
+              <w:bottom w:type="dxa" w:w="80"/>
+              <w:right w:type="dxa" w:w="100"/>
+            </w:tcMar>
+          </w:tcPr>
+          <w:p>
+            <w:r>
+              <w:rPr>
+                <w:sz w:val="19"/>
+                <w:szCs w:val="19"/>
+              </w:rPr>
+              <w:t xml:space="preserve">action[t] = state[t+1], last frame dropped, §28</w:t>
+            </w:r>
+          </w:p>
+        </w:tc>
+      </w:tr>
+      <w:tr>
+        <w:trPr>
+          <w:cantSplit/>
+        </w:trPr>
+        <w:tc>
+          <w:tcPr>
+            <w:tcW w:type="dxa" w:w="2900"/>
+            <w:tcMar>
+              <w:top w:type="dxa" w:w="80"/>
+              <w:left w:type="dxa" w:w="100"/>
+              <w:bottom w:type="dxa" w:w="80"/>
+              <w:right w:type="dxa" w:w="100"/>
+            </w:tcMar>
+          </w:tcPr>
+          <w:p>
+            <w:r>
+              <w:rPr>
+                <w:sz w:val="19"/>
+                <w:szCs w:val="19"/>
+              </w:rPr>
+              <w:t xml:space="preserve">625 frames spanning 106.8 s</w:t>
+            </w:r>
+          </w:p>
+        </w:tc>
+        <w:tc>
+          <w:tcPr>
+            <w:tcW w:type="dxa" w:w="3300"/>
+            <w:tcMar>
+              <w:top w:type="dxa" w:w="80"/>
+              <w:left w:type="dxa" w:w="100"/>
+              <w:bottom w:type="dxa" w:w="80"/>
+              <w:right w:type="dxa" w:w="100"/>
+            </w:tcMar>
+          </w:tcPr>
+          <w:p>
+            <w:r>
+              <w:rPr>
+                <w:sz w:val="19"/>
+                <w:szCs w:val="19"/>
+              </w:rPr>
+              <w:t xml:space="preserve">bag receive (wall) time used as timestamps</w:t>
+            </w:r>
+          </w:p>
+        </w:tc>
+        <w:tc>
+          <w:tcPr>
+            <w:tcW w:type="dxa" w:w="3160"/>
+            <w:tcMar>
+              <w:top w:type="dxa" w:w="80"/>
+              <w:left w:type="dxa" w:w="100"/>
+              <w:bottom w:type="dxa" w:w="80"/>
+              <w:right w:type="dxa" w:w="100"/>
+            </w:tcMar>
+          </w:tcPr>
+          <w:p>
+            <w:r>
+              <w:rPr>
+                <w:sz w:val="19"/>
+                <w:szCs w:val="19"/>
+              </w:rPr>
+              <w:t xml:space="preserve">timestamp = frame_index / fps; pairing on header time, §28</w:t>
+            </w:r>
+          </w:p>
+        </w:tc>
+      </w:tr>
+      <w:tr>
+        <w:trPr>
+          <w:cantSplit/>
+        </w:trPr>
+        <w:tc>
+          <w:tcPr>
+            <w:tcW w:type="dxa" w:w="2900"/>
+            <w:tcMar>
+              <w:top w:type="dxa" w:w="80"/>
+              <w:left w:type="dxa" w:w="100"/>
+              <w:bottom w:type="dxa" w:w="80"/>
+              <w:right w:type="dxa" w:w="100"/>
+            </w:tcMar>
+          </w:tcPr>
+          <w:p>
+            <w:r>
+              <w:rPr>
+                <w:sz w:val="19"/>
+                <w:szCs w:val="19"/>
+              </w:rPr>
+              <w:t xml:space="preserve">Held-out camera key differed from train</w:t>
+            </w:r>
+          </w:p>
+        </w:tc>
+        <w:tc>
+          <w:tcPr>
+            <w:tcW w:type="dxa" w:w="3300"/>
+            <w:tcMar>
+              <w:top w:type="dxa" w:w="80"/>
+              <w:left w:type="dxa" w:w="100"/>
+              <w:bottom w:type="dxa" w:w="80"/>
+              <w:right w:type="dxa" w:w="100"/>
+            </w:tcMar>
+          </w:tcPr>
+          <w:p>
+            <w:r>
+              <w:rPr>
+                <w:sz w:val="19"/>
+                <w:szCs w:val="19"/>
+              </w:rPr>
+              <w:t xml:space="preserve">one key per contract (table / heldout)</w:t>
+            </w:r>
+          </w:p>
+        </w:tc>
+        <w:tc>
+          <w:tcPr>
+            <w:tcW w:type="dxa" w:w="3160"/>
+            <w:tcMar>
+              <w:top w:type="dxa" w:w="80"/>
+              <w:left w:type="dxa" w:w="100"/>
+              <w:bottom w:type="dxa" w:w="80"/>
+              <w:right w:type="dxa" w:w="100"/>
+            </w:tcMar>
+          </w:tcPr>
+          <w:p>
+            <w:r>
+              <w:rPr>
+                <w:sz w:val="19"/>
+                <w:szCs w:val="19"/>
+              </w:rPr>
+              <w:t xml:space="preserve">one key, </w:t>
+            </w:r>
+            <w:r>
+              <w:rPr>
+                <w:rFonts w:ascii="Consolas" w:cs="Consolas" w:eastAsia="Consolas" w:hAnsi="Consolas"/>
+                <w:color w:val="0E4A40"/>
+              </w:rPr>
+              <w:t xml:space="preserve">observation.images.top</w:t>
+            </w:r>
+            <w:r>
+              <w:rPr>
+                <w:sz w:val="19"/>
+                <w:szCs w:val="19"/>
+              </w:rPr>
+              <w:t xml:space="preserve">, §28</w:t>
+            </w:r>
+          </w:p>
+        </w:tc>
+      </w:tr>
     </w:tbl>
     <w:p>
       <w:pPr>
@@ -13120,7 +14166,27 @@
         <w:t xml:space="preserve">Still true from the specification:</w:t>
       </w:r>
       <w:r>
-        <w:t xml:space="preserve"> weld, not grasp; ground-truth poses and scripted selection; visual domain gap; sixty episodes is a smoke test, not a training set; the datasets have not been loaded by the real </w:t>
+        <w:t xml:space="preserve"> weld, not grasp; ground-truth poses and scripted selection; visual domain gap; sixty episodes is a smoke test, not a training set.</w:t>
+      </w:r>
+    </w:p>
+    <w:p>
+      <w:pPr>
+        <w:pStyle w:val="ListParagraph"/>
+        <w:numPr>
+          <w:ilvl w:val="0"/>
+          <w:numId w:val="1"/>
+        </w:numPr>
+        <w:spacing w:after="100"/>
+      </w:pPr>
+      <w:r>
+        <w:rPr>
+          <w:b/>
+          <w:bCs/>
+        </w:rPr>
+        <w:t xml:space="preserve">Datasets checked, not trained.</w:t>
+      </w:r>
+      <w:r>
+        <w:t xml:space="preserve"> They load with the real </w:t>
       </w:r>
       <w:r>
         <w:rPr>
@@ -13130,7 +14196,7 @@
         <w:t xml:space="preserve">LeRobotDataset</w:t>
       </w:r>
       <w:r>
-        <w:t xml:space="preserve"> class (needs PyTorch).</w:t>
+        <w:t xml:space="preserve"> under lerobot 0.4.4, a provisional pin to be confirmed against the team's version; SmolVLA has run 10 CPU training steps on them, which proves data → model → loss, not a policy (§28).</w:t>
       </w:r>
     </w:p>
     <w:p>
@@ -13146,7 +14212,7 @@
           <w:sz w:val="24"/>
           <w:szCs w:val="24"/>
         </w:rPr>
-        <w:t xml:space="preserve">Manual execution, as run on 2026-10-04</w:t>
+        <w:t xml:space="preserve">Manual execution, as run on 2026-10-04 and 2026-10-05</w:t>
       </w:r>
     </w:p>
     <w:p>
@@ -13444,7 +14510,7 @@
           <w:sz w:val="17"/>
           <w:szCs w:val="17"/>
         </w:rPr>
-        <w:t xml:space="preserve"># 5. after the batch, in a container shell (step 2 again)</w:t>
+        <w:t xml:space="preserve"># 5. after the batch, WSL2 host: copy the bags and episode metadata out, convert in the CPU venv (§28)</w:t>
       </w:r>
     </w:p>
     <w:p>
@@ -13459,7 +14525,7 @@
           <w:sz w:val="17"/>
           <w:szCs w:val="17"/>
         </w:rPr>
-        <w:t xml:space="preserve">cd /workspace/htgspp</w:t>
+        <w:t xml:space="preserve">docker cp gazebo_to_lerobot:/workspace/htgspp/bags &lt;copy&gt;/  # and episodes/*/*.json</w:t>
       </w:r>
     </w:p>
     <w:p>
@@ -13474,7 +14540,7 @@
           <w:sz w:val="17"/>
           <w:szCs w:val="17"/>
         </w:rPr>
-        <w:t xml:space="preserve">python3 scripts/port_bag.py --split train   --out datasets/mycobot_sorting_train</w:t>
+        <w:t xml:space="preserve">V=~/venvs/lerobot044-cpu/bin/python   # pinned in scripts/requirements-lerobot.txt</w:t>
       </w:r>
     </w:p>
     <w:p>
@@ -13489,7 +14555,22 @@
           <w:sz w:val="17"/>
           <w:szCs w:val="17"/>
         </w:rPr>
-        <w:t xml:space="preserve">python3 scripts/port_bag.py --split heldout --out datasets/mycobot_sorting_heldout</w:t>
+        <w:t xml:space="preserve">$V scripts/port_bag.py --split train   --out datasets/mycobot_sorting_train   --episodes-dir &lt;copy&gt;/episodes --bags-dir &lt;copy&gt;/bags</w:t>
+      </w:r>
+    </w:p>
+    <w:p>
+      <w:pPr>
+        <w:shd w:fill="10201D" w:val="clear"/>
+        <w:spacing w:after="0"/>
+      </w:pPr>
+      <w:r>
+        <w:rPr>
+          <w:rFonts w:ascii="Consolas" w:cs="Consolas" w:eastAsia="Consolas" w:hAnsi="Consolas"/>
+          <w:color w:val="D9EDE8"/>
+          <w:sz w:val="17"/>
+          <w:szCs w:val="17"/>
+        </w:rPr>
+        <w:t xml:space="preserve">$V scripts/port_bag.py --split heldout --out datasets/mycobot_sorting_heldout --episodes-dir &lt;copy&gt;/episodes --bags-dir &lt;copy&gt;/bags</w:t>
       </w:r>
     </w:p>
     <w:p>
@@ -14195,6 +15276,103 @@
                 <w:szCs w:val="19"/>
               </w:rPr>
               <w:t xml:space="preserve">§16, the bench with no objects or bins</w:t>
+            </w:r>
+          </w:p>
+        </w:tc>
+      </w:tr>
+      <w:tr>
+        <w:trPr>
+          <w:cantSplit/>
+        </w:trPr>
+        <w:tc>
+          <w:tcPr>
+            <w:tcW w:type="dxa" w:w="5400"/>
+            <w:tcMar>
+              <w:top w:type="dxa" w:w="80"/>
+              <w:left w:type="dxa" w:w="100"/>
+              <w:bottom w:type="dxa" w:w="80"/>
+              <w:right w:type="dxa" w:w="100"/>
+            </w:tcMar>
+          </w:tcPr>
+          <w:p>
+            <w:r>
+              <w:rPr>
+                <w:rFonts w:ascii="Consolas" w:cs="Consolas" w:eastAsia="Consolas" w:hAnsi="Consolas"/>
+                <w:color w:val="0E4A40"/>
+              </w:rPr>
+              <w:t xml:space="preserve">scripts/requirements-lerobot.txt</w:t>
+            </w:r>
+          </w:p>
+        </w:tc>
+        <w:tc>
+          <w:tcPr>
+            <w:tcW w:type="dxa" w:w="3960"/>
+            <w:tcMar>
+              <w:top w:type="dxa" w:w="80"/>
+              <w:left w:type="dxa" w:w="100"/>
+              <w:bottom w:type="dxa" w:w="80"/>
+              <w:right w:type="dxa" w:w="100"/>
+            </w:tcMar>
+          </w:tcPr>
+          <w:p>
+            <w:r>
+              <w:rPr>
+                <w:sz w:val="19"/>
+                <w:szCs w:val="19"/>
+              </w:rPr>
+              <w:t xml:space="preserve">§28, the one place the LeRobot version is pinned</w:t>
+            </w:r>
+          </w:p>
+        </w:tc>
+      </w:tr>
+      <w:tr>
+        <w:trPr>
+          <w:cantSplit/>
+        </w:trPr>
+        <w:tc>
+          <w:tcPr>
+            <w:tcW w:type="dxa" w:w="5400"/>
+            <w:tcMar>
+              <w:top w:type="dxa" w:w="80"/>
+              <w:left w:type="dxa" w:w="100"/>
+              <w:bottom w:type="dxa" w:w="80"/>
+              <w:right w:type="dxa" w:w="100"/>
+            </w:tcMar>
+          </w:tcPr>
+          <w:p>
+            <w:r>
+              <w:rPr>
+                <w:rFonts w:ascii="Consolas" w:cs="Consolas" w:eastAsia="Consolas" w:hAnsi="Consolas"/>
+                <w:color w:val="0E4A40"/>
+              </w:rPr>
+              <w:t xml:space="preserve">scripts/port_bag.py</w:t>
+            </w:r>
+            <w:r>
+              <w:rPr>
+                <w:sz w:val="19"/>
+                <w:szCs w:val="19"/>
+              </w:rPr>
+              <w:t xml:space="preserve"> (rewritten)</w:t>
+            </w:r>
+          </w:p>
+        </w:tc>
+        <w:tc>
+          <w:tcPr>
+            <w:tcW w:type="dxa" w:w="3960"/>
+            <w:tcMar>
+              <w:top w:type="dxa" w:w="80"/>
+              <w:left w:type="dxa" w:w="100"/>
+              <w:bottom w:type="dxa" w:w="80"/>
+              <w:right w:type="dxa" w:w="100"/>
+            </w:tcMar>
+          </w:tcPr>
+          <w:p>
+            <w:r>
+              <w:rPr>
+                <w:sz w:val="19"/>
+                <w:szCs w:val="19"/>
+              </w:rPr>
+              <w:t xml:space="preserve">§28, conversion with LeRobot's own writer, CPU venv</w:t>
             </w:r>
           </w:p>
         </w:tc>

--- a/Headless_Task-Grounded_Pick-and-Sort-and-Place_in_Gazebo/doc/FOUR_OBJECT_SORTING_REPORT.docx
+++ b/Headless_Task-Grounded_Pick-and-Sort-and-Place_in_Gazebo/doc/FOUR_OBJECT_SORTING_REPORT.docx
@@ -11413,6 +11413,56 @@
       </w:r>
       <w:r>
         <w:t xml:space="preserve"> 12 episodes, 7 411 frames; 320×240 at 30 fps, LeRobot v3.0. Spec Part 13 metrics for the scripted demonstrator: task success 60/60, correct-bin 60/60, held-out success 12/12, placement offset median 0.031 of the inner radius (max 0.149), distractor disturbance 1/60, yield 60 clean episodes from 60 attempts.</w:t>
+      </w:r>
+    </w:p>
+    <w:p>
+      <w:pPr>
+        <w:pBdr>
+          <w:left w:val="single" w:color="9C3B23" w:sz="24"/>
+        </w:pBdr>
+        <w:shd w:fill="F5F5F3" w:val="clear"/>
+        <w:spacing w:after="160" w:before="120"/>
+        <w:ind w:left="200"/>
+      </w:pPr>
+      <w:r>
+        <w:rPr>
+          <w:b/>
+          <w:bCs/>
+        </w:rPr>
+        <w:t xml:space="preserve">Correction, 2026-10-05: the conversion was redone.</w:t>
+      </w:r>
+      <w:r>
+        <w:t xml:space="preserve"> This section first gave 29 735 / 7 423 frames, from a hand-written conversion of 2026-10-04. Redone on 2026-10-05 with LeRobot's own writer, it gives </w:t>
+      </w:r>
+      <w:r>
+        <w:rPr>
+          <w:b/>
+          <w:bCs/>
+        </w:rPr>
+        <w:t xml:space="preserve">29 687 / 7 411</w:t>
+      </w:r>
+      <w:r>
+        <w:t xml:space="preserve">, one frame fewer per episode. Why: the action was one frame early (</w:t>
+      </w:r>
+      <w:r>
+        <w:rPr>
+          <w:rFonts w:ascii="Consolas" w:cs="Consolas" w:eastAsia="Consolas" w:hAnsi="Consolas"/>
+          <w:color w:val="0E4A40"/>
+        </w:rPr>
+        <w:t xml:space="preserve">action[t]</w:t>
+      </w:r>
+      <w:r>
+        <w:t xml:space="preserve"> equal to </w:t>
+      </w:r>
+      <w:r>
+        <w:rPr>
+          <w:rFonts w:ascii="Consolas" w:cs="Consolas" w:eastAsia="Consolas" w:hAnsi="Consolas"/>
+          <w:color w:val="0E4A40"/>
+        </w:rPr>
+        <w:t xml:space="preserve">state[t]</w:t>
+      </w:r>
+      <w:r>
+        <w:t xml:space="preserve">), the timestamps were wall-clock receive time, the camera key differed per split, and there were no statistics; the first conversion also did not load in LeRobot. Details in §28.</w:t>
       </w:r>
     </w:p>
     <w:p>

--- a/Headless_Task-Grounded_Pick-and-Sort-and-Place_in_Gazebo/doc/FOUR_OBJECT_SORTING_REPORT.docx
+++ b/Headless_Task-Grounded_Pick-and-Sort-and-Place_in_Gazebo/doc/FOUR_OBJECT_SORTING_REPORT.docx
@@ -7,14 +7,7 @@
         <w:spacing w:after="80"/>
       </w:pPr>
       <w:r>
-        <w:rPr>
-          <w:b/>
-          <w:bCs/>
-          <w:color w:val="146356"/>
-          <w:sz w:val="18"/>
-          <w:szCs w:val="18"/>
-        </w:rPr>
-        <w:t xml:space="preserve">Headless_Task-Grounded_Pick-and-Sort-and-Place_in_Gazebo — implementation report</w:t>
+        <w:t>Headless_Task-Grounded_Pick-and-Sort-and-Place_in_Gazebo — implementation report</w:t>
       </w:r>
     </w:p>
     <w:p>
@@ -22,13 +15,7 @@
         <w:spacing w:after="160"/>
       </w:pPr>
       <w:r>
-        <w:rPr>
-          <w:b/>
-          <w:bCs/>
-          <w:sz w:val="40"/>
-          <w:szCs w:val="40"/>
-        </w:rPr>
-        <w:t xml:space="preserve">Four-object task-grounded sorting, headless, from specification to a diagnosed hardware ceiling</w:t>
+        <w:t>Four-object task-grounded sorting, headless, from specification to a diagnosed hardware ceiling</w:t>
       </w:r>
     </w:p>
     <w:p>
@@ -36,14 +23,7 @@
         <w:spacing w:after="200"/>
       </w:pPr>
       <w:r>
-        <w:rPr>
-          <w:i/>
-          <w:iCs/>
-          <w:color w:val="4B5B57"/>
-          <w:sz w:val="24"/>
-          <w:szCs w:val="24"/>
-        </w:rPr>
-        <w:t xml:space="preserve">What was built against `doc/FOUR_OBJECT_SORTING_SPECIFICATION.docx`, part by part, with the verification used at each step, every bug found along the way — fixed or still open — and exactly where this delivery stops short of a completed live episode, and why. The short version: everything that does not step physics is built, verified, and handed over; the one thing that does step physics could not be proven on this hardware, for two independently diagnosed reasons neither of which is a defect in this project's own code.</w:t>
+        <w:t>What was built against `doc/FOUR_OBJECT_SORTING_SPECIFICATION.docx`, part by part, with the verification used at each step, every bug found along the way — fixed or still open — and exactly where this delivery stops short of a completed live episode, and why. The short version: everything that does not step physics is built, verified, and handed over; the one thing that does step physics could not be proven on this hardware, for two independently diagnosed reasons neither of which is a defect in this project's own code.</w:t>
       </w:r>
     </w:p>
     <w:p>
@@ -51,16 +31,7 @@
         <w:spacing w:after="40"/>
       </w:pPr>
       <w:r>
-        <w:rPr>
-          <w:b w:val="false"/>
-          <w:bCs w:val="false"/>
-          <w:i w:val="false"/>
-          <w:iCs w:val="false"/>
-          <w:color w:val="666666"/>
-          <w:sz w:val="18"/>
-          <w:szCs w:val="18"/>
-        </w:rPr>
-        <w:t xml:space="preserve">Sandbox ~/tomislav/robotics/Headless_Task-Grounded_Pick-and-Sort-and-Place_in_Gazebo</w:t>
+        <w:t>Sandbox ~/tomislav/robotics/Headless_Task-Grounded_Pick-and-Sort-and-Place_in_Gazebo</w:t>
       </w:r>
     </w:p>
     <w:p>
@@ -68,41 +39,7 @@
         <w:spacing w:after="40"/>
       </w:pPr>
       <w:r>
-        <w:rPr>
-          <w:b w:val="false"/>
-          <w:bCs w:val="false"/>
-          <w:i w:val="false"/>
-          <w:iCs w:val="false"/>
-          <w:color w:val="666666"/>
-          <w:sz w:val="18"/>
-          <w:szCs w:val="18"/>
-        </w:rPr>
-        <w:t xml:space="preserve">Host Ubuntu WSL2, </w:t>
-      </w:r>
-      <w:r>
-        <w:rPr>
-          <w:rFonts w:ascii="Consolas" w:cs="Consolas" w:eastAsia="Consolas" w:hAnsi="Consolas"/>
-          <w:b w:val="false"/>
-          <w:bCs w:val="false"/>
-          <w:i w:val="false"/>
-          <w:iCs w:val="false"/>
-          <w:color w:val="0E4A40"/>
-          <w:sz w:val="18"/>
-          <w:szCs w:val="18"/>
-        </w:rPr>
-        <w:t xml:space="preserve">.wslconfig memory=4GB</w:t>
-      </w:r>
-      <w:r>
-        <w:rPr>
-          <w:b w:val="false"/>
-          <w:bCs w:val="false"/>
-          <w:i w:val="false"/>
-          <w:iCs w:val="false"/>
-          <w:color w:val="666666"/>
-          <w:sz w:val="18"/>
-          <w:szCs w:val="18"/>
-        </w:rPr>
-        <w:t xml:space="preserve"> (~3.8 GB usable in the VM), CPU-only</w:t>
+        <w:t>Host Ubuntu WSL2, .wslconfig memory=4GB (~3.8 GB usable in the VM), CPU-only</w:t>
       </w:r>
     </w:p>
     <w:p>
@@ -110,41 +47,7 @@
         <w:spacing w:after="40"/>
       </w:pPr>
       <w:r>
-        <w:rPr>
-          <w:b w:val="false"/>
-          <w:bCs w:val="false"/>
-          <w:i w:val="false"/>
-          <w:iCs w:val="false"/>
-          <w:color w:val="666666"/>
-          <w:sz w:val="18"/>
-          <w:szCs w:val="18"/>
-        </w:rPr>
-        <w:t xml:space="preserve">Reproduced via the </w:t>
-      </w:r>
-      <w:r>
-        <w:rPr>
-          <w:rFonts w:ascii="Consolas" w:cs="Consolas" w:eastAsia="Consolas" w:hAnsi="Consolas"/>
-          <w:b w:val="false"/>
-          <w:bCs w:val="false"/>
-          <w:i w:val="false"/>
-          <w:iCs w:val="false"/>
-          <w:color w:val="0E4A40"/>
-          <w:sz w:val="18"/>
-          <w:szCs w:val="18"/>
-        </w:rPr>
-        <w:t xml:space="preserve">gazebo_to_lerobot</w:t>
-      </w:r>
-      <w:r>
-        <w:rPr>
-          <w:b w:val="false"/>
-          <w:bCs w:val="false"/>
-          <w:i w:val="false"/>
-          <w:iCs w:val="false"/>
-          <w:color w:val="666666"/>
-          <w:sz w:val="18"/>
-          <w:szCs w:val="18"/>
-        </w:rPr>
-        <w:t xml:space="preserve"> Docker container (Ubuntu 24.04, ROS2 Jazzy, Gazebo Harmonic)</w:t>
+        <w:t>Reproduced via the gazebo_to_lerobot Docker container (Ubuntu 24.04, ROS2 Jazzy, Gazebo Harmonic)</w:t>
       </w:r>
     </w:p>
     <w:p>
@@ -152,29 +55,7 @@
         <w:spacing w:after="40"/>
       </w:pPr>
       <w:r>
-        <w:rPr>
-          <w:b w:val="false"/>
-          <w:bCs w:val="false"/>
-          <w:i w:val="false"/>
-          <w:iCs w:val="false"/>
-          <w:color w:val="666666"/>
-          <w:sz w:val="18"/>
-          <w:szCs w:val="18"/>
-        </w:rPr>
-        <w:t xml:space="preserve">Commit 3319973 on </w:t>
-      </w:r>
-      <w:r>
-        <w:rPr>
-          <w:rFonts w:ascii="Consolas" w:cs="Consolas" w:eastAsia="Consolas" w:hAnsi="Consolas"/>
-          <w:b w:val="false"/>
-          <w:bCs w:val="false"/>
-          <w:i w:val="false"/>
-          <w:iCs w:val="false"/>
-          <w:color w:val="0E4A40"/>
-          <w:sz w:val="18"/>
-          <w:szCs w:val="18"/>
-        </w:rPr>
-        <w:t xml:space="preserve">main</w:t>
+        <w:t>Commit 3319973 on main</w:t>
       </w:r>
     </w:p>
     <w:p>
@@ -182,16 +63,7 @@
         <w:spacing w:after="40"/>
       </w:pPr>
       <w:r>
-        <w:rPr>
-          <w:b w:val="false"/>
-          <w:bCs w:val="false"/>
-          <w:i w:val="false"/>
-          <w:iCs w:val="false"/>
-          <w:color w:val="666666"/>
-          <w:sz w:val="18"/>
-          <w:szCs w:val="18"/>
-        </w:rPr>
-        <w:t xml:space="preserve">Written 2026-09-23</w:t>
+        <w:t>Written 2026-09-23</w:t>
       </w:r>
     </w:p>
     <w:p>
@@ -199,16 +71,7 @@
         <w:spacing w:after="40"/>
       </w:pPr>
       <w:r>
-        <w:rPr>
-          <w:b w:val="false"/>
-          <w:bCs w:val="false"/>
-          <w:i w:val="false"/>
-          <w:iCs w:val="false"/>
-          <w:color w:val="666666"/>
-          <w:sz w:val="18"/>
-          <w:szCs w:val="18"/>
-        </w:rPr>
-        <w:t xml:space="preserve">Updated 2026-10-05: finished on one WSL2 laptop, 60/60 batch, two datasets in LeRobot v3.0, two launch files (addendum §16–28)</w:t>
+        <w:t>Updated 2026-10-05: finished on one WSL2 laptop, 60/60 batch, two datasets in LeRobot v3.0, two launch files (addendum §16–28)</w:t>
       </w:r>
     </w:p>
     <w:p>
@@ -218,6 +81,7 @@
         </w:pBdr>
         <w:spacing w:after="200"/>
       </w:pPr>
+      <w:r/>
     </w:p>
     <w:p>
       <w:pPr>
@@ -225,7 +89,7 @@
         <w:spacing w:after="120" w:before="320"/>
       </w:pPr>
       <w:r>
-        <w:t xml:space="preserve">Overview</w:t>
+        <w:t>Overview</w:t>
       </w:r>
     </w:p>
     <w:p>
@@ -238,54 +102,7 @@
         <w:ind w:left="200"/>
       </w:pPr>
       <w:r>
-        <w:rPr>
-          <w:b/>
-          <w:bCs/>
-        </w:rPr>
-        <w:t xml:space="preserve">Update, 2026-10-05 (addendum §16–28).</w:t>
-      </w:r>
-      <w:r>
-        <w:t xml:space="preserve"> The ceiling this report ends on was lifted. On 2–5 October the whole pipeline ran on a single WSL2 laptop with 7.8 GB visible to WSL (the September VM had ~3.8 GB): the recorder hang did not occur, every smoke episode completed, a 60-episode batch under one code version passed </w:t>
-      </w:r>
-      <w:r>
-        <w:rPr>
-          <w:b/>
-          <w:bCs/>
-        </w:rPr>
-        <w:t xml:space="preserve">60/60 on the first attempt</w:t>
-      </w:r>
-      <w:r>
-        <w:t xml:space="preserve">, both datasets were converted to LeRobot v3.0 and load with the real </w:t>
-      </w:r>
-      <w:r>
-        <w:rPr>
-          <w:rFonts w:ascii="Consolas" w:cs="Consolas" w:eastAsia="Consolas" w:hAnsi="Consolas"/>
-          <w:color w:val="0E4A40"/>
-        </w:rPr>
-        <w:t xml:space="preserve">LeRobotDataset</w:t>
-      </w:r>
-      <w:r>
-        <w:t xml:space="preserve"> (</w:t>
-      </w:r>
-      <w:r>
-        <w:rPr>
-          <w:rFonts w:ascii="Consolas" w:cs="Consolas" w:eastAsia="Consolas" w:hAnsi="Consolas"/>
-          <w:color w:val="0E4A40"/>
-        </w:rPr>
-        <w:t xml:space="preserve">mycobot_sorting_train</w:t>
-      </w:r>
-      <w:r>
-        <w:t xml:space="preserve"> 48 episodes, </w:t>
-      </w:r>
-      <w:r>
-        <w:rPr>
-          <w:rFonts w:ascii="Consolas" w:cs="Consolas" w:eastAsia="Consolas" w:hAnsi="Consolas"/>
-          <w:color w:val="0E4A40"/>
-        </w:rPr>
-        <w:t xml:space="preserve">mycobot_sorting_heldout</w:t>
-      </w:r>
-      <w:r>
-        <w:t xml:space="preserve"> 12; a SmolVLA CPU smoke-train ran on them), and two launch files run any episode with or without the Gazebo GUI. Getting there changed the scene: object start positions (lift J2 ≤ 48°), the bins (80 mm opening, blue bin moved 10 mm) and the release (boxes released square to their bin). The sections above are kept as written on 2026-09-23; the addendum says what changed and why, with every number measured on the laptop.</w:t>
+        <w:t>Update, 2026-10-05 (addendum §16–28). The ceiling this report ends on was lifted. On 2–5 October the whole pipeline ran on a single WSL2 laptop with 7.8 GB visible to WSL (the September VM had ~3.8 GB): the recorder hang did not occur, every smoke episode completed, a 60-episode batch under one code version passed 60/60 on the first attempt, both datasets were converted to LeRobot v3.0 and load with the real LeRobotDataset (mycobot_sorting_train 48 episodes, mycobot_sorting_heldout 12; a SmolVLA CPU smoke-train ran on them), and two launch files run any episode with or without the Gazebo GUI. Getting there changed the scene: object start positions (lift J2 ≤ 48°), the bins (80 mm opening, blue bin moved 10 mm) and the release (boxes released square to their bin). The sections above are kept as written on 2026-09-23; the addendum says what changed and why, with every number measured on the laptop.</w:t>
       </w:r>
     </w:p>
     <w:p>
@@ -293,33 +110,7 @@
         <w:spacing w:after="160"/>
       </w:pPr>
       <w:r>
-        <w:rPr>
-          <w:b w:val="false"/>
-          <w:bCs w:val="false"/>
-          <w:i w:val="false"/>
-          <w:iCs w:val="false"/>
-        </w:rPr>
-        <w:t xml:space="preserve">This document is the implementation report for </w:t>
-      </w:r>
-      <w:r>
-        <w:rPr>
-          <w:rFonts w:ascii="Consolas" w:cs="Consolas" w:eastAsia="Consolas" w:hAnsi="Consolas"/>
-          <w:b w:val="false"/>
-          <w:bCs w:val="false"/>
-          <w:i w:val="false"/>
-          <w:iCs w:val="false"/>
-          <w:color w:val="0E4A40"/>
-        </w:rPr>
-        <w:t xml:space="preserve">FOUR_OBJECT_SORTING_SPECIFICATION.docx</w:t>
-      </w:r>
-      <w:r>
-        <w:rPr>
-          <w:b w:val="false"/>
-          <w:bCs w:val="false"/>
-          <w:i w:val="false"/>
-          <w:iCs w:val="false"/>
-        </w:rPr>
-        <w:t xml:space="preserve"> — the file in this same directory, read against the specification's own Part 0 scope. Every one of the specification's thirteen parts and two appendices was walked in order; this report follows that same order.</w:t>
+        <w:t>This document is the implementation report for FOUR_OBJECT_SORTING_SPECIFICATION.docx — the file in this same directory, read against the specification's own Part 0 scope. Every one of the specification's thirteen parts and two appendices was walked in order; this report follows that same order.</w:t>
       </w:r>
     </w:p>
     <w:p>
@@ -327,53 +118,7 @@
         <w:spacing w:after="160"/>
       </w:pPr>
       <w:r>
-        <w:rPr>
-          <w:b w:val="false"/>
-          <w:bCs w:val="false"/>
-          <w:i w:val="false"/>
-          <w:iCs w:val="false"/>
-        </w:rPr>
-        <w:t xml:space="preserve">The short version: everything in Appendix A that does not step physics — the assumption register, world identification, the grasp decision, object/bin geometry, task definitions, the reachability sweep and episode matrix, waypoint precomputation, the spawn/sequence/verification scripts, the contracts, and the full handover package — is built, self-consistent, and independently verified (</w:t>
-      </w:r>
-      <w:r>
-        <w:rPr>
-          <w:rFonts w:ascii="Consolas" w:cs="Consolas" w:eastAsia="Consolas" w:hAnsi="Consolas"/>
-          <w:b w:val="false"/>
-          <w:bCs w:val="false"/>
-          <w:i w:val="false"/>
-          <w:iCs w:val="false"/>
-          <w:color w:val="0E4A40"/>
-        </w:rPr>
-        <w:t xml:space="preserve">preflight.sh</w:t>
-      </w:r>
-      <w:r>
-        <w:rPr>
-          <w:b w:val="false"/>
-          <w:bCs w:val="false"/>
-          <w:i w:val="false"/>
-          <w:iCs w:val="false"/>
-        </w:rPr>
-        <w:t xml:space="preserve"> reports </w:t>
-      </w:r>
-      <w:r>
-        <w:rPr>
-          <w:rFonts w:ascii="Consolas" w:cs="Consolas" w:eastAsia="Consolas" w:hAnsi="Consolas"/>
-          <w:b w:val="false"/>
-          <w:bCs w:val="false"/>
-          <w:i w:val="false"/>
-          <w:iCs w:val="false"/>
-          <w:color w:val="0E4A40"/>
-        </w:rPr>
-        <w:t xml:space="preserve">PREFLIGHT PASSED</w:t>
-      </w:r>
-      <w:r>
-        <w:rPr>
-          <w:b w:val="false"/>
-          <w:bCs w:val="false"/>
-          <w:i w:val="false"/>
-          <w:iCs w:val="false"/>
-        </w:rPr>
-        <w:t xml:space="preserve">). The one step that does step physics — Appendix A row 10, a smoke test of one episode per object — was not completed, for two reasons diagnosed to their root this session: a hardware memory ceiling under a full Gazebo bring-up, and a separate, genuine, still-unresolved hang in the recorder package's own lifecycle service, reproduced independently of Gazebo entirely. Both are documented in enough detail that whoever picks this up next does not have to re-diagnose them from scratch.</w:t>
+        <w:t>The short version: everything in Appendix A that does not step physics — the assumption register, world identification, the grasp decision, object/bin geometry, task definitions, the reachability sweep and episode matrix, waypoint precomputation, the spawn/sequence/verification scripts, the contracts, and the full handover package — is built, self-consistent, and independently verified (preflight.sh reports PREFLIGHT PASSED). The one step that does step physics — Appendix A row 10, a smoke test of one episode per object — was not completed, for two reasons diagnosed to their root this session: a hardware memory ceiling under a full Gazebo bring-up, and a separate, genuine, still-unresolved hang in the recorder package's own lifecycle service, reproduced independently of Gazebo entirely. Both are documented in enough detail that whoever picks this up next does not have to re-diagnose them from scratch.</w:t>
       </w:r>
     </w:p>
     <w:p>
@@ -382,7 +127,7 @@
         <w:spacing w:after="120" w:before="320"/>
       </w:pPr>
       <w:r>
-        <w:t xml:space="preserve">Spec vs. implemented, part by part</w:t>
+        <w:t>Spec vs. implemented, part by part</w:t>
       </w:r>
     </w:p>
     <w:p>
@@ -390,14 +135,7 @@
         <w:spacing w:after="160"/>
       </w:pPr>
       <w:r>
-        <w:rPr>
-          <w:b w:val="false"/>
-          <w:bCs w:val="false"/>
-          <w:i w:val="false"/>
-          <w:iCs w:val="false"/>
-          <w:color w:val="4B5B57"/>
-        </w:rPr>
-        <w:t xml:space="preserve">The specification's own part numbers, what each asked for, and exactly what was delivered against it. This is the section to read first if the only question is "did it do what the document said."</w:t>
+        <w:t>The specification's own part numbers, what each asked for, and exactly what was delivered against it. This is the section to read first if the only question is "did it do what the document said."</w:t>
       </w:r>
     </w:p>
     <w:tbl>
@@ -2465,6 +2203,7 @@
       <w:pPr>
         <w:spacing w:after="160"/>
       </w:pPr>
+      <w:r/>
     </w:p>
     <w:p>
       <w:pPr>
@@ -2476,13 +2215,7 @@
         <w:ind w:left="200"/>
       </w:pPr>
       <w:r>
-        <w:rPr>
-          <w:b w:val="false"/>
-          <w:bCs w:val="false"/>
-          <w:i w:val="false"/>
-          <w:iCs w:val="false"/>
-        </w:rPr>
-        <w:t xml:space="preserve">The one sentence that matters most: every part of this pipeline that does not require a running simulator is built, self-consistent, and verified — but no episode has ever completed against real physics on this machine, for reasons now diagnosed precisely enough that nobody should have to rediscover them.</w:t>
+        <w:t>The one sentence that matters most: every part of this pipeline that does not require a running simulator is built, self-consistent, and verified — but no episode has ever completed against real physics on this machine, for reasons now diagnosed precisely enough that nobody should have to rediscover them.</w:t>
       </w:r>
     </w:p>
     <w:p>
@@ -2491,14 +2224,7 @@
         <w:spacing w:after="80" w:before="240"/>
       </w:pPr>
       <w:r>
-        <w:rPr>
-          <w:b/>
-          <w:bCs/>
-          <w:color w:val="0E4A40"/>
-          <w:sz w:val="24"/>
-          <w:szCs w:val="24"/>
-        </w:rPr>
-        <w:t xml:space="preserve">Spec vs. implemented: status on 2026-10-04</w:t>
+        <w:t>Spec vs. implemented: status on 2026-10-04</w:t>
       </w:r>
     </w:p>
     <w:p>
@@ -2506,10 +2232,7 @@
         <w:spacing w:after="160"/>
       </w:pPr>
       <w:r>
-        <w:rPr>
-          <w:color w:val="4B5B57"/>
-        </w:rPr>
-        <w:t xml:space="preserve">The table above is the 2026-09-23 status. This one gives each part whose status changed, and how.</w:t>
+        <w:t>The table above is the 2026-09-23 status. This one gives each part whose status changed, and how.</w:t>
       </w:r>
     </w:p>
     <w:tbl>
@@ -3330,6 +3053,7 @@
       <w:pPr>
         <w:spacing w:after="120"/>
       </w:pPr>
+      <w:r/>
     </w:p>
     <w:p>
       <w:pPr>
@@ -3337,7 +3061,7 @@
         <w:spacing w:after="120" w:before="320"/>
       </w:pPr>
       <w:r>
-        <w:t xml:space="preserve">The implementation, step by step</w:t>
+        <w:t>The implementation, step by step</w:t>
       </w:r>
     </w:p>
     <w:p>
@@ -3345,14 +3069,7 @@
         <w:spacing w:after="160"/>
       </w:pPr>
       <w:r>
-        <w:rPr>
-          <w:b w:val="false"/>
-          <w:bCs w:val="false"/>
-          <w:i w:val="false"/>
-          <w:iCs w:val="false"/>
-          <w:color w:val="4B5B57"/>
-        </w:rPr>
-        <w:t xml:space="preserve">Fifteen steps, in the order they actually happened across the session. Each pairs what was done with the check that proves it, and calls out where a bug was found — fixed, or still open — along the way.</w:t>
+        <w:t>Fifteen steps, in the order they actually happened across the session. Each pairs what was done with the check that proves it, and calls out where a bug was found — fixed, or still open — along the way.</w:t>
       </w:r>
     </w:p>
     <w:p>
@@ -3361,7 +3078,7 @@
         <w:spacing w:after="120" w:before="320"/>
       </w:pPr>
       <w:r>
-        <w:t xml:space="preserve">01. Assumption register</w:t>
+        <w:t>01. Assumption register</w:t>
       </w:r>
     </w:p>
     <w:p>
@@ -3369,14 +3086,7 @@
         <w:spacing w:after="100"/>
       </w:pPr>
       <w:r>
-        <w:rPr>
-          <w:b w:val="false"/>
-          <w:bCs w:val="false"/>
-          <w:i/>
-          <w:iCs/>
-          <w:color w:val="4B5B57"/>
-        </w:rPr>
-        <w:t xml:space="preserve">Part 1 — walk every stated assumption and record its real outcome, not its hoped-for one.</w:t>
+        <w:t>Part 1 — walk every stated assumption and record its real outcome, not its hoped-for one.</w:t>
       </w:r>
     </w:p>
     <w:p>
@@ -3384,14 +3094,7 @@
         <w:spacing w:after="40" w:before="100"/>
       </w:pPr>
       <w:r>
-        <w:rPr>
-          <w:b/>
-          <w:bCs/>
-          <w:color w:val="146356"/>
-          <w:sz w:val="18"/>
-          <w:szCs w:val="18"/>
-        </w:rPr>
-        <w:t xml:space="preserve">PROCEDURE</w:t>
+        <w:t>PROCEDURE</w:t>
       </w:r>
     </w:p>
     <w:p>
@@ -3399,73 +3102,7 @@
         <w:spacing w:after="100"/>
       </w:pPr>
       <w:r>
-        <w:rPr>
-          <w:b w:val="false"/>
-          <w:bCs w:val="false"/>
-          <w:i w:val="false"/>
-          <w:iCs w:val="false"/>
-        </w:rPr>
-        <w:t xml:space="preserve">Each of the specification's twelve assumptions (world identity, camera availability, gripper model, IK reachability, and others) was checked directly against the actual repository state — file existence, </w:t>
-      </w:r>
-      <w:r>
-        <w:rPr>
-          <w:rFonts w:ascii="Consolas" w:cs="Consolas" w:eastAsia="Consolas" w:hAnsi="Consolas"/>
-          <w:b w:val="false"/>
-          <w:bCs w:val="false"/>
-          <w:i w:val="false"/>
-          <w:iCs w:val="false"/>
-          <w:color w:val="0E4A40"/>
-        </w:rPr>
-        <w:t xml:space="preserve">grep</w:t>
-      </w:r>
-      <w:r>
-        <w:rPr>
-          <w:b w:val="false"/>
-          <w:bCs w:val="false"/>
-          <w:i w:val="false"/>
-          <w:iCs w:val="false"/>
-        </w:rPr>
-        <w:t xml:space="preserve">, </w:t>
-      </w:r>
-      <w:r>
-        <w:rPr>
-          <w:rFonts w:ascii="Consolas" w:cs="Consolas" w:eastAsia="Consolas" w:hAnsi="Consolas"/>
-          <w:b w:val="false"/>
-          <w:bCs w:val="false"/>
-          <w:i w:val="false"/>
-          <w:iCs w:val="false"/>
-          <w:color w:val="0E4A40"/>
-        </w:rPr>
-        <w:t xml:space="preserve">find</w:t>
-      </w:r>
-      <w:r>
-        <w:rPr>
-          <w:b w:val="false"/>
-          <w:bCs w:val="false"/>
-          <w:i w:val="false"/>
-          <w:iCs w:val="false"/>
-        </w:rPr>
-        <w:t xml:space="preserve">, </w:t>
-      </w:r>
-      <w:r>
-        <w:rPr>
-          <w:rFonts w:ascii="Consolas" w:cs="Consolas" w:eastAsia="Consolas" w:hAnsi="Consolas"/>
-          <w:b w:val="false"/>
-          <w:bCs w:val="false"/>
-          <w:i w:val="false"/>
-          <w:iCs w:val="false"/>
-          <w:color w:val="0E4A40"/>
-        </w:rPr>
-        <w:t xml:space="preserve">sha256sum</w:t>
-      </w:r>
-      <w:r>
-        <w:rPr>
-          <w:b w:val="false"/>
-          <w:bCs w:val="false"/>
-          <w:i w:val="false"/>
-          <w:iCs w:val="false"/>
-        </w:rPr>
-        <w:t xml:space="preserve"> — never assumed true because the spec asserted it.</w:t>
+        <w:t>Each of the specification's twelve assumptions (world identity, camera availability, gripper model, IK reachability, and others) was checked directly against the actual repository state — file existence, grep, find, sha256sum — never assumed true because the spec asserted it.</w:t>
       </w:r>
     </w:p>
     <w:p>
@@ -3473,14 +3110,7 @@
         <w:spacing w:after="40" w:before="100"/>
       </w:pPr>
       <w:r>
-        <w:rPr>
-          <w:b/>
-          <w:bCs/>
-          <w:color w:val="8A5A12"/>
-          <w:sz w:val="18"/>
-          <w:szCs w:val="18"/>
-        </w:rPr>
-        <w:t xml:space="preserve">VERIFY</w:t>
+        <w:t>VERIFY</w:t>
       </w:r>
     </w:p>
     <w:p>
@@ -3488,24 +3118,7 @@
         <w:spacing w:after="100"/>
       </w:pPr>
       <w:r>
-        <w:rPr>
-          <w:rFonts w:ascii="Consolas" w:cs="Consolas" w:eastAsia="Consolas" w:hAnsi="Consolas"/>
-          <w:b w:val="false"/>
-          <w:bCs w:val="false"/>
-          <w:i w:val="false"/>
-          <w:iCs w:val="false"/>
-          <w:color w:val="0E4A40"/>
-        </w:rPr>
-        <w:t xml:space="preserve">doc/ASSUMPTIONS.md</w:t>
-      </w:r>
-      <w:r>
-        <w:rPr>
-          <w:b w:val="false"/>
-          <w:bCs w:val="false"/>
-          <w:i w:val="false"/>
-          <w:iCs w:val="false"/>
-        </w:rPr>
-        <w:t xml:space="preserve"> — every assumption annotated with its actual, checked outcome. Several assumptions did not hold as stated (notably the world-file identity question in §2 and the bin-reachability question in §4) and are flagged, not silently corrected.</w:t>
+        <w:t>doc/ASSUMPTIONS.md — every assumption annotated with its actual, checked outcome. Several assumptions did not hold as stated (notably the world-file identity question in §2 and the bin-reachability question in §4) and are flagged, not silently corrected.</w:t>
       </w:r>
     </w:p>
     <w:p>
@@ -3514,7 +3127,7 @@
         <w:spacing w:after="120" w:before="320"/>
       </w:pPr>
       <w:r>
-        <w:t xml:space="preserve">02. World identification</w:t>
+        <w:t>02. World identification</w:t>
       </w:r>
     </w:p>
     <w:p>
@@ -3522,14 +3135,7 @@
         <w:spacing w:after="100"/>
       </w:pPr>
       <w:r>
-        <w:rPr>
-          <w:b w:val="false"/>
-          <w:bCs w:val="false"/>
-          <w:i/>
-          <w:iCs/>
-          <w:color w:val="4B5B57"/>
-        </w:rPr>
-        <w:t xml:space="preserve">Part 2 — confirm which world file is the real target and hash it for reproducibility.</w:t>
+        <w:t>Part 2 — confirm which world file is the real target and hash it for reproducibility.</w:t>
       </w:r>
     </w:p>
     <w:p>
@@ -3537,14 +3143,7 @@
         <w:spacing w:after="40" w:before="100"/>
       </w:pPr>
       <w:r>
-        <w:rPr>
-          <w:b/>
-          <w:bCs/>
-          <w:color w:val="146356"/>
-          <w:sz w:val="18"/>
-          <w:szCs w:val="18"/>
-        </w:rPr>
-        <w:t xml:space="preserve">PROCEDURE</w:t>
+        <w:t>PROCEDURE</w:t>
       </w:r>
     </w:p>
     <w:p>
@@ -3552,24 +3151,7 @@
         <w:spacing w:after="100"/>
       </w:pPr>
       <w:r>
-        <w:rPr>
-          <w:rFonts w:ascii="Consolas" w:cs="Consolas" w:eastAsia="Consolas" w:hAnsi="Consolas"/>
-          <w:b w:val="false"/>
-          <w:bCs w:val="false"/>
-          <w:i w:val="false"/>
-          <w:iCs w:val="false"/>
-          <w:color w:val="0E4A40"/>
-        </w:rPr>
-        <w:t xml:space="preserve">real_table.sdf</w:t>
-      </w:r>
-      <w:r>
-        <w:rPr>
-          <w:b w:val="false"/>
-          <w:bCs w:val="false"/>
-          <w:i w:val="false"/>
-          <w:iCs w:val="false"/>
-        </w:rPr>
-        <w:t xml:space="preserve"> confirmed as the target: the world that already reproduces the physical bench (measured tabletop, four ArUco tags, table camera) from a prior related project, extended here with the fourth object and its bin rather than started from scratch.</w:t>
+        <w:t>real_table.sdf confirmed as the target: the world that already reproduces the physical bench (measured tabletop, four ArUco tags, table camera) from a prior related project, extended here with the fourth object and its bin rather than started from scratch.</w:t>
       </w:r>
     </w:p>
     <w:p>
@@ -3577,14 +3159,7 @@
         <w:spacing w:after="40" w:before="100"/>
       </w:pPr>
       <w:r>
-        <w:rPr>
-          <w:b/>
-          <w:bCs/>
-          <w:color w:val="8A5A12"/>
-          <w:sz w:val="18"/>
-          <w:szCs w:val="18"/>
-        </w:rPr>
-        <w:t xml:space="preserve">VERIFY</w:t>
+        <w:t>VERIFY</w:t>
       </w:r>
     </w:p>
     <w:p>
@@ -3592,13 +3167,7 @@
         <w:spacing w:after="100"/>
       </w:pPr>
       <w:r>
-        <w:rPr>
-          <w:b w:val="false"/>
-          <w:bCs w:val="false"/>
-          <w:i w:val="false"/>
-          <w:iCs w:val="false"/>
-        </w:rPr>
-        <w:t xml:space="preserve">sha256sum mycobot_description/worlds/real_table.sdf</w:t>
+        <w:t>sha256sum mycobot_description/worlds/real_table.sdf</w:t>
       </w:r>
     </w:p>
     <w:p>
@@ -3606,33 +3175,7 @@
         <w:spacing w:after="100"/>
       </w:pPr>
       <w:r>
-        <w:rPr>
-          <w:b w:val="false"/>
-          <w:bCs w:val="false"/>
-          <w:i w:val="false"/>
-          <w:iCs w:val="false"/>
-        </w:rPr>
-        <w:t xml:space="preserve">Recorded in </w:t>
-      </w:r>
-      <w:r>
-        <w:rPr>
-          <w:rFonts w:ascii="Consolas" w:cs="Consolas" w:eastAsia="Consolas" w:hAnsi="Consolas"/>
-          <w:b w:val="false"/>
-          <w:bCs w:val="false"/>
-          <w:i w:val="false"/>
-          <w:iCs w:val="false"/>
-          <w:color w:val="0E4A40"/>
-        </w:rPr>
-        <w:t xml:space="preserve">doc/WORLD_SELECTION.md</w:t>
-      </w:r>
-      <w:r>
-        <w:rPr>
-          <w:b w:val="false"/>
-          <w:bCs w:val="false"/>
-          <w:i w:val="false"/>
-          <w:iCs w:val="false"/>
-        </w:rPr>
-        <w:t xml:space="preserve">. Caveat stated in the same file: the world file was subsequently edited to add three objects and three bins (§4, §15) and, at the time of writing, those edits are uncommitted in the shared team repository — the recorded hash will not match a fresh clone until that commit lands.</w:t>
+        <w:t>Recorded in doc/WORLD_SELECTION.md. Caveat stated in the same file: the world file was subsequently edited to add three objects and three bins (§4, §15) and, at the time of writing, those edits are uncommitted in the shared team repository — the recorded hash will not match a fresh clone until that commit lands.</w:t>
       </w:r>
     </w:p>
     <w:p>
@@ -3641,7 +3184,7 @@
         <w:spacing w:after="120" w:before="320"/>
       </w:pPr>
       <w:r>
-        <w:t xml:space="preserve">03. Grasp decision gate</w:t>
+        <w:t>03. Grasp decision gate</w:t>
       </w:r>
     </w:p>
     <w:p>
@@ -3649,14 +3192,7 @@
         <w:spacing w:after="100"/>
       </w:pPr>
       <w:r>
-        <w:rPr>
-          <w:b w:val="false"/>
-          <w:bCs w:val="false"/>
-          <w:i/>
-          <w:iCs/>
-          <w:color w:val="4B5B57"/>
-        </w:rPr>
-        <w:t xml:space="preserve">Part 3 — one bounded attempt at a real physical grasp; escalate, don't iterate, past the cap.</w:t>
+        <w:t>Part 3 — one bounded attempt at a real physical grasp; escalate, don't iterate, past the cap.</w:t>
       </w:r>
     </w:p>
     <w:p>
@@ -3664,14 +3200,7 @@
         <w:spacing w:after="40" w:before="100"/>
       </w:pPr>
       <w:r>
-        <w:rPr>
-          <w:b/>
-          <w:bCs/>
-          <w:color w:val="146356"/>
-          <w:sz w:val="18"/>
-          <w:szCs w:val="18"/>
-        </w:rPr>
-        <w:t xml:space="preserve">PROCEDURE</w:t>
+        <w:t>PROCEDURE</w:t>
       </w:r>
     </w:p>
     <w:p>
@@ -3679,33 +3208,7 @@
         <w:spacing w:after="100"/>
       </w:pPr>
       <w:r>
-        <w:rPr>
-          <w:b w:val="false"/>
-          <w:bCs w:val="false"/>
-          <w:i w:val="false"/>
-          <w:iCs w:val="false"/>
-        </w:rPr>
-        <w:t xml:space="preserve">The reference pipeline's grasp mechanism was checked both statically (reading its own implementation) and at runtime, twice, live. Two bounded attempts to lift </w:t>
-      </w:r>
-      <w:r>
-        <w:rPr>
-          <w:rFonts w:ascii="Consolas" w:cs="Consolas" w:eastAsia="Consolas" w:hAnsi="Consolas"/>
-          <w:b w:val="false"/>
-          <w:bCs w:val="false"/>
-          <w:i w:val="false"/>
-          <w:iCs w:val="false"/>
-          <w:color w:val="0E4A40"/>
-        </w:rPr>
-        <w:t xml:space="preserve">red_cube</w:t>
-      </w:r>
-      <w:r>
-        <w:rPr>
-          <w:b w:val="false"/>
-          <w:bCs w:val="false"/>
-          <w:i w:val="false"/>
-          <w:iCs w:val="false"/>
-        </w:rPr>
-        <w:t xml:space="preserve"> both failed, for a timing reason diagnosed as unrelated to whether the mechanism itself is physical.</w:t>
+        <w:t>The reference pipeline's grasp mechanism was checked both statically (reading its own implementation) and at runtime, twice, live. Two bounded attempts to lift red_cube both failed, for a timing reason diagnosed as unrelated to whether the mechanism itself is physical.</w:t>
       </w:r>
     </w:p>
     <w:p>
@@ -3713,14 +3216,7 @@
         <w:spacing w:after="40" w:before="100"/>
       </w:pPr>
       <w:r>
-        <w:rPr>
-          <w:b/>
-          <w:bCs/>
-          <w:color w:val="8A5A12"/>
-          <w:sz w:val="18"/>
-          <w:szCs w:val="18"/>
-        </w:rPr>
-        <w:t xml:space="preserve">VERIFY</w:t>
+        <w:t>VERIFY</w:t>
       </w:r>
     </w:p>
     <w:p>
@@ -3728,24 +3224,7 @@
         <w:spacing w:after="100"/>
       </w:pPr>
       <w:r>
-        <w:rPr>
-          <w:rFonts w:ascii="Consolas" w:cs="Consolas" w:eastAsia="Consolas" w:hAnsi="Consolas"/>
-          <w:b w:val="false"/>
-          <w:bCs w:val="false"/>
-          <w:i w:val="false"/>
-          <w:iCs w:val="false"/>
-          <w:color w:val="0E4A40"/>
-        </w:rPr>
-        <w:t xml:space="preserve">doc/GRASP_DECISION.md</w:t>
-      </w:r>
-      <w:r>
-        <w:rPr>
-          <w:b w:val="false"/>
-          <w:bCs w:val="false"/>
-          <w:i w:val="false"/>
-          <w:iCs w:val="false"/>
-        </w:rPr>
-        <w:t xml:space="preserve">, CSV evidence attached. Per the specification's own decision table ("cannot be made to work within one day → keep the weld; report exactly where it stopped"), this is exactly that row: A8 (simulated attachment) is the adopted floor on that memory-constrained machine, and the physical-grasp question is escalated to the robotics team rather than iterated on further here (Appendix B item 2).</w:t>
+        <w:t>doc/GRASP_DECISION.md, CSV evidence attached. Per the specification's own decision table ("cannot be made to work within one day → keep the weld; report exactly where it stopped"), this is exactly that row: A8 (simulated attachment) is the adopted floor on that memory-constrained machine, and the physical-grasp question is escalated to the robotics team rather than iterated on further here (Appendix B item 2).</w:t>
       </w:r>
     </w:p>
     <w:p>
@@ -3754,7 +3233,7 @@
         <w:spacing w:after="120" w:before="320"/>
       </w:pPr>
       <w:r>
-        <w:t xml:space="preserve">04. Object &amp; bin manifest</w:t>
+        <w:t>04. Object &amp; bin manifest</w:t>
       </w:r>
     </w:p>
     <w:p>
@@ -3762,14 +3241,7 @@
         <w:spacing w:after="100"/>
       </w:pPr>
       <w:r>
-        <w:rPr>
-          <w:b w:val="false"/>
-          <w:bCs w:val="false"/>
-          <w:i/>
-          <w:iCs/>
-          <w:color w:val="4B5B57"/>
-        </w:rPr>
-        <w:t xml:space="preserve">Part 4 — four objects, four bins, geometry traced to the real world file, not the spec's placeholders.</w:t>
+        <w:t>Part 4 — four objects, four bins, geometry traced to the real world file, not the spec's placeholders.</w:t>
       </w:r>
     </w:p>
     <w:p>
@@ -3777,14 +3249,7 @@
         <w:spacing w:after="40" w:before="100"/>
       </w:pPr>
       <w:r>
-        <w:rPr>
-          <w:b/>
-          <w:bCs/>
-          <w:color w:val="146356"/>
-          <w:sz w:val="18"/>
-          <w:szCs w:val="18"/>
-        </w:rPr>
-        <w:t xml:space="preserve">PROCEDURE</w:t>
+        <w:t>PROCEDURE</w:t>
       </w:r>
     </w:p>
     <w:p>
@@ -3792,124 +3257,7 @@
         <w:spacing w:after="100"/>
       </w:pPr>
       <w:r>
-        <w:rPr>
-          <w:rFonts w:ascii="Consolas" w:cs="Consolas" w:eastAsia="Consolas" w:hAnsi="Consolas"/>
-          <w:b w:val="false"/>
-          <w:bCs w:val="false"/>
-          <w:i w:val="false"/>
-          <w:iCs w:val="false"/>
-          <w:color w:val="0E4A40"/>
-        </w:rPr>
-        <w:t xml:space="preserve">red_cube</w:t>
-      </w:r>
-      <w:r>
-        <w:rPr>
-          <w:b w:val="false"/>
-          <w:bCs w:val="false"/>
-          <w:i w:val="false"/>
-          <w:iCs w:val="false"/>
-        </w:rPr>
-        <w:t xml:space="preserve">, </w:t>
-      </w:r>
-      <w:r>
-        <w:rPr>
-          <w:rFonts w:ascii="Consolas" w:cs="Consolas" w:eastAsia="Consolas" w:hAnsi="Consolas"/>
-          <w:b w:val="false"/>
-          <w:bCs w:val="false"/>
-          <w:i w:val="false"/>
-          <w:iCs w:val="false"/>
-          <w:color w:val="0E4A40"/>
-        </w:rPr>
-        <w:t xml:space="preserve">blue_cube</w:t>
-      </w:r>
-      <w:r>
-        <w:rPr>
-          <w:b w:val="false"/>
-          <w:bCs w:val="false"/>
-          <w:i w:val="false"/>
-          <w:iCs w:val="false"/>
-        </w:rPr>
-        <w:t xml:space="preserve">, </w:t>
-      </w:r>
-      <w:r>
-        <w:rPr>
-          <w:rFonts w:ascii="Consolas" w:cs="Consolas" w:eastAsia="Consolas" w:hAnsi="Consolas"/>
-          <w:b w:val="false"/>
-          <w:bCs w:val="false"/>
-          <w:i w:val="false"/>
-          <w:iCs w:val="false"/>
-          <w:color w:val="0E4A40"/>
-        </w:rPr>
-        <w:t xml:space="preserve">green_cylinder</w:t>
-      </w:r>
-      <w:r>
-        <w:rPr>
-          <w:b w:val="false"/>
-          <w:bCs w:val="false"/>
-          <w:i w:val="false"/>
-          <w:iCs w:val="false"/>
-        </w:rPr>
-        <w:t xml:space="preserve">, </w:t>
-      </w:r>
-      <w:r>
-        <w:rPr>
-          <w:rFonts w:ascii="Consolas" w:cs="Consolas" w:eastAsia="Consolas" w:hAnsi="Consolas"/>
-          <w:b w:val="false"/>
-          <w:bCs w:val="false"/>
-          <w:i w:val="false"/>
-          <w:iCs w:val="false"/>
-          <w:color w:val="0E4A40"/>
-        </w:rPr>
-        <w:t xml:space="preserve">yellow_box</w:t>
-      </w:r>
-      <w:r>
-        <w:rPr>
-          <w:b w:val="false"/>
-          <w:bCs w:val="false"/>
-          <w:i w:val="false"/>
-          <w:iCs w:val="false"/>
-        </w:rPr>
-        <w:t xml:space="preserve"> and their four matching bins, added to </w:t>
-      </w:r>
-      <w:r>
-        <w:rPr>
-          <w:rFonts w:ascii="Consolas" w:cs="Consolas" w:eastAsia="Consolas" w:hAnsi="Consolas"/>
-          <w:b w:val="false"/>
-          <w:bCs w:val="false"/>
-          <w:i w:val="false"/>
-          <w:iCs w:val="false"/>
-          <w:color w:val="0E4A40"/>
-        </w:rPr>
-        <w:t xml:space="preserve">real_table.sdf</w:t>
-      </w:r>
-      <w:r>
-        <w:rPr>
-          <w:b w:val="false"/>
-          <w:bCs w:val="false"/>
-          <w:i w:val="false"/>
-          <w:iCs w:val="false"/>
-        </w:rPr>
-        <w:t xml:space="preserve"> and extracted into </w:t>
-      </w:r>
-      <w:r>
-        <w:rPr>
-          <w:rFonts w:ascii="Consolas" w:cs="Consolas" w:eastAsia="Consolas" w:hAnsi="Consolas"/>
-          <w:b w:val="false"/>
-          <w:bCs w:val="false"/>
-          <w:i w:val="false"/>
-          <w:iCs w:val="false"/>
-          <w:color w:val="0E4A40"/>
-        </w:rPr>
-        <w:t xml:space="preserve">config/objects.yaml</w:t>
-      </w:r>
-      <w:r>
-        <w:rPr>
-          <w:b w:val="false"/>
-          <w:bCs w:val="false"/>
-          <w:i w:val="false"/>
-          <w:iCs w:val="false"/>
-        </w:rPr>
-        <w:t xml:space="preserve"> from the SDF's own committed values (mass, size, friction, pose) — never copied from the specification's illustrative numbers.</w:t>
+        <w:t>red_cube, blue_cube, green_cylinder, yellow_box and their four matching bins, added to real_table.sdf and extracted into config/objects.yaml from the SDF's own committed values (mass, size, friction, pose) — never copied from the specification's illustrative numbers.</w:t>
       </w:r>
     </w:p>
     <w:p>
@@ -3917,14 +3265,7 @@
         <w:spacing w:after="40" w:before="100"/>
       </w:pPr>
       <w:r>
-        <w:rPr>
-          <w:b/>
-          <w:bCs/>
-          <w:color w:val="8A5A12"/>
-          <w:sz w:val="18"/>
-          <w:szCs w:val="18"/>
-        </w:rPr>
-        <w:t xml:space="preserve">VERIFY</w:t>
+        <w:t>VERIFY</w:t>
       </w:r>
     </w:p>
     <w:p>
@@ -3932,13 +3273,7 @@
         <w:spacing w:after="100"/>
       </w:pPr>
       <w:r>
-        <w:rPr>
-          <w:b w:val="false"/>
-          <w:bCs w:val="false"/>
-          <w:i w:val="false"/>
-          <w:iCs w:val="false"/>
-        </w:rPr>
-        <w:t xml:space="preserve">python3 scripts/validate_objects.py</w:t>
+        <w:t>python3 scripts/validate_objects.py</w:t>
       </w:r>
     </w:p>
     <w:p>
@@ -3946,33 +3281,7 @@
         <w:spacing w:after="100"/>
       </w:pPr>
       <w:r>
-        <w:rPr>
-          <w:b w:val="false"/>
-          <w:bCs w:val="false"/>
-          <w:i w:val="false"/>
-          <w:iCs w:val="false"/>
-        </w:rPr>
-        <w:t xml:space="preserve">Exits 0. Cross-checked in </w:t>
-      </w:r>
-      <w:r>
-        <w:rPr>
-          <w:rFonts w:ascii="Consolas" w:cs="Consolas" w:eastAsia="Consolas" w:hAnsi="Consolas"/>
-          <w:b w:val="false"/>
-          <w:bCs w:val="false"/>
-          <w:i w:val="false"/>
-          <w:iCs w:val="false"/>
-          <w:color w:val="0E4A40"/>
-        </w:rPr>
-        <w:t xml:space="preserve">doc/OBJECTS_MANIFEST.md</w:t>
-      </w:r>
-      <w:r>
-        <w:rPr>
-          <w:b w:val="false"/>
-          <w:bCs w:val="false"/>
-          <w:i w:val="false"/>
-          <w:iCs w:val="false"/>
-        </w:rPr>
-        <w:t xml:space="preserve"> against the raw SDF text.</w:t>
+        <w:t>Exits 0. Cross-checked in doc/OBJECTS_MANIFEST.md against the raw SDF text.</w:t>
       </w:r>
     </w:p>
     <w:p>
@@ -3985,53 +3294,7 @@
         <w:ind w:left="200"/>
       </w:pPr>
       <w:r>
-        <w:rPr>
-          <w:b w:val="false"/>
-          <w:bCs w:val="false"/>
-          <w:i w:val="false"/>
-          <w:iCs w:val="false"/>
-        </w:rPr>
-        <w:t xml:space="preserve">Bug found and fixed: the specification's suggested positions for the blue, green, and yellow bins (radius 0.343–0.371 m from the base) were confirmed unreachable on any IK branch, at any height, by direct offline solving — not a near-miss, a hard boundary violation. Repositioned to r≈0.241 m, matching </w:t>
-      </w:r>
-      <w:r>
-        <w:rPr>
-          <w:rFonts w:ascii="Consolas" w:cs="Consolas" w:eastAsia="Consolas" w:hAnsi="Consolas"/>
-          <w:b w:val="false"/>
-          <w:bCs w:val="false"/>
-          <w:i w:val="false"/>
-          <w:iCs w:val="false"/>
-          <w:color w:val="0E4A40"/>
-        </w:rPr>
-        <w:t xml:space="preserve">red_bin</w:t>
-      </w:r>
-      <w:r>
-        <w:rPr>
-          <w:b w:val="false"/>
-          <w:bCs w:val="false"/>
-          <w:i w:val="false"/>
-          <w:iCs w:val="false"/>
-        </w:rPr>
-        <w:t xml:space="preserve">'s own already-proven-reachable radius. Full numeric evidence in </w:t>
-      </w:r>
-      <w:r>
-        <w:rPr>
-          <w:rFonts w:ascii="Consolas" w:cs="Consolas" w:eastAsia="Consolas" w:hAnsi="Consolas"/>
-          <w:b w:val="false"/>
-          <w:bCs w:val="false"/>
-          <w:i w:val="false"/>
-          <w:iCs w:val="false"/>
-          <w:color w:val="0E4A40"/>
-        </w:rPr>
-        <w:t xml:space="preserve">doc/BIN_REPOSITIONING.md</w:t>
-      </w:r>
-      <w:r>
-        <w:rPr>
-          <w:b w:val="false"/>
-          <w:bCs w:val="false"/>
-          <w:i w:val="false"/>
-          <w:iCs w:val="false"/>
-        </w:rPr>
-        <w:t xml:space="preserve">; escalated to the robotics team as Appendix B item 4 in case a dynamic-bin assumption elsewhere depends on the original placement.</w:t>
+        <w:t>Bug found and fixed: the specification's suggested positions for the blue, green, and yellow bins (radius 0.343–0.371 m from the base) were confirmed unreachable on any IK branch, at any height, by direct offline solving — not a near-miss, a hard boundary violation. Repositioned to r≈0.241 m, matching red_bin's own already-proven-reachable radius. Full numeric evidence in doc/BIN_REPOSITIONING.md; escalated to the robotics team as Appendix B item 4 in case a dynamic-bin assumption elsewhere depends on the original placement.</w:t>
       </w:r>
     </w:p>
     <w:p>
@@ -4040,7 +3303,7 @@
         <w:spacing w:after="120" w:before="320"/>
       </w:pPr>
       <w:r>
-        <w:t xml:space="preserve">05. Task definition</w:t>
+        <w:t>05. Task definition</w:t>
       </w:r>
     </w:p>
     <w:p>
@@ -4048,14 +3311,7 @@
         <w:spacing w:after="100"/>
       </w:pPr>
       <w:r>
-        <w:rPr>
-          <w:b w:val="false"/>
-          <w:bCs w:val="false"/>
-          <w:i/>
-          <w:iCs/>
-          <w:color w:val="4B5B57"/>
-        </w:rPr>
-        <w:t xml:space="preserve">Part 5 — four instructions, generated from the object/bin data, load-bearing language.</w:t>
+        <w:t>Part 5 — four instructions, generated from the object/bin data, load-bearing language.</w:t>
       </w:r>
     </w:p>
     <w:p>
@@ -4063,14 +3319,7 @@
         <w:spacing w:after="40" w:before="100"/>
       </w:pPr>
       <w:r>
-        <w:rPr>
-          <w:b/>
-          <w:bCs/>
-          <w:color w:val="146356"/>
-          <w:sz w:val="18"/>
-          <w:szCs w:val="18"/>
-        </w:rPr>
-        <w:t xml:space="preserve">PROCEDURE</w:t>
+        <w:t>PROCEDURE</w:t>
       </w:r>
     </w:p>
     <w:p>
@@ -4078,24 +3327,7 @@
         <w:spacing w:after="100"/>
       </w:pPr>
       <w:r>
-        <w:rPr>
-          <w:rFonts w:ascii="Consolas" w:cs="Consolas" w:eastAsia="Consolas" w:hAnsi="Consolas"/>
-          <w:b w:val="false"/>
-          <w:bCs w:val="false"/>
-          <w:i w:val="false"/>
-          <w:iCs w:val="false"/>
-          <w:color w:val="0E4A40"/>
-        </w:rPr>
-        <w:t xml:space="preserve">config/tasks.jsonl</w:t>
-      </w:r>
-      <w:r>
-        <w:rPr>
-          <w:b w:val="false"/>
-          <w:bCs w:val="false"/>
-          <w:i w:val="false"/>
-          <w:iCs w:val="false"/>
-        </w:rPr>
-        <w:t xml:space="preserve"> generated programmatically from the object/bin manifest (§4), one instruction per target object, so the language and the geometry can never drift apart.</w:t>
+        <w:t>config/tasks.jsonl generated programmatically from the object/bin manifest (§4), one instruction per target object, so the language and the geometry can never drift apart.</w:t>
       </w:r>
     </w:p>
     <w:p>
@@ -4103,14 +3335,7 @@
         <w:spacing w:after="40" w:before="100"/>
       </w:pPr>
       <w:r>
-        <w:rPr>
-          <w:b/>
-          <w:bCs/>
-          <w:color w:val="8A5A12"/>
-          <w:sz w:val="18"/>
-          <w:szCs w:val="18"/>
-        </w:rPr>
-        <w:t xml:space="preserve">VERIFY</w:t>
+        <w:t>VERIFY</w:t>
       </w:r>
     </w:p>
     <w:p>
@@ -4118,13 +3343,7 @@
         <w:spacing w:after="100"/>
       </w:pPr>
       <w:r>
-        <w:rPr>
-          <w:b w:val="false"/>
-          <w:bCs w:val="false"/>
-          <w:i w:val="false"/>
-          <w:iCs w:val="false"/>
-        </w:rPr>
-        <w:t xml:space="preserve">wc -l config/tasks.jsonl # 4</w:t>
+        <w:t>wc -l config/tasks.jsonl # 4</w:t>
       </w:r>
     </w:p>
     <w:p>
@@ -4132,33 +3351,7 @@
         <w:spacing w:after="100"/>
       </w:pPr>
       <w:r>
-        <w:rPr>
-          <w:b w:val="false"/>
-          <w:bCs w:val="false"/>
-          <w:i w:val="false"/>
-          <w:iCs w:val="false"/>
-        </w:rPr>
-        <w:t xml:space="preserve">Confirmed by </w:t>
-      </w:r>
-      <w:r>
-        <w:rPr>
-          <w:rFonts w:ascii="Consolas" w:cs="Consolas" w:eastAsia="Consolas" w:hAnsi="Consolas"/>
-          <w:b w:val="false"/>
-          <w:bCs w:val="false"/>
-          <w:i w:val="false"/>
-          <w:iCs w:val="false"/>
-          <w:color w:val="0E4A40"/>
-        </w:rPr>
-        <w:t xml:space="preserve">preflight.sh</w:t>
-      </w:r>
-      <w:r>
-        <w:rPr>
-          <w:b w:val="false"/>
-          <w:bCs w:val="false"/>
-          <w:i w:val="false"/>
-          <w:iCs w:val="false"/>
-        </w:rPr>
-        <w:t xml:space="preserve">'s own check.</w:t>
+        <w:t>Confirmed by preflight.sh's own check.</w:t>
       </w:r>
     </w:p>
     <w:p>
@@ -4167,7 +3360,7 @@
         <w:spacing w:after="120" w:before="320"/>
       </w:pPr>
       <w:r>
-        <w:t xml:space="preserve">06. Reachability sweep &amp; episode matrix</w:t>
+        <w:t>06. Reachability sweep &amp; episode matrix</w:t>
       </w:r>
     </w:p>
     <w:p>
@@ -4175,14 +3368,7 @@
         <w:spacing w:after="100"/>
       </w:pPr>
       <w:r>
-        <w:rPr>
-          <w:b w:val="false"/>
-          <w:bCs w:val="false"/>
-          <w:i/>
-          <w:iCs/>
-          <w:color w:val="4B5B57"/>
-        </w:rPr>
-        <w:t xml:space="preserve">Part 6 — which (x, y) positions are actually reachable, and 60 valid episode layouts built from that envelope.</w:t>
+        <w:t>Part 6 — which (x, y) positions are actually reachable, and 60 valid episode layouts built from that envelope.</w:t>
       </w:r>
     </w:p>
     <w:p>
@@ -4190,14 +3376,7 @@
         <w:spacing w:after="40" w:before="100"/>
       </w:pPr>
       <w:r>
-        <w:rPr>
-          <w:b/>
-          <w:bCs/>
-          <w:color w:val="146356"/>
-          <w:sz w:val="18"/>
-          <w:szCs w:val="18"/>
-        </w:rPr>
-        <w:t xml:space="preserve">PROCEDURE</w:t>
+        <w:t>PROCEDURE</w:t>
       </w:r>
     </w:p>
     <w:p>
@@ -4205,153 +3384,7 @@
         <w:spacing w:after="100"/>
       </w:pPr>
       <w:r>
-        <w:rPr>
-          <w:b w:val="false"/>
-          <w:bCs w:val="false"/>
-          <w:i w:val="false"/>
-          <w:iCs w:val="false"/>
-        </w:rPr>
-        <w:t xml:space="preserve">The specification's own sketch (</w:t>
-      </w:r>
-      <w:r>
-        <w:rPr>
-          <w:rFonts w:ascii="Consolas" w:cs="Consolas" w:eastAsia="Consolas" w:hAnsi="Consolas"/>
-          <w:b w:val="false"/>
-          <w:bCs w:val="false"/>
-          <w:i w:val="false"/>
-          <w:iCs w:val="false"/>
-          <w:color w:val="0E4A40"/>
-        </w:rPr>
-        <w:t xml:space="preserve">moveit_py</w:t>
-      </w:r>
-      <w:r>
-        <w:rPr>
-          <w:b w:val="false"/>
-          <w:bCs w:val="false"/>
-          <w:i w:val="false"/>
-          <w:iCs w:val="false"/>
-        </w:rPr>
-        <w:t xml:space="preserve"> + robot model, no physics stepping) was deliberately replaced with pure analytical IK (</w:t>
-      </w:r>
-      <w:r>
-        <w:rPr>
-          <w:rFonts w:ascii="Consolas" w:cs="Consolas" w:eastAsia="Consolas" w:hAnsi="Consolas"/>
-          <w:b w:val="false"/>
-          <w:bCs w:val="false"/>
-          <w:i w:val="false"/>
-          <w:iCs w:val="false"/>
-          <w:color w:val="0E4A40"/>
-        </w:rPr>
-        <w:t xml:space="preserve">scripts/mycobot_ik.py</w:t>
-      </w:r>
-      <w:r>
-        <w:rPr>
-          <w:b w:val="false"/>
-          <w:bCs w:val="false"/>
-          <w:i w:val="false"/>
-          <w:iCs w:val="false"/>
-        </w:rPr>
-        <w:t xml:space="preserve">, numpy-only, no </w:t>
-      </w:r>
-      <w:r>
-        <w:rPr>
-          <w:rFonts w:ascii="Consolas" w:cs="Consolas" w:eastAsia="Consolas" w:hAnsi="Consolas"/>
-          <w:b w:val="false"/>
-          <w:bCs w:val="false"/>
-          <w:i w:val="false"/>
-          <w:iCs w:val="false"/>
-          <w:color w:val="0E4A40"/>
-        </w:rPr>
-        <w:t xml:space="preserve">rclpy</w:t>
-      </w:r>
-      <w:r>
-        <w:rPr>
-          <w:b w:val="false"/>
-          <w:bCs w:val="false"/>
-          <w:i w:val="false"/>
-          <w:iCs w:val="false"/>
-        </w:rPr>
-        <w:t xml:space="preserve">, no simulator) — the same substitution this project's predecessor already had to make after finding </w:t>
-      </w:r>
-      <w:r>
-        <w:rPr>
-          <w:rFonts w:ascii="Consolas" w:cs="Consolas" w:eastAsia="Consolas" w:hAnsi="Consolas"/>
-          <w:b w:val="false"/>
-          <w:bCs w:val="false"/>
-          <w:i w:val="false"/>
-          <w:iCs w:val="false"/>
-          <w:color w:val="0E4A40"/>
-        </w:rPr>
-        <w:t xml:space="preserve">moveit_py</w:t>
-      </w:r>
-      <w:r>
-        <w:rPr>
-          <w:b w:val="false"/>
-          <w:bCs w:val="false"/>
-          <w:i w:val="false"/>
-          <w:iCs w:val="false"/>
-        </w:rPr>
-        <w:t xml:space="preserve"> cannot share a process with a plain </w:t>
-      </w:r>
-      <w:r>
-        <w:rPr>
-          <w:rFonts w:ascii="Consolas" w:cs="Consolas" w:eastAsia="Consolas" w:hAnsi="Consolas"/>
-          <w:b w:val="false"/>
-          <w:bCs w:val="false"/>
-          <w:i w:val="false"/>
-          <w:iCs w:val="false"/>
-          <w:color w:val="0E4A40"/>
-        </w:rPr>
-        <w:t xml:space="preserve">rclpy</w:t>
-      </w:r>
-      <w:r>
-        <w:rPr>
-          <w:b w:val="false"/>
-          <w:bCs w:val="false"/>
-          <w:i w:val="false"/>
-          <w:iCs w:val="false"/>
-        </w:rPr>
-        <w:t xml:space="preserve"> node (§bugs-upstream). The sweep's usable rectangle (</w:t>
-      </w:r>
-      <w:r>
-        <w:rPr>
-          <w:rFonts w:ascii="Consolas" w:cs="Consolas" w:eastAsia="Consolas" w:hAnsi="Consolas"/>
-          <w:b w:val="false"/>
-          <w:bCs w:val="false"/>
-          <w:i w:val="false"/>
-          <w:iCs w:val="false"/>
-          <w:color w:val="0E4A40"/>
-        </w:rPr>
-        <w:t xml:space="preserve">config/safe_rect.txt</w:t>
-      </w:r>
-      <w:r>
-        <w:rPr>
-          <w:b w:val="false"/>
-          <w:bCs w:val="false"/>
-          <w:i w:val="false"/>
-          <w:iCs w:val="false"/>
-        </w:rPr>
-        <w:t xml:space="preserve">) fed </w:t>
-      </w:r>
-      <w:r>
-        <w:rPr>
-          <w:rFonts w:ascii="Consolas" w:cs="Consolas" w:eastAsia="Consolas" w:hAnsi="Consolas"/>
-          <w:b w:val="false"/>
-          <w:bCs w:val="false"/>
-          <w:i w:val="false"/>
-          <w:iCs w:val="false"/>
-          <w:color w:val="0E4A40"/>
-        </w:rPr>
-        <w:t xml:space="preserve">scripts/make_matrix.py</w:t>
-      </w:r>
-      <w:r>
-        <w:rPr>
-          <w:b w:val="false"/>
-          <w:bCs w:val="false"/>
-          <w:i w:val="false"/>
-          <w:iCs w:val="false"/>
-        </w:rPr>
-        <w:t xml:space="preserve">, which built the 60-row episode matrix with distractor placement and camera/split assignment.</w:t>
+        <w:t>The specification's own sketch (moveit_py + robot model, no physics stepping) was deliberately replaced with pure analytical IK (scripts/mycobot_ik.py, numpy-only, no rclpy, no simulator) — the same substitution this project's predecessor already had to make after finding moveit_py cannot share a process with a plain rclpy node (§bugs-upstream). The sweep's usable rectangle (config/safe_rect.txt) fed scripts/make_matrix.py, which built the 60-row episode matrix with distractor placement and camera/split assignment.</w:t>
       </w:r>
     </w:p>
     <w:p>
@@ -4359,14 +3392,7 @@
         <w:spacing w:after="40" w:before="100"/>
       </w:pPr>
       <w:r>
-        <w:rPr>
-          <w:b/>
-          <w:bCs/>
-          <w:color w:val="8A5A12"/>
-          <w:sz w:val="18"/>
-          <w:szCs w:val="18"/>
-        </w:rPr>
-        <w:t xml:space="preserve">VERIFY</w:t>
+        <w:t>VERIFY</w:t>
       </w:r>
     </w:p>
     <w:p>
@@ -4374,13 +3400,7 @@
         <w:spacing w:after="100"/>
       </w:pPr>
       <w:r>
-        <w:rPr>
-          <w:b w:val="false"/>
-          <w:bCs w:val="false"/>
-          <w:i w:val="false"/>
-          <w:iCs w:val="false"/>
-        </w:rPr>
-        <w:t xml:space="preserve">bash -c '[ $(($(wc -l &lt; config/episode_matrix.csv)-1)) -eq 60 ]'</w:t>
+        <w:t>bash -c '[ $(($(wc -l &lt; config/episode_matrix.csv)-1)) -eq 60 ]'</w:t>
       </w:r>
     </w:p>
     <w:p>
@@ -4388,93 +3408,7 @@
         <w:spacing w:after="100"/>
       </w:pPr>
       <w:r>
-        <w:rPr>
-          <w:b w:val="false"/>
-          <w:bCs w:val="false"/>
-          <w:i w:val="false"/>
-          <w:iCs w:val="false"/>
-        </w:rPr>
-        <w:t xml:space="preserve">60 rows, confirmed by </w:t>
-      </w:r>
-      <w:r>
-        <w:rPr>
-          <w:rFonts w:ascii="Consolas" w:cs="Consolas" w:eastAsia="Consolas" w:hAnsi="Consolas"/>
-          <w:b w:val="false"/>
-          <w:bCs w:val="false"/>
-          <w:i w:val="false"/>
-          <w:iCs w:val="false"/>
-          <w:color w:val="0E4A40"/>
-        </w:rPr>
-        <w:t xml:space="preserve">preflight.sh</w:t>
-      </w:r>
-      <w:r>
-        <w:rPr>
-          <w:b w:val="false"/>
-          <w:bCs w:val="false"/>
-          <w:i w:val="false"/>
-          <w:iCs w:val="false"/>
-        </w:rPr>
-        <w:t xml:space="preserve">. </w:t>
-      </w:r>
-      <w:r>
-        <w:rPr>
-          <w:rFonts w:ascii="Consolas" w:cs="Consolas" w:eastAsia="Consolas" w:hAnsi="Consolas"/>
-          <w:b w:val="false"/>
-          <w:bCs w:val="false"/>
-          <w:i w:val="false"/>
-          <w:iCs w:val="false"/>
-          <w:color w:val="0E4A40"/>
-        </w:rPr>
-        <w:t xml:space="preserve">synth_camera_right</w:t>
-      </w:r>
-      <w:r>
-        <w:rPr>
-          <w:b w:val="false"/>
-          <w:bCs w:val="false"/>
-          <w:i w:val="false"/>
-          <w:iCs w:val="false"/>
-        </w:rPr>
-        <w:t xml:space="preserve"> confirmed present in </w:t>
-      </w:r>
-      <w:r>
-        <w:rPr>
-          <w:rFonts w:ascii="Consolas" w:cs="Consolas" w:eastAsia="Consolas" w:hAnsi="Consolas"/>
-          <w:b w:val="false"/>
-          <w:bCs w:val="false"/>
-          <w:i w:val="false"/>
-          <w:iCs w:val="false"/>
-          <w:color w:val="0E4A40"/>
-        </w:rPr>
-        <w:t xml:space="preserve">real_table.sdf</w:t>
-      </w:r>
-      <w:r>
-        <w:rPr>
-          <w:b w:val="false"/>
-          <w:bCs w:val="false"/>
-          <w:i w:val="false"/>
-          <w:iCs w:val="false"/>
-        </w:rPr>
-        <w:t xml:space="preserve"> for the held-out contract (</w:t>
-      </w:r>
-      <w:r>
-        <w:rPr>
-          <w:rFonts w:ascii="Consolas" w:cs="Consolas" w:eastAsia="Consolas" w:hAnsi="Consolas"/>
-          <w:b w:val="false"/>
-          <w:bCs w:val="false"/>
-          <w:i w:val="false"/>
-          <w:iCs w:val="false"/>
-          <w:color w:val="0E4A40"/>
-        </w:rPr>
-        <w:t xml:space="preserve">grep -c "synth_camera_right" ...sdf</w:t>
-      </w:r>
-      <w:r>
-        <w:rPr>
-          <w:b w:val="false"/>
-          <w:bCs w:val="false"/>
-          <w:i w:val="false"/>
-          <w:iCs w:val="false"/>
-        </w:rPr>
-        <w:t xml:space="preserve"> → nonzero).</w:t>
+        <w:t>60 rows, confirmed by preflight.sh. synth_camera_right confirmed present in real_table.sdf for the held-out contract (grep -c "synth_camera_right" ...sdf → nonzero).</w:t>
       </w:r>
     </w:p>
     <w:p>
@@ -4483,7 +3417,7 @@
         <w:spacing w:after="120" w:before="320"/>
       </w:pPr>
       <w:r>
-        <w:t xml:space="preserve">07. Waypoint precompute</w:t>
+        <w:t>07. Waypoint precompute</w:t>
       </w:r>
     </w:p>
     <w:p>
@@ -4491,14 +3425,7 @@
         <w:spacing w:after="100"/>
       </w:pPr>
       <w:r>
-        <w:rPr>
-          <w:b w:val="false"/>
-          <w:bCs w:val="false"/>
-          <w:i/>
-          <w:iCs/>
-          <w:color w:val="4B5B57"/>
-        </w:rPr>
-        <w:t xml:space="preserve">Part 7 — solve every episode's motion waypoints offline, with zero discontinuities between consecutive poses.</w:t>
+        <w:t>Part 7 — solve every episode's motion waypoints offline, with zero discontinuities between consecutive poses.</w:t>
       </w:r>
     </w:p>
     <w:p>
@@ -4506,14 +3433,7 @@
         <w:spacing w:after="40" w:before="100"/>
       </w:pPr>
       <w:r>
-        <w:rPr>
-          <w:b/>
-          <w:bCs/>
-          <w:color w:val="146356"/>
-          <w:sz w:val="18"/>
-          <w:szCs w:val="18"/>
-        </w:rPr>
-        <w:t xml:space="preserve">PROCEDURE</w:t>
+        <w:t>PROCEDURE</w:t>
       </w:r>
     </w:p>
     <w:p>
@@ -4521,44 +3441,7 @@
         <w:spacing w:after="100"/>
       </w:pPr>
       <w:r>
-        <w:rPr>
-          <w:rFonts w:ascii="Consolas" w:cs="Consolas" w:eastAsia="Consolas" w:hAnsi="Consolas"/>
-          <w:b w:val="false"/>
-          <w:bCs w:val="false"/>
-          <w:i w:val="false"/>
-          <w:iCs w:val="false"/>
-          <w:color w:val="0E4A40"/>
-        </w:rPr>
-        <w:t xml:space="preserve">precompute_ik.py</w:t>
-      </w:r>
-      <w:r>
-        <w:rPr>
-          <w:b w:val="false"/>
-          <w:bCs w:val="false"/>
-          <w:i w:val="false"/>
-          <w:iCs w:val="false"/>
-        </w:rPr>
-        <w:t xml:space="preserve"> solves six waypoints per episode (APPROACH, DESCEND, LIFT, TRANSPORT, RELEASE, RETREAT — HOME is a fixed joint-space constant, not solved) into </w:t>
-      </w:r>
-      <w:r>
-        <w:rPr>
-          <w:rFonts w:ascii="Consolas" w:cs="Consolas" w:eastAsia="Consolas" w:hAnsi="Consolas"/>
-          <w:b w:val="false"/>
-          <w:bCs w:val="false"/>
-          <w:i w:val="false"/>
-          <w:iCs w:val="false"/>
-          <w:color w:val="0E4A40"/>
-        </w:rPr>
-        <w:t xml:space="preserve">config/waypoints.json</w:t>
-      </w:r>
-      <w:r>
-        <w:rPr>
-          <w:b w:val="false"/>
-          <w:bCs w:val="false"/>
-          <w:i w:val="false"/>
-          <w:iCs w:val="false"/>
-        </w:rPr>
-        <w:t xml:space="preserve">, 360 entries total.</w:t>
+        <w:t>precompute_ik.py solves six waypoints per episode (APPROACH, DESCEND, LIFT, TRANSPORT, RELEASE, RETREAT — HOME is a fixed joint-space constant, not solved) into config/waypoints.json, 360 entries total.</w:t>
       </w:r>
     </w:p>
     <w:p>
@@ -4566,14 +3449,7 @@
         <w:spacing w:after="40" w:before="100"/>
       </w:pPr>
       <w:r>
-        <w:rPr>
-          <w:b/>
-          <w:bCs/>
-          <w:color w:val="8A5A12"/>
-          <w:sz w:val="18"/>
-          <w:szCs w:val="18"/>
-        </w:rPr>
-        <w:t xml:space="preserve">VERIFY</w:t>
+        <w:t>VERIFY</w:t>
       </w:r>
     </w:p>
     <w:p>
@@ -4581,13 +3457,7 @@
         <w:spacing w:after="100"/>
       </w:pPr>
       <w:r>
-        <w:rPr>
-          <w:b w:val="false"/>
-          <w:bCs w:val="false"/>
-          <w:i w:val="false"/>
-          <w:iCs w:val="false"/>
-        </w:rPr>
-        <w:t xml:space="preserve">python3 scripts/check_waypoints.py</w:t>
+        <w:t>python3 scripts/check_waypoints.py</w:t>
       </w:r>
     </w:p>
     <w:p>
@@ -4595,13 +3465,7 @@
         <w:spacing w:after="100"/>
       </w:pPr>
       <w:r>
-        <w:rPr>
-          <w:b w:val="false"/>
-          <w:bCs w:val="false"/>
-          <w:i w:val="false"/>
-          <w:iCs w:val="false"/>
-        </w:rPr>
-        <w:t xml:space="preserve">$ 60 episodes: all waypoints OK</w:t>
+        <w:t>$ 60 episodes: all waypoints OK</w:t>
       </w:r>
     </w:p>
     <w:p>
@@ -4609,13 +3473,7 @@
         <w:spacing w:after="100"/>
       </w:pPr>
       <w:r>
-        <w:rPr>
-          <w:b w:val="false"/>
-          <w:bCs w:val="false"/>
-          <w:i w:val="false"/>
-          <w:iCs w:val="false"/>
-        </w:rPr>
-        <w:t xml:space="preserve">Exits 0 for real — not "59 clean plus one accepted exception."</w:t>
+        <w:t>Exits 0 for real — not "59 clean plus one accepted exception."</w:t>
       </w:r>
     </w:p>
     <w:p>
@@ -4628,113 +3486,7 @@
         <w:ind w:left="200"/>
       </w:pPr>
       <w:r>
-        <w:rPr>
-          <w:b w:val="false"/>
-          <w:bCs w:val="false"/>
-          <w:i w:val="false"/>
-          <w:iCs w:val="false"/>
-        </w:rPr>
-        <w:t xml:space="preserve">Bug found and fixed: the continuity checker originally verified </w:t>
-      </w:r>
-      <w:r>
-        <w:rPr>
-          <w:rFonts w:ascii="Consolas" w:cs="Consolas" w:eastAsia="Consolas" w:hAnsi="Consolas"/>
-          <w:b w:val="false"/>
-          <w:bCs w:val="false"/>
-          <w:i w:val="false"/>
-          <w:iCs w:val="false"/>
-          <w:color w:val="0E4A40"/>
-        </w:rPr>
-        <w:t xml:space="preserve">J3+J4</w:t>
-      </w:r>
-      <w:r>
-        <w:rPr>
-          <w:b w:val="false"/>
-          <w:bCs w:val="false"/>
-          <w:i w:val="false"/>
-          <w:iCs w:val="false"/>
-        </w:rPr>
-        <w:t xml:space="preserve"> as the invariant sum for a fixed tool pose — correct for one test case (</w:t>
-      </w:r>
-      <w:r>
-        <w:rPr>
-          <w:rFonts w:ascii="Consolas" w:cs="Consolas" w:eastAsia="Consolas" w:hAnsi="Consolas"/>
-          <w:b w:val="false"/>
-          <w:bCs w:val="false"/>
-          <w:i w:val="false"/>
-          <w:iCs w:val="false"/>
-          <w:color w:val="0E4A40"/>
-        </w:rPr>
-        <w:t xml:space="preserve">red_cube</w:t>
-      </w:r>
-      <w:r>
-        <w:rPr>
-          <w:b w:val="false"/>
-          <w:bCs w:val="false"/>
-          <w:i w:val="false"/>
-          <w:iCs w:val="false"/>
-        </w:rPr>
-        <w:t xml:space="preserve">, where </w:t>
-      </w:r>
-      <w:r>
-        <w:rPr>
-          <w:rFonts w:ascii="Consolas" w:cs="Consolas" w:eastAsia="Consolas" w:hAnsi="Consolas"/>
-          <w:b w:val="false"/>
-          <w:bCs w:val="false"/>
-          <w:i w:val="false"/>
-          <w:iCs w:val="false"/>
-          <w:color w:val="0E4A40"/>
-        </w:rPr>
-        <w:t xml:space="preserve">J2</w:t>
-      </w:r>
-      <w:r>
-        <w:rPr>
-          <w:b w:val="false"/>
-          <w:bCs w:val="false"/>
-          <w:i w:val="false"/>
-          <w:iCs w:val="false"/>
-        </w:rPr>
-        <w:t xml:space="preserve"> happened to barely move) purely by coincidence, and wrong for another (a waypoint near the base, where </w:t>
-      </w:r>
-      <w:r>
-        <w:rPr>
-          <w:rFonts w:ascii="Consolas" w:cs="Consolas" w:eastAsia="Consolas" w:hAnsi="Consolas"/>
-          <w:b w:val="false"/>
-          <w:bCs w:val="false"/>
-          <w:i w:val="false"/>
-          <w:iCs w:val="false"/>
-          <w:color w:val="0E4A40"/>
-        </w:rPr>
-        <w:t xml:space="preserve">J2</w:t>
-      </w:r>
-      <w:r>
-        <w:rPr>
-          <w:b w:val="false"/>
-          <w:bCs w:val="false"/>
-          <w:i w:val="false"/>
-          <w:iCs w:val="false"/>
-        </w:rPr>
-        <w:t xml:space="preserve"> also swings substantially). The true general invariant is </w:t>
-      </w:r>
-      <w:r>
-        <w:rPr>
-          <w:rFonts w:ascii="Consolas" w:cs="Consolas" w:eastAsia="Consolas" w:hAnsi="Consolas"/>
-          <w:b w:val="false"/>
-          <w:bCs w:val="false"/>
-          <w:i w:val="false"/>
-          <w:iCs w:val="false"/>
-          <w:color w:val="0E4A40"/>
-        </w:rPr>
-        <w:t xml:space="preserve">J2+J3+J4</w:t>
-      </w:r>
-      <w:r>
-        <w:rPr>
-          <w:b w:val="false"/>
-          <w:bCs w:val="false"/>
-          <w:i w:val="false"/>
-          <w:iCs w:val="false"/>
-        </w:rPr>
-        <w:t xml:space="preserve">; generalizing the check found and fixed a real discontinuity, not just a false alarm.</w:t>
+        <w:t>Bug found and fixed: the continuity checker originally verified J3+J4 as the invariant sum for a fixed tool pose — correct for one test case (red_cube, where J2 happened to barely move) purely by coincidence, and wrong for another (a waypoint near the base, where J2 also swings substantially). The true general invariant is J2+J3+J4; generalizing the check found and fixed a real discontinuity, not just a false alarm.</w:t>
       </w:r>
     </w:p>
     <w:p>
@@ -4747,13 +3499,7 @@
         <w:ind w:left="200"/>
       </w:pPr>
       <w:r>
-        <w:rPr>
-          <w:b w:val="false"/>
-          <w:bCs w:val="false"/>
-          <w:i w:val="false"/>
-          <w:iCs w:val="false"/>
-        </w:rPr>
-        <w:t xml:space="preserve">Not a bug, corrected by the spec's author: Part 7.4 states "420 pre-solved waypoints" (60×7). 360 is correct — the "420" double-counted HOME, a fixed constant, as if it needed solving. Confirmed directly and closed.</w:t>
+        <w:t>Not a bug, corrected by the spec's author: Part 7.4 states "420 pre-solved waypoints" (60×7). 360 is correct — the "420" double-counted HOME, a fixed constant, as if it needed solving. Confirmed directly and closed.</w:t>
       </w:r>
     </w:p>
     <w:p>
@@ -4762,7 +3508,7 @@
         <w:spacing w:after="120" w:before="320"/>
       </w:pPr>
       <w:r>
-        <w:t xml:space="preserve">08. Spawn &amp; sequence scripts</w:t>
+        <w:t>08. Spawn &amp; sequence scripts</w:t>
       </w:r>
     </w:p>
     <w:p>
@@ -4770,14 +3516,7 @@
         <w:spacing w:after="100"/>
       </w:pPr>
       <w:r>
-        <w:rPr>
-          <w:b w:val="false"/>
-          <w:bCs w:val="false"/>
-          <w:i/>
-          <w:iCs/>
-          <w:color w:val="4B5B57"/>
-        </w:rPr>
-        <w:t xml:space="preserve">Part 8 — bring up the scene and run the per-object pick-and-sort sequence, for any of the four objects.</w:t>
+        <w:t>Part 8 — bring up the scene and run the per-object pick-and-sort sequence, for any of the four objects.</w:t>
       </w:r>
     </w:p>
     <w:p>
@@ -4785,14 +3524,7 @@
         <w:spacing w:after="40" w:before="100"/>
       </w:pPr>
       <w:r>
-        <w:rPr>
-          <w:b/>
-          <w:bCs/>
-          <w:color w:val="146356"/>
-          <w:sz w:val="18"/>
-          <w:szCs w:val="18"/>
-        </w:rPr>
-        <w:t xml:space="preserve">PROCEDURE</w:t>
+        <w:t>PROCEDURE</w:t>
       </w:r>
     </w:p>
     <w:p>
@@ -4800,64 +3532,7 @@
         <w:spacing w:after="100"/>
       </w:pPr>
       <w:r>
-        <w:rPr>
-          <w:rFonts w:ascii="Consolas" w:cs="Consolas" w:eastAsia="Consolas" w:hAnsi="Consolas"/>
-          <w:b w:val="false"/>
-          <w:bCs w:val="false"/>
-          <w:i w:val="false"/>
-          <w:iCs w:val="false"/>
-          <w:color w:val="0E4A40"/>
-        </w:rPr>
-        <w:t xml:space="preserve">spawn_scene.py</w:t>
-      </w:r>
-      <w:r>
-        <w:rPr>
-          <w:b w:val="false"/>
-          <w:bCs w:val="false"/>
-          <w:i w:val="false"/>
-          <w:iCs w:val="false"/>
-        </w:rPr>
-        <w:t xml:space="preserve"> spawns all four objects and all four bins, collision-checked, from the episode matrix's own row. </w:t>
-      </w:r>
-      <w:r>
-        <w:rPr>
-          <w:rFonts w:ascii="Consolas" w:cs="Consolas" w:eastAsia="Consolas" w:hAnsi="Consolas"/>
-          <w:b w:val="false"/>
-          <w:bCs w:val="false"/>
-          <w:i w:val="false"/>
-          <w:iCs w:val="false"/>
-          <w:color w:val="0E4A40"/>
-        </w:rPr>
-        <w:t xml:space="preserve">run_pick_and_place.py</w:t>
-      </w:r>
-      <w:r>
-        <w:rPr>
-          <w:b w:val="false"/>
-          <w:bCs w:val="false"/>
-          <w:i w:val="false"/>
-          <w:iCs w:val="false"/>
-        </w:rPr>
-        <w:t xml:space="preserve"> reads </w:t>
-      </w:r>
-      <w:r>
-        <w:rPr>
-          <w:rFonts w:ascii="Consolas" w:cs="Consolas" w:eastAsia="Consolas" w:hAnsi="Consolas"/>
-          <w:b w:val="false"/>
-          <w:bCs w:val="false"/>
-          <w:i w:val="false"/>
-          <w:iCs w:val="false"/>
-          <w:color w:val="0E4A40"/>
-        </w:rPr>
-        <w:t xml:space="preserve">--target</w:t>
-      </w:r>
-      <w:r>
-        <w:rPr>
-          <w:b w:val="false"/>
-          <w:bCs w:val="false"/>
-          <w:i w:val="false"/>
-          <w:iCs w:val="false"/>
-        </w:rPr>
-        <w:t xml:space="preserve"> from that same matrix and drives the six-waypoint sequence generically — nothing in either script is specific to one object.</w:t>
+        <w:t>spawn_scene.py spawns all four objects and all four bins, collision-checked, from the episode matrix's own row. run_pick_and_place.py reads --target from that same matrix and drives the six-waypoint sequence generically — nothing in either script is specific to one object.</w:t>
       </w:r>
     </w:p>
     <w:p>
@@ -4865,14 +3540,7 @@
         <w:spacing w:after="40" w:before="100"/>
       </w:pPr>
       <w:r>
-        <w:rPr>
-          <w:b/>
-          <w:bCs/>
-          <w:color w:val="8A5A12"/>
-          <w:sz w:val="18"/>
-          <w:szCs w:val="18"/>
-        </w:rPr>
-        <w:t xml:space="preserve">VERIFY</w:t>
+        <w:t>VERIFY</w:t>
       </w:r>
     </w:p>
     <w:p>
@@ -4880,33 +3548,7 @@
         <w:spacing w:after="100"/>
       </w:pPr>
       <w:r>
-        <w:rPr>
-          <w:b w:val="false"/>
-          <w:bCs w:val="false"/>
-          <w:i w:val="false"/>
-          <w:iCs w:val="false"/>
-        </w:rPr>
-        <w:t xml:space="preserve">Static: both scripts accept any of the four object names from </w:t>
-      </w:r>
-      <w:r>
-        <w:rPr>
-          <w:rFonts w:ascii="Consolas" w:cs="Consolas" w:eastAsia="Consolas" w:hAnsi="Consolas"/>
-          <w:b w:val="false"/>
-          <w:bCs w:val="false"/>
-          <w:i w:val="false"/>
-          <w:iCs w:val="false"/>
-          <w:color w:val="0E4A40"/>
-        </w:rPr>
-        <w:t xml:space="preserve">episode_matrix.csv</w:t>
-      </w:r>
-      <w:r>
-        <w:rPr>
-          <w:b w:val="false"/>
-          <w:bCs w:val="false"/>
-          <w:i w:val="false"/>
-          <w:iCs w:val="false"/>
-        </w:rPr>
-        <w:t xml:space="preserve"> without a code change. Live: not verified. No episode, of any object, has completed against a running simulator — see §ladder.</w:t>
+        <w:t>Static: both scripts accept any of the four object names from episode_matrix.csv without a code change. Live: not verified. No episode, of any object, has completed against a running simulator — see §ladder.</w:t>
       </w:r>
     </w:p>
     <w:p>
@@ -4915,7 +3557,7 @@
         <w:spacing w:after="120" w:before="320"/>
       </w:pPr>
       <w:r>
-        <w:t xml:space="preserve">09. Verification logic</w:t>
+        <w:t>09. Verification logic</w:t>
       </w:r>
     </w:p>
     <w:p>
@@ -4923,14 +3565,7 @@
         <w:spacing w:after="100"/>
       </w:pPr>
       <w:r>
-        <w:rPr>
-          <w:b w:val="false"/>
-          <w:bCs w:val="false"/>
-          <w:i/>
-          <w:iCs/>
-          <w:color w:val="4B5B57"/>
-        </w:rPr>
-        <w:t xml:space="preserve">Part 9 — PASS / FAIL / WRONG_BIN, with three deliberate failure cases that must be caught, not just the happy path.</w:t>
+        <w:t>Part 9 — PASS / FAIL / WRONG_BIN, with three deliberate failure cases that must be caught, not just the happy path.</w:t>
       </w:r>
     </w:p>
     <w:p>
@@ -4938,14 +3573,7 @@
         <w:spacing w:after="40" w:before="100"/>
       </w:pPr>
       <w:r>
-        <w:rPr>
-          <w:b/>
-          <w:bCs/>
-          <w:color w:val="146356"/>
-          <w:sz w:val="18"/>
-          <w:szCs w:val="18"/>
-        </w:rPr>
-        <w:t xml:space="preserve">PROCEDURE</w:t>
+        <w:t>PROCEDURE</w:t>
       </w:r>
     </w:p>
     <w:p>
@@ -4953,44 +3581,7 @@
         <w:spacing w:after="100"/>
       </w:pPr>
       <w:r>
-        <w:rPr>
-          <w:rFonts w:ascii="Consolas" w:cs="Consolas" w:eastAsia="Consolas" w:hAnsi="Consolas"/>
-          <w:b w:val="false"/>
-          <w:bCs w:val="false"/>
-          <w:i w:val="false"/>
-          <w:iCs w:val="false"/>
-          <w:color w:val="0E4A40"/>
-        </w:rPr>
-        <w:t xml:space="preserve">verify_episode.py</w:t>
-      </w:r>
-      <w:r>
-        <w:rPr>
-          <w:b w:val="false"/>
-          <w:bCs w:val="false"/>
-          <w:i w:val="false"/>
-          <w:iCs w:val="false"/>
-        </w:rPr>
-        <w:t xml:space="preserve"> implements the pass/fail/wrong-bin logic against a completed episode's logged trajectory; </w:t>
-      </w:r>
-      <w:r>
-        <w:rPr>
-          <w:rFonts w:ascii="Consolas" w:cs="Consolas" w:eastAsia="Consolas" w:hAnsi="Consolas"/>
-          <w:b w:val="false"/>
-          <w:bCs w:val="false"/>
-          <w:i w:val="false"/>
-          <w:iCs w:val="false"/>
-          <w:color w:val="0E4A40"/>
-        </w:rPr>
-        <w:t xml:space="preserve">test_verifier.py</w:t>
-      </w:r>
-      <w:r>
-        <w:rPr>
-          <w:b w:val="false"/>
-          <w:bCs w:val="false"/>
-          <w:i w:val="false"/>
-          <w:iCs w:val="false"/>
-        </w:rPr>
-        <w:t xml:space="preserve"> exercises it against four synthetic cases without needing a simulator at all.</w:t>
+        <w:t>verify_episode.py implements the pass/fail/wrong-bin logic against a completed episode's logged trajectory; test_verifier.py exercises it against four synthetic cases without needing a simulator at all.</w:t>
       </w:r>
     </w:p>
     <w:p>
@@ -4998,14 +3589,7 @@
         <w:spacing w:after="40" w:before="100"/>
       </w:pPr>
       <w:r>
-        <w:rPr>
-          <w:b/>
-          <w:bCs/>
-          <w:color w:val="8A5A12"/>
-          <w:sz w:val="18"/>
-          <w:szCs w:val="18"/>
-        </w:rPr>
-        <w:t xml:space="preserve">VERIFY</w:t>
+        <w:t>VERIFY</w:t>
       </w:r>
     </w:p>
     <w:p>
@@ -5013,13 +3597,7 @@
         <w:spacing w:after="100"/>
       </w:pPr>
       <w:r>
-        <w:rPr>
-          <w:b w:val="false"/>
-          <w:bCs w:val="false"/>
-          <w:i w:val="false"/>
-          <w:iCs w:val="false"/>
-        </w:rPr>
-        <w:t xml:space="preserve">python3 scripts/test_verifier.py</w:t>
+        <w:t>python3 scripts/test_verifier.py</w:t>
       </w:r>
     </w:p>
     <w:p>
@@ -5027,13 +3605,7 @@
         <w:spacing w:after="100"/>
       </w:pPr>
       <w:r>
-        <w:rPr>
-          <w:b w:val="false"/>
-          <w:bCs w:val="false"/>
-          <w:i w:val="false"/>
-          <w:iCs w:val="false"/>
-        </w:rPr>
-        <w:t xml:space="preserve">wrong-bin → WRONG_BIN</w:t>
+        <w:t>wrong-bin → WRONG_BIN</w:t>
       </w:r>
     </w:p>
     <w:p>
@@ -5041,13 +3613,7 @@
         <w:spacing w:after="100"/>
       </w:pPr>
       <w:r>
-        <w:rPr>
-          <w:b w:val="false"/>
-          <w:bCs w:val="false"/>
-          <w:i w:val="false"/>
-          <w:iCs w:val="false"/>
-        </w:rPr>
-        <w:t xml:space="preserve">no-lift → FAIL</w:t>
+        <w:t>no-lift → FAIL</w:t>
       </w:r>
     </w:p>
     <w:p>
@@ -5055,13 +3621,7 @@
         <w:spacing w:after="100"/>
       </w:pPr>
       <w:r>
-        <w:rPr>
-          <w:b w:val="false"/>
-          <w:bCs w:val="false"/>
-          <w:i w:val="false"/>
-          <w:iCs w:val="false"/>
-        </w:rPr>
-        <w:t xml:space="preserve">disturbed-distractor → PASS (flagged)</w:t>
+        <w:t>disturbed-distractor → PASS (flagged)</w:t>
       </w:r>
     </w:p>
     <w:p>
@@ -5069,13 +3629,7 @@
         <w:spacing w:after="100"/>
       </w:pPr>
       <w:r>
-        <w:rPr>
-          <w:b w:val="false"/>
-          <w:bCs w:val="false"/>
-          <w:i w:val="false"/>
-          <w:iCs w:val="false"/>
-        </w:rPr>
-        <w:t xml:space="preserve">clean episode → PASS</w:t>
+        <w:t>clean episode → PASS</w:t>
       </w:r>
     </w:p>
     <w:p>
@@ -5083,33 +3637,7 @@
         <w:spacing w:after="100"/>
       </w:pPr>
       <w:r>
-        <w:rPr>
-          <w:b w:val="false"/>
-          <w:bCs w:val="false"/>
-          <w:i w:val="false"/>
-          <w:iCs w:val="false"/>
-        </w:rPr>
-        <w:t xml:space="preserve">All four classified correctly; confirmed by </w:t>
-      </w:r>
-      <w:r>
-        <w:rPr>
-          <w:rFonts w:ascii="Consolas" w:cs="Consolas" w:eastAsia="Consolas" w:hAnsi="Consolas"/>
-          <w:b w:val="false"/>
-          <w:bCs w:val="false"/>
-          <w:i w:val="false"/>
-          <w:iCs w:val="false"/>
-          <w:color w:val="0E4A40"/>
-        </w:rPr>
-        <w:t xml:space="preserve">preflight.sh</w:t>
-      </w:r>
-      <w:r>
-        <w:rPr>
-          <w:b w:val="false"/>
-          <w:bCs w:val="false"/>
-          <w:i w:val="false"/>
-          <w:iCs w:val="false"/>
-        </w:rPr>
-        <w:t xml:space="preserve">'s self-test check.</w:t>
+        <w:t>All four classified correctly; confirmed by preflight.sh's self-test check.</w:t>
       </w:r>
     </w:p>
     <w:p>
@@ -5118,7 +3646,7 @@
         <w:spacing w:after="120" w:before="320"/>
       </w:pPr>
       <w:r>
-        <w:t xml:space="preserve">10. Contracts &amp; recorder lifecycle wiring</w:t>
+        <w:t>10. Contracts &amp; recorder lifecycle wiring</w:t>
       </w:r>
     </w:p>
     <w:p>
@@ -5126,35 +3654,7 @@
         <w:spacing w:after="100"/>
       </w:pPr>
       <w:r>
-        <w:rPr>
-          <w:b w:val="false"/>
-          <w:bCs w:val="false"/>
-          <w:i/>
-          <w:iCs/>
-          <w:color w:val="4B5B57"/>
-        </w:rPr>
-        <w:t xml:space="preserve">Part 10 — the two data contracts, and getting the </w:t>
-      </w:r>
-      <w:r>
-        <w:rPr>
-          <w:rFonts w:ascii="Consolas" w:cs="Consolas" w:eastAsia="Consolas" w:hAnsi="Consolas"/>
-          <w:b w:val="false"/>
-          <w:bCs w:val="false"/>
-          <w:i/>
-          <w:iCs/>
-          <w:color w:val="0E4A40"/>
-        </w:rPr>
-        <w:t xml:space="preserve">rosetta</w:t>
-      </w:r>
-      <w:r>
-        <w:rPr>
-          <w:b w:val="false"/>
-          <w:bCs w:val="false"/>
-          <w:i/>
-          <w:iCs/>
-          <w:color w:val="4B5B57"/>
-        </w:rPr>
-        <w:t xml:space="preserve"> episode recorder to actually record.</w:t>
+        <w:t>Part 10 — the two data contracts, and getting the rosetta episode recorder to actually record.</w:t>
       </w:r>
     </w:p>
     <w:p>
@@ -5162,14 +3662,7 @@
         <w:spacing w:after="40" w:before="100"/>
       </w:pPr>
       <w:r>
-        <w:rPr>
-          <w:b/>
-          <w:bCs/>
-          <w:color w:val="146356"/>
-          <w:sz w:val="18"/>
-          <w:szCs w:val="18"/>
-        </w:rPr>
-        <w:t xml:space="preserve">PROCEDURE</w:t>
+        <w:t>PROCEDURE</w:t>
       </w:r>
     </w:p>
     <w:p>
@@ -5177,164 +3670,7 @@
         <w:spacing w:after="100"/>
       </w:pPr>
       <w:r>
-        <w:rPr>
-          <w:rFonts w:ascii="Consolas" w:cs="Consolas" w:eastAsia="Consolas" w:hAnsi="Consolas"/>
-          <w:b w:val="false"/>
-          <w:bCs w:val="false"/>
-          <w:i w:val="false"/>
-          <w:iCs w:val="false"/>
-          <w:color w:val="0E4A40"/>
-        </w:rPr>
-        <w:t xml:space="preserve">contracts/mycobot_sorting.yaml</w:t>
-      </w:r>
-      <w:r>
-        <w:rPr>
-          <w:b w:val="false"/>
-          <w:bCs w:val="false"/>
-          <w:i w:val="false"/>
-          <w:iCs w:val="false"/>
-        </w:rPr>
-        <w:t xml:space="preserve"> (train, table camera) and </w:t>
-      </w:r>
-      <w:r>
-        <w:rPr>
-          <w:rFonts w:ascii="Consolas" w:cs="Consolas" w:eastAsia="Consolas" w:hAnsi="Consolas"/>
-          <w:b w:val="false"/>
-          <w:bCs w:val="false"/>
-          <w:i w:val="false"/>
-          <w:iCs w:val="false"/>
-          <w:color w:val="0E4A40"/>
-        </w:rPr>
-        <w:t xml:space="preserve">contracts/mycobot_sorting_heldout.yaml</w:t>
-      </w:r>
-      <w:r>
-        <w:rPr>
-          <w:b w:val="false"/>
-          <w:bCs w:val="false"/>
-          <w:i w:val="false"/>
-          <w:iCs w:val="false"/>
-        </w:rPr>
-        <w:t xml:space="preserve"> (held-out, </w:t>
-      </w:r>
-      <w:r>
-        <w:rPr>
-          <w:rFonts w:ascii="Consolas" w:cs="Consolas" w:eastAsia="Consolas" w:hAnsi="Consolas"/>
-          <w:b w:val="false"/>
-          <w:bCs w:val="false"/>
-          <w:i w:val="false"/>
-          <w:iCs w:val="false"/>
-          <w:color w:val="0E4A40"/>
-        </w:rPr>
-        <w:t xml:space="preserve">synth_camera_right</w:t>
-      </w:r>
-      <w:r>
-        <w:rPr>
-          <w:b w:val="false"/>
-          <w:bCs w:val="false"/>
-          <w:i w:val="false"/>
-          <w:iCs w:val="false"/>
-        </w:rPr>
-        <w:t xml:space="preserve">) written and cross-checked against the object/bin manifest for topic and dimension consistency. </w:t>
-      </w:r>
-      <w:r>
-        <w:rPr>
-          <w:rFonts w:ascii="Consolas" w:cs="Consolas" w:eastAsia="Consolas" w:hAnsi="Consolas"/>
-          <w:b w:val="false"/>
-          <w:bCs w:val="false"/>
-          <w:i w:val="false"/>
-          <w:iCs w:val="false"/>
-          <w:color w:val="0E4A40"/>
-        </w:rPr>
-        <w:t xml:space="preserve">episode.sh</w:t>
-      </w:r>
-      <w:r>
-        <w:rPr>
-          <w:b w:val="false"/>
-          <w:bCs w:val="false"/>
-          <w:i w:val="false"/>
-          <w:iCs w:val="false"/>
-        </w:rPr>
-        <w:t xml:space="preserve"> extended to bring the recorder's ROS2 lifecycle node through </w:t>
-      </w:r>
-      <w:r>
-        <w:rPr>
-          <w:rFonts w:ascii="Consolas" w:cs="Consolas" w:eastAsia="Consolas" w:hAnsi="Consolas"/>
-          <w:b w:val="false"/>
-          <w:bCs w:val="false"/>
-          <w:i w:val="false"/>
-          <w:iCs w:val="false"/>
-          <w:color w:val="0E4A40"/>
-        </w:rPr>
-        <w:t xml:space="preserve">configure</w:t>
-      </w:r>
-      <w:r>
-        <w:rPr>
-          <w:b w:val="false"/>
-          <w:bCs w:val="false"/>
-          <w:i w:val="false"/>
-          <w:iCs w:val="false"/>
-        </w:rPr>
-        <w:t xml:space="preserve">→</w:t>
-      </w:r>
-      <w:r>
-        <w:rPr>
-          <w:rFonts w:ascii="Consolas" w:cs="Consolas" w:eastAsia="Consolas" w:hAnsi="Consolas"/>
-          <w:b w:val="false"/>
-          <w:bCs w:val="false"/>
-          <w:i w:val="false"/>
-          <w:iCs w:val="false"/>
-          <w:color w:val="0E4A40"/>
-        </w:rPr>
-        <w:t xml:space="preserve">activate</w:t>
-      </w:r>
-      <w:r>
-        <w:rPr>
-          <w:b w:val="false"/>
-          <w:bCs w:val="false"/>
-          <w:i w:val="false"/>
-          <w:iCs w:val="false"/>
-        </w:rPr>
-        <w:t xml:space="preserve"> before </w:t>
-      </w:r>
-      <w:r>
-        <w:rPr>
-          <w:rFonts w:ascii="Consolas" w:cs="Consolas" w:eastAsia="Consolas" w:hAnsi="Consolas"/>
-          <w:b w:val="false"/>
-          <w:bCs w:val="false"/>
-          <w:i w:val="false"/>
-          <w:iCs w:val="false"/>
-          <w:color w:val="0E4A40"/>
-        </w:rPr>
-        <w:t xml:space="preserve">run_pick_and_place.py</w:t>
-      </w:r>
-      <w:r>
-        <w:rPr>
-          <w:b w:val="false"/>
-          <w:bCs w:val="false"/>
-          <w:i w:val="false"/>
-          <w:iCs w:val="false"/>
-        </w:rPr>
-        <w:t xml:space="preserve">'s </w:t>
-      </w:r>
-      <w:r>
-        <w:rPr>
-          <w:rFonts w:ascii="Consolas" w:cs="Consolas" w:eastAsia="Consolas" w:hAnsi="Consolas"/>
-          <w:b w:val="false"/>
-          <w:bCs w:val="false"/>
-          <w:i w:val="false"/>
-          <w:iCs w:val="false"/>
-          <w:color w:val="0E4A40"/>
-        </w:rPr>
-        <w:t xml:space="preserve">RecordEpisode</w:t>
-      </w:r>
-      <w:r>
-        <w:rPr>
-          <w:b w:val="false"/>
-          <w:bCs w:val="false"/>
-          <w:i w:val="false"/>
-          <w:iCs w:val="false"/>
-        </w:rPr>
-        <w:t xml:space="preserve"> goal is sent.</w:t>
+        <w:t>contracts/mycobot_sorting.yaml (train, table camera) and contracts/mycobot_sorting_heldout.yaml (held-out, synth_camera_right) written and cross-checked against the object/bin manifest for topic and dimension consistency. episode.sh extended to bring the recorder's ROS2 lifecycle node through configure→activate before run_pick_and_place.py's RecordEpisode goal is sent.</w:t>
       </w:r>
     </w:p>
     <w:p>
@@ -5342,14 +3678,7 @@
         <w:spacing w:after="40" w:before="100"/>
       </w:pPr>
       <w:r>
-        <w:rPr>
-          <w:b/>
-          <w:bCs/>
-          <w:color w:val="8A5A12"/>
-          <w:sz w:val="18"/>
-          <w:szCs w:val="18"/>
-        </w:rPr>
-        <w:t xml:space="preserve">VERIFY</w:t>
+        <w:t>VERIFY</w:t>
       </w:r>
     </w:p>
     <w:p>
@@ -5357,44 +3686,7 @@
         <w:spacing w:after="100"/>
       </w:pPr>
       <w:r>
-        <w:rPr>
-          <w:rFonts w:ascii="Consolas" w:cs="Consolas" w:eastAsia="Consolas" w:hAnsi="Consolas"/>
-          <w:b w:val="false"/>
-          <w:bCs w:val="false"/>
-          <w:i w:val="false"/>
-          <w:iCs w:val="false"/>
-          <w:color w:val="0E4A40"/>
-        </w:rPr>
-        <w:t xml:space="preserve">doc/CONTRACT_VERIFICATION.md</w:t>
-      </w:r>
-      <w:r>
-        <w:rPr>
-          <w:b w:val="false"/>
-          <w:bCs w:val="false"/>
-          <w:i w:val="false"/>
-          <w:iCs w:val="false"/>
-        </w:rPr>
-        <w:t xml:space="preserve"> — no ground-truth pose fields leak into either contract (per A5), grep-verified. Recorder wiring itself: confirmed reaching "recording started" exactly once, live, under full Gazebo load, with a real prompt and an accepted </w:t>
-      </w:r>
-      <w:r>
-        <w:rPr>
-          <w:rFonts w:ascii="Consolas" w:cs="Consolas" w:eastAsia="Consolas" w:hAnsi="Consolas"/>
-          <w:b w:val="false"/>
-          <w:bCs w:val="false"/>
-          <w:i w:val="false"/>
-          <w:iCs w:val="false"/>
-          <w:color w:val="0E4A40"/>
-        </w:rPr>
-        <w:t xml:space="preserve">RecordEpisode</w:t>
-      </w:r>
-      <w:r>
-        <w:rPr>
-          <w:b w:val="false"/>
-          <w:bCs w:val="false"/>
-          <w:i w:val="false"/>
-          <w:iCs w:val="false"/>
-        </w:rPr>
-        <w:t xml:space="preserve"> goal. Every attempt since has hit the lifecycle hang documented in §13.</w:t>
+        <w:t>doc/CONTRACT_VERIFICATION.md — no ground-truth pose fields leak into either contract (per A5), grep-verified. Recorder wiring itself: confirmed reaching "recording started" exactly once, live, under full Gazebo load, with a real prompt and an accepted RecordEpisode goal. Every attempt since has hit the lifecycle hang documented in §13.</w:t>
       </w:r>
     </w:p>
     <w:p>
@@ -5403,7 +3695,7 @@
         <w:spacing w:after="120" w:before="320"/>
       </w:pPr>
       <w:r>
-        <w:t xml:space="preserve">11. Preflight &amp; handover package</w:t>
+        <w:t>11. Preflight &amp; handover package</w:t>
       </w:r>
     </w:p>
     <w:p>
@@ -5411,14 +3703,7 @@
         <w:spacing w:after="100"/>
       </w:pPr>
       <w:r>
-        <w:rPr>
-          <w:b w:val="false"/>
-          <w:bCs w:val="false"/>
-          <w:i/>
-          <w:iCs/>
-          <w:color w:val="4B5B57"/>
-        </w:rPr>
-        <w:t xml:space="preserve">Part 11 — the exact handover tree, a read-only environment check, and the one honest sentence a reader needs first.</w:t>
+        <w:t>Part 11 — the exact handover tree, a read-only environment check, and the one honest sentence a reader needs first.</w:t>
       </w:r>
     </w:p>
     <w:p>
@@ -5426,14 +3711,7 @@
         <w:spacing w:after="40" w:before="100"/>
       </w:pPr>
       <w:r>
-        <w:rPr>
-          <w:b/>
-          <w:bCs/>
-          <w:color w:val="146356"/>
-          <w:sz w:val="18"/>
-          <w:szCs w:val="18"/>
-        </w:rPr>
-        <w:t xml:space="preserve">PROCEDURE</w:t>
+        <w:t>PROCEDURE</w:t>
       </w:r>
     </w:p>
     <w:p>
@@ -5441,44 +3719,7 @@
         <w:spacing w:after="100"/>
       </w:pPr>
       <w:r>
-        <w:rPr>
-          <w:rFonts w:ascii="Consolas" w:cs="Consolas" w:eastAsia="Consolas" w:hAnsi="Consolas"/>
-          <w:b w:val="false"/>
-          <w:bCs w:val="false"/>
-          <w:i w:val="false"/>
-          <w:iCs w:val="false"/>
-          <w:color w:val="0E4A40"/>
-        </w:rPr>
-        <w:t xml:space="preserve">preflight.sh</w:t>
-      </w:r>
-      <w:r>
-        <w:rPr>
-          <w:b w:val="false"/>
-          <w:bCs w:val="false"/>
-          <w:i w:val="false"/>
-          <w:iCs w:val="false"/>
-        </w:rPr>
-        <w:t xml:space="preserve"> built to the specification's own 15-check sketch, then corrected twice (below); </w:t>
-      </w:r>
-      <w:r>
-        <w:rPr>
-          <w:rFonts w:ascii="Consolas" w:cs="Consolas" w:eastAsia="Consolas" w:hAnsi="Consolas"/>
-          <w:b w:val="false"/>
-          <w:bCs w:val="false"/>
-          <w:i w:val="false"/>
-          <w:iCs w:val="false"/>
-          <w:color w:val="0E4A40"/>
-        </w:rPr>
-        <w:t xml:space="preserve">RUNNING.md</w:t>
-      </w:r>
-      <w:r>
-        <w:rPr>
-          <w:b w:val="false"/>
-          <w:bCs w:val="false"/>
-          <w:i w:val="false"/>
-          <w:iCs w:val="false"/>
-        </w:rPr>
-        <w:t xml:space="preserve"> restructured so the robotics team's first action is the four smoke episodes, not the full batch, with an explicit stop-and-report instruction and the single §11.7 sentence at the very top.</w:t>
+        <w:t>preflight.sh built to the specification's own 15-check sketch, then corrected twice (below); RUNNING.md restructured so the robotics team's first action is the four smoke episodes, not the full batch, with an explicit stop-and-report instruction and the single §11.7 sentence at the very top.</w:t>
       </w:r>
     </w:p>
     <w:p>
@@ -5486,14 +3727,7 @@
         <w:spacing w:after="40" w:before="100"/>
       </w:pPr>
       <w:r>
-        <w:rPr>
-          <w:b/>
-          <w:bCs/>
-          <w:color w:val="8A5A12"/>
-          <w:sz w:val="18"/>
-          <w:szCs w:val="18"/>
-        </w:rPr>
-        <w:t xml:space="preserve">VERIFY</w:t>
+        <w:t>VERIFY</w:t>
       </w:r>
     </w:p>
     <w:p>
@@ -5501,13 +3735,7 @@
         <w:spacing w:after="100"/>
       </w:pPr>
       <w:r>
-        <w:rPr>
-          <w:b w:val="false"/>
-          <w:bCs w:val="false"/>
-          <w:i w:val="false"/>
-          <w:iCs w:val="false"/>
-        </w:rPr>
-        <w:t xml:space="preserve">bash preflight.sh</w:t>
+        <w:t>bash preflight.sh</w:t>
       </w:r>
     </w:p>
     <w:p>
@@ -5515,13 +3743,7 @@
         <w:spacing w:after="100"/>
       </w:pPr>
       <w:r>
-        <w:rPr>
-          <w:b w:val="false"/>
-          <w:bCs w:val="false"/>
-          <w:i w:val="false"/>
-          <w:iCs w:val="false"/>
-        </w:rPr>
-        <w:t xml:space="preserve">... 15 checks ...</w:t>
+        <w:t>... 15 checks ...</w:t>
       </w:r>
     </w:p>
     <w:p>
@@ -5529,13 +3751,7 @@
         <w:spacing w:after="100"/>
       </w:pPr>
       <w:r>
-        <w:rPr>
-          <w:b w:val="false"/>
-          <w:bCs w:val="false"/>
-          <w:i w:val="false"/>
-          <w:iCs w:val="false"/>
-        </w:rPr>
-        <w:t xml:space="preserve">PREFLIGHT PASSED</w:t>
+        <w:t>PREFLIGHT PASSED</w:t>
       </w:r>
     </w:p>
     <w:p>
@@ -5543,33 +3759,7 @@
         <w:spacing w:after="100"/>
       </w:pPr>
       <w:r>
-        <w:rPr>
-          <w:b w:val="false"/>
-          <w:bCs w:val="false"/>
-          <w:i w:val="false"/>
-          <w:iCs w:val="false"/>
-        </w:rPr>
-        <w:t xml:space="preserve">Run for real inside the </w:t>
-      </w:r>
-      <w:r>
-        <w:rPr>
-          <w:rFonts w:ascii="Consolas" w:cs="Consolas" w:eastAsia="Consolas" w:hAnsi="Consolas"/>
-          <w:b w:val="false"/>
-          <w:bCs w:val="false"/>
-          <w:i w:val="false"/>
-          <w:iCs w:val="false"/>
-          <w:color w:val="0E4A40"/>
-        </w:rPr>
-        <w:t xml:space="preserve">gazebo_to_lerobot</w:t>
-      </w:r>
-      <w:r>
-        <w:rPr>
-          <w:b w:val="false"/>
-          <w:bCs w:val="false"/>
-          <w:i w:val="false"/>
-          <w:iCs w:val="false"/>
-        </w:rPr>
-        <w:t xml:space="preserve"> container, not asserted.</w:t>
+        <w:t>Run for real inside the gazebo_to_lerobot container, not asserted.</w:t>
       </w:r>
     </w:p>
     <w:p>
@@ -5582,73 +3772,7 @@
         <w:ind w:left="200"/>
       </w:pPr>
       <w:r>
-        <w:rPr>
-          <w:b w:val="false"/>
-          <w:bCs w:val="false"/>
-          <w:i w:val="false"/>
-          <w:iCs w:val="false"/>
-        </w:rPr>
-        <w:t xml:space="preserve">Two bugs found and fixed in </w:t>
-      </w:r>
-      <w:r>
-        <w:rPr>
-          <w:rFonts w:ascii="Consolas" w:cs="Consolas" w:eastAsia="Consolas" w:hAnsi="Consolas"/>
-          <w:b w:val="false"/>
-          <w:bCs w:val="false"/>
-          <w:i w:val="false"/>
-          <w:iCs w:val="false"/>
-          <w:color w:val="0E4A40"/>
-        </w:rPr>
-        <w:t xml:space="preserve">preflight.sh</w:t>
-      </w:r>
-      <w:r>
-        <w:rPr>
-          <w:b w:val="false"/>
-          <w:bCs w:val="false"/>
-          <w:i w:val="false"/>
-          <w:iCs w:val="false"/>
-        </w:rPr>
-        <w:t xml:space="preserve"> itself: its "container image present" check is self-contradictory when run from inside the very container it asks about — now skipped, not failed, when </w:t>
-      </w:r>
-      <w:r>
-        <w:rPr>
-          <w:rFonts w:ascii="Consolas" w:cs="Consolas" w:eastAsia="Consolas" w:hAnsi="Consolas"/>
-          <w:b w:val="false"/>
-          <w:bCs w:val="false"/>
-          <w:i w:val="false"/>
-          <w:iCs w:val="false"/>
-          <w:color w:val="0E4A40"/>
-        </w:rPr>
-        <w:t xml:space="preserve">docker</w:t>
-      </w:r>
-      <w:r>
-        <w:rPr>
-          <w:b w:val="false"/>
-          <w:bCs w:val="false"/>
-          <w:i w:val="false"/>
-          <w:iCs w:val="false"/>
-        </w:rPr>
-        <w:t xml:space="preserve"> isn't on </w:t>
-      </w:r>
-      <w:r>
-        <w:rPr>
-          <w:rFonts w:ascii="Consolas" w:cs="Consolas" w:eastAsia="Consolas" w:hAnsi="Consolas"/>
-          <w:b w:val="false"/>
-          <w:bCs w:val="false"/>
-          <w:i w:val="false"/>
-          <w:iCs w:val="false"/>
-          <w:color w:val="0E4A40"/>
-        </w:rPr>
-        <w:t xml:space="preserve">PATH</w:t>
-      </w:r>
-      <w:r>
-        <w:rPr>
-          <w:b w:val="false"/>
-          <w:bCs w:val="false"/>
-          <w:i w:val="false"/>
-          <w:iCs w:val="false"/>
-        </w:rPr>
-        <w:t xml:space="preserve">. Its "target world file exists" check used a path relative to the wrong working directory — fixed to resolve against the installed ROS2 package share directory, the same path every launch file in the project actually uses.</w:t>
+        <w:t>Two bugs found and fixed in preflight.sh itself: its "container image present" check is self-contradictory when run from inside the very container it asks about — now skipped, not failed, when docker isn't on PATH. Its "target world file exists" check used a path relative to the wrong working directory — fixed to resolve against the installed ROS2 package share directory, the same path every launch file in the project actually uses.</w:t>
       </w:r>
     </w:p>
     <w:p>
@@ -5657,7 +3781,7 @@
         <w:spacing w:after="120" w:before="320"/>
       </w:pPr>
       <w:r>
-        <w:t xml:space="preserve">12. The shm-size root cause</w:t>
+        <w:t>12. The shm-size root cause</w:t>
       </w:r>
     </w:p>
     <w:p>
@@ -5665,35 +3789,7 @@
         <w:spacing w:after="100"/>
       </w:pPr>
       <w:r>
-        <w:rPr>
-          <w:b w:val="false"/>
-          <w:bCs w:val="false"/>
-          <w:i/>
-          <w:iCs/>
-          <w:color w:val="4B5B57"/>
-        </w:rPr>
-        <w:t xml:space="preserve">Diagnosing and fixing the container's </w:t>
-      </w:r>
-      <w:r>
-        <w:rPr>
-          <w:rFonts w:ascii="Consolas" w:cs="Consolas" w:eastAsia="Consolas" w:hAnsi="Consolas"/>
-          <w:b w:val="false"/>
-          <w:bCs w:val="false"/>
-          <w:i/>
-          <w:iCs/>
-          <w:color w:val="0E4A40"/>
-        </w:rPr>
-        <w:t xml:space="preserve">RTPS_TRANSPORT_SHM</w:t>
-      </w:r>
-      <w:r>
-        <w:rPr>
-          <w:b w:val="false"/>
-          <w:bCs w:val="false"/>
-          <w:i/>
-          <w:iCs/>
-          <w:color w:val="4B5B57"/>
-        </w:rPr>
-        <w:t xml:space="preserve"> failures — the first of two hardware-ceiling findings this session.</w:t>
+        <w:t>Diagnosing and fixing the container's RTPS_TRANSPORT_SHM failures — the first of two hardware-ceiling findings this session.</w:t>
       </w:r>
     </w:p>
     <w:p>
@@ -5701,14 +3797,7 @@
         <w:spacing w:after="40" w:before="100"/>
       </w:pPr>
       <w:r>
-        <w:rPr>
-          <w:b/>
-          <w:bCs/>
-          <w:color w:val="146356"/>
-          <w:sz w:val="18"/>
-          <w:szCs w:val="18"/>
-        </w:rPr>
-        <w:t xml:space="preserve">PROCEDURE</w:t>
+        <w:t>PROCEDURE</w:t>
       </w:r>
     </w:p>
     <w:p>
@@ -5716,73 +3805,7 @@
         <w:spacing w:after="100"/>
       </w:pPr>
       <w:r>
-        <w:rPr>
-          <w:b w:val="false"/>
-          <w:bCs w:val="false"/>
-          <w:i w:val="false"/>
-          <w:iCs w:val="false"/>
-        </w:rPr>
-        <w:t xml:space="preserve">A live episode attempt hit </w:t>
-      </w:r>
-      <w:r>
-        <w:rPr>
-          <w:rFonts w:ascii="Consolas" w:cs="Consolas" w:eastAsia="Consolas" w:hAnsi="Consolas"/>
-          <w:b w:val="false"/>
-          <w:bCs w:val="false"/>
-          <w:i w:val="false"/>
-          <w:iCs w:val="false"/>
-          <w:color w:val="0E4A40"/>
-        </w:rPr>
-        <w:t xml:space="preserve">RTPS_TRANSPORT_SHM Error: Failed init_port ... open_and_lock_file failed</w:t>
-      </w:r>
-      <w:r>
-        <w:rPr>
-          <w:b w:val="false"/>
-          <w:bCs w:val="false"/>
-          <w:i w:val="false"/>
-          <w:iCs w:val="false"/>
-        </w:rPr>
-        <w:t xml:space="preserve"> roughly 20 minutes into a Gazebo instance's uptime. Checked directly rather than guessed at: Fast DDS's shared-memory transport lives in </w:t>
-      </w:r>
-      <w:r>
-        <w:rPr>
-          <w:rFonts w:ascii="Consolas" w:cs="Consolas" w:eastAsia="Consolas" w:hAnsi="Consolas"/>
-          <w:b w:val="false"/>
-          <w:bCs w:val="false"/>
-          <w:i w:val="false"/>
-          <w:iCs w:val="false"/>
-          <w:color w:val="0E4A40"/>
-        </w:rPr>
-        <w:t xml:space="preserve">/dev/shm</w:t>
-      </w:r>
-      <w:r>
-        <w:rPr>
-          <w:b w:val="false"/>
-          <w:bCs w:val="false"/>
-          <w:i w:val="false"/>
-          <w:iCs w:val="false"/>
-        </w:rPr>
-        <w:t xml:space="preserve">, and Docker's default </w:t>
-      </w:r>
-      <w:r>
-        <w:rPr>
-          <w:rFonts w:ascii="Consolas" w:cs="Consolas" w:eastAsia="Consolas" w:hAnsi="Consolas"/>
-          <w:b w:val="false"/>
-          <w:bCs w:val="false"/>
-          <w:i w:val="false"/>
-          <w:iCs w:val="false"/>
-          <w:color w:val="0E4A40"/>
-        </w:rPr>
-        <w:t xml:space="preserve">--shm-size</w:t>
-      </w:r>
-      <w:r>
-        <w:rPr>
-          <w:b w:val="false"/>
-          <w:bCs w:val="false"/>
-          <w:i w:val="false"/>
-          <w:iCs w:val="false"/>
-        </w:rPr>
-        <w:t xml:space="preserve"> is 64 MB for the whole container.</w:t>
+        <w:t>A live episode attempt hit RTPS_TRANSPORT_SHM Error: Failed init_port ... open_and_lock_file failed roughly 20 minutes into a Gazebo instance's uptime. Checked directly rather than guessed at: Fast DDS's shared-memory transport lives in /dev/shm, and Docker's default --shm-size is 64 MB for the whole container.</w:t>
       </w:r>
     </w:p>
     <w:p>
@@ -5790,14 +3813,7 @@
         <w:spacing w:after="40" w:before="100"/>
       </w:pPr>
       <w:r>
-        <w:rPr>
-          <w:b/>
-          <w:bCs/>
-          <w:color w:val="8A5A12"/>
-          <w:sz w:val="18"/>
-          <w:szCs w:val="18"/>
-        </w:rPr>
-        <w:t xml:space="preserve">VERIFY</w:t>
+        <w:t>VERIFY</w:t>
       </w:r>
     </w:p>
     <w:p>
@@ -5805,13 +3821,7 @@
         <w:spacing w:after="100"/>
       </w:pPr>
       <w:r>
-        <w:rPr>
-          <w:b w:val="false"/>
-          <w:bCs w:val="false"/>
-          <w:i w:val="false"/>
-          <w:iCs w:val="false"/>
-        </w:rPr>
-        <w:t xml:space="preserve">df -h /dev/shm # 64M, confirmed the hypothesis</w:t>
+        <w:t>df -h /dev/shm # 64M, confirmed the hypothesis</w:t>
       </w:r>
     </w:p>
     <w:p>
@@ -5819,13 +3829,7 @@
         <w:spacing w:after="100"/>
       </w:pPr>
       <w:r>
-        <w:rPr>
-          <w:b w:val="false"/>
-          <w:bCs w:val="false"/>
-          <w:i w:val="false"/>
-          <w:iCs w:val="false"/>
-        </w:rPr>
-        <w:t xml:space="preserve">docker inspect ... ShmSize # 67108864 bytes, unmodified default</w:t>
+        <w:t>docker inspect ... ShmSize # 67108864 bytes, unmodified default</w:t>
       </w:r>
     </w:p>
     <w:p>
@@ -5833,153 +3837,7 @@
         <w:spacing w:after="100"/>
       </w:pPr>
       <w:r>
-        <w:rPr>
-          <w:b w:val="false"/>
-          <w:bCs w:val="false"/>
-          <w:i w:val="false"/>
-          <w:iCs w:val="false"/>
-        </w:rPr>
-        <w:t xml:space="preserve">Fixed at the source: </w:t>
-      </w:r>
-      <w:r>
-        <w:rPr>
-          <w:rFonts w:ascii="Consolas" w:cs="Consolas" w:eastAsia="Consolas" w:hAnsi="Consolas"/>
-          <w:b w:val="false"/>
-          <w:bCs w:val="false"/>
-          <w:i w:val="false"/>
-          <w:iCs w:val="false"/>
-          <w:color w:val="0E4A40"/>
-        </w:rPr>
-        <w:t xml:space="preserve">docker/run.sh</w:t>
-      </w:r>
-      <w:r>
-        <w:rPr>
-          <w:b w:val="false"/>
-          <w:bCs w:val="false"/>
-          <w:i w:val="false"/>
-          <w:iCs w:val="false"/>
-        </w:rPr>
-        <w:t xml:space="preserve"> (in the sibling </w:t>
-      </w:r>
-      <w:r>
-        <w:rPr>
-          <w:rFonts w:ascii="Consolas" w:cs="Consolas" w:eastAsia="Consolas" w:hAnsi="Consolas"/>
-          <w:b w:val="false"/>
-          <w:bCs w:val="false"/>
-          <w:i w:val="false"/>
-          <w:iCs w:val="false"/>
-          <w:color w:val="0E4A40"/>
-        </w:rPr>
-        <w:t xml:space="preserve">Gazebo_to_LeRobot_Pipeline</w:t>
-      </w:r>
-      <w:r>
-        <w:rPr>
-          <w:b w:val="false"/>
-          <w:bCs w:val="false"/>
-          <w:i w:val="false"/>
-          <w:iCs w:val="false"/>
-        </w:rPr>
-        <w:t xml:space="preserve"> repo) now passes </w:t>
-      </w:r>
-      <w:r>
-        <w:rPr>
-          <w:rFonts w:ascii="Consolas" w:cs="Consolas" w:eastAsia="Consolas" w:hAnsi="Consolas"/>
-          <w:b w:val="false"/>
-          <w:bCs w:val="false"/>
-          <w:i w:val="false"/>
-          <w:iCs w:val="false"/>
-          <w:color w:val="0E4A40"/>
-        </w:rPr>
-        <w:t xml:space="preserve">--shm-size=2g</w:t>
-      </w:r>
-      <w:r>
-        <w:rPr>
-          <w:b w:val="false"/>
-          <w:bCs w:val="false"/>
-          <w:i w:val="false"/>
-          <w:iCs w:val="false"/>
-        </w:rPr>
-        <w:t xml:space="preserve">. Container recreated, </w:t>
-      </w:r>
-      <w:r>
-        <w:rPr>
-          <w:rFonts w:ascii="Consolas" w:cs="Consolas" w:eastAsia="Consolas" w:hAnsi="Consolas"/>
-          <w:b w:val="false"/>
-          <w:bCs w:val="false"/>
-          <w:i w:val="false"/>
-          <w:iCs w:val="false"/>
-          <w:color w:val="0E4A40"/>
-        </w:rPr>
-        <w:t xml:space="preserve">df -h /dev/shm</w:t>
-      </w:r>
-      <w:r>
-        <w:rPr>
-          <w:b w:val="false"/>
-          <w:bCs w:val="false"/>
-          <w:i w:val="false"/>
-          <w:iCs w:val="false"/>
-        </w:rPr>
-        <w:t xml:space="preserve"> confirmed </w:t>
-      </w:r>
-      <w:r>
-        <w:rPr>
-          <w:rFonts w:ascii="Consolas" w:cs="Consolas" w:eastAsia="Consolas" w:hAnsi="Consolas"/>
-          <w:b w:val="false"/>
-          <w:bCs w:val="false"/>
-          <w:i w:val="false"/>
-          <w:iCs w:val="false"/>
-          <w:color w:val="0E4A40"/>
-        </w:rPr>
-        <w:t xml:space="preserve">2.0G</w:t>
-      </w:r>
-      <w:r>
-        <w:rPr>
-          <w:b w:val="false"/>
-          <w:bCs w:val="false"/>
-          <w:i w:val="false"/>
-          <w:iCs w:val="false"/>
-        </w:rPr>
-        <w:t xml:space="preserve">. </w:t>
-      </w:r>
-      <w:r>
-        <w:rPr>
-          <w:rFonts w:ascii="Consolas" w:cs="Consolas" w:eastAsia="Consolas" w:hAnsi="Consolas"/>
-          <w:b w:val="false"/>
-          <w:bCs w:val="false"/>
-          <w:i w:val="false"/>
-          <w:iCs w:val="false"/>
-          <w:color w:val="0E4A40"/>
-        </w:rPr>
-        <w:t xml:space="preserve">episode.sh</w:t>
-      </w:r>
-      <w:r>
-        <w:rPr>
-          <w:b w:val="false"/>
-          <w:bCs w:val="false"/>
-          <w:i w:val="false"/>
-          <w:iCs w:val="false"/>
-        </w:rPr>
-        <w:t xml:space="preserve">'s teardown also now clears any leaked </w:t>
-      </w:r>
-      <w:r>
-        <w:rPr>
-          <w:rFonts w:ascii="Consolas" w:cs="Consolas" w:eastAsia="Consolas" w:hAnsi="Consolas"/>
-          <w:b w:val="false"/>
-          <w:bCs w:val="false"/>
-          <w:i w:val="false"/>
-          <w:iCs w:val="false"/>
-          <w:color w:val="0E4A40"/>
-        </w:rPr>
-        <w:t xml:space="preserve">fastrtps_*</w:t>
-      </w:r>
-      <w:r>
-        <w:rPr>
-          <w:b w:val="false"/>
-          <w:bCs w:val="false"/>
-          <w:i w:val="false"/>
-          <w:iCs w:val="false"/>
-        </w:rPr>
-        <w:t xml:space="preserve"> segments every episode, since the script restarts the sim stack but not the container itself.</w:t>
+        <w:t>Fixed at the source: docker/run.sh (in the sibling Gazebo_to_LeRobot_Pipeline repo) now passes --shm-size=2g. Container recreated, df -h /dev/shm confirmed 2.0G. episode.sh's teardown also now clears any leaked fastrtps_* segments every episode, since the script restarts the sim stack but not the container itself.</w:t>
       </w:r>
     </w:p>
     <w:p>
@@ -5988,7 +3846,7 @@
         <w:spacing w:after="120" w:before="320"/>
       </w:pPr>
       <w:r>
-        <w:t xml:space="preserve">13. The recorder lifecycle hang</w:t>
+        <w:t>13. The recorder lifecycle hang</w:t>
       </w:r>
     </w:p>
     <w:p>
@@ -5996,14 +3854,7 @@
         <w:spacing w:after="100"/>
       </w:pPr>
       <w:r>
-        <w:rPr>
-          <w:b w:val="false"/>
-          <w:bCs w:val="false"/>
-          <w:i/>
-          <w:iCs/>
-          <w:color w:val="4B5B57"/>
-        </w:rPr>
-        <w:t xml:space="preserve">A second, independent, still-unresolved hardware/software ceiling — found by deliberately isolating it from Gazebo entirely.</w:t>
+        <w:t>A second, independent, still-unresolved hardware/software ceiling — found by deliberately isolating it from Gazebo entirely.</w:t>
       </w:r>
     </w:p>
     <w:p>
@@ -6011,14 +3862,7 @@
         <w:spacing w:after="40" w:before="100"/>
       </w:pPr>
       <w:r>
-        <w:rPr>
-          <w:b/>
-          <w:bCs/>
-          <w:color w:val="146356"/>
-          <w:sz w:val="18"/>
-          <w:szCs w:val="18"/>
-        </w:rPr>
-        <w:t xml:space="preserve">PROCEDURE</w:t>
+        <w:t>PROCEDURE</w:t>
       </w:r>
     </w:p>
     <w:p>
@@ -6026,113 +3870,7 @@
         <w:spacing w:after="100"/>
       </w:pPr>
       <w:r>
-        <w:rPr>
-          <w:b w:val="false"/>
-          <w:bCs w:val="false"/>
-          <w:i w:val="false"/>
-          <w:iCs w:val="false"/>
-        </w:rPr>
-        <w:t xml:space="preserve">Rather than keep retrying a full episode, a minimal test ("3a-minimal") isolated the recorder from Gazebo entirely: a throwaway </w:t>
-      </w:r>
-      <w:r>
-        <w:rPr>
-          <w:rFonts w:ascii="Consolas" w:cs="Consolas" w:eastAsia="Consolas" w:hAnsi="Consolas"/>
-          <w:b w:val="false"/>
-          <w:bCs w:val="false"/>
-          <w:i w:val="false"/>
-          <w:iCs w:val="false"/>
-          <w:color w:val="0E4A40"/>
-        </w:rPr>
-        <w:t xml:space="preserve">rclpy</w:t>
-      </w:r>
-      <w:r>
-        <w:rPr>
-          <w:b w:val="false"/>
-          <w:bCs w:val="false"/>
-          <w:i w:val="false"/>
-          <w:iCs w:val="false"/>
-        </w:rPr>
-        <w:t xml:space="preserve"> publisher faked </w:t>
-      </w:r>
-      <w:r>
-        <w:rPr>
-          <w:rFonts w:ascii="Consolas" w:cs="Consolas" w:eastAsia="Consolas" w:hAnsi="Consolas"/>
-          <w:b w:val="false"/>
-          <w:bCs w:val="false"/>
-          <w:i w:val="false"/>
-          <w:iCs w:val="false"/>
-          <w:color w:val="0E4A40"/>
-        </w:rPr>
-        <w:t xml:space="preserve">/joint_states</w:t>
-      </w:r>
-      <w:r>
-        <w:rPr>
-          <w:b w:val="false"/>
-          <w:bCs w:val="false"/>
-          <w:i w:val="false"/>
-          <w:iCs w:val="false"/>
-        </w:rPr>
-        <w:t xml:space="preserve"> and a camera topic at 30 Hz, no controllers, no arm motion. Four cheap causes were checked before touching any source code: topic names (exact match), data flow (confirmed 30.0 Hz via </w:t>
-      </w:r>
-      <w:r>
-        <w:rPr>
-          <w:rFonts w:ascii="Consolas" w:cs="Consolas" w:eastAsia="Consolas" w:hAnsi="Consolas"/>
-          <w:b w:val="false"/>
-          <w:bCs w:val="false"/>
-          <w:i w:val="false"/>
-          <w:iCs w:val="false"/>
-          <w:color w:val="0E4A40"/>
-        </w:rPr>
-        <w:t xml:space="preserve">ros2 topic hz</w:t>
-      </w:r>
-      <w:r>
-        <w:rPr>
-          <w:b w:val="false"/>
-          <w:bCs w:val="false"/>
-          <w:i w:val="false"/>
-          <w:iCs w:val="false"/>
-        </w:rPr>
-        <w:t xml:space="preserve">), bag-directory writability (confirmed), and QoS (the check that mattered: </w:t>
-      </w:r>
-      <w:r>
-        <w:rPr>
-          <w:rFonts w:ascii="Consolas" w:cs="Consolas" w:eastAsia="Consolas" w:hAnsi="Consolas"/>
-          <w:b w:val="false"/>
-          <w:bCs w:val="false"/>
-          <w:i w:val="false"/>
-          <w:iCs w:val="false"/>
-          <w:color w:val="0E4A40"/>
-        </w:rPr>
-        <w:t xml:space="preserve">Subscription count: 0</w:t>
-      </w:r>
-      <w:r>
-        <w:rPr>
-          <w:b w:val="false"/>
-          <w:bCs w:val="false"/>
-          <w:i w:val="false"/>
-          <w:iCs w:val="false"/>
-        </w:rPr>
-        <w:t xml:space="preserve"> on both topics even after </w:t>
-      </w:r>
-      <w:r>
-        <w:rPr>
-          <w:rFonts w:ascii="Consolas" w:cs="Consolas" w:eastAsia="Consolas" w:hAnsi="Consolas"/>
-          <w:b w:val="false"/>
-          <w:bCs w:val="false"/>
-          <w:i w:val="false"/>
-          <w:iCs w:val="false"/>
-          <w:color w:val="0E4A40"/>
-        </w:rPr>
-        <w:t xml:space="preserve">configure</w:t>
-      </w:r>
-      <w:r>
-        <w:rPr>
-          <w:b w:val="false"/>
-          <w:bCs w:val="false"/>
-          <w:i w:val="false"/>
-          <w:iCs w:val="false"/>
-        </w:rPr>
-        <w:t xml:space="preserve"> was called — the recorder never gets far enough to subscribe at all).</w:t>
+        <w:t>Rather than keep retrying a full episode, a minimal test ("3a-minimal") isolated the recorder from Gazebo entirely: a throwaway rclpy publisher faked /joint_states and a camera topic at 30 Hz, no controllers, no arm motion. Four cheap causes were checked before touching any source code: topic names (exact match), data flow (confirmed 30.0 Hz via ros2 topic hz), bag-directory writability (confirmed), and QoS (the check that mattered: Subscription count: 0 on both topics even after configure was called — the recorder never gets far enough to subscribe at all).</w:t>
       </w:r>
     </w:p>
     <w:p>
@@ -6140,14 +3878,7 @@
         <w:spacing w:after="40" w:before="100"/>
       </w:pPr>
       <w:r>
-        <w:rPr>
-          <w:b/>
-          <w:bCs/>
-          <w:color w:val="8A5A12"/>
-          <w:sz w:val="18"/>
-          <w:szCs w:val="18"/>
-        </w:rPr>
-        <w:t xml:space="preserve">VERIFY</w:t>
+        <w:t>VERIFY</w:t>
       </w:r>
     </w:p>
     <w:p>
@@ -6155,93 +3886,7 @@
         <w:spacing w:after="100"/>
       </w:pPr>
       <w:r>
-        <w:rPr>
-          <w:b w:val="false"/>
-          <w:bCs w:val="false"/>
-          <w:i w:val="false"/>
-          <w:iCs w:val="false"/>
-        </w:rPr>
-        <w:t xml:space="preserve">All four harness-side explanations are clear; this rules out the test setup as the cause. Static reading of </w:t>
-      </w:r>
-      <w:r>
-        <w:rPr>
-          <w:rFonts w:ascii="Consolas" w:cs="Consolas" w:eastAsia="Consolas" w:hAnsi="Consolas"/>
-          <w:b w:val="false"/>
-          <w:bCs w:val="false"/>
-          <w:i w:val="false"/>
-          <w:iCs w:val="false"/>
-          <w:color w:val="0E4A40"/>
-        </w:rPr>
-        <w:t xml:space="preserve">episode_recorder_node.py</w:t>
-      </w:r>
-      <w:r>
-        <w:rPr>
-          <w:b w:val="false"/>
-          <w:bCs w:val="false"/>
-          <w:i w:val="false"/>
-          <w:iCs w:val="false"/>
-        </w:rPr>
-        <w:t xml:space="preserve"> and its shared lifecycle base class, done directly on the host (the package is bind-mounted, no container needed), ruled out the specific hypothesis of a blocking call under a single-threaded executor — it is actually a </w:t>
-      </w:r>
-      <w:r>
-        <w:rPr>
-          <w:rFonts w:ascii="Consolas" w:cs="Consolas" w:eastAsia="Consolas" w:hAnsi="Consolas"/>
-          <w:b w:val="false"/>
-          <w:bCs w:val="false"/>
-          <w:i w:val="false"/>
-          <w:iCs w:val="false"/>
-          <w:color w:val="0E4A40"/>
-        </w:rPr>
-        <w:t xml:space="preserve">MultiThreadedExecutor(num_threads=4)</w:t>
-      </w:r>
-      <w:r>
-        <w:rPr>
-          <w:b w:val="false"/>
-          <w:bCs w:val="false"/>
-          <w:i w:val="false"/>
-          <w:iCs w:val="false"/>
-        </w:rPr>
-        <w:t xml:space="preserve"> — and a related mutually-exclusive-callback-group mechanism. No line-level defect was pinpointed. Corroborating evidence the hang is real: a separate, read-only </w:t>
-      </w:r>
-      <w:r>
-        <w:rPr>
-          <w:rFonts w:ascii="Consolas" w:cs="Consolas" w:eastAsia="Consolas" w:hAnsi="Consolas"/>
-          <w:b w:val="false"/>
-          <w:bCs w:val="false"/>
-          <w:i w:val="false"/>
-          <w:iCs w:val="false"/>
-          <w:color w:val="0E4A40"/>
-        </w:rPr>
-        <w:t xml:space="preserve">ros2 lifecycle get</w:t>
-      </w:r>
-      <w:r>
-        <w:rPr>
-          <w:b w:val="false"/>
-          <w:bCs w:val="false"/>
-          <w:i w:val="false"/>
-          <w:iCs w:val="false"/>
-        </w:rPr>
-        <w:t xml:space="preserve"> call also hangs, while </w:t>
-      </w:r>
-      <w:r>
-        <w:rPr>
-          <w:rFonts w:ascii="Consolas" w:cs="Consolas" w:eastAsia="Consolas" w:hAnsi="Consolas"/>
-          <w:b w:val="false"/>
-          <w:bCs w:val="false"/>
-          <w:i w:val="false"/>
-          <w:iCs w:val="false"/>
-          <w:color w:val="0E4A40"/>
-        </w:rPr>
-        <w:t xml:space="preserve">ros2 node list</w:t>
-      </w:r>
-      <w:r>
-        <w:rPr>
-          <w:b w:val="false"/>
-          <w:bCs w:val="false"/>
-          <w:i w:val="false"/>
-          <w:iCs w:val="false"/>
-        </w:rPr>
-        <w:t xml:space="preserve"> answers instantly — consistent with the node's own internal transition lock being held, not a lost CLI response.</w:t>
+        <w:t>All four harness-side explanations are clear; this rules out the test setup as the cause. Static reading of episode_recorder_node.py and its shared lifecycle base class, done directly on the host (the package is bind-mounted, no container needed), ruled out the specific hypothesis of a blocking call under a single-threaded executor — it is actually a MultiThreadedExecutor(num_threads=4) — and a related mutually-exclusive-callback-group mechanism. No line-level defect was pinpointed. Corroborating evidence the hang is real: a separate, read-only ros2 lifecycle get call also hangs, while ros2 node list answers instantly — consistent with the node's own internal transition lock being held, not a lost CLI response.</w:t>
       </w:r>
     </w:p>
     <w:p>
@@ -6254,53 +3899,7 @@
         <w:ind w:left="200"/>
       </w:pPr>
       <w:r>
-        <w:rPr>
-          <w:b w:val="false"/>
-          <w:bCs w:val="false"/>
-          <w:i w:val="false"/>
-          <w:iCs w:val="false"/>
-        </w:rPr>
-        <w:t xml:space="preserve">Open, not fixed: resolving this needs a live Python stack trace (</w:t>
-      </w:r>
-      <w:r>
-        <w:rPr>
-          <w:rFonts w:ascii="Consolas" w:cs="Consolas" w:eastAsia="Consolas" w:hAnsi="Consolas"/>
-          <w:b w:val="false"/>
-          <w:bCs w:val="false"/>
-          <w:i w:val="false"/>
-          <w:iCs w:val="false"/>
-          <w:color w:val="0E4A40"/>
-        </w:rPr>
-        <w:t xml:space="preserve">py-spy dump</w:t>
-      </w:r>
-      <w:r>
-        <w:rPr>
-          <w:b w:val="false"/>
-          <w:bCs w:val="false"/>
-          <w:i w:val="false"/>
-          <w:iCs w:val="false"/>
-        </w:rPr>
-        <w:t xml:space="preserve">) on the hung process. Attempted this session; blocked by the container lacking </w:t>
-      </w:r>
-      <w:r>
-        <w:rPr>
-          <w:rFonts w:ascii="Consolas" w:cs="Consolas" w:eastAsia="Consolas" w:hAnsi="Consolas"/>
-          <w:b w:val="false"/>
-          <w:bCs w:val="false"/>
-          <w:i w:val="false"/>
-          <w:iCs w:val="false"/>
-          <w:color w:val="0E4A40"/>
-        </w:rPr>
-        <w:t xml:space="preserve">CAP_SYS_PTRACE</w:t>
-      </w:r>
-      <w:r>
-        <w:rPr>
-          <w:b w:val="false"/>
-          <w:bCs w:val="false"/>
-          <w:i w:val="false"/>
-          <w:iCs w:val="false"/>
-        </w:rPr>
-        <w:t xml:space="preserve">, and a container recreation to add it was not pursued a third time after the decision to stop all hardware-bound work for the night. See §bugs-upstream for the write-up aimed at whoever can actually run that trace.</w:t>
+        <w:t>Open, not fixed: resolving this needs a live Python stack trace (py-spy dump) on the hung process. Attempted this session; blocked by the container lacking CAP_SYS_PTRACE, and a container recreation to add it was not pursued a third time after the decision to stop all hardware-bound work for the night. See §bugs-upstream for the write-up aimed at whoever can actually run that trace.</w:t>
       </w:r>
     </w:p>
     <w:p>
@@ -6309,7 +3908,7 @@
         <w:spacing w:after="120" w:before="320"/>
       </w:pPr>
       <w:r>
-        <w:t xml:space="preserve">14. Reach-map regeneration</w:t>
+        <w:t>14. Reach-map regeneration</w:t>
       </w:r>
     </w:p>
     <w:p>
@@ -6317,14 +3916,7 @@
         <w:spacing w:after="100"/>
       </w:pPr>
       <w:r>
-        <w:rPr>
-          <w:b w:val="false"/>
-          <w:bCs w:val="false"/>
-          <w:i/>
-          <w:iCs/>
-          <w:color w:val="4B5B57"/>
-        </w:rPr>
-        <w:t xml:space="preserve">Completing the handover package's file tree — honestly, including where the completion falls short.</w:t>
+        <w:t>Completing the handover package's file tree — honestly, including where the completion falls short.</w:t>
       </w:r>
     </w:p>
     <w:p>
@@ -6332,14 +3924,7 @@
         <w:spacing w:after="40" w:before="100"/>
       </w:pPr>
       <w:r>
-        <w:rPr>
-          <w:b/>
-          <w:bCs/>
-          <w:color w:val="146356"/>
-          <w:sz w:val="18"/>
-          <w:szCs w:val="18"/>
-        </w:rPr>
-        <w:t xml:space="preserve">PROCEDURE</w:t>
+        <w:t>PROCEDURE</w:t>
       </w:r>
     </w:p>
     <w:p>
@@ -6347,64 +3932,7 @@
         <w:spacing w:after="100"/>
       </w:pPr>
       <w:r>
-        <w:rPr>
-          <w:rFonts w:ascii="Consolas" w:cs="Consolas" w:eastAsia="Consolas" w:hAnsi="Consolas"/>
-          <w:b w:val="false"/>
-          <w:bCs w:val="false"/>
-          <w:i w:val="false"/>
-          <w:iCs w:val="false"/>
-          <w:color w:val="0E4A40"/>
-        </w:rPr>
-        <w:t xml:space="preserve">config/reach_map.csv</w:t>
-      </w:r>
-      <w:r>
-        <w:rPr>
-          <w:b w:val="false"/>
-          <w:bCs w:val="false"/>
-          <w:i w:val="false"/>
-          <w:iCs w:val="false"/>
-        </w:rPr>
-        <w:t xml:space="preserve"> (§6's raw sweep output) was found missing from disk — only its derivative, </w:t>
-      </w:r>
-      <w:r>
-        <w:rPr>
-          <w:rFonts w:ascii="Consolas" w:cs="Consolas" w:eastAsia="Consolas" w:hAnsi="Consolas"/>
-          <w:b w:val="false"/>
-          <w:bCs w:val="false"/>
-          <w:i w:val="false"/>
-          <w:iCs w:val="false"/>
-          <w:color w:val="0E4A40"/>
-        </w:rPr>
-        <w:t xml:space="preserve">safe_rect.txt</w:t>
-      </w:r>
-      <w:r>
-        <w:rPr>
-          <w:b w:val="false"/>
-          <w:bCs w:val="false"/>
-          <w:i w:val="false"/>
-          <w:iCs w:val="false"/>
-        </w:rPr>
-        <w:t xml:space="preserve">, had survived. A new </w:t>
-      </w:r>
-      <w:r>
-        <w:rPr>
-          <w:rFonts w:ascii="Consolas" w:cs="Consolas" w:eastAsia="Consolas" w:hAnsi="Consolas"/>
-          <w:b w:val="false"/>
-          <w:bCs w:val="false"/>
-          <w:i w:val="false"/>
-          <w:iCs w:val="false"/>
-          <w:color w:val="0E4A40"/>
-        </w:rPr>
-        <w:t xml:space="preserve">scripts/sweep_reach.py</w:t>
-      </w:r>
-      <w:r>
-        <w:rPr>
-          <w:b w:val="false"/>
-          <w:bCs w:val="false"/>
-          <w:i w:val="false"/>
-          <w:iCs w:val="false"/>
-        </w:rPr>
-        <w:t xml:space="preserve"> (pure analytical IK, no simulator) regenerates it. A first attempt at a fine grid (0.01 m, full seed count) did not finish in a reasonable session; reduced twice, to 0.04 m and 6 seeds, to get a result at all.</w:t>
+        <w:t>config/reach_map.csv (§6's raw sweep output) was found missing from disk — only its derivative, safe_rect.txt, had survived. A new scripts/sweep_reach.py (pure analytical IK, no simulator) regenerates it. A first attempt at a fine grid (0.01 m, full seed count) did not finish in a reasonable session; reduced twice, to 0.04 m and 6 seeds, to get a result at all.</w:t>
       </w:r>
     </w:p>
     <w:p>
@@ -6412,14 +3940,7 @@
         <w:spacing w:after="40" w:before="100"/>
       </w:pPr>
       <w:r>
-        <w:rPr>
-          <w:b/>
-          <w:bCs/>
-          <w:color w:val="8A5A12"/>
-          <w:sz w:val="18"/>
-          <w:szCs w:val="18"/>
-        </w:rPr>
-        <w:t xml:space="preserve">VERIFY</w:t>
+        <w:t>VERIFY</w:t>
       </w:r>
     </w:p>
     <w:p>
@@ -6427,13 +3948,7 @@
         <w:spacing w:after="100"/>
       </w:pPr>
       <w:r>
-        <w:rPr>
-          <w:b w:val="false"/>
-          <w:bCs w:val="false"/>
-          <w:i w:val="false"/>
-          <w:iCs w:val="false"/>
-        </w:rPr>
-        <w:t xml:space="preserve">python3 scripts/summarise_reach.py</w:t>
+        <w:t>python3 scripts/summarise_reach.py</w:t>
       </w:r>
     </w:p>
     <w:p>
@@ -6441,13 +3956,7 @@
         <w:spacing w:after="100"/>
       </w:pPr>
       <w:r>
-        <w:rPr>
-          <w:b w:val="false"/>
-          <w:bCs w:val="false"/>
-          <w:i w:val="false"/>
-          <w:iCs w:val="false"/>
-        </w:rPr>
-        <w:t xml:space="preserve">this run: x -0.10..0.34, y -0.25..0.31</w:t>
+        <w:t>this run: x -0.10..0.34, y -0.25..0.31</w:t>
       </w:r>
     </w:p>
     <w:p>
@@ -6455,13 +3964,7 @@
         <w:spacing w:after="100"/>
       </w:pPr>
       <w:r>
-        <w:rPr>
-          <w:b w:val="false"/>
-          <w:bCs w:val="false"/>
-          <w:i w:val="false"/>
-          <w:iCs w:val="false"/>
-        </w:rPr>
-        <w:t xml:space="preserve">safe_rect.txt: x -0.03..0.55, y -0.19..0.22</w:t>
+        <w:t>safe_rect.txt: x -0.03..0.55, y -0.19..0.22</w:t>
       </w:r>
     </w:p>
     <w:p>
@@ -6469,73 +3972,7 @@
         <w:spacing w:after="100"/>
       </w:pPr>
       <w:r>
-        <w:rPr>
-          <w:b w:val="false"/>
-          <w:bCs w:val="false"/>
-          <w:i w:val="false"/>
-          <w:iCs w:val="false"/>
-        </w:rPr>
-        <w:t xml:space="preserve">Does not closely match. Three of the four boundary values from this run land exactly on this run's own search-grid edge, meaning the reduced sweep didn't even bracket the true envelope. </w:t>
-      </w:r>
-      <w:r>
-        <w:rPr>
-          <w:rFonts w:ascii="Consolas" w:cs="Consolas" w:eastAsia="Consolas" w:hAnsi="Consolas"/>
-          <w:b w:val="false"/>
-          <w:bCs w:val="false"/>
-          <w:i w:val="false"/>
-          <w:iCs w:val="false"/>
-          <w:color w:val="0E4A40"/>
-        </w:rPr>
-        <w:t xml:space="preserve">safe_rect.txt</w:t>
-      </w:r>
-      <w:r>
-        <w:rPr>
-          <w:b w:val="false"/>
-          <w:bCs w:val="false"/>
-          <w:i w:val="false"/>
-          <w:iCs w:val="false"/>
-        </w:rPr>
-        <w:t xml:space="preserve"> — the file </w:t>
-      </w:r>
-      <w:r>
-        <w:rPr>
-          <w:rFonts w:ascii="Consolas" w:cs="Consolas" w:eastAsia="Consolas" w:hAnsi="Consolas"/>
-          <w:b w:val="false"/>
-          <w:bCs w:val="false"/>
-          <w:i w:val="false"/>
-          <w:iCs w:val="false"/>
-          <w:color w:val="0E4A40"/>
-        </w:rPr>
-        <w:t xml:space="preserve">episode_matrix.csv</w:t>
-      </w:r>
-      <w:r>
-        <w:rPr>
-          <w:b w:val="false"/>
-          <w:bCs w:val="false"/>
-          <w:i w:val="false"/>
-          <w:iCs w:val="false"/>
-        </w:rPr>
-        <w:t xml:space="preserve"> actually depends on — was left untouched and remains authoritative. Reported as a caveat, not glossed over, in both the script's own docstring and </w:t>
-      </w:r>
-      <w:r>
-        <w:rPr>
-          <w:rFonts w:ascii="Consolas" w:cs="Consolas" w:eastAsia="Consolas" w:hAnsi="Consolas"/>
-          <w:b w:val="false"/>
-          <w:bCs w:val="false"/>
-          <w:i w:val="false"/>
-          <w:iCs w:val="false"/>
-          <w:color w:val="0E4A40"/>
-        </w:rPr>
-        <w:t xml:space="preserve">doc/HANDOVER.md</w:t>
-      </w:r>
-      <w:r>
-        <w:rPr>
-          <w:b w:val="false"/>
-          <w:bCs w:val="false"/>
-          <w:i w:val="false"/>
-          <w:iCs w:val="false"/>
-        </w:rPr>
-        <w:t xml:space="preserve">.</w:t>
+        <w:t>Does not closely match. Three of the four boundary values from this run land exactly on this run's own search-grid edge, meaning the reduced sweep didn't even bracket the true envelope. safe_rect.txt — the file episode_matrix.csv actually depends on — was left untouched and remains authoritative. Reported as a caveat, not glossed over, in both the script's own docstring and doc/HANDOVER.md.</w:t>
       </w:r>
     </w:p>
     <w:p>
@@ -6544,7 +3981,7 @@
         <w:spacing w:after="120" w:before="320"/>
       </w:pPr>
       <w:r>
-        <w:t xml:space="preserve">15. Closing the handover</w:t>
+        <w:t>15. Closing the handover</w:t>
       </w:r>
     </w:p>
     <w:p>
@@ -6552,14 +3989,7 @@
         <w:spacing w:after="100"/>
       </w:pPr>
       <w:r>
-        <w:rPr>
-          <w:b w:val="false"/>
-          <w:bCs w:val="false"/>
-          <w:i/>
-          <w:iCs/>
-          <w:color w:val="4B5B57"/>
-        </w:rPr>
-        <w:t xml:space="preserve">The final documentation pass: one honest sentence, an Appendix-A accounting, and the git discipline to match.</w:t>
+        <w:t>The final documentation pass: one honest sentence, an Appendix-A accounting, and the git discipline to match.</w:t>
       </w:r>
     </w:p>
     <w:p>
@@ -6567,14 +3997,7 @@
         <w:spacing w:after="40" w:before="100"/>
       </w:pPr>
       <w:r>
-        <w:rPr>
-          <w:b/>
-          <w:bCs/>
-          <w:color w:val="146356"/>
-          <w:sz w:val="18"/>
-          <w:szCs w:val="18"/>
-        </w:rPr>
-        <w:t xml:space="preserve">PROCEDURE</w:t>
+        <w:t>PROCEDURE</w:t>
       </w:r>
     </w:p>
     <w:p>
@@ -6582,44 +4005,7 @@
         <w:spacing w:after="100"/>
       </w:pPr>
       <w:r>
-        <w:rPr>
-          <w:rFonts w:ascii="Consolas" w:cs="Consolas" w:eastAsia="Consolas" w:hAnsi="Consolas"/>
-          <w:b w:val="false"/>
-          <w:bCs w:val="false"/>
-          <w:i w:val="false"/>
-          <w:iCs w:val="false"/>
-          <w:color w:val="0E4A40"/>
-        </w:rPr>
-        <w:t xml:space="preserve">RUNNING.md</w:t>
-      </w:r>
-      <w:r>
-        <w:rPr>
-          <w:b w:val="false"/>
-          <w:bCs w:val="false"/>
-          <w:i w:val="false"/>
-          <w:iCs w:val="false"/>
-        </w:rPr>
-        <w:t xml:space="preserve"> now opens with the single §11.7 sentence — what's proven, what isn't, why — before any command. </w:t>
-      </w:r>
-      <w:r>
-        <w:rPr>
-          <w:rFonts w:ascii="Consolas" w:cs="Consolas" w:eastAsia="Consolas" w:hAnsi="Consolas"/>
-          <w:b w:val="false"/>
-          <w:bCs w:val="false"/>
-          <w:i w:val="false"/>
-          <w:iCs w:val="false"/>
-          <w:color w:val="0E4A40"/>
-        </w:rPr>
-        <w:t xml:space="preserve">doc/HANDOVER.md</w:t>
-      </w:r>
-      <w:r>
-        <w:rPr>
-          <w:b w:val="false"/>
-          <w:bCs w:val="false"/>
-          <w:i w:val="false"/>
-          <w:iCs w:val="false"/>
-        </w:rPr>
-        <w:t xml:space="preserve"> (new) maps every Appendix A row to its real status, with the full memory arithmetic behind the hardware boundary and exactly what to collect if a smoke episode fails.</w:t>
+        <w:t>RUNNING.md now opens with the single §11.7 sentence — what's proven, what isn't, why — before any command. doc/HANDOVER.md (new) maps every Appendix A row to its real status, with the full memory arithmetic behind the hardware boundary and exactly what to collect if a smoke episode fails.</w:t>
       </w:r>
     </w:p>
     <w:p>
@@ -6627,14 +4013,7 @@
         <w:spacing w:after="40" w:before="100"/>
       </w:pPr>
       <w:r>
-        <w:rPr>
-          <w:b/>
-          <w:bCs/>
-          <w:color w:val="8A5A12"/>
-          <w:sz w:val="18"/>
-          <w:szCs w:val="18"/>
-        </w:rPr>
-        <w:t xml:space="preserve">VERIFY</w:t>
+        <w:t>VERIFY</w:t>
       </w:r>
     </w:p>
     <w:p>
@@ -6642,33 +4021,7 @@
         <w:spacing w:after="100"/>
       </w:pPr>
       <w:r>
-        <w:rPr>
-          <w:b w:val="false"/>
-          <w:bCs w:val="false"/>
-          <w:i w:val="false"/>
-          <w:iCs w:val="false"/>
-        </w:rPr>
-        <w:t xml:space="preserve">All of the above committed to the project's own git history (commit 3319973 and its immediate predecessors). The two files this work also touched in the separate, shared </w:t>
-      </w:r>
-      <w:r>
-        <w:rPr>
-          <w:rFonts w:ascii="Consolas" w:cs="Consolas" w:eastAsia="Consolas" w:hAnsi="Consolas"/>
-          <w:b w:val="false"/>
-          <w:bCs w:val="false"/>
-          <w:i w:val="false"/>
-          <w:iCs w:val="false"/>
-          <w:color w:val="0E4A40"/>
-        </w:rPr>
-        <w:t xml:space="preserve">mycobot_320pi_R6A</w:t>
-      </w:r>
-      <w:r>
-        <w:rPr>
-          <w:b w:val="false"/>
-          <w:bCs w:val="false"/>
-          <w:i w:val="false"/>
-          <w:iCs w:val="false"/>
-        </w:rPr>
-        <w:t xml:space="preserve"> team repository were deliberately not committed by this process — shown as a diff for direct review and commit by the repository's own maintainer instead.</w:t>
+        <w:t>All of the above committed to the project's own git history (commit 3319973 and its immediate predecessors). The two files this work also touched in the separate, shared mycobot_320pi_R6A team repository were deliberately not committed by this process — shown as a diff for direct review and commit by the repository's own maintainer instead.</w:t>
       </w:r>
     </w:p>
     <w:p>
@@ -6677,7 +4030,7 @@
         <w:spacing w:after="120" w:before="320"/>
       </w:pPr>
       <w:r>
-        <w:t xml:space="preserve">Verification ladder</w:t>
+        <w:t>Verification ladder</w:t>
       </w:r>
     </w:p>
     <w:p>
@@ -6685,14 +4038,7 @@
         <w:spacing w:after="160"/>
       </w:pPr>
       <w:r>
-        <w:rPr>
-          <w:b w:val="false"/>
-          <w:bCs w:val="false"/>
-          <w:i w:val="false"/>
-          <w:iCs w:val="false"/>
-          <w:color w:val="4B5B57"/>
-        </w:rPr>
-        <w:t xml:space="preserve">Each rung strictly depends on the one below it. The pipeline reaches every rung that does not require a running simulator; the rungs above that are the ones this report is most honest about not reaching.</w:t>
+        <w:t>Each rung strictly depends on the one below it. The pipeline reaches every rung that does not require a running simulator; the rungs above that are the ones this report is most honest about not reaching.</w:t>
       </w:r>
     </w:p>
     <w:tbl>
@@ -7452,34 +4798,7 @@
         <w:ind w:left="200"/>
       </w:pPr>
       <w:r>
-        <w:rPr>
-          <w:b/>
-          <w:bCs/>
-        </w:rPr>
-        <w:t xml:space="preserve">Update, 2026-10-04: Levels 3, 4 and 5 reached.</w:t>
-      </w:r>
-      <w:r>
-        <w:t xml:space="preserve"> The recorder reached </w:t>
-      </w:r>
-      <w:r>
-        <w:rPr>
-          <w:rFonts w:ascii="Consolas" w:cs="Consolas" w:eastAsia="Consolas" w:hAnsi="Consolas"/>
-          <w:color w:val="0E4A40"/>
-        </w:rPr>
-        <w:t xml:space="preserve">configured</w:t>
-      </w:r>
-      <w:r>
-        <w:t xml:space="preserve"> and </w:t>
-      </w:r>
-      <w:r>
-        <w:rPr>
-          <w:rFonts w:ascii="Consolas" w:cs="Consolas" w:eastAsia="Consolas" w:hAnsi="Consolas"/>
-          <w:color w:val="0E4A40"/>
-        </w:rPr>
-        <w:t xml:space="preserve">active</w:t>
-      </w:r>
-      <w:r>
-        <w:t xml:space="preserve"> on every episode (§17); every smoke episode and all 60 batch episodes reached a verdict (§17, §26); the 60-episode batch passed 60/60 under one code version and was converted to both datasets (§26).</w:t>
+        <w:t>Update, 2026-10-04: Levels 3, 4 and 5 reached. The recorder reached configured and active on every episode (§17); every smoke episode and all 60 batch episodes reached a verdict (§17, §26); the 60-episode batch passed 60/60 under one code version and was converted to both datasets (§26).</w:t>
       </w:r>
     </w:p>
     <w:p>
@@ -7488,7 +4807,7 @@
         <w:spacing w:after="120" w:before="320"/>
       </w:pPr>
       <w:r>
-        <w:t xml:space="preserve">Addendum, 2026-10-04: finished on one machine</w:t>
+        <w:t>Addendum, 2026-10-04: finished on one machine</w:t>
       </w:r>
     </w:p>
     <w:p>
@@ -7496,36 +4815,7 @@
         <w:spacing w:after="160"/>
       </w:pPr>
       <w:r>
-        <w:rPr>
-          <w:color w:val="4B5B57"/>
-        </w:rPr>
-        <w:t xml:space="preserve">Everything below happened on 2–5 October 2026 on one Windows laptop (Intel Core i7-11370H, 4 cores / 8 threads, 7.8 GB RAM and 2 GB swap visible in WSL2, Ubuntu 22.04.3, kernel 6.18.40.1-microsoft-standard-WSL2), in the </w:t>
-      </w:r>
-      <w:r>
-        <w:rPr>
-          <w:rFonts w:ascii="Consolas" w:cs="Consolas" w:eastAsia="Consolas" w:hAnsi="Consolas"/>
-          <w:color w:val="0E4A40"/>
-        </w:rPr>
-        <w:t xml:space="preserve">gazebo_to_lerobot</w:t>
-      </w:r>
-      <w:r>
-        <w:rPr>
-          <w:color w:val="4B5B57"/>
-        </w:rPr>
-        <w:t xml:space="preserve"> container (Ubuntu 24.04, ROS 2 Jazzy, Gazebo Harmonic, DART physics). Each step gives what was done, what it was measured with, and what it changed. The full numbers are in </w:t>
-      </w:r>
-      <w:r>
-        <w:rPr>
-          <w:rFonts w:ascii="Consolas" w:cs="Consolas" w:eastAsia="Consolas" w:hAnsi="Consolas"/>
-          <w:color w:val="0E4A40"/>
-        </w:rPr>
-        <w:t xml:space="preserve">MEASUREMENTS.md</w:t>
-      </w:r>
-      <w:r>
-        <w:rPr>
-          <w:color w:val="4B5B57"/>
-        </w:rPr>
-        <w:t xml:space="preserve"> §1–10, cited by section.</w:t>
+        <w:t>Everything below happened on 2–5 October 2026 on one Windows laptop (Intel Core i7-11370H, 4 cores / 8 threads, 7.8 GB RAM and 2 GB swap visible in WSL2, Ubuntu 22.04.3, kernel 6.18.40.1-microsoft-standard-WSL2), in the gazebo_to_lerobot container (Ubuntu 24.04, ROS 2 Jazzy, Gazebo Harmonic, DART physics). Each step gives what was done, what it was measured with, and what it changed. The full numbers are in MEASUREMENTS.md §1–10, cited by section.</w:t>
       </w:r>
     </w:p>
     <w:p>
@@ -7534,7 +4824,7 @@
         <w:spacing w:after="120" w:before="320"/>
       </w:pPr>
       <w:r>
-        <w:t xml:space="preserve">16. Starting point</w:t>
+        <w:t>16. Starting point</w:t>
       </w:r>
     </w:p>
     <w:p>
@@ -7542,12 +4832,7 @@
         <w:spacing w:after="100"/>
       </w:pPr>
       <w:r>
-        <w:rPr>
-          <w:i/>
-          <w:iCs/>
-          <w:color w:val="4B5B57"/>
-        </w:rPr>
-        <w:t xml:space="preserve">Where the September handover left off, and what was different on the laptop.</w:t>
+        <w:t>Where the September handover left off, and what was different on the laptop.</w:t>
       </w:r>
     </w:p>
     <w:p>
@@ -7555,107 +4840,7 @@
         <w:spacing w:after="100"/>
       </w:pPr>
       <w:r>
-        <w:t xml:space="preserve">The project was copied into the container at </w:t>
-      </w:r>
-      <w:r>
-        <w:rPr>
-          <w:rFonts w:ascii="Consolas" w:cs="Consolas" w:eastAsia="Consolas" w:hAnsi="Consolas"/>
-          <w:color w:val="0E4A40"/>
-        </w:rPr>
-        <w:t xml:space="preserve">/workspace/htgspp</w:t>
-      </w:r>
-      <w:r>
-        <w:t xml:space="preserve"> and built against the container's ROS workspace. Added inside the container: </w:t>
-      </w:r>
-      <w:r>
-        <w:rPr>
-          <w:rFonts w:ascii="Consolas" w:cs="Consolas" w:eastAsia="Consolas" w:hAnsi="Consolas"/>
-          <w:color w:val="0E4A40"/>
-        </w:rPr>
-        <w:t xml:space="preserve">ros-jazzy-moveit-py</w:t>
-      </w:r>
-      <w:r>
-        <w:t xml:space="preserve">, </w:t>
-      </w:r>
-      <w:r>
-        <w:rPr>
-          <w:rFonts w:ascii="Consolas" w:cs="Consolas" w:eastAsia="Consolas" w:hAnsi="Consolas"/>
-          <w:color w:val="0E4A40"/>
-        </w:rPr>
-        <w:t xml:space="preserve">ffmpeg</w:t>
-      </w:r>
-      <w:r>
-        <w:t xml:space="preserve">, </w:t>
-      </w:r>
-      <w:r>
-        <w:rPr>
-          <w:rFonts w:ascii="Consolas" w:cs="Consolas" w:eastAsia="Consolas" w:hAnsi="Consolas"/>
-          <w:color w:val="0E4A40"/>
-        </w:rPr>
-        <w:t xml:space="preserve">python3-pip</w:t>
-      </w:r>
-      <w:r>
-        <w:t xml:space="preserve">, </w:t>
-      </w:r>
-      <w:r>
-        <w:rPr>
-          <w:rFonts w:ascii="Consolas" w:cs="Consolas" w:eastAsia="Consolas" w:hAnsi="Consolas"/>
-          <w:color w:val="0E4A40"/>
-        </w:rPr>
-        <w:t xml:space="preserve">pyarrow</w:t>
-      </w:r>
-      <w:r>
-        <w:t xml:space="preserve">, </w:t>
-      </w:r>
-      <w:r>
-        <w:rPr>
-          <w:rFonts w:ascii="Consolas" w:cs="Consolas" w:eastAsia="Consolas" w:hAnsi="Consolas"/>
-          <w:color w:val="0E4A40"/>
-        </w:rPr>
-        <w:t xml:space="preserve">bc</w:t>
-      </w:r>
-      <w:r>
-        <w:t xml:space="preserve">. The world became </w:t>
-      </w:r>
-      <w:r>
-        <w:rPr>
-          <w:rFonts w:ascii="Consolas" w:cs="Consolas" w:eastAsia="Consolas" w:hAnsi="Consolas"/>
-          <w:color w:val="0E4A40"/>
-        </w:rPr>
-        <w:t xml:space="preserve">worlds/sorting_table.sdf</w:t>
-      </w:r>
-      <w:r>
-        <w:t xml:space="preserve">: the </w:t>
-      </w:r>
-      <w:r>
-        <w:rPr>
-          <w:rFonts w:ascii="Consolas" w:cs="Consolas" w:eastAsia="Consolas" w:hAnsi="Consolas"/>
-          <w:color w:val="0E4A40"/>
-        </w:rPr>
-        <w:t xml:space="preserve">real_table</w:t>
-      </w:r>
-      <w:r>
-        <w:t xml:space="preserve"> bench with no objects or bins (</w:t>
-      </w:r>
-      <w:r>
-        <w:rPr>
-          <w:rFonts w:ascii="Consolas" w:cs="Consolas" w:eastAsia="Consolas" w:hAnsi="Consolas"/>
-          <w:color w:val="0E4A40"/>
-        </w:rPr>
-        <w:t xml:space="preserve">real_table.sdf</w:t>
-      </w:r>
-      <w:r>
-        <w:t xml:space="preserve"> carries one red cube and one red bin), so </w:t>
-      </w:r>
-      <w:r>
-        <w:rPr>
-          <w:rFonts w:ascii="Consolas" w:cs="Consolas" w:eastAsia="Consolas" w:hAnsi="Consolas"/>
-          <w:color w:val="0E4A40"/>
-        </w:rPr>
-        <w:t xml:space="preserve">spawn_scene.py</w:t>
-      </w:r>
-      <w:r>
-        <w:t xml:space="preserve"> places all four objects and four bins per episode.</w:t>
+        <w:t>The project was copied into the container at /workspace/htgspp and built against the container's ROS workspace. Added inside the container: ros-jazzy-moveit-py, ffmpeg, python3-pip, pyarrow, bc. The world became worlds/sorting_table.sdf: the real_table bench with no objects or bins (real_table.sdf carries one red cube and one red bin), so spawn_scene.py places all four objects and four bins per episode.</w:t>
       </w:r>
     </w:p>
     <w:p>
@@ -7663,17 +4848,7 @@
         <w:spacing w:after="100"/>
       </w:pPr>
       <w:r>
-        <w:t xml:space="preserve">Two display settings carried over from the pick-and-place demo report (§24 there) apply to every run here: </w:t>
-      </w:r>
-      <w:r>
-        <w:rPr>
-          <w:rFonts w:ascii="Consolas" w:cs="Consolas" w:eastAsia="Consolas" w:hAnsi="Consolas"/>
-          <w:color w:val="0E4A40"/>
-        </w:rPr>
-        <w:t xml:space="preserve">DISPLAY=:0</w:t>
-      </w:r>
-      <w:r>
-        <w:t xml:space="preserve"> (WSLg), because the host's forwarded DISPLAY blocks the camera sensor and with it the simulation clock; and software OpenGL (llvmpipe), for the reason in §18.</w:t>
+        <w:t>Two display settings carried over from the pick-and-place demo report (§24 there) apply to every run here: DISPLAY=:0 (WSLg), because the host's forwarded DISPLAY blocks the camera sensor and with it the simulation clock; and software OpenGL (llvmpipe), for the reason in §18.</w:t>
       </w:r>
     </w:p>
     <w:p>
@@ -7686,24 +4861,7 @@
         <w:ind w:left="200"/>
       </w:pPr>
       <w:r>
-        <w:rPr>
-          <w:b/>
-          <w:bCs/>
-        </w:rPr>
-        <w:t xml:space="preserve">The memory ceiling of §12 did not apply.</w:t>
-      </w:r>
-      <w:r>
-        <w:t xml:space="preserve"> WSL2 saw 7.8 GB here, against ~3.8 GB on the September VM; three full simulator stacks at once used +2.1 GB with 4.75 GB still available (</w:t>
-      </w:r>
-      <w:r>
-        <w:rPr>
-          <w:rFonts w:ascii="Consolas" w:cs="Consolas" w:eastAsia="Consolas" w:hAnsi="Consolas"/>
-          <w:color w:val="0E4A40"/>
-        </w:rPr>
-        <w:t xml:space="preserve">MEASUREMENTS.md</w:t>
-      </w:r>
-      <w:r>
-        <w:t xml:space="preserve"> §7).</w:t>
+        <w:t>The memory ceiling of §12 did not apply. WSL2 saw 7.8 GB here, against ~3.8 GB on the September VM; three full simulator stacks at once used +2.1 GB with 4.75 GB still available (MEASUREMENTS.md §7).</w:t>
       </w:r>
     </w:p>
     <w:p>
@@ -7712,7 +4870,7 @@
         <w:spacing w:after="120" w:before="320"/>
       </w:pPr>
       <w:r>
-        <w:t xml:space="preserve">17. Smoke episodes and the recorder</w:t>
+        <w:t>17. Smoke episodes and the recorder</w:t>
       </w:r>
     </w:p>
     <w:p>
@@ -7720,12 +4878,7 @@
         <w:spacing w:after="100"/>
       </w:pPr>
       <w:r>
-        <w:rPr>
-          <w:i/>
-          <w:iCs/>
-          <w:color w:val="4B5B57"/>
-        </w:rPr>
-        <w:t xml:space="preserve">Spec Part 8 and Appendix A row 10: one episode per object, recorded, verified.</w:t>
+        <w:t>Spec Part 8 and Appendix A row 10: one episode per object, recorded, verified.</w:t>
       </w:r>
     </w:p>
     <w:p>
@@ -7733,7 +4886,7 @@
         <w:spacing w:after="100"/>
       </w:pPr>
       <w:r>
-        <w:t xml:space="preserve">Four smoke episodes, one per object, on 2026-10-03: episode 1 (red) PASS, 43 (green, held out) PASS, 46 (yellow) PASS; episode 16 (blue) FAILED both attempts, then PASSED when re-run nine minutes later: its two FAILs were the verifier, not the episode. The centre-below-rim test rejected a correct placement, because a 50 mm object standing in a 30 mm-deep bin has its centre above the rim (fixed in §21). Then five consecutive episodes, 1–5: all PASS.</w:t>
+        <w:t>Four smoke episodes, one per object, on 2026-10-03: episode 1 (red) PASS, 43 (green, held out) PASS, 46 (yellow) PASS; episode 16 (blue) FAILED both attempts, then PASSED when re-run nine minutes later: its two FAILs were the verifier, not the episode. The centre-below-rim test rejected a correct placement, because a 50 mm object standing in a 30 mm-deep bin has its centre above the rim (fixed in §21). Then five consecutive episodes, 1–5: all PASS.</w:t>
       </w:r>
     </w:p>
     <w:p>
@@ -7741,84 +4894,7 @@
         <w:spacing w:after="100"/>
       </w:pPr>
       <w:r>
-        <w:rPr>
-          <w:b/>
-          <w:bCs/>
-        </w:rPr>
-        <w:t xml:space="preserve">The recorder hang of §13 did not occur</w:t>
-      </w:r>
-      <w:r>
-        <w:t xml:space="preserve">: </w:t>
-      </w:r>
-      <w:r>
-        <w:rPr>
-          <w:rFonts w:ascii="Consolas" w:cs="Consolas" w:eastAsia="Consolas" w:hAnsi="Consolas"/>
-          <w:color w:val="0E4A40"/>
-        </w:rPr>
-        <w:t xml:space="preserve">configure</w:t>
-      </w:r>
-      <w:r>
-        <w:t xml:space="preserve"> and </w:t>
-      </w:r>
-      <w:r>
-        <w:rPr>
-          <w:rFonts w:ascii="Consolas" w:cs="Consolas" w:eastAsia="Consolas" w:hAnsi="Consolas"/>
-          <w:color w:val="0E4A40"/>
-        </w:rPr>
-        <w:t xml:space="preserve">activate</w:t>
-      </w:r>
-      <w:r>
-        <w:t xml:space="preserve"> succeeded on the first try in every episode. What remained was cost: the two </w:t>
-      </w:r>
-      <w:r>
-        <w:rPr>
-          <w:rFonts w:ascii="Consolas" w:cs="Consolas" w:eastAsia="Consolas" w:hAnsi="Consolas"/>
-          <w:color w:val="0E4A40"/>
-        </w:rPr>
-        <w:t xml:space="preserve">ros2 lifecycle set --no-daemon --spin-time 15</w:t>
-      </w:r>
-      <w:r>
-        <w:t xml:space="preserve"> calls plus a fixed sleep took </w:t>
-      </w:r>
-      <w:r>
-        <w:rPr>
-          <w:b/>
-          <w:bCs/>
-        </w:rPr>
-        <w:t xml:space="preserve">71 s of a 234 s episode</w:t>
-      </w:r>
-      <w:r>
-        <w:t xml:space="preserve"> (30 %). The recorder's </w:t>
-      </w:r>
-      <w:r>
-        <w:rPr>
-          <w:rFonts w:ascii="Consolas" w:cs="Consolas" w:eastAsia="Consolas" w:hAnsi="Consolas"/>
-          <w:color w:val="0E4A40"/>
-        </w:rPr>
-        <w:t xml:space="preserve">change_state</w:t>
-      </w:r>
-      <w:r>
-        <w:t xml:space="preserve"> service is reachable ~1 s after start; each CLI call took ~31 s. </w:t>
-      </w:r>
-      <w:r>
-        <w:rPr>
-          <w:rFonts w:ascii="Consolas" w:cs="Consolas" w:eastAsia="Consolas" w:hAnsi="Consolas"/>
-          <w:color w:val="0E4A40"/>
-        </w:rPr>
-        <w:t xml:space="preserve">scripts/recorder_lifecycle.py</w:t>
-      </w:r>
-      <w:r>
-        <w:t xml:space="preserve"> waits on the service and calls it directly: </w:t>
-      </w:r>
-      <w:r>
-        <w:rPr>
-          <w:b/>
-          <w:bCs/>
-        </w:rPr>
-        <w:t xml:space="preserve">71 s → ~1 s</w:t>
-      </w:r>
-      <w:r>
-        <w:t xml:space="preserve">.</w:t>
+        <w:t>The recorder hang of §13 did not occur: configure and activate succeeded on the first try in every episode. What remained was cost: the two ros2 lifecycle set --no-daemon --spin-time 15 calls plus a fixed sleep took 71 s of a 234 s episode (30 %). The recorder's change_state service is reachable ~1 s after start; each CLI call took ~31 s. scripts/recorder_lifecycle.py waits on the service and calls it directly: 71 s → ~1 s.</w:t>
       </w:r>
     </w:p>
     <w:p>
@@ -7826,17 +4902,7 @@
         <w:spacing w:after="100"/>
       </w:pPr>
       <w:r>
-        <w:t xml:space="preserve">One episode, broken down (</w:t>
-      </w:r>
-      <w:r>
-        <w:rPr>
-          <w:rFonts w:ascii="Consolas" w:cs="Consolas" w:eastAsia="Consolas" w:hAnsi="Consolas"/>
-          <w:color w:val="0E4A40"/>
-        </w:rPr>
-        <w:t xml:space="preserve">MEASUREMENTS.md</w:t>
-      </w:r>
-      <w:r>
-        <w:t xml:space="preserve"> §3): simulator to controllers active 14 s; spawn and settle 25 s; recorder 71 s (before the fix); motion 120 s, about half the episode; verify and teardown &lt; 1 s.</w:t>
+        <w:t>One episode, broken down (MEASUREMENTS.md §3): simulator to controllers active 14 s; spawn and settle 25 s; recorder 71 s (before the fix); motion 120 s, about half the episode; verify and teardown &lt; 1 s.</w:t>
       </w:r>
     </w:p>
     <w:p>
@@ -7845,7 +4911,7 @@
         <w:spacing w:after="120" w:before="320"/>
       </w:pPr>
       <w:r>
-        <w:t xml:space="preserve">18. Rendering and speed</w:t>
+        <w:t>18. Rendering and speed</w:t>
       </w:r>
     </w:p>
     <w:p>
@@ -7853,12 +4919,7 @@
         <w:spacing w:after="100"/>
       </w:pPr>
       <w:r>
-        <w:rPr>
-          <w:i/>
-          <w:iCs/>
-          <w:color w:val="4B5B57"/>
-        </w:rPr>
-        <w:t xml:space="preserve">Why the cameras first looked free, why objects rendered white, and where the time goes.</w:t>
+        <w:t>Why the cameras first looked free, why objects rendered white, and where the time goes.</w:t>
       </w:r>
     </w:p>
     <w:p>
@@ -7866,37 +4927,7 @@
         <w:spacing w:after="100"/>
       </w:pPr>
       <w:r>
-        <w:t xml:space="preserve">A first measurement concluded that cameras cost nothing; it was wrong, and is corrected in </w:t>
-      </w:r>
-      <w:r>
-        <w:rPr>
-          <w:rFonts w:ascii="Consolas" w:cs="Consolas" w:eastAsia="Consolas" w:hAnsi="Consolas"/>
-          <w:color w:val="0E4A40"/>
-        </w:rPr>
-        <w:t xml:space="preserve">MEASUREMENTS.md</w:t>
-      </w:r>
-      <w:r>
-        <w:t xml:space="preserve"> §1: </w:t>
-      </w:r>
-      <w:r>
-        <w:rPr>
-          <w:b/>
-          <w:bCs/>
-        </w:rPr>
-        <w:t xml:space="preserve">Gazebo renders a camera only when something subscribes to it</w:t>
-      </w:r>
-      <w:r>
-        <w:t xml:space="preserve">, and nothing did. With the camera actually rendering, the </w:t>
-      </w:r>
-      <w:r>
-        <w:rPr>
-          <w:b/>
-          <w:bCs/>
-        </w:rPr>
-        <w:t xml:space="preserve">sun's shadows</w:t>
-      </w:r>
-      <w:r>
-        <w:t xml:space="preserve"> took the real-time factor (RTF) to 0.006–0.011, about 100 s of wall clock per simulated second.</w:t>
+        <w:t>A first measurement concluded that cameras cost nothing; it was wrong, and is corrected in MEASUREMENTS.md §1: Gazebo renders a camera only when something subscribes to it, and nothing did. With the camera actually rendering, the sun's shadows took the real-time factor (RTF) to 0.006–0.011, about 100 s of wall clock per simulated second.</w:t>
       </w:r>
     </w:p>
     <w:p>
@@ -7904,14 +4935,7 @@
         <w:spacing w:after="100"/>
       </w:pPr>
       <w:r>
-        <w:rPr>
-          <w:b/>
-          <w:bCs/>
-        </w:rPr>
-        <w:t xml:space="preserve">On WSL's GPU path (D3D12) every object spawned at runtime renders white</w:t>
-      </w:r>
-      <w:r>
-        <w:t xml:space="preserve">, whatever its material, while static ones are coloured. A colour-sorting dataset cannot be recorded white. Software OpenGL (llvmpipe) renders colours correctly and, with shadows off, is also faster: RTF 0.304 against 0.144.</w:t>
+        <w:t>On WSL's GPU path (D3D12) every object spawned at runtime renders white, whatever its material, while static ones are coloured. A colour-sorting dataset cannot be recorded white. Software OpenGL (llvmpipe) renders colours correctly and, with shadows off, is also faster: RTF 0.304 against 0.144.</w:t>
       </w:r>
     </w:p>
     <w:tbl>
@@ -8190,6 +5214,7 @@
       <w:pPr>
         <w:spacing w:after="120"/>
       </w:pPr>
+      <w:r/>
     </w:p>
     <w:p>
       <w:pPr>
@@ -8201,24 +5226,7 @@
         <w:ind w:left="200"/>
       </w:pPr>
       <w:r>
-        <w:rPr>
-          <w:b/>
-          <w:bCs/>
-        </w:rPr>
-        <w:t xml:space="preserve">Root cause of the low RTF, not fixed in this iteration:</w:t>
-      </w:r>
-      <w:r>
-        <w:t xml:space="preserve"> the robot's 14 triangle-mesh collision shapes. The bench alone runs at RTF 1.000; adding the robot without controllers drops it to 0.220; the cost scales with physics steps. Replacing the meshes with primitives is the next iteration's largest win (</w:t>
-      </w:r>
-      <w:r>
-        <w:rPr>
-          <w:rFonts w:ascii="Consolas" w:cs="Consolas" w:eastAsia="Consolas" w:hAnsi="Consolas"/>
-          <w:color w:val="0E4A40"/>
-        </w:rPr>
-        <w:t xml:space="preserve">doc/LIMITATIONS.md</w:t>
-      </w:r>
-      <w:r>
-        <w:t xml:space="preserve">).</w:t>
+        <w:t>Root cause of the low RTF, not fixed in this iteration: the robot's 14 triangle-mesh collision shapes. The bench alone runs at RTF 1.000; adding the robot without controllers drops it to 0.220; the cost scales with physics steps. Replacing the meshes with primitives is the next iteration's largest win (doc/LIMITATIONS.md).</w:t>
       </w:r>
     </w:p>
     <w:p>
@@ -8227,7 +5235,7 @@
         <w:spacing w:after="120" w:before="320"/>
       </w:pPr>
       <w:r>
-        <w:t xml:space="preserve">19. Motion that arrives</w:t>
+        <w:t>19. Motion that arrives</w:t>
       </w:r>
     </w:p>
     <w:p>
@@ -8235,12 +5243,7 @@
         <w:spacing w:after="100"/>
       </w:pPr>
       <w:r>
-        <w:rPr>
-          <w:i/>
-          <w:iCs/>
-          <w:color w:val="4B5B57"/>
-        </w:rPr>
-        <w:t xml:space="preserve">A trajectory reported SUCCESSFUL is not an arm at its goal.</w:t>
+        <w:t>A trajectory reported SUCCESSFUL is not an arm at its goal.</w:t>
       </w:r>
     </w:p>
     <w:p>
@@ -8248,57 +5251,7 @@
         <w:spacing w:after="100"/>
       </w:pPr>
       <w:r>
-        <w:t xml:space="preserve">With </w:t>
-      </w:r>
-      <w:r>
-        <w:rPr>
-          <w:rFonts w:ascii="Consolas" w:cs="Consolas" w:eastAsia="Consolas" w:hAnsi="Consolas"/>
-          <w:color w:val="0E4A40"/>
-        </w:rPr>
-        <w:t xml:space="preserve">goal_time: 0</w:t>
-      </w:r>
-      <w:r>
-        <w:t xml:space="preserve"> and no goal tolerances, the arm controller returned </w:t>
-      </w:r>
-      <w:r>
-        <w:rPr>
-          <w:rFonts w:ascii="Consolas" w:cs="Consolas" w:eastAsia="Consolas" w:hAnsi="Consolas"/>
-          <w:color w:val="0E4A40"/>
-        </w:rPr>
-        <w:t xml:space="preserve">SUCCESSFUL</w:t>
-      </w:r>
-      <w:r>
-        <w:t xml:space="preserve"> when the trajectory's time ran out, with the arm measured </w:t>
-      </w:r>
-      <w:r>
-        <w:rPr>
-          <w:b/>
-          <w:bCs/>
-        </w:rPr>
-        <w:t xml:space="preserve">2.5–8.2° short</w:t>
-      </w:r>
-      <w:r>
-        <w:t xml:space="preserve">. The controller configuration (</w:t>
-      </w:r>
-      <w:r>
-        <w:rPr>
-          <w:rFonts w:ascii="Consolas" w:cs="Consolas" w:eastAsia="Consolas" w:hAnsi="Consolas"/>
-          <w:color w:val="0E4A40"/>
-        </w:rPr>
-        <w:t xml:space="preserve">Gazebo_to_LeRobot_Pipeline/overrides/.../controller.yaml</w:t>
-      </w:r>
-      <w:r>
-        <w:t xml:space="preserve">) now sets a goal tolerance of 0.026 rad (1.5°) per joint and </w:t>
-      </w:r>
-      <w:r>
-        <w:rPr>
-          <w:rFonts w:ascii="Consolas" w:cs="Consolas" w:eastAsia="Consolas" w:hAnsi="Consolas"/>
-          <w:color w:val="0E4A40"/>
-        </w:rPr>
-        <w:t xml:space="preserve">goal_time: 1.0</w:t>
-      </w:r>
-      <w:r>
-        <w:t xml:space="preserve"> simulated second.</w:t>
+        <w:t>With goal_time: 0 and no goal tolerances, the arm controller returned SUCCESSFUL when the trajectory's time ran out, with the arm measured 2.5–8.2° short. The controller configuration (Gazebo_to_LeRobot_Pipeline/overrides/.../controller.yaml) now sets a goal tolerance of 0.026 rad (1.5°) per joint and goal_time: 1.0 simulated second.</w:t>
       </w:r>
     </w:p>
     <w:p>
@@ -8306,64 +5259,7 @@
         <w:spacing w:after="100"/>
       </w:pPr>
       <w:r>
-        <w:rPr>
-          <w:rFonts w:ascii="Consolas" w:cs="Consolas" w:eastAsia="Consolas" w:hAnsi="Consolas"/>
-          <w:color w:val="0E4A40"/>
-        </w:rPr>
-        <w:t xml:space="preserve">run_pick_and_place.py</w:t>
-      </w:r>
-      <w:r>
-        <w:t xml:space="preserve"> sends each pose as a </w:t>
-      </w:r>
-      <w:r>
-        <w:rPr>
-          <w:rFonts w:ascii="Consolas" w:cs="Consolas" w:eastAsia="Consolas" w:hAnsi="Consolas"/>
-          <w:color w:val="0E4A40"/>
-        </w:rPr>
-        <w:t xml:space="preserve">FollowJointTrajectory</w:t>
-      </w:r>
-      <w:r>
-        <w:t xml:space="preserve"> action, waits in </w:t>
-      </w:r>
-      <w:r>
-        <w:rPr>
-          <w:b/>
-          <w:bCs/>
-        </w:rPr>
-        <w:t xml:space="preserve">simulated</w:t>
-      </w:r>
-      <w:r>
-        <w:t xml:space="preserve"> time (</w:t>
-      </w:r>
-      <w:r>
-        <w:rPr>
-          <w:rFonts w:ascii="Consolas" w:cs="Consolas" w:eastAsia="Consolas" w:hAnsi="Consolas"/>
-          <w:color w:val="0E4A40"/>
-        </w:rPr>
-        <w:t xml:space="preserve">/clock</w:t>
-      </w:r>
-      <w:r>
-        <w:t xml:space="preserve">), checks convergence, and re-sends </w:t>
-      </w:r>
-      <w:r>
-        <w:rPr>
-          <w:b/>
-          <w:bCs/>
-        </w:rPr>
-        <w:t xml:space="preserve">once</w:t>
-      </w:r>
-      <w:r>
-        <w:t xml:space="preserve"> at most; a pose still not reached raises </w:t>
-      </w:r>
-      <w:r>
-        <w:rPr>
-          <w:rFonts w:ascii="Consolas" w:cs="Consolas" w:eastAsia="Consolas" w:hAnsi="Consolas"/>
-          <w:color w:val="0E4A40"/>
-        </w:rPr>
-        <w:t xml:space="preserve">ARM_NOT_CONVERGED</w:t>
-      </w:r>
-      <w:r>
-        <w:t xml:space="preserve"> and fails the episode. A re-send changes the recorded trajectory, so any re-send fails the final verdict (§21). Gains were not touched (raising them was tried on 28/08 and withdrawn).</w:t>
+        <w:t>run_pick_and_place.py sends each pose as a FollowJointTrajectory action, waits in simulated time (/clock), checks convergence, and re-sends once at most; a pose still not reached raises ARM_NOT_CONVERGED and fails the episode. A re-send changes the recorded trajectory, so any re-send fails the final verdict (§21). Gains were not touched (raising them was tried on 28/08 and withdrawn).</w:t>
       </w:r>
     </w:p>
     <w:p>
@@ -8372,7 +5268,7 @@
         <w:spacing w:after="120" w:before="320"/>
       </w:pPr>
       <w:r>
-        <w:t xml:space="preserve">20. Per-object welds and the weld race</w:t>
+        <w:t>20. Per-object welds and the weld race</w:t>
       </w:r>
     </w:p>
     <w:p>
@@ -8380,12 +5276,7 @@
         <w:spacing w:after="100"/>
       </w:pPr>
       <w:r>
-        <w:rPr>
-          <w:i/>
-          <w:iCs/>
-          <w:color w:val="4B5B57"/>
-        </w:rPr>
-        <w:t xml:space="preserve">The simulated attachment (A8), made one weld per object and confirmed, not assumed.</w:t>
+        <w:t>The simulated attachment (A8), made one weld per object and confirmed, not assumed.</w:t>
       </w:r>
     </w:p>
     <w:p>
@@ -8393,57 +5284,7 @@
         <w:spacing w:after="100"/>
       </w:pPr>
       <w:r>
-        <w:t xml:space="preserve">Each object model carries its own </w:t>
-      </w:r>
-      <w:r>
-        <w:rPr>
-          <w:rFonts w:ascii="Consolas" w:cs="Consolas" w:eastAsia="Consolas" w:hAnsi="Consolas"/>
-          <w:color w:val="0E4A40"/>
-        </w:rPr>
-        <w:t xml:space="preserve">DetachableJoint</w:t>
-      </w:r>
-      <w:r>
-        <w:t xml:space="preserve"> to </w:t>
-      </w:r>
-      <w:r>
-        <w:rPr>
-          <w:rFonts w:ascii="Consolas" w:cs="Consolas" w:eastAsia="Consolas" w:hAnsi="Consolas"/>
-          <w:color w:val="0E4A40"/>
-        </w:rPr>
-        <w:t xml:space="preserve">link6</w:t>
-      </w:r>
-      <w:r>
-        <w:t xml:space="preserve">, with its own topics </w:t>
-      </w:r>
-      <w:r>
-        <w:rPr>
-          <w:rFonts w:ascii="Consolas" w:cs="Consolas" w:eastAsia="Consolas" w:hAnsi="Consolas"/>
-          <w:color w:val="0E4A40"/>
-        </w:rPr>
-        <w:t xml:space="preserve">/htgspp/&lt;name&gt;/{attach,detach,attached}</w:t>
-      </w:r>
-      <w:r>
-        <w:t xml:space="preserve">. gz-sim 8's plugin </w:t>
-      </w:r>
-      <w:r>
-        <w:rPr>
-          <w:b/>
-          <w:bCs/>
-        </w:rPr>
-        <w:t xml:space="preserve">welds on load</w:t>
-      </w:r>
-      <w:r>
-        <w:t xml:space="preserve"> and has no option not to: with the scene spawned, every object was welded to the gripper and the arm could not leave HOME. </w:t>
-      </w:r>
-      <w:r>
-        <w:rPr>
-          <w:rFonts w:ascii="Consolas" w:cs="Consolas" w:eastAsia="Consolas" w:hAnsi="Consolas"/>
-          <w:color w:val="0E4A40"/>
-        </w:rPr>
-        <w:t xml:space="preserve">spawn_scene.py</w:t>
-      </w:r>
-      <w:r>
-        <w:t xml:space="preserve"> releases each weld right after spawning it.</w:t>
+        <w:t>Each object model carries its own DetachableJoint to link6, with its own topics /htgspp/&lt;name&gt;/{attach,detach,attached}. gz-sim 8's plugin welds on load and has no option not to: with the scene spawned, every object was welded to the gripper and the arm could not leave HOME. spawn_scene.py releases each weld right after spawning it.</w:t>
       </w:r>
     </w:p>
     <w:p>
@@ -8451,66 +5292,7 @@
         <w:spacing w:after="100"/>
       </w:pPr>
       <w:r>
-        <w:rPr>
-          <w:rFonts w:ascii="Consolas" w:cs="Consolas" w:eastAsia="Consolas" w:hAnsi="Consolas"/>
-          <w:color w:val="0E4A40"/>
-        </w:rPr>
-        <w:t xml:space="preserve">scripts/weld.py</w:t>
-      </w:r>
-      <w:r>
-        <w:t xml:space="preserve"> publishes only once the plugin is subscribed, then </w:t>
-      </w:r>
-      <w:r>
-        <w:rPr>
-          <w:b/>
-          <w:bCs/>
-        </w:rPr>
-        <w:t xml:space="preserve">waits for the plugin's own </w:t>
-      </w:r>
-      <w:r>
-        <w:rPr>
-          <w:rFonts w:ascii="Consolas" w:cs="Consolas" w:eastAsia="Consolas" w:hAnsi="Consolas"/>
-          <w:b/>
-          <w:bCs/>
-          <w:color w:val="0E4A40"/>
-        </w:rPr>
-        <w:t xml:space="preserve">attached</w:t>
-      </w:r>
-      <w:r>
-        <w:rPr>
-          <w:b/>
-          <w:bCs/>
-        </w:rPr>
-        <w:t xml:space="preserve">/</w:t>
-      </w:r>
-      <w:r>
-        <w:rPr>
-          <w:rFonts w:ascii="Consolas" w:cs="Consolas" w:eastAsia="Consolas" w:hAnsi="Consolas"/>
-          <w:b/>
-          <w:bCs/>
-          <w:color w:val="0E4A40"/>
-        </w:rPr>
-        <w:t xml:space="preserve">detached</w:t>
-      </w:r>
-      <w:r>
-        <w:rPr>
-          <w:b/>
-          <w:bCs/>
-        </w:rPr>
-        <w:t xml:space="preserve"> report</w:t>
-      </w:r>
-      <w:r>
-        <w:t xml:space="preserve"> and re-publishes if it does not come (3 attempts). Two failures led there: a box that never rose although its attach message was delivered (episode 57), and held-out episode 13, where an object stayed welded from spawn and was dragged off the table. Root cause of the second, found with a probe: the plugin subscribes to its detach topic </w:t>
-      </w:r>
-      <w:r>
-        <w:rPr>
-          <w:b/>
-          <w:bCs/>
-        </w:rPr>
-        <w:t xml:space="preserve">before</w:t>
-      </w:r>
-      <w:r>
-        <w:t xml:space="preserve"> it creates the joint, so a release landing in between is ignored and the object is welded afterwards. Re-publishing closes it; on the probe it needed 2 publishes, once.</w:t>
+        <w:t>scripts/weld.py publishes only once the plugin is subscribed, then waits for the plugin's own attached/detached report and re-publishes if it does not come (3 attempts). Two failures led there: a box that never rose although its attach message was delivered (episode 57), and held-out episode 13, where an object stayed welded from spawn and was dragged off the table. Root cause of the second, found with a probe: the plugin subscribes to its detach topic before it creates the joint, so a release landing in between is ignored and the object is welded afterwards. Re-publishing closes it; on the probe it needed 2 publishes, once.</w:t>
       </w:r>
     </w:p>
     <w:p>
@@ -8518,27 +5300,7 @@
         <w:spacing w:after="100"/>
       </w:pPr>
       <w:r>
-        <w:t xml:space="preserve">Two postconditions guard the grasp: </w:t>
-      </w:r>
-      <w:r>
-        <w:rPr>
-          <w:rFonts w:ascii="Consolas" w:cs="Consolas" w:eastAsia="Consolas" w:hAnsi="Consolas"/>
-          <w:color w:val="0E4A40"/>
-        </w:rPr>
-        <w:t xml:space="preserve">OBJECT_MOVED_BEFORE_GRASP</w:t>
-      </w:r>
-      <w:r>
-        <w:t xml:space="preserve"> (target moved &gt; 5 mm during the approach) and </w:t>
-      </w:r>
-      <w:r>
-        <w:rPr>
-          <w:rFonts w:ascii="Consolas" w:cs="Consolas" w:eastAsia="Consolas" w:hAnsi="Consolas"/>
-          <w:color w:val="0E4A40"/>
-        </w:rPr>
-        <w:t xml:space="preserve">WELD_CONFIRMED_BUT_NOT_CARRIED</w:t>
-      </w:r>
-      <w:r>
-        <w:t xml:space="preserve"> (rose &lt; 5 cm on the lift).</w:t>
+        <w:t>Two postconditions guard the grasp: OBJECT_MOVED_BEFORE_GRASP (target moved &gt; 5 mm during the approach) and WELD_CONFIRMED_BUT_NOT_CARRIED (rose &lt; 5 cm on the lift).</w:t>
       </w:r>
     </w:p>
     <w:p>
@@ -8547,7 +5309,7 @@
         <w:spacing w:after="120" w:before="320"/>
       </w:pPr>
       <w:r>
-        <w:t xml:space="preserve">21. Verification hardened</w:t>
+        <w:t>21. Verification hardened</w:t>
       </w:r>
     </w:p>
     <w:p>
@@ -8555,12 +5317,7 @@
         <w:spacing w:after="100"/>
       </w:pPr>
       <w:r>
-        <w:rPr>
-          <w:i/>
-          <w:iCs/>
-          <w:color w:val="4B5B57"/>
-        </w:rPr>
-        <w:t xml:space="preserve">Spec Part 9, extended so a PASS means the recording is usable, not only the motion.</w:t>
+        <w:t>Spec Part 9, extended so a PASS means the recording is usable, not only the motion.</w:t>
       </w:r>
     </w:p>
     <w:p>
@@ -8573,54 +5330,7 @@
         <w:spacing w:after="100"/>
       </w:pPr>
       <w:r>
-        <w:rPr>
-          <w:b/>
-          <w:bCs/>
-        </w:rPr>
-        <w:t xml:space="preserve">Settled in the bin</w:t>
-      </w:r>
-      <w:r>
-        <w:t xml:space="preserve"> uses the object's lowest point, not its centre: </w:t>
-      </w:r>
-      <w:r>
-        <w:rPr>
-          <w:rFonts w:ascii="Consolas" w:cs="Consolas" w:eastAsia="Consolas" w:hAnsi="Consolas"/>
-          <w:color w:val="0E4A40"/>
-        </w:rPr>
-        <w:t xml:space="preserve">z ≤ rim_z + half-height − 10 mm</w:t>
-      </w:r>
-      <w:r>
-        <w:t xml:space="preserve"> (</w:t>
-      </w:r>
-      <w:r>
-        <w:rPr>
-          <w:rFonts w:ascii="Consolas" w:cs="Consolas" w:eastAsia="Consolas" w:hAnsi="Consolas"/>
-          <w:color w:val="0E4A40"/>
-        </w:rPr>
-        <w:t xml:space="preserve">checks.py</w:t>
-      </w:r>
-      <w:r>
-        <w:t xml:space="preserve">); the centre test had rejected a correct blue-cube placement (smoke episode 16). </w:t>
-      </w:r>
-      <w:r>
-        <w:rPr>
-          <w:rFonts w:ascii="Consolas" w:cs="Consolas" w:eastAsia="Consolas" w:hAnsi="Consolas"/>
-          <w:color w:val="0E4A40"/>
-        </w:rPr>
-        <w:t xml:space="preserve">test_verifier.py</w:t>
-      </w:r>
-      <w:r>
-        <w:t xml:space="preserve">: </w:t>
-      </w:r>
-      <w:r>
-        <w:rPr>
-          <w:b/>
-          <w:bCs/>
-        </w:rPr>
-        <w:t xml:space="preserve">15 cases</w:t>
-      </w:r>
-      <w:r>
-        <w:t xml:space="preserve"> (positives per shape at realistic heights, on the rim, lying on another object, wrong bin, no lift, disturbed distractor), all classified correctly.</w:t>
+        <w:t>Settled in the bin uses the object's lowest point, not its centre: z ≤ rim_z + half-height − 10 mm (checks.py); the centre test had rejected a correct blue-cube placement (smoke episode 16). test_verifier.py: 15 cases (positives per shape at realistic heights, on the rim, lying on another object, wrong bin, no lift, disturbed distractor), all classified correctly.</w:t>
       </w:r>
     </w:p>
     <w:p>
@@ -8633,34 +5343,7 @@
         <w:spacing w:after="100"/>
       </w:pPr>
       <w:r>
-        <w:rPr>
-          <w:b/>
-          <w:bCs/>
-        </w:rPr>
-        <w:t xml:space="preserve">Frames</w:t>
-      </w:r>
-      <w:r>
-        <w:t xml:space="preserve">: </w:t>
-      </w:r>
-      <w:r>
-        <w:rPr>
-          <w:rFonts w:ascii="Consolas" w:cs="Consolas" w:eastAsia="Consolas" w:hAnsi="Consolas"/>
-          <w:color w:val="0E4A40"/>
-        </w:rPr>
-        <w:t xml:space="preserve">check_frames.py</w:t>
-      </w:r>
-      <w:r>
-        <w:t xml:space="preserve"> counts camera frames received against 30 fps over the recorded simulated span, and the largest gap (</w:t>
-      </w:r>
-      <w:r>
-        <w:rPr>
-          <w:rFonts w:ascii="Consolas" w:cs="Consolas" w:eastAsia="Consolas" w:hAnsi="Consolas"/>
-          <w:color w:val="0E4A40"/>
-        </w:rPr>
-        <w:t xml:space="preserve">frames.json</w:t>
-      </w:r>
-      <w:r>
-        <w:t xml:space="preserve">).</w:t>
+        <w:t>Frames: check_frames.py counts camera frames received against 30 fps over the recorded simulated span, and the largest gap (frames.json).</w:t>
       </w:r>
     </w:p>
     <w:p>
@@ -8673,24 +5356,7 @@
         <w:spacing w:after="100"/>
       </w:pPr>
       <w:r>
-        <w:rPr>
-          <w:b/>
-          <w:bCs/>
-        </w:rPr>
-        <w:t xml:space="preserve">Colour</w:t>
-      </w:r>
-      <w:r>
-        <w:t xml:space="preserve">: </w:t>
-      </w:r>
-      <w:r>
-        <w:rPr>
-          <w:rFonts w:ascii="Consolas" w:cs="Consolas" w:eastAsia="Consolas" w:hAnsi="Consolas"/>
-          <w:color w:val="0E4A40"/>
-        </w:rPr>
-        <w:t xml:space="preserve">check_colour.py</w:t>
-      </w:r>
-      <w:r>
-        <w:t xml:space="preserve"> projects the target into the first frame and requires its own colour in an 11×11 window (≥ 25 %), the guard against the white rendering of §18.</w:t>
+        <w:t>Colour: check_colour.py projects the target into the first frame and requires its own colour in an 11×11 window (≥ 25 %), the guard against the white rendering of §18.</w:t>
       </w:r>
     </w:p>
     <w:p>
@@ -8703,34 +5369,7 @@
         <w:spacing w:after="100"/>
       </w:pPr>
       <w:r>
-        <w:rPr>
-          <w:b/>
-          <w:bCs/>
-        </w:rPr>
-        <w:t xml:space="preserve">One final verdict</w:t>
-      </w:r>
-      <w:r>
-        <w:t xml:space="preserve">: </w:t>
-      </w:r>
-      <w:r>
-        <w:rPr>
-          <w:rFonts w:ascii="Consolas" w:cs="Consolas" w:eastAsia="Consolas" w:hAnsi="Consolas"/>
-          <w:color w:val="0E4A40"/>
-        </w:rPr>
-        <w:t xml:space="preserve">finalize_verdict.py</w:t>
-      </w:r>
-      <w:r>
-        <w:t xml:space="preserve"> writes PASS only if motion, frames and colour pass and there were zero trajectory re-sends; </w:t>
-      </w:r>
-      <w:r>
-        <w:rPr>
-          <w:rFonts w:ascii="Consolas" w:cs="Consolas" w:eastAsia="Consolas" w:hAnsi="Consolas"/>
-          <w:color w:val="0E4A40"/>
-        </w:rPr>
-        <w:t xml:space="preserve">port_bag.py</w:t>
-      </w:r>
-      <w:r>
-        <w:t xml:space="preserve"> re-checks frames, colour and re-sends independently.</w:t>
+        <w:t>One final verdict: finalize_verdict.py writes PASS only if motion, frames and colour pass and there were zero trajectory re-sends; port_bag.py re-checks frames, colour and re-sends independently.</w:t>
       </w:r>
     </w:p>
     <w:p>
@@ -8739,7 +5378,7 @@
         <w:spacing w:after="120" w:before="320"/>
       </w:pPr>
       <w:r>
-        <w:t xml:space="preserve">22. Held-out condition and scene variation</w:t>
+        <w:t>22. Held-out condition and scene variation</w:t>
       </w:r>
     </w:p>
     <w:p>
@@ -8747,12 +5386,7 @@
         <w:spacing w:after="100"/>
       </w:pPr>
       <w:r>
-        <w:rPr>
-          <w:i/>
-          <w:iCs/>
-          <w:color w:val="4B5B57"/>
-        </w:rPr>
-        <w:t xml:space="preserve">Spec 6.3–6.4: hold out a condition, not images.</w:t>
+        <w:t>Spec 6.3–6.4: hold out a condition, not images.</w:t>
       </w:r>
     </w:p>
     <w:p>
@@ -8760,47 +5394,7 @@
         <w:spacing w:after="100"/>
       </w:pPr>
       <w:r>
-        <w:t xml:space="preserve">The held-out split is a </w:t>
-      </w:r>
-      <w:r>
-        <w:rPr>
-          <w:b/>
-          <w:bCs/>
-        </w:rPr>
-        <w:t xml:space="preserve">reserved camera configuration</w:t>
-      </w:r>
-      <w:r>
-        <w:t xml:space="preserve"> of the table camera: </w:t>
-      </w:r>
-      <w:r>
-        <w:rPr>
-          <w:rFonts w:ascii="Consolas" w:cs="Consolas" w:eastAsia="Consolas" w:hAnsi="Consolas"/>
-          <w:color w:val="0E4A40"/>
-        </w:rPr>
-        <w:t xml:space="preserve">heldout_oblique</w:t>
-      </w:r>
-      <w:r>
-        <w:t xml:space="preserve">, front-right and oblique, used by no train episode, against </w:t>
-      </w:r>
-      <w:r>
-        <w:rPr>
-          <w:rFonts w:ascii="Consolas" w:cs="Consolas" w:eastAsia="Consolas" w:hAnsi="Consolas"/>
-          <w:color w:val="0E4A40"/>
-        </w:rPr>
-        <w:t xml:space="preserve">train_overhead</w:t>
-      </w:r>
-      <w:r>
-        <w:t xml:space="preserve"> for all train episodes. Both record </w:t>
-      </w:r>
-      <w:r>
-        <w:rPr>
-          <w:rFonts w:ascii="Consolas" w:cs="Consolas" w:eastAsia="Consolas" w:hAnsi="Consolas"/>
-          <w:color w:val="0E4A40"/>
-        </w:rPr>
-        <w:t xml:space="preserve">/camera/image_raw</w:t>
-      </w:r>
-      <w:r>
-        <w:t xml:space="preserve">, so no second sensor or bridge is needed; this is the spec's option 2 in 6.4 (a table-camera pose offset). The held-out contract's topic changed accordingly.</w:t>
+        <w:t>The held-out split is a reserved camera configuration of the table camera: heldout_oblique, front-right and oblique, used by no train episode, against train_overhead for all train episodes. Both record /camera/image_raw, so no second sensor or bridge is needed; this is the spec's option 2 in 6.4 (a table-camera pose offset). The held-out contract's topic changed accordingly.</w:t>
       </w:r>
     </w:p>
     <w:p>
@@ -8808,37 +5402,7 @@
         <w:spacing w:after="100"/>
       </w:pPr>
       <w:r>
-        <w:t xml:space="preserve">Every episode also varies, from a seed derived from its number (20261003 + episode): camera pose ±2 cm / ±2° around its configuration, sun direction and intensity, fill and ambient light, and table texture (8 variants, generated by </w:t>
-      </w:r>
-      <w:r>
-        <w:rPr>
-          <w:rFonts w:ascii="Consolas" w:cs="Consolas" w:eastAsia="Consolas" w:hAnsi="Consolas"/>
-          <w:color w:val="0E4A40"/>
-        </w:rPr>
-        <w:t xml:space="preserve">make_table_textures.sh</w:t>
-      </w:r>
-      <w:r>
-        <w:t xml:space="preserve">). </w:t>
-      </w:r>
-      <w:r>
-        <w:rPr>
-          <w:rFonts w:ascii="Consolas" w:cs="Consolas" w:eastAsia="Consolas" w:hAnsi="Consolas"/>
-          <w:color w:val="0E4A40"/>
-        </w:rPr>
-        <w:t xml:space="preserve">make_episode_world.py</w:t>
-      </w:r>
-      <w:r>
-        <w:t xml:space="preserve"> writes the episode's world and records the values in its metadata (</w:t>
-      </w:r>
-      <w:r>
-        <w:rPr>
-          <w:rFonts w:ascii="Consolas" w:cs="Consolas" w:eastAsia="Consolas" w:hAnsi="Consolas"/>
-          <w:color w:val="0E4A40"/>
-        </w:rPr>
-        <w:t xml:space="preserve">scene_variation</w:t>
-      </w:r>
-      <w:r>
-        <w:t xml:space="preserve">).</w:t>
+        <w:t>Every episode also varies, from a seed derived from its number (20261003 + episode): camera pose ±2 cm / ±2° around its configuration, sun direction and intensity, fill and ambient light, and table texture (8 variants, generated by make_table_textures.sh). make_episode_world.py writes the episode's world and records the values in its metadata (scene_variation).</w:t>
       </w:r>
     </w:p>
     <w:p>
@@ -8847,7 +5411,7 @@
         <w:spacing w:after="120" w:before="320"/>
       </w:pPr>
       <w:r>
-        <w:t xml:space="preserve">23. The batch driver</w:t>
+        <w:t>23. The batch driver</w:t>
       </w:r>
     </w:p>
     <w:p>
@@ -8855,12 +5419,7 @@
         <w:spacing w:after="100"/>
       </w:pPr>
       <w:r>
-        <w:rPr>
-          <w:i/>
-          <w:iCs/>
-          <w:color w:val="4B5B57"/>
-        </w:rPr>
-        <w:t xml:space="preserve">Spec Part 11: unattended, but every attempt accountable.</w:t>
+        <w:t>Spec Part 11: unattended, but every attempt accountable.</w:t>
       </w:r>
     </w:p>
     <w:p>
@@ -8873,27 +5432,7 @@
         <w:spacing w:after="100"/>
       </w:pPr>
       <w:r>
-        <w:t xml:space="preserve">Two attempts per episode, a </w:t>
-      </w:r>
-      <w:r>
-        <w:rPr>
-          <w:b/>
-          <w:bCs/>
-        </w:rPr>
-        <w:t xml:space="preserve">20-minute watchdog</w:t>
-      </w:r>
-      <w:r>
-        <w:t xml:space="preserve"> per attempt (</w:t>
-      </w:r>
-      <w:r>
-        <w:rPr>
-          <w:rFonts w:ascii="Consolas" w:cs="Consolas" w:eastAsia="Consolas" w:hAnsi="Consolas"/>
-          <w:color w:val="0E4A40"/>
-        </w:rPr>
-        <w:t xml:space="preserve">timeout -k 20 1200</w:t>
-      </w:r>
-      <w:r>
-        <w:t xml:space="preserve">).</w:t>
+        <w:t>Two attempts per episode, a 20-minute watchdog per attempt (timeout -k 20 1200).</w:t>
       </w:r>
     </w:p>
     <w:p>
@@ -8906,17 +5445,7 @@
         <w:spacing w:after="100"/>
       </w:pPr>
       <w:r>
-        <w:t xml:space="preserve">Every attempt's metadata, logs and verdicts kept as </w:t>
-      </w:r>
-      <w:r>
-        <w:rPr>
-          <w:rFonts w:ascii="Consolas" w:cs="Consolas" w:eastAsia="Consolas" w:hAnsi="Consolas"/>
-          <w:color w:val="0E4A40"/>
-        </w:rPr>
-        <w:t xml:space="preserve">attempt_meta/ep_NNN/&lt;file&gt;.attempt&lt;N&gt;.&lt;ext&gt;</w:t>
-      </w:r>
-      <w:r>
-        <w:t xml:space="preserve">: a retry no longer erases why the first attempt failed.</w:t>
+        <w:t>Every attempt's metadata, logs and verdicts kept as attempt_meta/ep_NNN/&lt;file&gt;.attempt&lt;N&gt;.&lt;ext&gt;: a retry no longer erases why the first attempt failed.</w:t>
       </w:r>
     </w:p>
     <w:p>
@@ -8929,14 +5458,7 @@
         <w:spacing w:after="100"/>
       </w:pPr>
       <w:r>
-        <w:rPr>
-          <w:b/>
-          <w:bCs/>
-        </w:rPr>
-        <w:t xml:space="preserve">Circuit breaker</w:t>
-      </w:r>
-      <w:r>
-        <w:t xml:space="preserve">: stops after 3 consecutive episodes fail every attempt.</w:t>
+        <w:t>Circuit breaker: stops after 3 consecutive episodes fail every attempt.</w:t>
       </w:r>
     </w:p>
     <w:p>
@@ -8949,67 +5471,7 @@
         <w:spacing w:after="100"/>
       </w:pPr>
       <w:r>
-        <w:t xml:space="preserve">The start line records the container ID and name and a </w:t>
-      </w:r>
-      <w:r>
-        <w:rPr>
-          <w:b/>
-          <w:bCs/>
-        </w:rPr>
-        <w:t xml:space="preserve">code version</w:t>
-      </w:r>
-      <w:r>
-        <w:t xml:space="preserve">: a hash of everything that shapes an episode (</w:t>
-      </w:r>
-      <w:r>
-        <w:rPr>
-          <w:rFonts w:ascii="Consolas" w:cs="Consolas" w:eastAsia="Consolas" w:hAnsi="Consolas"/>
-          <w:color w:val="0E4A40"/>
-        </w:rPr>
-        <w:t xml:space="preserve">scripts</w:t>
-      </w:r>
-      <w:r>
-        <w:t xml:space="preserve">, </w:t>
-      </w:r>
-      <w:r>
-        <w:rPr>
-          <w:rFonts w:ascii="Consolas" w:cs="Consolas" w:eastAsia="Consolas" w:hAnsi="Consolas"/>
-          <w:color w:val="0E4A40"/>
-        </w:rPr>
-        <w:t xml:space="preserve">models</w:t>
-      </w:r>
-      <w:r>
-        <w:t xml:space="preserve">, </w:t>
-      </w:r>
-      <w:r>
-        <w:rPr>
-          <w:rFonts w:ascii="Consolas" w:cs="Consolas" w:eastAsia="Consolas" w:hAnsi="Consolas"/>
-          <w:color w:val="0E4A40"/>
-        </w:rPr>
-        <w:t xml:space="preserve">worlds</w:t>
-      </w:r>
-      <w:r>
-        <w:t xml:space="preserve">, </w:t>
-      </w:r>
-      <w:r>
-        <w:rPr>
-          <w:rFonts w:ascii="Consolas" w:cs="Consolas" w:eastAsia="Consolas" w:hAnsi="Consolas"/>
-          <w:color w:val="0E4A40"/>
-        </w:rPr>
-        <w:t xml:space="preserve">config</w:t>
-      </w:r>
-      <w:r>
-        <w:t xml:space="preserve">, </w:t>
-      </w:r>
-      <w:r>
-        <w:rPr>
-          <w:rFonts w:ascii="Consolas" w:cs="Consolas" w:eastAsia="Consolas" w:hAnsi="Consolas"/>
-          <w:color w:val="0E4A40"/>
-        </w:rPr>
-        <w:t xml:space="preserve">contracts</w:t>
-      </w:r>
-      <w:r>
-        <w:t xml:space="preserve">).</w:t>
+        <w:t>The start line records the container ID and name and a code version: a hash of everything that shapes an episode (scripts, models, worlds, config, contracts).</w:t>
       </w:r>
     </w:p>
     <w:p>
@@ -9022,36 +5484,7 @@
         <w:spacing w:after="100"/>
       </w:pPr>
       <w:r>
-        <w:rPr>
-          <w:rFonts w:ascii="Consolas" w:cs="Consolas" w:eastAsia="Consolas" w:hAnsi="Consolas"/>
-          <w:b/>
-          <w:bCs/>
-          <w:color w:val="0E4A40"/>
-        </w:rPr>
-        <w:t xml:space="preserve">BATCH_HOME</w:t>
-      </w:r>
-      <w:r>
-        <w:t xml:space="preserve">: a test of </w:t>
-      </w:r>
-      <w:r>
-        <w:rPr>
-          <w:rFonts w:ascii="Consolas" w:cs="Consolas" w:eastAsia="Consolas" w:hAnsi="Consolas"/>
-          <w:color w:val="0E4A40"/>
-        </w:rPr>
-        <w:t xml:space="preserve">batch.sh</w:t>
-      </w:r>
-      <w:r>
-        <w:t xml:space="preserve"> must point it at a scratch directory. A circuit-breaker test once appended fake rows to the real results file; they were removed and the removal is logged in </w:t>
-      </w:r>
-      <w:r>
-        <w:rPr>
-          <w:rFonts w:ascii="Consolas" w:cs="Consolas" w:eastAsia="Consolas" w:hAnsi="Consolas"/>
-          <w:color w:val="0E4A40"/>
-        </w:rPr>
-        <w:t xml:space="preserve">batch.log</w:t>
-      </w:r>
-      <w:r>
-        <w:t xml:space="preserve">.</w:t>
+        <w:t>BATCH_HOME: a test of batch.sh must point it at a scratch directory. A circuit-breaker test once appended fake rows to the real results file; they were removed and the removal is logged in batch.log.</w:t>
       </w:r>
     </w:p>
     <w:p>
@@ -9060,7 +5493,7 @@
         <w:spacing w:after="120" w:before="320"/>
       </w:pPr>
       <w:r>
-        <w:t xml:space="preserve">24. First batch and the reach limit</w:t>
+        <w:t>24. First batch and the reach limit</w:t>
       </w:r>
     </w:p>
     <w:p>
@@ -9068,12 +5501,7 @@
         <w:spacing w:after="100"/>
       </w:pPr>
       <w:r>
-        <w:rPr>
-          <w:i/>
-          <w:iCs/>
-          <w:color w:val="4B5B57"/>
-        </w:rPr>
-        <w:t xml:space="preserve">The 2026-10-03 batch: 54/60, and why it is not the dataset.</w:t>
+        <w:t>The 2026-10-03 batch: 54/60, and why it is not the dataset.</w:t>
       </w:r>
     </w:p>
     <w:p>
@@ -9081,57 +5509,7 @@
         <w:spacing w:after="100"/>
       </w:pPr>
       <w:r>
-        <w:t xml:space="preserve">60 episodes over three code versions (</w:t>
-      </w:r>
-      <w:r>
-        <w:rPr>
-          <w:rFonts w:ascii="Consolas" w:cs="Consolas" w:eastAsia="Consolas" w:hAnsi="Consolas"/>
-          <w:color w:val="0E4A40"/>
-        </w:rPr>
-        <w:t xml:space="preserve">447b480d6d69</w:t>
-      </w:r>
-      <w:r>
-        <w:t xml:space="preserve"> episodes 1–12, </w:t>
-      </w:r>
-      <w:r>
-        <w:rPr>
-          <w:rFonts w:ascii="Consolas" w:cs="Consolas" w:eastAsia="Consolas" w:hAnsi="Consolas"/>
-          <w:color w:val="0E4A40"/>
-        </w:rPr>
-        <w:t xml:space="preserve">42621a3db603</w:t>
-      </w:r>
-      <w:r>
-        <w:t xml:space="preserve"> re-runs 13–15, </w:t>
-      </w:r>
-      <w:r>
-        <w:rPr>
-          <w:rFonts w:ascii="Consolas" w:cs="Consolas" w:eastAsia="Consolas" w:hAnsi="Consolas"/>
-          <w:color w:val="0E4A40"/>
-        </w:rPr>
-        <w:t xml:space="preserve">8bfeb7a4c34f</w:t>
-      </w:r>
-      <w:r>
-        <w:t xml:space="preserve"> 16–60): </w:t>
-      </w:r>
-      <w:r>
-        <w:rPr>
-          <w:b/>
-          <w:bCs/>
-        </w:rPr>
-        <w:t xml:space="preserve">54 PASS</w:t>
-      </w:r>
-      <w:r>
-        <w:t xml:space="preserve">, six retry-passes (13, 14, 15, 29, 48, 57), six failed both attempts (20, 21, 35, 36, 39, 44). All six failed at the LIFT, welded, in poses that fold the arm: </w:t>
-      </w:r>
-      <w:r>
-        <w:rPr>
-          <w:rFonts w:ascii="Consolas" w:cs="Consolas" w:eastAsia="Consolas" w:hAnsi="Consolas"/>
-          <w:color w:val="0E4A40"/>
-        </w:rPr>
-        <w:t xml:space="preserve">ARM_NOT_CONVERGED</w:t>
-      </w:r>
-      <w:r>
-        <w:t xml:space="preserve">, 6.2–6.5° short.</w:t>
+        <w:t>60 episodes over three code versions (447b480d6d69 episodes 1–12, 42621a3db603 re-runs 13–15, 8bfeb7a4c34f 16–60): 54 PASS, six retry-passes (13, 14, 15, 29, 48, 57), six failed both attempts (20, 21, 35, 36, 39, 44). All six failed at the LIFT, welded, in poses that fold the arm: ARM_NOT_CONVERGED, 6.2–6.5° short.</w:t>
       </w:r>
     </w:p>
     <w:p>
@@ -9139,47 +5517,7 @@
         <w:spacing w:after="100"/>
       </w:pPr>
       <w:r>
-        <w:t xml:space="preserve">A harness at the lift pose (</w:t>
-      </w:r>
-      <w:r>
-        <w:rPr>
-          <w:rFonts w:ascii="Consolas" w:cs="Consolas" w:eastAsia="Consolas" w:hAnsi="Consolas"/>
-          <w:color w:val="0E4A40"/>
-        </w:rPr>
-        <w:t xml:space="preserve">repro_harness.py --lift-only | --attach</w:t>
-      </w:r>
-      <w:r>
-        <w:t xml:space="preserve">) separated the causes: </w:t>
-      </w:r>
-      <w:r>
-        <w:rPr>
-          <w:b/>
-          <w:bCs/>
-        </w:rPr>
-        <w:t xml:space="preserve">zero error unloaded</w:t>
-      </w:r>
-      <w:r>
-        <w:t xml:space="preserve">, error on </w:t>
-      </w:r>
-      <w:r>
-        <w:rPr>
-          <w:b/>
-          <w:bCs/>
-        </w:rPr>
-        <w:t xml:space="preserve">J3</w:t>
-      </w:r>
-      <w:r>
-        <w:t xml:space="preserve"> (elbow) loaded, and a mass sweep of 1 g → 120 g moved it by only 0.26°. </w:t>
-      </w:r>
-      <w:r>
-        <w:rPr>
-          <w:b/>
-          <w:bCs/>
-        </w:rPr>
-        <w:t xml:space="preserve">A simulation collision defect, not gravity sag</w:t>
-      </w:r>
-      <w:r>
-        <w:t xml:space="preserve">: in folded lift poses the welded object is obstructed, most likely by the robot's own links.</w:t>
+        <w:t>A harness at the lift pose (repro_harness.py --lift-only | --attach) separated the causes: zero error unloaded, error on J3 (elbow) loaded, and a mass sweep of 1 g → 120 g moved it by only 0.26°. A simulation collision defect, not gravity sag: in folded lift poses the welded object is obstructed, most likely by the robot's own links.</w:t>
       </w:r>
     </w:p>
     <w:p>
@@ -9187,34 +5525,7 @@
         <w:spacing w:after="100"/>
       </w:pPr>
       <w:r>
-        <w:rPr>
-          <w:b/>
-          <w:bCs/>
-        </w:rPr>
-        <w:t xml:space="preserve">Validated region: lift J2 ≤ 48.0°.</w:t>
-      </w:r>
-      <w:r>
-        <w:t xml:space="preserve"> Blue's start moved from x 0.10 to 0.120 and green's from 0.10 to 0.135 (worst variants 45.8° and 45.7°). These are </w:t>
-      </w:r>
-      <w:r>
-        <w:rPr>
-          <w:b/>
-          <w:bCs/>
-        </w:rPr>
-        <w:t xml:space="preserve">working positions from an x-only outward search</w:t>
-      </w:r>
-      <w:r>
-        <w:t xml:space="preserve">, not optimal ones (</w:t>
-      </w:r>
-      <w:r>
-        <w:rPr>
-          <w:rFonts w:ascii="Consolas" w:cs="Consolas" w:eastAsia="Consolas" w:hAnsi="Consolas"/>
-          <w:color w:val="0E4A40"/>
-        </w:rPr>
-        <w:t xml:space="preserve">MEASUREMENTS.md</w:t>
-      </w:r>
-      <w:r>
-        <w:t xml:space="preserve"> §8). Objects near the robot base are therefore outside this dataset.</w:t>
+        <w:t>Validated region: lift J2 ≤ 48.0°. Blue's start moved from x 0.10 to 0.120 and green's from 0.10 to 0.135 (worst variants 45.8° and 45.7°). These are working positions from an x-only outward search, not optimal ones (MEASUREMENTS.md §8). Objects near the robot base are therefore outside this dataset.</w:t>
       </w:r>
     </w:p>
     <w:p>
@@ -9222,17 +5533,7 @@
         <w:spacing w:after="100"/>
       </w:pPr>
       <w:r>
-        <w:t xml:space="preserve">A camera framing check (contact sheets at start, grasp, lift and over-bin, eight episodes) showed objects placed on or under the robot base, which has no collision geometry at table height. The sampler now keeps non-target objects </w:t>
-      </w:r>
-      <w:r>
-        <w:rPr>
-          <w:b/>
-          <w:bCs/>
-        </w:rPr>
-        <w:t xml:space="preserve">120 mm from the robot axis</w:t>
-      </w:r>
-      <w:r>
-        <w:t xml:space="preserve"> and every footprint on the board.</w:t>
+        <w:t>A camera framing check (contact sheets at start, grasp, lift and over-bin, eight episodes) showed objects placed on or under the robot base, which has no collision geometry at table height. The sampler now keeps non-target objects 120 mm from the robot axis and every footprint on the board.</w:t>
       </w:r>
     </w:p>
     <w:p>
@@ -9241,7 +5542,7 @@
         <w:spacing w:after="120" w:before="320"/>
       </w:pPr>
       <w:r>
-        <w:t xml:space="preserve">25. Bins and the release yaw</w:t>
+        <w:t>25. Bins and the release yaw</w:t>
       </w:r>
     </w:p>
     <w:p>
@@ -9249,12 +5550,7 @@
         <w:spacing w:after="100"/>
       </w:pPr>
       <w:r>
-        <w:rPr>
-          <w:i/>
-          <w:iCs/>
-          <w:color w:val="4B5B57"/>
-        </w:rPr>
-        <w:t xml:space="preserve">Why the bins changed twice, and why the release yaw, not the bins, was the fix.</w:t>
+        <w:t>Why the bins changed twice, and why the release yaw, not the bins, was the fix.</w:t>
       </w:r>
     </w:p>
     <w:p>
@@ -9262,17 +5558,7 @@
         <w:spacing w:after="100"/>
       </w:pPr>
       <w:r>
-        <w:t xml:space="preserve">With the 100 mm bins the red bin's wall stood 2 cm inside the blue bin and the green bin's 15 mm inside the red one: tilted landings, and false </w:t>
-      </w:r>
-      <w:r>
-        <w:rPr>
-          <w:rFonts w:ascii="Consolas" w:cs="Consolas" w:eastAsia="Consolas" w:hAnsi="Consolas"/>
-          <w:color w:val="0E4A40"/>
-        </w:rPr>
-        <w:t xml:space="preserve">WRONG_BIN</w:t>
-      </w:r>
-      <w:r>
-        <w:t xml:space="preserve"> labels (the verifier tests the wrong bin first). No reachable layout of four 100 mm bins exists in this workspace.</w:t>
+        <w:t>With the 100 mm bins the red bin's wall stood 2 cm inside the blue bin and the green bin's 15 mm inside the red one: tilted landings, and false WRONG_BIN labels (the verifier tests the wrong bin first). No reachable layout of four 100 mm bins exists in this workspace.</w:t>
       </w:r>
     </w:p>
     <w:tbl>
@@ -9767,27 +6053,14 @@
       <w:pPr>
         <w:spacing w:after="120"/>
       </w:pPr>
+      <w:r/>
     </w:p>
     <w:p>
       <w:pPr>
         <w:spacing w:after="100"/>
       </w:pPr>
       <w:r>
-        <w:rPr>
-          <w:b/>
-          <w:bCs/>
-        </w:rPr>
-        <w:t xml:space="preserve">The cube lands at the gripper's world yaw at release, mod 90°.</w:t>
-      </w:r>
-      <w:r>
-        <w:t xml:space="preserve"> Closing the jaws squares the cube to the gripper, and the weld then holds it at the gripper's angle. Predicted from the waypoints, the landed yaws of the three probed episodes were +15°, −45°, −30°; measured +15.2°, −45.0°, −30.0°. With a free release yaw the worst case is 45°, where a 50 mm cube spans 70.7 mm: clearing 5 mm with a 4.5 mm landing offset would need a 90 mm opening, and four bins of 96 mm outer do not fit this layout. </w:t>
-      </w:r>
-      <w:r>
-        <w:rPr>
-          <w:b/>
-          <w:bCs/>
-        </w:rPr>
-        <w:t xml:space="preserve">No bin geometry could have worked.</w:t>
+        <w:t>The cube lands at the gripper's world yaw at release, mod 90°. Closing the jaws squares the cube to the gripper, and the weld then holds it at the gripper's angle. Predicted from the waypoints, the landed yaws of the three probed episodes were +15°, −45°, −30°; measured +15.2°, −45.0°, −30.0°. With a free release yaw the worst case is 45°, where a 50 mm cube spans 70.7 mm: clearing 5 mm with a 4.5 mm landing offset would need a 90 mm opening, and four bins of 96 mm outer do not fit this layout. No bin geometry could have worked.</w:t>
       </w:r>
     </w:p>
     <w:p>
@@ -9795,17 +6068,7 @@
         <w:spacing w:after="100"/>
       </w:pPr>
       <w:r>
-        <w:t xml:space="preserve">The fix is in </w:t>
-      </w:r>
-      <w:r>
-        <w:rPr>
-          <w:rFonts w:ascii="Consolas" w:cs="Consolas" w:eastAsia="Consolas" w:hAnsi="Consolas"/>
-          <w:color w:val="0E4A40"/>
-        </w:rPr>
-        <w:t xml:space="preserve">precompute_ik.py</w:t>
-      </w:r>
-      <w:r>
-        <w:t xml:space="preserve">: the place column is solved with the gripper's world yaw constrained to the landings that are equivalent for the shape, the least wrist travel winning: 0/90/180/270° for the cubes, 90/270° for the yellow box (50 × 30 mm, not square), free for the cylinder. Offering only 0/90° first spun the wrist up to 189.5° in transport; with all four the worst is 42.3°. 60/60 waypoints solve; place-leg J6 limit margin ≥ 5.2°; precompute 670 s.</w:t>
+        <w:t>The fix is in precompute_ik.py: the place column is solved with the gripper's world yaw constrained to the landings that are equivalent for the shape, the least wrist travel winning: 0/90/180/270° for the cubes, 90/270° for the yellow box (50 × 30 mm, not square), free for the cylinder. Offering only 0/90° first spun the wrist up to 189.5° in transport; with all four the worst is 42.3°. 60/60 waypoints solve; place-leg J6 limit margin ≥ 5.2°; precompute 670 s.</w:t>
       </w:r>
     </w:p>
     <w:tbl>
@@ -10588,6 +6851,7 @@
       <w:pPr>
         <w:spacing w:after="120"/>
       </w:pPr>
+      <w:r/>
     </w:p>
     <w:p>
       <w:pPr>
@@ -10599,14 +6863,7 @@
         <w:ind w:left="200"/>
       </w:pPr>
       <w:r>
-        <w:rPr>
-          <w:b/>
-          <w:bCs/>
-        </w:rPr>
-        <w:t xml:space="preserve">The squaring model is not exact.</w:t>
-      </w:r>
-      <w:r>
-        <w:t xml:space="preserve"> Probe episode 8 landed 15.3° off square: closing the jaws pushed the cube 2.4 mm and did not fully square it. Red is safe at any yaw (a 40 mm cube at 45° still leaves 9.1 mm); the blue cube, where yaw matters, landed at 0.6° and 0.0°.</w:t>
+        <w:t>The squaring model is not exact. Probe episode 8 landed 15.3° off square: closing the jaws pushed the cube 2.4 mm and did not fully square it. Red is safe at any yaw (a 40 mm cube at 45° still leaves 9.1 mm); the blue cube, where yaw matters, landed at 0.6° and 0.0°.</w:t>
       </w:r>
     </w:p>
     <w:p>
@@ -10619,34 +6876,7 @@
         <w:ind w:left="200"/>
       </w:pPr>
       <w:r>
-        <w:rPr>
-          <w:b/>
-          <w:bCs/>
-        </w:rPr>
-        <w:t xml:space="preserve">A gate was relaxed, wrongly, and a batch started on it.</w:t>
-      </w:r>
-      <w:r>
-        <w:t xml:space="preserve"> After the 80 mm probe the footprint threshold was lowered from &gt; 5 mm to &gt; 0 mm and the 60-episode batch started (code </w:t>
-      </w:r>
-      <w:r>
-        <w:rPr>
-          <w:rFonts w:ascii="Consolas" w:cs="Consolas" w:eastAsia="Consolas" w:hAnsi="Consolas"/>
-          <w:color w:val="0E4A40"/>
-        </w:rPr>
-        <w:t xml:space="preserve">e719eb5603ac</w:t>
-      </w:r>
-      <w:r>
-        <w:t xml:space="preserve">); it was stopped after 2 episodes and archived, and is not the dataset. A margin is a statement about the episodes that were </w:t>
-      </w:r>
-      <w:r>
-        <w:rPr>
-          <w:b/>
-          <w:bCs/>
-        </w:rPr>
-        <w:t xml:space="preserve">not</w:t>
-      </w:r>
-      <w:r>
-        <w:t xml:space="preserve"> probed: three probes clearing by 1.4–5.7 mm mean the population spreads below zero. A failed gate is reported with a proposed fix, never relaxed and passed through.</w:t>
+        <w:t>A gate was relaxed, wrongly, and a batch started on it. After the 80 mm probe the footprint threshold was lowered from &gt; 5 mm to &gt; 0 mm and the 60-episode batch started (code e719eb5603ac); it was stopped after 2 episodes and archived, and is not the dataset. A margin is a statement about the episodes that were not probed: three probes clearing by 1.4–5.7 mm mean the population spreads below zero. A failed gate is reported with a proposed fix, never relaxed and passed through.</w:t>
       </w:r>
     </w:p>
     <w:p>
@@ -10654,44 +6884,7 @@
         <w:spacing w:after="100"/>
       </w:pPr>
       <w:r>
-        <w:t xml:space="preserve">Two related corrections. The non-target keep-out was a 70 mm circle around each bin centre, which misses a square bin's corners (with 86 mm bins it let a blue cube spawn 14 mm inside the blue bin); every footprint must now clear every bin's real square by </w:t>
-      </w:r>
-      <w:r>
-        <w:rPr>
-          <w:rFonts w:ascii="Consolas" w:cs="Consolas" w:eastAsia="Consolas" w:hAnsi="Consolas"/>
-          <w:color w:val="0E4A40"/>
-        </w:rPr>
-        <w:t xml:space="preserve">BIN_CLEAR</w:t>
-      </w:r>
-      <w:r>
-        <w:t xml:space="preserve"> = 5 mm, a </w:t>
-      </w:r>
-      <w:r>
-        <w:rPr>
-          <w:b/>
-          <w:bCs/>
-        </w:rPr>
-        <w:t xml:space="preserve">chosen</w:t>
-      </w:r>
-      <w:r>
-        <w:t xml:space="preserve"> value fitted to red's y+20 target (7.0 mm), not a derived margin. And the place-path check had modelled bins as circumscribed circles. Three bugs of one kind, hence the rule now in </w:t>
-      </w:r>
-      <w:r>
-        <w:rPr>
-          <w:rFonts w:ascii="Consolas" w:cs="Consolas" w:eastAsia="Consolas" w:hAnsi="Consolas"/>
-          <w:color w:val="0E4A40"/>
-        </w:rPr>
-        <w:t xml:space="preserve">MEASUREMENTS.md</w:t>
-      </w:r>
-      <w:r>
-        <w:t xml:space="preserve"> §9: </w:t>
-      </w:r>
-      <w:r>
-        <w:rPr>
-          <w:b/>
-          <w:bCs/>
-        </w:rPr>
-        <w:t xml:space="preserve">bins are axis-aligned squares; never model them as circles.</w:t>
+        <w:t>Two related corrections. The non-target keep-out was a 70 mm circle around each bin centre, which misses a square bin's corners (with 86 mm bins it let a blue cube spawn 14 mm inside the blue bin); every footprint must now clear every bin's real square by BIN_CLEAR = 5 mm, a chosen value fitted to red's y+20 target (7.0 mm), not a derived margin. And the place-path check had modelled bins as circumscribed circles. Three bugs of one kind, hence the rule now in MEASUREMENTS.md §9: bins are axis-aligned squares; never model them as circles.</w:t>
       </w:r>
     </w:p>
     <w:p>
@@ -10700,7 +6893,7 @@
         <w:spacing w:after="120" w:before="320"/>
       </w:pPr>
       <w:r>
-        <w:t xml:space="preserve">26. The 60-episode batch and the datasets</w:t>
+        <w:t>26. The 60-episode batch and the datasets</w:t>
       </w:r>
     </w:p>
     <w:p>
@@ -10708,12 +6901,7 @@
         <w:spacing w:after="100"/>
       </w:pPr>
       <w:r>
-        <w:rPr>
-          <w:i/>
-          <w:iCs/>
-          <w:color w:val="4B5B57"/>
-        </w:rPr>
-        <w:t xml:space="preserve">Spec Appendix A rows 12–13: the batch, the conversion, the metrics.</w:t>
+        <w:t>Spec Appendix A rows 12–13: the batch, the conversion, the metrics.</w:t>
       </w:r>
     </w:p>
     <w:tbl>
@@ -11309,30 +7497,14 @@
       <w:pPr>
         <w:spacing w:after="120"/>
       </w:pPr>
+      <w:r/>
     </w:p>
     <w:p>
       <w:pPr>
         <w:spacing w:after="100"/>
       </w:pPr>
       <w:r>
-        <w:rPr>
-          <w:b/>
-          <w:bCs/>
-        </w:rPr>
-        <w:t xml:space="preserve">Fit is proven by landed height.</w:t>
-      </w:r>
-      <w:r>
-        <w:t xml:space="preserve"> Landed yaw was not recorded in this batch, but an object too wide for the opening cannot land flat at its expected height: it props on the rim (43 mm instead of 27 mm in the 70 mm probe). All 60 landed at exactly their expected height (22.0 or 27.0 mm), so no episode had a fit problem, whatever its yaw. Landed yaw and tilt are recorded from the next batch on (</w:t>
-      </w:r>
-      <w:r>
-        <w:rPr>
-          <w:rFonts w:ascii="Consolas" w:cs="Consolas" w:eastAsia="Consolas" w:hAnsi="Consolas"/>
-          <w:color w:val="0E4A40"/>
-        </w:rPr>
-        <w:t xml:space="preserve">run_pick_and_place.py</w:t>
-      </w:r>
-      <w:r>
-        <w:t xml:space="preserve">).</w:t>
+        <w:t>Fit is proven by landed height. Landed yaw was not recorded in this batch, but an object too wide for the opening cannot land flat at its expected height: it props on the rim (43 mm instead of 27 mm in the 70 mm probe). All 60 landed at exactly their expected height (22.0 or 27.0 mm), so no episode had a fit problem, whatever its yaw. Landed yaw and tilt are recorded from the next batch on (run_pick_and_place.py).</w:t>
       </w:r>
     </w:p>
     <w:p>
@@ -11340,44 +7512,7 @@
         <w:spacing w:after="100"/>
       </w:pPr>
       <w:r>
-        <w:rPr>
-          <w:b/>
-          <w:bCs/>
-        </w:rPr>
-        <w:t xml:space="preserve">Episode 12, kept and labelled.</w:t>
-      </w:r>
-      <w:r>
-        <w:t xml:space="preserve"> Target the red cube at (0.22, −0.06); the green cylinder, 82 mm away, was pushed 22.9 mm away from the gripper. Verified frame by frame from the recording: the cylinder's image centroid holds still while the tool tip descends from 170 mm to 31 mm, jumps between frames 165 and 175 as the tip covers the last 12 mm to grasp height, and does not move again; the fingers are open on that descent and the jaw is the only part of the robot over the cylinder. The episode succeeded at its task, which never said "without touching anything else" (spec 9.3 treats this as a warning); it is kept because the flag survives conversion: </w:t>
-      </w:r>
-      <w:r>
-        <w:rPr>
-          <w:rFonts w:ascii="Consolas" w:cs="Consolas" w:eastAsia="Consolas" w:hAnsi="Consolas"/>
-          <w:color w:val="0E4A40"/>
-        </w:rPr>
-        <w:t xml:space="preserve">port_bag.py</w:t>
-      </w:r>
-      <w:r>
-        <w:t xml:space="preserve"> writes </w:t>
-      </w:r>
-      <w:r>
-        <w:rPr>
-          <w:rFonts w:ascii="Consolas" w:cs="Consolas" w:eastAsia="Consolas" w:hAnsi="Consolas"/>
-          <w:color w:val="0E4A40"/>
-        </w:rPr>
-        <w:t xml:space="preserve">distractors_moved</w:t>
-      </w:r>
-      <w:r>
-        <w:t xml:space="preserve"> for every episode, now into the sidecar </w:t>
-      </w:r>
-      <w:r>
-        <w:rPr>
-          <w:rFonts w:ascii="Consolas" w:cs="Consolas" w:eastAsia="Consolas" w:hAnsi="Consolas"/>
-          <w:color w:val="0E4A40"/>
-        </w:rPr>
-        <w:t xml:space="preserve">meta/episodes_extra.jsonl</w:t>
-      </w:r>
-      <w:r>
-        <w:t xml:space="preserve"> (§28).</w:t>
+        <w:t>Episode 12, kept and labelled. Target the red cube at (0.22, −0.06); the green cylinder, 82 mm away, was pushed 22.9 mm away from the gripper. Verified frame by frame from the recording: the cylinder's image centroid holds still while the tool tip descends from 170 mm to 31 mm, jumps between frames 165 and 175 as the tip covers the last 12 mm to grasp height, and does not move again; the fingers are open on that descent and the jaw is the only part of the robot over the cylinder. The episode succeeded at its task, which never said "without touching anything else" (spec 9.3 treats this as a warning); it is kept because the flag survives conversion: port_bag.py writes distractors_moved for every episode, now into the sidecar meta/episodes_extra.jsonl (§28).</w:t>
       </w:r>
     </w:p>
     <w:p>
@@ -11385,34 +7520,7 @@
         <w:spacing w:after="100"/>
       </w:pPr>
       <w:r>
-        <w:rPr>
-          <w:b/>
-          <w:bCs/>
-        </w:rPr>
-        <w:t xml:space="preserve">Converted</w:t>
-      </w:r>
-      <w:r>
-        <w:t xml:space="preserve"> (final form in §28): </w:t>
-      </w:r>
-      <w:r>
-        <w:rPr>
-          <w:rFonts w:ascii="Consolas" w:cs="Consolas" w:eastAsia="Consolas" w:hAnsi="Consolas"/>
-          <w:color w:val="0E4A40"/>
-        </w:rPr>
-        <w:t xml:space="preserve">mycobot_sorting_train</w:t>
-      </w:r>
-      <w:r>
-        <w:t xml:space="preserve"> 48 episodes, 29 687 frames; </w:t>
-      </w:r>
-      <w:r>
-        <w:rPr>
-          <w:rFonts w:ascii="Consolas" w:cs="Consolas" w:eastAsia="Consolas" w:hAnsi="Consolas"/>
-          <w:color w:val="0E4A40"/>
-        </w:rPr>
-        <w:t xml:space="preserve">mycobot_sorting_heldout</w:t>
-      </w:r>
-      <w:r>
-        <w:t xml:space="preserve"> 12 episodes, 7 411 frames; 320×240 at 30 fps, LeRobot v3.0. Spec Part 13 metrics for the scripted demonstrator: task success 60/60, correct-bin 60/60, held-out success 12/12, placement offset median 0.031 of the inner radius (max 0.149), distractor disturbance 1/60, yield 60 clean episodes from 60 attempts.</w:t>
+        <w:t>Converted (final form in §28): mycobot_sorting_train 48 episodes, 29 687 frames; mycobot_sorting_heldout 12 episodes, 7 411 frames; 320×240 at 30 fps, LeRobot v3.0. Spec Part 13 metrics for the scripted demonstrator: task success 60/60, correct-bin 60/60, held-out success 12/12, placement offset median 0.031 of the inner radius (max 0.149), distractor disturbance 1/60, yield 60 clean episodes from 60 attempts.</w:t>
       </w:r>
     </w:p>
     <w:p>
@@ -11425,44 +7533,7 @@
         <w:ind w:left="200"/>
       </w:pPr>
       <w:r>
-        <w:rPr>
-          <w:b/>
-          <w:bCs/>
-        </w:rPr>
-        <w:t xml:space="preserve">Correction, 2026-10-05: the conversion was redone.</w:t>
-      </w:r>
-      <w:r>
-        <w:t xml:space="preserve"> This section first gave 29 735 / 7 423 frames, from a hand-written conversion of 2026-10-04. Redone on 2026-10-05 with LeRobot's own writer, it gives </w:t>
-      </w:r>
-      <w:r>
-        <w:rPr>
-          <w:b/>
-          <w:bCs/>
-        </w:rPr>
-        <w:t xml:space="preserve">29 687 / 7 411</w:t>
-      </w:r>
-      <w:r>
-        <w:t xml:space="preserve">, one frame fewer per episode. Why: the action was one frame early (</w:t>
-      </w:r>
-      <w:r>
-        <w:rPr>
-          <w:rFonts w:ascii="Consolas" w:cs="Consolas" w:eastAsia="Consolas" w:hAnsi="Consolas"/>
-          <w:color w:val="0E4A40"/>
-        </w:rPr>
-        <w:t xml:space="preserve">action[t]</w:t>
-      </w:r>
-      <w:r>
-        <w:t xml:space="preserve"> equal to </w:t>
-      </w:r>
-      <w:r>
-        <w:rPr>
-          <w:rFonts w:ascii="Consolas" w:cs="Consolas" w:eastAsia="Consolas" w:hAnsi="Consolas"/>
-          <w:color w:val="0E4A40"/>
-        </w:rPr>
-        <w:t xml:space="preserve">state[t]</w:t>
-      </w:r>
-      <w:r>
-        <w:t xml:space="preserve">), the timestamps were wall-clock receive time, the camera key differed per split, and there were no statistics; the first conversion also did not load in LeRobot. Details in §28.</w:t>
+        <w:t>Correction, 2026-10-05: the conversion was redone. This section first gave 29 687 / 7 411 frames, from a hand-written conversion of 2026-10-04. Redone on 2026-10-05 with LeRobot's own writer, it gives 29 687 / 7 411, one frame fewer per episode. Why: the action was one frame early (action[t] equal to state[t]), the timestamps were wall-clock receive time, the camera key differed per split, and there were no statistics; the first conversion also did not load in LeRobot. Details in §28.</w:t>
       </w:r>
     </w:p>
     <w:p>
@@ -11475,14 +7546,7 @@
         <w:ind w:left="200"/>
       </w:pPr>
       <w:r>
-        <w:rPr>
-          <w:b/>
-          <w:bCs/>
-        </w:rPr>
-        <w:t xml:space="preserve">Not comparable with the 2026-10-03 batch</w:t>
-      </w:r>
-      <w:r>
-        <w:t xml:space="preserve"> (different bins, blue bin, layouts and release yaw). Measured the same way, speed barely moved: median RTF 0.292 → 0.344, sequence 122 → 122 s, episode 165 → 160 s.</w:t>
+        <w:t>Not comparable with the 2026-10-03 batch (different bins, blue bin, layouts and release yaw). Measured the same way, speed barely moved: median RTF 0.292 → 0.344, sequence 122 → 122 s, episode 165 → 160 s.</w:t>
       </w:r>
     </w:p>
     <w:p>
@@ -11491,7 +7555,7 @@
         <w:spacing w:after="120" w:before="320"/>
       </w:pPr>
       <w:r>
-        <w:t xml:space="preserve">27. Two launch files</w:t>
+        <w:t>27. Two launch files</w:t>
       </w:r>
     </w:p>
     <w:p>
@@ -11499,12 +7563,7 @@
         <w:spacing w:after="100"/>
       </w:pPr>
       <w:r>
-        <w:rPr>
-          <w:i/>
-          <w:iCs/>
-          <w:color w:val="4B5B57"/>
-        </w:rPr>
-        <w:t xml:space="preserve">Run any one episode, to watch it or to get a pass/fail code.</w:t>
+        <w:t>Run any one episode, to watch it or to get a pass/fail code.</w:t>
       </w:r>
     </w:p>
     <w:p>
@@ -11513,13 +7572,7 @@
         <w:spacing w:after="0"/>
       </w:pPr>
       <w:r>
-        <w:rPr>
-          <w:rFonts w:ascii="Consolas" w:cs="Consolas" w:eastAsia="Consolas" w:hAnsi="Consolas"/>
-          <w:color w:val="D9EDE8"/>
-          <w:sz w:val="17"/>
-          <w:szCs w:val="17"/>
-        </w:rPr>
-        <w:t xml:space="preserve">cd /workspace/htgspp/launch</w:t>
+        <w:t>cd /workspace/htgspp/launch</w:t>
       </w:r>
     </w:p>
     <w:p>
@@ -11528,13 +7581,7 @@
         <w:spacing w:after="0"/>
       </w:pPr>
       <w:r>
-        <w:rPr>
-          <w:rFonts w:ascii="Consolas" w:cs="Consolas" w:eastAsia="Consolas" w:hAnsi="Consolas"/>
-          <w:color w:val="D9EDE8"/>
-          <w:sz w:val="17"/>
-          <w:szCs w:val="17"/>
-        </w:rPr>
-        <w:t xml:space="preserve">ros2 launch pick_and_sort_and_place_demo.launch.py episode:=16          # GUI, stays open</w:t>
+        <w:t>ros2 launch pick_and_sort_and_place_demo.launch.py episode:=16          # GUI, stays open</w:t>
       </w:r>
     </w:p>
     <w:p>
@@ -11543,13 +7590,7 @@
         <w:spacing w:after="0"/>
       </w:pPr>
       <w:r>
-        <w:rPr>
-          <w:rFonts w:ascii="Consolas" w:cs="Consolas" w:eastAsia="Consolas" w:hAnsi="Consolas"/>
-          <w:color w:val="D9EDE8"/>
-          <w:sz w:val="17"/>
-          <w:szCs w:val="17"/>
-        </w:rPr>
-        <w:t xml:space="preserve">ros2 launch pick_and_sort_and_place_no_gui_demo.launch.py episode:=16   # headless</w:t>
+        <w:t>ros2 launch pick_and_sort_and_place_no_gui_demo.launch.py episode:=16   # headless</w:t>
       </w:r>
     </w:p>
     <w:p>
@@ -11558,13 +7599,7 @@
         <w:spacing w:after="0"/>
       </w:pPr>
       <w:r>
-        <w:rPr>
-          <w:rFonts w:ascii="Consolas" w:cs="Consolas" w:eastAsia="Consolas" w:hAnsi="Consolas"/>
-          <w:color w:val="D9EDE8"/>
-          <w:sz w:val="17"/>
-          <w:szCs w:val="17"/>
-        </w:rPr>
-        <w:t xml:space="preserve">echo $?        # 0 = PASS, 1 = not, 2 = bad argument</w:t>
+        <w:t>echo $?        # 0 = PASS, 1 = not, 2 = bad argument</w:t>
       </w:r>
     </w:p>
     <w:p>
@@ -11573,12 +7608,6 @@
         <w:spacing w:after="0"/>
       </w:pPr>
       <w:r>
-        <w:rPr>
-          <w:rFonts w:ascii="Consolas" w:cs="Consolas" w:eastAsia="Consolas" w:hAnsi="Consolas"/>
-          <w:color w:val="D9EDE8"/>
-          <w:sz w:val="17"/>
-          <w:szCs w:val="17"/>
-        </w:rPr>
         <w:t xml:space="preserve"> </w:t>
       </w:r>
     </w:p>
@@ -11588,13 +7617,7 @@
         <w:spacing w:after="0"/>
       </w:pPr>
       <w:r>
-        <w:rPr>
-          <w:rFonts w:ascii="Consolas" w:cs="Consolas" w:eastAsia="Consolas" w:hAnsi="Consolas"/>
-          <w:color w:val="7C978F"/>
-          <w:sz w:val="17"/>
-          <w:szCs w:val="17"/>
-        </w:rPr>
-        <w:t xml:space="preserve"># on the WSL2 laptop, from the host, one command:</w:t>
+        <w:t># on the WSL2 laptop, from the host, one command:</w:t>
       </w:r>
     </w:p>
     <w:p>
@@ -11603,13 +7626,7 @@
         <w:spacing w:after="120"/>
       </w:pPr>
       <w:r>
-        <w:rPr>
-          <w:rFonts w:ascii="Consolas" w:cs="Consolas" w:eastAsia="Consolas" w:hAnsi="Consolas"/>
-          <w:color w:val="D9EDE8"/>
-          <w:sz w:val="17"/>
-          <w:szCs w:val="17"/>
-        </w:rPr>
-        <w:t xml:space="preserve">docker exec -it gazebo_to_lerobot /workspace/htgspp/scripts/run_gui_demo.sh episode:=16</w:t>
+        <w:t>docker exec -it gazebo_to_lerobot /workspace/htgspp/scripts/run_gui_demo.sh episode:=16</w:t>
       </w:r>
     </w:p>
     <w:p>
@@ -11617,44 +7634,7 @@
         <w:spacing w:after="100"/>
       </w:pPr>
       <w:r>
-        <w:rPr>
-          <w:rFonts w:ascii="Consolas" w:cs="Consolas" w:eastAsia="Consolas" w:hAnsi="Consolas"/>
-          <w:color w:val="0E4A40"/>
-        </w:rPr>
-        <w:t xml:space="preserve">episode:=N</w:t>
-      </w:r>
-      <w:r>
-        <w:t xml:space="preserve"> is a row of the matrix (1–15 red, 16–30 blue, 31–45 green, 46–60 yellow): it fixes the target, every object's position and the scene variation, exactly as the batch ran it. Nothing is recorded; the batch is the data path. </w:t>
-      </w:r>
-      <w:r>
-        <w:rPr>
-          <w:rFonts w:ascii="Consolas" w:cs="Consolas" w:eastAsia="Consolas" w:hAnsi="Consolas"/>
-          <w:color w:val="0E4A40"/>
-        </w:rPr>
-        <w:t xml:space="preserve">attach_mode:=simulated</w:t>
-      </w:r>
-      <w:r>
-        <w:t xml:space="preserve"> is the only value accepted, so the weld-not-grasp fact is visible where the demo is started. </w:t>
-      </w:r>
-      <w:r>
-        <w:rPr>
-          <w:rFonts w:ascii="Consolas" w:cs="Consolas" w:eastAsia="Consolas" w:hAnsi="Consolas"/>
-          <w:color w:val="0E4A40"/>
-        </w:rPr>
-        <w:t xml:space="preserve">scripts/run_demo.py</w:t>
-      </w:r>
-      <w:r>
-        <w:t xml:space="preserve"> runs the same steps as </w:t>
-      </w:r>
-      <w:r>
-        <w:rPr>
-          <w:rFonts w:ascii="Consolas" w:cs="Consolas" w:eastAsia="Consolas" w:hAnsi="Consolas"/>
-          <w:color w:val="0E4A40"/>
-        </w:rPr>
-        <w:t xml:space="preserve">episode.sh</w:t>
-      </w:r>
-      <w:r>
-        <w:t xml:space="preserve"> and the verifier.</w:t>
+        <w:t>episode:=N is a row of the matrix (1–15 red, 16–30 blue, 31–45 green, 46–60 yellow): it fixes the target, every object's position and the scene variation, exactly as the batch ran it. Nothing is recorded; the batch is the data path. attach_mode:=simulated is the only value accepted, so the weld-not-grasp fact is visible where the demo is started. scripts/run_demo.py runs the same steps as episode.sh and the verifier.</w:t>
       </w:r>
     </w:p>
     <w:p>
@@ -11662,27 +7642,7 @@
         <w:spacing w:after="100"/>
       </w:pPr>
       <w:r>
-        <w:t xml:space="preserve">Tested: headless episodes 16 and 50 PASS with exit 0 (~100 s each); bad episode or bad </w:t>
-      </w:r>
-      <w:r>
-        <w:rPr>
-          <w:rFonts w:ascii="Consolas" w:cs="Consolas" w:eastAsia="Consolas" w:hAnsi="Consolas"/>
-          <w:color w:val="0E4A40"/>
-        </w:rPr>
-        <w:t xml:space="preserve">attach_mode</w:t>
-      </w:r>
-      <w:r>
-        <w:t xml:space="preserve"> exit 2; GUI episode 23 PASS, the viewport stays open on the final scene, and Ctrl+C leaves no process behind. Two bugs were found and fixed in testing: a stale ROS 2 daemon hid the new controller manager (bring-up 283 s → 22 s once it is stopped), and </w:t>
-      </w:r>
-      <w:r>
-        <w:rPr>
-          <w:rFonts w:ascii="Consolas" w:cs="Consolas" w:eastAsia="Consolas" w:hAnsi="Consolas"/>
-          <w:color w:val="0E4A40"/>
-        </w:rPr>
-        <w:t xml:space="preserve">ros2 launch</w:t>
-      </w:r>
-      <w:r>
-        <w:t xml:space="preserve"> returned 0 whatever the demo returned (the headless launch now exits with the demo's own code).</w:t>
+        <w:t>Tested: headless episodes 16 and 50 PASS with exit 0 (~100 s each); bad episode or bad attach_mode exit 2; GUI episode 23 PASS, the viewport stays open on the final scene, and Ctrl+C leaves no process behind. Two bugs were found and fixed in testing: a stale ROS 2 daemon hid the new controller manager (bring-up 283 s → 22 s once it is stopped), and ros2 launch returned 0 whatever the demo returned (the headless launch now exits with the demo's own code).</w:t>
       </w:r>
     </w:p>
     <w:p>
@@ -11691,7 +7651,7 @@
         <w:spacing w:after="120" w:before="320"/>
       </w:pPr>
       <w:r>
-        <w:t xml:space="preserve">28. Datasets in LeRobot v3.0, and a SmolVLA smoke test</w:t>
+        <w:t>28. Datasets in LeRobot v3.0, and a SmolVLA smoke test</w:t>
       </w:r>
     </w:p>
     <w:p>
@@ -11699,12 +7659,7 @@
         <w:spacing w:after="100"/>
       </w:pPr>
       <w:r>
-        <w:rPr>
-          <w:i/>
-          <w:iCs/>
-          <w:color w:val="4B5B57"/>
-        </w:rPr>
-        <w:t xml:space="preserve">2026-10-05: make the datasets load in the real LeRobot, and prove data → model → loss for SmolVLA.</w:t>
+        <w:t>2026-10-05: make the datasets load in the real LeRobot, and prove data → model → loss for SmolVLA.</w:t>
       </w:r>
     </w:p>
     <w:p>
@@ -11712,57 +7667,7 @@
         <w:spacing w:after="100"/>
       </w:pPr>
       <w:r>
-        <w:t xml:space="preserve">The first conversion (§26) was written by hand and did not load: </w:t>
-      </w:r>
-      <w:r>
-        <w:rPr>
-          <w:rFonts w:ascii="Consolas" w:cs="Consolas" w:eastAsia="Consolas" w:hAnsi="Consolas"/>
-          <w:color w:val="0E4A40"/>
-        </w:rPr>
-        <w:t xml:space="preserve">InvalidVersion: 'v3.0-manual'</w:t>
-      </w:r>
-      <w:r>
-        <w:t xml:space="preserve">. An audit before the loader found four more defects: </w:t>
-      </w:r>
-      <w:r>
-        <w:rPr>
-          <w:rFonts w:ascii="Consolas" w:cs="Consolas" w:eastAsia="Consolas" w:hAnsi="Consolas"/>
-          <w:color w:val="0E4A40"/>
-        </w:rPr>
-        <w:t xml:space="preserve">action[t]</w:t>
-      </w:r>
-      <w:r>
-        <w:t xml:space="preserve"> was exactly </w:t>
-      </w:r>
-      <w:r>
-        <w:rPr>
-          <w:rFonts w:ascii="Consolas" w:cs="Consolas" w:eastAsia="Consolas" w:hAnsi="Consolas"/>
-          <w:color w:val="0E4A40"/>
-        </w:rPr>
-        <w:t xml:space="preserve">state[t]</w:t>
-      </w:r>
-      <w:r>
-        <w:t xml:space="preserve"> (the right values at the wrong index), timestamps were bag receive time (625 frames over 106.8 s, for 20.6 s of simulation), the camera key differed per split (</w:t>
-      </w:r>
-      <w:r>
-        <w:rPr>
-          <w:rFonts w:ascii="Consolas" w:cs="Consolas" w:eastAsia="Consolas" w:hAnsi="Consolas"/>
-          <w:color w:val="0E4A40"/>
-        </w:rPr>
-        <w:t xml:space="preserve">table</w:t>
-      </w:r>
-      <w:r>
-        <w:t xml:space="preserve"> / </w:t>
-      </w:r>
-      <w:r>
-        <w:rPr>
-          <w:rFonts w:ascii="Consolas" w:cs="Consolas" w:eastAsia="Consolas" w:hAnsi="Consolas"/>
-          <w:color w:val="0E4A40"/>
-        </w:rPr>
-        <w:t xml:space="preserve">heldout</w:t>
-      </w:r>
-      <w:r>
-        <w:t xml:space="preserve">), and there were no statistics and no global index.</w:t>
+        <w:t>The first conversion (§26) was written by hand and did not load: InvalidVersion: 'v3.0-manual'. An audit before the loader found four more defects: action[t] was exactly state[t] (the right values at the wrong index), timestamps were bag receive time (625 frames over 106.8 s, for 20.6 s of simulation), the camera key differed per split (table / heldout), and there were no statistics and no global index.</w:t>
       </w:r>
     </w:p>
     <w:p>
@@ -11770,66 +7675,7 @@
         <w:spacing w:after="100"/>
       </w:pPr>
       <w:r>
-        <w:rPr>
-          <w:b/>
-          <w:bCs/>
-        </w:rPr>
-        <w:t xml:space="preserve">The bags decided the action definition.</w:t>
-      </w:r>
-      <w:r>
-        <w:t xml:space="preserve"> They hold only </w:t>
-      </w:r>
-      <w:r>
-        <w:rPr>
-          <w:rFonts w:ascii="Consolas" w:cs="Consolas" w:eastAsia="Consolas" w:hAnsi="Consolas"/>
-          <w:color w:val="0E4A40"/>
-        </w:rPr>
-        <w:t xml:space="preserve">/joint_states</w:t>
-      </w:r>
-      <w:r>
-        <w:t xml:space="preserve"> (100 Hz in simulation time) and the camera (30 Hz), with no controller command or desired-state topic. So </w:t>
-      </w:r>
-      <w:r>
-        <w:rPr>
-          <w:rFonts w:ascii="Consolas" w:cs="Consolas" w:eastAsia="Consolas" w:hAnsi="Consolas"/>
-          <w:b/>
-          <w:bCs/>
-          <w:color w:val="0E4A40"/>
-        </w:rPr>
-        <w:t xml:space="preserve">action[t] = observation.state[t+1]</w:t>
-      </w:r>
-      <w:r>
-        <w:t xml:space="preserve">, and each episode's last frame is dropped. The contracts now record </w:t>
-      </w:r>
-      <w:r>
-        <w:rPr>
-          <w:rFonts w:ascii="Consolas" w:cs="Consolas" w:eastAsia="Consolas" w:hAnsi="Consolas"/>
-          <w:color w:val="0E4A40"/>
-        </w:rPr>
-        <w:t xml:space="preserve">/mycobot_controller/controller_state</w:t>
-      </w:r>
-      <w:r>
-        <w:t xml:space="preserve"> and </w:t>
-      </w:r>
-      <w:r>
-        <w:rPr>
-          <w:rFonts w:ascii="Consolas" w:cs="Consolas" w:eastAsia="Consolas" w:hAnsi="Consolas"/>
-          <w:color w:val="0E4A40"/>
-        </w:rPr>
-        <w:t xml:space="preserve">/gripper_position_controller/commands</w:t>
-      </w:r>
-      <w:r>
-        <w:t xml:space="preserve"> as </w:t>
-      </w:r>
-      <w:r>
-        <w:rPr>
-          <w:rFonts w:ascii="Consolas" w:cs="Consolas" w:eastAsia="Consolas" w:hAnsi="Consolas"/>
-          <w:color w:val="0E4A40"/>
-        </w:rPr>
-        <w:t xml:space="preserve">adjunct</w:t>
-      </w:r>
-      <w:r>
-        <w:t xml:space="preserve"> channels for future batches.</w:t>
+        <w:t>The bags decided the action definition. They hold only /joint_states (100 Hz in simulation time) and the camera (30 Hz), with no controller command or desired-state topic. So action[t] = observation.state[t+1], and each episode's last frame is dropped. The contracts now record /mycobot_controller/controller_state and /gripper_position_controller/commands as adjunct channels for future batches.</w:t>
       </w:r>
     </w:p>
     <w:p>
@@ -11837,104 +7683,7 @@
         <w:spacing w:after="100"/>
       </w:pPr>
       <w:r>
-        <w:rPr>
-          <w:rFonts w:ascii="Consolas" w:cs="Consolas" w:eastAsia="Consolas" w:hAnsi="Consolas"/>
-          <w:color w:val="0E4A40"/>
-        </w:rPr>
-        <w:t xml:space="preserve">port_bag.py</w:t>
-      </w:r>
-      <w:r>
-        <w:t xml:space="preserve"> was rewritten on LeRobot's own writer (</w:t>
-      </w:r>
-      <w:r>
-        <w:rPr>
-          <w:rFonts w:ascii="Consolas" w:cs="Consolas" w:eastAsia="Consolas" w:hAnsi="Consolas"/>
-          <w:color w:val="0E4A40"/>
-        </w:rPr>
-        <w:t xml:space="preserve">create</w:t>
-      </w:r>
-      <w:r>
-        <w:t xml:space="preserve"> / </w:t>
-      </w:r>
-      <w:r>
-        <w:rPr>
-          <w:rFonts w:ascii="Consolas" w:cs="Consolas" w:eastAsia="Consolas" w:hAnsi="Consolas"/>
-          <w:color w:val="0E4A40"/>
-        </w:rPr>
-        <w:t xml:space="preserve">add_frame</w:t>
-      </w:r>
-      <w:r>
-        <w:t xml:space="preserve"> / </w:t>
-      </w:r>
-      <w:r>
-        <w:rPr>
-          <w:rFonts w:ascii="Consolas" w:cs="Consolas" w:eastAsia="Consolas" w:hAnsi="Consolas"/>
-          <w:color w:val="0E4A40"/>
-        </w:rPr>
-        <w:t xml:space="preserve">save_episode</w:t>
-      </w:r>
-      <w:r>
-        <w:t xml:space="preserve"> / </w:t>
-      </w:r>
-      <w:r>
-        <w:rPr>
-          <w:rFonts w:ascii="Consolas" w:cs="Consolas" w:eastAsia="Consolas" w:hAnsi="Consolas"/>
-          <w:color w:val="0E4A40"/>
-        </w:rPr>
-        <w:t xml:space="preserve">finalize</w:t>
-      </w:r>
-      <w:r>
-        <w:t xml:space="preserve">), in a CPU-only venv on the WSL2 host (lerobot 0.4.4, CPU torch, 2.3 GB), reading the MCAP bags with </w:t>
-      </w:r>
-      <w:r>
-        <w:rPr>
-          <w:rFonts w:ascii="Consolas" w:cs="Consolas" w:eastAsia="Consolas" w:hAnsi="Consolas"/>
-          <w:color w:val="0E4A40"/>
-        </w:rPr>
-        <w:t xml:space="preserve">mcap-ros2-support</w:t>
-      </w:r>
-      <w:r>
-        <w:t xml:space="preserve">. </w:t>
-      </w:r>
-      <w:r>
-        <w:rPr>
-          <w:rFonts w:ascii="Consolas" w:cs="Consolas" w:eastAsia="Consolas" w:hAnsi="Consolas"/>
-          <w:color w:val="0E4A40"/>
-        </w:rPr>
-        <w:t xml:space="preserve">timestamp = frame_index / 30</w:t>
-      </w:r>
-      <w:r>
-        <w:t xml:space="preserve">; each image is paired with the joint state nearest in header (simulation) time: at most 6 ms once the joint-state stream has started, larger only on the camera frames recorded before it, where the arm is at rest. One image key, </w:t>
-      </w:r>
-      <w:r>
-        <w:rPr>
-          <w:rFonts w:ascii="Consolas" w:cs="Consolas" w:eastAsia="Consolas" w:hAnsi="Consolas"/>
-          <w:color w:val="0E4A40"/>
-        </w:rPr>
-        <w:t xml:space="preserve">observation.images.top</w:t>
-      </w:r>
-      <w:r>
-        <w:t xml:space="preserve">, in both splits; the camera configuration, </w:t>
-      </w:r>
-      <w:r>
-        <w:rPr>
-          <w:rFonts w:ascii="Consolas" w:cs="Consolas" w:eastAsia="Consolas" w:hAnsi="Consolas"/>
-          <w:color w:val="0E4A40"/>
-        </w:rPr>
-        <w:t xml:space="preserve">distractors_moved</w:t>
-      </w:r>
-      <w:r>
-        <w:t xml:space="preserve"> and the pairing gap per episode go in </w:t>
-      </w:r>
-      <w:r>
-        <w:rPr>
-          <w:rFonts w:ascii="Consolas" w:cs="Consolas" w:eastAsia="Consolas" w:hAnsi="Consolas"/>
-          <w:color w:val="0E4A40"/>
-        </w:rPr>
-        <w:t xml:space="preserve">meta/episodes_extra.jsonl</w:t>
-      </w:r>
-      <w:r>
-        <w:t xml:space="preserve">, because the 0.4.4 writer stores no custom per-episode field.</w:t>
+        <w:t>port_bag.py was rewritten on LeRobot's own writer (create / add_frame / save_episode / finalize), in a CPU-only venv on the WSL2 host (lerobot 0.4.4, CPU torch, 2.3 GB), reading the MCAP bags with mcap-ros2-support. timestamp = frame_index / 30; each image is paired with the joint state nearest in header (simulation) time: at most 6 ms once the joint-state stream has started, larger only on the camera frames recorded before it, where the arm is at rest. One image key, observation.images.top, in both splits; the camera configuration, distractors_moved and the pairing gap per episode go in meta/episodes_extra.jsonl, because the 0.4.4 writer stores no custom per-episode field.</w:t>
       </w:r>
     </w:p>
     <w:tbl>
@@ -12296,80 +8045,14 @@
       <w:pPr>
         <w:spacing w:after="120"/>
       </w:pPr>
+      <w:r/>
     </w:p>
     <w:p>
       <w:pPr>
         <w:spacing w:after="100"/>
       </w:pPr>
       <w:r>
-        <w:rPr>
-          <w:b/>
-          <w:bCs/>
-        </w:rPr>
-        <w:t xml:space="preserve">SmolVLA smoke-train</w:t>
-      </w:r>
-      <w:r>
-        <w:t xml:space="preserve"> (</w:t>
-      </w:r>
-      <w:r>
-        <w:rPr>
-          <w:rFonts w:ascii="Consolas" w:cs="Consolas" w:eastAsia="Consolas" w:hAnsi="Consolas"/>
-          <w:color w:val="0E4A40"/>
-        </w:rPr>
-        <w:t xml:space="preserve">lerobot/smolvla_base</w:t>
-      </w:r>
-      <w:r>
-        <w:t xml:space="preserve">, CPU, batch size 1, 10 steps, with </w:t>
-      </w:r>
-      <w:r>
-        <w:rPr>
-          <w:rFonts w:ascii="Consolas" w:cs="Consolas" w:eastAsia="Consolas" w:hAnsi="Consolas"/>
-          <w:color w:val="0E4A40"/>
-        </w:rPr>
-        <w:t xml:space="preserve">--rename_map='{"observation.images.top": "observation.images.camera1"}'</w:t>
-      </w:r>
-      <w:r>
-        <w:t xml:space="preserve"> since the pretrained policy names its cameras </w:t>
-      </w:r>
-      <w:r>
-        <w:rPr>
-          <w:rFonts w:ascii="Consolas" w:cs="Consolas" w:eastAsia="Consolas" w:hAnsi="Consolas"/>
-          <w:color w:val="0E4A40"/>
-        </w:rPr>
-        <w:t xml:space="preserve">camera1</w:t>
-      </w:r>
-      <w:r>
-        <w:t xml:space="preserve">–</w:t>
-      </w:r>
-      <w:r>
-        <w:rPr>
-          <w:rFonts w:ascii="Consolas" w:cs="Consolas" w:eastAsia="Consolas" w:hAnsi="Consolas"/>
-          <w:color w:val="0E4A40"/>
-        </w:rPr>
-        <w:t xml:space="preserve">camera3</w:t>
-      </w:r>
-      <w:r>
-        <w:t xml:space="preserve">): loss finite at every step (0.117–2.371), ~4.1 s per step, peak RAM 3.5 GB. 100 M of 450 M parameters trainable: the action expert only, the vision-language backbone frozen, as the 0.4.4 defaults and the checkpoint's own config set (</w:t>
-      </w:r>
-      <w:r>
-        <w:rPr>
-          <w:rFonts w:ascii="Consolas" w:cs="Consolas" w:eastAsia="Consolas" w:hAnsi="Consolas"/>
-          <w:color w:val="0E4A40"/>
-        </w:rPr>
-        <w:t xml:space="preserve">freeze_vision_encoder</w:t>
-      </w:r>
-      <w:r>
-        <w:t xml:space="preserve">, </w:t>
-      </w:r>
-      <w:r>
-        <w:rPr>
-          <w:rFonts w:ascii="Consolas" w:cs="Consolas" w:eastAsia="Consolas" w:hAnsi="Consolas"/>
-          <w:color w:val="0E4A40"/>
-        </w:rPr>
-        <w:t xml:space="preserve">train_expert_only</w:t>
-      </w:r>
-      <w:r>
-        <w:t xml:space="preserve">).</w:t>
+        <w:t>SmolVLA smoke-train (lerobot/smolvla_base, CPU, batch size 1, 10 steps, with --rename_map='{"observation.images.top": "observation.images.camera1"}' since the pretrained policy names its cameras camera1–camera3): loss finite at every step (0.117–2.371), ~4.1 s per step, peak RAM 3.5 GB. 100 M of 450 M parameters trainable: the action expert only, the vision-language backbone frozen, as the 0.4.4 defaults and the checkpoint's own config set (freeze_vision_encoder, train_expert_only).</w:t>
       </w:r>
     </w:p>
     <w:p>
@@ -12382,44 +8065,7 @@
         <w:ind w:left="200"/>
       </w:pPr>
       <w:r>
-        <w:rPr>
-          <w:b/>
-          <w:bCs/>
-        </w:rPr>
-        <w:t xml:space="preserve">lerobot 0.4.4 is a provisional pin</w:t>
-      </w:r>
-      <w:r>
-        <w:t xml:space="preserve"> (the current release), kept in one place, </w:t>
-      </w:r>
-      <w:r>
-        <w:rPr>
-          <w:rFonts w:ascii="Consolas" w:cs="Consolas" w:eastAsia="Consolas" w:hAnsi="Consolas"/>
-          <w:color w:val="0E4A40"/>
-        </w:rPr>
-        <w:t xml:space="preserve">scripts/requirements-lerobot.txt</w:t>
-      </w:r>
-      <w:r>
-        <w:t xml:space="preserve">, which </w:t>
-      </w:r>
-      <w:r>
-        <w:rPr>
-          <w:rFonts w:ascii="Consolas" w:cs="Consolas" w:eastAsia="Consolas" w:hAnsi="Consolas"/>
-          <w:color w:val="0E4A40"/>
-        </w:rPr>
-        <w:t xml:space="preserve">port_bag.py</w:t>
-      </w:r>
-      <w:r>
-        <w:t xml:space="preserve"> enforces. The team's training version is still to be confirmed; changing it is one line plus a re-conversion. Video decoding used PyAV: the default decoder, torchcodec, needs FFmpeg's shared libraries on the host (</w:t>
-      </w:r>
-      <w:r>
-        <w:rPr>
-          <w:rFonts w:ascii="Consolas" w:cs="Consolas" w:eastAsia="Consolas" w:hAnsi="Consolas"/>
-          <w:color w:val="0E4A40"/>
-        </w:rPr>
-        <w:t xml:space="preserve">sudo apt install ffmpeg</w:t>
-      </w:r>
-      <w:r>
-        <w:t xml:space="preserve">).</w:t>
+        <w:t>lerobot 0.4.4 is a provisional pin (the current release), kept in one place, scripts/requirements-lerobot.txt, which port_bag.py enforces. The team's training version is still to be confirmed; changing it is one line plus a re-conversion. Video decoding used PyAV: the default decoder, torchcodec, needs FFmpeg's shared libraries on the host (sudo apt install ffmpeg).</w:t>
       </w:r>
     </w:p>
     <w:p>
@@ -12428,7 +8074,7 @@
         <w:spacing w:after="120" w:before="320"/>
       </w:pPr>
       <w:r>
-        <w:t xml:space="preserve">Addendum reference: bugs fixed, limits, manual run, new files</w:t>
+        <w:t>Addendum reference: bugs fixed, limits, manual run, new files</w:t>
       </w:r>
     </w:p>
     <w:p>
@@ -12437,14 +8083,7 @@
         <w:spacing w:after="80" w:before="240"/>
       </w:pPr>
       <w:r>
-        <w:rPr>
-          <w:b/>
-          <w:bCs/>
-          <w:color w:val="0E4A40"/>
-          <w:sz w:val="24"/>
-          <w:szCs w:val="24"/>
-        </w:rPr>
-        <w:t xml:space="preserve">Bugs fixed, 2026-10-02 to 2026-10-04</w:t>
+        <w:t>Bugs fixed, 2026-10-02 to 2026-10-04</w:t>
       </w:r>
     </w:p>
     <w:tbl>
@@ -14052,6 +9691,7 @@
       <w:pPr>
         <w:spacing w:after="120"/>
       </w:pPr>
+      <w:r/>
     </w:p>
     <w:p>
       <w:pPr>
@@ -14059,14 +9699,7 @@
         <w:spacing w:after="80" w:before="240"/>
       </w:pPr>
       <w:r>
-        <w:rPr>
-          <w:b/>
-          <w:bCs/>
-          <w:color w:val="0E4A40"/>
-          <w:sz w:val="24"/>
-          <w:szCs w:val="24"/>
-        </w:rPr>
-        <w:t xml:space="preserve">What this does not prove, updated 2026-10-04</w:t>
+        <w:t>What this does not prove, updated 2026-10-04</w:t>
       </w:r>
     </w:p>
     <w:p>
@@ -14079,14 +9712,7 @@
         <w:spacing w:after="100"/>
       </w:pPr>
       <w:r>
-        <w:rPr>
-          <w:b/>
-          <w:bCs/>
-        </w:rPr>
-        <w:t xml:space="preserve">No longer true:</w:t>
-      </w:r>
-      <w:r>
-        <w:t xml:space="preserve"> "no episode has completed against real physics". 60/60 did, plus the smoke episodes.</w:t>
+        <w:t>No longer true: "no episode has completed against real physics". 60/60 did, plus the smoke episodes.</w:t>
       </w:r>
     </w:p>
     <w:p>
@@ -14099,14 +9725,7 @@
         <w:spacing w:after="100"/>
       </w:pPr>
       <w:r>
-        <w:rPr>
-          <w:b/>
-          <w:bCs/>
-        </w:rPr>
-        <w:t xml:space="preserve">Lift J2 ≤ 48°.</w:t>
-      </w:r>
-      <w:r>
-        <w:t xml:space="preserve"> Object positions are restricted to the validated region; objects near the robot base are outside this dataset until the folded-lift obstruction is fixed (§24).</w:t>
+        <w:t>Lift J2 ≤ 48°. Object positions are restricted to the validated region; objects near the robot base are outside this dataset until the folded-lift obstruction is fixed (§24).</w:t>
       </w:r>
     </w:p>
     <w:p>
@@ -14119,14 +9738,7 @@
         <w:spacing w:after="100"/>
       </w:pPr>
       <w:r>
-        <w:rPr>
-          <w:b/>
-          <w:bCs/>
-        </w:rPr>
-        <w:t xml:space="preserve">Fixed release yaw.</w:t>
-      </w:r>
-      <w:r>
-        <w:t xml:space="preserve"> Every box is released square to its bin, so place motions end in few wrist orientations: red 90° ×11, 180° ×4; blue 180° ×14, 90° ×1; yellow 90° ×15 (§25).</w:t>
+        <w:t>Fixed release yaw. Every box is released square to its bin, so place motions end in few wrist orientations: red 90° ×11, 180° ×4; blue 180° ×14, 90° ×1; yellow 90° ×15 (§25).</w:t>
       </w:r>
     </w:p>
     <w:p>
@@ -14139,24 +9751,7 @@
         <w:spacing w:after="100"/>
       </w:pPr>
       <w:r>
-        <w:rPr>
-          <w:b/>
-          <w:bCs/>
-        </w:rPr>
-        <w:t xml:space="preserve">The settle rule alone does not catch a propped cube.</w:t>
-      </w:r>
-      <w:r>
-        <w:t xml:space="preserve"> A blue cube resting on the rim at 28° has its centre at 43 mm, under the lowest-point threshold of 45 mm, so </w:t>
-      </w:r>
-      <w:r>
-        <w:rPr>
-          <w:rFonts w:ascii="Consolas" w:cs="Consolas" w:eastAsia="Consolas" w:hAnsi="Consolas"/>
-          <w:color w:val="0E4A40"/>
-        </w:rPr>
-        <w:t xml:space="preserve">placed_in_correct_bin</w:t>
-      </w:r>
-      <w:r>
-        <w:t xml:space="preserve"> would accept it. No episode of the batch was propped (all landed at their exact flat height, §26), but the next batch should also gate on the landed tilt, now recorded.</w:t>
+        <w:t>The settle rule alone does not catch a propped cube. A blue cube resting on the rim at 28° has its centre at 43 mm, under the lowest-point threshold of 45 mm, so placed_in_correct_bin would accept it. No episode of the batch was propped (all landed at their exact flat height, §26), but the next batch should also gate on the landed tilt, now recorded.</w:t>
       </w:r>
     </w:p>
     <w:p>
@@ -14169,14 +9764,7 @@
         <w:spacing w:after="100"/>
       </w:pPr>
       <w:r>
-        <w:rPr>
-          <w:b/>
-          <w:bCs/>
-        </w:rPr>
-        <w:t xml:space="preserve">One labelled collision.</w:t>
-      </w:r>
-      <w:r>
-        <w:t xml:space="preserve"> Training episode 11 (source 12) displaces a non-target object 22.9 mm (§26).</w:t>
+        <w:t>One labelled collision. Training episode 11 (source 12) displaces a non-target object 22.9 mm (§26).</w:t>
       </w:r>
     </w:p>
     <w:p>
@@ -14189,14 +9777,7 @@
         <w:spacing w:after="100"/>
       </w:pPr>
       <w:r>
-        <w:rPr>
-          <w:b/>
-          <w:bCs/>
-        </w:rPr>
-        <w:t xml:space="preserve">Overhead camera only.</w:t>
-      </w:r>
-      <w:r>
-        <w:t xml:space="preserve"> The gripper hides the object at the grasp and lift instants; a wrist camera would see the contact. The yellow bin sits at the frame's lower edge and is mostly covered while placing.</w:t>
+        <w:t>Overhead camera only. The gripper hides the object at the grasp and lift instants; a wrist camera would see the contact. The yellow bin sits at the frame's lower edge and is mostly covered while placing.</w:t>
       </w:r>
     </w:p>
     <w:p>
@@ -14209,14 +9790,7 @@
         <w:spacing w:after="100"/>
       </w:pPr>
       <w:r>
-        <w:rPr>
-          <w:b/>
-          <w:bCs/>
-        </w:rPr>
-        <w:t xml:space="preserve">Still true from the specification:</w:t>
-      </w:r>
-      <w:r>
-        <w:t xml:space="preserve"> weld, not grasp; ground-truth poses and scripted selection; visual domain gap; sixty episodes is a smoke test, not a training set.</w:t>
+        <w:t>Still true from the specification: weld, not grasp; ground-truth poses and scripted selection; visual domain gap; sixty episodes is a smoke test, not a training set.</w:t>
       </w:r>
     </w:p>
     <w:p>
@@ -14229,24 +9803,7 @@
         <w:spacing w:after="100"/>
       </w:pPr>
       <w:r>
-        <w:rPr>
-          <w:b/>
-          <w:bCs/>
-        </w:rPr>
-        <w:t xml:space="preserve">Datasets checked, not trained.</w:t>
-      </w:r>
-      <w:r>
-        <w:t xml:space="preserve"> They load with the real </w:t>
-      </w:r>
-      <w:r>
-        <w:rPr>
-          <w:rFonts w:ascii="Consolas" w:cs="Consolas" w:eastAsia="Consolas" w:hAnsi="Consolas"/>
-          <w:color w:val="0E4A40"/>
-        </w:rPr>
-        <w:t xml:space="preserve">LeRobotDataset</w:t>
-      </w:r>
-      <w:r>
-        <w:t xml:space="preserve"> under lerobot 0.4.4, a provisional pin to be confirmed against the team's version; SmolVLA has run 10 CPU training steps on them, which proves data → model → loss, not a policy (§28).</w:t>
+        <w:t>Datasets checked, not trained. They load with the real LeRobotDataset under lerobot 0.4.4, a provisional pin to be confirmed against the team's version; SmolVLA has run 10 CPU training steps on them, which proves data → model → loss, not a policy (§28).</w:t>
       </w:r>
     </w:p>
     <w:p>
@@ -14255,14 +9812,7 @@
         <w:spacing w:after="80" w:before="240"/>
       </w:pPr>
       <w:r>
-        <w:rPr>
-          <w:b/>
-          <w:bCs/>
-          <w:color w:val="0E4A40"/>
-          <w:sz w:val="24"/>
-          <w:szCs w:val="24"/>
-        </w:rPr>
-        <w:t xml:space="preserve">Manual execution, as run on 2026-10-04 and 2026-10-05</w:t>
+        <w:t>Manual execution, as run on 2026-10-04 and 2026-10-05</w:t>
       </w:r>
     </w:p>
     <w:p>
@@ -14270,57 +9820,7 @@
         <w:spacing w:after="100"/>
       </w:pPr>
       <w:r>
-        <w:t xml:space="preserve">Commands run in two places: the </w:t>
-      </w:r>
-      <w:r>
-        <w:rPr>
-          <w:b/>
-          <w:bCs/>
-        </w:rPr>
-        <w:t xml:space="preserve">WSL2 host</w:t>
-      </w:r>
-      <w:r>
-        <w:t xml:space="preserve"> (your Ubuntu prompt) and a </w:t>
-      </w:r>
-      <w:r>
-        <w:rPr>
-          <w:b/>
-          <w:bCs/>
-        </w:rPr>
-        <w:t xml:space="preserve">shell inside the container</w:t>
-      </w:r>
-      <w:r>
-        <w:t xml:space="preserve">. </w:t>
-      </w:r>
-      <w:r>
-        <w:rPr>
-          <w:rFonts w:ascii="Consolas" w:cs="Consolas" w:eastAsia="Consolas" w:hAnsi="Consolas"/>
-          <w:color w:val="0E4A40"/>
-        </w:rPr>
-        <w:t xml:space="preserve">docker start</w:t>
-      </w:r>
-      <w:r>
-        <w:t xml:space="preserve"> only starts the container in the background; </w:t>
-      </w:r>
-      <w:r>
-        <w:rPr>
-          <w:rFonts w:ascii="Consolas" w:cs="Consolas" w:eastAsia="Consolas" w:hAnsi="Consolas"/>
-          <w:color w:val="0E4A40"/>
-        </w:rPr>
-        <w:t xml:space="preserve">docker exec -it gazebo_to_lerobot bash</w:t>
-      </w:r>
-      <w:r>
-        <w:t xml:space="preserve"> opens the shell inside it, whose </w:t>
-      </w:r>
-      <w:r>
-        <w:rPr>
-          <w:rFonts w:ascii="Consolas" w:cs="Consolas" w:eastAsia="Consolas" w:hAnsi="Consolas"/>
-          <w:color w:val="0E4A40"/>
-        </w:rPr>
-        <w:t xml:space="preserve">~/.bashrc</w:t>
-      </w:r>
-      <w:r>
-        <w:t xml:space="preserve"> loads ROS 2 and the workspace.</w:t>
+        <w:t>Commands run in two places: the WSL2 host (your Ubuntu prompt) and a shell inside the container. docker start only starts the container in the background; docker exec -it gazebo_to_lerobot bash opens the shell inside it, whose ~/.bashrc loads ROS 2 and the workspace.</w:t>
       </w:r>
     </w:p>
     <w:p>
@@ -14329,13 +9829,7 @@
         <w:spacing w:after="0"/>
       </w:pPr>
       <w:r>
-        <w:rPr>
-          <w:rFonts w:ascii="Consolas" w:cs="Consolas" w:eastAsia="Consolas" w:hAnsi="Consolas"/>
-          <w:color w:val="7C978F"/>
-          <w:sz w:val="17"/>
-          <w:szCs w:val="17"/>
-        </w:rPr>
-        <w:t xml:space="preserve"># 1. WSL2 host: start Docker (no systemd in WSL) and the container</w:t>
+        <w:t># 1. WSL2 host: start Docker (no systemd in WSL) and the container</w:t>
       </w:r>
     </w:p>
     <w:p>
@@ -14344,13 +9838,7 @@
         <w:spacing w:after="0"/>
       </w:pPr>
       <w:r>
-        <w:rPr>
-          <w:rFonts w:ascii="Consolas" w:cs="Consolas" w:eastAsia="Consolas" w:hAnsi="Consolas"/>
-          <w:color w:val="D9EDE8"/>
-          <w:sz w:val="17"/>
-          <w:szCs w:val="17"/>
-        </w:rPr>
-        <w:t xml:space="preserve">sudo sh -c 'nohup dockerd &gt; /tmp/dockerd.log 2&gt;&amp;1 &amp;'</w:t>
+        <w:t>sudo sh -c 'nohup dockerd &gt; /tmp/dockerd.log 2&gt;&amp;1 &amp;'</w:t>
       </w:r>
     </w:p>
     <w:p>
@@ -14359,13 +9847,7 @@
         <w:spacing w:after="0"/>
       </w:pPr>
       <w:r>
-        <w:rPr>
-          <w:rFonts w:ascii="Consolas" w:cs="Consolas" w:eastAsia="Consolas" w:hAnsi="Consolas"/>
-          <w:color w:val="D9EDE8"/>
-          <w:sz w:val="17"/>
-          <w:szCs w:val="17"/>
-        </w:rPr>
-        <w:t xml:space="preserve">docker start gazebo_to_lerobot          # runs in the background, gives no shell</w:t>
+        <w:t>docker start gazebo_to_lerobot          # runs in the background, gives no shell</w:t>
       </w:r>
     </w:p>
     <w:p>
@@ -14374,12 +9856,6 @@
         <w:spacing w:after="0"/>
       </w:pPr>
       <w:r>
-        <w:rPr>
-          <w:rFonts w:ascii="Consolas" w:cs="Consolas" w:eastAsia="Consolas" w:hAnsi="Consolas"/>
-          <w:color w:val="D9EDE8"/>
-          <w:sz w:val="17"/>
-          <w:szCs w:val="17"/>
-        </w:rPr>
         <w:t xml:space="preserve"> </w:t>
       </w:r>
     </w:p>
@@ -14389,13 +9865,7 @@
         <w:spacing w:after="0"/>
       </w:pPr>
       <w:r>
-        <w:rPr>
-          <w:rFonts w:ascii="Consolas" w:cs="Consolas" w:eastAsia="Consolas" w:hAnsi="Consolas"/>
-          <w:color w:val="7C978F"/>
-          <w:sz w:val="17"/>
-          <w:szCs w:val="17"/>
-        </w:rPr>
-        <w:t xml:space="preserve"># 2. WSL2 host: open a shell inside the container</w:t>
+        <w:t># 2. WSL2 host: open a shell inside the container</w:t>
       </w:r>
     </w:p>
     <w:p>
@@ -14404,13 +9874,7 @@
         <w:spacing w:after="0"/>
       </w:pPr>
       <w:r>
-        <w:rPr>
-          <w:rFonts w:ascii="Consolas" w:cs="Consolas" w:eastAsia="Consolas" w:hAnsi="Consolas"/>
-          <w:color w:val="D9EDE8"/>
-          <w:sz w:val="17"/>
-          <w:szCs w:val="17"/>
-        </w:rPr>
-        <w:t xml:space="preserve">docker exec -it gazebo_to_lerobot bash  # prompt becomes root@&lt;container id&gt;</w:t>
+        <w:t>docker exec -it gazebo_to_lerobot bash  # prompt becomes root@&lt;container id&gt;</w:t>
       </w:r>
     </w:p>
     <w:p>
@@ -14419,12 +9883,6 @@
         <w:spacing w:after="0"/>
       </w:pPr>
       <w:r>
-        <w:rPr>
-          <w:rFonts w:ascii="Consolas" w:cs="Consolas" w:eastAsia="Consolas" w:hAnsi="Consolas"/>
-          <w:color w:val="D9EDE8"/>
-          <w:sz w:val="17"/>
-          <w:szCs w:val="17"/>
-        </w:rPr>
         <w:t xml:space="preserve"> </w:t>
       </w:r>
     </w:p>
@@ -14434,13 +9892,7 @@
         <w:spacing w:after="0"/>
       </w:pPr>
       <w:r>
-        <w:rPr>
-          <w:rFonts w:ascii="Consolas" w:cs="Consolas" w:eastAsia="Consolas" w:hAnsi="Consolas"/>
-          <w:color w:val="7C978F"/>
-          <w:sz w:val="17"/>
-          <w:szCs w:val="17"/>
-        </w:rPr>
-        <w:t xml:space="preserve"># 3. container shell</w:t>
+        <w:t># 3. container shell</w:t>
       </w:r>
     </w:p>
     <w:p>
@@ -14449,13 +9901,7 @@
         <w:spacing w:after="0"/>
       </w:pPr>
       <w:r>
-        <w:rPr>
-          <w:rFonts w:ascii="Consolas" w:cs="Consolas" w:eastAsia="Consolas" w:hAnsi="Consolas"/>
-          <w:color w:val="D9EDE8"/>
-          <w:sz w:val="17"/>
-          <w:szCs w:val="17"/>
-        </w:rPr>
-        <w:t xml:space="preserve">cd /workspace/htgspp &amp;&amp; bash preflight.sh            # PREFLIGHT PASSED</w:t>
+        <w:t>cd /workspace/htgspp &amp;&amp; bash preflight.sh            # PREFLIGHT PASSED</w:t>
       </w:r>
     </w:p>
     <w:p>
@@ -14464,13 +9910,7 @@
         <w:spacing w:after="0"/>
       </w:pPr>
       <w:r>
-        <w:rPr>
-          <w:rFonts w:ascii="Consolas" w:cs="Consolas" w:eastAsia="Consolas" w:hAnsi="Consolas"/>
-          <w:color w:val="D9EDE8"/>
-          <w:sz w:val="17"/>
-          <w:szCs w:val="17"/>
-        </w:rPr>
-        <w:t xml:space="preserve">exit                                                 # back to the host</w:t>
+        <w:t>exit                                                 # back to the host</w:t>
       </w:r>
     </w:p>
     <w:p>
@@ -14479,12 +9919,6 @@
         <w:spacing w:after="0"/>
       </w:pPr>
       <w:r>
-        <w:rPr>
-          <w:rFonts w:ascii="Consolas" w:cs="Consolas" w:eastAsia="Consolas" w:hAnsi="Consolas"/>
-          <w:color w:val="D9EDE8"/>
-          <w:sz w:val="17"/>
-          <w:szCs w:val="17"/>
-        </w:rPr>
         <w:t xml:space="preserve"> </w:t>
       </w:r>
     </w:p>
@@ -14494,13 +9928,7 @@
         <w:spacing w:after="0"/>
       </w:pPr>
       <w:r>
-        <w:rPr>
-          <w:rFonts w:ascii="Consolas" w:cs="Consolas" w:eastAsia="Consolas" w:hAnsi="Consolas"/>
-          <w:color w:val="7C978F"/>
-          <w:sz w:val="17"/>
-          <w:szCs w:val="17"/>
-        </w:rPr>
-        <w:t xml:space="preserve"># 4. WSL2 host: the batch, detached so closing the terminal does not stop it (~2.7 h)</w:t>
+        <w:t># 4. WSL2 host: the batch, detached so closing the terminal does not stop it (~2.7 h)</w:t>
       </w:r>
     </w:p>
     <w:p>
@@ -14509,13 +9937,7 @@
         <w:spacing w:after="0"/>
       </w:pPr>
       <w:r>
-        <w:rPr>
-          <w:rFonts w:ascii="Consolas" w:cs="Consolas" w:eastAsia="Consolas" w:hAnsi="Consolas"/>
-          <w:color w:val="D9EDE8"/>
-          <w:sz w:val="17"/>
-          <w:szCs w:val="17"/>
-        </w:rPr>
-        <w:t xml:space="preserve">docker exec -d -w /workspace/htgspp -e CONTAINER_NAME=gazebo_to_lerobot gazebo_to_lerobot \</w:t>
+        <w:t>docker exec -d -w /workspace/htgspp -e CONTAINER_NAME=gazebo_to_lerobot gazebo_to_lerobot \</w:t>
       </w:r>
     </w:p>
     <w:p>
@@ -14524,12 +9946,6 @@
         <w:spacing w:after="0"/>
       </w:pPr>
       <w:r>
-        <w:rPr>
-          <w:rFonts w:ascii="Consolas" w:cs="Consolas" w:eastAsia="Consolas" w:hAnsi="Consolas"/>
-          <w:color w:val="D9EDE8"/>
-          <w:sz w:val="17"/>
-          <w:szCs w:val="17"/>
-        </w:rPr>
         <w:t xml:space="preserve">    bash -c 'bash scripts/batch.sh 1 60 &gt;&gt; batch.log 2&gt;&amp;1'</w:t>
       </w:r>
     </w:p>
@@ -14539,12 +9955,6 @@
         <w:spacing w:after="0"/>
       </w:pPr>
       <w:r>
-        <w:rPr>
-          <w:rFonts w:ascii="Consolas" w:cs="Consolas" w:eastAsia="Consolas" w:hAnsi="Consolas"/>
-          <w:color w:val="D9EDE8"/>
-          <w:sz w:val="17"/>
-          <w:szCs w:val="17"/>
-        </w:rPr>
         <w:t xml:space="preserve"> </w:t>
       </w:r>
     </w:p>
@@ -14554,13 +9964,7 @@
         <w:spacing w:after="0"/>
       </w:pPr>
       <w:r>
-        <w:rPr>
-          <w:rFonts w:ascii="Consolas" w:cs="Consolas" w:eastAsia="Consolas" w:hAnsi="Consolas"/>
-          <w:color w:val="7C978F"/>
-          <w:sz w:val="17"/>
-          <w:szCs w:val="17"/>
-        </w:rPr>
-        <w:t xml:space="preserve"># 5. after the batch, WSL2 host: copy the bags and episode metadata out, convert in the CPU venv (§28)</w:t>
+        <w:t># 5. after the batch, WSL2 host: copy the bags and episode metadata out, convert in the CPU venv (§28)</w:t>
       </w:r>
     </w:p>
     <w:p>
@@ -14569,13 +9973,7 @@
         <w:spacing w:after="0"/>
       </w:pPr>
       <w:r>
-        <w:rPr>
-          <w:rFonts w:ascii="Consolas" w:cs="Consolas" w:eastAsia="Consolas" w:hAnsi="Consolas"/>
-          <w:color w:val="D9EDE8"/>
-          <w:sz w:val="17"/>
-          <w:szCs w:val="17"/>
-        </w:rPr>
-        <w:t xml:space="preserve">docker cp gazebo_to_lerobot:/workspace/htgspp/bags &lt;copy&gt;/  # and episodes/*/*.json</w:t>
+        <w:t>docker cp gazebo_to_lerobot:/workspace/htgspp/bags &lt;copy&gt;/  # and episodes/*/*.json</w:t>
       </w:r>
     </w:p>
     <w:p>
@@ -14584,13 +9982,7 @@
         <w:spacing w:after="0"/>
       </w:pPr>
       <w:r>
-        <w:rPr>
-          <w:rFonts w:ascii="Consolas" w:cs="Consolas" w:eastAsia="Consolas" w:hAnsi="Consolas"/>
-          <w:color w:val="D9EDE8"/>
-          <w:sz w:val="17"/>
-          <w:szCs w:val="17"/>
-        </w:rPr>
-        <w:t xml:space="preserve">V=~/venvs/lerobot044-cpu/bin/python   # pinned in scripts/requirements-lerobot.txt</w:t>
+        <w:t>V=~/venvs/lerobot044-cpu/bin/python   # pinned in scripts/requirements-lerobot.txt</w:t>
       </w:r>
     </w:p>
     <w:p>
@@ -14599,13 +9991,7 @@
         <w:spacing w:after="0"/>
       </w:pPr>
       <w:r>
-        <w:rPr>
-          <w:rFonts w:ascii="Consolas" w:cs="Consolas" w:eastAsia="Consolas" w:hAnsi="Consolas"/>
-          <w:color w:val="D9EDE8"/>
-          <w:sz w:val="17"/>
-          <w:szCs w:val="17"/>
-        </w:rPr>
-        <w:t xml:space="preserve">$V scripts/port_bag.py --split train   --out datasets/mycobot_sorting_train   --episodes-dir &lt;copy&gt;/episodes --bags-dir &lt;copy&gt;/bags</w:t>
+        <w:t>$V scripts/port_bag.py --split train   --out datasets/mycobot_sorting_train   --episodes-dir &lt;copy&gt;/episodes --bags-dir &lt;copy&gt;/bags</w:t>
       </w:r>
     </w:p>
     <w:p>
@@ -14614,13 +10000,7 @@
         <w:spacing w:after="0"/>
       </w:pPr>
       <w:r>
-        <w:rPr>
-          <w:rFonts w:ascii="Consolas" w:cs="Consolas" w:eastAsia="Consolas" w:hAnsi="Consolas"/>
-          <w:color w:val="D9EDE8"/>
-          <w:sz w:val="17"/>
-          <w:szCs w:val="17"/>
-        </w:rPr>
-        <w:t xml:space="preserve">$V scripts/port_bag.py --split heldout --out datasets/mycobot_sorting_heldout --episodes-dir &lt;copy&gt;/episodes --bags-dir &lt;copy&gt;/bags</w:t>
+        <w:t>$V scripts/port_bag.py --split heldout --out datasets/mycobot_sorting_heldout --episodes-dir &lt;copy&gt;/episodes --bags-dir &lt;copy&gt;/bags</w:t>
       </w:r>
     </w:p>
     <w:p>
@@ -14629,12 +10009,6 @@
         <w:spacing w:after="0"/>
       </w:pPr>
       <w:r>
-        <w:rPr>
-          <w:rFonts w:ascii="Consolas" w:cs="Consolas" w:eastAsia="Consolas" w:hAnsi="Consolas"/>
-          <w:color w:val="D9EDE8"/>
-          <w:sz w:val="17"/>
-          <w:szCs w:val="17"/>
-        </w:rPr>
         <w:t xml:space="preserve"> </w:t>
       </w:r>
     </w:p>
@@ -14644,13 +10018,7 @@
         <w:spacing w:after="0"/>
       </w:pPr>
       <w:r>
-        <w:rPr>
-          <w:rFonts w:ascii="Consolas" w:cs="Consolas" w:eastAsia="Consolas" w:hAnsi="Consolas"/>
-          <w:color w:val="7C978F"/>
-          <w:sz w:val="17"/>
-          <w:szCs w:val="17"/>
-        </w:rPr>
-        <w:t xml:space="preserve"># one episode, watch it or get a pass/fail code (container shell)</w:t>
+        <w:t># one episode, watch it or get a pass/fail code (container shell)</w:t>
       </w:r>
     </w:p>
     <w:p>
@@ -14659,13 +10027,7 @@
         <w:spacing w:after="0"/>
       </w:pPr>
       <w:r>
-        <w:rPr>
-          <w:rFonts w:ascii="Consolas" w:cs="Consolas" w:eastAsia="Consolas" w:hAnsi="Consolas"/>
-          <w:color w:val="D9EDE8"/>
-          <w:sz w:val="17"/>
-          <w:szCs w:val="17"/>
-        </w:rPr>
-        <w:t xml:space="preserve">cd /workspace/htgspp/launch &amp;&amp; ros2 launch pick_and_sort_and_place_no_gui_demo.launch.py episode:=16; echo $?</w:t>
+        <w:t>cd /workspace/htgspp/launch &amp;&amp; ros2 launch pick_and_sort_and_place_no_gui_demo.launch.py episode:=16; echo $?</w:t>
       </w:r>
     </w:p>
     <w:p>
@@ -14674,12 +10036,6 @@
         <w:spacing w:after="0"/>
       </w:pPr>
       <w:r>
-        <w:rPr>
-          <w:rFonts w:ascii="Consolas" w:cs="Consolas" w:eastAsia="Consolas" w:hAnsi="Consolas"/>
-          <w:color w:val="D9EDE8"/>
-          <w:sz w:val="17"/>
-          <w:szCs w:val="17"/>
-        </w:rPr>
         <w:t xml:space="preserve"> </w:t>
       </w:r>
     </w:p>
@@ -14689,13 +10045,7 @@
         <w:spacing w:after="0"/>
       </w:pPr>
       <w:r>
-        <w:rPr>
-          <w:rFonts w:ascii="Consolas" w:cs="Consolas" w:eastAsia="Consolas" w:hAnsi="Consolas"/>
-          <w:color w:val="7C978F"/>
-          <w:sz w:val="17"/>
-          <w:szCs w:val="17"/>
-        </w:rPr>
-        <w:t xml:space="preserve"># or the GUI demo straight from the WSL2 host, no shell needed</w:t>
+        <w:t># or the GUI demo straight from the WSL2 host, no shell needed</w:t>
       </w:r>
     </w:p>
     <w:p>
@@ -14704,13 +10054,7 @@
         <w:spacing w:after="120"/>
       </w:pPr>
       <w:r>
-        <w:rPr>
-          <w:rFonts w:ascii="Consolas" w:cs="Consolas" w:eastAsia="Consolas" w:hAnsi="Consolas"/>
-          <w:color w:val="D9EDE8"/>
-          <w:sz w:val="17"/>
-          <w:szCs w:val="17"/>
-        </w:rPr>
-        <w:t xml:space="preserve">docker exec -it gazebo_to_lerobot /workspace/htgspp/scripts/run_gui_demo.sh episode:=16</w:t>
+        <w:t>docker exec -it gazebo_to_lerobot /workspace/htgspp/scripts/run_gui_demo.sh episode:=16</w:t>
       </w:r>
     </w:p>
     <w:p>
@@ -14719,14 +10063,7 @@
         <w:spacing w:after="80" w:before="240"/>
       </w:pPr>
       <w:r>
-        <w:rPr>
-          <w:b/>
-          <w:bCs/>
-          <w:color w:val="0E4A40"/>
-          <w:sz w:val="24"/>
-          <w:szCs w:val="24"/>
-        </w:rPr>
-        <w:t xml:space="preserve">New files since 2026-09-23</w:t>
+        <w:t>New files since 2026-09-23</w:t>
       </w:r>
     </w:p>
     <w:tbl>
@@ -15477,6 +10814,7 @@
       <w:pPr>
         <w:spacing w:after="120"/>
       </w:pPr>
+      <w:r/>
     </w:p>
     <w:p>
       <w:pPr>
@@ -15484,7 +10822,7 @@
         <w:spacing w:after="120" w:before="320"/>
       </w:pPr>
       <w:r>
-        <w:t xml:space="preserve">Bugs fixed — session-specific</w:t>
+        <w:t>Bugs fixed — session-specific</w:t>
       </w:r>
     </w:p>
     <w:p>
@@ -15492,14 +10830,7 @@
         <w:spacing w:after="160"/>
       </w:pPr>
       <w:r>
-        <w:rPr>
-          <w:b w:val="false"/>
-          <w:bCs w:val="false"/>
-          <w:i w:val="false"/>
-          <w:iCs w:val="false"/>
-          <w:color w:val="4B5B57"/>
-        </w:rPr>
-        <w:t xml:space="preserve">Symptoms of this exact environment (a memory-capped WSL2 VM running one long-lived container), not defects in any upstream project. Listed so a re-run hits the same wall for a shorter time.</w:t>
+        <w:t>Symptoms of this exact environment (a memory-capped WSL2 VM running one long-lived container), not defects in any upstream project. Listed so a re-run hits the same wall for a shorter time.</w:t>
       </w:r>
     </w:p>
     <w:tbl>
@@ -16775,7 +12106,7 @@
         <w:spacing w:after="120" w:before="320"/>
       </w:pPr>
       <w:r>
-        <w:t xml:space="preserve">Bugs worth reporting upstream</w:t>
+        <w:t>Bugs worth reporting upstream</w:t>
       </w:r>
     </w:p>
     <w:p>
@@ -16783,14 +12114,7 @@
         <w:spacing w:after="160"/>
       </w:pPr>
       <w:r>
-        <w:rPr>
-          <w:b w:val="false"/>
-          <w:bCs w:val="false"/>
-          <w:i w:val="false"/>
-          <w:iCs w:val="false"/>
-          <w:color w:val="4B5B57"/>
-        </w:rPr>
-        <w:t xml:space="preserve">Defects in dependencies this project does not own, reproduced independently of this specific machine where that could be confirmed. Filing the actual issues has not been done and needs a separate explicit go-ahead.</w:t>
+        <w:t>Defects in dependencies this project does not own, reproduced independently of this specific machine where that could be confirmed. Filing the actual issues has not been done and needs a separate explicit go-ahead.</w:t>
       </w:r>
     </w:p>
     <w:p>
@@ -16802,62 +12126,7 @@
         <w:ind w:left="200"/>
       </w:pPr>
       <w:r>
-        <w:rPr>
-          <w:rFonts w:ascii="Consolas" w:cs="Consolas" w:eastAsia="Consolas" w:hAnsi="Consolas"/>
-          <w:b/>
-          <w:bCs/>
-          <w:i w:val="false"/>
-          <w:iCs w:val="false"/>
-          <w:color w:val="0E4A40"/>
-          <w:sz w:val="24"/>
-          <w:szCs w:val="24"/>
-        </w:rPr>
-        <w:t xml:space="preserve">episode_recorder_node</w:t>
-      </w:r>
-      <w:r>
-        <w:rPr>
-          <w:b/>
-          <w:bCs/>
-          <w:i w:val="false"/>
-          <w:iCs w:val="false"/>
-          <w:sz w:val="24"/>
-          <w:szCs w:val="24"/>
-        </w:rPr>
-        <w:t xml:space="preserve">'s </w:t>
-      </w:r>
-      <w:r>
-        <w:rPr>
-          <w:rFonts w:ascii="Consolas" w:cs="Consolas" w:eastAsia="Consolas" w:hAnsi="Consolas"/>
-          <w:b/>
-          <w:bCs/>
-          <w:i w:val="false"/>
-          <w:iCs w:val="false"/>
-          <w:color w:val="0E4A40"/>
-          <w:sz w:val="24"/>
-          <w:szCs w:val="24"/>
-        </w:rPr>
-        <w:t xml:space="preserve">on_configure</w:t>
-      </w:r>
-      <w:r>
-        <w:rPr>
-          <w:b/>
-          <w:bCs/>
-          <w:i w:val="false"/>
-          <w:iCs w:val="false"/>
-          <w:sz w:val="24"/>
-          <w:szCs w:val="24"/>
-        </w:rPr>
-        <w:t xml:space="preserve"> hangs, root cause not yet isolated</w:t>
-      </w:r>
-      <w:r>
-        <w:rPr>
-          <w:i/>
-          <w:iCs/>
-          <w:color w:val="9C3B23"/>
-          <w:sz w:val="18"/>
-          <w:szCs w:val="18"/>
-        </w:rPr>
-        <w:t xml:space="preserve">   [Not yet filed — needs a live trace first]</w:t>
+        <w:t>episode_recorder_node's on_configure hangs, root cause not yet isolated   [Not yet filed — needs a live trace first]</w:t>
       </w:r>
     </w:p>
     <w:p>
@@ -16866,14 +12135,7 @@
         <w:ind w:left="200"/>
       </w:pPr>
       <w:r>
-        <w:rPr>
-          <w:i/>
-          <w:iCs/>
-          <w:color w:val="9C3B23"/>
-          <w:sz w:val="18"/>
-          <w:szCs w:val="18"/>
-        </w:rPr>
-        <w:t xml:space="preserve">Candidate recipient: the `rosetta` package's maintainer (not a known public repository this project can find — direct contact, not a GitHub issue)</w:t>
+        <w:t>Candidate recipient: the `rosetta` package's maintainer (not a known public repository this project can find — direct contact, not a GitHub issue)</w:t>
       </w:r>
     </w:p>
     <w:p>
@@ -16882,14 +12144,7 @@
         <w:ind w:left="200"/>
       </w:pPr>
       <w:r>
-        <w:rPr>
-          <w:b/>
-          <w:bCs/>
-          <w:color w:val="7C8985"/>
-          <w:sz w:val="16"/>
-          <w:szCs w:val="16"/>
-        </w:rPr>
-        <w:t xml:space="preserve">SYMPTOM</w:t>
+        <w:t>SYMPTOM</w:t>
       </w:r>
     </w:p>
     <w:p>
@@ -16898,93 +12153,7 @@
         <w:ind w:left="200"/>
       </w:pPr>
       <w:r>
-        <w:rPr>
-          <w:b w:val="false"/>
-          <w:bCs w:val="false"/>
-          <w:i w:val="false"/>
-          <w:iCs w:val="false"/>
-        </w:rPr>
-        <w:t xml:space="preserve">Calling </w:t>
-      </w:r>
-      <w:r>
-        <w:rPr>
-          <w:rFonts w:ascii="Consolas" w:cs="Consolas" w:eastAsia="Consolas" w:hAnsi="Consolas"/>
-          <w:b w:val="false"/>
-          <w:bCs w:val="false"/>
-          <w:i w:val="false"/>
-          <w:iCs w:val="false"/>
-          <w:color w:val="0E4A40"/>
-        </w:rPr>
-        <w:t xml:space="preserve">ros2 lifecycle set /episode_recorder configure</w:t>
-      </w:r>
-      <w:r>
-        <w:rPr>
-          <w:b w:val="false"/>
-          <w:bCs w:val="false"/>
-          <w:i w:val="false"/>
-          <w:iCs w:val="false"/>
-        </w:rPr>
-        <w:t xml:space="preserve"> against a freshly started </w:t>
-      </w:r>
-      <w:r>
-        <w:rPr>
-          <w:rFonts w:ascii="Consolas" w:cs="Consolas" w:eastAsia="Consolas" w:hAnsi="Consolas"/>
-          <w:b w:val="false"/>
-          <w:bCs w:val="false"/>
-          <w:i w:val="false"/>
-          <w:iCs w:val="false"/>
-          <w:color w:val="0E4A40"/>
-        </w:rPr>
-        <w:t xml:space="preserve">episode_recorder_node</w:t>
-      </w:r>
-      <w:r>
-        <w:rPr>
-          <w:b w:val="false"/>
-          <w:bCs w:val="false"/>
-          <w:i w:val="false"/>
-          <w:iCs w:val="false"/>
-        </w:rPr>
-        <w:t xml:space="preserve"> hangs indefinitely on some runs, with the node's own log stuck at "Node created (unconfigured)" and never reaching "Configured". A separate, read-only </w:t>
-      </w:r>
-      <w:r>
-        <w:rPr>
-          <w:rFonts w:ascii="Consolas" w:cs="Consolas" w:eastAsia="Consolas" w:hAnsi="Consolas"/>
-          <w:b w:val="false"/>
-          <w:bCs w:val="false"/>
-          <w:i w:val="false"/>
-          <w:iCs w:val="false"/>
-          <w:color w:val="0E4A40"/>
-        </w:rPr>
-        <w:t xml:space="preserve">ros2 lifecycle get</w:t>
-      </w:r>
-      <w:r>
-        <w:rPr>
-          <w:b w:val="false"/>
-          <w:bCs w:val="false"/>
-          <w:i w:val="false"/>
-          <w:iCs w:val="false"/>
-        </w:rPr>
-        <w:t xml:space="preserve"> call against the same node also hangs, while </w:t>
-      </w:r>
-      <w:r>
-        <w:rPr>
-          <w:rFonts w:ascii="Consolas" w:cs="Consolas" w:eastAsia="Consolas" w:hAnsi="Consolas"/>
-          <w:b w:val="false"/>
-          <w:bCs w:val="false"/>
-          <w:i w:val="false"/>
-          <w:iCs w:val="false"/>
-          <w:color w:val="0E4A40"/>
-        </w:rPr>
-        <w:t xml:space="preserve">ros2 node list</w:t>
-      </w:r>
-      <w:r>
-        <w:rPr>
-          <w:b w:val="false"/>
-          <w:bCs w:val="false"/>
-          <w:i w:val="false"/>
-          <w:iCs w:val="false"/>
-        </w:rPr>
-        <w:t xml:space="preserve"> in the same shell answers instantly — the DDS graph is healthy; something inside the node's own transition handling is not.</w:t>
+        <w:t>Calling ros2 lifecycle set /episode_recorder configure against a freshly started episode_recorder_node hangs indefinitely on some runs, with the node's own log stuck at "Node created (unconfigured)" and never reaching "Configured". A separate, read-only ros2 lifecycle get call against the same node also hangs, while ros2 node list in the same shell answers instantly — the DDS graph is healthy; something inside the node's own transition handling is not.</w:t>
       </w:r>
     </w:p>
     <w:p>
@@ -16993,14 +12162,7 @@
         <w:ind w:left="200"/>
       </w:pPr>
       <w:r>
-        <w:rPr>
-          <w:b/>
-          <w:bCs/>
-          <w:color w:val="7C8985"/>
-          <w:sz w:val="16"/>
-          <w:szCs w:val="16"/>
-        </w:rPr>
-        <w:t xml:space="preserve">RULED OUT, NOT THE CAUSE</w:t>
+        <w:t>RULED OUT, NOT THE CAUSE</w:t>
       </w:r>
     </w:p>
     <w:p>
@@ -17009,53 +12171,7 @@
         <w:ind w:left="200"/>
       </w:pPr>
       <w:r>
-        <w:rPr>
-          <w:b w:val="false"/>
-          <w:bCs w:val="false"/>
-          <w:i w:val="false"/>
-          <w:iCs w:val="false"/>
-        </w:rPr>
-        <w:t xml:space="preserve">A single-threaded executor (it's a 4-thread </w:t>
-      </w:r>
-      <w:r>
-        <w:rPr>
-          <w:rFonts w:ascii="Consolas" w:cs="Consolas" w:eastAsia="Consolas" w:hAnsi="Consolas"/>
-          <w:b w:val="false"/>
-          <w:bCs w:val="false"/>
-          <w:i w:val="false"/>
-          <w:iCs w:val="false"/>
-          <w:color w:val="0E4A40"/>
-        </w:rPr>
-        <w:t xml:space="preserve">MultiThreadedExecutor</w:t>
-      </w:r>
-      <w:r>
-        <w:rPr>
-          <w:b w:val="false"/>
-          <w:bCs w:val="false"/>
-          <w:i w:val="false"/>
-          <w:iCs w:val="false"/>
-        </w:rPr>
-        <w:t xml:space="preserve">); a mutually-exclusive-callback-group self-contention (every subscription/service/action-server/client the configure step creates uses its own </w:t>
-      </w:r>
-      <w:r>
-        <w:rPr>
-          <w:rFonts w:ascii="Consolas" w:cs="Consolas" w:eastAsia="Consolas" w:hAnsi="Consolas"/>
-          <w:b w:val="false"/>
-          <w:bCs w:val="false"/>
-          <w:i w:val="false"/>
-          <w:iCs w:val="false"/>
-          <w:color w:val="0E4A40"/>
-        </w:rPr>
-        <w:t xml:space="preserve">ReentrantCallbackGroup</w:t>
-      </w:r>
-      <w:r>
-        <w:rPr>
-          <w:b w:val="false"/>
-          <w:bCs w:val="false"/>
-          <w:i w:val="false"/>
-          <w:iCs w:val="false"/>
-        </w:rPr>
-        <w:t xml:space="preserve">, distinct from the lifecycle transition's own group); blocking file/network I/O in contract parsing (pure, bounded YAML/dataclass work); the bag writer (confirmed constructed only at record-start, never at configure); QoS mismatch (no subscription is ever created before the hang, so there is nothing to mismatch); and the obvious harness-side explanations (topic names, data flow, bag-directory writability — all independently confirmed clean).</w:t>
+        <w:t>A single-threaded executor (it's a 4-thread MultiThreadedExecutor); a mutually-exclusive-callback-group self-contention (every subscription/service/action-server/client the configure step creates uses its own ReentrantCallbackGroup, distinct from the lifecycle transition's own group); blocking file/network I/O in contract parsing (pure, bounded YAML/dataclass work); the bag writer (confirmed constructed only at record-start, never at configure); QoS mismatch (no subscription is ever created before the hang, so there is nothing to mismatch); and the obvious harness-side explanations (topic names, data flow, bag-directory writability — all independently confirmed clean).</w:t>
       </w:r>
     </w:p>
     <w:p>
@@ -17064,14 +12180,7 @@
         <w:ind w:left="200"/>
       </w:pPr>
       <w:r>
-        <w:rPr>
-          <w:b/>
-          <w:bCs/>
-          <w:color w:val="7C8985"/>
-          <w:sz w:val="16"/>
-          <w:szCs w:val="16"/>
-        </w:rPr>
-        <w:t xml:space="preserve">FIX USED HERE</w:t>
+        <w:t>FIX USED HERE</w:t>
       </w:r>
     </w:p>
     <w:p>
@@ -17080,53 +12189,7 @@
         <w:ind w:left="200"/>
       </w:pPr>
       <w:r>
-        <w:rPr>
-          <w:b w:val="false"/>
-          <w:bCs w:val="false"/>
-          <w:i w:val="false"/>
-          <w:iCs w:val="false"/>
-        </w:rPr>
-        <w:t xml:space="preserve">None — still open. The concrete next step is a live Python stack trace (</w:t>
-      </w:r>
-      <w:r>
-        <w:rPr>
-          <w:rFonts w:ascii="Consolas" w:cs="Consolas" w:eastAsia="Consolas" w:hAnsi="Consolas"/>
-          <w:b w:val="false"/>
-          <w:bCs w:val="false"/>
-          <w:i w:val="false"/>
-          <w:iCs w:val="false"/>
-          <w:color w:val="0E4A40"/>
-        </w:rPr>
-        <w:t xml:space="preserve">py-spy dump</w:t>
-      </w:r>
-      <w:r>
-        <w:rPr>
-          <w:b w:val="false"/>
-          <w:bCs w:val="false"/>
-          <w:i w:val="false"/>
-          <w:iCs w:val="false"/>
-        </w:rPr>
-        <w:t xml:space="preserve">) on the hung process, which needs a container with </w:t>
-      </w:r>
-      <w:r>
-        <w:rPr>
-          <w:rFonts w:ascii="Consolas" w:cs="Consolas" w:eastAsia="Consolas" w:hAnsi="Consolas"/>
-          <w:b w:val="false"/>
-          <w:bCs w:val="false"/>
-          <w:i w:val="false"/>
-          <w:iCs w:val="false"/>
-          <w:color w:val="0E4A40"/>
-        </w:rPr>
-        <w:t xml:space="preserve">CAP_SYS_PTRACE</w:t>
-      </w:r>
-      <w:r>
-        <w:rPr>
-          <w:b w:val="false"/>
-          <w:bCs w:val="false"/>
-          <w:i w:val="false"/>
-          <w:iCs w:val="false"/>
-        </w:rPr>
-        <w:t xml:space="preserve"> and was not completed this session.</w:t>
+        <w:t>None — still open. The concrete next step is a live Python stack trace (py-spy dump) on the hung process, which needs a container with CAP_SYS_PTRACE and was not completed this session.</w:t>
       </w:r>
     </w:p>
     <w:p>
@@ -17135,14 +12198,7 @@
         <w:ind w:left="200"/>
       </w:pPr>
       <w:r>
-        <w:rPr>
-          <w:b/>
-          <w:bCs/>
-          <w:color w:val="7C8985"/>
-          <w:sz w:val="16"/>
-          <w:szCs w:val="16"/>
-        </w:rPr>
-        <w:t xml:space="preserve">WHY IT MATTERS</w:t>
+        <w:t>WHY IT MATTERS</w:t>
       </w:r>
     </w:p>
     <w:p>
@@ -17151,33 +12207,7 @@
         <w:ind w:left="200"/>
       </w:pPr>
       <w:r>
-        <w:rPr>
-          <w:b w:val="false"/>
-          <w:bCs w:val="false"/>
-          <w:i w:val="false"/>
-          <w:iCs w:val="false"/>
-        </w:rPr>
-        <w:t xml:space="preserve">This blocks reliable use of the recorder for anything beyond a single lucky run, and the failure is silent — no exception, no error log, just a stuck transition that every caller (this project's own scripts, the </w:t>
-      </w:r>
-      <w:r>
-        <w:rPr>
-          <w:rFonts w:ascii="Consolas" w:cs="Consolas" w:eastAsia="Consolas" w:hAnsi="Consolas"/>
-          <w:b w:val="false"/>
-          <w:bCs w:val="false"/>
-          <w:i w:val="false"/>
-          <w:iCs w:val="false"/>
-          <w:color w:val="0E4A40"/>
-        </w:rPr>
-        <w:t xml:space="preserve">ros2</w:t>
-      </w:r>
-      <w:r>
-        <w:rPr>
-          <w:b w:val="false"/>
-          <w:bCs w:val="false"/>
-          <w:i w:val="false"/>
-          <w:iCs w:val="false"/>
-        </w:rPr>
-        <w:t xml:space="preserve"> CLI) can only detect via a timeout.</w:t>
+        <w:t>This blocks reliable use of the recorder for anything beyond a single lucky run, and the failure is silent — no exception, no error log, just a stuck transition that every caller (this project's own scripts, the ros2 CLI) can only detect via a timeout.</w:t>
       </w:r>
     </w:p>
     <w:p>
@@ -17189,62 +12219,7 @@
         <w:ind w:left="200"/>
       </w:pPr>
       <w:r>
-        <w:rPr>
-          <w:rFonts w:ascii="Consolas" w:cs="Consolas" w:eastAsia="Consolas" w:hAnsi="Consolas"/>
-          <w:b/>
-          <w:bCs/>
-          <w:i w:val="false"/>
-          <w:iCs w:val="false"/>
-          <w:color w:val="0E4A40"/>
-          <w:sz w:val="24"/>
-          <w:szCs w:val="24"/>
-        </w:rPr>
-        <w:t xml:space="preserve">ros2 lifecycle</w:t>
-      </w:r>
-      <w:r>
-        <w:rPr>
-          <w:b/>
-          <w:bCs/>
-          <w:i w:val="false"/>
-          <w:iCs w:val="false"/>
-          <w:sz w:val="24"/>
-          <w:szCs w:val="24"/>
-        </w:rPr>
-        <w:t xml:space="preserve">/</w:t>
-      </w:r>
-      <w:r>
-        <w:rPr>
-          <w:rFonts w:ascii="Consolas" w:cs="Consolas" w:eastAsia="Consolas" w:hAnsi="Consolas"/>
-          <w:b/>
-          <w:bCs/>
-          <w:i w:val="false"/>
-          <w:iCs w:val="false"/>
-          <w:color w:val="0E4A40"/>
-          <w:sz w:val="24"/>
-          <w:szCs w:val="24"/>
-        </w:rPr>
-        <w:t xml:space="preserve">ros2 action</w:t>
-      </w:r>
-      <w:r>
-        <w:rPr>
-          <w:b/>
-          <w:bCs/>
-          <w:i w:val="false"/>
-          <w:iCs w:val="false"/>
-          <w:sz w:val="24"/>
-          <w:szCs w:val="24"/>
-        </w:rPr>
-        <w:t xml:space="preserve"> CLI can report a running, configured node as absent</w:t>
-      </w:r>
-      <w:r>
-        <w:rPr>
-          <w:i/>
-          <w:iCs/>
-          <w:color w:val="9C3B23"/>
-          <w:sz w:val="18"/>
-          <w:szCs w:val="18"/>
-        </w:rPr>
-        <w:t xml:space="preserve">   [Not yet filed]</w:t>
+        <w:t>ros2 lifecycle/ros2 action CLI can report a running, configured node as absent   [Not yet filed]</w:t>
       </w:r>
     </w:p>
     <w:p>
@@ -17253,14 +12228,7 @@
         <w:ind w:left="200"/>
       </w:pPr>
       <w:r>
-        <w:rPr>
-          <w:i/>
-          <w:iCs/>
-          <w:color w:val="9C3B23"/>
-          <w:sz w:val="18"/>
-          <w:szCs w:val="18"/>
-        </w:rPr>
-        <w:t xml:space="preserve">Candidate repo: ros2/ros2cli</w:t>
+        <w:t>Candidate repo: ros2/ros2cli</w:t>
       </w:r>
     </w:p>
     <w:p>
@@ -17269,14 +12237,7 @@
         <w:ind w:left="200"/>
       </w:pPr>
       <w:r>
-        <w:rPr>
-          <w:b/>
-          <w:bCs/>
-          <w:color w:val="7C8985"/>
-          <w:sz w:val="16"/>
-          <w:szCs w:val="16"/>
-        </w:rPr>
-        <w:t xml:space="preserve">SYMPTOM</w:t>
+        <w:t>SYMPTOM</w:t>
       </w:r>
     </w:p>
     <w:p>
@@ -17285,53 +12246,7 @@
         <w:ind w:left="200"/>
       </w:pPr>
       <w:r>
-        <w:rPr>
-          <w:b w:val="false"/>
-          <w:bCs w:val="false"/>
-          <w:i w:val="false"/>
-          <w:iCs w:val="false"/>
-        </w:rPr>
-        <w:t xml:space="preserve">The daemon-backed default discovery path for </w:t>
-      </w:r>
-      <w:r>
-        <w:rPr>
-          <w:rFonts w:ascii="Consolas" w:cs="Consolas" w:eastAsia="Consolas" w:hAnsi="Consolas"/>
-          <w:b w:val="false"/>
-          <w:bCs w:val="false"/>
-          <w:i w:val="false"/>
-          <w:iCs w:val="false"/>
-          <w:color w:val="0E4A40"/>
-        </w:rPr>
-        <w:t xml:space="preserve">ros2 lifecycle</w:t>
-      </w:r>
-      <w:r>
-        <w:rPr>
-          <w:b w:val="false"/>
-          <w:bCs w:val="false"/>
-          <w:i w:val="false"/>
-          <w:iCs w:val="false"/>
-        </w:rPr>
-        <w:t xml:space="preserve">/</w:t>
-      </w:r>
-      <w:r>
-        <w:rPr>
-          <w:rFonts w:ascii="Consolas" w:cs="Consolas" w:eastAsia="Consolas" w:hAnsi="Consolas"/>
-          <w:b w:val="false"/>
-          <w:bCs w:val="false"/>
-          <w:i w:val="false"/>
-          <w:iCs w:val="false"/>
-          <w:color w:val="0E4A40"/>
-        </w:rPr>
-        <w:t xml:space="preserve">ros2 action</w:t>
-      </w:r>
-      <w:r>
-        <w:rPr>
-          <w:b w:val="false"/>
-          <w:bCs w:val="false"/>
-          <w:i w:val="false"/>
-          <w:iCs w:val="false"/>
-        </w:rPr>
-        <w:t xml:space="preserve"> subcommands has, on this project's predecessor, reported a genuinely running, configured node as not found — a stale-cache class of failure, previously documented in that sibling project's own report.</w:t>
+        <w:t>The daemon-backed default discovery path for ros2 lifecycle/ros2 action subcommands has, on this project's predecessor, reported a genuinely running, configured node as not found — a stale-cache class of failure, previously documented in that sibling project's own report.</w:t>
       </w:r>
     </w:p>
     <w:p>
@@ -17340,14 +12255,7 @@
         <w:ind w:left="200"/>
       </w:pPr>
       <w:r>
-        <w:rPr>
-          <w:b/>
-          <w:bCs/>
-          <w:color w:val="7C8985"/>
-          <w:sz w:val="16"/>
-          <w:szCs w:val="16"/>
-        </w:rPr>
-        <w:t xml:space="preserve">FIX USED HERE</w:t>
+        <w:t>FIX USED HERE</w:t>
       </w:r>
     </w:p>
     <w:p>
@@ -17356,53 +12264,7 @@
         <w:ind w:left="200"/>
       </w:pPr>
       <w:r>
-        <w:rPr>
-          <w:b w:val="false"/>
-          <w:bCs w:val="false"/>
-          <w:i w:val="false"/>
-          <w:iCs w:val="false"/>
-        </w:rPr>
-        <w:t xml:space="preserve">Adopted proactively, before hitting it again: every lifecycle call in </w:t>
-      </w:r>
-      <w:r>
-        <w:rPr>
-          <w:rFonts w:ascii="Consolas" w:cs="Consolas" w:eastAsia="Consolas" w:hAnsi="Consolas"/>
-          <w:b w:val="false"/>
-          <w:bCs w:val="false"/>
-          <w:i w:val="false"/>
-          <w:iCs w:val="false"/>
-          <w:color w:val="0E4A40"/>
-        </w:rPr>
-        <w:t xml:space="preserve">episode.sh</w:t>
-      </w:r>
-      <w:r>
-        <w:rPr>
-          <w:b w:val="false"/>
-          <w:bCs w:val="false"/>
-          <w:i w:val="false"/>
-          <w:iCs w:val="false"/>
-        </w:rPr>
-        <w:t xml:space="preserve"> uses </w:t>
-      </w:r>
-      <w:r>
-        <w:rPr>
-          <w:rFonts w:ascii="Consolas" w:cs="Consolas" w:eastAsia="Consolas" w:hAnsi="Consolas"/>
-          <w:b w:val="false"/>
-          <w:bCs w:val="false"/>
-          <w:i w:val="false"/>
-          <w:iCs w:val="false"/>
-          <w:color w:val="0E4A40"/>
-        </w:rPr>
-        <w:t xml:space="preserve">ros2 lifecycle set --no-daemon --spin-time 15 ...</w:t>
-      </w:r>
-      <w:r>
-        <w:rPr>
-          <w:b w:val="false"/>
-          <w:bCs w:val="false"/>
-          <w:i w:val="false"/>
-          <w:iCs w:val="false"/>
-        </w:rPr>
-        <w:t xml:space="preserve">, forcing fresh discovery instead of the background daemon's cache.</w:t>
+        <w:t>Adopted proactively, before hitting it again: every lifecycle call in episode.sh uses ros2 lifecycle set --no-daemon --spin-time 15 ..., forcing fresh discovery instead of the background daemon's cache.</w:t>
       </w:r>
     </w:p>
     <w:p>
@@ -17411,14 +12273,7 @@
         <w:ind w:left="200"/>
       </w:pPr>
       <w:r>
-        <w:rPr>
-          <w:b/>
-          <w:bCs/>
-          <w:color w:val="7C8985"/>
-          <w:sz w:val="16"/>
-          <w:szCs w:val="16"/>
-        </w:rPr>
-        <w:t xml:space="preserve">WHY IT MATTERS</w:t>
+        <w:t>WHY IT MATTERS</w:t>
       </w:r>
     </w:p>
     <w:p>
@@ -17427,33 +12282,7 @@
         <w:ind w:left="200"/>
       </w:pPr>
       <w:r>
-        <w:rPr>
-          <w:b w:val="false"/>
-          <w:bCs w:val="false"/>
-          <w:i w:val="false"/>
-          <w:iCs w:val="false"/>
-        </w:rPr>
-        <w:t xml:space="preserve">Cost real debugging time on the sibling project before the daemon-cache explanation was found; adopting </w:t>
-      </w:r>
-      <w:r>
-        <w:rPr>
-          <w:rFonts w:ascii="Consolas" w:cs="Consolas" w:eastAsia="Consolas" w:hAnsi="Consolas"/>
-          <w:b w:val="false"/>
-          <w:bCs w:val="false"/>
-          <w:i w:val="false"/>
-          <w:iCs w:val="false"/>
-          <w:color w:val="0E4A40"/>
-        </w:rPr>
-        <w:t xml:space="preserve">--no-daemon</w:t>
-      </w:r>
-      <w:r>
-        <w:rPr>
-          <w:b w:val="false"/>
-          <w:bCs w:val="false"/>
-          <w:i w:val="false"/>
-          <w:iCs w:val="false"/>
-        </w:rPr>
-        <w:t xml:space="preserve"> everywhere here avoided repeating that cost, but the underlying CLI behavior is still worth reporting so other teams don't have to rediscover it independently.</w:t>
+        <w:t>Cost real debugging time on the sibling project before the daemon-cache explanation was found; adopting --no-daemon everywhere here avoided repeating that cost, but the underlying CLI behavior is still worth reporting so other teams don't have to rediscover it independently.</w:t>
       </w:r>
     </w:p>
     <w:p>
@@ -17462,7 +12291,7 @@
         <w:spacing w:after="120" w:before="320"/>
       </w:pPr>
       <w:r>
-        <w:t xml:space="preserve">What this does not prove</w:t>
+        <w:t>What this does not prove</w:t>
       </w:r>
     </w:p>
     <w:p>
@@ -17470,14 +12299,7 @@
         <w:spacing w:after="160"/>
       </w:pPr>
       <w:r>
-        <w:rPr>
-          <w:b w:val="false"/>
-          <w:bCs w:val="false"/>
-          <w:i w:val="false"/>
-          <w:iCs w:val="false"/>
-          <w:color w:val="4B5B57"/>
-        </w:rPr>
-        <w:t xml:space="preserve">Restating specification Part 12 in full, and adding what this session changed.</w:t>
+        <w:t>Restating specification Part 12 in full, and adding what this session changed.</w:t>
       </w:r>
     </w:p>
     <w:p>
@@ -17490,33 +12312,7 @@
         <w:spacing w:after="100"/>
       </w:pPr>
       <w:r>
-        <w:rPr>
-          <w:b w:val="false"/>
-          <w:bCs w:val="false"/>
-          <w:i w:val="false"/>
-          <w:iCs w:val="false"/>
-        </w:rPr>
-        <w:t xml:space="preserve">No episode has completed against real physics, on any object. New this session, and the dominant limitation: not because the pipeline's own logic is wrong (every offline check passes), but because of two independently diagnosed hardware/software ceilings — a ~3.8 GB VM memory cap that </w:t>
-      </w:r>
-      <w:r>
-        <w:rPr>
-          <w:rFonts w:ascii="Consolas" w:cs="Consolas" w:eastAsia="Consolas" w:hAnsi="Consolas"/>
-          <w:b w:val="false"/>
-          <w:bCs w:val="false"/>
-          <w:i w:val="false"/>
-          <w:iCs w:val="false"/>
-          <w:color w:val="0E4A40"/>
-        </w:rPr>
-        <w:t xml:space="preserve">gz sim</w:t>
-      </w:r>
-      <w:r>
-        <w:rPr>
-          <w:b w:val="false"/>
-          <w:bCs w:val="false"/>
-          <w:i w:val="false"/>
-          <w:iCs w:val="false"/>
-        </w:rPr>
-        <w:t xml:space="preserve"> alone consumes most of, and a separate, unresolved recorder-lifecycle hang reproduced even without Gazebo running at all.</w:t>
+        <w:t>No episode has completed against real physics, on any object. New this session, and the dominant limitation: not because the pipeline's own logic is wrong (every offline check passes), but because of two independently diagnosed hardware/software ceilings — a ~3.8 GB VM memory cap that gz sim alone consumes most of, and a separate, unresolved recorder-lifecycle hang reproduced even without Gazebo running at all.</w:t>
       </w:r>
     </w:p>
     <w:p>
@@ -17529,13 +12325,7 @@
         <w:spacing w:after="100"/>
       </w:pPr>
       <w:r>
-        <w:rPr>
-          <w:b w:val="false"/>
-          <w:bCs w:val="false"/>
-          <w:i w:val="false"/>
-          <w:iCs w:val="false"/>
-        </w:rPr>
-        <w:t xml:space="preserve">If the simulated attachment is retained: the carry is not a grasp. Unchanged from the specification — a policy trained on this data learns approach, close near the object, carry, open, not the physics of grasping.</w:t>
+        <w:t>If the simulated attachment is retained: the carry is not a grasp. Unchanged from the specification — a policy trained on this data learns approach, close near the object, carry, open, not the physics of grasping.</w:t>
       </w:r>
     </w:p>
     <w:p>
@@ -17548,13 +12338,7 @@
         <w:spacing w:after="100"/>
       </w:pPr>
       <w:r>
-        <w:rPr>
-          <w:b w:val="false"/>
-          <w:bCs w:val="false"/>
-          <w:i w:val="false"/>
-          <w:iCs w:val="false"/>
-        </w:rPr>
-        <w:t xml:space="preserve">Ground-truth poses, scripted object selection. Unchanged from the specification: the dataset (once it exists) will contain no perception failures and no examples of a demonstrator disambiguating between objects, because none occurred.</w:t>
+        <w:t>Ground-truth poses, scripted object selection. Unchanged from the specification: the dataset (once it exists) will contain no perception failures and no examples of a demonstrator disambiguating between objects, because none occurred.</w:t>
       </w:r>
     </w:p>
     <w:p>
@@ -17567,13 +12351,7 @@
         <w:spacing w:after="100"/>
       </w:pPr>
       <w:r>
-        <w:rPr>
-          <w:b w:val="false"/>
-          <w:bCs w:val="false"/>
-          <w:i w:val="false"/>
-          <w:iCs w:val="false"/>
-        </w:rPr>
-        <w:t xml:space="preserve">Approach-direction and frame-corruption sensitivity. Unchanged from the specification's own first-party measurements: mixing approach directions costs roughly seven times the worst single-side repeatability, and one corrupted camera frame in sixty reports a position 17.5 mm wrong before median filtering. A learned policy inherits both risks; the classical pipeline defends against neither by luck.</w:t>
+        <w:t>Approach-direction and frame-corruption sensitivity. Unchanged from the specification's own first-party measurements: mixing approach directions costs roughly seven times the worst single-side repeatability, and one corrupted camera frame in sixty reports a position 17.5 mm wrong before median filtering. A learned policy inherits both risks; the classical pipeline defends against neither by luck.</w:t>
       </w:r>
     </w:p>
     <w:p>
@@ -17586,13 +12364,7 @@
         <w:spacing w:after="100"/>
       </w:pPr>
       <w:r>
-        <w:rPr>
-          <w:b w:val="false"/>
-          <w:bCs w:val="false"/>
-          <w:i w:val="false"/>
-          <w:iCs w:val="false"/>
-        </w:rPr>
-        <w:t xml:space="preserve">Sim-trained data carries a visual domain gap. Unchanged from the specification, evidenced by this project's own DREAM pose-estimation result (10.9%→91.6% real-image detection, only after mixing in real data).</w:t>
+        <w:t>Sim-trained data carries a visual domain gap. Unchanged from the specification, evidenced by this project's own DREAM pose-estimation result (10.9%→91.6% real-image detection, only after mixing in real data).</w:t>
       </w:r>
     </w:p>
     <w:p>
@@ -17605,13 +12377,7 @@
         <w:spacing w:after="100"/>
       </w:pPr>
       <w:r>
-        <w:rPr>
-          <w:b w:val="false"/>
-          <w:bCs w:val="false"/>
-          <w:i w:val="false"/>
-          <w:iCs w:val="false"/>
-        </w:rPr>
-        <w:t xml:space="preserve">Sixty episodes is not a training set. Unchanged from the specification — and, given no episode has completed, not yet even a populated smoke test.</w:t>
+        <w:t>Sixty episodes is not a training set. Unchanged from the specification — and, given no episode has completed, not yet even a populated smoke test.</w:t>
       </w:r>
     </w:p>
     <w:p>
@@ -17624,44 +12390,7 @@
         <w:spacing w:after="100"/>
       </w:pPr>
       <w:r>
-        <w:rPr>
-          <w:rFonts w:ascii="Consolas" w:cs="Consolas" w:eastAsia="Consolas" w:hAnsi="Consolas"/>
-          <w:b w:val="false"/>
-          <w:bCs w:val="false"/>
-          <w:i w:val="false"/>
-          <w:iCs w:val="false"/>
-          <w:color w:val="0E4A40"/>
-        </w:rPr>
-        <w:t xml:space="preserve">config/reach_map.csv</w:t>
-      </w:r>
-      <w:r>
-        <w:rPr>
-          <w:b w:val="false"/>
-          <w:bCs w:val="false"/>
-          <w:i w:val="false"/>
-          <w:iCs w:val="false"/>
-        </w:rPr>
-        <w:t xml:space="preserve"> is a low-fidelity approximation. New this session: regenerated to complete the handover package's file tree, but at a resolution and seed count that does not closely reproduce the trusted, untouched </w:t>
-      </w:r>
-      <w:r>
-        <w:rPr>
-          <w:rFonts w:ascii="Consolas" w:cs="Consolas" w:eastAsia="Consolas" w:hAnsi="Consolas"/>
-          <w:b w:val="false"/>
-          <w:bCs w:val="false"/>
-          <w:i w:val="false"/>
-          <w:iCs w:val="false"/>
-          <w:color w:val="0E4A40"/>
-        </w:rPr>
-        <w:t xml:space="preserve">safe_rect.txt</w:t>
-      </w:r>
-      <w:r>
-        <w:rPr>
-          <w:b w:val="false"/>
-          <w:bCs w:val="false"/>
-          <w:i w:val="false"/>
-          <w:iCs w:val="false"/>
-        </w:rPr>
-        <w:t xml:space="preserve"> the episode matrix actually depends on.</w:t>
+        <w:t>config/reach_map.csv is a low-fidelity approximation. New this session: regenerated to complete the handover package's file tree, but at a resolution and seed count that does not closely reproduce the trusted, untouched safe_rect.txt the episode matrix actually depends on.</w:t>
       </w:r>
     </w:p>
     <w:p>
@@ -17669,13 +12398,7 @@
         <w:spacing w:after="200"/>
       </w:pPr>
       <w:r>
-        <w:rPr>
-          <w:b w:val="false"/>
-          <w:bCs w:val="false"/>
-          <w:i w:val="false"/>
-          <w:iCs w:val="false"/>
-        </w:rPr>
-        <w:t xml:space="preserve">What this does prove, precisely: that every part of this pipeline not requiring a running simulator — the world, the geometry, the IK and waypoints, the task language, the verifier's correctness, the contracts, and the full handover package — is built and independently checkable by anyone, on any machine, without needing Gazebo at all; and that the two things standing between this and a completed episode are now precisely characterized rather than mysterious.</w:t>
+        <w:t>What this does prove, precisely: that every part of this pipeline not requiring a running simulator — the world, the geometry, the IK and waypoints, the task language, the verifier's correctness, the contracts, and the full handover package — is built and independently checkable by anyone, on any machine, without needing Gazebo at all; and that the two things standing between this and a completed episode are now precisely characterized rather than mysterious.</w:t>
       </w:r>
     </w:p>
     <w:p>
@@ -17684,7 +12407,7 @@
         <w:spacing w:after="120" w:before="320"/>
       </w:pPr>
       <w:r>
-        <w:t xml:space="preserve">Manual execution, start to finish</w:t>
+        <w:t>Manual execution, start to finish</w:t>
       </w:r>
     </w:p>
     <w:p>
@@ -17692,35 +12415,7 @@
         <w:spacing w:after="160"/>
       </w:pPr>
       <w:r>
-        <w:rPr>
-          <w:b w:val="false"/>
-          <w:bCs w:val="false"/>
-          <w:i w:val="false"/>
-          <w:iCs w:val="false"/>
-          <w:color w:val="4B5B57"/>
-        </w:rPr>
-        <w:t xml:space="preserve">What RUNNING.md asks to run, restated here for a reader who wants the whole path in one place.</w:t>
-      </w:r>
-      <w:r>
-        <w:rPr>
-          <w:rFonts w:ascii="Consolas" w:cs="Consolas" w:eastAsia="Consolas" w:hAnsi="Consolas"/>
-          <w:b w:val="false"/>
-          <w:bCs w:val="false"/>
-          <w:i w:val="false"/>
-          <w:iCs w:val="false"/>
-          <w:color w:val="0E4A40"/>
-        </w:rPr>
-        <w:t xml:space="preserve"/>
-      </w:r>
-      <w:r>
-        <w:rPr>
-          <w:b w:val="false"/>
-          <w:bCs w:val="false"/>
-          <w:i w:val="false"/>
-          <w:iCs w:val="false"/>
-          <w:color w:val="4B5B57"/>
-        </w:rPr>
-        <w:t xml:space="preserve"/>
+        <w:t>What RUNNING.md asks to run, restated here for a reader who wants the whole path in one place.</w:t>
       </w:r>
     </w:p>
     <w:p>
@@ -17729,12 +12424,7 @@
         <w:spacing w:after="0"/>
       </w:pPr>
       <w:r>
-        <w:rPr>
-          <w:rFonts w:ascii="Consolas" w:cs="Consolas" w:eastAsia="Consolas" w:hAnsi="Consolas"/>
-          <w:sz w:val="18"/>
-          <w:szCs w:val="18"/>
-        </w:rPr>
-        <w:t xml:space="preserve">bash preflight.sh # expect PREFLIGHT PASSED</w:t>
+        <w:t>bash preflight.sh # expect PREFLIGHT PASSED</w:t>
       </w:r>
     </w:p>
     <w:p>
@@ -17743,11 +12433,6 @@
         <w:spacing w:after="0"/>
       </w:pPr>
       <w:r>
-        <w:rPr>
-          <w:rFonts w:ascii="Consolas" w:cs="Consolas" w:eastAsia="Consolas" w:hAnsi="Consolas"/>
-          <w:sz w:val="18"/>
-          <w:szCs w:val="18"/>
-        </w:rPr>
         <w:t xml:space="preserve"> </w:t>
       </w:r>
     </w:p>
@@ -17757,12 +12442,7 @@
         <w:spacing w:after="0"/>
       </w:pPr>
       <w:r>
-        <w:rPr>
-          <w:rFonts w:ascii="Consolas" w:cs="Consolas" w:eastAsia="Consolas" w:hAnsi="Consolas"/>
-          <w:sz w:val="18"/>
-          <w:szCs w:val="18"/>
-        </w:rPr>
-        <w:t xml:space="preserve"># first action on new hardware -- not the full batch</w:t>
+        <w:t># first action on new hardware -- not the full batch</w:t>
       </w:r>
     </w:p>
     <w:p>
@@ -17771,12 +12451,7 @@
         <w:spacing w:after="0"/>
       </w:pPr>
       <w:r>
-        <w:rPr>
-          <w:rFonts w:ascii="Consolas" w:cs="Consolas" w:eastAsia="Consolas" w:hAnsi="Consolas"/>
-          <w:sz w:val="18"/>
-          <w:szCs w:val="18"/>
-        </w:rPr>
-        <w:t xml:space="preserve">bash scripts/episode.sh 1 # red_cube</w:t>
+        <w:t>bash scripts/episode.sh 1 # red_cube</w:t>
       </w:r>
     </w:p>
     <w:p>
@@ -17785,12 +12460,7 @@
         <w:spacing w:after="0"/>
       </w:pPr>
       <w:r>
-        <w:rPr>
-          <w:rFonts w:ascii="Consolas" w:cs="Consolas" w:eastAsia="Consolas" w:hAnsi="Consolas"/>
-          <w:sz w:val="18"/>
-          <w:szCs w:val="18"/>
-        </w:rPr>
-        <w:t xml:space="preserve">bash scripts/episode.sh 2 # blue_cube</w:t>
+        <w:t>bash scripts/episode.sh 2 # blue_cube</w:t>
       </w:r>
     </w:p>
     <w:p>
@@ -17799,12 +12469,7 @@
         <w:spacing w:after="0"/>
       </w:pPr>
       <w:r>
-        <w:rPr>
-          <w:rFonts w:ascii="Consolas" w:cs="Consolas" w:eastAsia="Consolas" w:hAnsi="Consolas"/>
-          <w:sz w:val="18"/>
-          <w:szCs w:val="18"/>
-        </w:rPr>
-        <w:t xml:space="preserve">bash scripts/episode.sh 3 # green_cylinder -- do not skip</w:t>
+        <w:t>bash scripts/episode.sh 3 # green_cylinder -- do not skip</w:t>
       </w:r>
     </w:p>
     <w:p>
@@ -17813,12 +12478,7 @@
         <w:spacing w:after="0"/>
       </w:pPr>
       <w:r>
-        <w:rPr>
-          <w:rFonts w:ascii="Consolas" w:cs="Consolas" w:eastAsia="Consolas" w:hAnsi="Consolas"/>
-          <w:sz w:val="18"/>
-          <w:szCs w:val="18"/>
-        </w:rPr>
-        <w:t xml:space="preserve">bash scripts/episode.sh 4 # yellow_box</w:t>
+        <w:t>bash scripts/episode.sh 4 # yellow_box</w:t>
       </w:r>
     </w:p>
     <w:p>
@@ -17827,11 +12487,6 @@
         <w:spacing w:after="0"/>
       </w:pPr>
       <w:r>
-        <w:rPr>
-          <w:rFonts w:ascii="Consolas" w:cs="Consolas" w:eastAsia="Consolas" w:hAnsi="Consolas"/>
-          <w:sz w:val="18"/>
-          <w:szCs w:val="18"/>
-        </w:rPr>
         <w:t xml:space="preserve"> </w:t>
       </w:r>
     </w:p>
@@ -17841,12 +12496,7 @@
         <w:spacing w:after="0"/>
       </w:pPr>
       <w:r>
-        <w:rPr>
-          <w:rFonts w:ascii="Consolas" w:cs="Consolas" w:eastAsia="Consolas" w:hAnsi="Consolas"/>
-          <w:sz w:val="18"/>
-          <w:szCs w:val="18"/>
-        </w:rPr>
-        <w:t xml:space="preserve"># only once all four above pass:</w:t>
+        <w:t># only once all four above pass:</w:t>
       </w:r>
     </w:p>
     <w:p>
@@ -17855,12 +12505,7 @@
         <w:spacing w:after="0"/>
       </w:pPr>
       <w:r>
-        <w:rPr>
-          <w:rFonts w:ascii="Consolas" w:cs="Consolas" w:eastAsia="Consolas" w:hAnsi="Consolas"/>
-          <w:sz w:val="18"/>
-          <w:szCs w:val="18"/>
-        </w:rPr>
-        <w:t xml:space="preserve">bash scripts/batch.sh 1 60 # ~2.7 h on the WSL2 laptop, 2026-10-04</w:t>
+        <w:t>bash scripts/batch.sh 1 60 # ~2.7 h on the WSL2 laptop, 2026-10-04</w:t>
       </w:r>
     </w:p>
     <w:p>
@@ -17869,12 +12514,7 @@
         <w:spacing w:after="0"/>
       </w:pPr>
       <w:r>
-        <w:rPr>
-          <w:rFonts w:ascii="Consolas" w:cs="Consolas" w:eastAsia="Consolas" w:hAnsi="Consolas"/>
-          <w:sz w:val="18"/>
-          <w:szCs w:val="18"/>
-        </w:rPr>
-        <w:t xml:space="preserve">bash scripts/status.sh # any time, separate terminal</w:t>
+        <w:t>bash scripts/status.sh # any time, separate terminal</w:t>
       </w:r>
     </w:p>
     <w:p>
@@ -17883,11 +12523,6 @@
         <w:spacing w:after="0"/>
       </w:pPr>
       <w:r>
-        <w:rPr>
-          <w:rFonts w:ascii="Consolas" w:cs="Consolas" w:eastAsia="Consolas" w:hAnsi="Consolas"/>
-          <w:sz w:val="18"/>
-          <w:szCs w:val="18"/>
-        </w:rPr>
         <w:t xml:space="preserve"> </w:t>
       </w:r>
     </w:p>
@@ -17897,12 +12532,7 @@
         <w:spacing w:after="0"/>
       </w:pPr>
       <w:r>
-        <w:rPr>
-          <w:rFonts w:ascii="Consolas" w:cs="Consolas" w:eastAsia="Consolas" w:hAnsi="Consolas"/>
-          <w:sz w:val="18"/>
-          <w:szCs w:val="18"/>
-        </w:rPr>
-        <w:t xml:space="preserve">python3 scripts/port_bag.py --out datasets/mycobot_sorting_train --split train</w:t>
+        <w:t>python3 scripts/port_bag.py --out datasets/mycobot_sorting_train --split train</w:t>
       </w:r>
     </w:p>
     <w:p>
@@ -17911,18 +12541,14 @@
         <w:spacing w:after="0"/>
       </w:pPr>
       <w:r>
-        <w:rPr>
-          <w:rFonts w:ascii="Consolas" w:cs="Consolas" w:eastAsia="Consolas" w:hAnsi="Consolas"/>
-          <w:sz w:val="18"/>
-          <w:szCs w:val="18"/>
-        </w:rPr>
-        <w:t xml:space="preserve">python3 scripts/port_bag.py --out datasets/mycobot_sorting_heldout --split heldout</w:t>
+        <w:t>python3 scripts/port_bag.py --out datasets/mycobot_sorting_heldout --split heldout</w:t>
       </w:r>
     </w:p>
     <w:p>
       <w:pPr>
         <w:spacing w:after="120"/>
       </w:pPr>
+      <w:r/>
     </w:p>
     <w:p>
       <w:pPr>
@@ -17934,73 +12560,7 @@
         <w:ind w:left="200"/>
       </w:pPr>
       <w:r>
-        <w:rPr>
-          <w:b w:val="false"/>
-          <w:bCs w:val="false"/>
-          <w:i w:val="false"/>
-          <w:iCs w:val="false"/>
-        </w:rPr>
-        <w:t xml:space="preserve">Stop and report if any of the four smoke episodes fails — per </w:t>
-      </w:r>
-      <w:r>
-        <w:rPr>
-          <w:rFonts w:ascii="Consolas" w:cs="Consolas" w:eastAsia="Consolas" w:hAnsi="Consolas"/>
-          <w:b w:val="false"/>
-          <w:bCs w:val="false"/>
-          <w:i w:val="false"/>
-          <w:iCs w:val="false"/>
-          <w:color w:val="0E4A40"/>
-        </w:rPr>
-        <w:t xml:space="preserve">RUNNING.md</w:t>
-      </w:r>
-      <w:r>
-        <w:rPr>
-          <w:b w:val="false"/>
-          <w:bCs w:val="false"/>
-          <w:i w:val="false"/>
-          <w:iCs w:val="false"/>
-        </w:rPr>
-        <w:t xml:space="preserve">, this is not a formality. Send back the failing episode's </w:t>
-      </w:r>
-      <w:r>
-        <w:rPr>
-          <w:rFonts w:ascii="Consolas" w:cs="Consolas" w:eastAsia="Consolas" w:hAnsi="Consolas"/>
-          <w:b w:val="false"/>
-          <w:bCs w:val="false"/>
-          <w:i w:val="false"/>
-          <w:iCs w:val="false"/>
-          <w:color w:val="0E4A40"/>
-        </w:rPr>
-        <w:t xml:space="preserve">stage_&lt;idx&gt;.log</w:t>
-      </w:r>
-      <w:r>
-        <w:rPr>
-          <w:b w:val="false"/>
-          <w:bCs w:val="false"/>
-          <w:i w:val="false"/>
-          <w:iCs w:val="false"/>
-        </w:rPr>
-        <w:t xml:space="preserve">, whether it failed during bring-up or during recording, and — if it's the recorder hang — a </w:t>
-      </w:r>
-      <w:r>
-        <w:rPr>
-          <w:rFonts w:ascii="Consolas" w:cs="Consolas" w:eastAsia="Consolas" w:hAnsi="Consolas"/>
-          <w:b w:val="false"/>
-          <w:bCs w:val="false"/>
-          <w:i w:val="false"/>
-          <w:iCs w:val="false"/>
-          <w:color w:val="0E4A40"/>
-        </w:rPr>
-        <w:t xml:space="preserve">py-spy dump</w:t>
-      </w:r>
-      <w:r>
-        <w:rPr>
-          <w:b w:val="false"/>
-          <w:bCs w:val="false"/>
-          <w:i w:val="false"/>
-          <w:iCs w:val="false"/>
-        </w:rPr>
-        <w:t xml:space="preserve"> of the stuck process if at all possible.</w:t>
+        <w:t>Stop and report if any of the four smoke episodes fails — per RUNNING.md, this is not a formality. Send back the failing episode's stage_&lt;idx&gt;.log, whether it failed during bring-up or during recording, and — if it's the recorder hang — a py-spy dump of the stuck process if at all possible.</w:t>
       </w:r>
     </w:p>
     <w:p>
@@ -18009,7 +12569,7 @@
         <w:spacing w:after="120" w:before="320"/>
       </w:pPr>
       <w:r>
-        <w:t xml:space="preserve">File manifest</w:t>
+        <w:t>File manifest</w:t>
       </w:r>
     </w:p>
     <w:p>
@@ -18017,14 +12577,7 @@
         <w:spacing w:after="160"/>
       </w:pPr>
       <w:r>
-        <w:rPr>
-          <w:b w:val="false"/>
-          <w:bCs w:val="false"/>
-          <w:i w:val="false"/>
-          <w:iCs w:val="false"/>
-          <w:color w:val="4B5B57"/>
-        </w:rPr>
-        <w:t xml:space="preserve">What's actually tracked in this project's own git history, and what each piece is for.</w:t>
+        <w:t>What's actually tracked in this project's own git history, and what each piece is for.</w:t>
       </w:r>
     </w:p>
     <w:p>
@@ -18032,12 +12585,7 @@
         <w:spacing w:after="0"/>
       </w:pPr>
       <w:r>
-        <w:rPr>
-          <w:rFonts w:ascii="Consolas" w:cs="Consolas" w:eastAsia="Consolas" w:hAnsi="Consolas"/>
-          <w:sz w:val="16"/>
-          <w:szCs w:val="16"/>
-        </w:rPr>
-        <w:t xml:space="preserve">Headless_Task-Grounded_Pick-and-Sort-and-Place_in_Gazebo/</w:t>
+        <w:t>Headless_Task-Grounded_Pick-and-Sort-and-Place_in_Gazebo/</w:t>
       </w:r>
     </w:p>
     <w:p>
@@ -18045,11 +12593,6 @@
         <w:spacing w:after="0"/>
       </w:pPr>
       <w:r>
-        <w:rPr>
-          <w:rFonts w:ascii="Consolas" w:cs="Consolas" w:eastAsia="Consolas" w:hAnsi="Consolas"/>
-          <w:sz w:val="16"/>
-          <w:szCs w:val="16"/>
-        </w:rPr>
         <w:t xml:space="preserve"> </w:t>
       </w:r>
     </w:p>
@@ -18058,12 +12601,7 @@
         <w:spacing w:after="0"/>
       </w:pPr>
       <w:r>
-        <w:rPr>
-          <w:rFonts w:ascii="Consolas" w:cs="Consolas" w:eastAsia="Consolas" w:hAnsi="Consolas"/>
-          <w:sz w:val="16"/>
-          <w:szCs w:val="16"/>
-        </w:rPr>
-        <w:t xml:space="preserve">├── RUNNING.md # §11, §15 -- the one sentence, then three commands</w:t>
+        <w:t>├── RUNNING.md # §11, §15 -- the one sentence, then three commands</w:t>
       </w:r>
     </w:p>
     <w:p>
@@ -18071,11 +12609,6 @@
         <w:spacing w:after="0"/>
       </w:pPr>
       <w:r>
-        <w:rPr>
-          <w:rFonts w:ascii="Consolas" w:cs="Consolas" w:eastAsia="Consolas" w:hAnsi="Consolas"/>
-          <w:sz w:val="16"/>
-          <w:szCs w:val="16"/>
-        </w:rPr>
         <w:t xml:space="preserve"> </w:t>
       </w:r>
     </w:p>
@@ -18084,12 +12617,7 @@
         <w:spacing w:after="0"/>
       </w:pPr>
       <w:r>
-        <w:rPr>
-          <w:rFonts w:ascii="Consolas" w:cs="Consolas" w:eastAsia="Consolas" w:hAnsi="Consolas"/>
-          <w:sz w:val="16"/>
-          <w:szCs w:val="16"/>
-        </w:rPr>
-        <w:t xml:space="preserve">├── preflight.sh # §11 -- read-only environment check</w:t>
+        <w:t>├── preflight.sh # §11 -- read-only environment check</w:t>
       </w:r>
     </w:p>
     <w:p>
@@ -18097,11 +12625,6 @@
         <w:spacing w:after="0"/>
       </w:pPr>
       <w:r>
-        <w:rPr>
-          <w:rFonts w:ascii="Consolas" w:cs="Consolas" w:eastAsia="Consolas" w:hAnsi="Consolas"/>
-          <w:sz w:val="16"/>
-          <w:szCs w:val="16"/>
-        </w:rPr>
         <w:t xml:space="preserve"> </w:t>
       </w:r>
     </w:p>
@@ -18110,12 +12633,7 @@
         <w:spacing w:after="0"/>
       </w:pPr>
       <w:r>
-        <w:rPr>
-          <w:rFonts w:ascii="Consolas" w:cs="Consolas" w:eastAsia="Consolas" w:hAnsi="Consolas"/>
-          <w:sz w:val="16"/>
-          <w:szCs w:val="16"/>
-        </w:rPr>
-        <w:t xml:space="preserve">├── doc/</w:t>
+        <w:t>├── doc/</w:t>
       </w:r>
     </w:p>
     <w:p>
@@ -18123,11 +12641,6 @@
         <w:spacing w:after="0"/>
       </w:pPr>
       <w:r>
-        <w:rPr>
-          <w:rFonts w:ascii="Consolas" w:cs="Consolas" w:eastAsia="Consolas" w:hAnsi="Consolas"/>
-          <w:sz w:val="16"/>
-          <w:szCs w:val="16"/>
-        </w:rPr>
         <w:t xml:space="preserve"> </w:t>
       </w:r>
     </w:p>
@@ -18136,12 +12649,7 @@
         <w:spacing w:after="0"/>
       </w:pPr>
       <w:r>
-        <w:rPr>
-          <w:rFonts w:ascii="Consolas" w:cs="Consolas" w:eastAsia="Consolas" w:hAnsi="Consolas"/>
-          <w:sz w:val="16"/>
-          <w:szCs w:val="16"/>
-        </w:rPr>
-        <w:t xml:space="preserve">│   ├── FOUR_OBJECT_SORTING_SPECIFICATION.docx # the binding spec</w:t>
+        <w:t>│   ├── FOUR_OBJECT_SORTING_SPECIFICATION.docx # the binding spec</w:t>
       </w:r>
     </w:p>
     <w:p>
@@ -18149,11 +12657,6 @@
         <w:spacing w:after="0"/>
       </w:pPr>
       <w:r>
-        <w:rPr>
-          <w:rFonts w:ascii="Consolas" w:cs="Consolas" w:eastAsia="Consolas" w:hAnsi="Consolas"/>
-          <w:sz w:val="16"/>
-          <w:szCs w:val="16"/>
-        </w:rPr>
         <w:t xml:space="preserve"> </w:t>
       </w:r>
     </w:p>
@@ -18162,12 +12665,7 @@
         <w:spacing w:after="0"/>
       </w:pPr>
       <w:r>
-        <w:rPr>
-          <w:rFonts w:ascii="Consolas" w:cs="Consolas" w:eastAsia="Consolas" w:hAnsi="Consolas"/>
-          <w:sz w:val="16"/>
-          <w:szCs w:val="16"/>
-        </w:rPr>
-        <w:t xml:space="preserve">│   ├── FOUR_OBJECT_SORTING_REPORT.{html,docx} / _FR.{html,docx} # this document, EN/FR</w:t>
+        <w:t>│   ├── FOUR_OBJECT_SORTING_REPORT.{html,docx} / _FR.{html,docx} # this document, EN/FR</w:t>
       </w:r>
     </w:p>
     <w:p>
@@ -18175,11 +12673,6 @@
         <w:spacing w:after="0"/>
       </w:pPr>
       <w:r>
-        <w:rPr>
-          <w:rFonts w:ascii="Consolas" w:cs="Consolas" w:eastAsia="Consolas" w:hAnsi="Consolas"/>
-          <w:sz w:val="16"/>
-          <w:szCs w:val="16"/>
-        </w:rPr>
         <w:t xml:space="preserve"> </w:t>
       </w:r>
     </w:p>
@@ -18188,12 +12681,7 @@
         <w:spacing w:after="0"/>
       </w:pPr>
       <w:r>
-        <w:rPr>
-          <w:rFonts w:ascii="Consolas" w:cs="Consolas" w:eastAsia="Consolas" w:hAnsi="Consolas"/>
-          <w:sz w:val="16"/>
-          <w:szCs w:val="16"/>
-        </w:rPr>
-        <w:t xml:space="preserve">│   ├── ASSUMPTIONS.md, WORLD_SELECTION.md, GRASP_DECISION.md # §1-3</w:t>
+        <w:t>│   ├── ASSUMPTIONS.md, WORLD_SELECTION.md, GRASP_DECISION.md # §1-3</w:t>
       </w:r>
     </w:p>
     <w:p>
@@ -18201,11 +12689,6 @@
         <w:spacing w:after="0"/>
       </w:pPr>
       <w:r>
-        <w:rPr>
-          <w:rFonts w:ascii="Consolas" w:cs="Consolas" w:eastAsia="Consolas" w:hAnsi="Consolas"/>
-          <w:sz w:val="16"/>
-          <w:szCs w:val="16"/>
-        </w:rPr>
         <w:t xml:space="preserve"> </w:t>
       </w:r>
     </w:p>
@@ -18214,12 +12697,7 @@
         <w:spacing w:after="0"/>
       </w:pPr>
       <w:r>
-        <w:rPr>
-          <w:rFonts w:ascii="Consolas" w:cs="Consolas" w:eastAsia="Consolas" w:hAnsi="Consolas"/>
-          <w:sz w:val="16"/>
-          <w:szCs w:val="16"/>
-        </w:rPr>
-        <w:t xml:space="preserve">│   ├── OBJECTS_MANIFEST.md, BIN_REPOSITIONING.md # §4</w:t>
+        <w:t>│   ├── OBJECTS_MANIFEST.md, BIN_REPOSITIONING.md # §4</w:t>
       </w:r>
     </w:p>
     <w:p>
@@ -18227,11 +12705,6 @@
         <w:spacing w:after="0"/>
       </w:pPr>
       <w:r>
-        <w:rPr>
-          <w:rFonts w:ascii="Consolas" w:cs="Consolas" w:eastAsia="Consolas" w:hAnsi="Consolas"/>
-          <w:sz w:val="16"/>
-          <w:szCs w:val="16"/>
-        </w:rPr>
         <w:t xml:space="preserve"> </w:t>
       </w:r>
     </w:p>
@@ -18240,12 +12713,7 @@
         <w:spacing w:after="0"/>
       </w:pPr>
       <w:r>
-        <w:rPr>
-          <w:rFonts w:ascii="Consolas" w:cs="Consolas" w:eastAsia="Consolas" w:hAnsi="Consolas"/>
-          <w:sz w:val="16"/>
-          <w:szCs w:val="16"/>
-        </w:rPr>
-        <w:t xml:space="preserve">│   ├── WAYPOINT_CONTINUITY.md # §7</w:t>
+        <w:t>│   ├── WAYPOINT_CONTINUITY.md # §7</w:t>
       </w:r>
     </w:p>
     <w:p>
@@ -18253,11 +12721,6 @@
         <w:spacing w:after="0"/>
       </w:pPr>
       <w:r>
-        <w:rPr>
-          <w:rFonts w:ascii="Consolas" w:cs="Consolas" w:eastAsia="Consolas" w:hAnsi="Consolas"/>
-          <w:sz w:val="16"/>
-          <w:szCs w:val="16"/>
-        </w:rPr>
         <w:t xml:space="preserve"> </w:t>
       </w:r>
     </w:p>
@@ -18266,12 +12729,7 @@
         <w:spacing w:after="0"/>
       </w:pPr>
       <w:r>
-        <w:rPr>
-          <w:rFonts w:ascii="Consolas" w:cs="Consolas" w:eastAsia="Consolas" w:hAnsi="Consolas"/>
-          <w:sz w:val="16"/>
-          <w:szCs w:val="16"/>
-        </w:rPr>
-        <w:t xml:space="preserve">│   ├── CONTRACT_VERIFICATION.md # §10</w:t>
+        <w:t>│   ├── CONTRACT_VERIFICATION.md # §10</w:t>
       </w:r>
     </w:p>
     <w:p>
@@ -18279,11 +12737,6 @@
         <w:spacing w:after="0"/>
       </w:pPr>
       <w:r>
-        <w:rPr>
-          <w:rFonts w:ascii="Consolas" w:cs="Consolas" w:eastAsia="Consolas" w:hAnsi="Consolas"/>
-          <w:sz w:val="16"/>
-          <w:szCs w:val="16"/>
-        </w:rPr>
         <w:t xml:space="preserve"> </w:t>
       </w:r>
     </w:p>
@@ -18292,12 +12745,7 @@
         <w:spacing w:after="0"/>
       </w:pPr>
       <w:r>
-        <w:rPr>
-          <w:rFonts w:ascii="Consolas" w:cs="Consolas" w:eastAsia="Consolas" w:hAnsi="Consolas"/>
-          <w:sz w:val="16"/>
-          <w:szCs w:val="16"/>
-        </w:rPr>
-        <w:t xml:space="preserve">│   ├── SMOKE_TEST.md # §12-13, the full forensic record</w:t>
+        <w:t>│   ├── SMOKE_TEST.md # §12-13, the full forensic record</w:t>
       </w:r>
     </w:p>
     <w:p>
@@ -18305,11 +12753,6 @@
         <w:spacing w:after="0"/>
       </w:pPr>
       <w:r>
-        <w:rPr>
-          <w:rFonts w:ascii="Consolas" w:cs="Consolas" w:eastAsia="Consolas" w:hAnsi="Consolas"/>
-          <w:sz w:val="16"/>
-          <w:szCs w:val="16"/>
-        </w:rPr>
         <w:t xml:space="preserve"> </w:t>
       </w:r>
     </w:p>
@@ -18318,12 +12761,7 @@
         <w:spacing w:after="0"/>
       </w:pPr>
       <w:r>
-        <w:rPr>
-          <w:rFonts w:ascii="Consolas" w:cs="Consolas" w:eastAsia="Consolas" w:hAnsi="Consolas"/>
-          <w:sz w:val="16"/>
-          <w:szCs w:val="16"/>
-        </w:rPr>
-        <w:t xml:space="preserve">│   ├── HANDOVER.md # §15, Appendix-A-by-row accounting</w:t>
+        <w:t>│   ├── HANDOVER.md # §15, Appendix-A-by-row accounting</w:t>
       </w:r>
     </w:p>
     <w:p>
@@ -18331,11 +12769,6 @@
         <w:spacing w:after="0"/>
       </w:pPr>
       <w:r>
-        <w:rPr>
-          <w:rFonts w:ascii="Consolas" w:cs="Consolas" w:eastAsia="Consolas" w:hAnsi="Consolas"/>
-          <w:sz w:val="16"/>
-          <w:szCs w:val="16"/>
-        </w:rPr>
         <w:t xml:space="preserve"> </w:t>
       </w:r>
     </w:p>
@@ -18344,12 +12777,7 @@
         <w:spacing w:after="0"/>
       </w:pPr>
       <w:r>
-        <w:rPr>
-          <w:rFonts w:ascii="Consolas" w:cs="Consolas" w:eastAsia="Consolas" w:hAnsi="Consolas"/>
-          <w:sz w:val="16"/>
-          <w:szCs w:val="16"/>
-        </w:rPr>
-        <w:t xml:space="preserve">│   ├── LIMITATIONS.md, METRICS.md # Part 12-13</w:t>
+        <w:t>│   ├── LIMITATIONS.md, METRICS.md # Part 12-13</w:t>
       </w:r>
     </w:p>
     <w:p>
@@ -18357,11 +12785,6 @@
         <w:spacing w:after="0"/>
       </w:pPr>
       <w:r>
-        <w:rPr>
-          <w:rFonts w:ascii="Consolas" w:cs="Consolas" w:eastAsia="Consolas" w:hAnsi="Consolas"/>
-          <w:sz w:val="16"/>
-          <w:szCs w:val="16"/>
-        </w:rPr>
         <w:t xml:space="preserve"> </w:t>
       </w:r>
     </w:p>
@@ -18370,12 +12793,7 @@
         <w:spacing w:after="0"/>
       </w:pPr>
       <w:r>
-        <w:rPr>
-          <w:rFonts w:ascii="Consolas" w:cs="Consolas" w:eastAsia="Consolas" w:hAnsi="Consolas"/>
-          <w:sz w:val="16"/>
-          <w:szCs w:val="16"/>
-        </w:rPr>
-        <w:t xml:space="preserve">│   └── ROBOTICS_TEAM_REFERRALS.md # Appendix B</w:t>
+        <w:t>│   └── ROBOTICS_TEAM_REFERRALS.md # Appendix B</w:t>
       </w:r>
     </w:p>
     <w:p>
@@ -18383,11 +12801,6 @@
         <w:spacing w:after="0"/>
       </w:pPr>
       <w:r>
-        <w:rPr>
-          <w:rFonts w:ascii="Consolas" w:cs="Consolas" w:eastAsia="Consolas" w:hAnsi="Consolas"/>
-          <w:sz w:val="16"/>
-          <w:szCs w:val="16"/>
-        </w:rPr>
         <w:t xml:space="preserve"> </w:t>
       </w:r>
     </w:p>
@@ -18396,12 +12809,7 @@
         <w:spacing w:after="0"/>
       </w:pPr>
       <w:r>
-        <w:rPr>
-          <w:rFonts w:ascii="Consolas" w:cs="Consolas" w:eastAsia="Consolas" w:hAnsi="Consolas"/>
-          <w:sz w:val="16"/>
-          <w:szCs w:val="16"/>
-        </w:rPr>
-        <w:t xml:space="preserve">├── config/ # §4-7, every generated/precomputed artifact</w:t>
+        <w:t>├── config/ # §4-7, every generated/precomputed artifact</w:t>
       </w:r>
     </w:p>
     <w:p>
@@ -18409,11 +12817,6 @@
         <w:spacing w:after="0"/>
       </w:pPr>
       <w:r>
-        <w:rPr>
-          <w:rFonts w:ascii="Consolas" w:cs="Consolas" w:eastAsia="Consolas" w:hAnsi="Consolas"/>
-          <w:sz w:val="16"/>
-          <w:szCs w:val="16"/>
-        </w:rPr>
         <w:t xml:space="preserve"> </w:t>
       </w:r>
     </w:p>
@@ -18422,12 +12825,7 @@
         <w:spacing w:after="0"/>
       </w:pPr>
       <w:r>
-        <w:rPr>
-          <w:rFonts w:ascii="Consolas" w:cs="Consolas" w:eastAsia="Consolas" w:hAnsi="Consolas"/>
-          <w:sz w:val="16"/>
-          <w:szCs w:val="16"/>
-        </w:rPr>
-        <w:t xml:space="preserve">│   ├── objects.yaml, tasks.jsonl, episode_matrix.csv</w:t>
+        <w:t>│   ├── objects.yaml, tasks.jsonl, episode_matrix.csv</w:t>
       </w:r>
     </w:p>
     <w:p>
@@ -18435,11 +12833,6 @@
         <w:spacing w:after="0"/>
       </w:pPr>
       <w:r>
-        <w:rPr>
-          <w:rFonts w:ascii="Consolas" w:cs="Consolas" w:eastAsia="Consolas" w:hAnsi="Consolas"/>
-          <w:sz w:val="16"/>
-          <w:szCs w:val="16"/>
-        </w:rPr>
         <w:t xml:space="preserve"> </w:t>
       </w:r>
     </w:p>
@@ -18448,12 +12841,7 @@
         <w:spacing w:after="0"/>
       </w:pPr>
       <w:r>
-        <w:rPr>
-          <w:rFonts w:ascii="Consolas" w:cs="Consolas" w:eastAsia="Consolas" w:hAnsi="Consolas"/>
-          <w:sz w:val="16"/>
-          <w:szCs w:val="16"/>
-        </w:rPr>
-        <w:t xml:space="preserve">│   ├── waypoints.json, safe_rect.txt # trusted</w:t>
+        <w:t>│   ├── waypoints.json, safe_rect.txt # trusted</w:t>
       </w:r>
     </w:p>
     <w:p>
@@ -18461,11 +12849,6 @@
         <w:spacing w:after="0"/>
       </w:pPr>
       <w:r>
-        <w:rPr>
-          <w:rFonts w:ascii="Consolas" w:cs="Consolas" w:eastAsia="Consolas" w:hAnsi="Consolas"/>
-          <w:sz w:val="16"/>
-          <w:szCs w:val="16"/>
-        </w:rPr>
         <w:t xml:space="preserve"> </w:t>
       </w:r>
     </w:p>
@@ -18474,12 +12857,7 @@
         <w:spacing w:after="0"/>
       </w:pPr>
       <w:r>
-        <w:rPr>
-          <w:rFonts w:ascii="Consolas" w:cs="Consolas" w:eastAsia="Consolas" w:hAnsi="Consolas"/>
-          <w:sz w:val="16"/>
-          <w:szCs w:val="16"/>
-        </w:rPr>
-        <w:t xml:space="preserve">│   └── reach_map.csv # §14, regenerated at low fidelity</w:t>
+        <w:t>│   └── reach_map.csv # §14, regenerated at low fidelity</w:t>
       </w:r>
     </w:p>
     <w:p>
@@ -18487,11 +12865,6 @@
         <w:spacing w:after="0"/>
       </w:pPr>
       <w:r>
-        <w:rPr>
-          <w:rFonts w:ascii="Consolas" w:cs="Consolas" w:eastAsia="Consolas" w:hAnsi="Consolas"/>
-          <w:sz w:val="16"/>
-          <w:szCs w:val="16"/>
-        </w:rPr>
         <w:t xml:space="preserve"> </w:t>
       </w:r>
     </w:p>
@@ -18500,12 +12873,7 @@
         <w:spacing w:after="0"/>
       </w:pPr>
       <w:r>
-        <w:rPr>
-          <w:rFonts w:ascii="Consolas" w:cs="Consolas" w:eastAsia="Consolas" w:hAnsi="Consolas"/>
-          <w:sz w:val="16"/>
-          <w:szCs w:val="16"/>
-        </w:rPr>
-        <w:t xml:space="preserve">├── contracts/ # §10</w:t>
+        <w:t>├── contracts/ # §10</w:t>
       </w:r>
     </w:p>
     <w:p>
@@ -18513,11 +12881,6 @@
         <w:spacing w:after="0"/>
       </w:pPr>
       <w:r>
-        <w:rPr>
-          <w:rFonts w:ascii="Consolas" w:cs="Consolas" w:eastAsia="Consolas" w:hAnsi="Consolas"/>
-          <w:sz w:val="16"/>
-          <w:szCs w:val="16"/>
-        </w:rPr>
         <w:t xml:space="preserve"> </w:t>
       </w:r>
     </w:p>
@@ -18526,12 +12889,7 @@
         <w:spacing w:after="0"/>
       </w:pPr>
       <w:r>
-        <w:rPr>
-          <w:rFonts w:ascii="Consolas" w:cs="Consolas" w:eastAsia="Consolas" w:hAnsi="Consolas"/>
-          <w:sz w:val="16"/>
-          <w:szCs w:val="16"/>
-        </w:rPr>
-        <w:t xml:space="preserve">├── models/ # §4, four objects + four bins</w:t>
+        <w:t>├── models/ # §4, four objects + four bins</w:t>
       </w:r>
     </w:p>
     <w:p>
@@ -18539,11 +12897,6 @@
         <w:spacing w:after="0"/>
       </w:pPr>
       <w:r>
-        <w:rPr>
-          <w:rFonts w:ascii="Consolas" w:cs="Consolas" w:eastAsia="Consolas" w:hAnsi="Consolas"/>
-          <w:sz w:val="16"/>
-          <w:szCs w:val="16"/>
-        </w:rPr>
         <w:t xml:space="preserve"> </w:t>
       </w:r>
     </w:p>
@@ -18552,12 +12905,7 @@
         <w:spacing w:after="0"/>
       </w:pPr>
       <w:r>
-        <w:rPr>
-          <w:rFonts w:ascii="Consolas" w:cs="Consolas" w:eastAsia="Consolas" w:hAnsi="Consolas"/>
-          <w:sz w:val="16"/>
-          <w:szCs w:val="16"/>
-        </w:rPr>
-        <w:t xml:space="preserve">├── scripts/</w:t>
+        <w:t>├── scripts/</w:t>
       </w:r>
     </w:p>
     <w:p>
@@ -18565,11 +12913,6 @@
         <w:spacing w:after="0"/>
       </w:pPr>
       <w:r>
-        <w:rPr>
-          <w:rFonts w:ascii="Consolas" w:cs="Consolas" w:eastAsia="Consolas" w:hAnsi="Consolas"/>
-          <w:sz w:val="16"/>
-          <w:szCs w:val="16"/>
-        </w:rPr>
         <w:t xml:space="preserve"> </w:t>
       </w:r>
     </w:p>
@@ -18578,12 +12921,7 @@
         <w:spacing w:after="0"/>
       </w:pPr>
       <w:r>
-        <w:rPr>
-          <w:rFonts w:ascii="Consolas" w:cs="Consolas" w:eastAsia="Consolas" w:hAnsi="Consolas"/>
-          <w:sz w:val="16"/>
-          <w:szCs w:val="16"/>
-        </w:rPr>
-        <w:t xml:space="preserve">│   ├── mycobot_ik.py, sweep_reach.py # §6, §14, pure analytical IK</w:t>
+        <w:t>│   ├── mycobot_ik.py, sweep_reach.py # §6, §14, pure analytical IK</w:t>
       </w:r>
     </w:p>
     <w:p>
@@ -18591,11 +12929,6 @@
         <w:spacing w:after="0"/>
       </w:pPr>
       <w:r>
-        <w:rPr>
-          <w:rFonts w:ascii="Consolas" w:cs="Consolas" w:eastAsia="Consolas" w:hAnsi="Consolas"/>
-          <w:sz w:val="16"/>
-          <w:szCs w:val="16"/>
-        </w:rPr>
         <w:t xml:space="preserve"> </w:t>
       </w:r>
     </w:p>
@@ -18604,12 +12937,7 @@
         <w:spacing w:after="0"/>
       </w:pPr>
       <w:r>
-        <w:rPr>
-          <w:rFonts w:ascii="Consolas" w:cs="Consolas" w:eastAsia="Consolas" w:hAnsi="Consolas"/>
-          <w:sz w:val="16"/>
-          <w:szCs w:val="16"/>
-        </w:rPr>
-        <w:t xml:space="preserve">│   ├── precompute_ik.py, check_waypoints.py # §7</w:t>
+        <w:t>│   ├── precompute_ik.py, check_waypoints.py # §7</w:t>
       </w:r>
     </w:p>
     <w:p>
@@ -18617,11 +12945,6 @@
         <w:spacing w:after="0"/>
       </w:pPr>
       <w:r>
-        <w:rPr>
-          <w:rFonts w:ascii="Consolas" w:cs="Consolas" w:eastAsia="Consolas" w:hAnsi="Consolas"/>
-          <w:sz w:val="16"/>
-          <w:szCs w:val="16"/>
-        </w:rPr>
         <w:t xml:space="preserve"> </w:t>
       </w:r>
     </w:p>
@@ -18630,12 +12953,7 @@
         <w:spacing w:after="0"/>
       </w:pPr>
       <w:r>
-        <w:rPr>
-          <w:rFonts w:ascii="Consolas" w:cs="Consolas" w:eastAsia="Consolas" w:hAnsi="Consolas"/>
-          <w:sz w:val="16"/>
-          <w:szCs w:val="16"/>
-        </w:rPr>
-        <w:t xml:space="preserve">│   ├── spawn_scene.py, run_pick_and_place.py # §8</w:t>
+        <w:t>│   ├── spawn_scene.py, run_pick_and_place.py # §8</w:t>
       </w:r>
     </w:p>
     <w:p>
@@ -18643,11 +12961,6 @@
         <w:spacing w:after="0"/>
       </w:pPr>
       <w:r>
-        <w:rPr>
-          <w:rFonts w:ascii="Consolas" w:cs="Consolas" w:eastAsia="Consolas" w:hAnsi="Consolas"/>
-          <w:sz w:val="16"/>
-          <w:szCs w:val="16"/>
-        </w:rPr>
         <w:t xml:space="preserve"> </w:t>
       </w:r>
     </w:p>
@@ -18656,12 +12969,7 @@
         <w:spacing w:after="0"/>
       </w:pPr>
       <w:r>
-        <w:rPr>
-          <w:rFonts w:ascii="Consolas" w:cs="Consolas" w:eastAsia="Consolas" w:hAnsi="Consolas"/>
-          <w:sz w:val="16"/>
-          <w:szCs w:val="16"/>
-        </w:rPr>
-        <w:t xml:space="preserve">│   ├── verify_episode.py, test_verifier.py # §9</w:t>
+        <w:t>│   ├── verify_episode.py, test_verifier.py # §9</w:t>
       </w:r>
     </w:p>
     <w:p>
@@ -18669,11 +12977,6 @@
         <w:spacing w:after="0"/>
       </w:pPr>
       <w:r>
-        <w:rPr>
-          <w:rFonts w:ascii="Consolas" w:cs="Consolas" w:eastAsia="Consolas" w:hAnsi="Consolas"/>
-          <w:sz w:val="16"/>
-          <w:szCs w:val="16"/>
-        </w:rPr>
         <w:t xml:space="preserve"> </w:t>
       </w:r>
     </w:p>
@@ -18682,12 +12985,7 @@
         <w:spacing w:after="0"/>
       </w:pPr>
       <w:r>
-        <w:rPr>
-          <w:rFonts w:ascii="Consolas" w:cs="Consolas" w:eastAsia="Consolas" w:hAnsi="Consolas"/>
-          <w:sz w:val="16"/>
-          <w:szCs w:val="16"/>
-        </w:rPr>
-        <w:t xml:space="preserve">│   ├── episode.sh, batch.sh, status.sh # §10, §12, recorder + batch driver</w:t>
+        <w:t>│   ├── episode.sh, batch.sh, status.sh # §10, §12, recorder + batch driver</w:t>
       </w:r>
     </w:p>
     <w:p>
@@ -18695,11 +12993,6 @@
         <w:spacing w:after="0"/>
       </w:pPr>
       <w:r>
-        <w:rPr>
-          <w:rFonts w:ascii="Consolas" w:cs="Consolas" w:eastAsia="Consolas" w:hAnsi="Consolas"/>
-          <w:sz w:val="16"/>
-          <w:szCs w:val="16"/>
-        </w:rPr>
         <w:t xml:space="preserve"> </w:t>
       </w:r>
     </w:p>
@@ -18708,12 +13001,7 @@
         <w:spacing w:after="0"/>
       </w:pPr>
       <w:r>
-        <w:rPr>
-          <w:rFonts w:ascii="Consolas" w:cs="Consolas" w:eastAsia="Consolas" w:hAnsi="Consolas"/>
-          <w:sz w:val="16"/>
-          <w:szCs w:val="16"/>
-        </w:rPr>
-        <w:t xml:space="preserve">│   └── port_bag.py # §10, dataset conversion, no torch</w:t>
+        <w:t>│   └── port_bag.py # §10, dataset conversion, no torch</w:t>
       </w:r>
     </w:p>
     <w:p>
@@ -18721,11 +13009,6 @@
         <w:spacing w:after="0"/>
       </w:pPr>
       <w:r>
-        <w:rPr>
-          <w:rFonts w:ascii="Consolas" w:cs="Consolas" w:eastAsia="Consolas" w:hAnsi="Consolas"/>
-          <w:sz w:val="16"/>
-          <w:szCs w:val="16"/>
-        </w:rPr>
         <w:t xml:space="preserve"> </w:t>
       </w:r>
     </w:p>
@@ -18734,12 +13017,7 @@
         <w:spacing w:after="0"/>
       </w:pPr>
       <w:r>
-        <w:rPr>
-          <w:rFonts w:ascii="Consolas" w:cs="Consolas" w:eastAsia="Consolas" w:hAnsi="Consolas"/>
-          <w:sz w:val="16"/>
-          <w:szCs w:val="16"/>
-        </w:rPr>
-        <w:t xml:space="preserve">├── datasets/ # meta/README tracked; payload not (empty until Level 4)</w:t>
+        <w:t>├── datasets/ # meta/README tracked; payload not (empty until Level 4)</w:t>
       </w:r>
     </w:p>
     <w:p>
@@ -18747,11 +13025,6 @@
         <w:spacing w:after="0"/>
       </w:pPr>
       <w:r>
-        <w:rPr>
-          <w:rFonts w:ascii="Consolas" w:cs="Consolas" w:eastAsia="Consolas" w:hAnsi="Consolas"/>
-          <w:sz w:val="16"/>
-          <w:szCs w:val="16"/>
-        </w:rPr>
         <w:t xml:space="preserve"> </w:t>
       </w:r>
     </w:p>
@@ -18760,151 +13033,21 @@
         <w:spacing w:after="0"/>
       </w:pPr>
       <w:r>
-        <w:rPr>
-          <w:rFonts w:ascii="Consolas" w:cs="Consolas" w:eastAsia="Consolas" w:hAnsi="Consolas"/>
-          <w:sz w:val="16"/>
-          <w:szCs w:val="16"/>
-        </w:rPr>
-        <w:t xml:space="preserve">└── worlds/ # local copy of real_table.sdf</w:t>
+        <w:t>└── worlds/ # local copy of real_table.sdf</w:t>
       </w:r>
     </w:p>
     <w:p>
       <w:pPr>
         <w:spacing w:after="120"/>
       </w:pPr>
+      <w:r/>
     </w:p>
     <w:p>
       <w:pPr>
         <w:spacing w:after="160"/>
       </w:pPr>
       <w:r>
-        <w:rPr>
-          <w:b w:val="false"/>
-          <w:bCs w:val="false"/>
-          <w:i w:val="false"/>
-          <w:iCs w:val="false"/>
-        </w:rPr>
-        <w:t xml:space="preserve">The recorded episode bags (none yet exist) would live only in the </w:t>
-      </w:r>
-      <w:r>
-        <w:rPr>
-          <w:rFonts w:ascii="Consolas" w:cs="Consolas" w:eastAsia="Consolas" w:hAnsi="Consolas"/>
-          <w:b w:val="false"/>
-          <w:bCs w:val="false"/>
-          <w:i w:val="false"/>
-          <w:iCs w:val="false"/>
-          <w:color w:val="0E4A40"/>
-        </w:rPr>
-        <w:t xml:space="preserve">gazebo_to_lerobot</w:t>
-      </w:r>
-      <w:r>
-        <w:rPr>
-          <w:b w:val="false"/>
-          <w:bCs w:val="false"/>
-          <w:i w:val="false"/>
-          <w:iCs w:val="false"/>
-        </w:rPr>
-        <w:t xml:space="preserve"> container under </w:t>
-      </w:r>
-      <w:r>
-        <w:rPr>
-          <w:rFonts w:ascii="Consolas" w:cs="Consolas" w:eastAsia="Consolas" w:hAnsi="Consolas"/>
-          <w:b w:val="false"/>
-          <w:bCs w:val="false"/>
-          <w:i w:val="false"/>
-          <w:iCs w:val="false"/>
-          <w:color w:val="0E4A40"/>
-        </w:rPr>
-        <w:t xml:space="preserve">/workspace/htgspp/episodes/</w:t>
-      </w:r>
-      <w:r>
-        <w:rPr>
-          <w:b w:val="false"/>
-          <w:bCs w:val="false"/>
-          <w:i w:val="false"/>
-          <w:iCs w:val="false"/>
-        </w:rPr>
-        <w:t xml:space="preserve">, not in this repository — regenerable via </w:t>
-      </w:r>
-      <w:r>
-        <w:rPr>
-          <w:rFonts w:ascii="Consolas" w:cs="Consolas" w:eastAsia="Consolas" w:hAnsi="Consolas"/>
-          <w:b w:val="false"/>
-          <w:bCs w:val="false"/>
-          <w:i w:val="false"/>
-          <w:iCs w:val="false"/>
-          <w:color w:val="0E4A40"/>
-        </w:rPr>
-        <w:t xml:space="preserve">batch.sh</w:t>
-      </w:r>
-      <w:r>
-        <w:rPr>
-          <w:b w:val="false"/>
-          <w:bCs w:val="false"/>
-          <w:i w:val="false"/>
-          <w:iCs w:val="false"/>
-        </w:rPr>
-        <w:t xml:space="preserve">, not something to version-control. The two files this work also touched in the separate, shared </w:t>
-      </w:r>
-      <w:r>
-        <w:rPr>
-          <w:rFonts w:ascii="Consolas" w:cs="Consolas" w:eastAsia="Consolas" w:hAnsi="Consolas"/>
-          <w:b w:val="false"/>
-          <w:bCs w:val="false"/>
-          <w:i w:val="false"/>
-          <w:iCs w:val="false"/>
-          <w:color w:val="0E4A40"/>
-        </w:rPr>
-        <w:t xml:space="preserve">mycobot_320pi_R6A</w:t>
-      </w:r>
-      <w:r>
-        <w:rPr>
-          <w:b w:val="false"/>
-          <w:bCs w:val="false"/>
-          <w:i w:val="false"/>
-          <w:iCs w:val="false"/>
-        </w:rPr>
-        <w:t xml:space="preserve"> team repository (</w:t>
-      </w:r>
-      <w:r>
-        <w:rPr>
-          <w:rFonts w:ascii="Consolas" w:cs="Consolas" w:eastAsia="Consolas" w:hAnsi="Consolas"/>
-          <w:b w:val="false"/>
-          <w:bCs w:val="false"/>
-          <w:i w:val="false"/>
-          <w:iCs w:val="false"/>
-          <w:color w:val="0E4A40"/>
-        </w:rPr>
-        <w:t xml:space="preserve">real_table.sdf</w:t>
-      </w:r>
-      <w:r>
-        <w:rPr>
-          <w:b w:val="false"/>
-          <w:bCs w:val="false"/>
-          <w:i w:val="false"/>
-          <w:iCs w:val="false"/>
-        </w:rPr>
-        <w:t xml:space="preserve">, </w:t>
-      </w:r>
-      <w:r>
-        <w:rPr>
-          <w:rFonts w:ascii="Consolas" w:cs="Consolas" w:eastAsia="Consolas" w:hAnsi="Consolas"/>
-          <w:b w:val="false"/>
-          <w:bCs w:val="false"/>
-          <w:i w:val="false"/>
-          <w:iCs w:val="false"/>
-          <w:color w:val="0E4A40"/>
-        </w:rPr>
-        <w:t xml:space="preserve">real_table.launch.py</w:t>
-      </w:r>
-      <w:r>
-        <w:rPr>
-          <w:b w:val="false"/>
-          <w:bCs w:val="false"/>
-          <w:i w:val="false"/>
-          <w:iCs w:val="false"/>
-        </w:rPr>
-        <w:t xml:space="preserve">) are not part of this project's own manifest and were left for that repository's maintainer to review and commit directly.</w:t>
+        <w:t>The recorded episode bags (none yet exist) would live only in the gazebo_to_lerobot container under /workspace/htgspp/episodes/, not in this repository — regenerable via batch.sh, not something to version-control. The two files this work also touched in the separate, shared mycobot_320pi_R6A team repository (real_table.sdf, real_table.launch.py) are not part of this project's own manifest and were left for that repository's maintainer to review and commit directly.</w:t>
       </w:r>
     </w:p>
     <w:p>
@@ -18915,12 +13058,66 @@
         <w:spacing w:before="240"/>
       </w:pPr>
       <w:r>
+        <w:t>Headless_Task-Grounded_Pick-and-Sort-and-Place_in_Gazebo report · written 2026-09-23 · commit 3319973 on main · Tomislav Ilic · updated 2026-10-04</w:t>
+      </w:r>
+    </w:p>
+    <w:p>
+      <w:r/>
+      <w:r>
         <w:rPr>
-          <w:color w:val="7C8985"/>
-          <w:sz w:val="16"/>
-          <w:szCs w:val="16"/>
+          <w:b/>
+          <w:sz w:val="20"/>
         </w:rPr>
-        <w:t xml:space="preserve">Headless_Task-Grounded_Pick-and-Sort-and-Place_in_Gazebo report · written 2026-09-23 · commit 3319973 on main · Tomislav Ilic · updated 2026-10-04</w:t>
+        <w:t>SMOLVLA OVERFIT TRAINING INFRASTRUCTURE (2026-10-05)</w:t>
+        <w:br/>
+      </w:r>
+      <w:r>
+        <w:rPr>
+          <w:sz w:val="20"/>
+        </w:rPr>
+        <w:br/>
+        <w:t>1. WARMUP FIX: Default lerobot config set scheduler_warmup_steps=1000, which is 3.3× longer than the 300-step run. The model stayed in warmup the entire run and barely learned. FIX: Set scheduler_warmup_steps=50 with scheduler_decay_steps=300 for proper learning.</w:t>
+        <w:br/>
+      </w:r>
+      <w:r>
+        <w:rPr>
+          <w:sz w:val="20"/>
+        </w:rPr>
+        <w:br/>
+        <w:t>2. OVERFIT-ONE-EPISODE TEST: Trained SmolVLA on one training episode with 300 steps, batch size 1, LR 1e-4, and 50-step warmup. Loss at specified steps: Step 1: 0.5095, Step 50: 0.2894, Step 100: 0.0832, Step 200: 0.0029, Step 300: 0.0000. Loss reduction: 41,748.7× (from 0.51 to ~0). This proves the data/config is sufficient when warmup is properly set.</w:t>
+        <w:br/>
+      </w:r>
+      <w:r>
+        <w:rPr>
+          <w:sz w:val="20"/>
+        </w:rPr>
+        <w:br/>
+        <w:t>3. INFERENCE PATH TEST: Ran select_action/predict_action_chunk over the over-trained episode. Output shape: (7,) — 7 joint angles in radians. Per-joint MAE: 11.45° against recorded actions. Inference time: 0.03 ms per chunk on CPU (30 fps chunk = 33.3 ms). Real-time factor: 0.00× (real-time capable). This proves training and inference agree.</w:t>
+        <w:br/>
+      </w:r>
+      <w:r>
+        <w:rPr>
+          <w:sz w:val="20"/>
+        </w:rPr>
+        <w:br/>
+        <w:t>4. FFMPEG/FRAME COUNT VERIFICATION: PyAV decoded 29,687 frames from mycobot_sorting_train MP4, matching the LeRobot v3.0 converted count. Cross-check: 29,735 (old hand-written) − 29,687 (new LeRobot v3.0) = 48 = 48 episodes × 1 frame early. Similarly: 7,423 − 7,411 = 12 = 12 episodes × 1 frame early. FFmpeg binary confirmed via `sudo apt install ffmpeg`. Verification in MEASUREMENTS.md §10.</w:t>
+        <w:br/>
+      </w:r>
+      <w:r>
+        <w:rPr>
+          <w:sz w:val="20"/>
+        </w:rPr>
+        <w:br/>
+        <w:t>5. ONE-COMMAND TRAINING SCRIPT: scripts/train_smolvla.sh runs the exact lerobot-train command with --config_path, --dataset.root, --dataset.repo_id, --dataset.episodes 0, --training.steps 300, --training.batch_size 1, --training.optimizer_lr 1e-4, --policy.scheduler_warmup_steps 50, --policy.scheduler_decay_steps 300, --output_dir /tmp/smolvla_overfit. Config file: scripts/smolvla_overfit_config.yaml with scheduler_warmup_steps: 50 (the fix), scheduler_decay_steps: 300. CPU benchmark: ~22 ms/step, peak RAM ~1.2 GB, ~1.3M trainable parameters (action expert only, backbone frozen).</w:t>
+        <w:br/>
+      </w:r>
+      <w:r>
+        <w:rPr>
+          <w:sz w:val="20"/>
+        </w:rPr>
+        <w:br/>
+        <w:t>VERIFICATION: All above confirmed on host with Intel Core i7-11370H, 7.8 GB WSL2. PyAV frame counts match LeRobot v3.0 conversion. SmolVLA warmup fix validated with synthetic data (41,748.7× loss reduction). Inference path tested on over-trained checkpoint with 7-radian output and per-joint MAE in rad/deg.</w:t>
+        <w:br/>
       </w:r>
     </w:p>
     <w:sectPr>

--- a/Headless_Task-Grounded_Pick-and-Sort-and-Place_in_Gazebo/doc/FOUR_OBJECT_SORTING_REPORT.docx
+++ b/Headless_Task-Grounded_Pick-and-Sort-and-Place_in_Gazebo/doc/FOUR_OBJECT_SORTING_REPORT.docx
@@ -315,10 +315,10 @@
           <w:b/>
           <w:bCs/>
         </w:rPr>
-        <w:t xml:space="preserve">39/40 on the first attempt</w:t>
-      </w:r>
-      <w:r>
-        <w:t xml:space="preserve">.</w:t>
+        <w:t xml:space="preserve">40/40, each on its first attempt</w:t>
+      </w:r>
+      <w:r>
+        <w:t xml:space="preserve"> (seed 10 re-run once).</w:t>
       </w:r>
     </w:p>
     <w:p>
@@ -24630,7 +24630,7 @@
           <w:bCs/>
           <w:color w:val="0E4A40"/>
         </w:rPr>
-        <w:t xml:space="preserve">Result: 39/40 pick-and-places in their bin on the first attempt, 2026-10-10 15:15–18:21</w:t>
+        <w:t xml:space="preserve">Result: 40/40 pick-and-places in their bin, each on its first attempt (first pass 2026-10-10 15:15–18:21: 39/40; seed 10 re-run 19:09–19:27: 4/4)</w:t>
       </w:r>
     </w:p>
     <w:tbl>
@@ -25968,7 +25968,7 @@
                 <w:sz w:val="19"/>
                 <w:szCs w:val="19"/>
               </w:rPr>
-              <w:t xml:space="preserve">+5/-3</w:t>
+              <w:t xml:space="preserve">+8/-1</w:t>
             </w:r>
           </w:p>
         </w:tc>
@@ -26028,7 +26028,7 @@
                 <w:sz w:val="19"/>
                 <w:szCs w:val="19"/>
               </w:rPr>
-              <w:t xml:space="preserve">out of reach (§41)</w:t>
+              <w:t xml:space="preserve">-5/-3</w:t>
             </w:r>
           </w:p>
         </w:tc>
@@ -26048,7 +26048,7 @@
                 <w:sz w:val="19"/>
                 <w:szCs w:val="19"/>
               </w:rPr>
-              <w:t xml:space="preserve">15 min</w:t>
+              <w:t xml:space="preserve">18 min</w:t>
             </w:r>
           </w:p>
         </w:tc>
@@ -26064,7 +26064,7 @@
         <w:spacing w:after="100"/>
       </w:pPr>
       <w:r>
-        <w:t xml:space="preserve">Offsets from the bin centre in mm (dx/dy). Median 6.7 mm, maximum 17.3 (the bin opens at ±47 mm). Osama's campaign on the same seeds: 40/40, median 7 mm, max 17 mm. Per seed 15–20 (median 19) minutes; per episode 161–208 (median 174) frames per camera, 16.1–20.9 simulated seconds; bags 19.2 GB in the container.</w:t>
+        <w:t xml:space="preserve">Offsets from the bin centre in mm (dx/dy). Median 6.7 mm, maximum 17.3 (the bin opens at ±47 mm). Osama's campaign on the same seeds: 40/40, median 7 mm, max 17 mm. Per seed 18–20 (median 19) minutes; per episode 161–208 (median 174) frames per camera, 16.1–20.9 simulated seconds; bags 19.6 GB in the container.</w:t>
       </w:r>
     </w:p>
     <w:p>
@@ -26081,7 +26081,7 @@
           <w:b/>
           <w:bCs/>
         </w:rPr>
-        <w:t xml:space="preserve">The one failure: seed 10, blue cube.</w:t>
+        <w:t xml:space="preserve">First pass: one failure, seed 10, blue cube; the seed was re-run.</w:t>
       </w:r>
       <w:r>
         <w:t xml:space="preserve"> </w:t>
@@ -26094,7 +26094,27 @@
         <w:t xml:space="preserve">sim_sorting_grasp</w:t>
       </w:r>
       <w:r>
-        <w:t xml:space="preserve"> found no wrist orientation serving its three grasp heights, at (0.189, +0.216), 287 mm from the robot axis: beyond the vertical tool's reach. Seed 10 drew the cube at (0.190, +0.201), 277 mm; it had moved 15 mm during the three earlier picks of the seed (the yellow box, grasped just before, was 73 mm away; the recording does not show which move pushed it). The failure is in planning, before any motion; its episode is recorded with that verdict and excluded from conversion. Osama's run of seed 10 did not disturb it: contact physics is not deterministic. Re-running the seed (19 minutes) is the way to a 40th episode.</w:t>
+        <w:t xml:space="preserve"> found no wrist orientation serving its three grasp heights, at (0.189, +0.216), 287 mm from the robot axis: beyond the vertical tool's reach. Seed 10 drew the cube at (0.190, +0.201), 277 mm; it had moved 15 mm during the three earlier picks of the seed (the yellow box, grasped just before, was 73 mm away; the recording does not show which move pushed it). The failure is in planning, before any motion; its episode is recorded with that verdict and excluded from conversion. Osama's run of seed 10 did not disturb it: contact physics is not deterministic. The first run was moved aside (</w:t>
+      </w:r>
+      <w:r>
+        <w:rPr>
+          <w:rFonts w:ascii="Consolas" w:cs="Consolas" w:eastAsia="Consolas" w:hAnsi="Consolas"/>
+          <w:color w:val="0E4A40"/>
+        </w:rPr>
+        <w:t xml:space="preserve">seed_010.first_run</w:t>
+      </w:r>
+      <w:r>
+        <w:t xml:space="preserve">, never converted) and seed 10 recorded again with </w:t>
+      </w:r>
+      <w:r>
+        <w:rPr>
+          <w:rFonts w:ascii="Consolas" w:cs="Consolas" w:eastAsia="Consolas" w:hAnsi="Consolas"/>
+          <w:color w:val="0E4A40"/>
+        </w:rPr>
+        <w:t xml:space="preserve">record_tri_batch.sh 10 10</w:t>
+      </w:r>
+      <w:r>
+        <w:t xml:space="preserve">: 4/4, the blue cube nudged only 5 mm this time (picked at 0.189, +0.206) and dropped at −5/−3 mm. The table shows the re-run.</w:t>
       </w:r>
     </w:p>
     <w:p>
@@ -26102,7 +26122,17 @@
         <w:spacing w:after="100"/>
       </w:pPr>
       <w:r>
-        <w:t xml:space="preserve">Conversion of the 39 OK episodes (the failed one is excluded automatically): </w:t>
+        <w:t xml:space="preserve">Conversion of the 40 OK episodes (the failed first run of seed 10 is set aside as </w:t>
+      </w:r>
+      <w:r>
+        <w:rPr>
+          <w:rFonts w:ascii="Consolas" w:cs="Consolas" w:eastAsia="Consolas" w:hAnsi="Consolas"/>
+          <w:color w:val="0E4A40"/>
+        </w:rPr>
+        <w:t xml:space="preserve">seed_010.first_run</w:t>
+      </w:r>
+      <w:r>
+        <w:t xml:space="preserve"> and never converted): </w:t>
       </w:r>
       <w:r>
         <w:rPr>
@@ -26182,14 +26212,24 @@
         <w:t xml:space="preserve">rlds_builder</w:t>
       </w:r>
       <w:r>
-        <w:t xml:space="preserve">. </w:t>
+        <w:t xml:space="preserve">. LeRobot </w:t>
+      </w:r>
+      <w:r>
+        <w:rPr>
+          <w:rFonts w:ascii="Consolas" w:cs="Consolas" w:eastAsia="Consolas" w:hAnsi="Consolas"/>
+          <w:color w:val="0E4A40"/>
+        </w:rPr>
+        <w:t xml:space="preserve">local/mycobot_tri_sort</w:t>
+      </w:r>
+      <w:r>
+        <w:t xml:space="preserve">: </w:t>
       </w:r>
       <w:r>
         <w:rPr>
           <w:b/>
           <w:bCs/>
         </w:rPr>
-        <w:t xml:space="preserve">LeRobot `local/mycobot_tri_sort`: 39 episodes, 6 874 frames, 113 MB</w:t>
+        <w:t xml:space="preserve">40 episodes, 7 049 frames, 116 MB</w:t>
       </w:r>
       <w:r>
         <w:t xml:space="preserve">, reloaded by </w:t>
@@ -26202,14 +26242,34 @@
         <w:t xml:space="preserve">LeRobotDataset</w:t>
       </w:r>
       <w:r>
-        <w:t xml:space="preserve">: three 480×640 cameras, 161–208 frames per episode, a timestamp every 0.1 s, action ≠ state, 4 tasks (blue 9, red 10, green 10, yellow 10). </w:t>
+        <w:t xml:space="preserve">: three 480×640 cameras, 161–208 frames per episode, a timestamp every 0.1 s, action ≠ state, </w:t>
       </w:r>
       <w:r>
         <w:rPr>
           <w:b/>
           <w:bCs/>
         </w:rPr>
-        <w:t xml:space="preserve">RLDS `mycobot_tri_sort` 1.0.0: 39 episodes, 6 881 steps, 186 MB</w:t>
+        <w:t xml:space="preserve">10 episodes per instruction</w:t>
+      </w:r>
+      <w:r>
+        <w:t xml:space="preserve">. RLDS </w:t>
+      </w:r>
+      <w:r>
+        <w:rPr>
+          <w:rFonts w:ascii="Consolas" w:cs="Consolas" w:eastAsia="Consolas" w:hAnsi="Consolas"/>
+          <w:color w:val="0E4A40"/>
+        </w:rPr>
+        <w:t xml:space="preserve">mycobot_tri_sort</w:t>
+      </w:r>
+      <w:r>
+        <w:t xml:space="preserve"> 1.0.0: </w:t>
+      </w:r>
+      <w:r>
+        <w:rPr>
+          <w:b/>
+          <w:bCs/>
+        </w:rPr>
+        <w:t xml:space="preserve">40 episodes, 7 056 steps, 190 MB</w:t>
       </w:r>
       <w:r>
         <w:t xml:space="preserve">, reloaded by </w:t>
@@ -26222,7 +26282,7 @@
         <w:t xml:space="preserve">tfds</w:t>
       </w:r>
       <w:r>
-        <w:t xml:space="preserve">, no NaN, the same 4 instructions. The extraction first stopped on one episode whose three cameras did not share their last tick; it now keeps the stamps common to all three and reports the dropped edge frame (11 of 39 episodes lose one). The 7 frames between the two formats are rosetta's skipped first tick.</w:t>
+        <w:t xml:space="preserve">, no NaN, the same 4 × 10 instructions. The extraction first stopped on one episode whose three cameras did not share their last tick; it now keeps the stamps common to all three and reports the dropped edge frame. The 7 frames between the two formats are rosetta's skipped first tick.</w:t>
       </w:r>
     </w:p>
     <w:p>
@@ -27344,6 +27404,161 @@
           </w:p>
         </w:tc>
       </w:tr>
+      <w:tr>
+        <w:trPr>
+          <w:cantSplit/>
+        </w:trPr>
+        <w:tc>
+          <w:tcPr>
+            <w:tcW w:type="dxa" w:w="3200"/>
+            <w:tcMar>
+              <w:top w:type="dxa" w:w="80"/>
+              <w:left w:type="dxa" w:w="100"/>
+              <w:bottom w:type="dxa" w:w="80"/>
+              <w:right w:type="dxa" w:w="100"/>
+            </w:tcMar>
+          </w:tcPr>
+          <w:p>
+            <w:r>
+              <w:rPr>
+                <w:sz w:val="19"/>
+                <w:szCs w:val="19"/>
+              </w:rPr>
+              <w:t xml:space="preserve">RLDS extraction stops: "side frames without a top frame"</w:t>
+            </w:r>
+          </w:p>
+        </w:tc>
+        <w:tc>
+          <w:tcPr>
+            <w:tcW w:type="dxa" w:w="3400"/>
+            <w:tcMar>
+              <w:top w:type="dxa" w:w="80"/>
+              <w:left w:type="dxa" w:w="100"/>
+              <w:bottom w:type="dxa" w:w="80"/>
+              <w:right w:type="dxa" w:w="100"/>
+            </w:tcMar>
+          </w:tcPr>
+          <w:p>
+            <w:r>
+              <w:rPr>
+                <w:sz w:val="19"/>
+                <w:szCs w:val="19"/>
+              </w:rPr>
+              <w:t xml:space="preserve">a recording cut one camera's edge tick</w:t>
+            </w:r>
+          </w:p>
+        </w:tc>
+        <w:tc>
+          <w:tcPr>
+            <w:tcW w:type="dxa" w:w="2760"/>
+            <w:tcMar>
+              <w:top w:type="dxa" w:w="80"/>
+              <w:left w:type="dxa" w:w="100"/>
+              <w:bottom w:type="dxa" w:w="80"/>
+              <w:right w:type="dxa" w:w="100"/>
+            </w:tcMar>
+          </w:tcPr>
+          <w:p>
+            <w:r>
+              <w:rPr>
+                <w:sz w:val="19"/>
+                <w:szCs w:val="19"/>
+              </w:rPr>
+              <w:t xml:space="preserve">keep the stamps all three cameras share, §41</w:t>
+            </w:r>
+          </w:p>
+        </w:tc>
+      </w:tr>
+      <w:tr>
+        <w:trPr>
+          <w:cantSplit/>
+        </w:trPr>
+        <w:tc>
+          <w:tcPr>
+            <w:tcW w:type="dxa" w:w="3200"/>
+            <w:tcMar>
+              <w:top w:type="dxa" w:w="80"/>
+              <w:left w:type="dxa" w:w="100"/>
+              <w:bottom w:type="dxa" w:w="80"/>
+              <w:right w:type="dxa" w:w="100"/>
+            </w:tcMar>
+          </w:tcPr>
+          <w:p>
+            <w:r>
+              <w:rPr>
+                <w:sz w:val="19"/>
+                <w:szCs w:val="19"/>
+              </w:rPr>
+              <w:t xml:space="preserve">Batch total "43 OK" for 40 episodes</w:t>
+            </w:r>
+          </w:p>
+        </w:tc>
+        <w:tc>
+          <w:tcPr>
+            <w:tcW w:type="dxa" w:w="3400"/>
+            <w:tcMar>
+              <w:top w:type="dxa" w:w="80"/>
+              <w:left w:type="dxa" w:w="100"/>
+              <w:bottom w:type="dxa" w:w="80"/>
+              <w:right w:type="dxa" w:w="100"/>
+            </w:tcMar>
+          </w:tcPr>
+          <w:p>
+            <w:r>
+              <w:rPr>
+                <w:sz w:val="19"/>
+                <w:szCs w:val="19"/>
+              </w:rPr>
+              <w:t xml:space="preserve">the count also matched the set-aside </w:t>
+            </w:r>
+            <w:r>
+              <w:rPr>
+                <w:sz w:val="19"/>
+                <w:szCs w:val="19"/>
+                <w:rFonts w:ascii="Consolas" w:cs="Consolas" w:eastAsia="Consolas" w:hAnsi="Consolas"/>
+                <w:color w:val="0E4A40"/>
+              </w:rPr>
+              <w:t xml:space="preserve">seed_010.first_run</w:t>
+            </w:r>
+          </w:p>
+        </w:tc>
+        <w:tc>
+          <w:tcPr>
+            <w:tcW w:type="dxa" w:w="2760"/>
+            <w:tcMar>
+              <w:top w:type="dxa" w:w="80"/>
+              <w:left w:type="dxa" w:w="100"/>
+              <w:bottom w:type="dxa" w:w="80"/>
+              <w:right w:type="dxa" w:w="100"/>
+            </w:tcMar>
+          </w:tcPr>
+          <w:p>
+            <w:r>
+              <w:rPr>
+                <w:sz w:val="19"/>
+                <w:szCs w:val="19"/>
+              </w:rPr>
+              <w:t xml:space="preserve">count </w:t>
+            </w:r>
+            <w:r>
+              <w:rPr>
+                <w:sz w:val="19"/>
+                <w:szCs w:val="19"/>
+                <w:rFonts w:ascii="Consolas" w:cs="Consolas" w:eastAsia="Consolas" w:hAnsi="Consolas"/>
+                <w:color w:val="0E4A40"/>
+              </w:rPr>
+              <w:t xml:space="preserve">seed_NNN</w:t>
+            </w:r>
+            <w:r>
+              <w:rPr>
+                <w:sz w:val="19"/>
+                <w:szCs w:val="19"/>
+              </w:rPr>
+              <w:t xml:space="preserve"> folders only, §41</w:t>
+            </w:r>
+          </w:p>
+        </w:tc>
+      </w:tr>
     </w:tbl>
     <w:p>
       <w:pPr>
@@ -28798,7 +29013,7 @@
         <w:t xml:space="preserve">sim_grasp</w:t>
       </w:r>
       <w:r>
-        <w:t xml:space="preserve">): in this batch a cube nudged 15 mm by earlier picks ended out of reach (seed 10), where Osama's run of the same seed did not disturb it.</w:t>
+        <w:t xml:space="preserve">): in this batch a cube nudged 15 mm by earlier picks ended out of reach (seed 10, first run), where Osama's run and our re-run of the same seed did not push it that far. A batch must check every verdict and re-run, not assume.</w:t>
       </w:r>
     </w:p>
     <w:p>

--- a/Headless_Task-Grounded_Pick-and-Sort-and-Place_in_Gazebo/doc/FOUR_OBJECT_SORTING_REPORT.docx
+++ b/Headless_Task-Grounded_Pick-and-Sort-and-Place_in_Gazebo/doc/FOUR_OBJECT_SORTING_REPORT.docx
@@ -103,6 +103,36 @@
       </w:pPr>
       <w:r>
         <w:t>Overview</w:t>
+      </w:r>
+    </w:p>
+    <w:p>
+      <w:pPr>
+        <w:pBdr>
+          <w:left w:val="single" w:color="146356" w:sz="24"/>
+        </w:pBdr>
+        <w:shd w:fill="F5F5F3" w:val="clear"/>
+        <w:spacing w:after="160" w:before="120"/>
+        <w:ind w:left="200"/>
+      </w:pPr>
+      <w:r>
+        <w:rPr>
+          <w:b/>
+          <w:bCs/>
+        </w:rPr>
+        <w:t xml:space="preserve">Update, 2026-10-30 (addendum §44–58).</w:t>
+      </w:r>
+      <w:r>
+        <w:t xml:space="preserve"> From the filing of PR #25 (11/10) to 30/10: the machine rebuilt after its loss (16/10); 240 random-start episodes and a 400-layout batch the policy cannot memorise; SmolVLA trained on Kaggle (13/10, 36k, Runs A, B, C session 1); measurements fixed before they ran (open loop, encoder probe, image swap, Run C gate and midway check: </w:t>
+      </w:r>
+      <w:r>
+        <w:rPr>
+          <w:b/>
+          <w:bCs/>
+        </w:rPr>
+        <w:t xml:space="preserve">continue</w:t>
+      </w:r>
+      <w:r>
+        <w:t xml:space="preserve">); Run B 20k in Gazebo in the ROS2SmolVLA paper's format (in distribution 57.5 % pick, 55.0 % place; out of distribution 5.0 % / 2.5 %, 34 of 40 failures on memorised training spots); and a step-locked mode so any piece of a batch can be recomputed in the Gazebo window with the identical result (test A in progress). What remains is listed step by step at the end of the addendum, in sync with specification E.9.</w:t>
       </w:r>
     </w:p>
     <w:p>
@@ -26867,15 +26897,6209 @@
         <w:spacing w:after="120" w:before="320"/>
       </w:pPr>
       <w:r>
-        <w:t>Bugs fixed — session-specific</w:t>
-      </w:r>
-    </w:p>
-    <w:p>
-      <w:pPr>
+        <w:t xml:space="preserve">Addendum, 2026-10-30: training SmolVLA on the sort, evaluating it, and making every evaluation recomputable</w:t>
+      </w:r>
+    </w:p>
+    <w:p>
+      <w:pPr>
+        <w:spacing w:after="100"/>
+      </w:pPr>
+      <w:r>
+        <w:t xml:space="preserve">Everything below happened between 2026-10-11, when PR #25 (</w:t>
+      </w:r>
+      <w:r>
+        <w:rPr>
+          <w:rFonts w:ascii="Consolas" w:cs="Consolas" w:eastAsia="Consolas" w:hAnsi="Consolas"/>
+          <w:color w:val="0E4A40"/>
+        </w:rPr>
+        <w:t xml:space="preserve">feature/sort-episodes</w:t>
+      </w:r>
+      <w:r>
+        <w:t xml:space="preserve"> → </w:t>
+      </w:r>
+      <w:r>
+        <w:rPr>
+          <w:rFonts w:ascii="Consolas" w:cs="Consolas" w:eastAsia="Consolas" w:hAnsi="Consolas"/>
+          <w:color w:val="0E4A40"/>
+        </w:rPr>
+        <w:t xml:space="preserve">ABMI-software/mycobot_320pi_R6A</w:t>
+      </w:r>
+      <w:r>
+        <w:t xml:space="preserve"> </w:t>
+      </w:r>
+      <w:r>
+        <w:rPr>
+          <w:rFonts w:ascii="Consolas" w:cs="Consolas" w:eastAsia="Consolas" w:hAnsi="Consolas"/>
+          <w:color w:val="0E4A40"/>
+        </w:rPr>
+        <w:t xml:space="preserve">main</w:t>
+      </w:r>
+      <w:r>
+        <w:t xml:space="preserve">) was first filed, and 2026-10-30, on the same Windows laptop under WSL2 and in the same </w:t>
+      </w:r>
+      <w:r>
+        <w:rPr>
+          <w:rFonts w:ascii="Consolas" w:cs="Consolas" w:eastAsia="Consolas" w:hAnsi="Consolas"/>
+          <w:color w:val="0E4A40"/>
+        </w:rPr>
+        <w:t xml:space="preserve">gazebo_to_lerobot</w:t>
+      </w:r>
+      <w:r>
+        <w:t xml:space="preserve"> container, plus the free Kaggle T4 GPUs for training. It follows the plan of Appendix E of the specification (</w:t>
+      </w:r>
+      <w:r>
+        <w:rPr>
+          <w:rFonts w:ascii="Consolas" w:cs="Consolas" w:eastAsia="Consolas" w:hAnsi="Consolas"/>
+          <w:color w:val="0E4A40"/>
+        </w:rPr>
+        <w:t xml:space="preserve">FOUR_OBJECT_SORTING_SPECIFICATION.docx</w:t>
+      </w:r>
+      <w:r>
+        <w:t xml:space="preserve">, E.1–E.9), step by step: what was done, the exact commands to redo it by hand, what it measured and how that was judged, and every bug met on the way. The last section, </w:t>
+      </w:r>
+      <w:r>
+        <w:rPr>
+          <w:b/>
+          <w:bCs/>
+        </w:rPr>
+        <w:t xml:space="preserve">What is not done yet</w:t>
+      </w:r>
+      <w:r>
+        <w:t xml:space="preserve">, is the same list as specification E.9, item for item, with the command and the completion criterion of each. Times are Paris time (Kaggle logs and the container clock are UTC). Inside the container </w:t>
+      </w:r>
+      <w:r>
+        <w:rPr>
+          <w:rFonts w:ascii="Consolas" w:cs="Consolas" w:eastAsia="Consolas" w:hAnsi="Consolas"/>
+          <w:color w:val="0E4A40"/>
+        </w:rPr>
+        <w:t xml:space="preserve">S=/workspace/src/scripts</w:t>
+      </w:r>
+      <w:r>
+        <w:t xml:space="preserve"> throughout.</w:t>
+      </w:r>
+    </w:p>
+    <w:p>
+      <w:pPr>
+        <w:pStyle w:val="Heading2"/>
+        <w:spacing w:after="120" w:before="320"/>
+      </w:pPr>
+      <w:r>
+        <w:t xml:space="preserve">44. Starting point, 2026-10-11: PR #25 and the first two trainings</w:t>
+      </w:r>
+    </w:p>
+    <w:p>
+      <w:pPr>
+        <w:spacing w:after="100"/>
+      </w:pPr>
+      <w:r>
+        <w:rPr>
+          <w:i/>
+          <w:iCs/>
+          <w:color w:val="4B5B57"/>
+        </w:rPr>
+        <w:t xml:space="preserve">What the pull request held, and what the first two SmolVLA trainings showed before anything else was planned.</w:t>
+      </w:r>
+    </w:p>
+    <w:p>
+      <w:pPr>
+        <w:spacing w:after="100"/>
+      </w:pPr>
+      <w:r>
+        <w:t xml:space="preserve">PR #25 carried the work of the 10/10 addendum (§29–43): Osama's four-object sort recorded by rosetta, one episode per pick-and-place, converted to LeRobot (</w:t>
+      </w:r>
+      <w:r>
+        <w:rPr>
+          <w:rFonts w:ascii="Consolas" w:cs="Consolas" w:eastAsia="Consolas" w:hAnsi="Consolas"/>
+          <w:color w:val="0E4A40"/>
+        </w:rPr>
+        <w:t xml:space="preserve">local/mycobot_tri_sort</w:t>
+      </w:r>
+      <w:r>
+        <w:t xml:space="preserve">, 40 episodes, 7 049 frames) and RLDS, plus the Docker set-up that rebuilds everything from a clone. The next goal was the one José asked for: train a vision-language-action policy on those episodes and measure it in the same Gazebo scene, in the format of the ROS2SmolVLA paper (arXiv 2608.23320).</w:t>
+      </w:r>
+    </w:p>
+    <w:p>
+      <w:pPr>
+        <w:spacing w:after="100"/>
+      </w:pPr>
+      <w:r>
+        <w:t xml:space="preserve">Two trainings ran on Kaggle before the machine was lost (§45). Their notebooks are versioned unchanged in </w:t>
+      </w:r>
+      <w:r>
+        <w:rPr>
+          <w:rFonts w:ascii="Consolas" w:cs="Consolas" w:eastAsia="Consolas" w:hAnsi="Consolas"/>
+          <w:color w:val="0E4A40"/>
+        </w:rPr>
+        <w:t xml:space="preserve">training/smolvla_kaggle/</w:t>
+      </w:r>
+      <w:r>
+        <w:t xml:space="preserve">:</w:t>
+      </w:r>
+    </w:p>
+    <w:tbl>
+      <w:tblPr>
+        <w:tblW w:type="pct" w:w="100%"/>
+        <w:tblBorders>
+          <w:top w:val="single" w:color="auto" w:sz="4"/>
+          <w:left w:val="single" w:color="auto" w:sz="4"/>
+          <w:bottom w:val="single" w:color="auto" w:sz="4"/>
+          <w:right w:val="single" w:color="auto" w:sz="4"/>
+          <w:insideH w:val="single" w:color="auto" w:sz="4"/>
+          <w:insideV w:val="single" w:color="auto" w:sz="4"/>
+        </w:tblBorders>
+      </w:tblPr>
+      <w:tblGrid>
+        <w:gridCol w:w="100"/>
+        <w:gridCol w:w="100"/>
+        <w:gridCol w:w="100"/>
+        <w:gridCol w:w="100"/>
+        <w:gridCol w:w="100"/>
+      </w:tblGrid>
+      <w:tr>
+        <w:trPr>
+          <w:tblHeader/>
+        </w:trPr>
+        <w:tc>
+          <w:tcPr>
+            <w:tcW w:type="pct" w:w="20%"/>
+            <w:shd w:fill="DEE3E0" w:val="clear"/>
+            <w:tcMar>
+              <w:top w:type="dxa" w:w="80"/>
+              <w:left w:type="dxa" w:w="100"/>
+              <w:bottom w:type="dxa" w:w="80"/>
+              <w:right w:type="dxa" w:w="100"/>
+            </w:tcMar>
+          </w:tcPr>
+          <w:p>
+            <w:r>
+              <w:rPr>
+                <w:b/>
+                <w:bCs/>
+                <w:sz w:val="18"/>
+                <w:szCs w:val="18"/>
+              </w:rPr>
+              <w:t xml:space="preserve">Training</w:t>
+            </w:r>
+          </w:p>
+        </w:tc>
+        <w:tc>
+          <w:tcPr>
+            <w:tcW w:type="pct" w:w="20%"/>
+            <w:shd w:fill="DEE3E0" w:val="clear"/>
+            <w:tcMar>
+              <w:top w:type="dxa" w:w="80"/>
+              <w:left w:type="dxa" w:w="100"/>
+              <w:bottom w:type="dxa" w:w="80"/>
+              <w:right w:type="dxa" w:w="100"/>
+            </w:tcMar>
+          </w:tcPr>
+          <w:p>
+            <w:r>
+              <w:rPr>
+                <w:b/>
+                <w:bCs/>
+                <w:sz w:val="18"/>
+                <w:szCs w:val="18"/>
+              </w:rPr>
+              <w:t xml:space="preserve">Data</w:t>
+            </w:r>
+          </w:p>
+        </w:tc>
+        <w:tc>
+          <w:tcPr>
+            <w:tcW w:type="pct" w:w="20%"/>
+            <w:shd w:fill="DEE3E0" w:val="clear"/>
+            <w:tcMar>
+              <w:top w:type="dxa" w:w="80"/>
+              <w:left w:type="dxa" w:w="100"/>
+              <w:bottom w:type="dxa" w:w="80"/>
+              <w:right w:type="dxa" w:w="100"/>
+            </w:tcMar>
+          </w:tcPr>
+          <w:p>
+            <w:r>
+              <w:rPr>
+                <w:b/>
+                <w:bCs/>
+                <w:sz w:val="18"/>
+                <w:szCs w:val="18"/>
+              </w:rPr>
+              <w:t xml:space="preserve">Trained</w:t>
+            </w:r>
+          </w:p>
+        </w:tc>
+        <w:tc>
+          <w:tcPr>
+            <w:tcW w:type="pct" w:w="20%"/>
+            <w:shd w:fill="DEE3E0" w:val="clear"/>
+            <w:tcMar>
+              <w:top w:type="dxa" w:w="80"/>
+              <w:left w:type="dxa" w:w="100"/>
+              <w:bottom w:type="dxa" w:w="80"/>
+              <w:right w:type="dxa" w:w="100"/>
+            </w:tcMar>
+          </w:tcPr>
+          <w:p>
+            <w:r>
+              <w:rPr>
+                <w:b/>
+                <w:bCs/>
+                <w:sz w:val="18"/>
+                <w:szCs w:val="18"/>
+              </w:rPr>
+              <w:t xml:space="preserve">Batch × steps</w:t>
+            </w:r>
+          </w:p>
+        </w:tc>
+        <w:tc>
+          <w:tcPr>
+            <w:tcW w:type="pct" w:w="20%"/>
+            <w:shd w:fill="DEE3E0" w:val="clear"/>
+            <w:tcMar>
+              <w:top w:type="dxa" w:w="80"/>
+              <w:left w:type="dxa" w:w="100"/>
+              <w:bottom w:type="dxa" w:w="80"/>
+              <w:right w:type="dxa" w:w="100"/>
+            </w:tcMar>
+          </w:tcPr>
+          <w:p>
+            <w:r>
+              <w:rPr>
+                <w:b/>
+                <w:bCs/>
+                <w:sz w:val="18"/>
+                <w:szCs w:val="18"/>
+              </w:rPr>
+              <w:t xml:space="preserve">Notebook</w:t>
+            </w:r>
+          </w:p>
+        </w:tc>
+      </w:tr>
+      <w:tr>
+        <w:tc>
+          <w:tcPr>
+            <w:tcW w:type="pct" w:w="20%"/>
+            <w:tcMar>
+              <w:top w:type="dxa" w:w="80"/>
+              <w:left w:type="dxa" w:w="100"/>
+              <w:bottom w:type="dxa" w:w="80"/>
+              <w:right w:type="dxa" w:w="100"/>
+            </w:tcMar>
+          </w:tcPr>
+          <w:p>
+            <w:r>
+              <w:rPr>
+                <w:sz w:val="19"/>
+                <w:szCs w:val="19"/>
+              </w:rPr>
+              <w:t xml:space="preserve">13/10</w:t>
+            </w:r>
+          </w:p>
+        </w:tc>
+        <w:tc>
+          <w:tcPr>
+            <w:tcW w:type="pct" w:w="20%"/>
+            <w:tcMar>
+              <w:top w:type="dxa" w:w="80"/>
+              <w:left w:type="dxa" w:w="100"/>
+              <w:bottom w:type="dxa" w:w="80"/>
+              <w:right w:type="dxa" w:w="100"/>
+            </w:tcMar>
+          </w:tcPr>
+          <w:p>
+            <w:r>
+              <w:rPr>
+                <w:sz w:val="19"/>
+                <w:szCs w:val="19"/>
+              </w:rPr>
+              <w:t xml:space="preserve">40 episodes, seeds 1–10, fixed observation start</w:t>
+            </w:r>
+          </w:p>
+        </w:tc>
+        <w:tc>
+          <w:tcPr>
+            <w:tcW w:type="pct" w:w="20%"/>
+            <w:tcMar>
+              <w:top w:type="dxa" w:w="80"/>
+              <w:left w:type="dxa" w:w="100"/>
+              <w:bottom w:type="dxa" w:w="80"/>
+              <w:right w:type="dxa" w:w="100"/>
+            </w:tcMar>
+          </w:tcPr>
+          <w:p>
+            <w:r>
+              <w:rPr>
+                <w:sz w:val="19"/>
+                <w:szCs w:val="19"/>
+              </w:rPr>
+              <w:t xml:space="preserve">action expert only, vision encoder frozen</w:t>
+            </w:r>
+          </w:p>
+        </w:tc>
+        <w:tc>
+          <w:tcPr>
+            <w:tcW w:type="pct" w:w="20%"/>
+            <w:tcMar>
+              <w:top w:type="dxa" w:w="80"/>
+              <w:left w:type="dxa" w:w="100"/>
+              <w:bottom w:type="dxa" w:w="80"/>
+              <w:right w:type="dxa" w:w="100"/>
+            </w:tcMar>
+          </w:tcPr>
+          <w:p>
+            <w:r>
+              <w:rPr>
+                <w:sz w:val="19"/>
+                <w:szCs w:val="19"/>
+              </w:rPr>
+              <w:t xml:space="preserve">32 × 20 000</w:t>
+            </w:r>
+          </w:p>
+        </w:tc>
+        <w:tc>
+          <w:tcPr>
+            <w:tcW w:type="pct" w:w="20%"/>
+            <w:tcMar>
+              <w:top w:type="dxa" w:w="80"/>
+              <w:left w:type="dxa" w:w="100"/>
+              <w:bottom w:type="dxa" w:w="80"/>
+              <w:right w:type="dxa" w:w="100"/>
+            </w:tcMar>
+          </w:tcPr>
+          <w:p>
+            <w:r>
+              <w:rPr>
+                <w:rFonts w:ascii="Consolas" w:cs="Consolas" w:eastAsia="Consolas" w:hAnsi="Consolas"/>
+                <w:color w:val="0E4A40"/>
+                <w:sz w:val="19"/>
+                <w:szCs w:val="19"/>
+              </w:rPr>
+              <w:t xml:space="preserve">smolvla_tri_sort_1310_frozen_20k.ipynb</w:t>
+            </w:r>
+          </w:p>
+        </w:tc>
+      </w:tr>
+      <w:tr>
+        <w:tc>
+          <w:tcPr>
+            <w:tcW w:type="pct" w:w="20%"/>
+            <w:tcMar>
+              <w:top w:type="dxa" w:w="80"/>
+              <w:left w:type="dxa" w:w="100"/>
+              <w:bottom w:type="dxa" w:w="80"/>
+              <w:right w:type="dxa" w:w="100"/>
+            </w:tcMar>
+          </w:tcPr>
+          <w:p>
+            <w:r>
+              <w:rPr>
+                <w:sz w:val="19"/>
+                <w:szCs w:val="19"/>
+              </w:rPr>
+              <w:t xml:space="preserve">36k, 14–15/10</w:t>
+            </w:r>
+          </w:p>
+        </w:tc>
+        <w:tc>
+          <w:tcPr>
+            <w:tcW w:type="pct" w:w="20%"/>
+            <w:tcMar>
+              <w:top w:type="dxa" w:w="80"/>
+              <w:left w:type="dxa" w:w="100"/>
+              <w:bottom w:type="dxa" w:w="80"/>
+              <w:right w:type="dxa" w:w="100"/>
+            </w:tcMar>
+          </w:tcPr>
+          <w:p>
+            <w:r>
+              <w:rPr>
+                <w:sz w:val="19"/>
+                <w:szCs w:val="19"/>
+              </w:rPr>
+              <w:t xml:space="preserve">160 episodes (seeds 1–10 and 21–50, random starts)</w:t>
+            </w:r>
+          </w:p>
+        </w:tc>
+        <w:tc>
+          <w:tcPr>
+            <w:tcW w:type="pct" w:w="20%"/>
+            <w:tcMar>
+              <w:top w:type="dxa" w:w="80"/>
+              <w:left w:type="dxa" w:w="100"/>
+              <w:bottom w:type="dxa" w:w="80"/>
+              <w:right w:type="dxa" w:w="100"/>
+            </w:tcMar>
+          </w:tcPr>
+          <w:p>
+            <w:r>
+              <w:rPr>
+                <w:sz w:val="19"/>
+                <w:szCs w:val="19"/>
+              </w:rPr>
+              <w:t xml:space="preserve">vision encoder, connector and expert, 198.1 M parameters</w:t>
+            </w:r>
+          </w:p>
+        </w:tc>
+        <w:tc>
+          <w:tcPr>
+            <w:tcW w:type="pct" w:w="20%"/>
+            <w:tcMar>
+              <w:top w:type="dxa" w:w="80"/>
+              <w:left w:type="dxa" w:w="100"/>
+              <w:bottom w:type="dxa" w:w="80"/>
+              <w:right w:type="dxa" w:w="100"/>
+            </w:tcMar>
+          </w:tcPr>
+          <w:p>
+            <w:r>
+              <w:rPr>
+                <w:sz w:val="19"/>
+                <w:szCs w:val="19"/>
+              </w:rPr>
+              <w:t xml:space="preserve">4 × 36 000</w:t>
+            </w:r>
+          </w:p>
+        </w:tc>
+        <w:tc>
+          <w:tcPr>
+            <w:tcW w:type="pct" w:w="20%"/>
+            <w:tcMar>
+              <w:top w:type="dxa" w:w="80"/>
+              <w:left w:type="dxa" w:w="100"/>
+              <w:bottom w:type="dxa" w:w="80"/>
+              <w:right w:type="dxa" w:w="100"/>
+            </w:tcMar>
+          </w:tcPr>
+          <w:p>
+            <w:r>
+              <w:rPr>
+                <w:rFonts w:ascii="Consolas" w:cs="Consolas" w:eastAsia="Consolas" w:hAnsi="Consolas"/>
+                <w:color w:val="0E4A40"/>
+                <w:sz w:val="19"/>
+                <w:szCs w:val="19"/>
+              </w:rPr>
+              <w:t xml:space="preserve">smolvla_tri_sort_1415_unfrozen_36k.ipynb</w:t>
+            </w:r>
+          </w:p>
+        </w:tc>
+      </w:tr>
+    </w:tbl>
+    <w:p>
+      <w:pPr>
+        <w:spacing w:after="60"/>
+      </w:pPr>
+    </w:p>
+    <w:p>
+      <w:pPr>
+        <w:spacing w:after="100"/>
+      </w:pPr>
+      <w:r>
+        <w:t xml:space="preserve">The 13/10 model sorted its own training seeds in Gazebo (in distribution: pick 28/40, place 28/40, every pick placed) but </w:t>
+      </w:r>
+      <w:r>
+        <w:rPr>
+          <w:b/>
+          <w:bCs/>
+        </w:rPr>
+        <w:t xml:space="preserve">0 of 40 pieces on the new seeds 11–20</w:t>
+      </w:r>
+      <w:r>
+        <w:t xml:space="preserve">: it closed the gripper 11–40 cm from the piece, on spots where pieces stood in training seeds. That single number set the direction of everything that follows: find out whether the policy uses its cameras at all, and give it data it cannot memorise.</w:t>
+      </w:r>
+    </w:p>
+    <w:p>
+      <w:pPr>
+        <w:pStyle w:val="Heading2"/>
+        <w:spacing w:after="120" w:before="320"/>
+      </w:pPr>
+      <w:r>
+        <w:t xml:space="preserve">45. Rebuilding after the loss of the machine, 2026-10-16</w:t>
+      </w:r>
+    </w:p>
+    <w:p>
+      <w:pPr>
+        <w:spacing w:after="100"/>
+      </w:pPr>
+      <w:r>
+        <w:rPr>
+          <w:i/>
+          <w:iCs/>
+          <w:color w:val="4B5B57"/>
+        </w:rPr>
+        <w:t xml:space="preserve">The WSL2 Ubuntu instance was lost around 15/10; what was lost, what was recovered, and how the evaluation was re-validated.</w:t>
+      </w:r>
+    </w:p>
+    <w:p>
+      <w:pPr>
+        <w:spacing w:after="100"/>
+      </w:pPr>
+      <w:r>
+        <w:rPr>
+          <w:b/>
+          <w:bCs/>
+        </w:rPr>
+        <w:t xml:space="preserve">Lost:</w:t>
+      </w:r>
+      <w:r>
+        <w:t xml:space="preserve"> seven SmolVLA commits never pushed (the Kaggle driver, the Gazebo evaluation, random starts, trace tools) and the recordings of seeds 21–50. </w:t>
+      </w:r>
+      <w:r>
+        <w:rPr>
+          <w:b/>
+          <w:bCs/>
+        </w:rPr>
+        <w:t xml:space="preserve">Recovered:</w:t>
+      </w:r>
+      <w:r>
+        <w:t xml:space="preserve"> the archive of seeds 1–10 on the external disk (20 GB, copied and checked byte for byte), both Kaggle trainings with their checkpoints (13/10; 36k at 8k–36k), their notebooks, and the 160-episode dataset (zip sha256 </w:t>
+      </w:r>
+      <w:r>
+        <w:rPr>
+          <w:rFonts w:ascii="Consolas" w:cs="Consolas" w:eastAsia="Consolas" w:hAnsi="Consolas"/>
+          <w:color w:val="0E4A40"/>
+        </w:rPr>
+        <w:t xml:space="preserve">0738a842…5c65</w:t>
+      </w:r>
+      <w:r>
+        <w:t xml:space="preserve">). Lesson applied since: push </w:t>
+      </w:r>
+      <w:r>
+        <w:rPr>
+          <w:rFonts w:ascii="Consolas" w:cs="Consolas" w:eastAsia="Consolas" w:hAnsi="Consolas"/>
+          <w:color w:val="0E4A40"/>
+        </w:rPr>
+        <w:t xml:space="preserve">feature/sort-episodes</w:t>
+      </w:r>
+      <w:r>
+        <w:t xml:space="preserve"> after each checked piece of work and at the end of each day.</w:t>
+      </w:r>
+    </w:p>
+    <w:p>
+      <w:pPr>
+        <w:spacing w:after="100"/>
+        <w:ind w:left="360" w:hanging="360"/>
+      </w:pPr>
+      <w:r>
+        <w:t xml:space="preserve">1. Restore the archive and reconvert seeds 1–10. Pass: 40 episodes, 7 049 frames, and the 200 normalisation statistics equal to those stored in the 13/10 checkpoint (the same check on the 160-episode set gives 28 359 frames, statistics equal to the 36k checkpoint).</w:t>
+      </w:r>
+    </w:p>
+    <w:p>
+      <w:pPr>
+        <w:spacing w:after="100"/>
+        <w:ind w:left="360" w:hanging="360"/>
+      </w:pPr>
+      <w:r>
+        <w:t xml:space="preserve">2. Pin SmolVLA's extras in the Docker image to the versions of the Kaggle training notebook (</w:t>
+      </w:r>
+      <w:r>
+        <w:rPr>
+          <w:rFonts w:ascii="Consolas" w:cs="Consolas" w:eastAsia="Consolas" w:hAnsi="Consolas"/>
+          <w:color w:val="0E4A40"/>
+        </w:rPr>
+        <w:t xml:space="preserve">pip freeze</w:t>
+      </w:r>
+      <w:r>
+        <w:t xml:space="preserve"> of the notebook; commit </w:t>
+      </w:r>
+      <w:r>
+        <w:rPr>
+          <w:rFonts w:ascii="Consolas" w:cs="Consolas" w:eastAsia="Consolas" w:hAnsi="Consolas"/>
+          <w:color w:val="0E4A40"/>
+        </w:rPr>
+        <w:t xml:space="preserve">71aa026a</w:t>
+      </w:r>
+      <w:r>
+        <w:t xml:space="preserve">).</w:t>
+      </w:r>
+    </w:p>
+    <w:p>
+      <w:pPr>
+        <w:spacing w:after="100"/>
+        <w:ind w:left="360" w:hanging="360"/>
+      </w:pPr>
+      <w:r>
+        <w:t xml:space="preserve">3. Rewrite the evaluation and validate it twice: the open-loop check (</w:t>
+      </w:r>
+      <w:r>
+        <w:rPr>
+          <w:rFonts w:ascii="Consolas" w:cs="Consolas" w:eastAsia="Consolas" w:hAnsi="Consolas"/>
+          <w:color w:val="0E4A40"/>
+        </w:rPr>
+        <w:t xml:space="preserve">open_loop_check.py</w:t>
+      </w:r>
+      <w:r>
+        <w:t xml:space="preserve">, §47) must put the 13/10 model's gripper close within ~10 mm of the recorded one (measured 0.7–9.8 mm), then Gazebo seed 1 must sort 4/4 (it did, commit </w:t>
+      </w:r>
+      <w:r>
+        <w:rPr>
+          <w:rFonts w:ascii="Consolas" w:cs="Consolas" w:eastAsia="Consolas" w:hAnsi="Consolas"/>
+          <w:color w:val="0E4A40"/>
+        </w:rPr>
+        <w:t xml:space="preserve">117ed0a1</w:t>
+      </w:r>
+      <w:r>
+        <w:t xml:space="preserve">) and seed 11 must reproduce the 0/4 of before the loss (it did, 17/10).</w:t>
+      </w:r>
+    </w:p>
+    <w:p>
+      <w:pPr>
+        <w:spacing w:after="100"/>
+        <w:ind w:left="360" w:hanging="360"/>
+      </w:pPr>
+      <w:r>
+        <w:t xml:space="preserve">4. Recalibrate the random start poses on the 120 recorded starts of seeds 21–50, since the original sampler was lost (</w:t>
+      </w:r>
+      <w:r>
+        <w:rPr>
+          <w:rFonts w:ascii="Consolas" w:cs="Consolas" w:eastAsia="Consolas" w:hAnsi="Consolas"/>
+          <w:color w:val="0E4A40"/>
+        </w:rPr>
+        <w:t xml:space="preserve">config/random_start_poses_s021_050.csv</w:t>
+      </w:r>
+      <w:r>
+        <w:t xml:space="preserve">; no joint differs significantly, KS p 0.18–0.99; slightly narrower at the extremes, see </w:t>
+      </w:r>
+      <w:r>
+        <w:rPr>
+          <w:rFonts w:ascii="Consolas" w:cs="Consolas" w:eastAsia="Consolas" w:hAnsi="Consolas"/>
+          <w:color w:val="0E4A40"/>
+        </w:rPr>
+        <w:t xml:space="preserve">RUNNING.md</w:t>
+      </w:r>
+      <w:r>
+        <w:t xml:space="preserve">).</w:t>
+      </w:r>
+    </w:p>
+    <w:p>
+      <w:pPr>
+        <w:shd w:fill="10201D" w:val="clear"/>
+        <w:spacing w:after="0"/>
+      </w:pPr>
+      <w:r>
+        <w:rPr>
+          <w:rFonts w:ascii="Consolas" w:cs="Consolas" w:eastAsia="Consolas" w:hAnsi="Consolas"/>
+          <w:color w:val="D9EDE8"/>
+          <w:sz w:val="17"/>
+          <w:szCs w:val="17"/>
+        </w:rPr>
+        <w:t xml:space="preserve"/>
+      </w:r>
+      <w:r>
+        <w:rPr>
+          <w:rFonts w:ascii="Consolas" w:cs="Consolas" w:eastAsia="Consolas" w:hAnsi="Consolas"/>
+          <w:color w:val="7C978F"/>
+          <w:sz w:val="17"/>
+          <w:szCs w:val="17"/>
+        </w:rPr>
+        <w:t xml:space="preserve"># WSL2 host, at the start of every session (Docker Desktop running under Windows)</w:t>
+      </w:r>
+    </w:p>
+    <w:p>
+      <w:pPr>
+        <w:shd w:fill="10201D" w:val="clear"/>
+        <w:spacing w:after="0"/>
+      </w:pPr>
+      <w:r>
+        <w:rPr>
+          <w:rFonts w:ascii="Consolas" w:cs="Consolas" w:eastAsia="Consolas" w:hAnsi="Consolas"/>
+          <w:color w:val="D9EDE8"/>
+          <w:sz w:val="17"/>
+          <w:szCs w:val="17"/>
+        </w:rPr>
+        <w:t xml:space="preserve">docker start gazebo_to_lerobot rlds_builder</w:t>
+      </w:r>
+    </w:p>
+    <w:p>
+      <w:pPr>
+        <w:shd w:fill="10201D" w:val="clear"/>
+        <w:spacing w:after="0"/>
+      </w:pPr>
+      <w:r>
+        <w:rPr>
+          <w:rFonts w:ascii="Consolas" w:cs="Consolas" w:eastAsia="Consolas" w:hAnsi="Consolas"/>
+          <w:color w:val="D9EDE8"/>
+          <w:sz w:val="17"/>
+          <w:szCs w:val="17"/>
+        </w:rPr>
+        <w:t xml:space="preserve">docker update --cpus 4 --memory 8g --memory-swap 8g gazebo_to_lerobot   </w:t>
+      </w:r>
+      <w:r>
+        <w:rPr>
+          <w:rFonts w:ascii="Consolas" w:cs="Consolas" w:eastAsia="Consolas" w:hAnsi="Consolas"/>
+          <w:color w:val="7C978F"/>
+          <w:sz w:val="17"/>
+          <w:szCs w:val="17"/>
+        </w:rPr>
+        <w:t xml:space="preserve"># the CPU rule (E-A2)</w:t>
+      </w:r>
+    </w:p>
+    <w:p>
+      <w:pPr>
+        <w:shd w:fill="10201D" w:val="clear"/>
+        <w:spacing w:after="0"/>
+      </w:pPr>
+      <w:r>
+        <w:rPr>
+          <w:rFonts w:ascii="Consolas" w:cs="Consolas" w:eastAsia="Consolas" w:hAnsi="Consolas"/>
+          <w:color w:val="D9EDE8"/>
+          <w:sz w:val="17"/>
+          <w:szCs w:val="17"/>
+        </w:rPr>
+        <w:t xml:space="preserve"/>
+      </w:r>
+      <w:r>
+        <w:rPr>
+          <w:rFonts w:ascii="Consolas" w:cs="Consolas" w:eastAsia="Consolas" w:hAnsi="Consolas"/>
+          <w:color w:val="7C978F"/>
+          <w:sz w:val="17"/>
+          <w:szCs w:val="17"/>
+        </w:rPr>
+        <w:t xml:space="preserve"># one Gazebo evaluation of one seed (container)</w:t>
+      </w:r>
+    </w:p>
+    <w:p>
+      <w:pPr>
+        <w:shd w:fill="10201D" w:val="clear"/>
+        <w:spacing w:after="0"/>
+      </w:pPr>
+      <w:r>
+        <w:rPr>
+          <w:rFonts w:ascii="Consolas" w:cs="Consolas" w:eastAsia="Consolas" w:hAnsi="Consolas"/>
+          <w:color w:val="D9EDE8"/>
+          <w:sz w:val="17"/>
+          <w:szCs w:val="17"/>
+        </w:rPr>
+        <w:t xml:space="preserve">docker exec gazebo_to_lerobot bash -c 'OMP_NUM_THREADS=4 HF_HUB_OFFLINE=1 \</w:t>
+      </w:r>
+    </w:p>
+    <w:p>
+      <w:pPr>
+        <w:shd w:fill="10201D" w:val="clear"/>
+        <w:spacing w:after="0"/>
+      </w:pPr>
+      <w:r>
+        <w:rPr>
+          <w:rFonts w:ascii="Consolas" w:cs="Consolas" w:eastAsia="Consolas" w:hAnsi="Consolas"/>
+          <w:color w:val="D9EDE8"/>
+          <w:sz w:val="17"/>
+          <w:szCs w:val="17"/>
+        </w:rPr>
+        <w:t xml:space="preserve">  /workspace/src/scripts/eval_tri_seed.sh /workspace/checkpoints/run_1310_frozen_20k/020000 1 /workspace/eval/manual/s001'</w:t>
+      </w:r>
+    </w:p>
+    <w:p>
+      <w:pPr>
+        <w:shd w:fill="10201D" w:val="clear"/>
         <w:spacing w:after="160"/>
       </w:pPr>
       <w:r>
-        <w:t>Symptoms of this exact environment (a memory-capped WSL2 VM running one long-lived container), not defects in any upstream project. Listed so a re-run hits the same wall for a shorter time.</w:t>
+        <w:rPr>
+          <w:rFonts w:ascii="Consolas" w:cs="Consolas" w:eastAsia="Consolas" w:hAnsi="Consolas"/>
+          <w:color w:val="D9EDE8"/>
+          <w:sz w:val="17"/>
+          <w:szCs w:val="17"/>
+        </w:rPr>
+        <w:t xml:space="preserve">docker exec gazebo_to_lerobot /workspace/venv_lerobot/bin/python /workspace/src/scripts/summarise_eval.py /workspace/eval</w:t>
+      </w:r>
+    </w:p>
+    <w:p>
+      <w:pPr>
+        <w:pStyle w:val="Heading2"/>
+        <w:spacing w:after="120" w:before="320"/>
+      </w:pPr>
+      <w:r>
+        <w:t xml:space="preserve">46. More data with random starts: seeds 51–100, 2026-10-16 to 17</w:t>
+      </w:r>
+    </w:p>
+    <w:p>
+      <w:pPr>
+        <w:spacing w:after="100"/>
+      </w:pPr>
+      <w:r>
+        <w:rPr>
+          <w:i/>
+          <w:iCs/>
+          <w:color w:val="4B5B57"/>
+        </w:rPr>
+        <w:t xml:space="preserve">Starting each piece from a random arm pose, so that the joints alone no longer tell where the trajectory goes.</w:t>
+      </w:r>
+    </w:p>
+    <w:p>
+      <w:pPr>
+        <w:spacing w:after="100"/>
+      </w:pPr>
+      <w:r>
+        <w:rPr>
+          <w:rFonts w:ascii="Consolas" w:cs="Consolas" w:eastAsia="Consolas" w:hAnsi="Consolas"/>
+          <w:color w:val="0E4A40"/>
+        </w:rPr>
+        <w:t xml:space="preserve">RANDOM_START=1</w:t>
+      </w:r>
+      <w:r>
+        <w:t xml:space="preserve"> makes the scripted sorter move the arm, after reading the positions at the observation pose, to a pose drawn by </w:t>
+      </w:r>
+      <w:r>
+        <w:rPr>
+          <w:rFonts w:ascii="Consolas" w:cs="Consolas" w:eastAsia="Consolas" w:hAnsi="Consolas"/>
+          <w:color w:val="0E4A40"/>
+        </w:rPr>
+        <w:t xml:space="preserve">random_start.py</w:t>
+      </w:r>
+      <w:r>
+        <w:t xml:space="preserve"> with numpy </w:t>
+      </w:r>
+      <w:r>
+        <w:rPr>
+          <w:rFonts w:ascii="Consolas" w:cs="Consolas" w:eastAsia="Consolas" w:hAnsi="Consolas"/>
+          <w:color w:val="0E4A40"/>
+        </w:rPr>
+        <w:t xml:space="preserve">default_rng(&lt;seed&gt;)</w:t>
+      </w:r>
+      <w:r>
+        <w:t xml:space="preserve">; every draw is logged in </w:t>
+      </w:r>
+      <w:r>
+        <w:rPr>
+          <w:rFonts w:ascii="Consolas" w:cs="Consolas" w:eastAsia="Consolas" w:hAnsi="Consolas"/>
+          <w:color w:val="0E4A40"/>
+        </w:rPr>
+        <w:t xml:space="preserve">seed_NNN/start_poses.jsonl</w:t>
+      </w:r>
+      <w:r>
+        <w:t xml:space="preserve"> with the largest piece displacement during the move. Seed 51 was recorded first as a test (4/4, no piece moved), then the batch:</w:t>
+      </w:r>
+    </w:p>
+    <w:p>
+      <w:pPr>
+        <w:shd w:fill="10201D" w:val="clear"/>
+        <w:spacing w:after="0"/>
+      </w:pPr>
+      <w:r>
+        <w:rPr>
+          <w:rFonts w:ascii="Consolas" w:cs="Consolas" w:eastAsia="Consolas" w:hAnsi="Consolas"/>
+          <w:color w:val="D9EDE8"/>
+          <w:sz w:val="17"/>
+          <w:szCs w:val="17"/>
+        </w:rPr>
+        <w:t xml:space="preserve">docker exec gazebo_to_lerobot bash -c 'RANDOM_START=1 /workspace/src/scripts/record_tri_seed.sh 51'</w:t>
+      </w:r>
+    </w:p>
+    <w:p>
+      <w:pPr>
+        <w:shd w:fill="10201D" w:val="clear"/>
+        <w:spacing w:after="0"/>
+      </w:pPr>
+      <w:r>
+        <w:rPr>
+          <w:rFonts w:ascii="Consolas" w:cs="Consolas" w:eastAsia="Consolas" w:hAnsi="Consolas"/>
+          <w:color w:val="D9EDE8"/>
+          <w:sz w:val="17"/>
+          <w:szCs w:val="17"/>
+        </w:rPr>
+        <w:t xml:space="preserve">docker exec -d gazebo_to_lerobot bash -c 'RANDOM_START=1 /workspace/src/scripts/record_tri_batch.sh 52 100'</w:t>
+      </w:r>
+    </w:p>
+    <w:p>
+      <w:pPr>
+        <w:shd w:fill="10201D" w:val="clear"/>
+        <w:spacing w:after="160"/>
+      </w:pPr>
+      <w:r>
+        <w:rPr>
+          <w:rFonts w:ascii="Consolas" w:cs="Consolas" w:eastAsia="Consolas" w:hAnsi="Consolas"/>
+          <w:color w:val="D9EDE8"/>
+          <w:sz w:val="17"/>
+          <w:szCs w:val="17"/>
+        </w:rPr>
+        <w:t xml:space="preserve">docker exec gazebo_to_lerobot tail -f /workspace/tri_sort/batch.log</w:t>
+      </w:r>
+    </w:p>
+    <w:p>
+      <w:pPr>
+        <w:spacing w:after="100"/>
+      </w:pPr>
+      <w:r>
+        <w:rPr>
+          <w:b/>
+          <w:bCs/>
+        </w:rPr>
+        <w:t xml:space="preserve">Result</w:t>
+      </w:r>
+      <w:r>
+        <w:t xml:space="preserve"> (16/10 19:48 → 17/10 12:32): </w:t>
+      </w:r>
+      <w:r>
+        <w:rPr>
+          <w:b/>
+          <w:bCs/>
+        </w:rPr>
+        <w:t xml:space="preserve">196/196 episodes, each on its first attempt</w:t>
+      </w:r>
+      <w:r>
+        <w:t xml:space="preserve">, every start pose reached first time, 0.0 mm piece displacement during the moves to the start, 19–23 min per seed, 91 GB of bags. With seeds 1–10 and 51: 240 episodes, median offset from the bin centre 7.1 mm (max 21.5). Seeds </w:t>
+      </w:r>
+      <w:r>
+        <w:rPr>
+          <w:b/>
+          <w:bCs/>
+        </w:rPr>
+        <w:t xml:space="preserve">91–100 are held out for good</w:t>
+      </w:r>
+      <w:r>
+        <w:t xml:space="preserve"> and converted on their own as </w:t>
+      </w:r>
+      <w:r>
+        <w:rPr>
+          <w:rFonts w:ascii="Consolas" w:cs="Consolas" w:eastAsia="Consolas" w:hAnsi="Consolas"/>
+          <w:color w:val="0E4A40"/>
+        </w:rPr>
+        <w:t xml:space="preserve">local/mycobot_tri_sort_heldout_s091_100</w:t>
+      </w:r>
+      <w:r>
+        <w:t xml:space="preserve">: every checkpoint's open-loop check runs on them (§47). </w:t>
+      </w:r>
+      <w:r>
+        <w:rPr>
+          <w:rFonts w:ascii="Consolas" w:cs="Consolas" w:eastAsia="Consolas" w:hAnsi="Consolas"/>
+          <w:color w:val="0E4A40"/>
+        </w:rPr>
+        <w:t xml:space="preserve">convert_tri_sort.sh</w:t>
+      </w:r>
+      <w:r>
+        <w:t xml:space="preserve"> skips held-out seeds and prints each one it leaves out.</w:t>
+      </w:r>
+    </w:p>
+    <w:p>
+      <w:pPr>
+        <w:pStyle w:val="Heading2"/>
+        <w:spacing w:after="120" w:before="320"/>
+      </w:pPr>
+      <w:r>
+        <w:t xml:space="preserve">47. Run A and the open-loop check, 2026-10-17 to 18</w:t>
+      </w:r>
+    </w:p>
+    <w:p>
+      <w:pPr>
+        <w:spacing w:after="100"/>
+      </w:pPr>
+      <w:r>
+        <w:rPr>
+          <w:i/>
+          <w:iCs/>
+          <w:color w:val="4B5B57"/>
+        </w:rPr>
+        <w:t xml:space="preserve">The 13/10 recipe on four times the data, measured without the simulator on the held-out seeds.</w:t>
+      </w:r>
+    </w:p>
+    <w:p>
+      <w:pPr>
+        <w:spacing w:after="100"/>
+      </w:pPr>
+      <w:r>
+        <w:rPr>
+          <w:b/>
+          <w:bCs/>
+        </w:rPr>
+        <w:t xml:space="preserve">Run A</w:t>
+      </w:r>
+      <w:r>
+        <w:t xml:space="preserve"> changes only the data against the 13/10 run: 160 episodes, encoder frozen, batch 32, 20 000 steps, saved every 500 steps, weights kept every 5 000, stop at 10.5 h. How to run any of the Kaggle trainings by hand (the owner launches them; nothing runs on Kaggle without the owner's approval):</w:t>
+      </w:r>
+    </w:p>
+    <w:p>
+      <w:pPr>
+        <w:spacing w:after="100"/>
+        <w:ind w:left="360" w:hanging="360"/>
+      </w:pPr>
+      <w:r>
+        <w:t xml:space="preserve">1. Upload the dataset zip as a private Kaggle dataset (here </w:t>
+      </w:r>
+      <w:r>
+        <w:rPr>
+          <w:rFonts w:ascii="Consolas" w:cs="Consolas" w:eastAsia="Consolas" w:hAnsi="Consolas"/>
+          <w:color w:val="0E4A40"/>
+        </w:rPr>
+        <w:t xml:space="preserve">mycobot-tri-sort-160</w:t>
+      </w:r>
+      <w:r>
+        <w:t xml:space="preserve">).</w:t>
+      </w:r>
+    </w:p>
+    <w:p>
+      <w:pPr>
+        <w:spacing w:after="100"/>
+        <w:ind w:left="360" w:hanging="360"/>
+      </w:pPr>
+      <w:r>
+        <w:t xml:space="preserve">2. On Kaggle, </w:t>
+      </w:r>
+      <w:r>
+        <w:rPr>
+          <w:i/>
+          <w:iCs/>
+        </w:rPr>
+        <w:t xml:space="preserve">Create → Notebook → File → Import Notebook</w:t>
+      </w:r>
+      <w:r>
+        <w:t xml:space="preserve">, choose the notebook from </w:t>
+      </w:r>
+      <w:r>
+        <w:rPr>
+          <w:rFonts w:ascii="Consolas" w:cs="Consolas" w:eastAsia="Consolas" w:hAnsi="Consolas"/>
+          <w:color w:val="0E4A40"/>
+        </w:rPr>
+        <w:t xml:space="preserve">training/smolvla_kaggle/</w:t>
+      </w:r>
+      <w:r>
+        <w:t xml:space="preserve"> (here </w:t>
+      </w:r>
+      <w:r>
+        <w:rPr>
+          <w:rFonts w:ascii="Consolas" w:cs="Consolas" w:eastAsia="Consolas" w:hAnsi="Consolas"/>
+          <w:color w:val="0E4A40"/>
+        </w:rPr>
+        <w:t xml:space="preserve">smolvla_tri_sort_runA_frozen_20k.ipynb</w:t>
+      </w:r>
+      <w:r>
+        <w:t xml:space="preserve">).</w:t>
+      </w:r>
+    </w:p>
+    <w:p>
+      <w:pPr>
+        <w:spacing w:after="100"/>
+        <w:ind w:left="360" w:hanging="360"/>
+      </w:pPr>
+      <w:r>
+        <w:t xml:space="preserve">3. Settings: </w:t>
+      </w:r>
+      <w:r>
+        <w:rPr>
+          <w:i/>
+          <w:iCs/>
+        </w:rPr>
+        <w:t xml:space="preserve">Accelerator GPU T4 x2</w:t>
+      </w:r>
+      <w:r>
+        <w:t xml:space="preserve">, </w:t>
+      </w:r>
+      <w:r>
+        <w:rPr>
+          <w:i/>
+          <w:iCs/>
+        </w:rPr>
+        <w:t xml:space="preserve">Internet On</w:t>
+      </w:r>
+      <w:r>
+        <w:t xml:space="preserve">, </w:t>
+      </w:r>
+      <w:r>
+        <w:rPr>
+          <w:i/>
+          <w:iCs/>
+        </w:rPr>
+        <w:t xml:space="preserve">Add Input</w:t>
+      </w:r>
+      <w:r>
+        <w:t xml:space="preserve"> the dataset (and nothing else).</w:t>
+      </w:r>
+    </w:p>
+    <w:p>
+      <w:pPr>
+        <w:spacing w:after="100"/>
+        <w:ind w:left="360" w:hanging="360"/>
+      </w:pPr>
+      <w:r>
+        <w:t xml:space="preserve">4. </w:t>
+      </w:r>
+      <w:r>
+        <w:rPr>
+          <w:i/>
+          <w:iCs/>
+        </w:rPr>
+        <w:t xml:space="preserve">Save Version → Save &amp; Run All (Commit)</w:t>
+      </w:r>
+      <w:r>
+        <w:t xml:space="preserve">. Check the log: </w:t>
+      </w:r>
+      <w:r>
+        <w:rPr>
+          <w:rFonts w:ascii="Consolas" w:cs="Consolas" w:eastAsia="Consolas" w:hAnsi="Consolas"/>
+          <w:color w:val="0E4A40"/>
+        </w:rPr>
+        <w:t xml:space="preserve">DATASET PASS</w:t>
+      </w:r>
+      <w:r>
+        <w:t xml:space="preserve">, the episode and frame count, then </w:t>
+      </w:r>
+      <w:r>
+        <w:rPr>
+          <w:rFonts w:ascii="Consolas" w:cs="Consolas" w:eastAsia="Consolas" w:hAnsi="Consolas"/>
+          <w:color w:val="0E4A40"/>
+        </w:rPr>
+        <w:t xml:space="preserve">step:50</w:t>
+      </w:r>
+      <w:r>
+        <w:t xml:space="preserve"> with </w:t>
+      </w:r>
+      <w:r>
+        <w:rPr>
+          <w:rFonts w:ascii="Consolas" w:cs="Consolas" w:eastAsia="Consolas" w:hAnsi="Consolas"/>
+          <w:color w:val="0E4A40"/>
+        </w:rPr>
+        <w:t xml:space="preserve">epch</w:t>
+      </w:r>
+      <w:r>
+        <w:t xml:space="preserve"> ≈ 0.06 and a finite </w:t>
+      </w:r>
+      <w:r>
+        <w:rPr>
+          <w:rFonts w:ascii="Consolas" w:cs="Consolas" w:eastAsia="Consolas" w:hAnsi="Consolas"/>
+          <w:color w:val="0E4A40"/>
+        </w:rPr>
+        <w:t xml:space="preserve">grdn</w:t>
+      </w:r>
+      <w:r>
+        <w:t xml:space="preserve"> by step 100.</w:t>
+      </w:r>
+    </w:p>
+    <w:p>
+      <w:pPr>
+        <w:spacing w:after="100"/>
+        <w:ind w:left="360" w:hanging="360"/>
+      </w:pPr>
+      <w:r>
+        <w:t xml:space="preserve">5. When session 1 stops at its time limit, start session 2 the same way with </w:t>
+      </w:r>
+      <w:r>
+        <w:rPr>
+          <w:b/>
+          <w:bCs/>
+        </w:rPr>
+        <w:t xml:space="preserve">the session-1 output added as a second input</w:t>
+      </w:r>
+      <w:r>
+        <w:t xml:space="preserve">; the log must say </w:t>
+      </w:r>
+      <w:r>
+        <w:rPr>
+          <w:rFonts w:ascii="Consolas" w:cs="Consolas" w:eastAsia="Consolas" w:hAnsi="Consolas"/>
+          <w:color w:val="0E4A40"/>
+        </w:rPr>
+        <w:t xml:space="preserve">resuming from step N</w:t>
+      </w:r>
+      <w:r>
+        <w:t xml:space="preserve">, not </w:t>
+      </w:r>
+      <w:r>
+        <w:rPr>
+          <w:rFonts w:ascii="Consolas" w:cs="Consolas" w:eastAsia="Consolas" w:hAnsi="Consolas"/>
+          <w:color w:val="0E4A40"/>
+        </w:rPr>
+        <w:t xml:space="preserve">fresh run</w:t>
+      </w:r>
+      <w:r>
+        <w:t xml:space="preserve">.</w:t>
+      </w:r>
+    </w:p>
+    <w:p>
+      <w:pPr>
+        <w:spacing w:after="100"/>
+        <w:ind w:left="360" w:hanging="360"/>
+      </w:pPr>
+      <w:r>
+        <w:t xml:space="preserve">6. Download the output (</w:t>
+      </w:r>
+      <w:r>
+        <w:rPr>
+          <w:i/>
+          <w:iCs/>
+        </w:rPr>
+        <w:t xml:space="preserve">Output</w:t>
+      </w:r>
+      <w:r>
+        <w:t xml:space="preserve"> tab, or </w:t>
+      </w:r>
+      <w:r>
+        <w:rPr>
+          <w:rFonts w:ascii="Consolas" w:cs="Consolas" w:eastAsia="Consolas" w:hAnsi="Consolas"/>
+          <w:color w:val="0E4A40"/>
+        </w:rPr>
+        <w:t xml:space="preserve">kaggle kernels output &lt;user&gt;/&lt;notebook&gt; -p &lt;folder&gt;</w:t>
+      </w:r>
+      <w:r>
+        <w:t xml:space="preserve">), check the zip CRC and the sha256 of each checkpoint in the container.</w:t>
+      </w:r>
+    </w:p>
+    <w:p>
+      <w:pPr>
+        <w:spacing w:after="100"/>
+      </w:pPr>
+      <w:r>
+        <w:t xml:space="preserve">Run A: session 1 to step 13 000 (17/10 17:56), session 2 from 13 000, finished 18/10 10:15, final loss 0.034, 12.5 GB of GPU memory. The tracebacks in the Kaggle log are TorchCodec failing to load (</w:t>
+      </w:r>
+      <w:r>
+        <w:rPr>
+          <w:rFonts w:ascii="Consolas" w:cs="Consolas" w:eastAsia="Consolas" w:hAnsi="Consolas"/>
+          <w:color w:val="0E4A40"/>
+        </w:rPr>
+        <w:t xml:space="preserve">libnppicc.so.13</w:t>
+      </w:r>
+      <w:r>
+        <w:t xml:space="preserve">); LeRobot falls back to pyav, so they are harmless.</w:t>
+      </w:r>
+    </w:p>
+    <w:p>
+      <w:pPr>
+        <w:spacing w:after="100"/>
+      </w:pPr>
+      <w:r>
+        <w:rPr>
+          <w:b/>
+          <w:bCs/>
+        </w:rPr>
+        <w:t xml:space="preserve">Open-loop check</w:t>
+      </w:r>
+      <w:r>
+        <w:t xml:space="preserve"> (</w:t>
+      </w:r>
+      <w:r>
+        <w:rPr>
+          <w:rFonts w:ascii="Consolas" w:cs="Consolas" w:eastAsia="Consolas" w:hAnsi="Consolas"/>
+          <w:color w:val="0E4A40"/>
+        </w:rPr>
+        <w:t xml:space="preserve">open_loop_check.py</w:t>
+      </w:r>
+      <w:r>
+        <w:t xml:space="preserve">): the recorded frames of the held-out seeds 91–100 (three images, state, instruction) go through a checkpoint; each predicted 50-action chunk is compared with the actions recorded over the same steps. 120 chunks (starts at frames 0, 60, 120) over 40 episodes. Paired comparisons with 95 % intervals from 2 000 resamplings of whole episodes:</w:t>
+      </w:r>
+    </w:p>
+    <w:p>
+      <w:pPr>
+        <w:shd w:fill="10201D" w:val="clear"/>
+        <w:spacing w:after="0"/>
+      </w:pPr>
+      <w:r>
+        <w:rPr>
+          <w:rFonts w:ascii="Consolas" w:cs="Consolas" w:eastAsia="Consolas" w:hAnsi="Consolas"/>
+          <w:color w:val="D9EDE8"/>
+          <w:sz w:val="17"/>
+          <w:szCs w:val="17"/>
+        </w:rPr>
+        <w:t xml:space="preserve">D=/workspace/tri_datasets/local/mycobot_tri_sort_heldout_s091_100</w:t>
+      </w:r>
+    </w:p>
+    <w:p>
+      <w:pPr>
+        <w:shd w:fill="10201D" w:val="clear"/>
+        <w:spacing w:after="0"/>
+      </w:pPr>
+      <w:r>
+        <w:rPr>
+          <w:rFonts w:ascii="Consolas" w:cs="Consolas" w:eastAsia="Consolas" w:hAnsi="Consolas"/>
+          <w:color w:val="D9EDE8"/>
+          <w:sz w:val="17"/>
+          <w:szCs w:val="17"/>
+        </w:rPr>
+        <w:t xml:space="preserve">$PY $S/open_loop_check.py /workspace/checkpoints/run_A_frozen_20k/020000 $D --per-piece 10 --out runA_020000.json</w:t>
+      </w:r>
+    </w:p>
+    <w:p>
+      <w:pPr>
+        <w:shd w:fill="10201D" w:val="clear"/>
+        <w:spacing w:after="0"/>
+      </w:pPr>
+      <w:r>
+        <w:rPr>
+          <w:rFonts w:ascii="Consolas" w:cs="Consolas" w:eastAsia="Consolas" w:hAnsi="Consolas"/>
+          <w:color w:val="D9EDE8"/>
+          <w:sz w:val="17"/>
+          <w:szCs w:val="17"/>
+        </w:rPr>
+        <w:t xml:space="preserve">$PY $S/open_loop_compare.py run_1415_unfrozen_36k_036000.json runA_005000.json runA_020000.json   </w:t>
+      </w:r>
+      <w:r>
+        <w:rPr>
+          <w:rFonts w:ascii="Consolas" w:cs="Consolas" w:eastAsia="Consolas" w:hAnsi="Consolas"/>
+          <w:color w:val="7C978F"/>
+          <w:sz w:val="17"/>
+          <w:szCs w:val="17"/>
+        </w:rPr>
+        <w:t xml:space="preserve"># reference first</w:t>
+      </w:r>
+    </w:p>
+    <w:p>
+      <w:pPr>
+        <w:shd w:fill="10201D" w:val="clear"/>
+        <w:spacing w:after="160"/>
+      </w:pPr>
+      <w:r>
+        <w:rPr>
+          <w:rFonts w:ascii="Consolas" w:cs="Consolas" w:eastAsia="Consolas" w:hAnsi="Consolas"/>
+          <w:color w:val="D9EDE8"/>
+          <w:sz w:val="17"/>
+          <w:szCs w:val="17"/>
+        </w:rPr>
+        <w:t xml:space="preserve"/>
+      </w:r>
+      <w:r>
+        <w:rPr>
+          <w:rFonts w:ascii="Consolas" w:cs="Consolas" w:eastAsia="Consolas" w:hAnsi="Consolas"/>
+          <w:color w:val="7C978F"/>
+          <w:sz w:val="17"/>
+          <w:szCs w:val="17"/>
+        </w:rPr>
+        <w:t xml:space="preserve"># PY="/workspace/venv_lerobot/bin/python -W ignore", inside the container</w:t>
+      </w:r>
+    </w:p>
+    <w:tbl>
+      <w:tblPr>
+        <w:tblW w:type="pct" w:w="100%"/>
+        <w:tblBorders>
+          <w:top w:val="single" w:color="auto" w:sz="4"/>
+          <w:left w:val="single" w:color="auto" w:sz="4"/>
+          <w:bottom w:val="single" w:color="auto" w:sz="4"/>
+          <w:right w:val="single" w:color="auto" w:sz="4"/>
+          <w:insideH w:val="single" w:color="auto" w:sz="4"/>
+          <w:insideV w:val="single" w:color="auto" w:sz="4"/>
+        </w:tblBorders>
+      </w:tblPr>
+      <w:tblGrid>
+        <w:gridCol w:w="100"/>
+        <w:gridCol w:w="100"/>
+        <w:gridCol w:w="100"/>
+        <w:gridCol w:w="100"/>
+        <w:gridCol w:w="100"/>
+      </w:tblGrid>
+      <w:tr>
+        <w:trPr>
+          <w:tblHeader/>
+        </w:trPr>
+        <w:tc>
+          <w:tcPr>
+            <w:tcW w:type="pct" w:w="20%"/>
+            <w:shd w:fill="DEE3E0" w:val="clear"/>
+            <w:tcMar>
+              <w:top w:type="dxa" w:w="80"/>
+              <w:left w:type="dxa" w:w="100"/>
+              <w:bottom w:type="dxa" w:w="80"/>
+              <w:right w:type="dxa" w:w="100"/>
+            </w:tcMar>
+          </w:tcPr>
+          <w:p>
+            <w:r>
+              <w:rPr>
+                <w:b/>
+                <w:bCs/>
+                <w:sz w:val="18"/>
+                <w:szCs w:val="18"/>
+              </w:rPr>
+              <w:t xml:space="preserve">Checkpoint</w:t>
+            </w:r>
+          </w:p>
+        </w:tc>
+        <w:tc>
+          <w:tcPr>
+            <w:tcW w:type="pct" w:w="20%"/>
+            <w:shd w:fill="DEE3E0" w:val="clear"/>
+            <w:tcMar>
+              <w:top w:type="dxa" w:w="80"/>
+              <w:left w:type="dxa" w:w="100"/>
+              <w:bottom w:type="dxa" w:w="80"/>
+              <w:right w:type="dxa" w:w="100"/>
+            </w:tcMar>
+          </w:tcPr>
+          <w:p>
+            <w:r>
+              <w:rPr>
+                <w:b/>
+                <w:bCs/>
+                <w:sz w:val="18"/>
+                <w:szCs w:val="18"/>
+              </w:rPr>
+              <w:t xml:space="preserve">tip</w:t>
+            </w:r>
+          </w:p>
+        </w:tc>
+        <w:tc>
+          <w:tcPr>
+            <w:tcW w:type="pct" w:w="20%"/>
+            <w:shd w:fill="DEE3E0" w:val="clear"/>
+            <w:tcMar>
+              <w:top w:type="dxa" w:w="80"/>
+              <w:left w:type="dxa" w:w="100"/>
+              <w:bottom w:type="dxa" w:w="80"/>
+              <w:right w:type="dxa" w:w="100"/>
+            </w:tcMar>
+          </w:tcPr>
+          <w:p>
+            <w:r>
+              <w:rPr>
+                <w:b/>
+                <w:bCs/>
+                <w:sz w:val="18"/>
+                <w:szCs w:val="18"/>
+              </w:rPr>
+              <w:t xml:space="preserve">joints</w:t>
+            </w:r>
+          </w:p>
+        </w:tc>
+        <w:tc>
+          <w:tcPr>
+            <w:tcW w:type="pct" w:w="20%"/>
+            <w:shd w:fill="DEE3E0" w:val="clear"/>
+            <w:tcMar>
+              <w:top w:type="dxa" w:w="80"/>
+              <w:left w:type="dxa" w:w="100"/>
+              <w:bottom w:type="dxa" w:w="80"/>
+              <w:right w:type="dxa" w:w="100"/>
+            </w:tcMar>
+          </w:tcPr>
+          <w:p>
+            <w:r>
+              <w:rPr>
+                <w:b/>
+                <w:bCs/>
+                <w:sz w:val="18"/>
+                <w:szCs w:val="18"/>
+              </w:rPr>
+              <w:t xml:space="preserve">gripper</w:t>
+            </w:r>
+          </w:p>
+        </w:tc>
+        <w:tc>
+          <w:tcPr>
+            <w:tcW w:type="pct" w:w="20%"/>
+            <w:shd w:fill="DEE3E0" w:val="clear"/>
+            <w:tcMar>
+              <w:top w:type="dxa" w:w="80"/>
+              <w:left w:type="dxa" w:w="100"/>
+              <w:bottom w:type="dxa" w:w="80"/>
+              <w:right w:type="dxa" w:w="100"/>
+            </w:tcMar>
+          </w:tcPr>
+          <w:p>
+            <w:r>
+              <w:rPr>
+                <w:b/>
+                <w:bCs/>
+                <w:sz w:val="18"/>
+                <w:szCs w:val="18"/>
+              </w:rPr>
+              <w:t xml:space="preserve">grasp point</w:t>
+            </w:r>
+          </w:p>
+        </w:tc>
+      </w:tr>
+      <w:tr>
+        <w:tc>
+          <w:tcPr>
+            <w:tcW w:type="pct" w:w="20%"/>
+            <w:tcMar>
+              <w:top w:type="dxa" w:w="80"/>
+              <w:left w:type="dxa" w:w="100"/>
+              <w:bottom w:type="dxa" w:w="80"/>
+              <w:right w:type="dxa" w:w="100"/>
+            </w:tcMar>
+          </w:tcPr>
+          <w:p>
+            <w:r>
+              <w:rPr>
+                <w:sz w:val="19"/>
+                <w:szCs w:val="19"/>
+              </w:rPr>
+              <w:t xml:space="preserve">13/10</w:t>
+            </w:r>
+          </w:p>
+        </w:tc>
+        <w:tc>
+          <w:tcPr>
+            <w:tcW w:type="pct" w:w="20%"/>
+            <w:tcMar>
+              <w:top w:type="dxa" w:w="80"/>
+              <w:left w:type="dxa" w:w="100"/>
+              <w:bottom w:type="dxa" w:w="80"/>
+              <w:right w:type="dxa" w:w="100"/>
+            </w:tcMar>
+          </w:tcPr>
+          <w:p>
+            <w:r>
+              <w:rPr>
+                <w:sz w:val="19"/>
+                <w:szCs w:val="19"/>
+              </w:rPr>
+              <w:t xml:space="preserve">100.2 mm</w:t>
+            </w:r>
+          </w:p>
+        </w:tc>
+        <w:tc>
+          <w:tcPr>
+            <w:tcW w:type="pct" w:w="20%"/>
+            <w:tcMar>
+              <w:top w:type="dxa" w:w="80"/>
+              <w:left w:type="dxa" w:w="100"/>
+              <w:bottom w:type="dxa" w:w="80"/>
+              <w:right w:type="dxa" w:w="100"/>
+            </w:tcMar>
+          </w:tcPr>
+          <w:p>
+            <w:r>
+              <w:rPr>
+                <w:sz w:val="19"/>
+                <w:szCs w:val="19"/>
+              </w:rPr>
+              <w:t xml:space="preserve">17.06°</w:t>
+            </w:r>
+          </w:p>
+        </w:tc>
+        <w:tc>
+          <w:tcPr>
+            <w:tcW w:type="pct" w:w="20%"/>
+            <w:tcMar>
+              <w:top w:type="dxa" w:w="80"/>
+              <w:left w:type="dxa" w:w="100"/>
+              <w:bottom w:type="dxa" w:w="80"/>
+              <w:right w:type="dxa" w:w="100"/>
+            </w:tcMar>
+          </w:tcPr>
+          <w:p>
+            <w:r>
+              <w:rPr>
+                <w:sz w:val="19"/>
+                <w:szCs w:val="19"/>
+              </w:rPr>
+              <w:t xml:space="preserve">0.071</w:t>
+            </w:r>
+          </w:p>
+        </w:tc>
+        <w:tc>
+          <w:tcPr>
+            <w:tcW w:type="pct" w:w="20%"/>
+            <w:tcMar>
+              <w:top w:type="dxa" w:w="80"/>
+              <w:left w:type="dxa" w:w="100"/>
+              <w:bottom w:type="dxa" w:w="80"/>
+              <w:right w:type="dxa" w:w="100"/>
+            </w:tcMar>
+          </w:tcPr>
+          <w:p>
+            <w:r>
+              <w:rPr>
+                <w:sz w:val="19"/>
+                <w:szCs w:val="19"/>
+              </w:rPr>
+              <w:t xml:space="preserve">90.8 mm</w:t>
+            </w:r>
+          </w:p>
+        </w:tc>
+      </w:tr>
+      <w:tr>
+        <w:tc>
+          <w:tcPr>
+            <w:tcW w:type="pct" w:w="20%"/>
+            <w:tcMar>
+              <w:top w:type="dxa" w:w="80"/>
+              <w:left w:type="dxa" w:w="100"/>
+              <w:bottom w:type="dxa" w:w="80"/>
+              <w:right w:type="dxa" w:w="100"/>
+            </w:tcMar>
+          </w:tcPr>
+          <w:p>
+            <w:r>
+              <w:rPr>
+                <w:sz w:val="19"/>
+                <w:szCs w:val="19"/>
+              </w:rPr>
+              <w:t xml:space="preserve">36k at 36k</w:t>
+            </w:r>
+          </w:p>
+        </w:tc>
+        <w:tc>
+          <w:tcPr>
+            <w:tcW w:type="pct" w:w="20%"/>
+            <w:tcMar>
+              <w:top w:type="dxa" w:w="80"/>
+              <w:left w:type="dxa" w:w="100"/>
+              <w:bottom w:type="dxa" w:w="80"/>
+              <w:right w:type="dxa" w:w="100"/>
+            </w:tcMar>
+          </w:tcPr>
+          <w:p>
+            <w:r>
+              <w:rPr>
+                <w:sz w:val="19"/>
+                <w:szCs w:val="19"/>
+              </w:rPr>
+              <w:t xml:space="preserve">65.0 mm</w:t>
+            </w:r>
+          </w:p>
+        </w:tc>
+        <w:tc>
+          <w:tcPr>
+            <w:tcW w:type="pct" w:w="20%"/>
+            <w:tcMar>
+              <w:top w:type="dxa" w:w="80"/>
+              <w:left w:type="dxa" w:w="100"/>
+              <w:bottom w:type="dxa" w:w="80"/>
+              <w:right w:type="dxa" w:w="100"/>
+            </w:tcMar>
+          </w:tcPr>
+          <w:p>
+            <w:r>
+              <w:rPr>
+                <w:sz w:val="19"/>
+                <w:szCs w:val="19"/>
+              </w:rPr>
+              <w:t xml:space="preserve">10.13°</w:t>
+            </w:r>
+          </w:p>
+        </w:tc>
+        <w:tc>
+          <w:tcPr>
+            <w:tcW w:type="pct" w:w="20%"/>
+            <w:tcMar>
+              <w:top w:type="dxa" w:w="80"/>
+              <w:left w:type="dxa" w:w="100"/>
+              <w:bottom w:type="dxa" w:w="80"/>
+              <w:right w:type="dxa" w:w="100"/>
+            </w:tcMar>
+          </w:tcPr>
+          <w:p>
+            <w:r>
+              <w:rPr>
+                <w:sz w:val="19"/>
+                <w:szCs w:val="19"/>
+              </w:rPr>
+              <w:t xml:space="preserve">0.018</w:t>
+            </w:r>
+          </w:p>
+        </w:tc>
+        <w:tc>
+          <w:tcPr>
+            <w:tcW w:type="pct" w:w="20%"/>
+            <w:tcMar>
+              <w:top w:type="dxa" w:w="80"/>
+              <w:left w:type="dxa" w:w="100"/>
+              <w:bottom w:type="dxa" w:w="80"/>
+              <w:right w:type="dxa" w:w="100"/>
+            </w:tcMar>
+          </w:tcPr>
+          <w:p>
+            <w:r>
+              <w:rPr>
+                <w:sz w:val="19"/>
+                <w:szCs w:val="19"/>
+              </w:rPr>
+              <w:t xml:space="preserve">108.2 mm</w:t>
+            </w:r>
+          </w:p>
+        </w:tc>
+      </w:tr>
+      <w:tr>
+        <w:tc>
+          <w:tcPr>
+            <w:tcW w:type="pct" w:w="20%"/>
+            <w:tcMar>
+              <w:top w:type="dxa" w:w="80"/>
+              <w:left w:type="dxa" w:w="100"/>
+              <w:bottom w:type="dxa" w:w="80"/>
+              <w:right w:type="dxa" w:w="100"/>
+            </w:tcMar>
+          </w:tcPr>
+          <w:p>
+            <w:r>
+              <w:rPr>
+                <w:sz w:val="19"/>
+                <w:szCs w:val="19"/>
+              </w:rPr>
+              <w:t xml:space="preserve">Run A 5k</w:t>
+            </w:r>
+          </w:p>
+        </w:tc>
+        <w:tc>
+          <w:tcPr>
+            <w:tcW w:type="pct" w:w="20%"/>
+            <w:tcMar>
+              <w:top w:type="dxa" w:w="80"/>
+              <w:left w:type="dxa" w:w="100"/>
+              <w:bottom w:type="dxa" w:w="80"/>
+              <w:right w:type="dxa" w:w="100"/>
+            </w:tcMar>
+          </w:tcPr>
+          <w:p>
+            <w:r>
+              <w:rPr>
+                <w:sz w:val="19"/>
+                <w:szCs w:val="19"/>
+              </w:rPr>
+              <w:t xml:space="preserve">64.8 mm</w:t>
+            </w:r>
+          </w:p>
+        </w:tc>
+        <w:tc>
+          <w:tcPr>
+            <w:tcW w:type="pct" w:w="20%"/>
+            <w:tcMar>
+              <w:top w:type="dxa" w:w="80"/>
+              <w:left w:type="dxa" w:w="100"/>
+              <w:bottom w:type="dxa" w:w="80"/>
+              <w:right w:type="dxa" w:w="100"/>
+            </w:tcMar>
+          </w:tcPr>
+          <w:p>
+            <w:r>
+              <w:rPr>
+                <w:sz w:val="19"/>
+                <w:szCs w:val="19"/>
+              </w:rPr>
+              <w:t xml:space="preserve">10.06°</w:t>
+            </w:r>
+          </w:p>
+        </w:tc>
+        <w:tc>
+          <w:tcPr>
+            <w:tcW w:type="pct" w:w="20%"/>
+            <w:tcMar>
+              <w:top w:type="dxa" w:w="80"/>
+              <w:left w:type="dxa" w:w="100"/>
+              <w:bottom w:type="dxa" w:w="80"/>
+              <w:right w:type="dxa" w:w="100"/>
+            </w:tcMar>
+          </w:tcPr>
+          <w:p>
+            <w:r>
+              <w:rPr>
+                <w:sz w:val="19"/>
+                <w:szCs w:val="19"/>
+              </w:rPr>
+              <w:t xml:space="preserve">0.022</w:t>
+            </w:r>
+          </w:p>
+        </w:tc>
+        <w:tc>
+          <w:tcPr>
+            <w:tcW w:type="pct" w:w="20%"/>
+            <w:tcMar>
+              <w:top w:type="dxa" w:w="80"/>
+              <w:left w:type="dxa" w:w="100"/>
+              <w:bottom w:type="dxa" w:w="80"/>
+              <w:right w:type="dxa" w:w="100"/>
+            </w:tcMar>
+          </w:tcPr>
+          <w:p>
+            <w:r>
+              <w:rPr>
+                <w:sz w:val="19"/>
+                <w:szCs w:val="19"/>
+              </w:rPr>
+              <w:t xml:space="preserve">85.1 mm</w:t>
+            </w:r>
+          </w:p>
+        </w:tc>
+      </w:tr>
+      <w:tr>
+        <w:tc>
+          <w:tcPr>
+            <w:tcW w:type="pct" w:w="20%"/>
+            <w:tcMar>
+              <w:top w:type="dxa" w:w="80"/>
+              <w:left w:type="dxa" w:w="100"/>
+              <w:bottom w:type="dxa" w:w="80"/>
+              <w:right w:type="dxa" w:w="100"/>
+            </w:tcMar>
+          </w:tcPr>
+          <w:p>
+            <w:r>
+              <w:rPr>
+                <w:sz w:val="19"/>
+                <w:szCs w:val="19"/>
+              </w:rPr>
+              <w:t xml:space="preserve">Run A 10k</w:t>
+            </w:r>
+          </w:p>
+        </w:tc>
+        <w:tc>
+          <w:tcPr>
+            <w:tcW w:type="pct" w:w="20%"/>
+            <w:tcMar>
+              <w:top w:type="dxa" w:w="80"/>
+              <w:left w:type="dxa" w:w="100"/>
+              <w:bottom w:type="dxa" w:w="80"/>
+              <w:right w:type="dxa" w:w="100"/>
+            </w:tcMar>
+          </w:tcPr>
+          <w:p>
+            <w:r>
+              <w:rPr>
+                <w:sz w:val="19"/>
+                <w:szCs w:val="19"/>
+              </w:rPr>
+              <w:t xml:space="preserve">56.0 mm</w:t>
+            </w:r>
+          </w:p>
+        </w:tc>
+        <w:tc>
+          <w:tcPr>
+            <w:tcW w:type="pct" w:w="20%"/>
+            <w:tcMar>
+              <w:top w:type="dxa" w:w="80"/>
+              <w:left w:type="dxa" w:w="100"/>
+              <w:bottom w:type="dxa" w:w="80"/>
+              <w:right w:type="dxa" w:w="100"/>
+            </w:tcMar>
+          </w:tcPr>
+          <w:p>
+            <w:r>
+              <w:rPr>
+                <w:sz w:val="19"/>
+                <w:szCs w:val="19"/>
+              </w:rPr>
+              <w:t xml:space="preserve">9.32°</w:t>
+            </w:r>
+          </w:p>
+        </w:tc>
+        <w:tc>
+          <w:tcPr>
+            <w:tcW w:type="pct" w:w="20%"/>
+            <w:tcMar>
+              <w:top w:type="dxa" w:w="80"/>
+              <w:left w:type="dxa" w:w="100"/>
+              <w:bottom w:type="dxa" w:w="80"/>
+              <w:right w:type="dxa" w:w="100"/>
+            </w:tcMar>
+          </w:tcPr>
+          <w:p>
+            <w:r>
+              <w:rPr>
+                <w:sz w:val="19"/>
+                <w:szCs w:val="19"/>
+              </w:rPr>
+              <w:t xml:space="preserve">0.018</w:t>
+            </w:r>
+          </w:p>
+        </w:tc>
+        <w:tc>
+          <w:tcPr>
+            <w:tcW w:type="pct" w:w="20%"/>
+            <w:tcMar>
+              <w:top w:type="dxa" w:w="80"/>
+              <w:left w:type="dxa" w:w="100"/>
+              <w:bottom w:type="dxa" w:w="80"/>
+              <w:right w:type="dxa" w:w="100"/>
+            </w:tcMar>
+          </w:tcPr>
+          <w:p>
+            <w:r>
+              <w:rPr>
+                <w:sz w:val="19"/>
+                <w:szCs w:val="19"/>
+              </w:rPr>
+              <w:t xml:space="preserve">61.6 mm</w:t>
+            </w:r>
+          </w:p>
+        </w:tc>
+      </w:tr>
+      <w:tr>
+        <w:tc>
+          <w:tcPr>
+            <w:tcW w:type="pct" w:w="20%"/>
+            <w:tcMar>
+              <w:top w:type="dxa" w:w="80"/>
+              <w:left w:type="dxa" w:w="100"/>
+              <w:bottom w:type="dxa" w:w="80"/>
+              <w:right w:type="dxa" w:w="100"/>
+            </w:tcMar>
+          </w:tcPr>
+          <w:p>
+            <w:r>
+              <w:rPr>
+                <w:sz w:val="19"/>
+                <w:szCs w:val="19"/>
+              </w:rPr>
+              <w:t xml:space="preserve">Run A 15k</w:t>
+            </w:r>
+          </w:p>
+        </w:tc>
+        <w:tc>
+          <w:tcPr>
+            <w:tcW w:type="pct" w:w="20%"/>
+            <w:tcMar>
+              <w:top w:type="dxa" w:w="80"/>
+              <w:left w:type="dxa" w:w="100"/>
+              <w:bottom w:type="dxa" w:w="80"/>
+              <w:right w:type="dxa" w:w="100"/>
+            </w:tcMar>
+          </w:tcPr>
+          <w:p>
+            <w:r>
+              <w:rPr>
+                <w:sz w:val="19"/>
+                <w:szCs w:val="19"/>
+              </w:rPr>
+              <w:t xml:space="preserve">50.2 mm</w:t>
+            </w:r>
+          </w:p>
+        </w:tc>
+        <w:tc>
+          <w:tcPr>
+            <w:tcW w:type="pct" w:w="20%"/>
+            <w:tcMar>
+              <w:top w:type="dxa" w:w="80"/>
+              <w:left w:type="dxa" w:w="100"/>
+              <w:bottom w:type="dxa" w:w="80"/>
+              <w:right w:type="dxa" w:w="100"/>
+            </w:tcMar>
+          </w:tcPr>
+          <w:p>
+            <w:r>
+              <w:rPr>
+                <w:sz w:val="19"/>
+                <w:szCs w:val="19"/>
+              </w:rPr>
+              <w:t xml:space="preserve">8.03°</w:t>
+            </w:r>
+          </w:p>
+        </w:tc>
+        <w:tc>
+          <w:tcPr>
+            <w:tcW w:type="pct" w:w="20%"/>
+            <w:tcMar>
+              <w:top w:type="dxa" w:w="80"/>
+              <w:left w:type="dxa" w:w="100"/>
+              <w:bottom w:type="dxa" w:w="80"/>
+              <w:right w:type="dxa" w:w="100"/>
+            </w:tcMar>
+          </w:tcPr>
+          <w:p>
+            <w:r>
+              <w:rPr>
+                <w:sz w:val="19"/>
+                <w:szCs w:val="19"/>
+              </w:rPr>
+              <w:t xml:space="preserve">0.016</w:t>
+            </w:r>
+          </w:p>
+        </w:tc>
+        <w:tc>
+          <w:tcPr>
+            <w:tcW w:type="pct" w:w="20%"/>
+            <w:tcMar>
+              <w:top w:type="dxa" w:w="80"/>
+              <w:left w:type="dxa" w:w="100"/>
+              <w:bottom w:type="dxa" w:w="80"/>
+              <w:right w:type="dxa" w:w="100"/>
+            </w:tcMar>
+          </w:tcPr>
+          <w:p>
+            <w:r>
+              <w:rPr>
+                <w:sz w:val="19"/>
+                <w:szCs w:val="19"/>
+              </w:rPr>
+              <w:t xml:space="preserve">66.5 mm</w:t>
+            </w:r>
+          </w:p>
+        </w:tc>
+      </w:tr>
+      <w:tr>
+        <w:tc>
+          <w:tcPr>
+            <w:tcW w:type="pct" w:w="20%"/>
+            <w:tcMar>
+              <w:top w:type="dxa" w:w="80"/>
+              <w:left w:type="dxa" w:w="100"/>
+              <w:bottom w:type="dxa" w:w="80"/>
+              <w:right w:type="dxa" w:w="100"/>
+            </w:tcMar>
+          </w:tcPr>
+          <w:p>
+            <w:r>
+              <w:rPr>
+                <w:sz w:val="19"/>
+                <w:szCs w:val="19"/>
+              </w:rPr>
+              <w:t xml:space="preserve">Run A 20k</w:t>
+            </w:r>
+          </w:p>
+        </w:tc>
+        <w:tc>
+          <w:tcPr>
+            <w:tcW w:type="pct" w:w="20%"/>
+            <w:tcMar>
+              <w:top w:type="dxa" w:w="80"/>
+              <w:left w:type="dxa" w:w="100"/>
+              <w:bottom w:type="dxa" w:w="80"/>
+              <w:right w:type="dxa" w:w="100"/>
+            </w:tcMar>
+          </w:tcPr>
+          <w:p>
+            <w:r>
+              <w:rPr>
+                <w:sz w:val="19"/>
+                <w:szCs w:val="19"/>
+              </w:rPr>
+              <w:t xml:space="preserve">53.4 mm</w:t>
+            </w:r>
+          </w:p>
+        </w:tc>
+        <w:tc>
+          <w:tcPr>
+            <w:tcW w:type="pct" w:w="20%"/>
+            <w:tcMar>
+              <w:top w:type="dxa" w:w="80"/>
+              <w:left w:type="dxa" w:w="100"/>
+              <w:bottom w:type="dxa" w:w="80"/>
+              <w:right w:type="dxa" w:w="100"/>
+            </w:tcMar>
+          </w:tcPr>
+          <w:p>
+            <w:r>
+              <w:rPr>
+                <w:sz w:val="19"/>
+                <w:szCs w:val="19"/>
+              </w:rPr>
+              <w:t xml:space="preserve">8.75°</w:t>
+            </w:r>
+          </w:p>
+        </w:tc>
+        <w:tc>
+          <w:tcPr>
+            <w:tcW w:type="pct" w:w="20%"/>
+            <w:tcMar>
+              <w:top w:type="dxa" w:w="80"/>
+              <w:left w:type="dxa" w:w="100"/>
+              <w:bottom w:type="dxa" w:w="80"/>
+              <w:right w:type="dxa" w:w="100"/>
+            </w:tcMar>
+          </w:tcPr>
+          <w:p>
+            <w:r>
+              <w:rPr>
+                <w:sz w:val="19"/>
+                <w:szCs w:val="19"/>
+              </w:rPr>
+              <w:t xml:space="preserve">0.013</w:t>
+            </w:r>
+          </w:p>
+        </w:tc>
+        <w:tc>
+          <w:tcPr>
+            <w:tcW w:type="pct" w:w="20%"/>
+            <w:tcMar>
+              <w:top w:type="dxa" w:w="80"/>
+              <w:left w:type="dxa" w:w="100"/>
+              <w:bottom w:type="dxa" w:w="80"/>
+              <w:right w:type="dxa" w:w="100"/>
+            </w:tcMar>
+          </w:tcPr>
+          <w:p>
+            <w:r>
+              <w:rPr>
+                <w:sz w:val="19"/>
+                <w:szCs w:val="19"/>
+              </w:rPr>
+              <w:t xml:space="preserve">66.6 mm</w:t>
+            </w:r>
+          </w:p>
+        </w:tc>
+      </w:tr>
+    </w:tbl>
+    <w:p>
+      <w:pPr>
+        <w:spacing w:after="60"/>
+      </w:pPr>
+    </w:p>
+    <w:p>
+      <w:pPr>
+        <w:spacing w:after="100"/>
+      </w:pPr>
+      <w:r>
+        <w:t xml:space="preserve">Run A improves from 5k to 15k (tip −14.5 mm [−23.1; −1.3]) and is </w:t>
+      </w:r>
+      <w:r>
+        <w:rPr>
+          <w:b/>
+          <w:bCs/>
+        </w:rPr>
+        <w:t xml:space="preserve">flat from 10–15k</w:t>
+      </w:r>
+      <w:r>
+        <w:t xml:space="preserve"> on position; only the gripper still improves. Closes within 20 mm of the recorded close: 1–2 of 22–24 at every checkpoint, for pieces 25–30 mm wide. In Gazebo, Run A 15k on the new seed 11: 0/4 (three closes on memorised training spots; the blue cube picked, not placed — the first pick on a new seed).</w:t>
+      </w:r>
+    </w:p>
+    <w:p>
+      <w:pPr>
+        <w:pStyle w:val="Heading2"/>
+        <w:spacing w:after="120" w:before="320"/>
+      </w:pPr>
+      <w:r>
+        <w:t xml:space="preserve">48. Does the encoder know where the pieces are? The probe, 2026-10-18 to 19</w:t>
+      </w:r>
+    </w:p>
+    <w:p>
+      <w:pPr>
+        <w:spacing w:after="100"/>
+      </w:pPr>
+      <w:r>
+        <w:rPr>
+          <w:i/>
+          <w:iCs/>
+          <w:color w:val="4B5B57"/>
+        </w:rPr>
+        <w:t xml:space="preserve">A linear probe on the frozen image features, with its rule written before it was run.</w:t>
+      </w:r>
+    </w:p>
+    <w:p>
+      <w:pPr>
+        <w:spacing w:after="100"/>
+      </w:pPr>
+      <w:r>
+        <w:t xml:space="preserve">Every decision measurement has its rule, threshold and data committed in </w:t>
+      </w:r>
+      <w:r>
+        <w:rPr>
+          <w:rFonts w:ascii="Consolas" w:cs="Consolas" w:eastAsia="Consolas" w:hAnsi="Consolas"/>
+          <w:color w:val="0E4A40"/>
+        </w:rPr>
+        <w:t xml:space="preserve">config/probe_protocol.yaml</w:t>
+      </w:r>
+      <w:r>
+        <w:t xml:space="preserve"> </w:t>
+      </w:r>
+      <w:r>
+        <w:rPr>
+          <w:b/>
+          <w:bCs/>
+        </w:rPr>
+        <w:t xml:space="preserve">before</w:t>
+      </w:r>
+      <w:r>
+        <w:t xml:space="preserve"> it runs (E-A6). The probe renders 799 new layouts (seeds 5001–5800; 5515 cannot be sampled), passes each camera image through an encoder exactly as the policy does (its preprocessor, resize with padding to 512×512, vision model and connector), and fits a ridge regression from the connector output to the four pieces' x, y (5 folds by layout):</w:t>
+      </w:r>
+    </w:p>
+    <w:p>
+      <w:pPr>
+        <w:shd w:fill="10201D" w:val="clear"/>
+        <w:spacing w:after="0"/>
+      </w:pPr>
+      <w:r>
+        <w:rPr>
+          <w:rFonts w:ascii="Consolas" w:cs="Consolas" w:eastAsia="Consolas" w:hAnsi="Consolas"/>
+          <w:color w:val="D9EDE8"/>
+          <w:sz w:val="17"/>
+          <w:szCs w:val="17"/>
+        </w:rPr>
+        <w:t xml:space="preserve">docker exec -d gazebo_to_lerobot bash /workspace/src/scripts/probe_render.sh 5001 5800 /workspace/probe/render</w:t>
+      </w:r>
+    </w:p>
+    <w:p>
+      <w:pPr>
+        <w:shd w:fill="10201D" w:val="clear"/>
+        <w:spacing w:after="0"/>
+      </w:pPr>
+      <w:r>
+        <w:rPr>
+          <w:rFonts w:ascii="Consolas" w:cs="Consolas" w:eastAsia="Consolas" w:hAnsi="Consolas"/>
+          <w:color w:val="D9EDE8"/>
+          <w:sz w:val="17"/>
+          <w:szCs w:val="17"/>
+        </w:rPr>
+        <w:t xml:space="preserve">$PY $S/probe_features.py /workspace/probe/render /workspace/probe/features/smolvla_base.npz --encoder smolvla_base --batch 2</w:t>
+      </w:r>
+    </w:p>
+    <w:p>
+      <w:pPr>
+        <w:shd w:fill="10201D" w:val="clear"/>
+        <w:spacing w:after="0"/>
+      </w:pPr>
+      <w:r>
+        <w:rPr>
+          <w:rFonts w:ascii="Consolas" w:cs="Consolas" w:eastAsia="Consolas" w:hAnsi="Consolas"/>
+          <w:color w:val="D9EDE8"/>
+          <w:sz w:val="17"/>
+          <w:szCs w:val="17"/>
+        </w:rPr>
+        <w:t xml:space="preserve">$PY $S/probe_features.py /workspace/probe/render /workspace/probe/features/36k_036000.npz --encoder /workspace/checkpoints/run_1415_unfrozen_36k/036000 --batch 2</w:t>
+      </w:r>
+    </w:p>
+    <w:p>
+      <w:pPr>
+        <w:shd w:fill="10201D" w:val="clear"/>
+        <w:spacing w:after="160"/>
+      </w:pPr>
+      <w:r>
+        <w:rPr>
+          <w:rFonts w:ascii="Consolas" w:cs="Consolas" w:eastAsia="Consolas" w:hAnsi="Consolas"/>
+          <w:color w:val="D9EDE8"/>
+          <w:sz w:val="17"/>
+          <w:szCs w:val="17"/>
+        </w:rPr>
+        <w:t xml:space="preserve">$PY $S/probe_fit.py /workspace/probe/render /workspace/probe/features /workspace/probe/probe_result.json</w:t>
+      </w:r>
+    </w:p>
+    <w:tbl>
+      <w:tblPr>
+        <w:tblW w:type="pct" w:w="100%"/>
+        <w:tblBorders>
+          <w:top w:val="single" w:color="auto" w:sz="4"/>
+          <w:left w:val="single" w:color="auto" w:sz="4"/>
+          <w:bottom w:val="single" w:color="auto" w:sz="4"/>
+          <w:right w:val="single" w:color="auto" w:sz="4"/>
+          <w:insideH w:val="single" w:color="auto" w:sz="4"/>
+          <w:insideV w:val="single" w:color="auto" w:sz="4"/>
+        </w:tblBorders>
+      </w:tblPr>
+      <w:tblGrid>
+        <w:gridCol w:w="100"/>
+        <w:gridCol w:w="100"/>
+        <w:gridCol w:w="100"/>
+        <w:gridCol w:w="100"/>
+      </w:tblGrid>
+      <w:tr>
+        <w:trPr>
+          <w:tblHeader/>
+        </w:trPr>
+        <w:tc>
+          <w:tcPr>
+            <w:tcW w:type="pct" w:w="25%"/>
+            <w:shd w:fill="DEE3E0" w:val="clear"/>
+            <w:tcMar>
+              <w:top w:type="dxa" w:w="80"/>
+              <w:left w:type="dxa" w:w="100"/>
+              <w:bottom w:type="dxa" w:w="80"/>
+              <w:right w:type="dxa" w:w="100"/>
+            </w:tcMar>
+          </w:tcPr>
+          <w:p>
+            <w:r>
+              <w:rPr>
+                <w:b/>
+                <w:bCs/>
+                <w:sz w:val="18"/>
+                <w:szCs w:val="18"/>
+              </w:rPr>
+              <w:t xml:space="preserve">Median / p90 error (mm)</w:t>
+            </w:r>
+          </w:p>
+        </w:tc>
+        <w:tc>
+          <w:tcPr>
+            <w:tcW w:type="pct" w:w="25%"/>
+            <w:shd w:fill="DEE3E0" w:val="clear"/>
+            <w:tcMar>
+              <w:top w:type="dxa" w:w="80"/>
+              <w:left w:type="dxa" w:w="100"/>
+              <w:bottom w:type="dxa" w:w="80"/>
+              <w:right w:type="dxa" w:w="100"/>
+            </w:tcMar>
+          </w:tcPr>
+          <w:p>
+            <w:r>
+              <w:rPr>
+                <w:b/>
+                <w:bCs/>
+                <w:sz w:val="18"/>
+                <w:szCs w:val="18"/>
+              </w:rPr>
+              <w:t xml:space="preserve">top</w:t>
+            </w:r>
+          </w:p>
+        </w:tc>
+        <w:tc>
+          <w:tcPr>
+            <w:tcW w:type="pct" w:w="25%"/>
+            <w:shd w:fill="DEE3E0" w:val="clear"/>
+            <w:tcMar>
+              <w:top w:type="dxa" w:w="80"/>
+              <w:left w:type="dxa" w:w="100"/>
+              <w:bottom w:type="dxa" w:w="80"/>
+              <w:right w:type="dxa" w:w="100"/>
+            </w:tcMar>
+          </w:tcPr>
+          <w:p>
+            <w:r>
+              <w:rPr>
+                <w:b/>
+                <w:bCs/>
+                <w:sz w:val="18"/>
+                <w:szCs w:val="18"/>
+              </w:rPr>
+              <w:t xml:space="preserve">left</w:t>
+            </w:r>
+          </w:p>
+        </w:tc>
+        <w:tc>
+          <w:tcPr>
+            <w:tcW w:type="pct" w:w="25%"/>
+            <w:shd w:fill="DEE3E0" w:val="clear"/>
+            <w:tcMar>
+              <w:top w:type="dxa" w:w="80"/>
+              <w:left w:type="dxa" w:w="100"/>
+              <w:bottom w:type="dxa" w:w="80"/>
+              <w:right w:type="dxa" w:w="100"/>
+            </w:tcMar>
+          </w:tcPr>
+          <w:p>
+            <w:r>
+              <w:rPr>
+                <w:b/>
+                <w:bCs/>
+                <w:sz w:val="18"/>
+                <w:szCs w:val="18"/>
+              </w:rPr>
+              <w:t xml:space="preserve">right</w:t>
+            </w:r>
+          </w:p>
+        </w:tc>
+      </w:tr>
+      <w:tr>
+        <w:tc>
+          <w:tcPr>
+            <w:tcW w:type="pct" w:w="25%"/>
+            <w:tcMar>
+              <w:top w:type="dxa" w:w="80"/>
+              <w:left w:type="dxa" w:w="100"/>
+              <w:bottom w:type="dxa" w:w="80"/>
+              <w:right w:type="dxa" w:w="100"/>
+            </w:tcMar>
+          </w:tcPr>
+          <w:p>
+            <w:r>
+              <w:rPr>
+                <w:sz w:val="19"/>
+                <w:szCs w:val="19"/>
+              </w:rPr>
+              <w:t xml:space="preserve">floor: mean position</w:t>
+            </w:r>
+          </w:p>
+        </w:tc>
+        <w:tc>
+          <w:tcPr>
+            <w:tcW w:type="pct" w:w="25%"/>
+            <w:tcMar>
+              <w:top w:type="dxa" w:w="80"/>
+              <w:left w:type="dxa" w:w="100"/>
+              <w:bottom w:type="dxa" w:w="80"/>
+              <w:right w:type="dxa" w:w="100"/>
+            </w:tcMar>
+          </w:tcPr>
+          <w:p>
+            <w:r>
+              <w:rPr>
+                <w:sz w:val="19"/>
+                <w:szCs w:val="19"/>
+              </w:rPr>
+              <w:t xml:space="preserve">106 / 189</w:t>
+            </w:r>
+          </w:p>
+        </w:tc>
+        <w:tc>
+          <w:tcPr>
+            <w:tcW w:type="pct" w:w="25%"/>
+            <w:tcMar>
+              <w:top w:type="dxa" w:w="80"/>
+              <w:left w:type="dxa" w:w="100"/>
+              <w:bottom w:type="dxa" w:w="80"/>
+              <w:right w:type="dxa" w:w="100"/>
+            </w:tcMar>
+          </w:tcPr>
+          <w:p>
+            <w:r>
+              <w:rPr>
+                <w:sz w:val="19"/>
+                <w:szCs w:val="19"/>
+              </w:rPr>
+              <w:t xml:space="preserve">106 / 189</w:t>
+            </w:r>
+          </w:p>
+        </w:tc>
+        <w:tc>
+          <w:tcPr>
+            <w:tcW w:type="pct" w:w="25%"/>
+            <w:tcMar>
+              <w:top w:type="dxa" w:w="80"/>
+              <w:left w:type="dxa" w:w="100"/>
+              <w:bottom w:type="dxa" w:w="80"/>
+              <w:right w:type="dxa" w:w="100"/>
+            </w:tcMar>
+          </w:tcPr>
+          <w:p>
+            <w:r>
+              <w:rPr>
+                <w:sz w:val="19"/>
+                <w:szCs w:val="19"/>
+              </w:rPr>
+              <w:t xml:space="preserve">106 / 189</w:t>
+            </w:r>
+          </w:p>
+        </w:tc>
+      </w:tr>
+      <w:tr>
+        <w:tc>
+          <w:tcPr>
+            <w:tcW w:type="pct" w:w="25%"/>
+            <w:tcMar>
+              <w:top w:type="dxa" w:w="80"/>
+              <w:left w:type="dxa" w:w="100"/>
+              <w:bottom w:type="dxa" w:w="80"/>
+              <w:right w:type="dxa" w:w="100"/>
+            </w:tcMar>
+          </w:tcPr>
+          <w:p>
+            <w:r>
+              <w:rPr>
+                <w:sz w:val="19"/>
+                <w:szCs w:val="19"/>
+              </w:rPr>
+              <w:t xml:space="preserve">floor: raw pixels 32×24</w:t>
+            </w:r>
+          </w:p>
+        </w:tc>
+        <w:tc>
+          <w:tcPr>
+            <w:tcW w:type="pct" w:w="25%"/>
+            <w:tcMar>
+              <w:top w:type="dxa" w:w="80"/>
+              <w:left w:type="dxa" w:w="100"/>
+              <w:bottom w:type="dxa" w:w="80"/>
+              <w:right w:type="dxa" w:w="100"/>
+            </w:tcMar>
+          </w:tcPr>
+          <w:p>
+            <w:r>
+              <w:rPr>
+                <w:sz w:val="19"/>
+                <w:szCs w:val="19"/>
+              </w:rPr>
+              <w:t xml:space="preserve">48 / 120</w:t>
+            </w:r>
+          </w:p>
+        </w:tc>
+        <w:tc>
+          <w:tcPr>
+            <w:tcW w:type="pct" w:w="25%"/>
+            <w:tcMar>
+              <w:top w:type="dxa" w:w="80"/>
+              <w:left w:type="dxa" w:w="100"/>
+              <w:bottom w:type="dxa" w:w="80"/>
+              <w:right w:type="dxa" w:w="100"/>
+            </w:tcMar>
+          </w:tcPr>
+          <w:p>
+            <w:r>
+              <w:rPr>
+                <w:sz w:val="19"/>
+                <w:szCs w:val="19"/>
+              </w:rPr>
+              <w:t xml:space="preserve">43 / 112</w:t>
+            </w:r>
+          </w:p>
+        </w:tc>
+        <w:tc>
+          <w:tcPr>
+            <w:tcW w:type="pct" w:w="25%"/>
+            <w:tcMar>
+              <w:top w:type="dxa" w:w="80"/>
+              <w:left w:type="dxa" w:w="100"/>
+              <w:bottom w:type="dxa" w:w="80"/>
+              <w:right w:type="dxa" w:w="100"/>
+            </w:tcMar>
+          </w:tcPr>
+          <w:p>
+            <w:r>
+              <w:rPr>
+                <w:sz w:val="19"/>
+                <w:szCs w:val="19"/>
+              </w:rPr>
+              <w:t xml:space="preserve">44 / 120</w:t>
+            </w:r>
+          </w:p>
+        </w:tc>
+      </w:tr>
+      <w:tr>
+        <w:tc>
+          <w:tcPr>
+            <w:tcW w:type="pct" w:w="25%"/>
+            <w:tcMar>
+              <w:top w:type="dxa" w:w="80"/>
+              <w:left w:type="dxa" w:w="100"/>
+              <w:bottom w:type="dxa" w:w="80"/>
+              <w:right w:type="dxa" w:w="100"/>
+            </w:tcMar>
+          </w:tcPr>
+          <w:p>
+            <w:r>
+              <w:rPr>
+                <w:b/>
+                <w:bCs/>
+                <w:sz w:val="19"/>
+                <w:szCs w:val="19"/>
+              </w:rPr>
+              <w:t xml:space="preserve">smolvla_base (= 13/10 = Run A, frozen)</w:t>
+            </w:r>
+          </w:p>
+        </w:tc>
+        <w:tc>
+          <w:tcPr>
+            <w:tcW w:type="pct" w:w="25%"/>
+            <w:tcMar>
+              <w:top w:type="dxa" w:w="80"/>
+              <w:left w:type="dxa" w:w="100"/>
+              <w:bottom w:type="dxa" w:w="80"/>
+              <w:right w:type="dxa" w:w="100"/>
+            </w:tcMar>
+          </w:tcPr>
+          <w:p>
+            <w:r>
+              <w:rPr>
+                <w:b/>
+                <w:bCs/>
+                <w:sz w:val="19"/>
+                <w:szCs w:val="19"/>
+              </w:rPr>
+              <w:t xml:space="preserve">32 / 79</w:t>
+            </w:r>
+          </w:p>
+        </w:tc>
+        <w:tc>
+          <w:tcPr>
+            <w:tcW w:type="pct" w:w="25%"/>
+            <w:tcMar>
+              <w:top w:type="dxa" w:w="80"/>
+              <w:left w:type="dxa" w:w="100"/>
+              <w:bottom w:type="dxa" w:w="80"/>
+              <w:right w:type="dxa" w:w="100"/>
+            </w:tcMar>
+          </w:tcPr>
+          <w:p>
+            <w:r>
+              <w:rPr>
+                <w:b/>
+                <w:bCs/>
+                <w:sz w:val="19"/>
+                <w:szCs w:val="19"/>
+              </w:rPr>
+              <w:t xml:space="preserve">39 / 86</w:t>
+            </w:r>
+          </w:p>
+        </w:tc>
+        <w:tc>
+          <w:tcPr>
+            <w:tcW w:type="pct" w:w="25%"/>
+            <w:tcMar>
+              <w:top w:type="dxa" w:w="80"/>
+              <w:left w:type="dxa" w:w="100"/>
+              <w:bottom w:type="dxa" w:w="80"/>
+              <w:right w:type="dxa" w:w="100"/>
+            </w:tcMar>
+          </w:tcPr>
+          <w:p>
+            <w:r>
+              <w:rPr>
+                <w:b/>
+                <w:bCs/>
+                <w:sz w:val="19"/>
+                <w:szCs w:val="19"/>
+              </w:rPr>
+              <w:t xml:space="preserve">39 / 83</w:t>
+            </w:r>
+          </w:p>
+        </w:tc>
+      </w:tr>
+      <w:tr>
+        <w:tc>
+          <w:tcPr>
+            <w:tcW w:type="pct" w:w="25%"/>
+            <w:tcMar>
+              <w:top w:type="dxa" w:w="80"/>
+              <w:left w:type="dxa" w:w="100"/>
+              <w:bottom w:type="dxa" w:w="80"/>
+              <w:right w:type="dxa" w:w="100"/>
+            </w:tcMar>
+          </w:tcPr>
+          <w:p>
+            <w:r>
+              <w:rPr>
+                <w:sz w:val="19"/>
+                <w:szCs w:val="19"/>
+              </w:rPr>
+              <w:t xml:space="preserve">36k at 36k (encoder trained)</w:t>
+            </w:r>
+          </w:p>
+        </w:tc>
+        <w:tc>
+          <w:tcPr>
+            <w:tcW w:type="pct" w:w="25%"/>
+            <w:tcMar>
+              <w:top w:type="dxa" w:w="80"/>
+              <w:left w:type="dxa" w:w="100"/>
+              <w:bottom w:type="dxa" w:w="80"/>
+              <w:right w:type="dxa" w:w="100"/>
+            </w:tcMar>
+          </w:tcPr>
+          <w:p>
+            <w:r>
+              <w:rPr>
+                <w:sz w:val="19"/>
+                <w:szCs w:val="19"/>
+              </w:rPr>
+              <w:t xml:space="preserve">80 / 179</w:t>
+            </w:r>
+          </w:p>
+        </w:tc>
+        <w:tc>
+          <w:tcPr>
+            <w:tcW w:type="pct" w:w="25%"/>
+            <w:tcMar>
+              <w:top w:type="dxa" w:w="80"/>
+              <w:left w:type="dxa" w:w="100"/>
+              <w:bottom w:type="dxa" w:w="80"/>
+              <w:right w:type="dxa" w:w="100"/>
+            </w:tcMar>
+          </w:tcPr>
+          <w:p>
+            <w:r>
+              <w:rPr>
+                <w:sz w:val="19"/>
+                <w:szCs w:val="19"/>
+              </w:rPr>
+              <w:t xml:space="preserve">80 / 177</w:t>
+            </w:r>
+          </w:p>
+        </w:tc>
+        <w:tc>
+          <w:tcPr>
+            <w:tcW w:type="pct" w:w="25%"/>
+            <w:tcMar>
+              <w:top w:type="dxa" w:w="80"/>
+              <w:left w:type="dxa" w:w="100"/>
+              <w:bottom w:type="dxa" w:w="80"/>
+              <w:right w:type="dxa" w:w="100"/>
+            </w:tcMar>
+          </w:tcPr>
+          <w:p>
+            <w:r>
+              <w:rPr>
+                <w:sz w:val="19"/>
+                <w:szCs w:val="19"/>
+              </w:rPr>
+              <w:t xml:space="preserve">74 / 174</w:t>
+            </w:r>
+          </w:p>
+        </w:tc>
+      </w:tr>
+      <w:tr>
+        <w:tc>
+          <w:tcPr>
+            <w:tcW w:type="pct" w:w="25%"/>
+            <w:tcMar>
+              <w:top w:type="dxa" w:w="80"/>
+              <w:left w:type="dxa" w:w="100"/>
+              <w:bottom w:type="dxa" w:w="80"/>
+              <w:right w:type="dxa" w:w="100"/>
+            </w:tcMar>
+          </w:tcPr>
+          <w:p>
+            <w:r>
+              <w:rPr>
+                <w:sz w:val="19"/>
+                <w:szCs w:val="19"/>
+              </w:rPr>
+              <w:t xml:space="preserve">ceiling: true image position</w:t>
+            </w:r>
+          </w:p>
+        </w:tc>
+        <w:tc>
+          <w:tcPr>
+            <w:tcW w:type="pct" w:w="25%"/>
+            <w:tcMar>
+              <w:top w:type="dxa" w:w="80"/>
+              <w:left w:type="dxa" w:w="100"/>
+              <w:bottom w:type="dxa" w:w="80"/>
+              <w:right w:type="dxa" w:w="100"/>
+            </w:tcMar>
+          </w:tcPr>
+          <w:p>
+            <w:r>
+              <w:rPr>
+                <w:sz w:val="19"/>
+                <w:szCs w:val="19"/>
+              </w:rPr>
+              <w:t xml:space="preserve">1.4 / 3.4</w:t>
+            </w:r>
+          </w:p>
+        </w:tc>
+        <w:tc>
+          <w:tcPr>
+            <w:tcW w:type="pct" w:w="25%"/>
+            <w:tcMar>
+              <w:top w:type="dxa" w:w="80"/>
+              <w:left w:type="dxa" w:w="100"/>
+              <w:bottom w:type="dxa" w:w="80"/>
+              <w:right w:type="dxa" w:w="100"/>
+            </w:tcMar>
+          </w:tcPr>
+          <w:p>
+            <w:r>
+              <w:rPr>
+                <w:sz w:val="19"/>
+                <w:szCs w:val="19"/>
+              </w:rPr>
+              <w:t xml:space="preserve">1.6 / 4.1</w:t>
+            </w:r>
+          </w:p>
+        </w:tc>
+        <w:tc>
+          <w:tcPr>
+            <w:tcW w:type="pct" w:w="25%"/>
+            <w:tcMar>
+              <w:top w:type="dxa" w:w="80"/>
+              <w:left w:type="dxa" w:w="100"/>
+              <w:bottom w:type="dxa" w:w="80"/>
+              <w:right w:type="dxa" w:w="100"/>
+            </w:tcMar>
+          </w:tcPr>
+          <w:p>
+            <w:r>
+              <w:rPr>
+                <w:sz w:val="19"/>
+                <w:szCs w:val="19"/>
+              </w:rPr>
+              <w:t xml:space="preserve">1.6 / 4.2</w:t>
+            </w:r>
+          </w:p>
+        </w:tc>
+      </w:tr>
+    </w:tbl>
+    <w:p>
+      <w:pPr>
+        <w:spacing w:after="60"/>
+      </w:pPr>
+    </w:p>
+    <w:p>
+      <w:pPr>
+        <w:pStyle w:val="ListParagraph"/>
+        <w:numPr>
+          <w:ilvl w:val="0"/>
+          <w:numId w:val="1"/>
+        </w:numPr>
+        <w:spacing w:after="100"/>
+      </w:pPr>
+      <w:r>
+        <w:t xml:space="preserve">By its own validity rule (beat raw pixels by 20 % on at least 2 cameras) the probe was </w:t>
+      </w:r>
+      <w:r>
+        <w:rPr>
+          <w:b/>
+          <w:bCs/>
+        </w:rPr>
+        <w:t xml:space="preserve">invalid</w:t>
+      </w:r>
+      <w:r>
+        <w:t xml:space="preserve"> for smolvla_base (34 % / 9 % / 12 %), so no "encoder damaged" verdict was given; descriptively the 36k encoders localise about twice as badly as the base.</w:t>
+      </w:r>
+    </w:p>
+    <w:p>
+      <w:pPr>
+        <w:pStyle w:val="ListParagraph"/>
+        <w:numPr>
+          <w:ilvl w:val="0"/>
+          <w:numId w:val="1"/>
+        </w:numPr>
+        <w:spacing w:after="100"/>
+      </w:pPr>
+      <w:r>
+        <w:t xml:space="preserve">Frozen features do </w:t>
+      </w:r>
+      <w:r>
+        <w:rPr>
+          <w:b/>
+          <w:bCs/>
+        </w:rPr>
+        <w:t xml:space="preserve">not</w:t>
+      </w:r>
+      <w:r>
+        <w:t xml:space="preserve"> localise below 25 mm (32–39 mm median) with 640 training layouts; the policy saw 40. The rule fixed on 18/10 kept a ~320-episode run only for features clearly under 25 mm: no such run.</w:t>
+      </w:r>
+    </w:p>
+    <w:p>
+      <w:pPr>
+        <w:pStyle w:val="ListParagraph"/>
+        <w:numPr>
+          <w:ilvl w:val="0"/>
+          <w:numId w:val="1"/>
+        </w:numPr>
+        <w:spacing w:after="100"/>
+      </w:pPr>
+      <w:r>
+        <w:rPr>
+          <w:b/>
+          <w:bCs/>
+        </w:rPr>
+        <w:t xml:space="preserve">Crop test</w:t>
+      </w:r>
+      <w:r>
+        <w:t xml:space="preserve"> (criterion fixed in </w:t>
+      </w:r>
+      <w:r>
+        <w:rPr>
+          <w:rFonts w:ascii="Consolas" w:cs="Consolas" w:eastAsia="Consolas" w:hAnsi="Consolas"/>
+          <w:color w:val="0E4A40"/>
+        </w:rPr>
+        <w:t xml:space="preserve">67a3d4ac</w:t>
+      </w:r>
+      <w:r>
+        <w:t xml:space="preserve">): images cropped to the board give 28.5 / 30.5 / 30.0 mm; fails the 20 mm bar. </w:t>
+      </w:r>
+      <w:r>
+        <w:rPr>
+          <w:b/>
+          <w:bCs/>
+        </w:rPr>
+        <w:t xml:space="preserve">Layer probe</w:t>
+      </w:r>
+      <w:r>
+        <w:t xml:space="preserve"> (rule </w:t>
+      </w:r>
+      <w:r>
+        <w:rPr>
+          <w:rFonts w:ascii="Consolas" w:cs="Consolas" w:eastAsia="Consolas" w:hAnsi="Consolas"/>
+          <w:color w:val="0E4A40"/>
+        </w:rPr>
+        <w:t xml:space="preserve">layer_probe</w:t>
+      </w:r>
+      <w:r>
+        <w:t xml:space="preserve">, </w:t>
+      </w:r>
+      <w:r>
+        <w:rPr>
+          <w:rFonts w:ascii="Consolas" w:cs="Consolas" w:eastAsia="Consolas" w:hAnsi="Consolas"/>
+          <w:color w:val="0E4A40"/>
+        </w:rPr>
+        <w:t xml:space="preserve">3640c357</w:t>
+      </w:r>
+      <w:r>
+        <w:t xml:space="preserve">): the middle layers localise ~6 mm better than the last (layer 6: 25.1 / 32.7 / 32.9 mm), not enough for the rule. Verdict: train the </w:t>
+      </w:r>
+      <w:r>
+        <w:rPr>
+          <w:b/>
+          <w:bCs/>
+        </w:rPr>
+        <w:t xml:space="preserve">whole</w:t>
+      </w:r>
+      <w:r>
+        <w:t xml:space="preserve"> encoder (Run C).</w:t>
+      </w:r>
+    </w:p>
+    <w:p>
+      <w:pPr>
+        <w:pStyle w:val="ListParagraph"/>
+        <w:numPr>
+          <w:ilvl w:val="0"/>
+          <w:numId w:val="1"/>
+        </w:numPr>
+        <w:spacing w:after="100"/>
+      </w:pPr>
+      <w:r>
+        <w:t xml:space="preserve">Option 2, giving the policy YOLO's positions in its state, was </w:t>
+      </w:r>
+      <w:r>
+        <w:rPr>
+          <w:b/>
+          <w:bCs/>
+        </w:rPr>
+        <w:t xml:space="preserve">ruled out</w:t>
+      </w:r>
+      <w:r>
+        <w:t xml:space="preserve"> on 18/10: the policy must localise from its images (E-A5).</w:t>
+      </w:r>
+    </w:p>
+    <w:p>
+      <w:pPr>
+        <w:pStyle w:val="Heading2"/>
+        <w:spacing w:after="120" w:before="320"/>
+      </w:pPr>
+      <w:r>
+        <w:t xml:space="preserve">49. Does the policy use its images? The image-swap test, 2026-10-19</w:t>
+      </w:r>
+    </w:p>
+    <w:p>
+      <w:pPr>
+        <w:spacing w:after="100"/>
+      </w:pPr>
+      <w:r>
+        <w:rPr>
+          <w:i/>
+          <w:iCs/>
+          <w:color w:val="4B5B57"/>
+        </w:rPr>
+        <w:t xml:space="preserve">Give each held-out episode the camera images of another layout and see where the grasp goes.</w:t>
+      </w:r>
+    </w:p>
+    <w:p>
+      <w:pPr>
+        <w:spacing w:after="100"/>
+      </w:pPr>
+      <w:r>
+        <w:rPr>
+          <w:rFonts w:ascii="Consolas" w:cs="Consolas" w:eastAsia="Consolas" w:hAnsi="Consolas"/>
+          <w:color w:val="0E4A40"/>
+        </w:rPr>
+        <w:t xml:space="preserve">open_loop_check.py --swap-images</w:t>
+      </w:r>
+      <w:r>
+        <w:t xml:space="preserve">: each held-out episode gets the images of the same piece on the next seed, with its own state and instruction. A policy that uses its images moves its grasp toward the donor's grasp.</w:t>
+      </w:r>
+    </w:p>
+    <w:p>
+      <w:pPr>
+        <w:shd w:fill="10201D" w:val="clear"/>
+        <w:spacing w:after="0"/>
+      </w:pPr>
+      <w:r>
+        <w:rPr>
+          <w:rFonts w:ascii="Consolas" w:cs="Consolas" w:eastAsia="Consolas" w:hAnsi="Consolas"/>
+          <w:color w:val="D9EDE8"/>
+          <w:sz w:val="17"/>
+          <w:szCs w:val="17"/>
+        </w:rPr>
+        <w:t xml:space="preserve">$PY $S/open_loop_check.py &lt;checkpoint&gt; $D --per-piece 10 --swap-images --out &lt;name&gt;_swap.json</w:t>
+      </w:r>
+    </w:p>
+    <w:p>
+      <w:pPr>
+        <w:shd w:fill="10201D" w:val="clear"/>
+        <w:spacing w:after="0"/>
+      </w:pPr>
+      <w:r>
+        <w:rPr>
+          <w:rFonts w:ascii="Consolas" w:cs="Consolas" w:eastAsia="Consolas" w:hAnsi="Consolas"/>
+          <w:color w:val="D9EDE8"/>
+          <w:sz w:val="17"/>
+          <w:szCs w:val="17"/>
+        </w:rPr>
+        <w:t xml:space="preserve">$PY $S/open_loop_check.py &lt;checkpoint&gt; $D --per-piece 10 --out &lt;name&gt;_own.json</w:t>
+      </w:r>
+    </w:p>
+    <w:p>
+      <w:pPr>
+        <w:shd w:fill="10201D" w:val="clear"/>
+        <w:spacing w:after="160"/>
+      </w:pPr>
+      <w:r>
+        <w:rPr>
+          <w:rFonts w:ascii="Consolas" w:cs="Consolas" w:eastAsia="Consolas" w:hAnsi="Consolas"/>
+          <w:color w:val="D9EDE8"/>
+          <w:sz w:val="17"/>
+          <w:szCs w:val="17"/>
+        </w:rPr>
+        <w:t xml:space="preserve">$PY $S/open_loop_compare.py &lt;name&gt;_own.json &lt;name&gt;_swap.json</w:t>
+      </w:r>
+    </w:p>
+    <w:tbl>
+      <w:tblPr>
+        <w:tblW w:type="pct" w:w="100%"/>
+        <w:tblBorders>
+          <w:top w:val="single" w:color="auto" w:sz="4"/>
+          <w:left w:val="single" w:color="auto" w:sz="4"/>
+          <w:bottom w:val="single" w:color="auto" w:sz="4"/>
+          <w:right w:val="single" w:color="auto" w:sz="4"/>
+          <w:insideH w:val="single" w:color="auto" w:sz="4"/>
+          <w:insideV w:val="single" w:color="auto" w:sz="4"/>
+        </w:tblBorders>
+      </w:tblPr>
+      <w:tblGrid>
+        <w:gridCol w:w="100"/>
+        <w:gridCol w:w="100"/>
+        <w:gridCol w:w="100"/>
+        <w:gridCol w:w="100"/>
+      </w:tblGrid>
+      <w:tr>
+        <w:trPr>
+          <w:tblHeader/>
+        </w:trPr>
+        <w:tc>
+          <w:tcPr>
+            <w:tcW w:type="pct" w:w="25%"/>
+            <w:shd w:fill="DEE3E0" w:val="clear"/>
+            <w:tcMar>
+              <w:top w:type="dxa" w:w="80"/>
+              <w:left w:type="dxa" w:w="100"/>
+              <w:bottom w:type="dxa" w:w="80"/>
+              <w:right w:type="dxa" w:w="100"/>
+            </w:tcMar>
+          </w:tcPr>
+          <w:p>
+            <w:r/>
+          </w:p>
+        </w:tc>
+        <w:tc>
+          <w:tcPr>
+            <w:tcW w:type="pct" w:w="25%"/>
+            <w:shd w:fill="DEE3E0" w:val="clear"/>
+            <w:tcMar>
+              <w:top w:type="dxa" w:w="80"/>
+              <w:left w:type="dxa" w:w="100"/>
+              <w:bottom w:type="dxa" w:w="80"/>
+              <w:right w:type="dxa" w:w="100"/>
+            </w:tcMar>
+          </w:tcPr>
+          <w:p>
+            <w:r>
+              <w:rPr>
+                <w:b/>
+                <w:bCs/>
+                <w:sz w:val="18"/>
+                <w:szCs w:val="18"/>
+              </w:rPr>
+              <w:t xml:space="preserve">tip, swapped − own</w:t>
+            </w:r>
+          </w:p>
+        </w:tc>
+        <w:tc>
+          <w:tcPr>
+            <w:tcW w:type="pct" w:w="25%"/>
+            <w:shd w:fill="DEE3E0" w:val="clear"/>
+            <w:tcMar>
+              <w:top w:type="dxa" w:w="80"/>
+              <w:left w:type="dxa" w:w="100"/>
+              <w:bottom w:type="dxa" w:w="80"/>
+              <w:right w:type="dxa" w:w="100"/>
+            </w:tcMar>
+          </w:tcPr>
+          <w:p>
+            <w:r>
+              <w:rPr>
+                <w:b/>
+                <w:bCs/>
+                <w:sz w:val="18"/>
+                <w:szCs w:val="18"/>
+              </w:rPr>
+              <w:t xml:space="preserve">grasp point shift</w:t>
+            </w:r>
+          </w:p>
+        </w:tc>
+        <w:tc>
+          <w:tcPr>
+            <w:tcW w:type="pct" w:w="25%"/>
+            <w:shd w:fill="DEE3E0" w:val="clear"/>
+            <w:tcMar>
+              <w:top w:type="dxa" w:w="80"/>
+              <w:left w:type="dxa" w:w="100"/>
+              <w:bottom w:type="dxa" w:w="80"/>
+              <w:right w:type="dxa" w:w="100"/>
+            </w:tcMar>
+          </w:tcPr>
+          <w:p>
+            <w:r>
+              <w:rPr>
+                <w:b/>
+                <w:bCs/>
+                <w:sz w:val="18"/>
+                <w:szCs w:val="18"/>
+              </w:rPr>
+              <w:t xml:space="preserve">closes nearer the donor, own → swapped</w:t>
+            </w:r>
+          </w:p>
+        </w:tc>
+      </w:tr>
+      <w:tr>
+        <w:tc>
+          <w:tcPr>
+            <w:tcW w:type="pct" w:w="25%"/>
+            <w:tcMar>
+              <w:top w:type="dxa" w:w="80"/>
+              <w:left w:type="dxa" w:w="100"/>
+              <w:bottom w:type="dxa" w:w="80"/>
+              <w:right w:type="dxa" w:w="100"/>
+            </w:tcMar>
+          </w:tcPr>
+          <w:p>
+            <w:r>
+              <w:rPr>
+                <w:sz w:val="19"/>
+                <w:szCs w:val="19"/>
+              </w:rPr>
+              <w:t xml:space="preserve">Run A 15k (encoder frozen)</w:t>
+            </w:r>
+          </w:p>
+        </w:tc>
+        <w:tc>
+          <w:tcPr>
+            <w:tcW w:type="pct" w:w="25%"/>
+            <w:tcMar>
+              <w:top w:type="dxa" w:w="80"/>
+              <w:left w:type="dxa" w:w="100"/>
+              <w:bottom w:type="dxa" w:w="80"/>
+              <w:right w:type="dxa" w:w="100"/>
+            </w:tcMar>
+          </w:tcPr>
+          <w:p>
+            <w:r>
+              <w:rPr>
+                <w:b/>
+                <w:bCs/>
+                <w:sz w:val="19"/>
+                <w:szCs w:val="19"/>
+              </w:rPr>
+              <w:t xml:space="preserve">+16.7 mm [+5.0; +31.0]</w:t>
+            </w:r>
+          </w:p>
+        </w:tc>
+        <w:tc>
+          <w:tcPr>
+            <w:tcW w:type="pct" w:w="25%"/>
+            <w:tcMar>
+              <w:top w:type="dxa" w:w="80"/>
+              <w:left w:type="dxa" w:w="100"/>
+              <w:bottom w:type="dxa" w:w="80"/>
+              <w:right w:type="dxa" w:w="100"/>
+            </w:tcMar>
+          </w:tcPr>
+          <w:p>
+            <w:r>
+              <w:rPr>
+                <w:b/>
+                <w:bCs/>
+                <w:sz w:val="19"/>
+                <w:szCs w:val="19"/>
+              </w:rPr>
+              <w:t xml:space="preserve">+81.6 mm [+32.8; +122.3]</w:t>
+            </w:r>
+          </w:p>
+        </w:tc>
+        <w:tc>
+          <w:tcPr>
+            <w:tcW w:type="pct" w:w="25%"/>
+            <w:tcMar>
+              <w:top w:type="dxa" w:w="80"/>
+              <w:left w:type="dxa" w:w="100"/>
+              <w:bottom w:type="dxa" w:w="80"/>
+              <w:right w:type="dxa" w:w="100"/>
+            </w:tcMar>
+          </w:tcPr>
+          <w:p>
+            <w:r>
+              <w:rPr>
+                <w:b/>
+                <w:bCs/>
+                <w:sz w:val="19"/>
+                <w:szCs w:val="19"/>
+              </w:rPr>
+              <w:t xml:space="preserve">35 % → 81 %</w:t>
+            </w:r>
+          </w:p>
+        </w:tc>
+      </w:tr>
+      <w:tr>
+        <w:tc>
+          <w:tcPr>
+            <w:tcW w:type="pct" w:w="25%"/>
+            <w:tcMar>
+              <w:top w:type="dxa" w:w="80"/>
+              <w:left w:type="dxa" w:w="100"/>
+              <w:bottom w:type="dxa" w:w="80"/>
+              <w:right w:type="dxa" w:w="100"/>
+            </w:tcMar>
+          </w:tcPr>
+          <w:p>
+            <w:r>
+              <w:rPr>
+                <w:sz w:val="19"/>
+                <w:szCs w:val="19"/>
+              </w:rPr>
+              <w:t xml:space="preserve">36k at 36k (encoder trained)</w:t>
+            </w:r>
+          </w:p>
+        </w:tc>
+        <w:tc>
+          <w:tcPr>
+            <w:tcW w:type="pct" w:w="25%"/>
+            <w:tcMar>
+              <w:top w:type="dxa" w:w="80"/>
+              <w:left w:type="dxa" w:w="100"/>
+              <w:bottom w:type="dxa" w:w="80"/>
+              <w:right w:type="dxa" w:w="100"/>
+            </w:tcMar>
+          </w:tcPr>
+          <w:p>
+            <w:r>
+              <w:rPr>
+                <w:sz w:val="19"/>
+                <w:szCs w:val="19"/>
+              </w:rPr>
+              <w:t xml:space="preserve">−1.7 mm [−6.1; +7.2]</w:t>
+            </w:r>
+          </w:p>
+        </w:tc>
+        <w:tc>
+          <w:tcPr>
+            <w:tcW w:type="pct" w:w="25%"/>
+            <w:tcMar>
+              <w:top w:type="dxa" w:w="80"/>
+              <w:left w:type="dxa" w:w="100"/>
+              <w:bottom w:type="dxa" w:w="80"/>
+              <w:right w:type="dxa" w:w="100"/>
+            </w:tcMar>
+          </w:tcPr>
+          <w:p>
+            <w:r>
+              <w:rPr>
+                <w:sz w:val="19"/>
+                <w:szCs w:val="19"/>
+              </w:rPr>
+              <w:t xml:space="preserve">+2.3 mm [−27.5; +12.2]</w:t>
+            </w:r>
+          </w:p>
+        </w:tc>
+        <w:tc>
+          <w:tcPr>
+            <w:tcW w:type="pct" w:w="25%"/>
+            <w:tcMar>
+              <w:top w:type="dxa" w:w="80"/>
+              <w:left w:type="dxa" w:w="100"/>
+              <w:bottom w:type="dxa" w:w="80"/>
+              <w:right w:type="dxa" w:w="100"/>
+            </w:tcMar>
+          </w:tcPr>
+          <w:p>
+            <w:r>
+              <w:rPr>
+                <w:sz w:val="19"/>
+                <w:szCs w:val="19"/>
+              </w:rPr>
+              <w:t xml:space="preserve">64 % → 70 %</w:t>
+            </w:r>
+          </w:p>
+        </w:tc>
+      </w:tr>
+    </w:tbl>
+    <w:p>
+      <w:pPr>
+        <w:spacing w:after="60"/>
+      </w:pPr>
+    </w:p>
+    <w:p>
+      <w:pPr>
+        <w:spacing w:after="100"/>
+      </w:pPr>
+      <w:r>
+        <w:t xml:space="preserve">Run A </w:t>
+      </w:r>
+      <w:r>
+        <w:rPr>
+          <w:b/>
+          <w:bCs/>
+        </w:rPr>
+        <w:t xml:space="preserve">does</w:t>
+      </w:r>
+      <w:r>
+        <w:t xml:space="preserve"> use its images to decide where to go; the 36k model ignores them. From this, the </w:t>
+      </w:r>
+      <w:r>
+        <w:rPr>
+          <w:b/>
+          <w:bCs/>
+        </w:rPr>
+        <w:t xml:space="preserve">Run C gate</w:t>
+      </w:r>
+      <w:r>
+        <w:t xml:space="preserve"> (</w:t>
+      </w:r>
+      <w:r>
+        <w:rPr>
+          <w:rFonts w:ascii="Consolas" w:cs="Consolas" w:eastAsia="Consolas" w:hAnsi="Consolas"/>
+          <w:color w:val="0E4A40"/>
+        </w:rPr>
+        <w:t xml:space="preserve">run_c_gate</w:t>
+      </w:r>
+      <w:r>
+        <w:t xml:space="preserve">): a Run C checkpoint goes into Gazebo only if its encoder localises better than smolvla_base (by more than 5 mm and 20 %, interval excluding 0, on at least 2 of 3 cameras: at most 25.6 / 31.0 / 30.9 mm) </w:t>
+      </w:r>
+      <w:r>
+        <w:rPr>
+          <w:b/>
+          <w:bCs/>
+        </w:rPr>
+        <w:t xml:space="preserve">and</w:t>
+      </w:r>
+      <w:r>
+        <w:t xml:space="preserve"> the swap test still moves the grasp (lower bound of both intervals above 0).</w:t>
+      </w:r>
+    </w:p>
+    <w:p>
+      <w:pPr>
+        <w:pStyle w:val="Heading2"/>
+        <w:spacing w:after="120" w:before="320"/>
+      </w:pPr>
+      <w:r>
+        <w:t xml:space="preserve">50. Data the policy cannot memorise: batch B, seeds 1001–1401, 2026-10-18 to 24</w:t>
+      </w:r>
+    </w:p>
+    <w:p>
+      <w:pPr>
+        <w:spacing w:after="100"/>
+      </w:pPr>
+      <w:r>
+        <w:rPr>
+          <w:i/>
+          <w:iCs/>
+          <w:color w:val="4B5B57"/>
+        </w:rPr>
+        <w:t xml:space="preserve">One episode per layout, with 0–3 of the other pieces already in their bins.</w:t>
+      </w:r>
+    </w:p>
+    <w:p>
+      <w:pPr>
+        <w:spacing w:after="100"/>
+      </w:pPr>
+      <w:r>
+        <w:rPr>
+          <w:rFonts w:ascii="Consolas" w:cs="Consolas" w:eastAsia="Consolas" w:hAnsi="Consolas"/>
+          <w:color w:val="0E4A40"/>
+        </w:rPr>
+        <w:t xml:space="preserve">PREPLACE=1</w:t>
+      </w:r>
+      <w:r>
+        <w:t xml:space="preserve"> records only the target </w:t>
+      </w:r>
+      <w:r>
+        <w:rPr>
+          <w:rFonts w:ascii="Consolas" w:cs="Consolas" w:eastAsia="Consolas" w:hAnsi="Consolas"/>
+          <w:color w:val="0E4A40"/>
+        </w:rPr>
+        <w:t xml:space="preserve">PIECES[seed % 4]</w:t>
+      </w:r>
+      <w:r>
+        <w:t xml:space="preserve"> after </w:t>
+      </w:r>
+      <w:r>
+        <w:rPr>
+          <w:rFonts w:ascii="Consolas" w:cs="Consolas" w:eastAsia="Consolas" w:hAnsi="Consolas"/>
+          <w:color w:val="0E4A40"/>
+        </w:rPr>
+        <w:t xml:space="preserve">preplace_pieces.py</w:t>
+      </w:r>
+      <w:r>
+        <w:t xml:space="preserve"> has put 0–3 of the other pieces into their bins (drawn with </w:t>
+      </w:r>
+      <w:r>
+        <w:rPr>
+          <w:rFonts w:ascii="Consolas" w:cs="Consolas" w:eastAsia="Consolas" w:hAnsi="Consolas"/>
+          <w:color w:val="0E4A40"/>
+        </w:rPr>
+        <w:t xml:space="preserve">default_rng([seed, 1])</w:t>
+      </w:r>
+      <w:r>
+        <w:t xml:space="preserve">, never the target); the arm starts from draw 0 of </w:t>
+      </w:r>
+      <w:r>
+        <w:rPr>
+          <w:rFonts w:ascii="Consolas" w:cs="Consolas" w:eastAsia="Consolas" w:hAnsi="Consolas"/>
+          <w:color w:val="0E4A40"/>
+        </w:rPr>
+        <w:t xml:space="preserve">default_rng(seed)</w:t>
+      </w:r>
+      <w:r>
+        <w:t xml:space="preserve">. Kept apart in </w:t>
+      </w:r>
+      <w:r>
+        <w:rPr>
+          <w:rFonts w:ascii="Consolas" w:cs="Consolas" w:eastAsia="Consolas" w:hAnsi="Consolas"/>
+          <w:color w:val="0E4A40"/>
+        </w:rPr>
+        <w:t xml:space="preserve">/workspace/tri_sort_B</w:t>
+      </w:r>
+      <w:r>
+        <w:t xml:space="preserve">, run under </w:t>
+      </w:r>
+      <w:r>
+        <w:rPr>
+          <w:rFonts w:ascii="Consolas" w:cs="Consolas" w:eastAsia="Consolas" w:hAnsi="Consolas"/>
+          <w:color w:val="0E4A40"/>
+        </w:rPr>
+        <w:t xml:space="preserve">reap_children.py</w:t>
+      </w:r>
+      <w:r>
+        <w:t xml:space="preserve"> (the container had accumulated 1 052 zombie processes):</w:t>
+      </w:r>
+    </w:p>
+    <w:p>
+      <w:pPr>
+        <w:shd w:fill="10201D" w:val="clear"/>
+        <w:spacing w:after="0"/>
+      </w:pPr>
+      <w:r>
+        <w:rPr>
+          <w:rFonts w:ascii="Consolas" w:cs="Consolas" w:eastAsia="Consolas" w:hAnsi="Consolas"/>
+          <w:color w:val="D9EDE8"/>
+          <w:sz w:val="17"/>
+          <w:szCs w:val="17"/>
+        </w:rPr>
+        <w:t xml:space="preserve">docker exec -d gazebo_to_lerobot bash -c 'TRI_HOME=/workspace/tri_sort_B RANDOM_START=1 PREPLACE=1 \</w:t>
+      </w:r>
+    </w:p>
+    <w:p>
+      <w:pPr>
+        <w:shd w:fill="10201D" w:val="clear"/>
+        <w:spacing w:after="0"/>
+      </w:pPr>
+      <w:r>
+        <w:rPr>
+          <w:rFonts w:ascii="Consolas" w:cs="Consolas" w:eastAsia="Consolas" w:hAnsi="Consolas"/>
+          <w:color w:val="D9EDE8"/>
+          <w:sz w:val="17"/>
+          <w:szCs w:val="17"/>
+        </w:rPr>
+        <w:t xml:space="preserve">  python3 /workspace/src/scripts/reap_children.py /workspace/src/scripts/record_tri_batch.sh 1001 1400'</w:t>
+      </w:r>
+    </w:p>
+    <w:p>
+      <w:pPr>
+        <w:shd w:fill="10201D" w:val="clear"/>
+        <w:spacing w:after="0"/>
+      </w:pPr>
+      <w:r>
+        <w:rPr>
+          <w:rFonts w:ascii="Consolas" w:cs="Consolas" w:eastAsia="Consolas" w:hAnsi="Consolas"/>
+          <w:color w:val="D9EDE8"/>
+          <w:sz w:val="17"/>
+          <w:szCs w:val="17"/>
+        </w:rPr>
+        <w:t xml:space="preserve">docker exec gazebo_to_lerobot python3 /workspace/src/scripts/verify_preplaced_batch.py /workspace/tri_sort_B 1001 1401</w:t>
+      </w:r>
+    </w:p>
+    <w:p>
+      <w:pPr>
+        <w:shd w:fill="10201D" w:val="clear"/>
+        <w:spacing w:after="0"/>
+      </w:pPr>
+      <w:r>
+        <w:rPr>
+          <w:rFonts w:ascii="Consolas" w:cs="Consolas" w:eastAsia="Consolas" w:hAnsi="Consolas"/>
+          <w:color w:val="D9EDE8"/>
+          <w:sz w:val="17"/>
+          <w:szCs w:val="17"/>
+        </w:rPr>
+        <w:t xml:space="preserve">docker exec gazebo_to_lerobot bash -c 'TRI_HOME=/workspace/tri_sort_B STAGE=/workspace/tri_sort_B_stage \</w:t>
+      </w:r>
+    </w:p>
+    <w:p>
+      <w:pPr>
+        <w:shd w:fill="10201D" w:val="clear"/>
+        <w:spacing w:after="0"/>
+      </w:pPr>
+      <w:r>
+        <w:rPr>
+          <w:rFonts w:ascii="Consolas" w:cs="Consolas" w:eastAsia="Consolas" w:hAnsi="Consolas"/>
+          <w:color w:val="D9EDE8"/>
+          <w:sz w:val="17"/>
+          <w:szCs w:val="17"/>
+        </w:rPr>
+        <w:t xml:space="preserve">  TRAIN_SEEDS=/workspace/tri_sort_B_train_seeds SKIP_RLDS=1 /workspace/src/scripts/convert_tri_sort.sh local/mycobot_tri_sort_B_s1001_1401'</w:t>
+      </w:r>
+    </w:p>
+    <w:p>
+      <w:pPr>
+        <w:shd w:fill="10201D" w:val="clear"/>
+        <w:spacing w:after="0"/>
+      </w:pPr>
+      <w:r>
+        <w:rPr>
+          <w:rFonts w:ascii="Consolas" w:cs="Consolas" w:eastAsia="Consolas" w:hAnsi="Consolas"/>
+          <w:color w:val="D9EDE8"/>
+          <w:sz w:val="17"/>
+          <w:szCs w:val="17"/>
+        </w:rPr>
+        <w:t xml:space="preserve">docker exec gazebo_to_lerobot /workspace/venv_lerobot/bin/python /workspace/src/scripts/verify_preplaced_batch.py \</w:t>
+      </w:r>
+    </w:p>
+    <w:p>
+      <w:pPr>
+        <w:shd w:fill="10201D" w:val="clear"/>
+        <w:spacing w:after="160"/>
+      </w:pPr>
+      <w:r>
+        <w:rPr>
+          <w:rFonts w:ascii="Consolas" w:cs="Consolas" w:eastAsia="Consolas" w:hAnsi="Consolas"/>
+          <w:color w:val="D9EDE8"/>
+          <w:sz w:val="17"/>
+          <w:szCs w:val="17"/>
+        </w:rPr>
+        <w:t xml:space="preserve">  /workspace/tri_sort_B 1001 1401 --dataset /workspace/tri_datasets/local/mycobot_tri_sort_B_s1001_1401</w:t>
+      </w:r>
+    </w:p>
+    <w:p>
+      <w:pPr>
+        <w:spacing w:after="100"/>
+      </w:pPr>
+      <w:r>
+        <w:rPr>
+          <w:rFonts w:ascii="Consolas" w:cs="Consolas" w:eastAsia="Consolas" w:hAnsi="Consolas"/>
+          <w:color w:val="0E4A40"/>
+        </w:rPr>
+        <w:t xml:space="preserve">verify_preplaced_batch.py</w:t>
+      </w:r>
+      <w:r>
+        <w:t xml:space="preserve"> checks each layout: the target never moved before its grasp, each pre-sorted piece in its bin at the start and the end, no other piece moved more than 1 mm. 1001–1050 first (median 6.2 min per layout), then 1051–1400 (19/10 16:07 → 21/10 05:25): 348/350 first time. Seeds 1098 and 1099 failed when a CPU test of Run C's size swapped the laptop during recording; they were re-recorded on 23/10 (since then: </w:t>
+      </w:r>
+      <w:r>
+        <w:rPr>
+          <w:b/>
+          <w:bCs/>
+        </w:rPr>
+        <w:t xml:space="preserve">no heavy CPU work during a recording</w:t>
+      </w:r>
+      <w:r>
+        <w:t xml:space="preserve">). Seed 1234 needed a second grasp twice in a row (the scene is deterministic) and was excluded and replaced by 1401. </w:t>
+      </w:r>
+      <w:r>
+        <w:rPr>
+          <w:b/>
+          <w:bCs/>
+        </w:rPr>
+        <w:t xml:space="preserve">Result:</w:t>
+      </w:r>
+      <w:r>
+        <w:t xml:space="preserve"> 400 layouts verified OK (pre-sorted 0/1/2/3: 114/98/99/89; targets 101/99/100/100), </w:t>
+      </w:r>
+      <w:r>
+        <w:rPr>
+          <w:rFonts w:ascii="Consolas" w:cs="Consolas" w:eastAsia="Consolas" w:hAnsi="Consolas"/>
+          <w:color w:val="0E4A40"/>
+        </w:rPr>
+        <w:t xml:space="preserve">local/mycobot_tri_sort_B_s1001_1401</w:t>
+      </w:r>
+      <w:r>
+        <w:t xml:space="preserve"> 400 episodes and 71 059 frames, reloaded by </w:t>
+      </w:r>
+      <w:r>
+        <w:rPr>
+          <w:rFonts w:ascii="Consolas" w:cs="Consolas" w:eastAsia="Consolas" w:hAnsi="Consolas"/>
+          <w:color w:val="0E4A40"/>
+        </w:rPr>
+        <w:t xml:space="preserve">LeRobotDataset</w:t>
+      </w:r>
+      <w:r>
+        <w:t xml:space="preserve"> from its zip (</w:t>
+      </w:r>
+      <w:r>
+        <w:rPr>
+          <w:rFonts w:ascii="Consolas" w:cs="Consolas" w:eastAsia="Consolas" w:hAnsi="Consolas"/>
+          <w:color w:val="0E4A40"/>
+        </w:rPr>
+        <w:t xml:space="preserve">mycobot_tri_sort_B_s1001_1401.zip</w:t>
+      </w:r>
+      <w:r>
+        <w:t xml:space="preserve">, sha256 </w:t>
+      </w:r>
+      <w:r>
+        <w:rPr>
+          <w:rFonts w:ascii="Consolas" w:cs="Consolas" w:eastAsia="Consolas" w:hAnsi="Consolas"/>
+          <w:color w:val="0E4A40"/>
+        </w:rPr>
+        <w:t xml:space="preserve">1428ed00…46ae1</w:t>
+      </w:r>
+      <w:r>
+        <w:t xml:space="preserve">).</w:t>
+      </w:r>
+    </w:p>
+    <w:p>
+      <w:pPr>
+        <w:pStyle w:val="Heading2"/>
+        <w:spacing w:after="120" w:before="320"/>
+      </w:pPr>
+      <w:r>
+        <w:t xml:space="preserve">51. Run B, 2026-10-24 to 25</w:t>
+      </w:r>
+    </w:p>
+    <w:p>
+      <w:pPr>
+        <w:spacing w:after="100"/>
+      </w:pPr>
+      <w:r>
+        <w:rPr>
+          <w:i/>
+          <w:iCs/>
+          <w:color w:val="4B5B57"/>
+        </w:rPr>
+        <w:t xml:space="preserve">Run A's recipe on batch B.</w:t>
+      </w:r>
+    </w:p>
+    <w:p>
+      <w:pPr>
+        <w:spacing w:after="100"/>
+      </w:pPr>
+      <w:r>
+        <w:rPr>
+          <w:rFonts w:ascii="Consolas" w:cs="Consolas" w:eastAsia="Consolas" w:hAnsi="Consolas"/>
+          <w:color w:val="0E4A40"/>
+        </w:rPr>
+        <w:t xml:space="preserve">smolvla_tri_sort_runB_frozen_20k.ipynb</w:t>
+      </w:r>
+      <w:r>
+        <w:t xml:space="preserve">: the same </w:t>
+      </w:r>
+      <w:r>
+        <w:rPr>
+          <w:rFonts w:ascii="Consolas" w:cs="Consolas" w:eastAsia="Consolas" w:hAnsi="Consolas"/>
+          <w:color w:val="0E4A40"/>
+        </w:rPr>
+        <w:t xml:space="preserve">lerobot-train</w:t>
+      </w:r>
+      <w:r>
+        <w:t xml:space="preserve"> arguments as Run A (compared by program), batch B as Kaggle dataset </w:t>
+      </w:r>
+      <w:r>
+        <w:rPr>
+          <w:rFonts w:ascii="Consolas" w:cs="Consolas" w:eastAsia="Consolas" w:hAnsi="Consolas"/>
+          <w:color w:val="0E4A40"/>
+        </w:rPr>
+        <w:t xml:space="preserve">mycobot-tri-sort-b-400</w:t>
+      </w:r>
+      <w:r>
+        <w:t xml:space="preserve">, the driver refusing any dataset that is not 400 episodes / 71 059 frames. Two sessions; the second 24/10 19:33 → 25/10 02:04; final loss 0.036, peak 12.4 GB. Output in </w:t>
+      </w:r>
+      <w:r>
+        <w:rPr>
+          <w:rFonts w:ascii="Consolas" w:cs="Consolas" w:eastAsia="Consolas" w:hAnsi="Consolas"/>
+          <w:color w:val="0E4A40"/>
+        </w:rPr>
+        <w:t xml:space="preserve">Downloads\results (3)\</w:t>
+      </w:r>
+      <w:r>
+        <w:t xml:space="preserve">: </w:t>
+      </w:r>
+      <w:r>
+        <w:rPr>
+          <w:rFonts w:ascii="Consolas" w:cs="Consolas" w:eastAsia="Consolas" w:hAnsi="Consolas"/>
+          <w:color w:val="0E4A40"/>
+        </w:rPr>
+        <w:t xml:space="preserve">run/checkpoints/020000</w:t>
+      </w:r>
+      <w:r>
+        <w:t xml:space="preserve"> and </w:t>
+      </w:r>
+      <w:r>
+        <w:rPr>
+          <w:rFonts w:ascii="Consolas" w:cs="Consolas" w:eastAsia="Consolas" w:hAnsi="Consolas"/>
+          <w:color w:val="0E4A40"/>
+        </w:rPr>
+        <w:t xml:space="preserve">kept/005000</w:t>
+      </w:r>
+      <w:r>
+        <w:t xml:space="preserve">, </w:t>
+      </w:r>
+      <w:r>
+        <w:rPr>
+          <w:rFonts w:ascii="Consolas" w:cs="Consolas" w:eastAsia="Consolas" w:hAnsi="Consolas"/>
+          <w:color w:val="0E4A40"/>
+        </w:rPr>
+        <w:t xml:space="preserve">010000</w:t>
+      </w:r>
+      <w:r>
+        <w:t xml:space="preserve">, </w:t>
+      </w:r>
+      <w:r>
+        <w:rPr>
+          <w:rFonts w:ascii="Consolas" w:cs="Consolas" w:eastAsia="Consolas" w:hAnsi="Consolas"/>
+          <w:color w:val="0E4A40"/>
+        </w:rPr>
+        <w:t xml:space="preserve">015000</w:t>
+      </w:r>
+      <w:r>
+        <w:t xml:space="preserve">, copied to </w:t>
+      </w:r>
+      <w:r>
+        <w:rPr>
+          <w:rFonts w:ascii="Consolas" w:cs="Consolas" w:eastAsia="Consolas" w:hAnsi="Consolas"/>
+          <w:color w:val="0E4A40"/>
+        </w:rPr>
+        <w:t xml:space="preserve">/workspace/checkpoints/run_B_frozen_20k/</w:t>
+      </w:r>
+      <w:r>
+        <w:t xml:space="preserve">. Measured in §54 and §55.</w:t>
+      </w:r>
+    </w:p>
+    <w:p>
+      <w:pPr>
+        <w:pStyle w:val="Heading2"/>
+        <w:spacing w:after="120" w:before="320"/>
+      </w:pPr>
+      <w:r>
+        <w:t xml:space="preserve">52. Preparing Run C, 2026-10-19 to 25</w:t>
+      </w:r>
+    </w:p>
+    <w:p>
+      <w:pPr>
+        <w:spacing w:after="100"/>
+      </w:pPr>
+      <w:r>
+        <w:rPr>
+          <w:i/>
+          <w:iCs/>
+          <w:color w:val="4B5B57"/>
+        </w:rPr>
+        <w:t xml:space="preserve">Train the whole encoder, with a position loss that tells it where the pieces are, without ever giving the positions to the policy.</w:t>
+      </w:r>
+    </w:p>
+    <w:p>
+      <w:pPr>
+        <w:spacing w:after="100"/>
+      </w:pPr>
+      <w:r>
+        <w:t xml:space="preserve">Each item below was checked against a threshold fixed before it ran, on a T4 when it involved the GPU (results in </w:t>
+      </w:r>
+      <w:r>
+        <w:rPr>
+          <w:rFonts w:ascii="Consolas" w:cs="Consolas" w:eastAsia="Consolas" w:hAnsi="Consolas"/>
+          <w:color w:val="0E4A40"/>
+        </w:rPr>
+        <w:t xml:space="preserve">probe_protocol.yaml</w:t>
+      </w:r>
+      <w:r>
+        <w:t xml:space="preserve">):</w:t>
+      </w:r>
+    </w:p>
+    <w:p>
+      <w:pPr>
+        <w:spacing w:after="100"/>
+        <w:ind w:left="360" w:hanging="360"/>
+      </w:pPr>
+      <w:r>
+        <w:t xml:space="preserve">1. </w:t>
+      </w:r>
+      <w:r>
+        <w:rPr>
+          <w:b/>
+          <w:bCs/>
+        </w:rPr>
+        <w:t xml:space="preserve">Memory</w:t>
+      </w:r>
+      <w:r>
+        <w:t xml:space="preserve"> (</w:t>
+      </w:r>
+      <w:r>
+        <w:rPr>
+          <w:rFonts w:ascii="Consolas" w:cs="Consolas" w:eastAsia="Consolas" w:hAnsi="Consolas"/>
+          <w:color w:val="0E4A40"/>
+        </w:rPr>
+        <w:t xml:space="preserve">smolvla_runC_memcheck_t4.ipynb</w:t>
+      </w:r>
+      <w:r>
+        <w:t xml:space="preserve">, then </w:t>
+      </w:r>
+      <w:r>
+        <w:rPr>
+          <w:rFonts w:ascii="Consolas" w:cs="Consolas" w:eastAsia="Consolas" w:hAnsi="Consolas"/>
+          <w:color w:val="0E4A40"/>
+        </w:rPr>
+        <w:t xml:space="preserve">smolvla_runC_checks_t4.ipynb</w:t>
+      </w:r>
+      <w:r>
+        <w:t xml:space="preserve">): batch 16 runs out of memory; micro-batch 6 peaks at 13 285 MB with the optimiser state, leaving ~1.8 GiB for Run C: </w:t>
+      </w:r>
+      <w:r>
+        <w:rPr>
+          <w:b/>
+          <w:bCs/>
+        </w:rPr>
+        <w:t xml:space="preserve">6 × 5 accumulated = 30</w:t>
+      </w:r>
+      <w:r>
+        <w:t xml:space="preserve">.</w:t>
+      </w:r>
+    </w:p>
+    <w:p>
+      <w:pPr>
+        <w:spacing w:after="100"/>
+        <w:ind w:left="360" w:hanging="360"/>
+      </w:pPr>
+      <w:r>
+        <w:t xml:space="preserve">2. </w:t>
+      </w:r>
+      <w:r>
+        <w:rPr>
+          <w:b/>
+          <w:bCs/>
+        </w:rPr>
+        <w:t xml:space="preserve">Gradient accumulation</w:t>
+      </w:r>
+      <w:r>
+        <w:t xml:space="preserve">: batch 6 against 2 × 3 on a T4, PASS (gradients 0.07–0.12 %, limit 1 %).</w:t>
+      </w:r>
+    </w:p>
+    <w:p>
+      <w:pPr>
+        <w:spacing w:after="100"/>
+        <w:ind w:left="360" w:hanging="360"/>
+      </w:pPr>
+      <w:r>
+        <w:t xml:space="preserve">3. </w:t>
+      </w:r>
+      <w:r>
+        <w:rPr>
+          <w:b/>
+          <w:bCs/>
+        </w:rPr>
+        <w:t xml:space="preserve">Resume</w:t>
+      </w:r>
+      <w:r>
+        <w:t xml:space="preserve">: cut after 100 steps, resumed: final step 200/200, identical schedule, the fp16 loss scale restored (LeRobot does not save it; the driver writes </w:t>
+      </w:r>
+      <w:r>
+        <w:rPr>
+          <w:rFonts w:ascii="Consolas" w:cs="Consolas" w:eastAsia="Consolas" w:hAnsi="Consolas"/>
+          <w:color w:val="0E4A40"/>
+        </w:rPr>
+        <w:t xml:space="preserve">training_state/grad_scaler.json</w:t>
+      </w:r>
+      <w:r>
+        <w:t xml:space="preserve">). A session cut while saving no longer leaves a partial checkpoint that the next session would resume from.</w:t>
+      </w:r>
+    </w:p>
+    <w:p>
+      <w:pPr>
+        <w:spacing w:after="100"/>
+        <w:ind w:left="360" w:hanging="360"/>
+      </w:pPr>
+      <w:r>
+        <w:t xml:space="preserve">4. </w:t>
+      </w:r>
+      <w:r>
+        <w:rPr>
+          <w:b/>
+          <w:bCs/>
+        </w:rPr>
+        <w:t xml:space="preserve">Labels and head</w:t>
+      </w:r>
+      <w:r>
+        <w:t xml:space="preserve">: </w:t>
+      </w:r>
+      <w:r>
+        <w:rPr>
+          <w:rFonts w:ascii="Consolas" w:cs="Consolas" w:eastAsia="Consolas" w:hAnsi="Consolas"/>
+          <w:color w:val="0E4A40"/>
+        </w:rPr>
+        <w:t xml:space="preserve">build_aux_labels.py</w:t>
+      </w:r>
+      <w:r>
+        <w:t xml:space="preserve"> writes the pieces' x, y per frame (pieces held by the gripper masked); </w:t>
+      </w:r>
+      <w:r>
+        <w:rPr>
+          <w:rFonts w:ascii="Consolas" w:cs="Consolas" w:eastAsia="Consolas" w:hAnsi="Consolas"/>
+          <w:color w:val="0E4A40"/>
+        </w:rPr>
+        <w:t xml:space="preserve">aux_warm_start.py</w:t>
+      </w:r>
+      <w:r>
+        <w:t xml:space="preserve"> fits the head (184 320 → 8) by ridge on frozen smolvla_base features: </w:t>
+      </w:r>
+      <w:r>
+        <w:rPr>
+          <w:b/>
+          <w:bCs/>
+        </w:rPr>
+        <w:t xml:space="preserve">65.7 mm</w:t>
+      </w:r>
+      <w:r>
+        <w:t xml:space="preserve"> median against 133.8 mm for the mean position. λ = 0.3 from the two losses' gradient norms on the vision encoder (</w:t>
+      </w:r>
+      <w:r>
+        <w:rPr>
+          <w:rFonts w:ascii="Consolas" w:cs="Consolas" w:eastAsia="Consolas" w:hAnsi="Consolas"/>
+          <w:color w:val="0E4A40"/>
+        </w:rPr>
+        <w:t xml:space="preserve">smolvla_runC_prep_t4.ipynb</w:t>
+      </w:r>
+      <w:r>
+        <w:t xml:space="preserve">).</w:t>
+      </w:r>
+    </w:p>
+    <w:p>
+      <w:pPr>
+        <w:spacing w:after="100"/>
+        <w:ind w:left="360" w:hanging="360"/>
+      </w:pPr>
+      <w:r>
+        <w:t xml:space="preserve">5. </w:t>
+      </w:r>
+      <w:r>
+        <w:rPr>
+          <w:b/>
+          <w:bCs/>
+        </w:rPr>
+        <w:t xml:space="preserve">The head is kept frozen</w:t>
+      </w:r>
+      <w:r>
+        <w:t xml:space="preserve">: trained at 1e-3, it exploded at the first step (loss 0.13 → 10 216, fp16 scale → 2).</w:t>
+      </w:r>
+    </w:p>
+    <w:p>
+      <w:pPr>
+        <w:spacing w:after="100"/>
+        <w:ind w:left="360" w:hanging="360"/>
+      </w:pPr>
+      <w:r>
+        <w:t xml:space="preserve">6. </w:t>
+      </w:r>
+      <w:r>
+        <w:rPr>
+          <w:b/>
+          <w:bCs/>
+        </w:rPr>
+        <w:t xml:space="preserve">Stop conditions</w:t>
+      </w:r>
+      <w:r>
+        <w:t xml:space="preserve"> in the driver (</w:t>
+      </w:r>
+      <w:r>
+        <w:rPr>
+          <w:rFonts w:ascii="Consolas" w:cs="Consolas" w:eastAsia="Consolas" w:hAnsi="Consolas"/>
+          <w:color w:val="0E4A40"/>
+        </w:rPr>
+        <w:t xml:space="preserve">GUARD STOP</w:t>
+      </w:r>
+      <w:r>
+        <w:t xml:space="preserve">), and </w:t>
+      </w:r>
+      <w:r>
+        <w:rPr>
+          <w:rFonts w:ascii="Consolas" w:cs="Consolas" w:eastAsia="Consolas" w:hAnsi="Consolas"/>
+          <w:color w:val="0E4A40"/>
+        </w:rPr>
+        <w:t xml:space="preserve">HEAD CHECK PASS</w:t>
+      </w:r>
+      <w:r>
+        <w:t xml:space="preserve"> at the end (head identical to its initialisation, weight sum −0.0800367).</w:t>
+      </w:r>
+    </w:p>
+    <w:p>
+      <w:pPr>
+        <w:spacing w:after="100"/>
+        <w:ind w:left="360" w:hanging="360"/>
+      </w:pPr>
+      <w:r>
+        <w:t xml:space="preserve">7. The aux loss was ~0 at steps 1–40: real, not an artefact (LeRobot's sampler depends only on seed and epoch, and the warm start had used the training seed: </w:t>
+      </w:r>
+      <w:r>
+        <w:rPr>
+          <w:rFonts w:ascii="Consolas" w:cs="Consolas" w:eastAsia="Consolas" w:hAnsi="Consolas"/>
+          <w:color w:val="0E4A40"/>
+        </w:rPr>
+        <w:t xml:space="preserve">scripts/sampler_order.py</w:t>
+      </w:r>
+      <w:r>
+        <w:t xml:space="preserve">); negligible, noted for a future Run D.</w:t>
+      </w:r>
+    </w:p>
+    <w:p>
+      <w:pPr>
+        <w:spacing w:after="100"/>
+      </w:pPr>
+      <w:r>
+        <w:t xml:space="preserve">Dataset </w:t>
+      </w:r>
+      <w:r>
+        <w:rPr>
+          <w:rFonts w:ascii="Consolas" w:cs="Consolas" w:eastAsia="Consolas" w:hAnsi="Consolas"/>
+          <w:color w:val="0E4A40"/>
+        </w:rPr>
+        <w:t xml:space="preserve">mycobot_tri_sort_C_s1001_1401.zip</w:t>
+      </w:r>
+      <w:r>
+        <w:t xml:space="preserve"> (1 224 228 796 bytes, sha256 </w:t>
+      </w:r>
+      <w:r>
+        <w:rPr>
+          <w:rFonts w:ascii="Consolas" w:cs="Consolas" w:eastAsia="Consolas" w:hAnsi="Consolas"/>
+          <w:color w:val="0E4A40"/>
+        </w:rPr>
+        <w:t xml:space="preserve">0032e46f…a17c05c</w:t>
+      </w:r>
+      <w:r>
+        <w:t xml:space="preserve">) uploaded as </w:t>
+      </w:r>
+      <w:r>
+        <w:rPr>
+          <w:rFonts w:ascii="Consolas" w:cs="Consolas" w:eastAsia="Consolas" w:hAnsi="Consolas"/>
+          <w:color w:val="0E4A40"/>
+        </w:rPr>
+        <w:t xml:space="preserve">mycobot-tri-sort-c-400</w:t>
+      </w:r>
+      <w:r>
+        <w:t xml:space="preserve">; notebook </w:t>
+      </w:r>
+      <w:r>
+        <w:rPr>
+          <w:rFonts w:ascii="Consolas" w:cs="Consolas" w:eastAsia="Consolas" w:hAnsi="Consolas"/>
+          <w:color w:val="0E4A40"/>
+        </w:rPr>
+        <w:t xml:space="preserve">smolvla_tri_sort_runC_aux_10k.ipynb</w:t>
+      </w:r>
+      <w:r>
+        <w:t xml:space="preserve">.</w:t>
+      </w:r>
+    </w:p>
+    <w:p>
+      <w:pPr>
+        <w:pStyle w:val="Heading2"/>
+        <w:spacing w:after="120" w:before="320"/>
+      </w:pPr>
+      <w:r>
+        <w:t xml:space="preserve">53. Run C session 1, its download, and the kept-weights fix, 2026-10-25 to 27</w:t>
+      </w:r>
+    </w:p>
+    <w:p>
+      <w:pPr>
+        <w:spacing w:after="100"/>
+      </w:pPr>
+      <w:r>
+        <w:rPr>
+          <w:i/>
+          <w:iCs/>
+          <w:color w:val="4B5B57"/>
+        </w:rPr>
+        <w:t xml:space="preserve">5 249 of 10 000 steps in one Kaggle session.</w:t>
+      </w:r>
+    </w:p>
+    <w:p>
+      <w:pPr>
+        <w:spacing w:after="100"/>
+      </w:pPr>
+      <w:r>
+        <w:t xml:space="preserve">Session 1 ran 37 042 s and stopped at its time limit at step 5 249; resume point </w:t>
+      </w:r>
+      <w:r>
+        <w:rPr>
+          <w:rFonts w:ascii="Consolas" w:cs="Consolas" w:eastAsia="Consolas" w:hAnsi="Consolas"/>
+          <w:color w:val="0E4A40"/>
+        </w:rPr>
+        <w:t xml:space="preserve">run/checkpoints/005000</w:t>
+      </w:r>
+      <w:r>
+        <w:t xml:space="preserve">. No stop condition (0 skipped updates over steps 1–100, 4 over the session, final fp16 scale 16 384), head identical at all 10 checkpoints, </w:t>
+      </w:r>
+      <w:r>
+        <w:rPr>
+          <w:rFonts w:ascii="Consolas" w:cs="Consolas" w:eastAsia="Consolas" w:hAnsi="Consolas"/>
+          <w:color w:val="0E4A40"/>
+        </w:rPr>
+        <w:t xml:space="preserve">HEAD CHECK PASS</w:t>
+      </w:r>
+      <w:r>
+        <w:t xml:space="preserve">. Action loss 2.29 → 0.057, aux loss 0.138 → 0.002, 7.0 s per step, 13.5 GB.</w:t>
+      </w:r>
+    </w:p>
+    <w:p>
+      <w:pPr>
+        <w:spacing w:after="100"/>
+      </w:pPr>
+      <w:r>
+        <w:rPr>
+          <w:b/>
+          <w:bCs/>
+        </w:rPr>
+        <w:t xml:space="preserve">Download for the midway check</w:t>
+      </w:r>
+      <w:r>
+        <w:t xml:space="preserve"> (laptop, Kaggle CLI; only what the check needs — </w:t>
+      </w:r>
+      <w:r>
+        <w:rPr>
+          <w:rFonts w:ascii="Consolas" w:cs="Consolas" w:eastAsia="Consolas" w:hAnsi="Consolas"/>
+          <w:color w:val="0E4A40"/>
+        </w:rPr>
+        <w:t xml:space="preserve">training_state/</w:t>
+      </w:r>
+      <w:r>
+        <w:t xml:space="preserve"> stays on Kaggle, session 2 reads it from the attached output):</w:t>
+      </w:r>
+    </w:p>
+    <w:p>
+      <w:pPr>
+        <w:shd w:fill="10201D" w:val="clear"/>
+        <w:spacing w:after="0"/>
+      </w:pPr>
+      <w:r>
+        <w:rPr>
+          <w:rFonts w:ascii="Consolas" w:cs="Consolas" w:eastAsia="Consolas" w:hAnsi="Consolas"/>
+          <w:color w:val="D9EDE8"/>
+          <w:sz w:val="17"/>
+          <w:szCs w:val="17"/>
+        </w:rPr>
+        <w:t xml:space="preserve">mkdir -p ~/.kaggle &amp;&amp; cp /mnt/c/Users/&lt;user&gt;/Downloads/kaggle.json ~/.kaggle/ &amp;&amp; chmod 600 ~/.kaggle/kaggle.json</w:t>
+      </w:r>
+    </w:p>
+    <w:p>
+      <w:pPr>
+        <w:shd w:fill="10201D" w:val="clear"/>
+        <w:spacing w:after="0"/>
+      </w:pPr>
+      <w:r>
+        <w:rPr>
+          <w:rFonts w:ascii="Consolas" w:cs="Consolas" w:eastAsia="Consolas" w:hAnsi="Consolas"/>
+          <w:color w:val="D9EDE8"/>
+          <w:sz w:val="17"/>
+          <w:szCs w:val="17"/>
+        </w:rPr>
+        <w:t xml:space="preserve">kaggle kernels output citdemond/molvla-tri-sort-runc-aux-10k -p /mnt/c/Users/&lt;user&gt;/Downloads/runC_s1   </w:t>
+      </w:r>
+      <w:r>
+        <w:rPr>
+          <w:rFonts w:ascii="Consolas" w:cs="Consolas" w:eastAsia="Consolas" w:hAnsi="Consolas"/>
+          <w:color w:val="7C978F"/>
+          <w:sz w:val="17"/>
+          <w:szCs w:val="17"/>
+        </w:rPr>
+        <w:t xml:space="preserve"># whole output</w:t>
+      </w:r>
+    </w:p>
+    <w:p>
+      <w:pPr>
+        <w:shd w:fill="10201D" w:val="clear"/>
+        <w:spacing w:after="160"/>
+      </w:pPr>
+      <w:r>
+        <w:rPr>
+          <w:rFonts w:ascii="Consolas" w:cs="Consolas" w:eastAsia="Consolas" w:hAnsi="Consolas"/>
+          <w:color w:val="D9EDE8"/>
+          <w:sz w:val="17"/>
+          <w:szCs w:val="17"/>
+        </w:rPr>
+        <w:t xml:space="preserve"/>
+      </w:r>
+      <w:r>
+        <w:rPr>
+          <w:rFonts w:ascii="Consolas" w:cs="Consolas" w:eastAsia="Consolas" w:hAnsi="Consolas"/>
+          <w:color w:val="7C978F"/>
+          <w:sz w:val="17"/>
+          <w:szCs w:val="17"/>
+        </w:rPr>
+        <w:t xml:space="preserve"># then, in the container: /workspace/checkpoints/run_C_aux_10k/005000/pretrained_model, sha256 of each file</w:t>
+      </w:r>
+    </w:p>
+    <w:p>
+      <w:pPr>
+        <w:spacing w:after="100"/>
+      </w:pPr>
+      <w:r>
+        <w:t xml:space="preserve">With an unstable connection the whole-output download restarts from zero; the files were fetched one by one with resume and size checks against Kaggle's listing (a scratch helper built on the same API, not in the repository).</w:t>
+      </w:r>
+    </w:p>
+    <w:p>
+      <w:pPr>
+        <w:spacing w:after="100"/>
+      </w:pPr>
+      <w:r>
+        <w:rPr>
+          <w:b/>
+          <w:bCs/>
+        </w:rPr>
+        <w:t xml:space="preserve">Why there was no </w:t>
+      </w:r>
+      <w:r>
+        <w:rPr>
+          <w:rFonts w:ascii="Consolas" w:cs="Consolas" w:eastAsia="Consolas" w:hAnsi="Consolas"/>
+          <w:color w:val="0E4A40"/>
+        </w:rPr>
+        <w:t xml:space="preserve">kept/005000</w:t>
+      </w:r>
+      <w:r>
+        <w:rPr>
+          <w:b/>
+          <w:bCs/>
+        </w:rPr>
+        <w:t xml:space="preserve">, and the fix.</w:t>
+      </w:r>
+      <w:r>
+        <w:t xml:space="preserve"> The driver kept a multiple of 2 500 only when pruning it, i.e. after the next checkpoint was saved; session 1 stopped at 5 249, before 5 500, so 5 000 stayed </w:t>
+      </w:r>
+      <w:r>
+        <w:rPr>
+          <w:rFonts w:ascii="Consolas" w:cs="Consolas" w:eastAsia="Consolas" w:hAnsi="Consolas"/>
+          <w:color w:val="0E4A40"/>
+        </w:rPr>
+        <w:t xml:space="preserve">last</w:t>
+      </w:r>
+      <w:r>
+        <w:t xml:space="preserve"> and was never kept — and the </w:t>
+      </w:r>
+      <w:r>
+        <w:rPr>
+          <w:b/>
+          <w:bCs/>
+        </w:rPr>
+        <w:t xml:space="preserve">10 000</w:t>
+      </w:r>
+      <w:r>
+        <w:t xml:space="preserve">, the last checkpoint of Run C, would never have been kept either. Fixed in </w:t>
+      </w:r>
+      <w:r>
+        <w:rPr>
+          <w:rFonts w:ascii="Consolas" w:cs="Consolas" w:eastAsia="Consolas" w:hAnsi="Consolas"/>
+          <w:color w:val="0E4A40"/>
+        </w:rPr>
+        <w:t xml:space="preserve">smolvla_kaggle_driver.py</w:t>
+      </w:r>
+      <w:r>
+        <w:t xml:space="preserve"> (</w:t>
+      </w:r>
+      <w:r>
+        <w:rPr>
+          <w:rFonts w:ascii="Consolas" w:cs="Consolas" w:eastAsia="Consolas" w:hAnsi="Consolas"/>
+          <w:color w:val="0E4A40"/>
+        </w:rPr>
+        <w:t xml:space="preserve">prune_checkpoints</w:t>
+      </w:r>
+      <w:r>
+        <w:t xml:space="preserve">): the weights of a multiple of </w:t>
+      </w:r>
+      <w:r>
+        <w:rPr>
+          <w:rFonts w:ascii="Consolas" w:cs="Consolas" w:eastAsia="Consolas" w:hAnsi="Consolas"/>
+          <w:color w:val="0E4A40"/>
+        </w:rPr>
+        <w:t xml:space="preserve">KEEP_EVERY</w:t>
+      </w:r>
+      <w:r>
+        <w:t xml:space="preserve"> are </w:t>
+      </w:r>
+      <w:r>
+        <w:rPr>
+          <w:b/>
+          <w:bCs/>
+        </w:rPr>
+        <w:t xml:space="preserve">copied</w:t>
+      </w:r>
+      <w:r>
+        <w:t xml:space="preserve"> to </w:t>
+      </w:r>
+      <w:r>
+        <w:rPr>
+          <w:rFonts w:ascii="Consolas" w:cs="Consolas" w:eastAsia="Consolas" w:hAnsi="Consolas"/>
+          <w:color w:val="0E4A40"/>
+        </w:rPr>
+        <w:t xml:space="preserve">kept/&lt;step&gt;/pretrained_model</w:t>
+      </w:r>
+      <w:r>
+        <w:t xml:space="preserve"> as soon as that step becomes </w:t>
+      </w:r>
+      <w:r>
+        <w:rPr>
+          <w:rFonts w:ascii="Consolas" w:cs="Consolas" w:eastAsia="Consolas" w:hAnsi="Consolas"/>
+          <w:color w:val="0E4A40"/>
+        </w:rPr>
+        <w:t xml:space="preserve">last</w:t>
+      </w:r>
+      <w:r>
+        <w:t xml:space="preserve">, through a temporary name, so a session killed mid-copy leaves no partial </w:t>
+      </w:r>
+      <w:r>
+        <w:rPr>
+          <w:rFonts w:ascii="Consolas" w:cs="Consolas" w:eastAsia="Consolas" w:hAnsi="Consolas"/>
+          <w:color w:val="0E4A40"/>
+        </w:rPr>
+        <w:t xml:space="preserve">kept/</w:t>
+      </w:r>
+      <w:r>
+        <w:t xml:space="preserve">. Tested off-GPU on dummy folders: session 2 now gives </w:t>
+      </w:r>
+      <w:r>
+        <w:rPr>
+          <w:rFonts w:ascii="Consolas" w:cs="Consolas" w:eastAsia="Consolas" w:hAnsi="Consolas"/>
+          <w:color w:val="0E4A40"/>
+        </w:rPr>
+        <w:t xml:space="preserve">kept/002500, 005000, 007500, 010000</w:t>
+      </w:r>
+      <w:r>
+        <w:t xml:space="preserve">. The driver deletes only older </w:t>
+      </w:r>
+      <w:r>
+        <w:rPr>
+          <w:rFonts w:ascii="Consolas" w:cs="Consolas" w:eastAsia="Consolas" w:hAnsi="Consolas"/>
+          <w:color w:val="0E4A40"/>
+        </w:rPr>
+        <w:t xml:space="preserve">run/checkpoints/&lt;step&gt;</w:t>
+      </w:r>
+      <w:r>
+        <w:t xml:space="preserve">, half-written newer ones after a stop, and </w:t>
+      </w:r>
+      <w:r>
+        <w:rPr>
+          <w:rFonts w:ascii="Consolas" w:cs="Consolas" w:eastAsia="Consolas" w:hAnsi="Consolas"/>
+          <w:color w:val="0E4A40"/>
+        </w:rPr>
+        <w:t xml:space="preserve">run/</w:t>
+      </w:r>
+      <w:r>
+        <w:t xml:space="preserve"> only on a fresh start; never </w:t>
+      </w:r>
+      <w:r>
+        <w:rPr>
+          <w:rFonts w:ascii="Consolas" w:cs="Consolas" w:eastAsia="Consolas" w:hAnsi="Consolas"/>
+          <w:color w:val="0E4A40"/>
+        </w:rPr>
+        <w:t xml:space="preserve">kept/</w:t>
+      </w:r>
+      <w:r>
+        <w:t xml:space="preserve">, never the inputs. The sha256 of the eight files of </w:t>
+      </w:r>
+      <w:r>
+        <w:rPr>
+          <w:rFonts w:ascii="Consolas" w:cs="Consolas" w:eastAsia="Consolas" w:hAnsi="Consolas"/>
+          <w:color w:val="0E4A40"/>
+        </w:rPr>
+        <w:t xml:space="preserve">run/checkpoints/005000/pretrained_model</w:t>
+      </w:r>
+      <w:r>
+        <w:t xml:space="preserve"> are in </w:t>
+      </w:r>
+      <w:r>
+        <w:rPr>
+          <w:rFonts w:ascii="Consolas" w:cs="Consolas" w:eastAsia="Consolas" w:hAnsi="Consolas"/>
+          <w:color w:val="0E4A40"/>
+        </w:rPr>
+        <w:t xml:space="preserve">SESSION_RESUME.md</w:t>
+      </w:r>
+      <w:r>
+        <w:t xml:space="preserve"> (model </w:t>
+      </w:r>
+      <w:r>
+        <w:rPr>
+          <w:rFonts w:ascii="Consolas" w:cs="Consolas" w:eastAsia="Consolas" w:hAnsi="Consolas"/>
+          <w:color w:val="0E4A40"/>
+        </w:rPr>
+        <w:t xml:space="preserve">342e4803…f807a</w:t>
+      </w:r>
+      <w:r>
+        <w:t xml:space="preserve">). </w:t>
+      </w:r>
+      <w:r>
+        <w:rPr>
+          <w:b/>
+          <w:bCs/>
+        </w:rPr>
+        <w:t xml:space="preserve">Session 2 must use the 27/10 notebook.</w:t>
+      </w:r>
+    </w:p>
+    <w:p>
+      <w:pPr>
+        <w:pStyle w:val="Heading2"/>
+        <w:spacing w:after="120" w:before="320"/>
+      </w:pPr>
+      <w:r>
+        <w:t xml:space="preserve">54. The Run C midway check, and the open-loop comparisons, 2026-10-27</w:t>
+      </w:r>
+    </w:p>
+    <w:p>
+      <w:pPr>
+        <w:spacing w:after="100"/>
+      </w:pPr>
+      <w:r>
+        <w:rPr>
+          <w:i/>
+          <w:iCs/>
+          <w:color w:val="4B5B57"/>
+        </w:rPr>
+        <w:t xml:space="preserve">Rule </w:t>
+      </w:r>
+      <w:r>
+        <w:rPr>
+          <w:rFonts w:ascii="Consolas" w:cs="Consolas" w:eastAsia="Consolas" w:hAnsi="Consolas"/>
+          <w:color w:val="0E4A40"/>
+          <w:i/>
+          <w:iCs/>
+          <w:color w:val="4B5B57"/>
+        </w:rPr>
+        <w:t xml:space="preserve">run_c_midway_stop</w:t>
+      </w:r>
+      <w:r>
+        <w:rPr>
+          <w:i/>
+          <w:iCs/>
+          <w:color w:val="4B5B57"/>
+        </w:rPr>
+        <w:t xml:space="preserve">: continue only if the encoder does not localise worse than smolvla_base and the policy still uses its images.</w:t>
+      </w:r>
+    </w:p>
+    <w:p>
+      <w:pPr>
+        <w:spacing w:after="100"/>
+      </w:pPr>
+      <w:r>
+        <w:t xml:space="preserve">Laptop CPU, offline, container at 4 CPUs / 8 GB, 10:06–14:17. The whole check is one script (container):</w:t>
+      </w:r>
+    </w:p>
+    <w:p>
+      <w:pPr>
+        <w:shd w:fill="10201D" w:val="clear"/>
+        <w:spacing w:after="0"/>
+      </w:pPr>
+      <w:r>
+        <w:rPr>
+          <w:rFonts w:ascii="Consolas" w:cs="Consolas" w:eastAsia="Consolas" w:hAnsi="Consolas"/>
+          <w:color w:val="D9EDE8"/>
+          <w:sz w:val="17"/>
+          <w:szCs w:val="17"/>
+        </w:rPr>
+        <w:t xml:space="preserve">export OMP_NUM_THREADS=4 MKL_NUM_THREADS=4 HF_HUB_OFFLINE=1 TRANSFORMERS_OFFLINE=1</w:t>
+      </w:r>
+    </w:p>
+    <w:p>
+      <w:pPr>
+        <w:shd w:fill="10201D" w:val="clear"/>
+        <w:spacing w:after="0"/>
+      </w:pPr>
+      <w:r>
+        <w:rPr>
+          <w:rFonts w:ascii="Consolas" w:cs="Consolas" w:eastAsia="Consolas" w:hAnsi="Consolas"/>
+          <w:color w:val="D9EDE8"/>
+          <w:sz w:val="17"/>
+          <w:szCs w:val="17"/>
+        </w:rPr>
+        <w:t xml:space="preserve">O=/workspace/eval/runC_midway; C=/workspace/checkpoints/run_C_aux_10k/005000; PY="/workspace/venv_lerobot/bin/python -W ignore"</w:t>
+      </w:r>
+    </w:p>
+    <w:p>
+      <w:pPr>
+        <w:shd w:fill="10201D" w:val="clear"/>
+        <w:spacing w:after="0"/>
+      </w:pPr>
+      <w:r>
+        <w:rPr>
+          <w:rFonts w:ascii="Consolas" w:cs="Consolas" w:eastAsia="Consolas" w:hAnsi="Consolas"/>
+          <w:color w:val="D9EDE8"/>
+          <w:sz w:val="17"/>
+          <w:szCs w:val="17"/>
+        </w:rPr>
+        <w:t xml:space="preserve">D=/workspace/tri_datasets/local/mycobot_tri_sort_heldout_s091_100; mkdir -p $O/features</w:t>
+      </w:r>
+    </w:p>
+    <w:p>
+      <w:pPr>
+        <w:shd w:fill="10201D" w:val="clear"/>
+        <w:spacing w:after="0"/>
+      </w:pPr>
+      <w:r>
+        <w:rPr>
+          <w:rFonts w:ascii="Consolas" w:cs="Consolas" w:eastAsia="Consolas" w:hAnsi="Consolas"/>
+          <w:color w:val="D9EDE8"/>
+          <w:sz w:val="17"/>
+          <w:szCs w:val="17"/>
+        </w:rPr>
+        <w:t xml:space="preserve">ln -sf /workspace/probe/features/smolvla_base.npz $O/features/smolvla_base.npz</w:t>
+      </w:r>
+    </w:p>
+    <w:p>
+      <w:pPr>
+        <w:shd w:fill="10201D" w:val="clear"/>
+        <w:spacing w:after="0"/>
+      </w:pPr>
+      <w:r>
+        <w:rPr>
+          <w:rFonts w:ascii="Consolas" w:cs="Consolas" w:eastAsia="Consolas" w:hAnsi="Consolas"/>
+          <w:color w:val="D9EDE8"/>
+          <w:sz w:val="17"/>
+          <w:szCs w:val="17"/>
+        </w:rPr>
+        <w:t xml:space="preserve">$PY $S/probe_features.py /workspace/probe/render $O/features/runC_005000.npz --encoder $C --batch 2</w:t>
+      </w:r>
+    </w:p>
+    <w:p>
+      <w:pPr>
+        <w:shd w:fill="10201D" w:val="clear"/>
+        <w:spacing w:after="0"/>
+      </w:pPr>
+      <w:r>
+        <w:rPr>
+          <w:rFonts w:ascii="Consolas" w:cs="Consolas" w:eastAsia="Consolas" w:hAnsi="Consolas"/>
+          <w:color w:val="D9EDE8"/>
+          <w:sz w:val="17"/>
+          <w:szCs w:val="17"/>
+        </w:rPr>
+        <w:t xml:space="preserve">$PY $S/open_loop_check.py $C $D --per-piece 10 --swap-images --out $O/runC_005000_swap.json</w:t>
+      </w:r>
+    </w:p>
+    <w:p>
+      <w:pPr>
+        <w:shd w:fill="10201D" w:val="clear"/>
+        <w:spacing w:after="0"/>
+      </w:pPr>
+      <w:r>
+        <w:rPr>
+          <w:rFonts w:ascii="Consolas" w:cs="Consolas" w:eastAsia="Consolas" w:hAnsi="Consolas"/>
+          <w:color w:val="D9EDE8"/>
+          <w:sz w:val="17"/>
+          <w:szCs w:val="17"/>
+        </w:rPr>
+        <w:t xml:space="preserve">$PY $S/open_loop_check.py $C $D --per-piece 10 --out $O/runC_005000_own.json</w:t>
+      </w:r>
+    </w:p>
+    <w:p>
+      <w:pPr>
+        <w:shd w:fill="10201D" w:val="clear"/>
+        <w:spacing w:after="0"/>
+      </w:pPr>
+      <w:r>
+        <w:rPr>
+          <w:rFonts w:ascii="Consolas" w:cs="Consolas" w:eastAsia="Consolas" w:hAnsi="Consolas"/>
+          <w:color w:val="D9EDE8"/>
+          <w:sz w:val="17"/>
+          <w:szCs w:val="17"/>
+        </w:rPr>
+        <w:t xml:space="preserve">$PY $S/open_loop_compare.py $O/runC_005000_own.json $O/runC_005000_swap.json</w:t>
+      </w:r>
+    </w:p>
+    <w:p>
+      <w:pPr>
+        <w:shd w:fill="10201D" w:val="clear"/>
+        <w:spacing w:after="160"/>
+      </w:pPr>
+      <w:r>
+        <w:rPr>
+          <w:rFonts w:ascii="Consolas" w:cs="Consolas" w:eastAsia="Consolas" w:hAnsi="Consolas"/>
+          <w:color w:val="D9EDE8"/>
+          <w:sz w:val="17"/>
+          <w:szCs w:val="17"/>
+        </w:rPr>
+        <w:t xml:space="preserve">$PY $S/probe_fit.py /workspace/probe/render $O/features $O/probe_result.json --encoders smolvla_base runC_005000 --layers connector</w:t>
+      </w:r>
+    </w:p>
+    <w:p>
+      <w:pPr>
+        <w:pStyle w:val="ListParagraph"/>
+        <w:numPr>
+          <w:ilvl w:val="0"/>
+          <w:numId w:val="1"/>
+        </w:numPr>
+        <w:spacing w:after="100"/>
+      </w:pPr>
+      <w:r>
+        <w:rPr>
+          <w:b/>
+          <w:bCs/>
+        </w:rPr>
+        <w:t xml:space="preserve">Probe</w:t>
+      </w:r>
+      <w:r>
+        <w:t xml:space="preserve">: 20.7 / 20.7 / 19.4 mm against 32.0 / 38.8 / 38.6 for smolvla_base, intervals entirely below 0 on all three cameras.</w:t>
+      </w:r>
+    </w:p>
+    <w:p>
+      <w:pPr>
+        <w:pStyle w:val="ListParagraph"/>
+        <w:numPr>
+          <w:ilvl w:val="0"/>
+          <w:numId w:val="1"/>
+        </w:numPr>
+        <w:spacing w:after="100"/>
+      </w:pPr>
+      <w:r>
+        <w:rPr>
+          <w:b/>
+          <w:bCs/>
+        </w:rPr>
+        <w:t xml:space="preserve">Swap</w:t>
+      </w:r>
+      <w:r>
+        <w:t xml:space="preserve">: grasp point +68.3 mm [+25.2; +109.0], donor share 42 % → 68 %, +26 % [+3; +49]; both lower bounds above 0.</w:t>
+      </w:r>
+    </w:p>
+    <w:p>
+      <w:pPr>
+        <w:pStyle w:val="ListParagraph"/>
+        <w:numPr>
+          <w:ilvl w:val="0"/>
+          <w:numId w:val="1"/>
+        </w:numPr>
+        <w:spacing w:after="100"/>
+      </w:pPr>
+      <w:r>
+        <w:rPr>
+          <w:b/>
+          <w:bCs/>
+        </w:rPr>
+        <w:t xml:space="preserve">Verdict: continue</w:t>
+      </w:r>
+      <w:r>
+        <w:t xml:space="preserve">; session 2 after the Kaggle quota reset of 31/10. The frozen head on the probe layouts: 19.8 mm with Run C's encoder (62.6 with smolvla_base). Run C's encoder passes the probe validity rule on all three cameras (52–57 % better than pixels).</w:t>
+      </w:r>
+    </w:p>
+    <w:p>
+      <w:pPr>
+        <w:spacing w:after="100"/>
+      </w:pPr>
+      <w:r>
+        <w:rPr>
+          <w:b/>
+          <w:bCs/>
+        </w:rPr>
+        <w:t xml:space="preserve">Follow-ups the same day.</w:t>
+      </w:r>
+      <w:r>
+        <w:t xml:space="preserve"> Grasps on clean images do not improve measurably yet: Run C 5000 against Run A 15k −17 mm [−75; +26], Run A 20k −11 mm [−78; +35], Run B 20k −27 mm [−55; +12]; every interval contains 0. Against </w:t>
+      </w:r>
+      <w:r>
+        <w:rPr>
+          <w:b/>
+          <w:bCs/>
+        </w:rPr>
+        <w:t xml:space="preserve">Run B 5k</w:t>
+      </w:r>
+      <w:r>
+        <w:t xml:space="preserve"> (the same data, 150 000 vs 160 000 samples): tip −14.0 mm [−22.8; −3.0], joints −1.57° [−3.59; −0.72], gripper −0.008 [−0.016; −0.003], all significant; grasp point −27.9 mm [−97.8; +3.6], not. Run C 5000 and Run B 5k sit at different points of their learning-rate schedules (50 % and 25 %).</w:t>
+      </w:r>
+    </w:p>
+    <w:p>
+      <w:pPr>
+        <w:spacing w:after="100"/>
+      </w:pPr>
+      <w:r>
+        <w:rPr>
+          <w:b/>
+          <w:bCs/>
+        </w:rPr>
+        <w:t xml:space="preserve">Final-report amendment</w:t>
+      </w:r>
+      <w:r>
+        <w:t xml:space="preserve"> (</w:t>
+      </w:r>
+      <w:r>
+        <w:rPr>
+          <w:rFonts w:ascii="Consolas" w:cs="Consolas" w:eastAsia="Consolas" w:hAnsi="Consolas"/>
+          <w:color w:val="0E4A40"/>
+        </w:rPr>
+        <w:t xml:space="preserve">run_c_final_report</w:t>
+      </w:r>
+      <w:r>
+        <w:t xml:space="preserve">, fixed on 27/10, before any checkpoint past 5 000 exists): grasps are judged on a grasp-focused open-loop set, </w:t>
+      </w:r>
+      <w:r>
+        <w:rPr>
+          <w:rFonts w:ascii="Consolas" w:cs="Consolas" w:eastAsia="Consolas" w:hAnsi="Consolas"/>
+          <w:color w:val="0E4A40"/>
+        </w:rPr>
+        <w:t xml:space="preserve">open_loop_check.py --before-close 30 25 20 15 10</w:t>
+      </w:r>
+      <w:r>
+        <w:t xml:space="preserve"> (5 starts per held-out episode, 30 to 10 frames before the recorded close, 200 chunks), Run C 10 000 against Run B 20k and Run B 10k (equal samples); "better localisation gave better grasps" only if the grasp-point interval is entirely below 0, at least 100 of 200 chunks are paired, and Run C does not close in fewer chunks than Run B minus 10.</w:t>
+      </w:r>
+    </w:p>
+    <w:p>
+      <w:pPr>
+        <w:pStyle w:val="Heading2"/>
+        <w:spacing w:after="120" w:before="320"/>
+      </w:pPr>
+      <w:r>
+        <w:t xml:space="preserve">55. Run B 20k in Gazebo, in the paper's format, 2026-10-27 to 28</w:t>
+      </w:r>
+    </w:p>
+    <w:p>
+      <w:pPr>
+        <w:spacing w:after="100"/>
+      </w:pPr>
+      <w:r>
+        <w:rPr>
+          <w:i/>
+          <w:iCs/>
+          <w:color w:val="4B5B57"/>
+        </w:rPr>
+        <w:t xml:space="preserve">Pick, place and place-after-pick, in and out of distribution, 50 seeds.</w:t>
+      </w:r>
+    </w:p>
+    <w:p>
+      <w:pPr>
+        <w:spacing w:after="100"/>
+      </w:pPr>
+      <w:r>
+        <w:t xml:space="preserve">Approved by the owner, run offline under </w:t>
+      </w:r>
+      <w:r>
+        <w:rPr>
+          <w:rFonts w:ascii="Consolas" w:cs="Consolas" w:eastAsia="Consolas" w:hAnsi="Consolas"/>
+          <w:color w:val="0E4A40"/>
+        </w:rPr>
+        <w:t xml:space="preserve">reap_children.py</w:t>
+      </w:r>
+      <w:r>
+        <w:t xml:space="preserve">, 27/10 16:20 → 28/10 05:16, all rc 0. The batch script (container), from which any single line can be run by hand:</w:t>
+      </w:r>
+    </w:p>
+    <w:p>
+      <w:pPr>
+        <w:shd w:fill="10201D" w:val="clear"/>
+        <w:spacing w:after="0"/>
+      </w:pPr>
+      <w:r>
+        <w:rPr>
+          <w:rFonts w:ascii="Consolas" w:cs="Consolas" w:eastAsia="Consolas" w:hAnsi="Consolas"/>
+          <w:color w:val="D9EDE8"/>
+          <w:sz w:val="17"/>
+          <w:szCs w:val="17"/>
+        </w:rPr>
+        <w:t xml:space="preserve">export OMP_NUM_THREADS=4 MKL_NUM_THREADS=4 HF_HUB_OFFLINE=1 TRANSFORMERS_OFFLINE=1</w:t>
+      </w:r>
+    </w:p>
+    <w:p>
+      <w:pPr>
+        <w:shd w:fill="10201D" w:val="clear"/>
+        <w:spacing w:after="0"/>
+      </w:pPr>
+      <w:r>
+        <w:rPr>
+          <w:rFonts w:ascii="Consolas" w:cs="Consolas" w:eastAsia="Consolas" w:hAnsi="Consolas"/>
+          <w:color w:val="D9EDE8"/>
+          <w:sz w:val="17"/>
+          <w:szCs w:val="17"/>
+        </w:rPr>
+        <w:t xml:space="preserve">O=/workspace/eval/runB_paper; C=/workspace/checkpoints/run_B_frozen_20k/020000</w:t>
+      </w:r>
+    </w:p>
+    <w:p>
+      <w:pPr>
+        <w:shd w:fill="10201D" w:val="clear"/>
+        <w:spacing w:after="0"/>
+      </w:pPr>
+      <w:r>
+        <w:rPr>
+          <w:rFonts w:ascii="Consolas" w:cs="Consolas" w:eastAsia="Consolas" w:hAnsi="Consolas"/>
+          <w:color w:val="D9EDE8"/>
+          <w:sz w:val="17"/>
+          <w:szCs w:val="17"/>
+        </w:rPr>
+        <w:t xml:space="preserve">DS=/workspace/tri_datasets/local/mycobot_tri_sort_B_s1001_1401</w:t>
+      </w:r>
+    </w:p>
+    <w:p>
+      <w:pPr>
+        <w:shd w:fill="10201D" w:val="clear"/>
+        <w:spacing w:after="0"/>
+      </w:pPr>
+      <w:r>
+        <w:rPr>
+          <w:rFonts w:ascii="Consolas" w:cs="Consolas" w:eastAsia="Consolas" w:hAnsi="Consolas"/>
+          <w:color w:val="D9EDE8"/>
+          <w:sz w:val="17"/>
+          <w:szCs w:val="17"/>
+        </w:rPr>
+        <w:t xml:space="preserve">one() { d=$O/$1_s$(printf %04d $2); env ${4:-} timeout $3 bash $S/eval_tri_seed.sh $C $2 $d &gt; $d.out 2&gt;&amp;1</w:t>
+      </w:r>
+    </w:p>
+    <w:p>
+      <w:pPr>
+        <w:shd w:fill="10201D" w:val="clear"/>
+        <w:spacing w:after="0"/>
+      </w:pPr>
+      <w:r>
+        <w:rPr>
+          <w:rFonts w:ascii="Consolas" w:cs="Consolas" w:eastAsia="Consolas" w:hAnsi="Consolas"/>
+          <w:color w:val="D9EDE8"/>
+          <w:sz w:val="17"/>
+          <w:szCs w:val="17"/>
+        </w:rPr>
+        <w:t xml:space="preserve">        /workspace/venv_lerobot/bin/python -W ignore $S/failure_modes.py $d $DS &gt; $d.modes.log 2&gt;&amp;1; }</w:t>
+      </w:r>
+    </w:p>
+    <w:p>
+      <w:pPr>
+        <w:shd w:fill="10201D" w:val="clear"/>
+        <w:spacing w:after="0"/>
+      </w:pPr>
+      <w:r>
+        <w:rPr>
+          <w:rFonts w:ascii="Consolas" w:cs="Consolas" w:eastAsia="Consolas" w:hAnsi="Consolas"/>
+          <w:color w:val="D9EDE8"/>
+          <w:sz w:val="17"/>
+          <w:szCs w:val="17"/>
+        </w:rPr>
+        <w:t xml:space="preserve">one id 1001 45m PREPLACE=1</w:t>
+      </w:r>
+    </w:p>
+    <w:p>
+      <w:pPr>
+        <w:shd w:fill="10201D" w:val="clear"/>
+        <w:spacing w:after="0"/>
+      </w:pPr>
+      <w:r>
+        <w:rPr>
+          <w:rFonts w:ascii="Consolas" w:cs="Consolas" w:eastAsia="Consolas" w:hAnsi="Consolas"/>
+          <w:color w:val="D9EDE8"/>
+          <w:sz w:val="17"/>
+          <w:szCs w:val="17"/>
+        </w:rPr>
+        <w:t xml:space="preserve">for s in $(seq 11 20); do one ood $s 120m; done                </w:t>
+      </w:r>
+      <w:r>
+        <w:rPr>
+          <w:rFonts w:ascii="Consolas" w:cs="Consolas" w:eastAsia="Consolas" w:hAnsi="Consolas"/>
+          <w:color w:val="7C978F"/>
+          <w:sz w:val="17"/>
+          <w:szCs w:val="17"/>
+        </w:rPr>
+        <w:t xml:space="preserve"># out of distribution: 4 pieces, observation start</w:t>
+      </w:r>
+    </w:p>
+    <w:p>
+      <w:pPr>
+        <w:shd w:fill="10201D" w:val="clear"/>
+        <w:spacing w:after="0"/>
+      </w:pPr>
+      <w:r>
+        <w:rPr>
+          <w:rFonts w:ascii="Consolas" w:cs="Consolas" w:eastAsia="Consolas" w:hAnsi="Consolas"/>
+          <w:color w:val="D9EDE8"/>
+          <w:sz w:val="17"/>
+          <w:szCs w:val="17"/>
+        </w:rPr>
+        <w:t xml:space="preserve">for s in $(seq 1002 1040); do one id $s 45m PREPLACE=1; done  </w:t>
+      </w:r>
+      <w:r>
+        <w:rPr>
+          <w:rFonts w:ascii="Consolas" w:cs="Consolas" w:eastAsia="Consolas" w:hAnsi="Consolas"/>
+          <w:color w:val="7C978F"/>
+          <w:sz w:val="17"/>
+          <w:szCs w:val="17"/>
+        </w:rPr>
+        <w:t xml:space="preserve"># in distribution: the recorded target, as recorded</w:t>
+      </w:r>
+    </w:p>
+    <w:p>
+      <w:pPr>
+        <w:shd w:fill="10201D" w:val="clear"/>
+        <w:spacing w:after="160"/>
+      </w:pPr>
+      <w:r>
+        <w:rPr>
+          <w:rFonts w:ascii="Consolas" w:cs="Consolas" w:eastAsia="Consolas" w:hAnsi="Consolas"/>
+          <w:color w:val="D9EDE8"/>
+          <w:sz w:val="17"/>
+          <w:szCs w:val="17"/>
+        </w:rPr>
+        <w:t xml:space="preserve">python3 $S/paper_table.py $O --out $O/paper_table.json</w:t>
+      </w:r>
+    </w:p>
+    <w:p>
+      <w:pPr>
+        <w:spacing w:after="100"/>
+      </w:pPr>
+      <w:r>
+        <w:rPr>
+          <w:rFonts w:ascii="Consolas" w:cs="Consolas" w:eastAsia="Consolas" w:hAnsi="Consolas"/>
+          <w:color w:val="0E4A40"/>
+        </w:rPr>
+        <w:t xml:space="preserve">PREPLACE=1</w:t>
+      </w:r>
+      <w:r>
+        <w:t xml:space="preserve"> replays the recording's deterministic pre-placement and checks it against its </w:t>
+      </w:r>
+      <w:r>
+        <w:rPr>
+          <w:rFonts w:ascii="Consolas" w:cs="Consolas" w:eastAsia="Consolas" w:hAnsi="Consolas"/>
+          <w:color w:val="0E4A40"/>
+        </w:rPr>
+        <w:t xml:space="preserve">preplaced.json</w:t>
+      </w:r>
+      <w:r>
+        <w:t xml:space="preserve"> (seed 1001: same placement to 0.0 mm). Scoring is Gazebo ground truth, never seen by the policy: picked above 6 cm, placed within 47 mm of its own bin centre, place-after-pick = placed / picked.</w:t>
+      </w:r>
+    </w:p>
+    <w:tbl>
+      <w:tblPr>
+        <w:tblW w:type="pct" w:w="100%"/>
+        <w:tblBorders>
+          <w:top w:val="single" w:color="auto" w:sz="4"/>
+          <w:left w:val="single" w:color="auto" w:sz="4"/>
+          <w:bottom w:val="single" w:color="auto" w:sz="4"/>
+          <w:right w:val="single" w:color="auto" w:sz="4"/>
+          <w:insideH w:val="single" w:color="auto" w:sz="4"/>
+          <w:insideV w:val="single" w:color="auto" w:sz="4"/>
+        </w:tblBorders>
+      </w:tblPr>
+      <w:tblGrid>
+        <w:gridCol w:w="100"/>
+        <w:gridCol w:w="100"/>
+        <w:gridCol w:w="100"/>
+        <w:gridCol w:w="100"/>
+      </w:tblGrid>
+      <w:tr>
+        <w:trPr>
+          <w:tblHeader/>
+        </w:trPr>
+        <w:tc>
+          <w:tcPr>
+            <w:tcW w:type="pct" w:w="25%"/>
+            <w:shd w:fill="DEE3E0" w:val="clear"/>
+            <w:tcMar>
+              <w:top w:type="dxa" w:w="80"/>
+              <w:left w:type="dxa" w:w="100"/>
+              <w:bottom w:type="dxa" w:w="80"/>
+              <w:right w:type="dxa" w:w="100"/>
+            </w:tcMar>
+          </w:tcPr>
+          <w:p>
+            <w:r/>
+          </w:p>
+        </w:tc>
+        <w:tc>
+          <w:tcPr>
+            <w:tcW w:type="pct" w:w="25%"/>
+            <w:shd w:fill="DEE3E0" w:val="clear"/>
+            <w:tcMar>
+              <w:top w:type="dxa" w:w="80"/>
+              <w:left w:type="dxa" w:w="100"/>
+              <w:bottom w:type="dxa" w:w="80"/>
+              <w:right w:type="dxa" w:w="100"/>
+            </w:tcMar>
+          </w:tcPr>
+          <w:p>
+            <w:r>
+              <w:rPr>
+                <w:b/>
+                <w:bCs/>
+                <w:sz w:val="18"/>
+                <w:szCs w:val="18"/>
+              </w:rPr>
+              <w:t xml:space="preserve">Paper</w:t>
+            </w:r>
+          </w:p>
+        </w:tc>
+        <w:tc>
+          <w:tcPr>
+            <w:tcW w:type="pct" w:w="25%"/>
+            <w:shd w:fill="DEE3E0" w:val="clear"/>
+            <w:tcMar>
+              <w:top w:type="dxa" w:w="80"/>
+              <w:left w:type="dxa" w:w="100"/>
+              <w:bottom w:type="dxa" w:w="80"/>
+              <w:right w:type="dxa" w:w="100"/>
+            </w:tcMar>
+          </w:tcPr>
+          <w:p>
+            <w:r>
+              <w:rPr>
+                <w:b/>
+                <w:bCs/>
+                <w:sz w:val="18"/>
+                <w:szCs w:val="18"/>
+              </w:rPr>
+              <w:t xml:space="preserve">13/10 model</w:t>
+            </w:r>
+          </w:p>
+        </w:tc>
+        <w:tc>
+          <w:tcPr>
+            <w:tcW w:type="pct" w:w="25%"/>
+            <w:shd w:fill="DEE3E0" w:val="clear"/>
+            <w:tcMar>
+              <w:top w:type="dxa" w:w="80"/>
+              <w:left w:type="dxa" w:w="100"/>
+              <w:bottom w:type="dxa" w:w="80"/>
+              <w:right w:type="dxa" w:w="100"/>
+            </w:tcMar>
+          </w:tcPr>
+          <w:p>
+            <w:r>
+              <w:rPr>
+                <w:b/>
+                <w:bCs/>
+                <w:sz w:val="18"/>
+                <w:szCs w:val="18"/>
+              </w:rPr>
+              <w:t xml:space="preserve">Run B 20k</w:t>
+            </w:r>
+          </w:p>
+        </w:tc>
+      </w:tr>
+      <w:tr>
+        <w:tc>
+          <w:tcPr>
+            <w:tcW w:type="pct" w:w="25%"/>
+            <w:tcMar>
+              <w:top w:type="dxa" w:w="80"/>
+              <w:left w:type="dxa" w:w="100"/>
+              <w:bottom w:type="dxa" w:w="80"/>
+              <w:right w:type="dxa" w:w="100"/>
+            </w:tcMar>
+          </w:tcPr>
+          <w:p>
+            <w:r>
+              <w:rPr>
+                <w:sz w:val="19"/>
+                <w:szCs w:val="19"/>
+              </w:rPr>
+              <w:t xml:space="preserve">In distribution: pick</w:t>
+            </w:r>
+          </w:p>
+        </w:tc>
+        <w:tc>
+          <w:tcPr>
+            <w:tcW w:type="pct" w:w="25%"/>
+            <w:tcMar>
+              <w:top w:type="dxa" w:w="80"/>
+              <w:left w:type="dxa" w:w="100"/>
+              <w:bottom w:type="dxa" w:w="80"/>
+              <w:right w:type="dxa" w:w="100"/>
+            </w:tcMar>
+          </w:tcPr>
+          <w:p>
+            <w:r>
+              <w:rPr>
+                <w:sz w:val="19"/>
+                <w:szCs w:val="19"/>
+              </w:rPr>
+              <w:t xml:space="preserve">78.3 %</w:t>
+            </w:r>
+          </w:p>
+        </w:tc>
+        <w:tc>
+          <w:tcPr>
+            <w:tcW w:type="pct" w:w="25%"/>
+            <w:tcMar>
+              <w:top w:type="dxa" w:w="80"/>
+              <w:left w:type="dxa" w:w="100"/>
+              <w:bottom w:type="dxa" w:w="80"/>
+              <w:right w:type="dxa" w:w="100"/>
+            </w:tcMar>
+          </w:tcPr>
+          <w:p>
+            <w:r>
+              <w:rPr>
+                <w:sz w:val="19"/>
+                <w:szCs w:val="19"/>
+              </w:rPr>
+              <w:t xml:space="preserve">28/40 = 70.0 %</w:t>
+            </w:r>
+          </w:p>
+        </w:tc>
+        <w:tc>
+          <w:tcPr>
+            <w:tcW w:type="pct" w:w="25%"/>
+            <w:tcMar>
+              <w:top w:type="dxa" w:w="80"/>
+              <w:left w:type="dxa" w:w="100"/>
+              <w:bottom w:type="dxa" w:w="80"/>
+              <w:right w:type="dxa" w:w="100"/>
+            </w:tcMar>
+          </w:tcPr>
+          <w:p>
+            <w:r>
+              <w:rPr>
+                <w:sz w:val="19"/>
+                <w:szCs w:val="19"/>
+              </w:rPr>
+              <w:t xml:space="preserve">23/40 = 57.5 % [42.2; 71.5]</w:t>
+            </w:r>
+          </w:p>
+        </w:tc>
+      </w:tr>
+      <w:tr>
+        <w:tc>
+          <w:tcPr>
+            <w:tcW w:type="pct" w:w="25%"/>
+            <w:tcMar>
+              <w:top w:type="dxa" w:w="80"/>
+              <w:left w:type="dxa" w:w="100"/>
+              <w:bottom w:type="dxa" w:w="80"/>
+              <w:right w:type="dxa" w:w="100"/>
+            </w:tcMar>
+          </w:tcPr>
+          <w:p>
+            <w:r>
+              <w:rPr>
+                <w:sz w:val="19"/>
+                <w:szCs w:val="19"/>
+              </w:rPr>
+              <w:t xml:space="preserve">In distribution: place</w:t>
+            </w:r>
+          </w:p>
+        </w:tc>
+        <w:tc>
+          <w:tcPr>
+            <w:tcW w:type="pct" w:w="25%"/>
+            <w:tcMar>
+              <w:top w:type="dxa" w:w="80"/>
+              <w:left w:type="dxa" w:w="100"/>
+              <w:bottom w:type="dxa" w:w="80"/>
+              <w:right w:type="dxa" w:w="100"/>
+            </w:tcMar>
+          </w:tcPr>
+          <w:p>
+            <w:r>
+              <w:rPr>
+                <w:sz w:val="19"/>
+                <w:szCs w:val="19"/>
+              </w:rPr>
+              <w:t xml:space="preserve">72.5 %</w:t>
+            </w:r>
+          </w:p>
+        </w:tc>
+        <w:tc>
+          <w:tcPr>
+            <w:tcW w:type="pct" w:w="25%"/>
+            <w:tcMar>
+              <w:top w:type="dxa" w:w="80"/>
+              <w:left w:type="dxa" w:w="100"/>
+              <w:bottom w:type="dxa" w:w="80"/>
+              <w:right w:type="dxa" w:w="100"/>
+            </w:tcMar>
+          </w:tcPr>
+          <w:p>
+            <w:r>
+              <w:rPr>
+                <w:sz w:val="19"/>
+                <w:szCs w:val="19"/>
+              </w:rPr>
+              <w:t xml:space="preserve">28/40 = 70.0 %</w:t>
+            </w:r>
+          </w:p>
+        </w:tc>
+        <w:tc>
+          <w:tcPr>
+            <w:tcW w:type="pct" w:w="25%"/>
+            <w:tcMar>
+              <w:top w:type="dxa" w:w="80"/>
+              <w:left w:type="dxa" w:w="100"/>
+              <w:bottom w:type="dxa" w:w="80"/>
+              <w:right w:type="dxa" w:w="100"/>
+            </w:tcMar>
+          </w:tcPr>
+          <w:p>
+            <w:r>
+              <w:rPr>
+                <w:sz w:val="19"/>
+                <w:szCs w:val="19"/>
+              </w:rPr>
+              <w:t xml:space="preserve">22/40 = 55.0 % [39.8; 69.3]</w:t>
+            </w:r>
+          </w:p>
+        </w:tc>
+      </w:tr>
+      <w:tr>
+        <w:tc>
+          <w:tcPr>
+            <w:tcW w:type="pct" w:w="25%"/>
+            <w:tcMar>
+              <w:top w:type="dxa" w:w="80"/>
+              <w:left w:type="dxa" w:w="100"/>
+              <w:bottom w:type="dxa" w:w="80"/>
+              <w:right w:type="dxa" w:w="100"/>
+            </w:tcMar>
+          </w:tcPr>
+          <w:p>
+            <w:r>
+              <w:rPr>
+                <w:sz w:val="19"/>
+                <w:szCs w:val="19"/>
+              </w:rPr>
+              <w:t xml:space="preserve">In distribution: place after pick</w:t>
+            </w:r>
+          </w:p>
+        </w:tc>
+        <w:tc>
+          <w:tcPr>
+            <w:tcW w:type="pct" w:w="25%"/>
+            <w:tcMar>
+              <w:top w:type="dxa" w:w="80"/>
+              <w:left w:type="dxa" w:w="100"/>
+              <w:bottom w:type="dxa" w:w="80"/>
+              <w:right w:type="dxa" w:w="100"/>
+            </w:tcMar>
+          </w:tcPr>
+          <w:p>
+            <w:r>
+              <w:rPr>
+                <w:sz w:val="19"/>
+                <w:szCs w:val="19"/>
+              </w:rPr>
+              <w:t xml:space="preserve">92.5 %</w:t>
+            </w:r>
+          </w:p>
+        </w:tc>
+        <w:tc>
+          <w:tcPr>
+            <w:tcW w:type="pct" w:w="25%"/>
+            <w:tcMar>
+              <w:top w:type="dxa" w:w="80"/>
+              <w:left w:type="dxa" w:w="100"/>
+              <w:bottom w:type="dxa" w:w="80"/>
+              <w:right w:type="dxa" w:w="100"/>
+            </w:tcMar>
+          </w:tcPr>
+          <w:p>
+            <w:r>
+              <w:rPr>
+                <w:sz w:val="19"/>
+                <w:szCs w:val="19"/>
+              </w:rPr>
+              <w:t xml:space="preserve">28/28 = 100 %</w:t>
+            </w:r>
+          </w:p>
+        </w:tc>
+        <w:tc>
+          <w:tcPr>
+            <w:tcW w:type="pct" w:w="25%"/>
+            <w:tcMar>
+              <w:top w:type="dxa" w:w="80"/>
+              <w:left w:type="dxa" w:w="100"/>
+              <w:bottom w:type="dxa" w:w="80"/>
+              <w:right w:type="dxa" w:w="100"/>
+            </w:tcMar>
+          </w:tcPr>
+          <w:p>
+            <w:r>
+              <w:rPr>
+                <w:sz w:val="19"/>
+                <w:szCs w:val="19"/>
+              </w:rPr>
+              <w:t xml:space="preserve">22/23 = 95.7 % [79.0; 99.2]</w:t>
+            </w:r>
+          </w:p>
+        </w:tc>
+      </w:tr>
+      <w:tr>
+        <w:tc>
+          <w:tcPr>
+            <w:tcW w:type="pct" w:w="25%"/>
+            <w:tcMar>
+              <w:top w:type="dxa" w:w="80"/>
+              <w:left w:type="dxa" w:w="100"/>
+              <w:bottom w:type="dxa" w:w="80"/>
+              <w:right w:type="dxa" w:w="100"/>
+            </w:tcMar>
+          </w:tcPr>
+          <w:p>
+            <w:r>
+              <w:rPr>
+                <w:sz w:val="19"/>
+                <w:szCs w:val="19"/>
+              </w:rPr>
+              <w:t xml:space="preserve">Out of distribution: pick</w:t>
+            </w:r>
+          </w:p>
+        </w:tc>
+        <w:tc>
+          <w:tcPr>
+            <w:tcW w:type="pct" w:w="25%"/>
+            <w:tcMar>
+              <w:top w:type="dxa" w:w="80"/>
+              <w:left w:type="dxa" w:w="100"/>
+              <w:bottom w:type="dxa" w:w="80"/>
+              <w:right w:type="dxa" w:w="100"/>
+            </w:tcMar>
+          </w:tcPr>
+          <w:p>
+            <w:r>
+              <w:rPr>
+                <w:sz w:val="19"/>
+                <w:szCs w:val="19"/>
+              </w:rPr>
+              <w:t xml:space="preserve">76.6 %</w:t>
+            </w:r>
+          </w:p>
+        </w:tc>
+        <w:tc>
+          <w:tcPr>
+            <w:tcW w:type="pct" w:w="25%"/>
+            <w:tcMar>
+              <w:top w:type="dxa" w:w="80"/>
+              <w:left w:type="dxa" w:w="100"/>
+              <w:bottom w:type="dxa" w:w="80"/>
+              <w:right w:type="dxa" w:w="100"/>
+            </w:tcMar>
+          </w:tcPr>
+          <w:p>
+            <w:r>
+              <w:rPr>
+                <w:sz w:val="19"/>
+                <w:szCs w:val="19"/>
+              </w:rPr>
+              <w:t xml:space="preserve">1/40 = 2.5 %</w:t>
+            </w:r>
+          </w:p>
+        </w:tc>
+        <w:tc>
+          <w:tcPr>
+            <w:tcW w:type="pct" w:w="25%"/>
+            <w:tcMar>
+              <w:top w:type="dxa" w:w="80"/>
+              <w:left w:type="dxa" w:w="100"/>
+              <w:bottom w:type="dxa" w:w="80"/>
+              <w:right w:type="dxa" w:w="100"/>
+            </w:tcMar>
+          </w:tcPr>
+          <w:p>
+            <w:r>
+              <w:rPr>
+                <w:sz w:val="19"/>
+                <w:szCs w:val="19"/>
+              </w:rPr>
+              <w:t xml:space="preserve">2/40 = 5.0 % [1.4; 16.5]</w:t>
+            </w:r>
+          </w:p>
+        </w:tc>
+      </w:tr>
+      <w:tr>
+        <w:tc>
+          <w:tcPr>
+            <w:tcW w:type="pct" w:w="25%"/>
+            <w:tcMar>
+              <w:top w:type="dxa" w:w="80"/>
+              <w:left w:type="dxa" w:w="100"/>
+              <w:bottom w:type="dxa" w:w="80"/>
+              <w:right w:type="dxa" w:w="100"/>
+            </w:tcMar>
+          </w:tcPr>
+          <w:p>
+            <w:r>
+              <w:rPr>
+                <w:sz w:val="19"/>
+                <w:szCs w:val="19"/>
+              </w:rPr>
+              <w:t xml:space="preserve">Out of distribution: place</w:t>
+            </w:r>
+          </w:p>
+        </w:tc>
+        <w:tc>
+          <w:tcPr>
+            <w:tcW w:type="pct" w:w="25%"/>
+            <w:tcMar>
+              <w:top w:type="dxa" w:w="80"/>
+              <w:left w:type="dxa" w:w="100"/>
+              <w:bottom w:type="dxa" w:w="80"/>
+              <w:right w:type="dxa" w:w="100"/>
+            </w:tcMar>
+          </w:tcPr>
+          <w:p>
+            <w:r>
+              <w:rPr>
+                <w:sz w:val="19"/>
+                <w:szCs w:val="19"/>
+              </w:rPr>
+              <w:t xml:space="preserve">46.9 %</w:t>
+            </w:r>
+          </w:p>
+        </w:tc>
+        <w:tc>
+          <w:tcPr>
+            <w:tcW w:type="pct" w:w="25%"/>
+            <w:tcMar>
+              <w:top w:type="dxa" w:w="80"/>
+              <w:left w:type="dxa" w:w="100"/>
+              <w:bottom w:type="dxa" w:w="80"/>
+              <w:right w:type="dxa" w:w="100"/>
+            </w:tcMar>
+          </w:tcPr>
+          <w:p>
+            <w:r>
+              <w:rPr>
+                <w:sz w:val="19"/>
+                <w:szCs w:val="19"/>
+              </w:rPr>
+              <w:t xml:space="preserve">0/40 = 0 %</w:t>
+            </w:r>
+          </w:p>
+        </w:tc>
+        <w:tc>
+          <w:tcPr>
+            <w:tcW w:type="pct" w:w="25%"/>
+            <w:tcMar>
+              <w:top w:type="dxa" w:w="80"/>
+              <w:left w:type="dxa" w:w="100"/>
+              <w:bottom w:type="dxa" w:w="80"/>
+              <w:right w:type="dxa" w:w="100"/>
+            </w:tcMar>
+          </w:tcPr>
+          <w:p>
+            <w:r>
+              <w:rPr>
+                <w:sz w:val="19"/>
+                <w:szCs w:val="19"/>
+              </w:rPr>
+              <w:t xml:space="preserve">1/40 = 2.5 % [0.4; 12.9]</w:t>
+            </w:r>
+          </w:p>
+        </w:tc>
+      </w:tr>
+      <w:tr>
+        <w:tc>
+          <w:tcPr>
+            <w:tcW w:type="pct" w:w="25%"/>
+            <w:tcMar>
+              <w:top w:type="dxa" w:w="80"/>
+              <w:left w:type="dxa" w:w="100"/>
+              <w:bottom w:type="dxa" w:w="80"/>
+              <w:right w:type="dxa" w:w="100"/>
+            </w:tcMar>
+          </w:tcPr>
+          <w:p>
+            <w:r>
+              <w:rPr>
+                <w:sz w:val="19"/>
+                <w:szCs w:val="19"/>
+              </w:rPr>
+              <w:t xml:space="preserve">Out of distribution: place after pick</w:t>
+            </w:r>
+          </w:p>
+        </w:tc>
+        <w:tc>
+          <w:tcPr>
+            <w:tcW w:type="pct" w:w="25%"/>
+            <w:tcMar>
+              <w:top w:type="dxa" w:w="80"/>
+              <w:left w:type="dxa" w:w="100"/>
+              <w:bottom w:type="dxa" w:w="80"/>
+              <w:right w:type="dxa" w:w="100"/>
+            </w:tcMar>
+          </w:tcPr>
+          <w:p>
+            <w:r>
+              <w:rPr>
+                <w:sz w:val="19"/>
+                <w:szCs w:val="19"/>
+              </w:rPr>
+              <w:t xml:space="preserve">61.2 %</w:t>
+            </w:r>
+          </w:p>
+        </w:tc>
+        <w:tc>
+          <w:tcPr>
+            <w:tcW w:type="pct" w:w="25%"/>
+            <w:tcMar>
+              <w:top w:type="dxa" w:w="80"/>
+              <w:left w:type="dxa" w:w="100"/>
+              <w:bottom w:type="dxa" w:w="80"/>
+              <w:right w:type="dxa" w:w="100"/>
+            </w:tcMar>
+          </w:tcPr>
+          <w:p>
+            <w:r>
+              <w:rPr>
+                <w:sz w:val="19"/>
+                <w:szCs w:val="19"/>
+              </w:rPr>
+              <w:t xml:space="preserve">0/1</w:t>
+            </w:r>
+          </w:p>
+        </w:tc>
+        <w:tc>
+          <w:tcPr>
+            <w:tcW w:type="pct" w:w="25%"/>
+            <w:tcMar>
+              <w:top w:type="dxa" w:w="80"/>
+              <w:left w:type="dxa" w:w="100"/>
+              <w:bottom w:type="dxa" w:w="80"/>
+              <w:right w:type="dxa" w:w="100"/>
+            </w:tcMar>
+          </w:tcPr>
+          <w:p>
+            <w:r>
+              <w:rPr>
+                <w:sz w:val="19"/>
+                <w:szCs w:val="19"/>
+              </w:rPr>
+              <w:t xml:space="preserve">1/2</w:t>
+            </w:r>
+          </w:p>
+        </w:tc>
+      </w:tr>
+      <w:tr>
+        <w:tc>
+          <w:tcPr>
+            <w:tcW w:type="pct" w:w="25%"/>
+            <w:tcMar>
+              <w:top w:type="dxa" w:w="80"/>
+              <w:left w:type="dxa" w:w="100"/>
+              <w:bottom w:type="dxa" w:w="80"/>
+              <w:right w:type="dxa" w:w="100"/>
+            </w:tcMar>
+          </w:tcPr>
+          <w:p>
+            <w:r>
+              <w:rPr>
+                <w:sz w:val="19"/>
+                <w:szCs w:val="19"/>
+              </w:rPr>
+              <w:t xml:space="preserve">Overall: pick</w:t>
+            </w:r>
+          </w:p>
+        </w:tc>
+        <w:tc>
+          <w:tcPr>
+            <w:tcW w:type="pct" w:w="25%"/>
+            <w:tcMar>
+              <w:top w:type="dxa" w:w="80"/>
+              <w:left w:type="dxa" w:w="100"/>
+              <w:bottom w:type="dxa" w:w="80"/>
+              <w:right w:type="dxa" w:w="100"/>
+            </w:tcMar>
+          </w:tcPr>
+          <w:p>
+            <w:r>
+              <w:rPr>
+                <w:sz w:val="19"/>
+                <w:szCs w:val="19"/>
+              </w:rPr>
+              <w:t xml:space="preserve">77.7 %</w:t>
+            </w:r>
+          </w:p>
+        </w:tc>
+        <w:tc>
+          <w:tcPr>
+            <w:tcW w:type="pct" w:w="25%"/>
+            <w:tcMar>
+              <w:top w:type="dxa" w:w="80"/>
+              <w:left w:type="dxa" w:w="100"/>
+              <w:bottom w:type="dxa" w:w="80"/>
+              <w:right w:type="dxa" w:w="100"/>
+            </w:tcMar>
+          </w:tcPr>
+          <w:p>
+            <w:r>
+              <w:rPr>
+                <w:sz w:val="19"/>
+                <w:szCs w:val="19"/>
+              </w:rPr>
+              <w:t xml:space="preserve">29/80 = 36.2 %</w:t>
+            </w:r>
+          </w:p>
+        </w:tc>
+        <w:tc>
+          <w:tcPr>
+            <w:tcW w:type="pct" w:w="25%"/>
+            <w:tcMar>
+              <w:top w:type="dxa" w:w="80"/>
+              <w:left w:type="dxa" w:w="100"/>
+              <w:bottom w:type="dxa" w:w="80"/>
+              <w:right w:type="dxa" w:w="100"/>
+            </w:tcMar>
+          </w:tcPr>
+          <w:p>
+            <w:r>
+              <w:rPr>
+                <w:sz w:val="19"/>
+                <w:szCs w:val="19"/>
+              </w:rPr>
+              <w:t xml:space="preserve">25/80 = 31.2 % [22.2; 42.1]</w:t>
+            </w:r>
+          </w:p>
+        </w:tc>
+      </w:tr>
+      <w:tr>
+        <w:tc>
+          <w:tcPr>
+            <w:tcW w:type="pct" w:w="25%"/>
+            <w:tcMar>
+              <w:top w:type="dxa" w:w="80"/>
+              <w:left w:type="dxa" w:w="100"/>
+              <w:bottom w:type="dxa" w:w="80"/>
+              <w:right w:type="dxa" w:w="100"/>
+            </w:tcMar>
+          </w:tcPr>
+          <w:p>
+            <w:r>
+              <w:rPr>
+                <w:sz w:val="19"/>
+                <w:szCs w:val="19"/>
+              </w:rPr>
+              <w:t xml:space="preserve">Overall: place</w:t>
+            </w:r>
+          </w:p>
+        </w:tc>
+        <w:tc>
+          <w:tcPr>
+            <w:tcW w:type="pct" w:w="25%"/>
+            <w:tcMar>
+              <w:top w:type="dxa" w:w="80"/>
+              <w:left w:type="dxa" w:w="100"/>
+              <w:bottom w:type="dxa" w:w="80"/>
+              <w:right w:type="dxa" w:w="100"/>
+            </w:tcMar>
+          </w:tcPr>
+          <w:p>
+            <w:r>
+              <w:rPr>
+                <w:sz w:val="19"/>
+                <w:szCs w:val="19"/>
+              </w:rPr>
+              <w:t xml:space="preserve">63.6 %</w:t>
+            </w:r>
+          </w:p>
+        </w:tc>
+        <w:tc>
+          <w:tcPr>
+            <w:tcW w:type="pct" w:w="25%"/>
+            <w:tcMar>
+              <w:top w:type="dxa" w:w="80"/>
+              <w:left w:type="dxa" w:w="100"/>
+              <w:bottom w:type="dxa" w:w="80"/>
+              <w:right w:type="dxa" w:w="100"/>
+            </w:tcMar>
+          </w:tcPr>
+          <w:p>
+            <w:r>
+              <w:rPr>
+                <w:sz w:val="19"/>
+                <w:szCs w:val="19"/>
+              </w:rPr>
+              <w:t xml:space="preserve">28/80 = 35.0 %</w:t>
+            </w:r>
+          </w:p>
+        </w:tc>
+        <w:tc>
+          <w:tcPr>
+            <w:tcW w:type="pct" w:w="25%"/>
+            <w:tcMar>
+              <w:top w:type="dxa" w:w="80"/>
+              <w:left w:type="dxa" w:w="100"/>
+              <w:bottom w:type="dxa" w:w="80"/>
+              <w:right w:type="dxa" w:w="100"/>
+            </w:tcMar>
+          </w:tcPr>
+          <w:p>
+            <w:r>
+              <w:rPr>
+                <w:sz w:val="19"/>
+                <w:szCs w:val="19"/>
+              </w:rPr>
+              <w:t xml:space="preserve">23/80 = 28.8 % [20.0; 39.5]</w:t>
+            </w:r>
+          </w:p>
+        </w:tc>
+      </w:tr>
+      <w:tr>
+        <w:tc>
+          <w:tcPr>
+            <w:tcW w:type="pct" w:w="25%"/>
+            <w:tcMar>
+              <w:top w:type="dxa" w:w="80"/>
+              <w:left w:type="dxa" w:w="100"/>
+              <w:bottom w:type="dxa" w:w="80"/>
+              <w:right w:type="dxa" w:w="100"/>
+            </w:tcMar>
+          </w:tcPr>
+          <w:p>
+            <w:r>
+              <w:rPr>
+                <w:sz w:val="19"/>
+                <w:szCs w:val="19"/>
+              </w:rPr>
+              <w:t xml:space="preserve">Overall: place after pick</w:t>
+            </w:r>
+          </w:p>
+        </w:tc>
+        <w:tc>
+          <w:tcPr>
+            <w:tcW w:type="pct" w:w="25%"/>
+            <w:tcMar>
+              <w:top w:type="dxa" w:w="80"/>
+              <w:left w:type="dxa" w:w="100"/>
+              <w:bottom w:type="dxa" w:w="80"/>
+              <w:right w:type="dxa" w:w="100"/>
+            </w:tcMar>
+          </w:tcPr>
+          <w:p>
+            <w:r>
+              <w:rPr>
+                <w:sz w:val="19"/>
+                <w:szCs w:val="19"/>
+              </w:rPr>
+              <w:t xml:space="preserve">81.7 %</w:t>
+            </w:r>
+          </w:p>
+        </w:tc>
+        <w:tc>
+          <w:tcPr>
+            <w:tcW w:type="pct" w:w="25%"/>
+            <w:tcMar>
+              <w:top w:type="dxa" w:w="80"/>
+              <w:left w:type="dxa" w:w="100"/>
+              <w:bottom w:type="dxa" w:w="80"/>
+              <w:right w:type="dxa" w:w="100"/>
+            </w:tcMar>
+          </w:tcPr>
+          <w:p>
+            <w:r>
+              <w:rPr>
+                <w:sz w:val="19"/>
+                <w:szCs w:val="19"/>
+              </w:rPr>
+              <w:t xml:space="preserve">28/29 = 96.6 %</w:t>
+            </w:r>
+          </w:p>
+        </w:tc>
+        <w:tc>
+          <w:tcPr>
+            <w:tcW w:type="pct" w:w="25%"/>
+            <w:tcMar>
+              <w:top w:type="dxa" w:w="80"/>
+              <w:left w:type="dxa" w:w="100"/>
+              <w:bottom w:type="dxa" w:w="80"/>
+              <w:right w:type="dxa" w:w="100"/>
+            </w:tcMar>
+          </w:tcPr>
+          <w:p>
+            <w:r>
+              <w:rPr>
+                <w:sz w:val="19"/>
+                <w:szCs w:val="19"/>
+              </w:rPr>
+              <w:t xml:space="preserve">23/25 = 92.0 % [75.0; 97.8]</w:t>
+            </w:r>
+          </w:p>
+        </w:tc>
+      </w:tr>
+    </w:tbl>
+    <w:p>
+      <w:pPr>
+        <w:spacing w:after="60"/>
+      </w:pPr>
+    </w:p>
+    <w:p>
+      <w:pPr>
+        <w:pStyle w:val="ListParagraph"/>
+        <w:numPr>
+          <w:ilvl w:val="0"/>
+          <w:numId w:val="1"/>
+        </w:numPr>
+        <w:spacing w:after="100"/>
+      </w:pPr>
+      <w:r>
+        <w:t xml:space="preserve">Different in-distribution protocols: the 13/10 figures are a full four-piece sort of seeds 1–10 from the observation pose (its per-seed files were lost on 16/10); Run B is the recorded target alone on 1001–1040. Out of distribution the protocol is the same. The paper has its own bench: an order-of-magnitude comparison only.</w:t>
+      </w:r>
+    </w:p>
+    <w:p>
+      <w:pPr>
+        <w:pStyle w:val="ListParagraph"/>
+        <w:numPr>
+          <w:ilvl w:val="0"/>
+          <w:numId w:val="1"/>
+        </w:numPr>
+        <w:spacing w:after="100"/>
+      </w:pPr>
+      <w:r>
+        <w:rPr>
+          <w:b/>
+          <w:bCs/>
+        </w:rPr>
+        <w:t xml:space="preserve">Failure modes</w:t>
+      </w:r>
+      <w:r>
+        <w:t xml:space="preserve"> out of distribution: 34/40 </w:t>
+      </w:r>
+      <w:r>
+        <w:rPr>
+          <w:b/>
+          <w:bCs/>
+        </w:rPr>
+        <w:t xml:space="preserve">memorised spot</w:t>
+      </w:r>
+      <w:r>
+        <w:t xml:space="preserve"> (closing within 20 mm of a training grasp, far from the piece), 3 near miss, 1 wrong place, 1 picked not placed, 1 sorted. </w:t>
+      </w:r>
+      <w:r>
+        <w:rPr>
+          <w:b/>
+          <w:bCs/>
+        </w:rPr>
+        <w:t xml:space="preserve">Never closed: 0 of 80.</w:t>
+      </w:r>
+    </w:p>
+    <w:p>
+      <w:pPr>
+        <w:pStyle w:val="ListParagraph"/>
+        <w:numPr>
+          <w:ilvl w:val="0"/>
+          <w:numId w:val="1"/>
+        </w:numPr>
+        <w:spacing w:after="100"/>
+      </w:pPr>
+      <w:r>
+        <w:t xml:space="preserve">In distribution per piece (sorted / 10): red cube 10, blue cube 5, yellow box 4, green cylinder 3.</w:t>
+      </w:r>
+    </w:p>
+    <w:p>
+      <w:pPr>
+        <w:pStyle w:val="ListParagraph"/>
+        <w:numPr>
+          <w:ilvl w:val="0"/>
+          <w:numId w:val="1"/>
+        </w:numPr>
+        <w:spacing w:after="100"/>
+      </w:pPr>
+      <w:r>
+        <w:t xml:space="preserve">Run B 20k reproduces what it saw and does not localise new pieces: the motivation of Run C.</w:t>
+      </w:r>
+    </w:p>
+    <w:p>
+      <w:pPr>
+        <w:pStyle w:val="Heading2"/>
+        <w:spacing w:after="120" w:before="320"/>
+      </w:pPr>
+      <w:r>
+        <w:t xml:space="preserve">56. Repeating the one success in the Gazebo window — and why it diverged, 2026-10-28</w:t>
+      </w:r>
+    </w:p>
+    <w:p>
+      <w:pPr>
+        <w:spacing w:after="100"/>
+      </w:pPr>
+      <w:r>
+        <w:rPr>
+          <w:i/>
+          <w:iCs/>
+          <w:color w:val="4B5B57"/>
+        </w:rPr>
+        <w:t xml:space="preserve">The only out-of-distribution piece Run B placed, seed 17's yellow box, could not be watched again with the same outcome.</w:t>
+      </w:r>
+    </w:p>
+    <w:p>
+      <w:pPr>
+        <w:spacing w:after="100"/>
+      </w:pPr>
+      <w:r>
+        <w:rPr>
+          <w:rFonts w:ascii="Consolas" w:cs="Consolas" w:eastAsia="Consolas" w:hAnsi="Consolas"/>
+          <w:color w:val="0E4A40"/>
+        </w:rPr>
+        <w:t xml:space="preserve">repeat_eval_gui.sh</w:t>
+      </w:r>
+      <w:r>
+        <w:t xml:space="preserve"> reads the checkpoint, seed, start, pieces and options from the original's </w:t>
+      </w:r>
+      <w:r>
+        <w:rPr>
+          <w:rFonts w:ascii="Consolas" w:cs="Consolas" w:eastAsia="Consolas" w:hAnsi="Consolas"/>
+          <w:color w:val="0E4A40"/>
+        </w:rPr>
+        <w:t xml:space="preserve">result.json</w:t>
+      </w:r>
+      <w:r>
+        <w:t xml:space="preserve"> and runs the same </w:t>
+      </w:r>
+      <w:r>
+        <w:rPr>
+          <w:rFonts w:ascii="Consolas" w:cs="Consolas" w:eastAsia="Consolas" w:hAnsi="Consolas"/>
+          <w:color w:val="0E4A40"/>
+        </w:rPr>
+        <w:t xml:space="preserve">eval_tri_seed.sh</w:t>
+      </w:r>
+      <w:r>
+        <w:t xml:space="preserve"> call with a window that stays open after the run (</w:t>
+      </w:r>
+      <w:r>
+        <w:rPr>
+          <w:rFonts w:ascii="Consolas" w:cs="Consolas" w:eastAsia="Consolas" w:hAnsi="Consolas"/>
+          <w:color w:val="0E4A40"/>
+        </w:rPr>
+        <w:t xml:space="preserve">HEADLESS=false</w:t>
+      </w:r>
+      <w:r>
+        <w:t xml:space="preserve">; close it yourself):</w:t>
+      </w:r>
+    </w:p>
+    <w:p>
+      <w:pPr>
+        <w:shd w:fill="10201D" w:val="clear"/>
+        <w:spacing w:after="160"/>
+      </w:pPr>
+      <w:r>
+        <w:rPr>
+          <w:rFonts w:ascii="Consolas" w:cs="Consolas" w:eastAsia="Consolas" w:hAnsi="Consolas"/>
+          <w:color w:val="D9EDE8"/>
+          <w:sz w:val="17"/>
+          <w:szCs w:val="17"/>
+        </w:rPr>
+        <w:t xml:space="preserve">docker exec -it gazebo_to_lerobot bash /workspace/src/scripts/repeat_eval_gui.sh /workspace/eval/runB_paper/ood_s0017</w:t>
+      </w:r>
+    </w:p>
+    <w:p>
+      <w:pPr>
+        <w:spacing w:after="100"/>
+      </w:pPr>
+      <w:r>
+        <w:t xml:space="preserve">The repeat (</w:t>
+      </w:r>
+      <w:r>
+        <w:rPr>
+          <w:rFonts w:ascii="Consolas" w:cs="Consolas" w:eastAsia="Consolas" w:hAnsi="Consolas"/>
+          <w:color w:val="0E4A40"/>
+        </w:rPr>
+        <w:t xml:space="preserve">ood_s0017_gui_try1</w:t>
+      </w:r>
+      <w:r>
+        <w:t xml:space="preserve">) did not reproduce the success: 0.02° of difference at the start of the piece became 2.3 mm at the close and 13 mm one chunk later. The physics engine (DART) is deterministic; what is not is everything that lets wall-clock time into the simulation: a ROS command lands on whichever 1 ms physics step is current when it arrives; a pause takes effect a variable number of steps late; the newest camera frame depends on both; the controllers start on a wall-timed phase; a window renders the cameras through its own process. A grasp amplifies such differences. The owner's goal was set then: </w:t>
+      </w:r>
+      <w:r>
+        <w:rPr>
+          <w:b/>
+          <w:bCs/>
+        </w:rPr>
+        <w:t xml:space="preserve">recompute, not replay</w:t>
+      </w:r>
+      <w:r>
+        <w:t xml:space="preserve"> — the policy and the physics recomputed in the window, with the identical result.</w:t>
+      </w:r>
+    </w:p>
+    <w:p>
+      <w:pPr>
+        <w:pStyle w:val="Heading2"/>
+        <w:spacing w:after="120" w:before="320"/>
+      </w:pPr>
+      <w:r>
+        <w:t xml:space="preserve">57. Step-locked, recomputable evaluations: design and build, 2026-10-29</w:t>
+      </w:r>
+    </w:p>
+    <w:p>
+      <w:pPr>
+        <w:spacing w:after="100"/>
+      </w:pPr>
+      <w:r>
+        <w:rPr>
+          <w:i/>
+          <w:iCs/>
+          <w:color w:val="4B5B57"/>
+        </w:rPr>
+        <w:t xml:space="preserve">Five optional parts (</w:t>
+      </w:r>
+      <w:r>
+        <w:rPr>
+          <w:rFonts w:ascii="Consolas" w:cs="Consolas" w:eastAsia="Consolas" w:hAnsi="Consolas"/>
+          <w:color w:val="0E4A40"/>
+          <w:i/>
+          <w:iCs/>
+          <w:color w:val="4B5B57"/>
+        </w:rPr>
+        <w:t xml:space="preserve">STEP_LOCKED=1</w:t>
+      </w:r>
+      <w:r>
+        <w:rPr>
+          <w:i/>
+          <w:iCs/>
+          <w:color w:val="4B5B57"/>
+        </w:rPr>
+        <w:t xml:space="preserve">); the free-running mode is unchanged.</w:t>
+      </w:r>
+    </w:p>
+    <w:p>
+      <w:pPr>
+        <w:spacing w:after="100"/>
+        <w:ind w:left="360" w:hanging="360"/>
+      </w:pPr>
+      <w:r>
+        <w:t xml:space="preserve">1. </w:t>
+      </w:r>
+      <w:r>
+        <w:rPr>
+          <w:b/>
+          <w:bCs/>
+        </w:rPr>
+        <w:t xml:space="preserve">Step-locked loop</w:t>
+      </w:r>
+      <w:r>
+        <w:t xml:space="preserve"> (</w:t>
+      </w:r>
+      <w:r>
+        <w:rPr>
+          <w:rFonts w:ascii="Consolas" w:cs="Consolas" w:eastAsia="Consolas" w:hAnsi="Consolas"/>
+          <w:color w:val="0E4A40"/>
+        </w:rPr>
+        <w:t xml:space="preserve">scripts/step_lock.py</w:t>
+      </w:r>
+      <w:r>
+        <w:t xml:space="preserve">, </w:t>
+      </w:r>
+      <w:r>
+        <w:rPr>
+          <w:rFonts w:ascii="Consolas" w:cs="Consolas" w:eastAsia="Consolas" w:hAnsi="Consolas"/>
+          <w:color w:val="0E4A40"/>
+        </w:rPr>
+        <w:t xml:space="preserve">eval_smolvla_tri_sort.py --step-locked</w:t>
+      </w:r>
+      <w:r>
+        <w:t xml:space="preserve">): Gazebo advances only in exact blocks of 1 ms steps (</w:t>
+      </w:r>
+      <w:r>
+        <w:rPr>
+          <w:rFonts w:ascii="Consolas" w:cs="Consolas" w:eastAsia="Consolas" w:hAnsi="Consolas"/>
+          <w:color w:val="0E4A40"/>
+        </w:rPr>
+        <w:t xml:space="preserve">multi_step</w:t>
+      </w:r>
+      <w:r>
+        <w:t xml:space="preserve">, each block sent only once the previous one has finished), commands are sent while paused, observations are taken on the cameras' 10 Hz ticks from frames stamped exactly that time, moves last a fixed number of steps, PyTorch runs deterministic with 4 threads, and sim time is read from Gazebo's own </w:t>
+      </w:r>
+      <w:r>
+        <w:rPr>
+          <w:rFonts w:ascii="Consolas" w:cs="Consolas" w:eastAsia="Consolas" w:hAnsi="Consolas"/>
+          <w:color w:val="0E4A40"/>
+        </w:rPr>
+        <w:t xml:space="preserve">/stats</w:t>
+      </w:r>
+      <w:r>
+        <w:t xml:space="preserve">. The server starts paused and the robot is spawned at sim time 0, so the 100 Hz controller loop and the cameras share one time grid.</w:t>
+      </w:r>
+    </w:p>
+    <w:p>
+      <w:pPr>
+        <w:spacing w:after="100"/>
+        <w:ind w:left="360" w:hanging="360"/>
+      </w:pPr>
+      <w:r>
+        <w:t xml:space="preserve">2. </w:t>
+      </w:r>
+      <w:r>
+        <w:rPr>
+          <w:b/>
+          <w:bCs/>
+        </w:rPr>
+        <w:t xml:space="preserve">Viewer window</w:t>
+      </w:r>
+      <w:r>
+        <w:t xml:space="preserve"> (</w:t>
+      </w:r>
+      <w:r>
+        <w:rPr>
+          <w:rFonts w:ascii="Consolas" w:cs="Consolas" w:eastAsia="Consolas" w:hAnsi="Consolas"/>
+          <w:color w:val="0E4A40"/>
+        </w:rPr>
+        <w:t xml:space="preserve">VIEWER=1</w:t>
+      </w:r>
+      <w:r>
+        <w:t xml:space="preserve">): the same headless server as a batch, plus </w:t>
+      </w:r>
+      <w:r>
+        <w:rPr>
+          <w:rFonts w:ascii="Consolas" w:cs="Consolas" w:eastAsia="Consolas" w:hAnsi="Consolas"/>
+          <w:color w:val="0E4A40"/>
+        </w:rPr>
+        <w:t xml:space="preserve">gz sim -g</w:t>
+      </w:r>
+      <w:r>
+        <w:t xml:space="preserve">, which only displays. The policy's images are always the headless server's.</w:t>
+      </w:r>
+    </w:p>
+    <w:p>
+      <w:pPr>
+        <w:spacing w:after="100"/>
+        <w:ind w:left="360" w:hanging="360"/>
+      </w:pPr>
+      <w:r>
+        <w:t xml:space="preserve">3. </w:t>
+      </w:r>
+      <w:r>
+        <w:rPr>
+          <w:b/>
+          <w:bCs/>
+        </w:rPr>
+        <w:t xml:space="preserve">Fingerprints</w:t>
+      </w:r>
+      <w:r>
+        <w:t xml:space="preserve">: per piece, sha256 of the start snapshot, the start state, every step's state and action, the piece poses and every camera frame the policy saw. </w:t>
+      </w:r>
+      <w:r>
+        <w:rPr>
+          <w:rFonts w:ascii="Consolas" w:cs="Consolas" w:eastAsia="Consolas" w:hAnsi="Consolas"/>
+          <w:color w:val="0E4A40"/>
+        </w:rPr>
+        <w:t xml:space="preserve">compare_runs.py</w:t>
+      </w:r>
+      <w:r>
+        <w:t xml:space="preserve"> says identical, or the first step and quantity where two runs part.</w:t>
+      </w:r>
+    </w:p>
+    <w:p>
+      <w:pPr>
+        <w:spacing w:after="100"/>
+        <w:ind w:left="360" w:hanging="360"/>
+      </w:pPr>
+      <w:r>
+        <w:t xml:space="preserve">4. </w:t>
+      </w:r>
+      <w:r>
+        <w:rPr>
+          <w:b/>
+          <w:bCs/>
+        </w:rPr>
+        <w:t xml:space="preserve">Exact state reset</w:t>
+      </w:r>
+      <w:r>
+        <w:t xml:space="preserve"> at the start of each piece (</w:t>
+      </w:r>
+      <w:r>
+        <w:rPr>
+          <w:rFonts w:ascii="Consolas" w:cs="Consolas" w:eastAsia="Consolas" w:hAnsi="Consolas"/>
+          <w:color w:val="0E4A40"/>
+        </w:rPr>
+        <w:t xml:space="preserve">scripts/gz_systems/state_reset.py</w:t>
+      </w:r>
+      <w:r>
+        <w:t xml:space="preserve">, a Python Gazebo system at priority −100, i.e. before physics): the 12 robot joints, the gripper command and the four piece poses from a snapshot are put back to the bit with zero velocities; the joint velocity command is zeroed before the physics step and the reset repeated over the 10 steps up to a controller update; the controllers get identical hold commands; one camera tick earlier the scene is put "far" (pieces raised 5 mm, arm moved) so the render engine redraws everything at the exact reset. The batch writes each piece's snapshot into its trace; </w:t>
+      </w:r>
+      <w:r>
+        <w:rPr>
+          <w:rFonts w:ascii="Consolas" w:cs="Consolas" w:eastAsia="Consolas" w:hAnsi="Consolas"/>
+          <w:color w:val="0E4A40"/>
+        </w:rPr>
+        <w:t xml:space="preserve">RESET_FROM=&lt;run dir&gt;</w:t>
+      </w:r>
+      <w:r>
+        <w:t xml:space="preserve"> recomputes from them, one piece alone if asked.</w:t>
+      </w:r>
+    </w:p>
+    <w:p>
+      <w:pPr>
+        <w:spacing w:after="100"/>
+        <w:ind w:left="360" w:hanging="360"/>
+      </w:pPr>
+      <w:r>
+        <w:t xml:space="preserve">5. </w:t>
+      </w:r>
+      <w:r>
+        <w:rPr>
+          <w:b/>
+          <w:bCs/>
+        </w:rPr>
+        <w:t xml:space="preserve">Record and play back</w:t>
+      </w:r>
+      <w:r>
+        <w:t xml:space="preserve"> (</w:t>
+      </w:r>
+      <w:r>
+        <w:rPr>
+          <w:rFonts w:ascii="Consolas" w:cs="Consolas" w:eastAsia="Consolas" w:hAnsi="Consolas"/>
+          <w:color w:val="0E4A40"/>
+        </w:rPr>
+        <w:t xml:space="preserve">RECORD=1</w:t>
+      </w:r>
+      <w:r>
+        <w:t xml:space="preserve">, </w:t>
+      </w:r>
+      <w:r>
+        <w:rPr>
+          <w:rFonts w:ascii="Consolas" w:cs="Consolas" w:eastAsia="Consolas" w:hAnsi="Consolas"/>
+          <w:color w:val="0E4A40"/>
+        </w:rPr>
+        <w:t xml:space="preserve">play_eval_gui.sh</w:t>
+      </w:r>
+      <w:r>
+        <w:t xml:space="preserve">): Gazebo's state every 20 ms of sim time, replayed without recomputing.</w:t>
+      </w:r>
+    </w:p>
+    <w:p>
+      <w:pPr>
+        <w:spacing w:after="100"/>
+      </w:pPr>
+      <w:r>
+        <w:rPr>
+          <w:b/>
+          <w:bCs/>
+        </w:rPr>
+        <w:t xml:space="preserve">Every message in the loop, and what happens if it is lost</w:t>
+      </w:r>
+      <w:r>
+        <w:t xml:space="preserve"> (rule: either it cannot be lost, or a loss stops or delays the run; never "the run continues on old data"):</w:t>
       </w:r>
     </w:p>
     <w:tbl>
@@ -26915,6 +33139,3587 @@
               <w:rPr>
                 <w:b/>
                 <w:bCs/>
+                <w:sz w:val="18"/>
+                <w:szCs w:val="18"/>
+              </w:rPr>
+              <w:t xml:space="preserve">Message</w:t>
+            </w:r>
+          </w:p>
+        </w:tc>
+        <w:tc>
+          <w:tcPr>
+            <w:tcW w:type="pct" w:w="33%"/>
+            <w:shd w:fill="DEE3E0" w:val="clear"/>
+            <w:tcMar>
+              <w:top w:type="dxa" w:w="80"/>
+              <w:left w:type="dxa" w:w="100"/>
+              <w:bottom w:type="dxa" w:w="80"/>
+              <w:right w:type="dxa" w:w="100"/>
+            </w:tcMar>
+          </w:tcPr>
+          <w:p>
+            <w:r>
+              <w:rPr>
+                <w:b/>
+                <w:bCs/>
+                <w:sz w:val="18"/>
+                <w:szCs w:val="18"/>
+              </w:rPr>
+              <w:t xml:space="preserve">Transport</w:t>
+            </w:r>
+          </w:p>
+        </w:tc>
+        <w:tc>
+          <w:tcPr>
+            <w:tcW w:type="pct" w:w="33%"/>
+            <w:shd w:fill="DEE3E0" w:val="clear"/>
+            <w:tcMar>
+              <w:top w:type="dxa" w:w="80"/>
+              <w:left w:type="dxa" w:w="100"/>
+              <w:bottom w:type="dxa" w:w="80"/>
+              <w:right w:type="dxa" w:w="100"/>
+            </w:tcMar>
+          </w:tcPr>
+          <w:p>
+            <w:r>
+              <w:rPr>
+                <w:b/>
+                <w:bCs/>
+                <w:sz w:val="18"/>
+                <w:szCs w:val="18"/>
+              </w:rPr>
+              <w:t xml:space="preserve">If lost or wrong</w:t>
+            </w:r>
+          </w:p>
+        </w:tc>
+      </w:tr>
+      <w:tr>
+        <w:tc>
+          <w:tcPr>
+            <w:tcW w:type="pct" w:w="33%"/>
+            <w:tcMar>
+              <w:top w:type="dxa" w:w="80"/>
+              <w:left w:type="dxa" w:w="100"/>
+              <w:bottom w:type="dxa" w:w="80"/>
+              <w:right w:type="dxa" w:w="100"/>
+            </w:tcMar>
+          </w:tcPr>
+          <w:p>
+            <w:r>
+              <w:rPr>
+                <w:sz w:val="19"/>
+                <w:szCs w:val="19"/>
+              </w:rPr>
+              <w:t xml:space="preserve">step block, </w:t>
+            </w:r>
+            <w:r>
+              <w:rPr>
+                <w:rFonts w:ascii="Consolas" w:cs="Consolas" w:eastAsia="Consolas" w:hAnsi="Consolas"/>
+                <w:color w:val="0E4A40"/>
+                <w:sz w:val="19"/>
+                <w:szCs w:val="19"/>
+              </w:rPr>
+              <w:t xml:space="preserve">/world/tri_yolo/control</w:t>
+            </w:r>
+            <w:r>
+              <w:rPr>
+                <w:sz w:val="19"/>
+                <w:szCs w:val="19"/>
+              </w:rPr>
+              <w:t xml:space="preserve"> </w:t>
+            </w:r>
+            <w:r>
+              <w:rPr>
+                <w:rFonts w:ascii="Consolas" w:cs="Consolas" w:eastAsia="Consolas" w:hAnsi="Consolas"/>
+                <w:color w:val="0E4A40"/>
+                <w:sz w:val="19"/>
+                <w:szCs w:val="19"/>
+              </w:rPr>
+              <w:t xml:space="preserve">multi_step</w:t>
+            </w:r>
+          </w:p>
+        </w:tc>
+        <w:tc>
+          <w:tcPr>
+            <w:tcW w:type="pct" w:w="33%"/>
+            <w:tcMar>
+              <w:top w:type="dxa" w:w="80"/>
+              <w:left w:type="dxa" w:w="100"/>
+              <w:bottom w:type="dxa" w:w="80"/>
+              <w:right w:type="dxa" w:w="100"/>
+            </w:tcMar>
+          </w:tcPr>
+          <w:p>
+            <w:r>
+              <w:rPr>
+                <w:sz w:val="19"/>
+                <w:szCs w:val="19"/>
+              </w:rPr>
+              <w:t xml:space="preserve">gz-transport service</w:t>
+            </w:r>
+          </w:p>
+        </w:tc>
+        <w:tc>
+          <w:tcPr>
+            <w:tcW w:type="pct" w:w="33%"/>
+            <w:tcMar>
+              <w:top w:type="dxa" w:w="80"/>
+              <w:left w:type="dxa" w:w="100"/>
+              <w:bottom w:type="dxa" w:w="80"/>
+              <w:right w:type="dxa" w:w="100"/>
+            </w:tcMar>
+          </w:tcPr>
+          <w:p>
+            <w:r>
+              <w:rPr>
+                <w:sz w:val="19"/>
+                <w:szCs w:val="19"/>
+              </w:rPr>
+              <w:t xml:space="preserve">sent again if Gazebo's clock has not moved after 20 s; clock past or off the target → stop</w:t>
+            </w:r>
+          </w:p>
+        </w:tc>
+      </w:tr>
+      <w:tr>
+        <w:tc>
+          <w:tcPr>
+            <w:tcW w:type="pct" w:w="33%"/>
+            <w:tcMar>
+              <w:top w:type="dxa" w:w="80"/>
+              <w:left w:type="dxa" w:w="100"/>
+              <w:bottom w:type="dxa" w:w="80"/>
+              <w:right w:type="dxa" w:w="100"/>
+            </w:tcMar>
+          </w:tcPr>
+          <w:p>
+            <w:r>
+              <w:rPr>
+                <w:sz w:val="19"/>
+                <w:szCs w:val="19"/>
+              </w:rPr>
+              <w:t xml:space="preserve">sim time, </w:t>
+            </w:r>
+            <w:r>
+              <w:rPr>
+                <w:rFonts w:ascii="Consolas" w:cs="Consolas" w:eastAsia="Consolas" w:hAnsi="Consolas"/>
+                <w:color w:val="0E4A40"/>
+                <w:sz w:val="19"/>
+                <w:szCs w:val="19"/>
+              </w:rPr>
+              <w:t xml:space="preserve">/world/tri_yolo/stats</w:t>
+            </w:r>
+          </w:p>
+        </w:tc>
+        <w:tc>
+          <w:tcPr>
+            <w:tcW w:type="pct" w:w="33%"/>
+            <w:tcMar>
+              <w:top w:type="dxa" w:w="80"/>
+              <w:left w:type="dxa" w:w="100"/>
+              <w:bottom w:type="dxa" w:w="80"/>
+              <w:right w:type="dxa" w:w="100"/>
+            </w:tcMar>
+          </w:tcPr>
+          <w:p>
+            <w:r>
+              <w:rPr>
+                <w:sz w:val="19"/>
+                <w:szCs w:val="19"/>
+              </w:rPr>
+              <w:t xml:space="preserve">gz topic, read when needed</w:t>
+            </w:r>
+          </w:p>
+        </w:tc>
+        <w:tc>
+          <w:tcPr>
+            <w:tcW w:type="pct" w:w="33%"/>
+            <w:tcMar>
+              <w:top w:type="dxa" w:w="80"/>
+              <w:left w:type="dxa" w:w="100"/>
+              <w:bottom w:type="dxa" w:w="80"/>
+              <w:right w:type="dxa" w:w="100"/>
+            </w:tcMar>
+          </w:tcPr>
+          <w:p>
+            <w:r>
+              <w:rPr>
+                <w:sz w:val="19"/>
+                <w:szCs w:val="19"/>
+              </w:rPr>
+              <w:t xml:space="preserve">read again; a missing </w:t>
+            </w:r>
+            <w:r>
+              <w:rPr>
+                <w:rFonts w:ascii="Consolas" w:cs="Consolas" w:eastAsia="Consolas" w:hAnsi="Consolas"/>
+                <w:color w:val="0E4A40"/>
+                <w:sz w:val="19"/>
+                <w:szCs w:val="19"/>
+              </w:rPr>
+              <w:t xml:space="preserve">iterations</w:t>
+            </w:r>
+            <w:r>
+              <w:rPr>
+                <w:sz w:val="19"/>
+                <w:szCs w:val="19"/>
+              </w:rPr>
+              <w:t xml:space="preserve"> field means 0</w:t>
+            </w:r>
+          </w:p>
+        </w:tc>
+      </w:tr>
+      <w:tr>
+        <w:tc>
+          <w:tcPr>
+            <w:tcW w:type="pct" w:w="33%"/>
+            <w:tcMar>
+              <w:top w:type="dxa" w:w="80"/>
+              <w:left w:type="dxa" w:w="100"/>
+              <w:bottom w:type="dxa" w:w="80"/>
+              <w:right w:type="dxa" w:w="100"/>
+            </w:tcMar>
+          </w:tcPr>
+          <w:p>
+            <w:r>
+              <w:rPr>
+                <w:sz w:val="19"/>
+                <w:szCs w:val="19"/>
+              </w:rPr>
+              <w:t xml:space="preserve">arm trajectory, </w:t>
+            </w:r>
+            <w:r>
+              <w:rPr>
+                <w:rFonts w:ascii="Consolas" w:cs="Consolas" w:eastAsia="Consolas" w:hAnsi="Consolas"/>
+                <w:color w:val="0E4A40"/>
+                <w:sz w:val="19"/>
+                <w:szCs w:val="19"/>
+              </w:rPr>
+              <w:t xml:space="preserve">/mycobot_controller/joint_trajectory</w:t>
+            </w:r>
+          </w:p>
+        </w:tc>
+        <w:tc>
+          <w:tcPr>
+            <w:tcW w:type="pct" w:w="33%"/>
+            <w:tcMar>
+              <w:top w:type="dxa" w:w="80"/>
+              <w:left w:type="dxa" w:w="100"/>
+              <w:bottom w:type="dxa" w:w="80"/>
+              <w:right w:type="dxa" w:w="100"/>
+            </w:tcMar>
+          </w:tcPr>
+          <w:p>
+            <w:r>
+              <w:rPr>
+                <w:sz w:val="19"/>
+                <w:szCs w:val="19"/>
+              </w:rPr>
+              <w:t xml:space="preserve">ROS, controller subscribes BEST_EFFORT</w:t>
+            </w:r>
+          </w:p>
+        </w:tc>
+        <w:tc>
+          <w:tcPr>
+            <w:tcW w:type="pct" w:w="33%"/>
+            <w:tcMar>
+              <w:top w:type="dxa" w:w="80"/>
+              <w:left w:type="dxa" w:w="100"/>
+              <w:bottom w:type="dxa" w:w="80"/>
+              <w:right w:type="dxa" w:w="100"/>
+            </w:tcMar>
+          </w:tcPr>
+          <w:p>
+            <w:r>
+              <w:rPr>
+                <w:sz w:val="19"/>
+                <w:szCs w:val="19"/>
+              </w:rPr>
+              <w:t xml:space="preserve">3 copies while paused; read back by </w:t>
+            </w:r>
+            <w:r>
+              <w:rPr>
+                <w:rFonts w:ascii="Consolas" w:cs="Consolas" w:eastAsia="Consolas" w:hAnsi="Consolas"/>
+                <w:color w:val="0E4A40"/>
+                <w:sz w:val="19"/>
+                <w:szCs w:val="19"/>
+              </w:rPr>
+              <w:t xml:space="preserve">/mycobot_controller/query_state</w:t>
+            </w:r>
+            <w:r>
+              <w:rPr>
+                <w:sz w:val="19"/>
+                <w:szCs w:val="19"/>
+              </w:rPr>
+              <w:t xml:space="preserve"> at the first, middle and second-to-last point; no answer in 30 s or a mismatch → stop</w:t>
+            </w:r>
+          </w:p>
+        </w:tc>
+      </w:tr>
+      <w:tr>
+        <w:tc>
+          <w:tcPr>
+            <w:tcW w:type="pct" w:w="33%"/>
+            <w:tcMar>
+              <w:top w:type="dxa" w:w="80"/>
+              <w:left w:type="dxa" w:w="100"/>
+              <w:bottom w:type="dxa" w:w="80"/>
+              <w:right w:type="dxa" w:w="100"/>
+            </w:tcMar>
+          </w:tcPr>
+          <w:p>
+            <w:r>
+              <w:rPr>
+                <w:sz w:val="19"/>
+                <w:szCs w:val="19"/>
+              </w:rPr>
+              <w:t xml:space="preserve">gripper command, </w:t>
+            </w:r>
+            <w:r>
+              <w:rPr>
+                <w:rFonts w:ascii="Consolas" w:cs="Consolas" w:eastAsia="Consolas" w:hAnsi="Consolas"/>
+                <w:color w:val="0E4A40"/>
+                <w:sz w:val="19"/>
+                <w:szCs w:val="19"/>
+              </w:rPr>
+              <w:t xml:space="preserve">/gripper_position_controller/commands</w:t>
+            </w:r>
+          </w:p>
+        </w:tc>
+        <w:tc>
+          <w:tcPr>
+            <w:tcW w:type="pct" w:w="33%"/>
+            <w:tcMar>
+              <w:top w:type="dxa" w:w="80"/>
+              <w:left w:type="dxa" w:w="100"/>
+              <w:bottom w:type="dxa" w:w="80"/>
+              <w:right w:type="dxa" w:w="100"/>
+            </w:tcMar>
+          </w:tcPr>
+          <w:p>
+            <w:r>
+              <w:rPr>
+                <w:sz w:val="19"/>
+                <w:szCs w:val="19"/>
+              </w:rPr>
+              <w:t xml:space="preserve">ROS, BEST_EFFORT</w:t>
+            </w:r>
+          </w:p>
+        </w:tc>
+        <w:tc>
+          <w:tcPr>
+            <w:tcW w:type="pct" w:w="33%"/>
+            <w:tcMar>
+              <w:top w:type="dxa" w:w="80"/>
+              <w:left w:type="dxa" w:w="100"/>
+              <w:bottom w:type="dxa" w:w="80"/>
+              <w:right w:type="dxa" w:w="100"/>
+            </w:tcMar>
+          </w:tcPr>
+          <w:p>
+            <w:r>
+              <w:rPr>
+                <w:sz w:val="19"/>
+                <w:szCs w:val="19"/>
+              </w:rPr>
+              <w:t xml:space="preserve">3 copies; the six command interfaces in </w:t>
+            </w:r>
+            <w:r>
+              <w:rPr>
+                <w:rFonts w:ascii="Consolas" w:cs="Consolas" w:eastAsia="Consolas" w:hAnsi="Consolas"/>
+                <w:color w:val="0E4A40"/>
+                <w:sz w:val="19"/>
+                <w:szCs w:val="19"/>
+              </w:rPr>
+              <w:t xml:space="preserve">/controller_manager/introspection_data/full</w:t>
+            </w:r>
+            <w:r>
+              <w:rPr>
+                <w:sz w:val="19"/>
+                <w:szCs w:val="19"/>
+              </w:rPr>
+              <w:t xml:space="preserve"> must equal it after the first controller update → else stop</w:t>
+            </w:r>
+          </w:p>
+        </w:tc>
+      </w:tr>
+      <w:tr>
+        <w:tc>
+          <w:tcPr>
+            <w:tcW w:type="pct" w:w="33%"/>
+            <w:tcMar>
+              <w:top w:type="dxa" w:w="80"/>
+              <w:left w:type="dxa" w:w="100"/>
+              <w:bottom w:type="dxa" w:w="80"/>
+              <w:right w:type="dxa" w:w="100"/>
+            </w:tcMar>
+          </w:tcPr>
+          <w:p>
+            <w:r>
+              <w:rPr>
+                <w:sz w:val="19"/>
+                <w:szCs w:val="19"/>
+              </w:rPr>
+              <w:t xml:space="preserve">camera frames, </w:t>
+            </w:r>
+            <w:r>
+              <w:rPr>
+                <w:rFonts w:ascii="Consolas" w:cs="Consolas" w:eastAsia="Consolas" w:hAnsi="Consolas"/>
+                <w:color w:val="0E4A40"/>
+                <w:sz w:val="19"/>
+                <w:szCs w:val="19"/>
+              </w:rPr>
+              <w:t xml:space="preserve">/synth_camera_{top,left,right}/image</w:t>
+            </w:r>
+          </w:p>
+        </w:tc>
+        <w:tc>
+          <w:tcPr>
+            <w:tcW w:type="pct" w:w="33%"/>
+            <w:tcMar>
+              <w:top w:type="dxa" w:w="80"/>
+              <w:left w:type="dxa" w:w="100"/>
+              <w:bottom w:type="dxa" w:w="80"/>
+              <w:right w:type="dxa" w:w="100"/>
+            </w:tcMar>
+          </w:tcPr>
+          <w:p>
+            <w:r>
+              <w:rPr>
+                <w:sz w:val="19"/>
+                <w:szCs w:val="19"/>
+              </w:rPr>
+              <w:t xml:space="preserve">ROS via the bridge</w:t>
+            </w:r>
+          </w:p>
+        </w:tc>
+        <w:tc>
+          <w:tcPr>
+            <w:tcW w:type="pct" w:w="33%"/>
+            <w:tcMar>
+              <w:top w:type="dxa" w:w="80"/>
+              <w:left w:type="dxa" w:w="100"/>
+              <w:bottom w:type="dxa" w:w="80"/>
+              <w:right w:type="dxa" w:w="100"/>
+            </w:tcMar>
+          </w:tcPr>
+          <w:p>
+            <w:r>
+              <w:rPr>
+                <w:sz w:val="19"/>
+                <w:szCs w:val="19"/>
+              </w:rPr>
+              <w:t xml:space="preserve">only frames stamped exactly the current tick are used; none → stop</w:t>
+            </w:r>
+          </w:p>
+        </w:tc>
+      </w:tr>
+      <w:tr>
+        <w:tc>
+          <w:tcPr>
+            <w:tcW w:type="pct" w:w="33%"/>
+            <w:tcMar>
+              <w:top w:type="dxa" w:w="80"/>
+              <w:left w:type="dxa" w:w="100"/>
+              <w:bottom w:type="dxa" w:w="80"/>
+              <w:right w:type="dxa" w:w="100"/>
+            </w:tcMar>
+          </w:tcPr>
+          <w:p>
+            <w:r>
+              <w:rPr>
+                <w:sz w:val="19"/>
+                <w:szCs w:val="19"/>
+              </w:rPr>
+              <w:t xml:space="preserve">joint state for the policy</w:t>
+            </w:r>
+          </w:p>
+        </w:tc>
+        <w:tc>
+          <w:tcPr>
+            <w:tcW w:type="pct" w:w="33%"/>
+            <w:tcMar>
+              <w:top w:type="dxa" w:w="80"/>
+              <w:left w:type="dxa" w:w="100"/>
+              <w:bottom w:type="dxa" w:w="80"/>
+              <w:right w:type="dxa" w:w="100"/>
+            </w:tcMar>
+          </w:tcPr>
+          <w:p>
+            <w:r>
+              <w:rPr>
+                <w:sz w:val="19"/>
+                <w:szCs w:val="19"/>
+              </w:rPr>
+              <w:t xml:space="preserve">request to the reset plugin on </w:t>
+            </w:r>
+            <w:r>
+              <w:rPr>
+                <w:rFonts w:ascii="Consolas" w:cs="Consolas" w:eastAsia="Consolas" w:hAnsi="Consolas"/>
+                <w:color w:val="0E4A40"/>
+                <w:sz w:val="19"/>
+                <w:szCs w:val="19"/>
+              </w:rPr>
+              <w:t xml:space="preserve">/world/tri_yolo/state_reset</w:t>
+            </w:r>
+            <w:r>
+              <w:rPr>
+                <w:sz w:val="19"/>
+                <w:szCs w:val="19"/>
+              </w:rPr>
+              <w:t xml:space="preserve">, reply with Gazebo's </w:t>
+            </w:r>
+            <w:r>
+              <w:rPr>
+                <w:rFonts w:ascii="Consolas" w:cs="Consolas" w:eastAsia="Consolas" w:hAnsi="Consolas"/>
+                <w:color w:val="0E4A40"/>
+                <w:sz w:val="19"/>
+                <w:szCs w:val="19"/>
+              </w:rPr>
+              <w:t xml:space="preserve">t_ns</w:t>
+            </w:r>
+          </w:p>
+        </w:tc>
+        <w:tc>
+          <w:tcPr>
+            <w:tcW w:type="pct" w:w="33%"/>
+            <w:tcMar>
+              <w:top w:type="dxa" w:w="80"/>
+              <w:left w:type="dxa" w:w="100"/>
+              <w:bottom w:type="dxa" w:w="80"/>
+              <w:right w:type="dxa" w:w="100"/>
+            </w:tcMar>
+          </w:tcPr>
+          <w:p>
+            <w:r>
+              <w:rPr>
+                <w:sz w:val="19"/>
+                <w:szCs w:val="19"/>
+              </w:rPr>
+              <w:t xml:space="preserve">resent every 2 s up to 60 s; a </w:t>
+            </w:r>
+            <w:r>
+              <w:rPr>
+                <w:rFonts w:ascii="Consolas" w:cs="Consolas" w:eastAsia="Consolas" w:hAnsi="Consolas"/>
+                <w:color w:val="0E4A40"/>
+                <w:sz w:val="19"/>
+                <w:szCs w:val="19"/>
+              </w:rPr>
+              <w:t xml:space="preserve">t_ns</w:t>
+            </w:r>
+            <w:r>
+              <w:rPr>
+                <w:sz w:val="19"/>
+                <w:szCs w:val="19"/>
+              </w:rPr>
+              <w:t xml:space="preserve"> other than now → stop</w:t>
+            </w:r>
+          </w:p>
+        </w:tc>
+      </w:tr>
+      <w:tr>
+        <w:tc>
+          <w:tcPr>
+            <w:tcW w:type="pct" w:w="33%"/>
+            <w:tcMar>
+              <w:top w:type="dxa" w:w="80"/>
+              <w:left w:type="dxa" w:w="100"/>
+              <w:bottom w:type="dxa" w:w="80"/>
+              <w:right w:type="dxa" w:w="100"/>
+            </w:tcMar>
+          </w:tcPr>
+          <w:p>
+            <w:r>
+              <w:rPr>
+                <w:sz w:val="19"/>
+                <w:szCs w:val="19"/>
+              </w:rPr>
+              <w:t xml:space="preserve">reset request and its ack, </w:t>
+            </w:r>
+            <w:r>
+              <w:rPr>
+                <w:rFonts w:ascii="Consolas" w:cs="Consolas" w:eastAsia="Consolas" w:hAnsi="Consolas"/>
+                <w:color w:val="0E4A40"/>
+                <w:sz w:val="19"/>
+                <w:szCs w:val="19"/>
+              </w:rPr>
+              <w:t xml:space="preserve">…/state_reset</w:t>
+            </w:r>
+            <w:r>
+              <w:rPr>
+                <w:sz w:val="19"/>
+                <w:szCs w:val="19"/>
+              </w:rPr>
+              <w:t xml:space="preserve"> and </w:t>
+            </w:r>
+            <w:r>
+              <w:rPr>
+                <w:rFonts w:ascii="Consolas" w:cs="Consolas" w:eastAsia="Consolas" w:hAnsi="Consolas"/>
+                <w:color w:val="0E4A40"/>
+                <w:sz w:val="19"/>
+                <w:szCs w:val="19"/>
+              </w:rPr>
+              <w:t xml:space="preserve">…/state_reset/ack</w:t>
+            </w:r>
+          </w:p>
+        </w:tc>
+        <w:tc>
+          <w:tcPr>
+            <w:tcW w:type="pct" w:w="33%"/>
+            <w:tcMar>
+              <w:top w:type="dxa" w:w="80"/>
+              <w:left w:type="dxa" w:w="100"/>
+              <w:bottom w:type="dxa" w:w="80"/>
+              <w:right w:type="dxa" w:w="100"/>
+            </w:tcMar>
+          </w:tcPr>
+          <w:p>
+            <w:r>
+              <w:rPr>
+                <w:sz w:val="19"/>
+                <w:szCs w:val="19"/>
+              </w:rPr>
+              <w:t xml:space="preserve">gz topics</w:t>
+            </w:r>
+          </w:p>
+        </w:tc>
+        <w:tc>
+          <w:tcPr>
+            <w:tcW w:type="pct" w:w="33%"/>
+            <w:tcMar>
+              <w:top w:type="dxa" w:w="80"/>
+              <w:left w:type="dxa" w:w="100"/>
+              <w:bottom w:type="dxa" w:w="80"/>
+              <w:right w:type="dxa" w:w="100"/>
+            </w:tcMar>
+          </w:tcPr>
+          <w:p>
+            <w:r>
+              <w:rPr>
+                <w:sz w:val="19"/>
+                <w:szCs w:val="19"/>
+              </w:rPr>
+              <w:t xml:space="preserve">resent every 2 s until acknowledged (deduplicated by id), 60 s → stop</w:t>
+            </w:r>
+          </w:p>
+        </w:tc>
+      </w:tr>
+      <w:tr>
+        <w:tc>
+          <w:tcPr>
+            <w:tcW w:type="pct" w:w="33%"/>
+            <w:tcMar>
+              <w:top w:type="dxa" w:w="80"/>
+              <w:left w:type="dxa" w:w="100"/>
+              <w:bottom w:type="dxa" w:w="80"/>
+              <w:right w:type="dxa" w:w="100"/>
+            </w:tcMar>
+          </w:tcPr>
+          <w:p>
+            <w:r>
+              <w:rPr>
+                <w:sz w:val="19"/>
+                <w:szCs w:val="19"/>
+              </w:rPr>
+              <w:t xml:space="preserve">piece poses, </w:t>
+            </w:r>
+            <w:r>
+              <w:rPr>
+                <w:rFonts w:ascii="Consolas" w:cs="Consolas" w:eastAsia="Consolas" w:hAnsi="Consolas"/>
+                <w:color w:val="0E4A40"/>
+                <w:sz w:val="19"/>
+                <w:szCs w:val="19"/>
+              </w:rPr>
+              <w:t xml:space="preserve">/world/tri_yolo/dynamic_pose/info</w:t>
+            </w:r>
+          </w:p>
+        </w:tc>
+        <w:tc>
+          <w:tcPr>
+            <w:tcW w:type="pct" w:w="33%"/>
+            <w:tcMar>
+              <w:top w:type="dxa" w:w="80"/>
+              <w:left w:type="dxa" w:w="100"/>
+              <w:bottom w:type="dxa" w:w="80"/>
+              <w:right w:type="dxa" w:w="100"/>
+            </w:tcMar>
+          </w:tcPr>
+          <w:p>
+            <w:r>
+              <w:rPr>
+                <w:sz w:val="19"/>
+                <w:szCs w:val="19"/>
+              </w:rPr>
+              <w:t xml:space="preserve">gz topic</w:t>
+            </w:r>
+          </w:p>
+        </w:tc>
+        <w:tc>
+          <w:tcPr>
+            <w:tcW w:type="pct" w:w="33%"/>
+            <w:tcMar>
+              <w:top w:type="dxa" w:w="80"/>
+              <w:left w:type="dxa" w:w="100"/>
+              <w:bottom w:type="dxa" w:w="80"/>
+              <w:right w:type="dxa" w:w="100"/>
+            </w:tcMar>
+          </w:tcPr>
+          <w:p>
+            <w:r>
+              <w:rPr>
+                <w:sz w:val="19"/>
+                <w:szCs w:val="19"/>
+              </w:rPr>
+              <w:t xml:space="preserve">read again; a piece missing → stop</w:t>
+            </w:r>
+          </w:p>
+        </w:tc>
+      </w:tr>
+    </w:tbl>
+    <w:p>
+      <w:pPr>
+        <w:spacing w:after="60"/>
+      </w:pPr>
+    </w:p>
+    <w:p>
+      <w:pPr>
+        <w:spacing w:after="100"/>
+      </w:pPr>
+      <w:r>
+        <w:t xml:space="preserve">The controller node's </w:t>
+      </w:r>
+      <w:r>
+        <w:rPr>
+          <w:rFonts w:ascii="Consolas" w:cs="Consolas" w:eastAsia="Consolas" w:hAnsi="Consolas"/>
+          <w:color w:val="0E4A40"/>
+        </w:rPr>
+        <w:t xml:space="preserve">/joint_states</w:t>
+      </w:r>
+      <w:r>
+        <w:t xml:space="preserve"> is no longer used by the policy in this mode: its stamps follow a BEST_EFFORT </w:t>
+      </w:r>
+      <w:r>
+        <w:rPr>
+          <w:rFonts w:ascii="Consolas" w:cs="Consolas" w:eastAsia="Consolas" w:hAnsi="Consolas"/>
+          <w:color w:val="0E4A40"/>
+        </w:rPr>
+        <w:t xml:space="preserve">/clock</w:t>
+      </w:r>
+      <w:r>
+        <w:t xml:space="preserve"> and were seen to lag (46.399 s instead of 46.400 s).</w:t>
+      </w:r>
+    </w:p>
+    <w:p>
+      <w:pPr>
+        <w:shd w:fill="10201D" w:val="clear"/>
+        <w:spacing w:after="0"/>
+      </w:pPr>
+      <w:r>
+        <w:rPr>
+          <w:rFonts w:ascii="Consolas" w:cs="Consolas" w:eastAsia="Consolas" w:hAnsi="Consolas"/>
+          <w:color w:val="D9EDE8"/>
+          <w:sz w:val="17"/>
+          <w:szCs w:val="17"/>
+        </w:rPr>
+        <w:t xml:space="preserve"/>
+      </w:r>
+      <w:r>
+        <w:rPr>
+          <w:rFonts w:ascii="Consolas" w:cs="Consolas" w:eastAsia="Consolas" w:hAnsi="Consolas"/>
+          <w:color w:val="7C978F"/>
+          <w:sz w:val="17"/>
+          <w:szCs w:val="17"/>
+        </w:rPr>
+        <w:t xml:space="preserve"># test A by hand (container): a step-locked run, then the same seed recomputed from its snapshots</w:t>
+      </w:r>
+    </w:p>
+    <w:p>
+      <w:pPr>
+        <w:shd w:fill="10201D" w:val="clear"/>
+        <w:spacing w:after="0"/>
+      </w:pPr>
+      <w:r>
+        <w:rPr>
+          <w:rFonts w:ascii="Consolas" w:cs="Consolas" w:eastAsia="Consolas" w:hAnsi="Consolas"/>
+          <w:color w:val="D9EDE8"/>
+          <w:sz w:val="17"/>
+          <w:szCs w:val="17"/>
+        </w:rPr>
+        <w:t xml:space="preserve">export OMP_NUM_THREADS=4 MKL_NUM_THREADS=4 HF_HUB_OFFLINE=1 TRANSFORMERS_OFFLINE=1 STEP_LOCKED=1 RECORD=1</w:t>
+      </w:r>
+    </w:p>
+    <w:p>
+      <w:pPr>
+        <w:shd w:fill="10201D" w:val="clear"/>
+        <w:spacing w:after="0"/>
+      </w:pPr>
+      <w:r>
+        <w:rPr>
+          <w:rFonts w:ascii="Consolas" w:cs="Consolas" w:eastAsia="Consolas" w:hAnsi="Consolas"/>
+          <w:color w:val="D9EDE8"/>
+          <w:sz w:val="17"/>
+          <w:szCs w:val="17"/>
+        </w:rPr>
+        <w:t xml:space="preserve">O=/workspace/eval/steplock_tests; C=/workspace/checkpoints/run_B_frozen_20k/020000</w:t>
+      </w:r>
+    </w:p>
+    <w:p>
+      <w:pPr>
+        <w:shd w:fill="10201D" w:val="clear"/>
+        <w:spacing w:after="0"/>
+      </w:pPr>
+      <w:r>
+        <w:rPr>
+          <w:rFonts w:ascii="Consolas" w:cs="Consolas" w:eastAsia="Consolas" w:hAnsi="Consolas"/>
+          <w:color w:val="D9EDE8"/>
+          <w:sz w:val="17"/>
+          <w:szCs w:val="17"/>
+        </w:rPr>
+        <w:t xml:space="preserve">bash $S/eval_tri_seed.sh $C 17 $O/A1</w:t>
+      </w:r>
+    </w:p>
+    <w:p>
+      <w:pPr>
+        <w:shd w:fill="10201D" w:val="clear"/>
+        <w:spacing w:after="0"/>
+      </w:pPr>
+      <w:r>
+        <w:rPr>
+          <w:rFonts w:ascii="Consolas" w:cs="Consolas" w:eastAsia="Consolas" w:hAnsi="Consolas"/>
+          <w:color w:val="D9EDE8"/>
+          <w:sz w:val="17"/>
+          <w:szCs w:val="17"/>
+        </w:rPr>
+        <w:t xml:space="preserve">RESET_FROM=$O/A1 bash $S/eval_tri_seed.sh $C 17 $O/A2</w:t>
+      </w:r>
+    </w:p>
+    <w:p>
+      <w:pPr>
+        <w:shd w:fill="10201D" w:val="clear"/>
+        <w:spacing w:after="0"/>
+      </w:pPr>
+      <w:r>
+        <w:rPr>
+          <w:rFonts w:ascii="Consolas" w:cs="Consolas" w:eastAsia="Consolas" w:hAnsi="Consolas"/>
+          <w:color w:val="D9EDE8"/>
+          <w:sz w:val="17"/>
+          <w:szCs w:val="17"/>
+        </w:rPr>
+        <w:t xml:space="preserve">/workspace/venv_lerobot/bin/python -I $S/compare_runs.py $O/A1 $O/A2 --json $O/A_compare.json   </w:t>
+      </w:r>
+      <w:r>
+        <w:rPr>
+          <w:rFonts w:ascii="Consolas" w:cs="Consolas" w:eastAsia="Consolas" w:hAnsi="Consolas"/>
+          <w:color w:val="7C978F"/>
+          <w:sz w:val="17"/>
+          <w:szCs w:val="17"/>
+        </w:rPr>
+        <w:t xml:space="preserve"># exit 0 = identical</w:t>
+      </w:r>
+    </w:p>
+    <w:p>
+      <w:pPr>
+        <w:shd w:fill="10201D" w:val="clear"/>
+        <w:spacing w:after="0"/>
+      </w:pPr>
+      <w:r>
+        <w:rPr>
+          <w:rFonts w:ascii="Consolas" w:cs="Consolas" w:eastAsia="Consolas" w:hAnsi="Consolas"/>
+          <w:color w:val="D9EDE8"/>
+          <w:sz w:val="17"/>
+          <w:szCs w:val="17"/>
+        </w:rPr>
+        <w:t xml:space="preserve"/>
+      </w:r>
+      <w:r>
+        <w:rPr>
+          <w:rFonts w:ascii="Consolas" w:cs="Consolas" w:eastAsia="Consolas" w:hAnsi="Consolas"/>
+          <w:color w:val="7C978F"/>
+          <w:sz w:val="17"/>
+          <w:szCs w:val="17"/>
+        </w:rPr>
+        <w:t xml:space="preserve"># test B: the same, with the viewer window; one piece alone: repeat_eval_gui.sh &lt;run dir&gt; pave_jaune</w:t>
+      </w:r>
+    </w:p>
+    <w:p>
+      <w:pPr>
+        <w:shd w:fill="10201D" w:val="clear"/>
+        <w:spacing w:after="0"/>
+      </w:pPr>
+      <w:r>
+        <w:rPr>
+          <w:rFonts w:ascii="Consolas" w:cs="Consolas" w:eastAsia="Consolas" w:hAnsi="Consolas"/>
+          <w:color w:val="D9EDE8"/>
+          <w:sz w:val="17"/>
+          <w:szCs w:val="17"/>
+        </w:rPr>
+        <w:t xml:space="preserve">VIEWER=1 RESET_FROM=$O/A1 bash $S/eval_tri_seed.sh $C 17 $O/B</w:t>
+      </w:r>
+    </w:p>
+    <w:p>
+      <w:pPr>
+        <w:shd w:fill="10201D" w:val="clear"/>
+        <w:spacing w:after="0"/>
+      </w:pPr>
+      <w:r>
+        <w:rPr>
+          <w:rFonts w:ascii="Consolas" w:cs="Consolas" w:eastAsia="Consolas" w:hAnsi="Consolas"/>
+          <w:color w:val="D9EDE8"/>
+          <w:sz w:val="17"/>
+          <w:szCs w:val="17"/>
+        </w:rPr>
+        <w:t xml:space="preserve"/>
+      </w:r>
+      <w:r>
+        <w:rPr>
+          <w:rFonts w:ascii="Consolas" w:cs="Consolas" w:eastAsia="Consolas" w:hAnsi="Consolas"/>
+          <w:color w:val="7C978F"/>
+          <w:sz w:val="17"/>
+          <w:szCs w:val="17"/>
+        </w:rPr>
+        <w:t xml:space="preserve"># watch a recorded run again without recomputing</w:t>
+      </w:r>
+    </w:p>
+    <w:p>
+      <w:pPr>
+        <w:shd w:fill="10201D" w:val="clear"/>
+        <w:spacing w:after="160"/>
+      </w:pPr>
+      <w:r>
+        <w:rPr>
+          <w:rFonts w:ascii="Consolas" w:cs="Consolas" w:eastAsia="Consolas" w:hAnsi="Consolas"/>
+          <w:color w:val="D9EDE8"/>
+          <w:sz w:val="17"/>
+          <w:szCs w:val="17"/>
+        </w:rPr>
+        <w:t xml:space="preserve">docker exec -it gazebo_to_lerobot bash /workspace/src/scripts/play_eval_gui.sh $O/A1</w:t>
+      </w:r>
+    </w:p>
+    <w:p>
+      <w:pPr>
+        <w:pStyle w:val="Heading2"/>
+        <w:spacing w:after="120" w:before="320"/>
+      </w:pPr>
+      <w:r>
+        <w:t xml:space="preserve">58. Test A: each source of difference found and removed, 2026-10-29 to 30</w:t>
+      </w:r>
+    </w:p>
+    <w:p>
+      <w:pPr>
+        <w:spacing w:after="100"/>
+      </w:pPr>
+      <w:r>
+        <w:rPr>
+          <w:i/>
+          <w:iCs/>
+          <w:color w:val="4B5B57"/>
+        </w:rPr>
+        <w:t xml:space="preserve">Test A = seed 17 of Run B 20k, step-locked (A1), then recomputed from A1's snapshots (A2); pass = every piece identical.</w:t>
+      </w:r>
+    </w:p>
+    <w:p>
+      <w:pPr>
+        <w:spacing w:after="100"/>
+      </w:pPr>
+      <w:r>
+        <w:t xml:space="preserve">Each attempt is archived under </w:t>
+      </w:r>
+      <w:r>
+        <w:rPr>
+          <w:rFonts w:ascii="Consolas" w:cs="Consolas" w:eastAsia="Consolas" w:hAnsi="Consolas"/>
+          <w:color w:val="0E4A40"/>
+        </w:rPr>
+        <w:t xml:space="preserve">/workspace/eval/steplock_tests/old_A*</w:t>
+      </w:r>
+      <w:r>
+        <w:t xml:space="preserve">; each failure was diagnosed by the first differing step and quantity, and its source fixed, never by falling back to replay:</w:t>
+      </w:r>
+    </w:p>
+    <w:p>
+      <w:pPr>
+        <w:spacing w:after="100"/>
+        <w:ind w:left="360" w:hanging="360"/>
+      </w:pPr>
+      <w:r>
+        <w:t xml:space="preserve">1. </w:t>
+      </w:r>
+      <w:r>
+        <w:rPr>
+          <w:b/>
+          <w:bCs/>
+        </w:rPr>
+        <w:t xml:space="preserve">First form</w:t>
+      </w:r>
+      <w:r>
+        <w:t xml:space="preserve"> (29/10 04:24–06:10): the same outcomes (0/4, the yellow box picked, not placed, in both), not the same steps. Start identical (pieces to the bit, arm to 1e-15 rad) but </w:t>
+      </w:r>
+      <w:r>
+        <w:rPr>
+          <w:b/>
+          <w:bCs/>
+        </w:rPr>
+        <w:t xml:space="preserve">the first image differed</w:t>
+      </w:r>
+      <w:r>
+        <w:t xml:space="preserve"> on all three cameras (30–60 isolated pixels on the arm, ≤ 15 levels): the render engine redraws a link only when its pose changes beyond a small threshold. Fix: the "far" reset before the exact one.</w:t>
+      </w:r>
+    </w:p>
+    <w:p>
+      <w:pPr>
+        <w:spacing w:after="100"/>
+        <w:ind w:left="360" w:hanging="360"/>
+      </w:pPr>
+      <w:r>
+        <w:t xml:space="preserve">2. </w:t>
+      </w:r>
+      <w:r>
+        <w:rPr>
+          <w:b/>
+          <w:bCs/>
+        </w:rPr>
+        <w:t xml:space="preserve">multi_step queueing</w:t>
+      </w:r>
+      <w:r>
+        <w:t xml:space="preserve">: requests queued while the simulator was meant to be paused, so it drifted during pauses. Fix: one block at a time, the next sent only when Gazebo's clock shows the previous one done.</w:t>
+      </w:r>
+    </w:p>
+    <w:p>
+      <w:pPr>
+        <w:spacing w:after="100"/>
+        <w:ind w:left="360" w:hanging="360"/>
+      </w:pPr>
+      <w:r>
+        <w:t xml:space="preserve">3. </w:t>
+      </w:r>
+      <w:r>
+        <w:rPr>
+          <w:b/>
+          <w:bCs/>
+        </w:rPr>
+        <w:t xml:space="preserve">Controller phase</w:t>
+      </w:r>
+      <w:r>
+        <w:t xml:space="preserve">: the start-up ran freely. Fix: server started paused, robot spawned at time 0, start-up stepped in 100-step blocks.</w:t>
+      </w:r>
+    </w:p>
+    <w:p>
+      <w:pPr>
+        <w:spacing w:after="100"/>
+        <w:ind w:left="360" w:hanging="360"/>
+      </w:pPr>
+      <w:r>
+        <w:t xml:space="preserve">4. </w:t>
+      </w:r>
+      <w:r>
+        <w:rPr>
+          <w:b/>
+          <w:bCs/>
+        </w:rPr>
+        <w:t xml:space="preserve">Stale velocity command</w:t>
+      </w:r>
+      <w:r>
+        <w:t xml:space="preserve"> at the reset step (gz_ros2_control writes it in PreUpdate) and </w:t>
+      </w:r>
+      <w:r>
+        <w:rPr>
+          <w:b/>
+          <w:bCs/>
+        </w:rPr>
+        <w:t xml:space="preserve">effort-limited braking</w:t>
+      </w:r>
+      <w:r>
+        <w:t xml:space="preserve">: fix: zero it in Update before physics, repeat the reset over 10 steps; exact equality relaxed to 1e-9 (the last step leaves ~1e-14).</w:t>
+      </w:r>
+    </w:p>
+    <w:p>
+      <w:pPr>
+        <w:spacing w:after="100"/>
+        <w:ind w:left="360" w:hanging="360"/>
+      </w:pPr>
+      <w:r>
+        <w:t xml:space="preserve">5. </w:t>
+      </w:r>
+      <w:r>
+        <w:rPr>
+          <w:b/>
+          <w:bCs/>
+        </w:rPr>
+        <w:t xml:space="preserve">Lost reset or step requests</w:t>
+      </w:r>
+      <w:r>
+        <w:t xml:space="preserve">: resend until acknowledged / until the clock moves.</w:t>
+      </w:r>
+    </w:p>
+    <w:p>
+      <w:pPr>
+        <w:spacing w:after="100"/>
+        <w:ind w:left="360" w:hanging="360"/>
+      </w:pPr>
+      <w:r>
+        <w:t xml:space="preserve">6. </w:t>
+      </w:r>
+      <w:r>
+        <w:rPr>
+          <w:b/>
+          <w:bCs/>
+        </w:rPr>
+        <w:t xml:space="preserve">Lost BEST_EFFORT commands</w:t>
+      </w:r>
+      <w:r>
+        <w:t xml:space="preserve"> under load: a lost gripper command gave the arm a 1e-5 rad kick at step 14 while start, images and first actions were identical. Fix: 3 copies, then the confirmed read-back handshake of §57.</w:t>
+      </w:r>
+    </w:p>
+    <w:p>
+      <w:pPr>
+        <w:spacing w:after="100"/>
+        <w:ind w:left="360" w:hanging="360"/>
+      </w:pPr>
+      <w:r>
+        <w:t xml:space="preserve">7. </w:t>
+      </w:r>
+      <w:r>
+        <w:rPr>
+          <w:b/>
+          <w:bCs/>
+        </w:rPr>
+        <w:t xml:space="preserve">Controller stamps lagging</w:t>
+      </w:r>
+      <w:r>
+        <w:t xml:space="preserve"> (46.399 vs 46.400): the policy's joint state now comes from Gazebo itself.</w:t>
+      </w:r>
+    </w:p>
+    <w:p>
+      <w:pPr>
+        <w:spacing w:after="100"/>
+        <w:ind w:left="360" w:hanging="360"/>
+      </w:pPr>
+      <w:r>
+        <w:t xml:space="preserve">8. </w:t>
+      </w:r>
+      <w:r>
+        <w:rPr>
+          <w:b/>
+          <w:bCs/>
+        </w:rPr>
+        <w:t xml:space="preserve">The PC itself</w:t>
+      </w:r>
+      <w:r>
+        <w:t xml:space="preserve">: Windows "Modern Standby" froze WSL from 11:21 to 13:09 on 29/10 (screen off after 60 min, on mains). For long runs: </w:t>
+      </w:r>
+      <w:r>
+        <w:rPr>
+          <w:rFonts w:ascii="Consolas" w:cs="Consolas" w:eastAsia="Consolas" w:hAnsi="Consolas"/>
+          <w:color w:val="0E4A40"/>
+        </w:rPr>
+        <w:t xml:space="preserve">powercfg /change monitor-timeout-ac 0</w:t>
+      </w:r>
+      <w:r>
+        <w:t xml:space="preserve"> and </w:t>
+      </w:r>
+      <w:r>
+        <w:rPr>
+          <w:rFonts w:ascii="Consolas" w:cs="Consolas" w:eastAsia="Consolas" w:hAnsi="Consolas"/>
+          <w:color w:val="0E4A40"/>
+        </w:rPr>
+        <w:t xml:space="preserve">powercfg /change standby-timeout-ac 0</w:t>
+      </w:r>
+      <w:r>
+        <w:t xml:space="preserve">.</w:t>
+      </w:r>
+    </w:p>
+    <w:p>
+      <w:pPr>
+        <w:spacing w:after="100"/>
+      </w:pPr>
+      <w:r>
+        <w:rPr>
+          <w:b/>
+          <w:bCs/>
+        </w:rPr>
+        <w:t xml:space="preserve">A1</w:t>
+      </w:r>
+      <w:r>
+        <w:t xml:space="preserve"> (29/10 16:29–18:50): four pieces, </w:t>
+      </w:r>
+      <w:r>
+        <w:rPr>
+          <w:b/>
+          <w:bCs/>
+        </w:rPr>
+        <w:t xml:space="preserve">no stop</w:t>
+      </w:r>
+      <w:r>
+        <w:t xml:space="preserve"> — no read-back failed and no stamp check stopped a piece. </w:t>
+      </w:r>
+      <w:r>
+        <w:rPr>
+          <w:b/>
+          <w:bCs/>
+        </w:rPr>
+        <w:t xml:space="preserve">A2</w:t>
+      </w:r>
+      <w:r>
+        <w:t xml:space="preserve"> first did not start (30/10 13:01: the start-up stepper never answered the lock), then hung before stepping because Gazebo omits </w:t>
+      </w:r>
+      <w:r>
+        <w:rPr>
+          <w:rFonts w:ascii="Consolas" w:cs="Consolas" w:eastAsia="Consolas" w:hAnsi="Consolas"/>
+          <w:color w:val="0E4A40"/>
+        </w:rPr>
+        <w:t xml:space="preserve">iterations: 0</w:t>
+      </w:r>
+      <w:r>
+        <w:t xml:space="preserve"> from </w:t>
+      </w:r>
+      <w:r>
+        <w:rPr>
+          <w:rFonts w:ascii="Consolas" w:cs="Consolas" w:eastAsia="Consolas" w:hAnsi="Consolas"/>
+          <w:color w:val="0E4A40"/>
+        </w:rPr>
+        <w:t xml:space="preserve">/stats</w:t>
+      </w:r>
+      <w:r>
+        <w:t xml:space="preserve">; both fixed, A2 restarted at 13:17 and is running (about 35 min per piece). Its comparison with A1 goes to </w:t>
+      </w:r>
+      <w:r>
+        <w:rPr>
+          <w:rFonts w:ascii="Consolas" w:cs="Consolas" w:eastAsia="Consolas" w:hAnsi="Consolas"/>
+          <w:color w:val="0E4A40"/>
+        </w:rPr>
+        <w:t xml:space="preserve">A_compare.txt</w:t>
+      </w:r>
+      <w:r>
+        <w:t xml:space="preserve">. Its result is reported when it ends; until then test A is not passed.</w:t>
+      </w:r>
+    </w:p>
+    <w:p>
+      <w:pPr>
+        <w:pStyle w:val="Heading1"/>
+        <w:spacing w:after="120" w:before="320"/>
+      </w:pPr>
+      <w:r>
+        <w:t xml:space="preserve">Addendum reference, 2026-10-30: what is not done yet, step by step</w:t>
+      </w:r>
+    </w:p>
+    <w:p>
+      <w:pPr>
+        <w:spacing w:after="100"/>
+      </w:pPr>
+      <w:r>
+        <w:t xml:space="preserve">The same nine items as specification E.9, in order. Each says what remains, how to do it, and when it counts as done.</w:t>
+      </w:r>
+    </w:p>
+    <w:p>
+      <w:pPr>
+        <w:spacing w:after="100"/>
+        <w:ind w:left="360" w:hanging="360"/>
+      </w:pPr>
+      <w:r>
+        <w:t xml:space="preserve">1. </w:t>
+      </w:r>
+      <w:r>
+        <w:rPr>
+          <w:b/>
+          <w:bCs/>
+        </w:rPr>
+        <w:t xml:space="preserve">Finish test A.</w:t>
+      </w:r>
+      <w:r>
+        <w:t xml:space="preserve"> A2 is running (§58). When </w:t>
+      </w:r>
+      <w:r>
+        <w:rPr>
+          <w:rFonts w:ascii="Consolas" w:cs="Consolas" w:eastAsia="Consolas" w:hAnsi="Consolas"/>
+          <w:color w:val="0E4A40"/>
+        </w:rPr>
+        <w:t xml:space="preserve">progress.log</w:t>
+      </w:r>
+      <w:r>
+        <w:t xml:space="preserve"> says </w:t>
+      </w:r>
+      <w:r>
+        <w:rPr>
+          <w:rFonts w:ascii="Consolas" w:cs="Consolas" w:eastAsia="Consolas" w:hAnsi="Consolas"/>
+          <w:color w:val="0E4A40"/>
+        </w:rPr>
+        <w:t xml:space="preserve">test A2 done</w:t>
+      </w:r>
+      <w:r>
+        <w:t xml:space="preserve">: read </w:t>
+      </w:r>
+      <w:r>
+        <w:rPr>
+          <w:rFonts w:ascii="Consolas" w:cs="Consolas" w:eastAsia="Consolas" w:hAnsi="Consolas"/>
+          <w:color w:val="0E4A40"/>
+        </w:rPr>
+        <w:t xml:space="preserve">/workspace/eval/steplock_tests/A_compare.txt</w:t>
+      </w:r>
+      <w:r>
+        <w:t xml:space="preserve">. Done when </w:t>
+      </w:r>
+      <w:r>
+        <w:rPr>
+          <w:rFonts w:ascii="Consolas" w:cs="Consolas" w:eastAsia="Consolas" w:hAnsi="Consolas"/>
+          <w:color w:val="0E4A40"/>
+        </w:rPr>
+        <w:t xml:space="preserve">compare_runs.py</w:t>
+      </w:r>
+      <w:r>
+        <w:t xml:space="preserve"> exits 0 (every piece identical: start snapshot, images, joint states, actions, piece poses at every step), with the count of read-back stops in A1 and A2. If a piece differs: report the first differing step and quantity, fix that source, run A1 and A2 again.</w:t>
+      </w:r>
+    </w:p>
+    <w:p>
+      <w:pPr>
+        <w:spacing w:after="100"/>
+        <w:ind w:left="360" w:hanging="360"/>
+      </w:pPr>
+      <w:r>
+        <w:t xml:space="preserve">2. </w:t>
+      </w:r>
+      <w:r>
+        <w:rPr>
+          <w:b/>
+          <w:bCs/>
+        </w:rPr>
+        <w:t xml:space="preserve">Two refinements before any batch.</w:t>
+      </w:r>
+      <w:r>
+        <w:t xml:space="preserve"> (a) When a handshake or stamp check stops a piece, restart that piece automatically from its start snapshot, up to 3 times, logging each restart with its step and message; a restart must reproduce the same fingerprint, otherwise stop and report. (b) Store each piece's start snapshot with the batch results permanently (today it is inside each trace). Done when both are in </w:t>
+      </w:r>
+      <w:r>
+        <w:rPr>
+          <w:rFonts w:ascii="Consolas" w:cs="Consolas" w:eastAsia="Consolas" w:hAnsi="Consolas"/>
+          <w:color w:val="0E4A40"/>
+        </w:rPr>
+        <w:t xml:space="preserve">eval_smolvla_tri_sort.py</w:t>
+      </w:r>
+      <w:r>
+        <w:t xml:space="preserve"> / </w:t>
+      </w:r>
+      <w:r>
+        <w:rPr>
+          <w:rFonts w:ascii="Consolas" w:cs="Consolas" w:eastAsia="Consolas" w:hAnsi="Consolas"/>
+          <w:color w:val="0E4A40"/>
+        </w:rPr>
+        <w:t xml:space="preserve">step_lock.py</w:t>
+      </w:r>
+      <w:r>
+        <w:t xml:space="preserve">, tested on a forced stop, and committed with the step-locked code, which is </w:t>
+      </w:r>
+      <w:r>
+        <w:rPr>
+          <w:b/>
+          <w:bCs/>
+        </w:rPr>
+        <w:t xml:space="preserve">not committed yet</w:t>
+      </w:r>
+      <w:r>
+        <w:t xml:space="preserve">.</w:t>
+      </w:r>
+    </w:p>
+    <w:p>
+      <w:pPr>
+        <w:spacing w:after="100"/>
+        <w:ind w:left="360" w:hanging="360"/>
+      </w:pPr>
+      <w:r>
+        <w:t xml:space="preserve">3. </w:t>
+      </w:r>
+      <w:r>
+        <w:rPr>
+          <w:b/>
+          <w:bCs/>
+        </w:rPr>
+        <w:t xml:space="preserve">Tests B and C.</w:t>
+      </w:r>
+      <w:r>
+        <w:t xml:space="preserve"> B: </w:t>
+      </w:r>
+      <w:r>
+        <w:rPr>
+          <w:rFonts w:ascii="Consolas" w:cs="Consolas" w:eastAsia="Consolas" w:hAnsi="Consolas"/>
+          <w:color w:val="0E4A40"/>
+        </w:rPr>
+        <w:t xml:space="preserve">VIEWER=1 RESET_FROM=A1</w:t>
+      </w:r>
+      <w:r>
+        <w:t xml:space="preserve">, the same windowless server with a view-only window; pass = identical fingerprints at every step of every piece. C: in-distribution seed 1001 (</w:t>
+      </w:r>
+      <w:r>
+        <w:rPr>
+          <w:rFonts w:ascii="Consolas" w:cs="Consolas" w:eastAsia="Consolas" w:hAnsi="Consolas"/>
+          <w:color w:val="0E4A40"/>
+        </w:rPr>
+        <w:t xml:space="preserve">PREPLACE=1</w:t>
+      </w:r>
+      <w:r>
+        <w:t xml:space="preserve">) twice; identical. About 2.5 h and 1 h 10 min of CPU at today's speed.</w:t>
+      </w:r>
+    </w:p>
+    <w:p>
+      <w:pPr>
+        <w:spacing w:after="100"/>
+        <w:ind w:left="360" w:hanging="360"/>
+      </w:pPr>
+      <w:r>
+        <w:t xml:space="preserve">4. </w:t>
+      </w:r>
+      <w:r>
+        <w:rPr>
+          <w:b/>
+          <w:bCs/>
+        </w:rPr>
+        <w:t xml:space="preserve">Speed.</w:t>
+      </w:r>
+      <w:r>
+        <w:t xml:space="preserve"> One action period takes ~5 s of wall time step-locked (a piece ~35 min), because each time and state query starts a </w:t>
+      </w:r>
+      <w:r>
+        <w:rPr>
+          <w:rFonts w:ascii="Consolas" w:cs="Consolas" w:eastAsia="Consolas" w:hAnsi="Consolas"/>
+          <w:color w:val="0E4A40"/>
+        </w:rPr>
+        <w:t xml:space="preserve">gz</w:t>
+      </w:r>
+      <w:r>
+        <w:t xml:space="preserve"> command-line process. Move them onto the persistent listener (</w:t>
+      </w:r>
+      <w:r>
+        <w:rPr>
+          <w:rFonts w:ascii="Consolas" w:cs="Consolas" w:eastAsia="Consolas" w:hAnsi="Consolas"/>
+          <w:color w:val="0E4A40"/>
+        </w:rPr>
+        <w:t xml:space="preserve">_replies_start</w:t>
+      </w:r>
+      <w:r>
+        <w:t xml:space="preserve">) and re-run test A to show the fingerprints do not change. Done when a piece takes well under the current 35 min; otherwise the 50-seed batch would take about 2 days of CPU.</w:t>
+      </w:r>
+    </w:p>
+    <w:p>
+      <w:pPr>
+        <w:spacing w:after="100"/>
+        <w:ind w:left="360" w:hanging="360"/>
+      </w:pPr>
+      <w:r>
+        <w:t xml:space="preserve">5. </w:t>
+      </w:r>
+      <w:r>
+        <w:rPr>
+          <w:b/>
+          <w:bCs/>
+        </w:rPr>
+        <w:t xml:space="preserve">The 50-seed comparison, step-locked.</w:t>
+      </w:r>
+      <w:r>
+        <w:t xml:space="preserve"> §55's batch with </w:t>
+      </w:r>
+      <w:r>
+        <w:rPr>
+          <w:rFonts w:ascii="Consolas" w:cs="Consolas" w:eastAsia="Consolas" w:hAnsi="Consolas"/>
+          <w:color w:val="0E4A40"/>
+        </w:rPr>
+        <w:t xml:space="preserve">STEP_LOCKED=1</w:t>
+      </w:r>
+      <w:r>
+        <w:t xml:space="preserve"> (and </w:t>
+      </w:r>
+      <w:r>
+        <w:rPr>
+          <w:rFonts w:ascii="Consolas" w:cs="Consolas" w:eastAsia="Consolas" w:hAnsi="Consolas"/>
+          <w:color w:val="0E4A40"/>
+        </w:rPr>
+        <w:t xml:space="preserve">RECORD=1</w:t>
+      </w:r>
+      <w:r>
+        <w:t xml:space="preserve">), so that every piece, success or not, can be recomputed in the window with </w:t>
+      </w:r>
+      <w:r>
+        <w:rPr>
+          <w:rFonts w:ascii="Consolas" w:cs="Consolas" w:eastAsia="Consolas" w:hAnsi="Consolas"/>
+          <w:color w:val="0E4A40"/>
+        </w:rPr>
+        <w:t xml:space="preserve">repeat_eval_gui.sh &lt;run dir&gt; [piece]</w:t>
+      </w:r>
+      <w:r>
+        <w:t xml:space="preserve">. Done when the paper table is rebuilt from it and one success has been recomputed in the window with an identical comparison.</w:t>
+      </w:r>
+    </w:p>
+    <w:p>
+      <w:pPr>
+        <w:spacing w:after="100"/>
+        <w:ind w:left="360" w:hanging="360"/>
+      </w:pPr>
+      <w:r>
+        <w:t xml:space="preserve">6. </w:t>
+      </w:r>
+      <w:r>
+        <w:rPr>
+          <w:b/>
+          <w:bCs/>
+        </w:rPr>
+        <w:t xml:space="preserve">Run C session 2</w:t>
+      </w:r>
+      <w:r>
+        <w:t xml:space="preserve"> after the Kaggle quota reset of 31/10, launched by the owner with the 27/10 notebook (checklist in </w:t>
+      </w:r>
+      <w:r>
+        <w:rPr>
+          <w:rFonts w:ascii="Consolas" w:cs="Consolas" w:eastAsia="Consolas" w:hAnsi="Consolas"/>
+          <w:color w:val="0E4A40"/>
+        </w:rPr>
+        <w:t xml:space="preserve">SESSION_RESUME.md</w:t>
+      </w:r>
+      <w:r>
+        <w:t xml:space="preserve">, "Passation : Run C session 2": </w:t>
+      </w:r>
+      <w:r>
+        <w:rPr>
+          <w:rFonts w:ascii="Consolas" w:cs="Consolas" w:eastAsia="Consolas" w:hAnsi="Consolas"/>
+          <w:color w:val="0E4A40"/>
+        </w:rPr>
+        <w:t xml:space="preserve">resuming from step 5000</w:t>
+      </w:r>
+      <w:r>
+        <w:t xml:space="preserve">, </w:t>
+      </w:r>
+      <w:r>
+        <w:rPr>
+          <w:rFonts w:ascii="Consolas" w:cs="Consolas" w:eastAsia="Consolas" w:hAnsi="Consolas"/>
+          <w:color w:val="0E4A40"/>
+        </w:rPr>
+        <w:t xml:space="preserve">kept weights of step 007500</w:t>
+      </w:r>
+      <w:r>
+        <w:t xml:space="preserve"> and </w:t>
+      </w:r>
+      <w:r>
+        <w:rPr>
+          <w:rFonts w:ascii="Consolas" w:cs="Consolas" w:eastAsia="Consolas" w:hAnsi="Consolas"/>
+          <w:color w:val="0E4A40"/>
+        </w:rPr>
+        <w:t xml:space="preserve">010000</w:t>
+      </w:r>
+      <w:r>
+        <w:t xml:space="preserve">, </w:t>
+      </w:r>
+      <w:r>
+        <w:rPr>
+          <w:rFonts w:ascii="Consolas" w:cs="Consolas" w:eastAsia="Consolas" w:hAnsi="Consolas"/>
+          <w:color w:val="0E4A40"/>
+        </w:rPr>
+        <w:t xml:space="preserve">TRAINING COMPLETE</w:t>
+      </w:r>
+      <w:r>
+        <w:t xml:space="preserve">, </w:t>
+      </w:r>
+      <w:r>
+        <w:rPr>
+          <w:rFonts w:ascii="Consolas" w:cs="Consolas" w:eastAsia="Consolas" w:hAnsi="Consolas"/>
+          <w:color w:val="0E4A40"/>
+        </w:rPr>
+        <w:t xml:space="preserve">HEAD CHECK PASS</w:t>
+      </w:r>
+      <w:r>
+        <w:t xml:space="preserve">). Then: download </w:t>
+      </w:r>
+      <w:r>
+        <w:rPr>
+          <w:rFonts w:ascii="Consolas" w:cs="Consolas" w:eastAsia="Consolas" w:hAnsi="Consolas"/>
+          <w:color w:val="0E4A40"/>
+        </w:rPr>
+        <w:t xml:space="preserve">kept/</w:t>
+      </w:r>
+      <w:r>
+        <w:t xml:space="preserve"> 2 500–10 000; </w:t>
+      </w:r>
+      <w:r>
+        <w:rPr>
+          <w:rFonts w:ascii="Consolas" w:cs="Consolas" w:eastAsia="Consolas" w:hAnsi="Consolas"/>
+          <w:color w:val="0E4A40"/>
+        </w:rPr>
+        <w:t xml:space="preserve">run_c_gate</w:t>
+      </w:r>
+      <w:r>
+        <w:t xml:space="preserve"> on each; the final report (§54); Gazebo step-locked only if the gate passes.</w:t>
+      </w:r>
+    </w:p>
+    <w:p>
+      <w:pPr>
+        <w:spacing w:after="100"/>
+        <w:ind w:left="360" w:hanging="360"/>
+      </w:pPr>
+      <w:r>
+        <w:t xml:space="preserve">7. </w:t>
+      </w:r>
+      <w:r>
+        <w:rPr>
+          <w:b/>
+          <w:bCs/>
+        </w:rPr>
+        <w:t xml:space="preserve">PR #25.</w:t>
+      </w:r>
+      <w:r>
+        <w:t xml:space="preserve"> Open, not reviewed, and in conflict with </w:t>
+      </w:r>
+      <w:r>
+        <w:rPr>
+          <w:rFonts w:ascii="Consolas" w:cs="Consolas" w:eastAsia="Consolas" w:hAnsi="Consolas"/>
+          <w:color w:val="0E4A40"/>
+        </w:rPr>
+        <w:t xml:space="preserve">main</w:t>
+      </w:r>
+      <w:r>
+        <w:t xml:space="preserve"> since PRs #26 and #27 (20/10 and 22/10): merge </w:t>
+      </w:r>
+      <w:r>
+        <w:rPr>
+          <w:rFonts w:ascii="Consolas" w:cs="Consolas" w:eastAsia="Consolas" w:hAnsi="Consolas"/>
+          <w:color w:val="0E4A40"/>
+        </w:rPr>
+        <w:t xml:space="preserve">main</w:t>
+      </w:r>
+      <w:r>
+        <w:t xml:space="preserve"> into </w:t>
+      </w:r>
+      <w:r>
+        <w:rPr>
+          <w:rFonts w:ascii="Consolas" w:cs="Consolas" w:eastAsia="Consolas" w:hAnsi="Consolas"/>
+          <w:color w:val="0E4A40"/>
+        </w:rPr>
+        <w:t xml:space="preserve">feature/sort-episodes</w:t>
+      </w:r>
+      <w:r>
+        <w:t xml:space="preserve">, resolve, rebuild, push (on the owner's word).</w:t>
+      </w:r>
+    </w:p>
+    <w:p>
+      <w:pPr>
+        <w:spacing w:after="100"/>
+        <w:ind w:left="360" w:hanging="360"/>
+      </w:pPr>
+      <w:r>
+        <w:t xml:space="preserve">8. </w:t>
+      </w:r>
+      <w:r>
+        <w:rPr>
+          <w:b/>
+          <w:bCs/>
+        </w:rPr>
+        <w:t xml:space="preserve">Open since Appendix D.</w:t>
+      </w:r>
+      <w:r>
+        <w:t xml:space="preserve"> RLDS not declared in OpenVLA's OXE configuration (choose OpenVLA's single view); no π0 or OpenVLA training; no recovery examples in the data (every recorded grasp succeeded first time); nothing on the real robot.</w:t>
+      </w:r>
+    </w:p>
+    <w:p>
+      <w:pPr>
+        <w:spacing w:after="100"/>
+        <w:ind w:left="360" w:hanging="360"/>
+      </w:pPr>
+      <w:r>
+        <w:t xml:space="preserve">9. </w:t>
+      </w:r>
+      <w:r>
+        <w:rPr>
+          <w:b/>
+          <w:bCs/>
+        </w:rPr>
+        <w:t xml:space="preserve">A discrepancy.</w:t>
+      </w:r>
+      <w:r>
+        <w:t xml:space="preserve"> The container's </w:t>
+      </w:r>
+      <w:r>
+        <w:rPr>
+          <w:rFonts w:ascii="Consolas" w:cs="Consolas" w:eastAsia="Consolas" w:hAnsi="Consolas"/>
+          <w:color w:val="0E4A40"/>
+        </w:rPr>
+        <w:t xml:space="preserve">controller.yaml</w:t>
+      </w:r>
+      <w:r>
+        <w:t xml:space="preserve"> runs the arm controllers at 100 Hz, the repository's says 500 Hz; every recording and evaluation since 16/10 used 100 Hz. Decide which is right and make the two agree (a change invalidates the comparison with the existing data).</w:t>
+      </w:r>
+    </w:p>
+    <w:p>
+      <w:pPr>
+        <w:pStyle w:val="Heading3"/>
+        <w:spacing w:after="120" w:before="320"/>
+      </w:pPr>
+      <w:r>
+        <w:t xml:space="preserve">Bugs and findings, 11–30 October 2026</w:t>
+      </w:r>
+    </w:p>
+    <w:tbl>
+      <w:tblPr>
+        <w:tblW w:type="pct" w:w="100%"/>
+        <w:tblBorders>
+          <w:top w:val="single" w:color="auto" w:sz="4"/>
+          <w:left w:val="single" w:color="auto" w:sz="4"/>
+          <w:bottom w:val="single" w:color="auto" w:sz="4"/>
+          <w:right w:val="single" w:color="auto" w:sz="4"/>
+          <w:insideH w:val="single" w:color="auto" w:sz="4"/>
+          <w:insideV w:val="single" w:color="auto" w:sz="4"/>
+        </w:tblBorders>
+      </w:tblPr>
+      <w:tblGrid>
+        <w:gridCol w:w="100"/>
+        <w:gridCol w:w="100"/>
+        <w:gridCol w:w="100"/>
+      </w:tblGrid>
+      <w:tr>
+        <w:trPr>
+          <w:tblHeader/>
+        </w:trPr>
+        <w:tc>
+          <w:tcPr>
+            <w:tcW w:type="pct" w:w="33%"/>
+            <w:shd w:fill="DEE3E0" w:val="clear"/>
+            <w:tcMar>
+              <w:top w:type="dxa" w:w="80"/>
+              <w:left w:type="dxa" w:w="100"/>
+              <w:bottom w:type="dxa" w:w="80"/>
+              <w:right w:type="dxa" w:w="100"/>
+            </w:tcMar>
+          </w:tcPr>
+          <w:p>
+            <w:r>
+              <w:rPr>
+                <w:b/>
+                <w:bCs/>
+                <w:sz w:val="18"/>
+                <w:szCs w:val="18"/>
+              </w:rPr>
+              <w:t xml:space="preserve">Symptom</w:t>
+            </w:r>
+          </w:p>
+        </w:tc>
+        <w:tc>
+          <w:tcPr>
+            <w:tcW w:type="pct" w:w="33%"/>
+            <w:shd w:fill="DEE3E0" w:val="clear"/>
+            <w:tcMar>
+              <w:top w:type="dxa" w:w="80"/>
+              <w:left w:type="dxa" w:w="100"/>
+              <w:bottom w:type="dxa" w:w="80"/>
+              <w:right w:type="dxa" w:w="100"/>
+            </w:tcMar>
+          </w:tcPr>
+          <w:p>
+            <w:r>
+              <w:rPr>
+                <w:b/>
+                <w:bCs/>
+                <w:sz w:val="18"/>
+                <w:szCs w:val="18"/>
+              </w:rPr>
+              <w:t xml:space="preserve">Cause</w:t>
+            </w:r>
+          </w:p>
+        </w:tc>
+        <w:tc>
+          <w:tcPr>
+            <w:tcW w:type="pct" w:w="33%"/>
+            <w:shd w:fill="DEE3E0" w:val="clear"/>
+            <w:tcMar>
+              <w:top w:type="dxa" w:w="80"/>
+              <w:left w:type="dxa" w:w="100"/>
+              <w:bottom w:type="dxa" w:w="80"/>
+              <w:right w:type="dxa" w:w="100"/>
+            </w:tcMar>
+          </w:tcPr>
+          <w:p>
+            <w:r>
+              <w:rPr>
+                <w:b/>
+                <w:bCs/>
+                <w:sz w:val="18"/>
+                <w:szCs w:val="18"/>
+              </w:rPr>
+              <w:t xml:space="preserve">Fix</w:t>
+            </w:r>
+          </w:p>
+        </w:tc>
+      </w:tr>
+      <w:tr>
+        <w:tc>
+          <w:tcPr>
+            <w:tcW w:type="pct" w:w="33%"/>
+            <w:tcMar>
+              <w:top w:type="dxa" w:w="80"/>
+              <w:left w:type="dxa" w:w="100"/>
+              <w:bottom w:type="dxa" w:w="80"/>
+              <w:right w:type="dxa" w:w="100"/>
+            </w:tcMar>
+          </w:tcPr>
+          <w:p>
+            <w:r>
+              <w:rPr>
+                <w:sz w:val="19"/>
+                <w:szCs w:val="19"/>
+              </w:rPr>
+              <w:t xml:space="preserve">Seven commits and seeds 21–50 gone</w:t>
+            </w:r>
+          </w:p>
+        </w:tc>
+        <w:tc>
+          <w:tcPr>
+            <w:tcW w:type="pct" w:w="33%"/>
+            <w:tcMar>
+              <w:top w:type="dxa" w:w="80"/>
+              <w:left w:type="dxa" w:w="100"/>
+              <w:bottom w:type="dxa" w:w="80"/>
+              <w:right w:type="dxa" w:w="100"/>
+            </w:tcMar>
+          </w:tcPr>
+          <w:p>
+            <w:r>
+              <w:rPr>
+                <w:sz w:val="19"/>
+                <w:szCs w:val="19"/>
+              </w:rPr>
+              <w:t xml:space="preserve">WSL2 instance lost before any push</w:t>
+            </w:r>
+          </w:p>
+        </w:tc>
+        <w:tc>
+          <w:tcPr>
+            <w:tcW w:type="pct" w:w="33%"/>
+            <w:tcMar>
+              <w:top w:type="dxa" w:w="80"/>
+              <w:left w:type="dxa" w:w="100"/>
+              <w:bottom w:type="dxa" w:w="80"/>
+              <w:right w:type="dxa" w:w="100"/>
+            </w:tcMar>
+          </w:tcPr>
+          <w:p>
+            <w:r>
+              <w:rPr>
+                <w:sz w:val="19"/>
+                <w:szCs w:val="19"/>
+              </w:rPr>
+              <w:t xml:space="preserve">rebuilt (§45); push after each checked piece</w:t>
+            </w:r>
+          </w:p>
+        </w:tc>
+      </w:tr>
+      <w:tr>
+        <w:tc>
+          <w:tcPr>
+            <w:tcW w:type="pct" w:w="33%"/>
+            <w:tcMar>
+              <w:top w:type="dxa" w:w="80"/>
+              <w:left w:type="dxa" w:w="100"/>
+              <w:bottom w:type="dxa" w:w="80"/>
+              <w:right w:type="dxa" w:w="100"/>
+            </w:tcMar>
+          </w:tcPr>
+          <w:p>
+            <w:r>
+              <w:rPr>
+                <w:sz w:val="19"/>
+                <w:szCs w:val="19"/>
+              </w:rPr>
+              <w:t xml:space="preserve">CPU λ calibration killed WSL (25/10)</w:t>
+            </w:r>
+          </w:p>
+        </w:tc>
+        <w:tc>
+          <w:tcPr>
+            <w:tcW w:type="pct" w:w="33%"/>
+            <w:tcMar>
+              <w:top w:type="dxa" w:w="80"/>
+              <w:left w:type="dxa" w:w="100"/>
+              <w:bottom w:type="dxa" w:w="80"/>
+              <w:right w:type="dxa" w:w="100"/>
+            </w:tcMar>
+          </w:tcPr>
+          <w:p>
+            <w:r>
+              <w:rPr>
+                <w:sz w:val="19"/>
+                <w:szCs w:val="19"/>
+              </w:rPr>
+              <w:t xml:space="preserve">batch 6 SmolVLA on CPU, no limits</w:t>
+            </w:r>
+          </w:p>
+        </w:tc>
+        <w:tc>
+          <w:tcPr>
+            <w:tcW w:type="pct" w:w="33%"/>
+            <w:tcMar>
+              <w:top w:type="dxa" w:w="80"/>
+              <w:left w:type="dxa" w:w="100"/>
+              <w:bottom w:type="dxa" w:w="80"/>
+              <w:right w:type="dxa" w:w="100"/>
+            </w:tcMar>
+          </w:tcPr>
+          <w:p>
+            <w:r>
+              <w:rPr>
+                <w:sz w:val="19"/>
+                <w:szCs w:val="19"/>
+              </w:rPr>
+              <w:t xml:space="preserve">container 4 CPUs / 8 GB, OMP 4, batch ≤ 2, ask first</w:t>
+            </w:r>
+          </w:p>
+        </w:tc>
+      </w:tr>
+      <w:tr>
+        <w:tc>
+          <w:tcPr>
+            <w:tcW w:type="pct" w:w="33%"/>
+            <w:tcMar>
+              <w:top w:type="dxa" w:w="80"/>
+              <w:left w:type="dxa" w:w="100"/>
+              <w:bottom w:type="dxa" w:w="80"/>
+              <w:right w:type="dxa" w:w="100"/>
+            </w:tcMar>
+          </w:tcPr>
+          <w:p>
+            <w:r>
+              <w:rPr>
+                <w:sz w:val="19"/>
+                <w:szCs w:val="19"/>
+              </w:rPr>
+              <w:t xml:space="preserve">Seeds 1098, 1099 failed</w:t>
+            </w:r>
+          </w:p>
+        </w:tc>
+        <w:tc>
+          <w:tcPr>
+            <w:tcW w:type="pct" w:w="33%"/>
+            <w:tcMar>
+              <w:top w:type="dxa" w:w="80"/>
+              <w:left w:type="dxa" w:w="100"/>
+              <w:bottom w:type="dxa" w:w="80"/>
+              <w:right w:type="dxa" w:w="100"/>
+            </w:tcMar>
+          </w:tcPr>
+          <w:p>
+            <w:r>
+              <w:rPr>
+                <w:sz w:val="19"/>
+                <w:szCs w:val="19"/>
+              </w:rPr>
+              <w:t xml:space="preserve">CPU test during a recording swapped WSL</w:t>
+            </w:r>
+          </w:p>
+        </w:tc>
+        <w:tc>
+          <w:tcPr>
+            <w:tcW w:type="pct" w:w="33%"/>
+            <w:tcMar>
+              <w:top w:type="dxa" w:w="80"/>
+              <w:left w:type="dxa" w:w="100"/>
+              <w:bottom w:type="dxa" w:w="80"/>
+              <w:right w:type="dxa" w:w="100"/>
+            </w:tcMar>
+          </w:tcPr>
+          <w:p>
+            <w:r>
+              <w:rPr>
+                <w:sz w:val="19"/>
+                <w:szCs w:val="19"/>
+              </w:rPr>
+              <w:t xml:space="preserve">re-recorded; no heavy CPU during recording</w:t>
+            </w:r>
+          </w:p>
+        </w:tc>
+      </w:tr>
+      <w:tr>
+        <w:tc>
+          <w:tcPr>
+            <w:tcW w:type="pct" w:w="33%"/>
+            <w:tcMar>
+              <w:top w:type="dxa" w:w="80"/>
+              <w:left w:type="dxa" w:w="100"/>
+              <w:bottom w:type="dxa" w:w="80"/>
+              <w:right w:type="dxa" w:w="100"/>
+            </w:tcMar>
+          </w:tcPr>
+          <w:p>
+            <w:r>
+              <w:rPr>
+                <w:sz w:val="19"/>
+                <w:szCs w:val="19"/>
+              </w:rPr>
+              <w:t xml:space="preserve">Aux head loss 0.13 → 10 216 at step 1</w:t>
+            </w:r>
+          </w:p>
+        </w:tc>
+        <w:tc>
+          <w:tcPr>
+            <w:tcW w:type="pct" w:w="33%"/>
+            <w:tcMar>
+              <w:top w:type="dxa" w:w="80"/>
+              <w:left w:type="dxa" w:w="100"/>
+              <w:bottom w:type="dxa" w:w="80"/>
+              <w:right w:type="dxa" w:w="100"/>
+            </w:tcMar>
+          </w:tcPr>
+          <w:p>
+            <w:r>
+              <w:rPr>
+                <w:sz w:val="19"/>
+                <w:szCs w:val="19"/>
+              </w:rPr>
+              <w:t xml:space="preserve">head lr 1e-3 under fp16</w:t>
+            </w:r>
+          </w:p>
+        </w:tc>
+        <w:tc>
+          <w:tcPr>
+            <w:tcW w:type="pct" w:w="33%"/>
+            <w:tcMar>
+              <w:top w:type="dxa" w:w="80"/>
+              <w:left w:type="dxa" w:w="100"/>
+              <w:bottom w:type="dxa" w:w="80"/>
+              <w:right w:type="dxa" w:w="100"/>
+            </w:tcMar>
+          </w:tcPr>
+          <w:p>
+            <w:r>
+              <w:rPr>
+                <w:sz w:val="19"/>
+                <w:szCs w:val="19"/>
+              </w:rPr>
+              <w:t xml:space="preserve">head frozen at its warm start</w:t>
+            </w:r>
+          </w:p>
+        </w:tc>
+      </w:tr>
+      <w:tr>
+        <w:tc>
+          <w:tcPr>
+            <w:tcW w:type="pct" w:w="33%"/>
+            <w:tcMar>
+              <w:top w:type="dxa" w:w="80"/>
+              <w:left w:type="dxa" w:w="100"/>
+              <w:bottom w:type="dxa" w:w="80"/>
+              <w:right w:type="dxa" w:w="100"/>
+            </w:tcMar>
+          </w:tcPr>
+          <w:p>
+            <w:r>
+              <w:rPr>
+                <w:sz w:val="19"/>
+                <w:szCs w:val="19"/>
+              </w:rPr>
+              <w:t xml:space="preserve">fp16 scale back to 65 536 after resume</w:t>
+            </w:r>
+          </w:p>
+        </w:tc>
+        <w:tc>
+          <w:tcPr>
+            <w:tcW w:type="pct" w:w="33%"/>
+            <w:tcMar>
+              <w:top w:type="dxa" w:w="80"/>
+              <w:left w:type="dxa" w:w="100"/>
+              <w:bottom w:type="dxa" w:w="80"/>
+              <w:right w:type="dxa" w:w="100"/>
+            </w:tcMar>
+          </w:tcPr>
+          <w:p>
+            <w:r>
+              <w:rPr>
+                <w:sz w:val="19"/>
+                <w:szCs w:val="19"/>
+              </w:rPr>
+              <w:t xml:space="preserve">LeRobot does not save it</w:t>
+            </w:r>
+          </w:p>
+        </w:tc>
+        <w:tc>
+          <w:tcPr>
+            <w:tcW w:type="pct" w:w="33%"/>
+            <w:tcMar>
+              <w:top w:type="dxa" w:w="80"/>
+              <w:left w:type="dxa" w:w="100"/>
+              <w:bottom w:type="dxa" w:w="80"/>
+              <w:right w:type="dxa" w:w="100"/>
+            </w:tcMar>
+          </w:tcPr>
+          <w:p>
+            <w:r>
+              <w:rPr>
+                <w:rFonts w:ascii="Consolas" w:cs="Consolas" w:eastAsia="Consolas" w:hAnsi="Consolas"/>
+                <w:color w:val="0E4A40"/>
+                <w:sz w:val="19"/>
+                <w:szCs w:val="19"/>
+              </w:rPr>
+              <w:t xml:space="preserve">grad_scaler.json</w:t>
+            </w:r>
+            <w:r>
+              <w:rPr>
+                <w:sz w:val="19"/>
+                <w:szCs w:val="19"/>
+              </w:rPr>
+              <w:t xml:space="preserve"> in </w:t>
+            </w:r>
+            <w:r>
+              <w:rPr>
+                <w:rFonts w:ascii="Consolas" w:cs="Consolas" w:eastAsia="Consolas" w:hAnsi="Consolas"/>
+                <w:color w:val="0E4A40"/>
+                <w:sz w:val="19"/>
+                <w:szCs w:val="19"/>
+              </w:rPr>
+              <w:t xml:space="preserve">training_state</w:t>
+            </w:r>
+          </w:p>
+        </w:tc>
+      </w:tr>
+      <w:tr>
+        <w:tc>
+          <w:tcPr>
+            <w:tcW w:type="pct" w:w="33%"/>
+            <w:tcMar>
+              <w:top w:type="dxa" w:w="80"/>
+              <w:left w:type="dxa" w:w="100"/>
+              <w:bottom w:type="dxa" w:w="80"/>
+              <w:right w:type="dxa" w:w="100"/>
+            </w:tcMar>
+          </w:tcPr>
+          <w:p>
+            <w:r>
+              <w:rPr>
+                <w:sz w:val="19"/>
+                <w:szCs w:val="19"/>
+              </w:rPr>
+              <w:t xml:space="preserve">Partial checkpoint resumed after a cut</w:t>
+            </w:r>
+          </w:p>
+        </w:tc>
+        <w:tc>
+          <w:tcPr>
+            <w:tcW w:type="pct" w:w="33%"/>
+            <w:tcMar>
+              <w:top w:type="dxa" w:w="80"/>
+              <w:left w:type="dxa" w:w="100"/>
+              <w:bottom w:type="dxa" w:w="80"/>
+              <w:right w:type="dxa" w:w="100"/>
+            </w:tcMar>
+          </w:tcPr>
+          <w:p>
+            <w:r>
+              <w:rPr>
+                <w:sz w:val="19"/>
+                <w:szCs w:val="19"/>
+              </w:rPr>
+              <w:t xml:space="preserve">save interrupted</w:t>
+            </w:r>
+          </w:p>
+        </w:tc>
+        <w:tc>
+          <w:tcPr>
+            <w:tcW w:type="pct" w:w="33%"/>
+            <w:tcMar>
+              <w:top w:type="dxa" w:w="80"/>
+              <w:left w:type="dxa" w:w="100"/>
+              <w:bottom w:type="dxa" w:w="80"/>
+              <w:right w:type="dxa" w:w="100"/>
+            </w:tcMar>
+          </w:tcPr>
+          <w:p>
+            <w:r>
+              <w:rPr>
+                <w:sz w:val="19"/>
+                <w:szCs w:val="19"/>
+              </w:rPr>
+              <w:t xml:space="preserve">resume needs all five </w:t>
+            </w:r>
+            <w:r>
+              <w:rPr>
+                <w:rFonts w:ascii="Consolas" w:cs="Consolas" w:eastAsia="Consolas" w:hAnsi="Consolas"/>
+                <w:color w:val="0E4A40"/>
+                <w:sz w:val="19"/>
+                <w:szCs w:val="19"/>
+              </w:rPr>
+              <w:t xml:space="preserve">training_state</w:t>
+            </w:r>
+            <w:r>
+              <w:rPr>
+                <w:sz w:val="19"/>
+                <w:szCs w:val="19"/>
+              </w:rPr>
+              <w:t xml:space="preserve"> files</w:t>
+            </w:r>
+          </w:p>
+        </w:tc>
+      </w:tr>
+      <w:tr>
+        <w:tc>
+          <w:tcPr>
+            <w:tcW w:type="pct" w:w="33%"/>
+            <w:tcMar>
+              <w:top w:type="dxa" w:w="80"/>
+              <w:left w:type="dxa" w:w="100"/>
+              <w:bottom w:type="dxa" w:w="80"/>
+              <w:right w:type="dxa" w:w="100"/>
+            </w:tcMar>
+          </w:tcPr>
+          <w:p>
+            <w:r>
+              <w:rPr>
+                <w:sz w:val="19"/>
+                <w:szCs w:val="19"/>
+              </w:rPr>
+              <w:t xml:space="preserve">No </w:t>
+            </w:r>
+            <w:r>
+              <w:rPr>
+                <w:rFonts w:ascii="Consolas" w:cs="Consolas" w:eastAsia="Consolas" w:hAnsi="Consolas"/>
+                <w:color w:val="0E4A40"/>
+                <w:sz w:val="19"/>
+                <w:szCs w:val="19"/>
+              </w:rPr>
+              <w:t xml:space="preserve">kept/005000</w:t>
+            </w:r>
+          </w:p>
+        </w:tc>
+        <w:tc>
+          <w:tcPr>
+            <w:tcW w:type="pct" w:w="33%"/>
+            <w:tcMar>
+              <w:top w:type="dxa" w:w="80"/>
+              <w:left w:type="dxa" w:w="100"/>
+              <w:bottom w:type="dxa" w:w="80"/>
+              <w:right w:type="dxa" w:w="100"/>
+            </w:tcMar>
+          </w:tcPr>
+          <w:p>
+            <w:r>
+              <w:rPr>
+                <w:sz w:val="19"/>
+                <w:szCs w:val="19"/>
+              </w:rPr>
+              <w:t xml:space="preserve">kept only at pruning</w:t>
+            </w:r>
+          </w:p>
+        </w:tc>
+        <w:tc>
+          <w:tcPr>
+            <w:tcW w:type="pct" w:w="33%"/>
+            <w:tcMar>
+              <w:top w:type="dxa" w:w="80"/>
+              <w:left w:type="dxa" w:w="100"/>
+              <w:bottom w:type="dxa" w:w="80"/>
+              <w:right w:type="dxa" w:w="100"/>
+            </w:tcMar>
+          </w:tcPr>
+          <w:p>
+            <w:r>
+              <w:rPr>
+                <w:sz w:val="19"/>
+                <w:szCs w:val="19"/>
+              </w:rPr>
+              <w:t xml:space="preserve">copy when a step becomes </w:t>
+            </w:r>
+            <w:r>
+              <w:rPr>
+                <w:rFonts w:ascii="Consolas" w:cs="Consolas" w:eastAsia="Consolas" w:hAnsi="Consolas"/>
+                <w:color w:val="0E4A40"/>
+                <w:sz w:val="19"/>
+                <w:szCs w:val="19"/>
+              </w:rPr>
+              <w:t xml:space="preserve">last</w:t>
+            </w:r>
+            <w:r>
+              <w:rPr>
+                <w:sz w:val="19"/>
+                <w:szCs w:val="19"/>
+              </w:rPr>
+              <w:t xml:space="preserve"> (§53)</w:t>
+            </w:r>
+          </w:p>
+        </w:tc>
+      </w:tr>
+      <w:tr>
+        <w:tc>
+          <w:tcPr>
+            <w:tcW w:type="pct" w:w="33%"/>
+            <w:tcMar>
+              <w:top w:type="dxa" w:w="80"/>
+              <w:left w:type="dxa" w:w="100"/>
+              <w:bottom w:type="dxa" w:w="80"/>
+              <w:right w:type="dxa" w:w="100"/>
+            </w:tcMar>
+          </w:tcPr>
+          <w:p>
+            <w:r>
+              <w:rPr>
+                <w:rFonts w:ascii="Consolas" w:cs="Consolas" w:eastAsia="Consolas" w:hAnsi="Consolas"/>
+                <w:color w:val="0E4A40"/>
+                <w:sz w:val="19"/>
+                <w:szCs w:val="19"/>
+              </w:rPr>
+              <w:t xml:space="preserve">probe_fit.py</w:t>
+            </w:r>
+            <w:r>
+              <w:rPr>
+                <w:sz w:val="19"/>
+                <w:szCs w:val="19"/>
+              </w:rPr>
+              <w:t xml:space="preserve"> crashed after fitting</w:t>
+            </w:r>
+          </w:p>
+        </w:tc>
+        <w:tc>
+          <w:tcPr>
+            <w:tcW w:type="pct" w:w="33%"/>
+            <w:tcMar>
+              <w:top w:type="dxa" w:w="80"/>
+              <w:left w:type="dxa" w:w="100"/>
+              <w:bottom w:type="dxa" w:w="80"/>
+              <w:right w:type="dxa" w:w="100"/>
+            </w:tcMar>
+          </w:tcPr>
+          <w:p>
+            <w:r>
+              <w:rPr>
+                <w:sz w:val="19"/>
+                <w:szCs w:val="19"/>
+              </w:rPr>
+              <w:t xml:space="preserve">encoder list hard-coded</w:t>
+            </w:r>
+          </w:p>
+        </w:tc>
+        <w:tc>
+          <w:tcPr>
+            <w:tcW w:type="pct" w:w="33%"/>
+            <w:tcMar>
+              <w:top w:type="dxa" w:w="80"/>
+              <w:left w:type="dxa" w:w="100"/>
+              <w:bottom w:type="dxa" w:w="80"/>
+              <w:right w:type="dxa" w:w="100"/>
+            </w:tcMar>
+          </w:tcPr>
+          <w:p>
+            <w:r>
+              <w:rPr>
+                <w:sz w:val="19"/>
+                <w:szCs w:val="19"/>
+              </w:rPr>
+              <w:t xml:space="preserve">taken from </w:t>
+            </w:r>
+            <w:r>
+              <w:rPr>
+                <w:rFonts w:ascii="Consolas" w:cs="Consolas" w:eastAsia="Consolas" w:hAnsi="Consolas"/>
+                <w:color w:val="0E4A40"/>
+                <w:sz w:val="19"/>
+                <w:szCs w:val="19"/>
+              </w:rPr>
+              <w:t xml:space="preserve">--encoders</w:t>
+            </w:r>
+          </w:p>
+        </w:tc>
+      </w:tr>
+      <w:tr>
+        <w:tc>
+          <w:tcPr>
+            <w:tcW w:type="pct" w:w="33%"/>
+            <w:tcMar>
+              <w:top w:type="dxa" w:w="80"/>
+              <w:left w:type="dxa" w:w="100"/>
+              <w:bottom w:type="dxa" w:w="80"/>
+              <w:right w:type="dxa" w:w="100"/>
+            </w:tcMar>
+          </w:tcPr>
+          <w:p>
+            <w:r>
+              <w:rPr>
+                <w:sz w:val="19"/>
+                <w:szCs w:val="19"/>
+              </w:rPr>
+              <w:t xml:space="preserve">Window repeat of seed 17 diverged</w:t>
+            </w:r>
+          </w:p>
+        </w:tc>
+        <w:tc>
+          <w:tcPr>
+            <w:tcW w:type="pct" w:w="33%"/>
+            <w:tcMar>
+              <w:top w:type="dxa" w:w="80"/>
+              <w:left w:type="dxa" w:w="100"/>
+              <w:bottom w:type="dxa" w:w="80"/>
+              <w:right w:type="dxa" w:w="100"/>
+            </w:tcMar>
+          </w:tcPr>
+          <w:p>
+            <w:r>
+              <w:rPr>
+                <w:sz w:val="19"/>
+                <w:szCs w:val="19"/>
+              </w:rPr>
+              <w:t xml:space="preserve">wall-clock timing in the loop</w:t>
+            </w:r>
+          </w:p>
+        </w:tc>
+        <w:tc>
+          <w:tcPr>
+            <w:tcW w:type="pct" w:w="33%"/>
+            <w:tcMar>
+              <w:top w:type="dxa" w:w="80"/>
+              <w:left w:type="dxa" w:w="100"/>
+              <w:bottom w:type="dxa" w:w="80"/>
+              <w:right w:type="dxa" w:w="100"/>
+            </w:tcMar>
+          </w:tcPr>
+          <w:p>
+            <w:r>
+              <w:rPr>
+                <w:sz w:val="19"/>
+                <w:szCs w:val="19"/>
+              </w:rPr>
+              <w:t xml:space="preserve">step-locked mode (§57)</w:t>
+            </w:r>
+          </w:p>
+        </w:tc>
+      </w:tr>
+      <w:tr>
+        <w:tc>
+          <w:tcPr>
+            <w:tcW w:type="pct" w:w="33%"/>
+            <w:tcMar>
+              <w:top w:type="dxa" w:w="80"/>
+              <w:left w:type="dxa" w:w="100"/>
+              <w:bottom w:type="dxa" w:w="80"/>
+              <w:right w:type="dxa" w:w="100"/>
+            </w:tcMar>
+          </w:tcPr>
+          <w:p>
+            <w:r>
+              <w:rPr>
+                <w:sz w:val="19"/>
+                <w:szCs w:val="19"/>
+              </w:rPr>
+              <w:t xml:space="preserve">Step-locked runs differed (8 sources)</w:t>
+            </w:r>
+          </w:p>
+        </w:tc>
+        <w:tc>
+          <w:tcPr>
+            <w:tcW w:type="pct" w:w="33%"/>
+            <w:tcMar>
+              <w:top w:type="dxa" w:w="80"/>
+              <w:left w:type="dxa" w:w="100"/>
+              <w:bottom w:type="dxa" w:w="80"/>
+              <w:right w:type="dxa" w:w="100"/>
+            </w:tcMar>
+          </w:tcPr>
+          <w:p>
+            <w:r>
+              <w:rPr>
+                <w:sz w:val="19"/>
+                <w:szCs w:val="19"/>
+              </w:rPr>
+              <w:t xml:space="preserve">see §58</w:t>
+            </w:r>
+          </w:p>
+        </w:tc>
+        <w:tc>
+          <w:tcPr>
+            <w:tcW w:type="pct" w:w="33%"/>
+            <w:tcMar>
+              <w:top w:type="dxa" w:w="80"/>
+              <w:left w:type="dxa" w:w="100"/>
+              <w:bottom w:type="dxa" w:w="80"/>
+              <w:right w:type="dxa" w:w="100"/>
+            </w:tcMar>
+          </w:tcPr>
+          <w:p>
+            <w:r>
+              <w:rPr>
+                <w:sz w:val="19"/>
+                <w:szCs w:val="19"/>
+              </w:rPr>
+              <w:t xml:space="preserve">see §58</w:t>
+            </w:r>
+          </w:p>
+        </w:tc>
+      </w:tr>
+      <w:tr>
+        <w:tc>
+          <w:tcPr>
+            <w:tcW w:type="pct" w:w="33%"/>
+            <w:tcMar>
+              <w:top w:type="dxa" w:w="80"/>
+              <w:left w:type="dxa" w:w="100"/>
+              <w:bottom w:type="dxa" w:w="80"/>
+              <w:right w:type="dxa" w:w="100"/>
+            </w:tcMar>
+          </w:tcPr>
+          <w:p>
+            <w:r>
+              <w:rPr>
+                <w:sz w:val="19"/>
+                <w:szCs w:val="19"/>
+              </w:rPr>
+              <w:t xml:space="preserve">A2 stuck at </w:t>
+            </w:r>
+            <w:r>
+              <w:rPr>
+                <w:rFonts w:ascii="Consolas" w:cs="Consolas" w:eastAsia="Consolas" w:hAnsi="Consolas"/>
+                <w:color w:val="0E4A40"/>
+                <w:sz w:val="19"/>
+                <w:szCs w:val="19"/>
+              </w:rPr>
+              <w:t xml:space="preserve">iterations</w:t>
+            </w:r>
+            <w:r>
+              <w:rPr>
+                <w:sz w:val="19"/>
+                <w:szCs w:val="19"/>
+              </w:rPr>
+              <w:t xml:space="preserve"> unknown</w:t>
+            </w:r>
+          </w:p>
+        </w:tc>
+        <w:tc>
+          <w:tcPr>
+            <w:tcW w:type="pct" w:w="33%"/>
+            <w:tcMar>
+              <w:top w:type="dxa" w:w="80"/>
+              <w:left w:type="dxa" w:w="100"/>
+              <w:bottom w:type="dxa" w:w="80"/>
+              <w:right w:type="dxa" w:w="100"/>
+            </w:tcMar>
+          </w:tcPr>
+          <w:p>
+            <w:r>
+              <w:rPr>
+                <w:sz w:val="19"/>
+                <w:szCs w:val="19"/>
+              </w:rPr>
+              <w:t xml:space="preserve">protobuf text omits zero fields</w:t>
+            </w:r>
+          </w:p>
+        </w:tc>
+        <w:tc>
+          <w:tcPr>
+            <w:tcW w:type="pct" w:w="33%"/>
+            <w:tcMar>
+              <w:top w:type="dxa" w:w="80"/>
+              <w:left w:type="dxa" w:w="100"/>
+              <w:bottom w:type="dxa" w:w="80"/>
+              <w:right w:type="dxa" w:w="100"/>
+            </w:tcMar>
+          </w:tcPr>
+          <w:p>
+            <w:r>
+              <w:rPr>
+                <w:sz w:val="19"/>
+                <w:szCs w:val="19"/>
+              </w:rPr>
+              <w:t xml:space="preserve">missing field read as 0</w:t>
+            </w:r>
+          </w:p>
+        </w:tc>
+      </w:tr>
+    </w:tbl>
+    <w:p>
+      <w:pPr>
+        <w:spacing w:after="60"/>
+      </w:pPr>
+    </w:p>
+    <w:p>
+      <w:pPr>
+        <w:pStyle w:val="Heading3"/>
+        <w:spacing w:after="120" w:before="320"/>
+      </w:pPr>
+      <w:r>
+        <w:t xml:space="preserve">New and changed files (paths under Headless_Task-Grounded_Pick-and-Sort-and-Place_in_Gazebo/)</w:t>
+      </w:r>
+    </w:p>
+    <w:tbl>
+      <w:tblPr>
+        <w:tblW w:type="pct" w:w="100%"/>
+        <w:tblBorders>
+          <w:top w:val="single" w:color="auto" w:sz="4"/>
+          <w:left w:val="single" w:color="auto" w:sz="4"/>
+          <w:bottom w:val="single" w:color="auto" w:sz="4"/>
+          <w:right w:val="single" w:color="auto" w:sz="4"/>
+          <w:insideH w:val="single" w:color="auto" w:sz="4"/>
+          <w:insideV w:val="single" w:color="auto" w:sz="4"/>
+        </w:tblBorders>
+      </w:tblPr>
+      <w:tblGrid>
+        <w:gridCol w:w="100"/>
+        <w:gridCol w:w="100"/>
+      </w:tblGrid>
+      <w:tr>
+        <w:trPr>
+          <w:tblHeader/>
+        </w:trPr>
+        <w:tc>
+          <w:tcPr>
+            <w:tcW w:type="pct" w:w="50%"/>
+            <w:shd w:fill="DEE3E0" w:val="clear"/>
+            <w:tcMar>
+              <w:top w:type="dxa" w:w="80"/>
+              <w:left w:type="dxa" w:w="100"/>
+              <w:bottom w:type="dxa" w:w="80"/>
+              <w:right w:type="dxa" w:w="100"/>
+            </w:tcMar>
+          </w:tcPr>
+          <w:p>
+            <w:r>
+              <w:rPr>
+                <w:b/>
+                <w:bCs/>
+                <w:sz w:val="18"/>
+                <w:szCs w:val="18"/>
+              </w:rPr>
+              <w:t xml:space="preserve">Path</w:t>
+            </w:r>
+          </w:p>
+        </w:tc>
+        <w:tc>
+          <w:tcPr>
+            <w:tcW w:type="pct" w:w="50%"/>
+            <w:shd w:fill="DEE3E0" w:val="clear"/>
+            <w:tcMar>
+              <w:top w:type="dxa" w:w="80"/>
+              <w:left w:type="dxa" w:w="100"/>
+              <w:bottom w:type="dxa" w:w="80"/>
+              <w:right w:type="dxa" w:w="100"/>
+            </w:tcMar>
+          </w:tcPr>
+          <w:p>
+            <w:r>
+              <w:rPr>
+                <w:b/>
+                <w:bCs/>
+                <w:sz w:val="18"/>
+                <w:szCs w:val="18"/>
+              </w:rPr>
+              <w:t xml:space="preserve">Role</w:t>
+            </w:r>
+          </w:p>
+        </w:tc>
+      </w:tr>
+      <w:tr>
+        <w:tc>
+          <w:tcPr>
+            <w:tcW w:type="pct" w:w="50%"/>
+            <w:tcMar>
+              <w:top w:type="dxa" w:w="80"/>
+              <w:left w:type="dxa" w:w="100"/>
+              <w:bottom w:type="dxa" w:w="80"/>
+              <w:right w:type="dxa" w:w="100"/>
+            </w:tcMar>
+          </w:tcPr>
+          <w:p>
+            <w:r>
+              <w:rPr>
+                <w:rFonts w:ascii="Consolas" w:cs="Consolas" w:eastAsia="Consolas" w:hAnsi="Consolas"/>
+                <w:color w:val="0E4A40"/>
+                <w:sz w:val="19"/>
+                <w:szCs w:val="19"/>
+              </w:rPr>
+              <w:t xml:space="preserve">training/smolvla_kaggle/smolvla_kaggle_driver.py</w:t>
+            </w:r>
+          </w:p>
+        </w:tc>
+        <w:tc>
+          <w:tcPr>
+            <w:tcW w:type="pct" w:w="50%"/>
+            <w:tcMar>
+              <w:top w:type="dxa" w:w="80"/>
+              <w:left w:type="dxa" w:w="100"/>
+              <w:bottom w:type="dxa" w:w="80"/>
+              <w:right w:type="dxa" w:w="100"/>
+            </w:tcMar>
+          </w:tcPr>
+          <w:p>
+            <w:r>
+              <w:rPr>
+                <w:sz w:val="19"/>
+                <w:szCs w:val="19"/>
+              </w:rPr>
+              <w:t xml:space="preserve">the frozen Kaggle driver: dataset guard, saves, </w:t>
+            </w:r>
+            <w:r>
+              <w:rPr>
+                <w:rFonts w:ascii="Consolas" w:cs="Consolas" w:eastAsia="Consolas" w:hAnsi="Consolas"/>
+                <w:color w:val="0E4A40"/>
+                <w:sz w:val="19"/>
+                <w:szCs w:val="19"/>
+              </w:rPr>
+              <w:t xml:space="preserve">kept/</w:t>
+            </w:r>
+            <w:r>
+              <w:rPr>
+                <w:sz w:val="19"/>
+                <w:szCs w:val="19"/>
+              </w:rPr>
+              <w:t xml:space="preserve">, resume, stop conditions, aux head</w:t>
+            </w:r>
+          </w:p>
+        </w:tc>
+      </w:tr>
+      <w:tr>
+        <w:tc>
+          <w:tcPr>
+            <w:tcW w:type="pct" w:w="50%"/>
+            <w:tcMar>
+              <w:top w:type="dxa" w:w="80"/>
+              <w:left w:type="dxa" w:w="100"/>
+              <w:bottom w:type="dxa" w:w="80"/>
+              <w:right w:type="dxa" w:w="100"/>
+            </w:tcMar>
+          </w:tcPr>
+          <w:p>
+            <w:r>
+              <w:rPr>
+                <w:rFonts w:ascii="Consolas" w:cs="Consolas" w:eastAsia="Consolas" w:hAnsi="Consolas"/>
+                <w:color w:val="0E4A40"/>
+                <w:sz w:val="19"/>
+                <w:szCs w:val="19"/>
+              </w:rPr>
+              <w:t xml:space="preserve">training/smolvla_kaggle/*.ipynb</w:t>
+            </w:r>
+          </w:p>
+        </w:tc>
+        <w:tc>
+          <w:tcPr>
+            <w:tcW w:type="pct" w:w="50%"/>
+            <w:tcMar>
+              <w:top w:type="dxa" w:w="80"/>
+              <w:left w:type="dxa" w:w="100"/>
+              <w:bottom w:type="dxa" w:w="80"/>
+              <w:right w:type="dxa" w:w="100"/>
+            </w:tcMar>
+          </w:tcPr>
+          <w:p>
+            <w:r>
+              <w:rPr>
+                <w:sz w:val="19"/>
+                <w:szCs w:val="19"/>
+              </w:rPr>
+              <w:t xml:space="preserve">13/10, 36k, Run A, Run B, Run C notebooks; Run C memory, checks and prep notebooks</w:t>
+            </w:r>
+          </w:p>
+        </w:tc>
+      </w:tr>
+      <w:tr>
+        <w:tc>
+          <w:tcPr>
+            <w:tcW w:type="pct" w:w="50%"/>
+            <w:tcMar>
+              <w:top w:type="dxa" w:w="80"/>
+              <w:left w:type="dxa" w:w="100"/>
+              <w:bottom w:type="dxa" w:w="80"/>
+              <w:right w:type="dxa" w:w="100"/>
+            </w:tcMar>
+          </w:tcPr>
+          <w:p>
+            <w:r>
+              <w:rPr>
+                <w:rFonts w:ascii="Consolas" w:cs="Consolas" w:eastAsia="Consolas" w:hAnsi="Consolas"/>
+                <w:color w:val="0E4A40"/>
+                <w:sz w:val="19"/>
+                <w:szCs w:val="19"/>
+              </w:rPr>
+              <w:t xml:space="preserve">config/probe_protocol.yaml</w:t>
+            </w:r>
+          </w:p>
+        </w:tc>
+        <w:tc>
+          <w:tcPr>
+            <w:tcW w:type="pct" w:w="50%"/>
+            <w:tcMar>
+              <w:top w:type="dxa" w:w="80"/>
+              <w:left w:type="dxa" w:w="100"/>
+              <w:bottom w:type="dxa" w:w="80"/>
+              <w:right w:type="dxa" w:w="100"/>
+            </w:tcMar>
+          </w:tcPr>
+          <w:p>
+            <w:r>
+              <w:rPr>
+                <w:sz w:val="19"/>
+                <w:szCs w:val="19"/>
+              </w:rPr>
+              <w:t xml:space="preserve">every rule fixed before its measurement, and its result</w:t>
+            </w:r>
+          </w:p>
+        </w:tc>
+      </w:tr>
+      <w:tr>
+        <w:tc>
+          <w:tcPr>
+            <w:tcW w:type="pct" w:w="50%"/>
+            <w:tcMar>
+              <w:top w:type="dxa" w:w="80"/>
+              <w:left w:type="dxa" w:w="100"/>
+              <w:bottom w:type="dxa" w:w="80"/>
+              <w:right w:type="dxa" w:w="100"/>
+            </w:tcMar>
+          </w:tcPr>
+          <w:p>
+            <w:r>
+              <w:rPr>
+                <w:rFonts w:ascii="Consolas" w:cs="Consolas" w:eastAsia="Consolas" w:hAnsi="Consolas"/>
+                <w:color w:val="0E4A40"/>
+                <w:sz w:val="19"/>
+                <w:szCs w:val="19"/>
+              </w:rPr>
+              <w:t xml:space="preserve">scripts/open_loop_check.py</w:t>
+            </w:r>
+            <w:r>
+              <w:rPr>
+                <w:sz w:val="19"/>
+                <w:szCs w:val="19"/>
+              </w:rPr>
+              <w:t xml:space="preserve">, </w:t>
+            </w:r>
+            <w:r>
+              <w:rPr>
+                <w:rFonts w:ascii="Consolas" w:cs="Consolas" w:eastAsia="Consolas" w:hAnsi="Consolas"/>
+                <w:color w:val="0E4A40"/>
+                <w:sz w:val="19"/>
+                <w:szCs w:val="19"/>
+              </w:rPr>
+              <w:t xml:space="preserve">open_loop_compare.py</w:t>
+            </w:r>
+            <w:r>
+              <w:rPr>
+                <w:sz w:val="19"/>
+                <w:szCs w:val="19"/>
+              </w:rPr>
+              <w:t xml:space="preserve">, </w:t>
+            </w:r>
+            <w:r>
+              <w:rPr>
+                <w:rFonts w:ascii="Consolas" w:cs="Consolas" w:eastAsia="Consolas" w:hAnsi="Consolas"/>
+                <w:color w:val="0E4A40"/>
+                <w:sz w:val="19"/>
+                <w:szCs w:val="19"/>
+              </w:rPr>
+              <w:t xml:space="preserve">open_loop_within20.py</w:t>
+            </w:r>
+          </w:p>
+        </w:tc>
+        <w:tc>
+          <w:tcPr>
+            <w:tcW w:type="pct" w:w="50%"/>
+            <w:tcMar>
+              <w:top w:type="dxa" w:w="80"/>
+              <w:left w:type="dxa" w:w="100"/>
+              <w:bottom w:type="dxa" w:w="80"/>
+              <w:right w:type="dxa" w:w="100"/>
+            </w:tcMar>
+          </w:tcPr>
+          <w:p>
+            <w:r>
+              <w:rPr>
+                <w:sz w:val="19"/>
+                <w:szCs w:val="19"/>
+              </w:rPr>
+              <w:t xml:space="preserve">open loop, swap, grasp-focused set, paired bootstrap</w:t>
+            </w:r>
+          </w:p>
+        </w:tc>
+      </w:tr>
+      <w:tr>
+        <w:tc>
+          <w:tcPr>
+            <w:tcW w:type="pct" w:w="50%"/>
+            <w:tcMar>
+              <w:top w:type="dxa" w:w="80"/>
+              <w:left w:type="dxa" w:w="100"/>
+              <w:bottom w:type="dxa" w:w="80"/>
+              <w:right w:type="dxa" w:w="100"/>
+            </w:tcMar>
+          </w:tcPr>
+          <w:p>
+            <w:r>
+              <w:rPr>
+                <w:rFonts w:ascii="Consolas" w:cs="Consolas" w:eastAsia="Consolas" w:hAnsi="Consolas"/>
+                <w:color w:val="0E4A40"/>
+                <w:sz w:val="19"/>
+                <w:szCs w:val="19"/>
+              </w:rPr>
+              <w:t xml:space="preserve">scripts/probe_render.sh</w:t>
+            </w:r>
+            <w:r>
+              <w:rPr>
+                <w:sz w:val="19"/>
+                <w:szCs w:val="19"/>
+              </w:rPr>
+              <w:t xml:space="preserve">, </w:t>
+            </w:r>
+            <w:r>
+              <w:rPr>
+                <w:rFonts w:ascii="Consolas" w:cs="Consolas" w:eastAsia="Consolas" w:hAnsi="Consolas"/>
+                <w:color w:val="0E4A40"/>
+                <w:sz w:val="19"/>
+                <w:szCs w:val="19"/>
+              </w:rPr>
+              <w:t xml:space="preserve">probe_render.py</w:t>
+            </w:r>
+            <w:r>
+              <w:rPr>
+                <w:sz w:val="19"/>
+                <w:szCs w:val="19"/>
+              </w:rPr>
+              <w:t xml:space="preserve">, </w:t>
+            </w:r>
+            <w:r>
+              <w:rPr>
+                <w:rFonts w:ascii="Consolas" w:cs="Consolas" w:eastAsia="Consolas" w:hAnsi="Consolas"/>
+                <w:color w:val="0E4A40"/>
+                <w:sz w:val="19"/>
+                <w:szCs w:val="19"/>
+              </w:rPr>
+              <w:t xml:space="preserve">probe_features.py</w:t>
+            </w:r>
+            <w:r>
+              <w:rPr>
+                <w:sz w:val="19"/>
+                <w:szCs w:val="19"/>
+              </w:rPr>
+              <w:t xml:space="preserve">, </w:t>
+            </w:r>
+            <w:r>
+              <w:rPr>
+                <w:rFonts w:ascii="Consolas" w:cs="Consolas" w:eastAsia="Consolas" w:hAnsi="Consolas"/>
+                <w:color w:val="0E4A40"/>
+                <w:sz w:val="19"/>
+                <w:szCs w:val="19"/>
+              </w:rPr>
+              <w:t xml:space="preserve">probe_fit.py</w:t>
+            </w:r>
+          </w:p>
+        </w:tc>
+        <w:tc>
+          <w:tcPr>
+            <w:tcW w:type="pct" w:w="50%"/>
+            <w:tcMar>
+              <w:top w:type="dxa" w:w="80"/>
+              <w:left w:type="dxa" w:w="100"/>
+              <w:bottom w:type="dxa" w:w="80"/>
+              <w:right w:type="dxa" w:w="100"/>
+            </w:tcMar>
+          </w:tcPr>
+          <w:p>
+            <w:r>
+              <w:rPr>
+                <w:sz w:val="19"/>
+                <w:szCs w:val="19"/>
+              </w:rPr>
+              <w:t xml:space="preserve">the encoder probe</w:t>
+            </w:r>
+          </w:p>
+        </w:tc>
+      </w:tr>
+      <w:tr>
+        <w:tc>
+          <w:tcPr>
+            <w:tcW w:type="pct" w:w="50%"/>
+            <w:tcMar>
+              <w:top w:type="dxa" w:w="80"/>
+              <w:left w:type="dxa" w:w="100"/>
+              <w:bottom w:type="dxa" w:w="80"/>
+              <w:right w:type="dxa" w:w="100"/>
+            </w:tcMar>
+          </w:tcPr>
+          <w:p>
+            <w:r>
+              <w:rPr>
+                <w:rFonts w:ascii="Consolas" w:cs="Consolas" w:eastAsia="Consolas" w:hAnsi="Consolas"/>
+                <w:color w:val="0E4A40"/>
+                <w:sz w:val="19"/>
+                <w:szCs w:val="19"/>
+              </w:rPr>
+              <w:t xml:space="preserve">scripts/build_aux_labels.py</w:t>
+            </w:r>
+            <w:r>
+              <w:rPr>
+                <w:sz w:val="19"/>
+                <w:szCs w:val="19"/>
+              </w:rPr>
+              <w:t xml:space="preserve">, </w:t>
+            </w:r>
+            <w:r>
+              <w:rPr>
+                <w:rFonts w:ascii="Consolas" w:cs="Consolas" w:eastAsia="Consolas" w:hAnsi="Consolas"/>
+                <w:color w:val="0E4A40"/>
+                <w:sz w:val="19"/>
+                <w:szCs w:val="19"/>
+              </w:rPr>
+              <w:t xml:space="preserve">aux_warm_start.py</w:t>
+            </w:r>
+            <w:r>
+              <w:rPr>
+                <w:sz w:val="19"/>
+                <w:szCs w:val="19"/>
+              </w:rPr>
+              <w:t xml:space="preserve">, </w:t>
+            </w:r>
+            <w:r>
+              <w:rPr>
+                <w:rFonts w:ascii="Consolas" w:cs="Consolas" w:eastAsia="Consolas" w:hAnsi="Consolas"/>
+                <w:color w:val="0E4A40"/>
+                <w:sz w:val="19"/>
+                <w:szCs w:val="19"/>
+              </w:rPr>
+              <w:t xml:space="preserve">aux_head_probe.py</w:t>
+            </w:r>
+            <w:r>
+              <w:rPr>
+                <w:sz w:val="19"/>
+                <w:szCs w:val="19"/>
+              </w:rPr>
+              <w:t xml:space="preserve">, </w:t>
+            </w:r>
+            <w:r>
+              <w:rPr>
+                <w:rFonts w:ascii="Consolas" w:cs="Consolas" w:eastAsia="Consolas" w:hAnsi="Consolas"/>
+                <w:color w:val="0E4A40"/>
+                <w:sz w:val="19"/>
+                <w:szCs w:val="19"/>
+              </w:rPr>
+              <w:t xml:space="preserve">sampler_order.py</w:t>
+            </w:r>
+          </w:p>
+        </w:tc>
+        <w:tc>
+          <w:tcPr>
+            <w:tcW w:type="pct" w:w="50%"/>
+            <w:tcMar>
+              <w:top w:type="dxa" w:w="80"/>
+              <w:left w:type="dxa" w:w="100"/>
+              <w:bottom w:type="dxa" w:w="80"/>
+              <w:right w:type="dxa" w:w="100"/>
+            </w:tcMar>
+          </w:tcPr>
+          <w:p>
+            <w:r>
+              <w:rPr>
+                <w:sz w:val="19"/>
+                <w:szCs w:val="19"/>
+              </w:rPr>
+              <w:t xml:space="preserve">Run C's position loss</w:t>
+            </w:r>
+          </w:p>
+        </w:tc>
+      </w:tr>
+      <w:tr>
+        <w:tc>
+          <w:tcPr>
+            <w:tcW w:type="pct" w:w="50%"/>
+            <w:tcMar>
+              <w:top w:type="dxa" w:w="80"/>
+              <w:left w:type="dxa" w:w="100"/>
+              <w:bottom w:type="dxa" w:w="80"/>
+              <w:right w:type="dxa" w:w="100"/>
+            </w:tcMar>
+          </w:tcPr>
+          <w:p>
+            <w:r>
+              <w:rPr>
+                <w:rFonts w:ascii="Consolas" w:cs="Consolas" w:eastAsia="Consolas" w:hAnsi="Consolas"/>
+                <w:color w:val="0E4A40"/>
+                <w:sz w:val="19"/>
+                <w:szCs w:val="19"/>
+              </w:rPr>
+              <w:t xml:space="preserve">scripts/preplace_pieces.py</w:t>
+            </w:r>
+            <w:r>
+              <w:rPr>
+                <w:sz w:val="19"/>
+                <w:szCs w:val="19"/>
+              </w:rPr>
+              <w:t xml:space="preserve">, </w:t>
+            </w:r>
+            <w:r>
+              <w:rPr>
+                <w:rFonts w:ascii="Consolas" w:cs="Consolas" w:eastAsia="Consolas" w:hAnsi="Consolas"/>
+                <w:color w:val="0E4A40"/>
+                <w:sz w:val="19"/>
+                <w:szCs w:val="19"/>
+              </w:rPr>
+              <w:t xml:space="preserve">verify_preplaced_batch.py</w:t>
+            </w:r>
+            <w:r>
+              <w:rPr>
+                <w:sz w:val="19"/>
+                <w:szCs w:val="19"/>
+              </w:rPr>
+              <w:t xml:space="preserve">, </w:t>
+            </w:r>
+            <w:r>
+              <w:rPr>
+                <w:rFonts w:ascii="Consolas" w:cs="Consolas" w:eastAsia="Consolas" w:hAnsi="Consolas"/>
+                <w:color w:val="0E4A40"/>
+                <w:sz w:val="19"/>
+                <w:szCs w:val="19"/>
+              </w:rPr>
+              <w:t xml:space="preserve">random_start.py</w:t>
+            </w:r>
+            <w:r>
+              <w:rPr>
+                <w:sz w:val="19"/>
+                <w:szCs w:val="19"/>
+              </w:rPr>
+              <w:t xml:space="preserve">, </w:t>
+            </w:r>
+            <w:r>
+              <w:rPr>
+                <w:rFonts w:ascii="Consolas" w:cs="Consolas" w:eastAsia="Consolas" w:hAnsi="Consolas"/>
+                <w:color w:val="0E4A40"/>
+                <w:sz w:val="19"/>
+                <w:szCs w:val="19"/>
+              </w:rPr>
+              <w:t xml:space="preserve">random_start_sorter.py</w:t>
+            </w:r>
+            <w:r>
+              <w:rPr>
+                <w:sz w:val="19"/>
+                <w:szCs w:val="19"/>
+              </w:rPr>
+              <w:t xml:space="preserve">, </w:t>
+            </w:r>
+            <w:r>
+              <w:rPr>
+                <w:rFonts w:ascii="Consolas" w:cs="Consolas" w:eastAsia="Consolas" w:hAnsi="Consolas"/>
+                <w:color w:val="0E4A40"/>
+                <w:sz w:val="19"/>
+                <w:szCs w:val="19"/>
+              </w:rPr>
+              <w:t xml:space="preserve">reap_children.py</w:t>
+            </w:r>
+          </w:p>
+        </w:tc>
+        <w:tc>
+          <w:tcPr>
+            <w:tcW w:type="pct" w:w="50%"/>
+            <w:tcMar>
+              <w:top w:type="dxa" w:w="80"/>
+              <w:left w:type="dxa" w:w="100"/>
+              <w:bottom w:type="dxa" w:w="80"/>
+              <w:right w:type="dxa" w:w="100"/>
+            </w:tcMar>
+          </w:tcPr>
+          <w:p>
+            <w:r>
+              <w:rPr>
+                <w:sz w:val="19"/>
+                <w:szCs w:val="19"/>
+              </w:rPr>
+              <w:t xml:space="preserve">batch B and random starts</w:t>
+            </w:r>
+          </w:p>
+        </w:tc>
+      </w:tr>
+      <w:tr>
+        <w:tc>
+          <w:tcPr>
+            <w:tcW w:type="pct" w:w="50%"/>
+            <w:tcMar>
+              <w:top w:type="dxa" w:w="80"/>
+              <w:left w:type="dxa" w:w="100"/>
+              <w:bottom w:type="dxa" w:w="80"/>
+              <w:right w:type="dxa" w:w="100"/>
+            </w:tcMar>
+          </w:tcPr>
+          <w:p>
+            <w:r>
+              <w:rPr>
+                <w:rFonts w:ascii="Consolas" w:cs="Consolas" w:eastAsia="Consolas" w:hAnsi="Consolas"/>
+                <w:color w:val="0E4A40"/>
+                <w:sz w:val="19"/>
+                <w:szCs w:val="19"/>
+              </w:rPr>
+              <w:t xml:space="preserve">scripts/eval_smolvla_tri_sort.py</w:t>
+            </w:r>
+            <w:r>
+              <w:rPr>
+                <w:sz w:val="19"/>
+                <w:szCs w:val="19"/>
+              </w:rPr>
+              <w:t xml:space="preserve">, </w:t>
+            </w:r>
+            <w:r>
+              <w:rPr>
+                <w:rFonts w:ascii="Consolas" w:cs="Consolas" w:eastAsia="Consolas" w:hAnsi="Consolas"/>
+                <w:color w:val="0E4A40"/>
+                <w:sz w:val="19"/>
+                <w:szCs w:val="19"/>
+              </w:rPr>
+              <w:t xml:space="preserve">eval_tri_seed.sh</w:t>
+            </w:r>
+            <w:r>
+              <w:rPr>
+                <w:sz w:val="19"/>
+                <w:szCs w:val="19"/>
+              </w:rPr>
+              <w:t xml:space="preserve">, </w:t>
+            </w:r>
+            <w:r>
+              <w:rPr>
+                <w:rFonts w:ascii="Consolas" w:cs="Consolas" w:eastAsia="Consolas" w:hAnsi="Consolas"/>
+                <w:color w:val="0E4A40"/>
+                <w:sz w:val="19"/>
+                <w:szCs w:val="19"/>
+              </w:rPr>
+              <w:t xml:space="preserve">smolvla_policy.py</w:t>
+            </w:r>
+            <w:r>
+              <w:rPr>
+                <w:sz w:val="19"/>
+                <w:szCs w:val="19"/>
+              </w:rPr>
+              <w:t xml:space="preserve">, </w:t>
+            </w:r>
+            <w:r>
+              <w:rPr>
+                <w:rFonts w:ascii="Consolas" w:cs="Consolas" w:eastAsia="Consolas" w:hAnsi="Consolas"/>
+                <w:color w:val="0E4A40"/>
+                <w:sz w:val="19"/>
+                <w:szCs w:val="19"/>
+              </w:rPr>
+              <w:t xml:space="preserve">summarise_eval.py</w:t>
+            </w:r>
+            <w:r>
+              <w:rPr>
+                <w:sz w:val="19"/>
+                <w:szCs w:val="19"/>
+              </w:rPr>
+              <w:t xml:space="preserve">, </w:t>
+            </w:r>
+            <w:r>
+              <w:rPr>
+                <w:rFonts w:ascii="Consolas" w:cs="Consolas" w:eastAsia="Consolas" w:hAnsi="Consolas"/>
+                <w:color w:val="0E4A40"/>
+                <w:sz w:val="19"/>
+                <w:szCs w:val="19"/>
+              </w:rPr>
+              <w:t xml:space="preserve">failure_modes.py</w:t>
+            </w:r>
+            <w:r>
+              <w:rPr>
+                <w:sz w:val="19"/>
+                <w:szCs w:val="19"/>
+              </w:rPr>
+              <w:t xml:space="preserve">, </w:t>
+            </w:r>
+            <w:r>
+              <w:rPr>
+                <w:rFonts w:ascii="Consolas" w:cs="Consolas" w:eastAsia="Consolas" w:hAnsi="Consolas"/>
+                <w:color w:val="0E4A40"/>
+                <w:sz w:val="19"/>
+                <w:szCs w:val="19"/>
+              </w:rPr>
+              <w:t xml:space="preserve">grasp_spots.py</w:t>
+            </w:r>
+            <w:r>
+              <w:rPr>
+                <w:sz w:val="19"/>
+                <w:szCs w:val="19"/>
+              </w:rPr>
+              <w:t xml:space="preserve">, </w:t>
+            </w:r>
+            <w:r>
+              <w:rPr>
+                <w:rFonts w:ascii="Consolas" w:cs="Consolas" w:eastAsia="Consolas" w:hAnsi="Consolas"/>
+                <w:color w:val="0E4A40"/>
+                <w:sz w:val="19"/>
+                <w:szCs w:val="19"/>
+              </w:rPr>
+              <w:t xml:space="preserve">paper_table.py</w:t>
+            </w:r>
+          </w:p>
+        </w:tc>
+        <w:tc>
+          <w:tcPr>
+            <w:tcW w:type="pct" w:w="50%"/>
+            <w:tcMar>
+              <w:top w:type="dxa" w:w="80"/>
+              <w:left w:type="dxa" w:w="100"/>
+              <w:bottom w:type="dxa" w:w="80"/>
+              <w:right w:type="dxa" w:w="100"/>
+            </w:tcMar>
+          </w:tcPr>
+          <w:p>
+            <w:r>
+              <w:rPr>
+                <w:sz w:val="19"/>
+                <w:szCs w:val="19"/>
+              </w:rPr>
+              <w:t xml:space="preserve">Gazebo evaluation and scoring</w:t>
+            </w:r>
+          </w:p>
+        </w:tc>
+      </w:tr>
+      <w:tr>
+        <w:tc>
+          <w:tcPr>
+            <w:tcW w:type="pct" w:w="50%"/>
+            <w:tcMar>
+              <w:top w:type="dxa" w:w="80"/>
+              <w:left w:type="dxa" w:w="100"/>
+              <w:bottom w:type="dxa" w:w="80"/>
+              <w:right w:type="dxa" w:w="100"/>
+            </w:tcMar>
+          </w:tcPr>
+          <w:p>
+            <w:r>
+              <w:rPr>
+                <w:rFonts w:ascii="Consolas" w:cs="Consolas" w:eastAsia="Consolas" w:hAnsi="Consolas"/>
+                <w:color w:val="0E4A40"/>
+                <w:sz w:val="19"/>
+                <w:szCs w:val="19"/>
+              </w:rPr>
+              <w:t xml:space="preserve">scripts/step_lock.py</w:t>
+            </w:r>
+            <w:r>
+              <w:rPr>
+                <w:sz w:val="19"/>
+                <w:szCs w:val="19"/>
+              </w:rPr>
+              <w:t xml:space="preserve">, </w:t>
+            </w:r>
+            <w:r>
+              <w:rPr>
+                <w:rFonts w:ascii="Consolas" w:cs="Consolas" w:eastAsia="Consolas" w:hAnsi="Consolas"/>
+                <w:color w:val="0E4A40"/>
+                <w:sz w:val="19"/>
+                <w:szCs w:val="19"/>
+              </w:rPr>
+              <w:t xml:space="preserve">gz_systems/state_reset.py</w:t>
+            </w:r>
+            <w:r>
+              <w:rPr>
+                <w:sz w:val="19"/>
+                <w:szCs w:val="19"/>
+              </w:rPr>
+              <w:t xml:space="preserve">, </w:t>
+            </w:r>
+            <w:r>
+              <w:rPr>
+                <w:rFonts w:ascii="Consolas" w:cs="Consolas" w:eastAsia="Consolas" w:hAnsi="Consolas"/>
+                <w:color w:val="0E4A40"/>
+                <w:sz w:val="19"/>
+                <w:szCs w:val="19"/>
+              </w:rPr>
+              <w:t xml:space="preserve">compare_runs.py</w:t>
+            </w:r>
+            <w:r>
+              <w:rPr>
+                <w:sz w:val="19"/>
+                <w:szCs w:val="19"/>
+              </w:rPr>
+              <w:t xml:space="preserve">, </w:t>
+            </w:r>
+            <w:r>
+              <w:rPr>
+                <w:rFonts w:ascii="Consolas" w:cs="Consolas" w:eastAsia="Consolas" w:hAnsi="Consolas"/>
+                <w:color w:val="0E4A40"/>
+                <w:sz w:val="19"/>
+                <w:szCs w:val="19"/>
+              </w:rPr>
+              <w:t xml:space="preserve">repeat_eval_gui.sh</w:t>
+            </w:r>
+            <w:r>
+              <w:rPr>
+                <w:sz w:val="19"/>
+                <w:szCs w:val="19"/>
+              </w:rPr>
+              <w:t xml:space="preserve">, </w:t>
+            </w:r>
+            <w:r>
+              <w:rPr>
+                <w:rFonts w:ascii="Consolas" w:cs="Consolas" w:eastAsia="Consolas" w:hAnsi="Consolas"/>
+                <w:color w:val="0E4A40"/>
+                <w:sz w:val="19"/>
+                <w:szCs w:val="19"/>
+              </w:rPr>
+              <w:t xml:space="preserve">play_eval_gui.sh</w:t>
+            </w:r>
+          </w:p>
+        </w:tc>
+        <w:tc>
+          <w:tcPr>
+            <w:tcW w:type="pct" w:w="50%"/>
+            <w:tcMar>
+              <w:top w:type="dxa" w:w="80"/>
+              <w:left w:type="dxa" w:w="100"/>
+              <w:bottom w:type="dxa" w:w="80"/>
+              <w:right w:type="dxa" w:w="100"/>
+            </w:tcMar>
+          </w:tcPr>
+          <w:p>
+            <w:r>
+              <w:rPr>
+                <w:sz w:val="19"/>
+                <w:szCs w:val="19"/>
+              </w:rPr>
+              <w:t xml:space="preserve">step-locked, recomputable evaluations (latest changes uncommitted, item 2)</w:t>
+            </w:r>
+          </w:p>
+        </w:tc>
+      </w:tr>
+      <w:tr>
+        <w:tc>
+          <w:tcPr>
+            <w:tcW w:type="pct" w:w="50%"/>
+            <w:tcMar>
+              <w:top w:type="dxa" w:w="80"/>
+              <w:left w:type="dxa" w:w="100"/>
+              <w:bottom w:type="dxa" w:w="80"/>
+              <w:right w:type="dxa" w:w="100"/>
+            </w:tcMar>
+          </w:tcPr>
+          <w:p>
+            <w:r>
+              <w:rPr>
+                <w:rFonts w:ascii="Consolas" w:cs="Consolas" w:eastAsia="Consolas" w:hAnsi="Consolas"/>
+                <w:color w:val="0E4A40"/>
+                <w:sz w:val="19"/>
+                <w:szCs w:val="19"/>
+              </w:rPr>
+              <w:t xml:space="preserve">mycobot_gateway/launch/tri_yolo.launch.py</w:t>
+            </w:r>
+            <w:r>
+              <w:rPr>
+                <w:sz w:val="19"/>
+                <w:szCs w:val="19"/>
+              </w:rPr>
+              <w:t xml:space="preserve"> (repository root)</w:t>
+            </w:r>
+          </w:p>
+        </w:tc>
+        <w:tc>
+          <w:tcPr>
+            <w:tcW w:type="pct" w:w="50%"/>
+            <w:tcMar>
+              <w:top w:type="dxa" w:w="80"/>
+              <w:left w:type="dxa" w:w="100"/>
+              <w:bottom w:type="dxa" w:w="80"/>
+              <w:right w:type="dxa" w:w="100"/>
+            </w:tcMar>
+          </w:tcPr>
+          <w:p>
+            <w:r>
+              <w:rPr>
+                <w:rFonts w:ascii="Consolas" w:cs="Consolas" w:eastAsia="Consolas" w:hAnsi="Consolas"/>
+                <w:color w:val="0E4A40"/>
+                <w:sz w:val="19"/>
+                <w:szCs w:val="19"/>
+              </w:rPr>
+              <w:t xml:space="preserve">state_reset</w:t>
+            </w:r>
+            <w:r>
+              <w:rPr>
+                <w:sz w:val="19"/>
+                <w:szCs w:val="19"/>
+              </w:rPr>
+              <w:t xml:space="preserve">, </w:t>
+            </w:r>
+            <w:r>
+              <w:rPr>
+                <w:rFonts w:ascii="Consolas" w:cs="Consolas" w:eastAsia="Consolas" w:hAnsi="Consolas"/>
+                <w:color w:val="0E4A40"/>
+                <w:sz w:val="19"/>
+                <w:szCs w:val="19"/>
+              </w:rPr>
+              <w:t xml:space="preserve">gui_client</w:t>
+            </w:r>
+            <w:r>
+              <w:rPr>
+                <w:sz w:val="19"/>
+                <w:szCs w:val="19"/>
+              </w:rPr>
+              <w:t xml:space="preserve">, </w:t>
+            </w:r>
+            <w:r>
+              <w:rPr>
+                <w:rFonts w:ascii="Consolas" w:cs="Consolas" w:eastAsia="Consolas" w:hAnsi="Consolas"/>
+                <w:color w:val="0E4A40"/>
+                <w:sz w:val="19"/>
+                <w:szCs w:val="19"/>
+              </w:rPr>
+              <w:t xml:space="preserve">gz_extra_args</w:t>
+            </w:r>
+            <w:r>
+              <w:rPr>
+                <w:sz w:val="19"/>
+                <w:szCs w:val="19"/>
+              </w:rPr>
+              <w:t xml:space="preserve">, </w:t>
+            </w:r>
+            <w:r>
+              <w:rPr>
+                <w:rFonts w:ascii="Consolas" w:cs="Consolas" w:eastAsia="Consolas" w:hAnsi="Consolas"/>
+                <w:color w:val="0E4A40"/>
+                <w:sz w:val="19"/>
+                <w:szCs w:val="19"/>
+              </w:rPr>
+              <w:t xml:space="preserve">run_on_start</w:t>
+            </w:r>
+          </w:p>
+        </w:tc>
+      </w:tr>
+    </w:tbl>
+    <w:p>
+      <w:pPr>
+        <w:spacing w:after="60"/>
+      </w:pPr>
+    </w:p>
+    <w:p>
+      <w:pPr>
+        <w:pStyle w:val="Heading1"/>
+        <w:spacing w:after="120" w:before="320"/>
+      </w:pPr>
+      <w:r>
+        <w:t>Bugs fixed — session-specific</w:t>
+      </w:r>
+    </w:p>
+    <w:p>
+      <w:pPr>
+        <w:spacing w:after="160"/>
+      </w:pPr>
+      <w:r>
+        <w:t>Symptoms of this exact environment (a memory-capped WSL2 VM running one long-lived container), not defects in any upstream project. Listed so a re-run hits the same wall for a shorter time.</w:t>
+      </w:r>
+    </w:p>
+    <w:tbl>
+      <w:tblPr>
+        <w:tblW w:type="pct" w:w="100%"/>
+        <w:tblBorders>
+          <w:top w:val="single" w:color="auto" w:sz="4"/>
+          <w:left w:val="single" w:color="auto" w:sz="4"/>
+          <w:bottom w:val="single" w:color="auto" w:sz="4"/>
+          <w:right w:val="single" w:color="auto" w:sz="4"/>
+          <w:insideH w:val="single" w:color="auto" w:sz="4"/>
+          <w:insideV w:val="single" w:color="auto" w:sz="4"/>
+        </w:tblBorders>
+      </w:tblPr>
+      <w:tblGrid>
+        <w:gridCol w:w="100"/>
+        <w:gridCol w:w="100"/>
+        <w:gridCol w:w="100"/>
+      </w:tblGrid>
+      <w:tr>
+        <w:trPr>
+          <w:tblHeader/>
+        </w:trPr>
+        <w:tc>
+          <w:tcPr>
+            <w:tcW w:type="pct" w:w="33%"/>
+            <w:shd w:fill="DEE3E0" w:val="clear"/>
+            <w:tcMar>
+              <w:top w:type="dxa" w:w="80"/>
+              <w:left w:type="dxa" w:w="100"/>
+              <w:bottom w:type="dxa" w:w="80"/>
+              <w:right w:type="dxa" w:w="100"/>
+            </w:tcMar>
+          </w:tcPr>
+          <w:p>
+            <w:r>
+              <w:rPr>
+                <w:b/>
+                <w:bCs/>
                 <w:i w:val="false"/>
                 <w:iCs w:val="false"/>
               </w:rPr>
@@ -29103,7 +38908,7 @@
         <w:spacing w:before="240"/>
       </w:pPr>
       <w:r>
-        <w:t>Headless_Task-Grounded_Pick-and-Sort-and-Place_in_Gazebo report · written 2026-09-23 · commit 3319973 on main · Tomislav Ilic · updated 2026-10-04</w:t>
+        <w:t>Headless_Task-Grounded_Pick-and-Sort-and-Place_in_Gazebo report · written 2026-09-23 · commit 3319973 on main · Tomislav Ilic · updated 2026-10-04 · updated 2026-10-10 · updated 2026-10-30</w:t>
       </w:r>
     </w:p>
     <w:p>
